--- a/SHS/Group 6_Manuscript_Raw.docx
+++ b/SHS/Group 6_Manuscript_Raw.docx
@@ -872,8 +872,19 @@
           <w:lang w:val="en-US"/>
         </w:rPr>
         <w:lastRenderedPageBreak/>
-        <w:t>Background of the Study</w:t>
-      </w:r>
+        <w:t xml:space="preserve">Background of </w:t>
+      </w:r>
+      <w:proofErr w:type="gramStart"/>
+      <w:r>
+        <w:rPr>
+          <w:rFonts w:ascii="Arial" w:hAnsi="Arial" w:cs="Arial"/>
+          <w:b/>
+          <w:bCs/>
+          <w:lang w:val="en-US"/>
+        </w:rPr>
+        <w:t>the Study</w:t>
+      </w:r>
+      <w:proofErr w:type="gramEnd"/>
     </w:p>
     <w:p>
       <w:pPr>
@@ -982,6 +993,90 @@
     </w:p>
     <w:p>
       <w:pPr>
+        <w:spacing w:after="0" w:line="480" w:lineRule="auto"/>
+        <w:jc w:val="both"/>
+        <w:rPr>
+          <w:rFonts w:ascii="Arial" w:hAnsi="Arial" w:cs="Arial"/>
+          <w:b/>
+          <w:bCs/>
+        </w:rPr>
+      </w:pPr>
+      <w:r>
+        <w:rPr>
+          <w:rFonts w:ascii="Arial" w:hAnsi="Arial" w:cs="Arial"/>
+          <w:b/>
+          <w:bCs/>
+        </w:rPr>
+        <w:t>Atwood's</w:t>
+      </w:r>
+      <w:r>
+        <w:rPr>
+          <w:rFonts w:ascii="Arial" w:hAnsi="Arial" w:cs="Arial"/>
+          <w:b/>
+          <w:bCs/>
+        </w:rPr>
+        <w:t xml:space="preserve"> L</w:t>
+      </w:r>
+      <w:r>
+        <w:rPr>
+          <w:rFonts w:ascii="Arial" w:hAnsi="Arial" w:cs="Arial"/>
+          <w:b/>
+          <w:bCs/>
+        </w:rPr>
+        <w:t>aw</w:t>
+      </w:r>
+    </w:p>
+    <w:p>
+      <w:pPr>
+        <w:spacing w:after="0" w:line="480" w:lineRule="auto"/>
+        <w:jc w:val="both"/>
+        <w:rPr>
+          <w:rFonts w:ascii="Arial" w:hAnsi="Arial" w:cs="Arial"/>
+          <w:b/>
+          <w:bCs/>
+        </w:rPr>
+      </w:pPr>
+      <w:r>
+        <w:rPr>
+          <w:rFonts w:ascii="Arial" w:hAnsi="Arial" w:cs="Arial"/>
+          <w:b/>
+          <w:bCs/>
+        </w:rPr>
+        <w:t>E-learning theory</w:t>
+      </w:r>
+    </w:p>
+    <w:p>
+      <w:pPr>
+        <w:spacing w:after="0" w:line="480" w:lineRule="auto"/>
+        <w:jc w:val="both"/>
+        <w:rPr>
+          <w:rFonts w:ascii="Arial" w:hAnsi="Arial" w:cs="Arial"/>
+          <w:b/>
+          <w:bCs/>
+        </w:rPr>
+      </w:pPr>
+      <w:r>
+        <w:rPr>
+          <w:rFonts w:ascii="Arial" w:hAnsi="Arial" w:cs="Arial"/>
+          <w:b/>
+          <w:bCs/>
+        </w:rPr>
+        <w:t>Game-based learning</w:t>
+      </w:r>
+    </w:p>
+    <w:p>
+      <w:pPr>
+        <w:spacing w:after="0" w:line="480" w:lineRule="auto"/>
+        <w:jc w:val="both"/>
+        <w:rPr>
+          <w:rFonts w:ascii="Arial" w:hAnsi="Arial" w:cs="Arial"/>
+          <w:b/>
+          <w:bCs/>
+        </w:rPr>
+      </w:pPr>
+    </w:p>
+    <w:p>
+      <w:pPr>
         <w:spacing w:line="480" w:lineRule="auto"/>
         <w:jc w:val="both"/>
         <w:rPr>
@@ -1191,7 +1286,6 @@
           <w:b/>
           <w:bCs/>
         </w:rPr>
-        <w:lastRenderedPageBreak/>
         <w:t>Conceptual Framework</w:t>
       </w:r>
     </w:p>
@@ -1266,6 +1360,624 @@
           <w:rFonts w:ascii="Arial" w:hAnsi="Arial" w:cs="Arial"/>
         </w:rPr>
       </w:pPr>
+      <w:r>
+        <w:rPr>
+          <w:rFonts w:ascii="Arial" w:hAnsi="Arial" w:cs="Arial"/>
+          <w:noProof/>
+          <w:lang w:eastAsia="en-PH"/>
+        </w:rPr>
+        <mc:AlternateContent>
+          <mc:Choice Requires="wps">
+            <w:drawing>
+              <wp:anchor distT="45720" distB="45720" distL="114300" distR="114300" simplePos="0" relativeHeight="251659264" behindDoc="1" locked="0" layoutInCell="1" allowOverlap="1" wp14:anchorId="0D58208D" wp14:editId="56AD10C7">
+                <wp:simplePos x="0" y="0"/>
+                <wp:positionH relativeFrom="margin">
+                  <wp:posOffset>17362</wp:posOffset>
+                </wp:positionH>
+                <wp:positionV relativeFrom="paragraph">
+                  <wp:posOffset>14082</wp:posOffset>
+                </wp:positionV>
+                <wp:extent cx="1504950" cy="3570789"/>
+                <wp:effectExtent l="0" t="0" r="19050" b="10795"/>
+                <wp:wrapNone/>
+                <wp:docPr id="217" name="Text Box 2"/>
+                <wp:cNvGraphicFramePr>
+                  <a:graphicFrameLocks xmlns:a="http://schemas.openxmlformats.org/drawingml/2006/main"/>
+                </wp:cNvGraphicFramePr>
+                <a:graphic xmlns:a="http://schemas.openxmlformats.org/drawingml/2006/main">
+                  <a:graphicData uri="http://schemas.microsoft.com/office/word/2010/wordprocessingShape">
+                    <wps:wsp>
+                      <wps:cNvSpPr txBox="1">
+                        <a:spLocks noChangeArrowheads="1"/>
+                      </wps:cNvSpPr>
+                      <wps:spPr bwMode="auto">
+                        <a:xfrm>
+                          <a:off x="0" y="0"/>
+                          <a:ext cx="1504950" cy="3570789"/>
+                        </a:xfrm>
+                        <a:prstGeom prst="rect">
+                          <a:avLst/>
+                        </a:prstGeom>
+                      </wps:spPr>
+                      <wps:style>
+                        <a:lnRef idx="2">
+                          <a:schemeClr val="dk1"/>
+                        </a:lnRef>
+                        <a:fillRef idx="1">
+                          <a:schemeClr val="lt1"/>
+                        </a:fillRef>
+                        <a:effectRef idx="0">
+                          <a:schemeClr val="dk1"/>
+                        </a:effectRef>
+                        <a:fontRef idx="minor">
+                          <a:schemeClr val="dk1"/>
+                        </a:fontRef>
+                      </wps:style>
+                      <wps:txbx>
+                        <w:txbxContent>
+                          <w:p>
+                            <w:pPr>
+                              <w:jc w:val="center"/>
+                              <w:rPr>
+                                <w:rFonts w:ascii="Arial" w:hAnsi="Arial" w:cs="Arial"/>
+                              </w:rPr>
+                            </w:pPr>
+                            <w:r>
+                              <w:rPr>
+                                <w:rFonts w:ascii="Arial" w:hAnsi="Arial" w:cs="Arial"/>
+                                <w:b/>
+                              </w:rPr>
+                              <w:t>INPUT</w:t>
+                            </w:r>
+                          </w:p>
+                          <w:p>
+                            <w:pPr>
+                              <w:rPr>
+                                <w:rFonts w:ascii="Arial" w:hAnsi="Arial" w:cs="Arial"/>
+                              </w:rPr>
+                            </w:pPr>
+                            <w:r>
+                              <w:rPr>
+                                <w:rFonts w:ascii="Arial" w:hAnsi="Arial" w:cs="Arial"/>
+                              </w:rPr>
+                              <w:t>- html</w:t>
+                            </w:r>
+                          </w:p>
+                          <w:p>
+                            <w:pPr>
+                              <w:rPr>
+                                <w:rFonts w:ascii="Arial" w:hAnsi="Arial" w:cs="Arial"/>
+                              </w:rPr>
+                            </w:pPr>
+                            <w:r>
+                              <w:rPr>
+                                <w:rFonts w:ascii="Arial" w:hAnsi="Arial" w:cs="Arial"/>
+                              </w:rPr>
+                              <w:t xml:space="preserve">- </w:t>
+                            </w:r>
+                            <w:proofErr w:type="spellStart"/>
+                            <w:r>
+                              <w:rPr>
+                                <w:rFonts w:ascii="Arial" w:hAnsi="Arial" w:cs="Arial"/>
+                              </w:rPr>
+                              <w:t>css</w:t>
+                            </w:r>
+                            <w:proofErr w:type="spellEnd"/>
+                          </w:p>
+                          <w:p>
+                            <w:pPr>
+                              <w:rPr>
+                                <w:rFonts w:ascii="Arial" w:hAnsi="Arial" w:cs="Arial"/>
+                              </w:rPr>
+                            </w:pPr>
+                            <w:r>
+                              <w:rPr>
+                                <w:rFonts w:ascii="Arial" w:hAnsi="Arial" w:cs="Arial"/>
+                              </w:rPr>
+                              <w:t xml:space="preserve">- </w:t>
+                            </w:r>
+                            <w:proofErr w:type="spellStart"/>
+                            <w:r>
+                              <w:rPr>
+                                <w:rFonts w:ascii="Arial" w:hAnsi="Arial" w:cs="Arial"/>
+                              </w:rPr>
+                              <w:t>js</w:t>
+                            </w:r>
+                            <w:proofErr w:type="spellEnd"/>
+                          </w:p>
+                          <w:p>
+                            <w:pPr>
+                              <w:rPr>
+                                <w:rFonts w:ascii="Arial" w:hAnsi="Arial" w:cs="Arial"/>
+                              </w:rPr>
+                            </w:pPr>
+                            <w:r>
+                              <w:rPr>
+                                <w:rFonts w:ascii="Arial" w:hAnsi="Arial" w:cs="Arial"/>
+                              </w:rPr>
+                              <w:t xml:space="preserve">- </w:t>
+                            </w:r>
+                            <w:proofErr w:type="spellStart"/>
+                            <w:r>
+                              <w:rPr>
+                                <w:rFonts w:ascii="Arial" w:hAnsi="Arial" w:cs="Arial"/>
+                              </w:rPr>
+                              <w:t>apache</w:t>
+                            </w:r>
+                            <w:proofErr w:type="spellEnd"/>
+                            <w:r>
+                              <w:rPr>
+                                <w:rFonts w:ascii="Arial" w:hAnsi="Arial" w:cs="Arial"/>
+                              </w:rPr>
+                              <w:t xml:space="preserve"> </w:t>
+                            </w:r>
+                            <w:proofErr w:type="spellStart"/>
+                            <w:r>
+                              <w:rPr>
+                                <w:rFonts w:ascii="Arial" w:hAnsi="Arial" w:cs="Arial"/>
+                              </w:rPr>
+                              <w:t>cordova</w:t>
+                            </w:r>
+                            <w:proofErr w:type="spellEnd"/>
+                          </w:p>
+                          <w:p>
+                            <w:pPr>
+                              <w:rPr>
+                                <w:rFonts w:ascii="Arial" w:hAnsi="Arial" w:cs="Arial"/>
+                              </w:rPr>
+                            </w:pPr>
+                            <w:r>
+                              <w:rPr>
+                                <w:rFonts w:ascii="Arial" w:hAnsi="Arial" w:cs="Arial"/>
+                              </w:rPr>
+                              <w:t>- electron</w:t>
+                            </w:r>
+                          </w:p>
+                          <w:p>
+                            <w:pPr>
+                              <w:rPr>
+                                <w:rFonts w:ascii="Arial" w:hAnsi="Arial" w:cs="Arial"/>
+                              </w:rPr>
+                            </w:pPr>
+                            <w:r>
+                              <w:rPr>
+                                <w:rFonts w:ascii="Arial" w:hAnsi="Arial" w:cs="Arial"/>
+                              </w:rPr>
+                              <w:t xml:space="preserve">- ionic </w:t>
+                            </w:r>
+                            <w:r>
+                              <w:rPr>
+                                <w:rFonts w:ascii="Arial" w:hAnsi="Arial" w:cs="Arial"/>
+                              </w:rPr>
+                              <w:t>web view</w:t>
+                            </w:r>
+                            <w:r>
+                              <w:rPr>
+                                <w:rFonts w:ascii="Arial" w:hAnsi="Arial" w:cs="Arial"/>
+                              </w:rPr>
+                              <w:t xml:space="preserve"> for </w:t>
+                            </w:r>
+                            <w:proofErr w:type="spellStart"/>
+                            <w:r>
+                              <w:rPr>
+                                <w:rFonts w:ascii="Arial" w:hAnsi="Arial" w:cs="Arial"/>
+                              </w:rPr>
+                              <w:t>cordova</w:t>
+                            </w:r>
+                            <w:proofErr w:type="spellEnd"/>
+                          </w:p>
+                          <w:p>
+                            <w:pPr>
+                              <w:rPr>
+                                <w:rFonts w:ascii="Arial" w:hAnsi="Arial" w:cs="Arial"/>
+                              </w:rPr>
+                            </w:pPr>
+                            <w:r>
+                              <w:rPr>
+                                <w:rFonts w:ascii="Arial" w:hAnsi="Arial" w:cs="Arial"/>
+                              </w:rPr>
+                              <w:t xml:space="preserve">- </w:t>
+                            </w:r>
+                            <w:proofErr w:type="spellStart"/>
+                            <w:r>
+                              <w:rPr>
+                                <w:rFonts w:ascii="Arial" w:hAnsi="Arial" w:cs="Arial"/>
+                              </w:rPr>
+                              <w:t>jdk</w:t>
+                            </w:r>
+                            <w:proofErr w:type="spellEnd"/>
+                            <w:r>
+                              <w:rPr>
+                                <w:rFonts w:ascii="Arial" w:hAnsi="Arial" w:cs="Arial"/>
+                              </w:rPr>
+                              <w:t xml:space="preserve"> 17</w:t>
+                            </w:r>
+                          </w:p>
+                          <w:p>
+                            <w:pPr>
+                              <w:rPr>
+                                <w:rFonts w:ascii="Arial" w:hAnsi="Arial" w:cs="Arial"/>
+                              </w:rPr>
+                            </w:pPr>
+                            <w:r>
+                              <w:rPr>
+                                <w:rFonts w:ascii="Arial" w:hAnsi="Arial" w:cs="Arial"/>
+                              </w:rPr>
+                              <w:t xml:space="preserve">- </w:t>
+                            </w:r>
+                            <w:proofErr w:type="spellStart"/>
+                            <w:r>
+                              <w:rPr>
+                                <w:rFonts w:ascii="Arial" w:hAnsi="Arial" w:cs="Arial"/>
+                              </w:rPr>
+                              <w:t>gradle</w:t>
+                            </w:r>
+                            <w:proofErr w:type="spellEnd"/>
+                          </w:p>
+                          <w:p>
+                            <w:pPr>
+                              <w:rPr>
+                                <w:rFonts w:ascii="Arial" w:hAnsi="Arial" w:cs="Arial"/>
+                              </w:rPr>
+                            </w:pPr>
+                            <w:r>
+                              <w:rPr>
+                                <w:rFonts w:ascii="Arial" w:hAnsi="Arial" w:cs="Arial"/>
+                              </w:rPr>
+                              <w:t xml:space="preserve">- android </w:t>
+                            </w:r>
+                            <w:proofErr w:type="spellStart"/>
+                            <w:r>
+                              <w:rPr>
+                                <w:rFonts w:ascii="Arial" w:hAnsi="Arial" w:cs="Arial"/>
+                              </w:rPr>
+                              <w:t>sdk</w:t>
+                            </w:r>
+                            <w:proofErr w:type="spellEnd"/>
+                          </w:p>
+                          <w:p>
+                            <w:pPr>
+                              <w:rPr>
+                                <w:rFonts w:ascii="Arial" w:hAnsi="Arial" w:cs="Arial"/>
+                              </w:rPr>
+                            </w:pPr>
+                          </w:p>
+                          <w:p>
+                            <w:pPr>
+                              <w:rPr>
+                                <w:rFonts w:ascii="Arial" w:hAnsi="Arial" w:cs="Arial"/>
+                              </w:rPr>
+                            </w:pPr>
+                          </w:p>
+                          <w:p>
+                            <w:pPr>
+                              <w:jc w:val="center"/>
+                              <w:rPr>
+                                <w:rFonts w:ascii="Arial" w:hAnsi="Arial" w:cs="Arial"/>
+                              </w:rPr>
+                            </w:pPr>
+                          </w:p>
+                          <w:p>
+                            <w:pPr>
+                              <w:jc w:val="center"/>
+                              <w:rPr>
+                                <w:rFonts w:ascii="Arial" w:hAnsi="Arial" w:cs="Arial"/>
+                              </w:rPr>
+                            </w:pPr>
+                          </w:p>
+                          <w:p>
+                            <w:pPr>
+                              <w:jc w:val="center"/>
+                              <w:rPr>
+                                <w:rFonts w:ascii="Arial" w:hAnsi="Arial" w:cs="Arial"/>
+                              </w:rPr>
+                            </w:pPr>
+                          </w:p>
+                          <w:p>
+                            <w:pPr>
+                              <w:jc w:val="center"/>
+                              <w:rPr>
+                                <w:rFonts w:ascii="Arial" w:hAnsi="Arial" w:cs="Arial"/>
+                              </w:rPr>
+                            </w:pPr>
+                          </w:p>
+                        </w:txbxContent>
+                      </wps:txbx>
+                      <wps:bodyPr rot="0" vert="horz" wrap="square" lIns="91440" tIns="45720" rIns="91440" bIns="45720" anchor="t" anchorCtr="0">
+                        <a:noAutofit/>
+                      </wps:bodyPr>
+                    </wps:wsp>
+                  </a:graphicData>
+                </a:graphic>
+                <wp14:sizeRelV relativeFrom="margin">
+                  <wp14:pctHeight>0</wp14:pctHeight>
+                </wp14:sizeRelV>
+              </wp:anchor>
+            </w:drawing>
+          </mc:Choice>
+          <mc:Fallback>
+            <w:pict>
+              <v:shapetype w14:anchorId="0D58208D" id="_x0000_t202" coordsize="21600,21600" o:spt="202" path="m,l,21600r21600,l21600,xe">
+                <v:stroke joinstyle="miter"/>
+                <v:path gradientshapeok="t" o:connecttype="rect"/>
+              </v:shapetype>
+              <v:shape id="Text Box 2" o:spid="_x0000_s1026" type="#_x0000_t202" style="position:absolute;left:0;text-align:left;margin-left:1.35pt;margin-top:1.1pt;width:118.5pt;height:281.15pt;z-index:-251657216;visibility:visible;mso-wrap-style:square;mso-height-percent:0;mso-wrap-distance-left:9pt;mso-wrap-distance-top:3.6pt;mso-wrap-distance-right:9pt;mso-wrap-distance-bottom:3.6pt;mso-position-horizontal:absolute;mso-position-horizontal-relative:margin;mso-position-vertical:absolute;mso-position-vertical-relative:text;mso-height-percent:0;mso-height-relative:margin;v-text-anchor:top" o:gfxdata="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" fillcolor="white [3201]" strokecolor="black [3200]" strokeweight="1pt">
+                <v:textbox>
+                  <w:txbxContent>
+                    <w:p>
+                      <w:pPr>
+                        <w:jc w:val="center"/>
+                        <w:rPr>
+                          <w:rFonts w:ascii="Arial" w:hAnsi="Arial" w:cs="Arial"/>
+                        </w:rPr>
+                      </w:pPr>
+                      <w:r>
+                        <w:rPr>
+                          <w:rFonts w:ascii="Arial" w:hAnsi="Arial" w:cs="Arial"/>
+                          <w:b/>
+                        </w:rPr>
+                        <w:t>INPUT</w:t>
+                      </w:r>
+                    </w:p>
+                    <w:p>
+                      <w:pPr>
+                        <w:rPr>
+                          <w:rFonts w:ascii="Arial" w:hAnsi="Arial" w:cs="Arial"/>
+                        </w:rPr>
+                      </w:pPr>
+                      <w:r>
+                        <w:rPr>
+                          <w:rFonts w:ascii="Arial" w:hAnsi="Arial" w:cs="Arial"/>
+                        </w:rPr>
+                        <w:t>- html</w:t>
+                      </w:r>
+                    </w:p>
+                    <w:p>
+                      <w:pPr>
+                        <w:rPr>
+                          <w:rFonts w:ascii="Arial" w:hAnsi="Arial" w:cs="Arial"/>
+                        </w:rPr>
+                      </w:pPr>
+                      <w:r>
+                        <w:rPr>
+                          <w:rFonts w:ascii="Arial" w:hAnsi="Arial" w:cs="Arial"/>
+                        </w:rPr>
+                        <w:t xml:space="preserve">- </w:t>
+                      </w:r>
+                      <w:proofErr w:type="spellStart"/>
+                      <w:r>
+                        <w:rPr>
+                          <w:rFonts w:ascii="Arial" w:hAnsi="Arial" w:cs="Arial"/>
+                        </w:rPr>
+                        <w:t>css</w:t>
+                      </w:r>
+                      <w:proofErr w:type="spellEnd"/>
+                    </w:p>
+                    <w:p>
+                      <w:pPr>
+                        <w:rPr>
+                          <w:rFonts w:ascii="Arial" w:hAnsi="Arial" w:cs="Arial"/>
+                        </w:rPr>
+                      </w:pPr>
+                      <w:r>
+                        <w:rPr>
+                          <w:rFonts w:ascii="Arial" w:hAnsi="Arial" w:cs="Arial"/>
+                        </w:rPr>
+                        <w:t xml:space="preserve">- </w:t>
+                      </w:r>
+                      <w:proofErr w:type="spellStart"/>
+                      <w:r>
+                        <w:rPr>
+                          <w:rFonts w:ascii="Arial" w:hAnsi="Arial" w:cs="Arial"/>
+                        </w:rPr>
+                        <w:t>js</w:t>
+                      </w:r>
+                      <w:proofErr w:type="spellEnd"/>
+                    </w:p>
+                    <w:p>
+                      <w:pPr>
+                        <w:rPr>
+                          <w:rFonts w:ascii="Arial" w:hAnsi="Arial" w:cs="Arial"/>
+                        </w:rPr>
+                      </w:pPr>
+                      <w:r>
+                        <w:rPr>
+                          <w:rFonts w:ascii="Arial" w:hAnsi="Arial" w:cs="Arial"/>
+                        </w:rPr>
+                        <w:t xml:space="preserve">- </w:t>
+                      </w:r>
+                      <w:proofErr w:type="spellStart"/>
+                      <w:r>
+                        <w:rPr>
+                          <w:rFonts w:ascii="Arial" w:hAnsi="Arial" w:cs="Arial"/>
+                        </w:rPr>
+                        <w:t>apache</w:t>
+                      </w:r>
+                      <w:proofErr w:type="spellEnd"/>
+                      <w:r>
+                        <w:rPr>
+                          <w:rFonts w:ascii="Arial" w:hAnsi="Arial" w:cs="Arial"/>
+                        </w:rPr>
+                        <w:t xml:space="preserve"> </w:t>
+                      </w:r>
+                      <w:proofErr w:type="spellStart"/>
+                      <w:r>
+                        <w:rPr>
+                          <w:rFonts w:ascii="Arial" w:hAnsi="Arial" w:cs="Arial"/>
+                        </w:rPr>
+                        <w:t>cordova</w:t>
+                      </w:r>
+                      <w:proofErr w:type="spellEnd"/>
+                    </w:p>
+                    <w:p>
+                      <w:pPr>
+                        <w:rPr>
+                          <w:rFonts w:ascii="Arial" w:hAnsi="Arial" w:cs="Arial"/>
+                        </w:rPr>
+                      </w:pPr>
+                      <w:r>
+                        <w:rPr>
+                          <w:rFonts w:ascii="Arial" w:hAnsi="Arial" w:cs="Arial"/>
+                        </w:rPr>
+                        <w:t>- electron</w:t>
+                      </w:r>
+                    </w:p>
+                    <w:p>
+                      <w:pPr>
+                        <w:rPr>
+                          <w:rFonts w:ascii="Arial" w:hAnsi="Arial" w:cs="Arial"/>
+                        </w:rPr>
+                      </w:pPr>
+                      <w:r>
+                        <w:rPr>
+                          <w:rFonts w:ascii="Arial" w:hAnsi="Arial" w:cs="Arial"/>
+                        </w:rPr>
+                        <w:t xml:space="preserve">- ionic </w:t>
+                      </w:r>
+                      <w:r>
+                        <w:rPr>
+                          <w:rFonts w:ascii="Arial" w:hAnsi="Arial" w:cs="Arial"/>
+                        </w:rPr>
+                        <w:t>web view</w:t>
+                      </w:r>
+                      <w:r>
+                        <w:rPr>
+                          <w:rFonts w:ascii="Arial" w:hAnsi="Arial" w:cs="Arial"/>
+                        </w:rPr>
+                        <w:t xml:space="preserve"> for </w:t>
+                      </w:r>
+                      <w:proofErr w:type="spellStart"/>
+                      <w:r>
+                        <w:rPr>
+                          <w:rFonts w:ascii="Arial" w:hAnsi="Arial" w:cs="Arial"/>
+                        </w:rPr>
+                        <w:t>cordova</w:t>
+                      </w:r>
+                      <w:proofErr w:type="spellEnd"/>
+                    </w:p>
+                    <w:p>
+                      <w:pPr>
+                        <w:rPr>
+                          <w:rFonts w:ascii="Arial" w:hAnsi="Arial" w:cs="Arial"/>
+                        </w:rPr>
+                      </w:pPr>
+                      <w:r>
+                        <w:rPr>
+                          <w:rFonts w:ascii="Arial" w:hAnsi="Arial" w:cs="Arial"/>
+                        </w:rPr>
+                        <w:t xml:space="preserve">- </w:t>
+                      </w:r>
+                      <w:proofErr w:type="spellStart"/>
+                      <w:r>
+                        <w:rPr>
+                          <w:rFonts w:ascii="Arial" w:hAnsi="Arial" w:cs="Arial"/>
+                        </w:rPr>
+                        <w:t>jdk</w:t>
+                      </w:r>
+                      <w:proofErr w:type="spellEnd"/>
+                      <w:r>
+                        <w:rPr>
+                          <w:rFonts w:ascii="Arial" w:hAnsi="Arial" w:cs="Arial"/>
+                        </w:rPr>
+                        <w:t xml:space="preserve"> 17</w:t>
+                      </w:r>
+                    </w:p>
+                    <w:p>
+                      <w:pPr>
+                        <w:rPr>
+                          <w:rFonts w:ascii="Arial" w:hAnsi="Arial" w:cs="Arial"/>
+                        </w:rPr>
+                      </w:pPr>
+                      <w:r>
+                        <w:rPr>
+                          <w:rFonts w:ascii="Arial" w:hAnsi="Arial" w:cs="Arial"/>
+                        </w:rPr>
+                        <w:t xml:space="preserve">- </w:t>
+                      </w:r>
+                      <w:proofErr w:type="spellStart"/>
+                      <w:r>
+                        <w:rPr>
+                          <w:rFonts w:ascii="Arial" w:hAnsi="Arial" w:cs="Arial"/>
+                        </w:rPr>
+                        <w:t>gradle</w:t>
+                      </w:r>
+                      <w:proofErr w:type="spellEnd"/>
+                    </w:p>
+                    <w:p>
+                      <w:pPr>
+                        <w:rPr>
+                          <w:rFonts w:ascii="Arial" w:hAnsi="Arial" w:cs="Arial"/>
+                        </w:rPr>
+                      </w:pPr>
+                      <w:r>
+                        <w:rPr>
+                          <w:rFonts w:ascii="Arial" w:hAnsi="Arial" w:cs="Arial"/>
+                        </w:rPr>
+                        <w:t xml:space="preserve">- android </w:t>
+                      </w:r>
+                      <w:proofErr w:type="spellStart"/>
+                      <w:r>
+                        <w:rPr>
+                          <w:rFonts w:ascii="Arial" w:hAnsi="Arial" w:cs="Arial"/>
+                        </w:rPr>
+                        <w:t>sdk</w:t>
+                      </w:r>
+                      <w:proofErr w:type="spellEnd"/>
+                    </w:p>
+                    <w:p>
+                      <w:pPr>
+                        <w:rPr>
+                          <w:rFonts w:ascii="Arial" w:hAnsi="Arial" w:cs="Arial"/>
+                        </w:rPr>
+                      </w:pPr>
+                    </w:p>
+                    <w:p>
+                      <w:pPr>
+                        <w:rPr>
+                          <w:rFonts w:ascii="Arial" w:hAnsi="Arial" w:cs="Arial"/>
+                        </w:rPr>
+                      </w:pPr>
+                    </w:p>
+                    <w:p>
+                      <w:pPr>
+                        <w:jc w:val="center"/>
+                        <w:rPr>
+                          <w:rFonts w:ascii="Arial" w:hAnsi="Arial" w:cs="Arial"/>
+                        </w:rPr>
+                      </w:pPr>
+                    </w:p>
+                    <w:p>
+                      <w:pPr>
+                        <w:jc w:val="center"/>
+                        <w:rPr>
+                          <w:rFonts w:ascii="Arial" w:hAnsi="Arial" w:cs="Arial"/>
+                        </w:rPr>
+                      </w:pPr>
+                    </w:p>
+                    <w:p>
+                      <w:pPr>
+                        <w:jc w:val="center"/>
+                        <w:rPr>
+                          <w:rFonts w:ascii="Arial" w:hAnsi="Arial" w:cs="Arial"/>
+                        </w:rPr>
+                      </w:pPr>
+                    </w:p>
+                    <w:p>
+                      <w:pPr>
+                        <w:jc w:val="center"/>
+                        <w:rPr>
+                          <w:rFonts w:ascii="Arial" w:hAnsi="Arial" w:cs="Arial"/>
+                        </w:rPr>
+                      </w:pPr>
+                    </w:p>
+                  </w:txbxContent>
+                </v:textbox>
+                <w10:wrap anchorx="margin"/>
+              </v:shape>
+            </w:pict>
+          </mc:Fallback>
+        </mc:AlternateContent>
+      </w:r>
       <w:r>
         <w:rPr>
           <w:rFonts w:ascii="Arial" w:hAnsi="Arial" w:cs="Arial"/>
@@ -1338,32 +2050,61 @@
                           </w:p>
                           <w:p>
                             <w:pPr>
-                              <w:pStyle w:val="ListBullet"/>
-                              <w:numPr>
-                                <w:ilvl w:val="0"/>
-                                <w:numId w:val="0"/>
-                              </w:numPr>
-                              <w:ind w:left="360"/>
                               <w:rPr>
                                 <w:rFonts w:ascii="Arial" w:hAnsi="Arial" w:cs="Arial"/>
                               </w:rPr>
                             </w:pPr>
+                            <w:r>
+                              <w:rPr>
+                                <w:rFonts w:ascii="Arial" w:hAnsi="Arial" w:cs="Arial"/>
+                              </w:rPr>
+                              <w:t>- conceptualization</w:t>
+                            </w:r>
                           </w:p>
                           <w:p>
                             <w:pPr>
-                              <w:jc w:val="center"/>
                               <w:rPr>
                                 <w:rFonts w:ascii="Arial" w:hAnsi="Arial" w:cs="Arial"/>
                               </w:rPr>
                             </w:pPr>
+                            <w:r>
+                              <w:rPr>
+                                <w:rFonts w:ascii="Arial" w:hAnsi="Arial" w:cs="Arial"/>
+                              </w:rPr>
+                              <w:t>- development and designing</w:t>
+                            </w:r>
                           </w:p>
                           <w:p>
                             <w:pPr>
-                              <w:jc w:val="center"/>
                               <w:rPr>
                                 <w:rFonts w:ascii="Arial" w:hAnsi="Arial" w:cs="Arial"/>
                               </w:rPr>
                             </w:pPr>
+                            <w:r>
+                              <w:rPr>
+                                <w:rFonts w:ascii="Arial" w:hAnsi="Arial" w:cs="Arial"/>
+                              </w:rPr>
+                              <w:t xml:space="preserve">- </w:t>
+                            </w:r>
+                            <w:r>
+                              <w:rPr>
+                                <w:rFonts w:ascii="Arial" w:hAnsi="Arial" w:cs="Arial"/>
+                              </w:rPr>
+                              <w:t>testing</w:t>
+                            </w:r>
+                          </w:p>
+                          <w:p>
+                            <w:pPr>
+                              <w:rPr>
+                                <w:rFonts w:ascii="Arial" w:hAnsi="Arial" w:cs="Arial"/>
+                              </w:rPr>
+                            </w:pPr>
+                            <w:r>
+                              <w:rPr>
+                                <w:rFonts w:ascii="Arial" w:hAnsi="Arial" w:cs="Arial"/>
+                              </w:rPr>
+                              <w:t>- bug fixing and finalization</w:t>
+                            </w:r>
                           </w:p>
                         </w:txbxContent>
                       </wps:txbx>
@@ -1378,11 +2119,7 @@
           </mc:Choice>
           <mc:Fallback>
             <w:pict>
-              <v:shapetype w14:anchorId="76AC04FD" id="_x0000_t202" coordsize="21600,21600" o:spt="202" path="m,l,21600r21600,l21600,xe">
-                <v:stroke joinstyle="miter"/>
-                <v:path gradientshapeok="t" o:connecttype="rect"/>
-              </v:shapetype>
-              <v:shape id="Text Box 2" o:spid="_x0000_s1026" type="#_x0000_t202" style="position:absolute;left:0;text-align:left;margin-left:153pt;margin-top:1.05pt;width:118.5pt;height:243.15pt;z-index:-251656192;visibility:visible;mso-wrap-style:square;mso-wrap-distance-left:9pt;mso-wrap-distance-top:3.6pt;mso-wrap-distance-right:9pt;mso-wrap-distance-bottom:3.6pt;mso-position-horizontal:absolute;mso-position-horizontal-relative:margin;mso-position-vertical:absolute;mso-position-vertical-relative:text;v-text-anchor:top" o:gfxdata="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" fillcolor="white [3201]" strokecolor="black [3200]" strokeweight="1pt">
+              <v:shape w14:anchorId="76AC04FD" id="_x0000_s1027" type="#_x0000_t202" style="position:absolute;left:0;text-align:left;margin-left:153pt;margin-top:1.05pt;width:118.5pt;height:243.15pt;z-index:-251656192;visibility:visible;mso-wrap-style:square;mso-wrap-distance-left:9pt;mso-wrap-distance-top:3.6pt;mso-wrap-distance-right:9pt;mso-wrap-distance-bottom:3.6pt;mso-position-horizontal:absolute;mso-position-horizontal-relative:margin;mso-position-vertical:absolute;mso-position-vertical-relative:text;v-text-anchor:top" o:gfxdata="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" fillcolor="white [3201]" strokecolor="black [3200]" strokeweight="1pt">
                 <v:textbox>
                   <w:txbxContent>
                     <w:p>
@@ -1402,32 +2139,61 @@
                     </w:p>
                     <w:p>
                       <w:pPr>
-                        <w:pStyle w:val="ListBullet"/>
-                        <w:numPr>
-                          <w:ilvl w:val="0"/>
-                          <w:numId w:val="0"/>
-                        </w:numPr>
-                        <w:ind w:left="360"/>
                         <w:rPr>
                           <w:rFonts w:ascii="Arial" w:hAnsi="Arial" w:cs="Arial"/>
                         </w:rPr>
                       </w:pPr>
+                      <w:r>
+                        <w:rPr>
+                          <w:rFonts w:ascii="Arial" w:hAnsi="Arial" w:cs="Arial"/>
+                        </w:rPr>
+                        <w:t>- conceptualization</w:t>
+                      </w:r>
                     </w:p>
                     <w:p>
                       <w:pPr>
-                        <w:jc w:val="center"/>
                         <w:rPr>
                           <w:rFonts w:ascii="Arial" w:hAnsi="Arial" w:cs="Arial"/>
                         </w:rPr>
                       </w:pPr>
+                      <w:r>
+                        <w:rPr>
+                          <w:rFonts w:ascii="Arial" w:hAnsi="Arial" w:cs="Arial"/>
+                        </w:rPr>
+                        <w:t>- development and designing</w:t>
+                      </w:r>
                     </w:p>
                     <w:p>
                       <w:pPr>
-                        <w:jc w:val="center"/>
                         <w:rPr>
                           <w:rFonts w:ascii="Arial" w:hAnsi="Arial" w:cs="Arial"/>
                         </w:rPr>
                       </w:pPr>
+                      <w:r>
+                        <w:rPr>
+                          <w:rFonts w:ascii="Arial" w:hAnsi="Arial" w:cs="Arial"/>
+                        </w:rPr>
+                        <w:t xml:space="preserve">- </w:t>
+                      </w:r>
+                      <w:r>
+                        <w:rPr>
+                          <w:rFonts w:ascii="Arial" w:hAnsi="Arial" w:cs="Arial"/>
+                        </w:rPr>
+                        <w:t>testing</w:t>
+                      </w:r>
+                    </w:p>
+                    <w:p>
+                      <w:pPr>
+                        <w:rPr>
+                          <w:rFonts w:ascii="Arial" w:hAnsi="Arial" w:cs="Arial"/>
+                        </w:rPr>
+                      </w:pPr>
+                      <w:r>
+                        <w:rPr>
+                          <w:rFonts w:ascii="Arial" w:hAnsi="Arial" w:cs="Arial"/>
+                        </w:rPr>
+                        <w:t>- bug fixing and finalization</w:t>
+                      </w:r>
                     </w:p>
                   </w:txbxContent>
                 </v:textbox>
@@ -1446,7 +2212,7 @@
         <mc:AlternateContent>
           <mc:Choice Requires="wps">
             <w:drawing>
-              <wp:anchor distT="45720" distB="45720" distL="114300" distR="114300" simplePos="0" relativeHeight="251661312" behindDoc="1" locked="0" layoutInCell="1" allowOverlap="1" wp14:anchorId="31AE831C" wp14:editId="0EE8A03E">
+              <wp:anchor distT="45720" distB="45720" distL="114300" distR="114300" simplePos="0" relativeHeight="251661312" behindDoc="1" locked="0" layoutInCell="1" allowOverlap="1" wp14:anchorId="31AE831C" wp14:editId="445B43FB">
                 <wp:simplePos x="0" y="0"/>
                 <wp:positionH relativeFrom="margin">
                   <wp:posOffset>3912318</wp:posOffset>
@@ -1509,11 +2275,24 @@
                           </w:p>
                           <w:p>
                             <w:pPr>
-                              <w:jc w:val="center"/>
                               <w:rPr>
                                 <w:rFonts w:ascii="Arial" w:hAnsi="Arial" w:cs="Arial"/>
                               </w:rPr>
                             </w:pPr>
+                            <w:r>
+                              <w:rPr>
+                                <w:rFonts w:ascii="Arial" w:hAnsi="Arial" w:cs="Arial"/>
+                              </w:rPr>
+                              <w:t xml:space="preserve">- </w:t>
+                            </w:r>
+                            <w:proofErr w:type="spellStart"/>
+                            <w:r>
+                              <w:rPr>
+                                <w:rFonts w:ascii="Arial" w:hAnsi="Arial" w:cs="Arial"/>
+                              </w:rPr>
+                              <w:t>quieazy</w:t>
+                            </w:r>
+                            <w:proofErr w:type="spellEnd"/>
                           </w:p>
                         </w:txbxContent>
                       </wps:txbx>
@@ -1528,7 +2307,7 @@
           </mc:Choice>
           <mc:Fallback>
             <w:pict>
-              <v:shape w14:anchorId="31AE831C" id="_x0000_s1027" type="#_x0000_t202" style="position:absolute;left:0;text-align:left;margin-left:308.05pt;margin-top:.7pt;width:118.5pt;height:238pt;z-index:-251655168;visibility:visible;mso-wrap-style:square;mso-wrap-distance-left:9pt;mso-wrap-distance-top:3.6pt;mso-wrap-distance-right:9pt;mso-wrap-distance-bottom:3.6pt;mso-position-horizontal:absolute;mso-position-horizontal-relative:margin;mso-position-vertical:absolute;mso-position-vertical-relative:text;v-text-anchor:top" o:gfxdata="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" fillcolor="white [3201]" strokecolor="black [3200]" strokeweight="1pt">
+              <v:shape w14:anchorId="31AE831C" id="_x0000_s1028" type="#_x0000_t202" style="position:absolute;left:0;text-align:left;margin-left:308.05pt;margin-top:.7pt;width:118.5pt;height:238pt;z-index:-251655168;visibility:visible;mso-wrap-style:square;mso-wrap-distance-left:9pt;mso-wrap-distance-top:3.6pt;mso-wrap-distance-right:9pt;mso-wrap-distance-bottom:3.6pt;mso-position-horizontal:absolute;mso-position-horizontal-relative:margin;mso-position-vertical:absolute;mso-position-vertical-relative:text;v-text-anchor:top" o:gfxdata="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" fillcolor="white [3201]" strokecolor="black [3200]" strokeweight="1pt">
                 <v:textbox>
                   <w:txbxContent>
                     <w:p>
@@ -1548,162 +2327,6 @@
                     </w:p>
                     <w:p>
                       <w:pPr>
-                        <w:jc w:val="center"/>
-                        <w:rPr>
-                          <w:rFonts w:ascii="Arial" w:hAnsi="Arial" w:cs="Arial"/>
-                        </w:rPr>
-                      </w:pPr>
-                    </w:p>
-                  </w:txbxContent>
-                </v:textbox>
-                <w10:wrap anchorx="margin"/>
-              </v:shape>
-            </w:pict>
-          </mc:Fallback>
-        </mc:AlternateContent>
-      </w:r>
-      <w:r>
-        <w:rPr>
-          <w:rFonts w:ascii="Arial" w:hAnsi="Arial" w:cs="Arial"/>
-          <w:noProof/>
-          <w:lang w:eastAsia="en-PH"/>
-        </w:rPr>
-        <mc:AlternateContent>
-          <mc:Choice Requires="wps">
-            <w:drawing>
-              <wp:anchor distT="45720" distB="45720" distL="114300" distR="114300" simplePos="0" relativeHeight="251659264" behindDoc="1" locked="0" layoutInCell="1" allowOverlap="1" wp14:anchorId="0D58208D" wp14:editId="08E57347">
-                <wp:simplePos x="0" y="0"/>
-                <wp:positionH relativeFrom="margin">
-                  <wp:posOffset>19050</wp:posOffset>
-                </wp:positionH>
-                <wp:positionV relativeFrom="paragraph">
-                  <wp:posOffset>12065</wp:posOffset>
-                </wp:positionV>
-                <wp:extent cx="1504950" cy="3073400"/>
-                <wp:effectExtent l="0" t="0" r="19050" b="12700"/>
-                <wp:wrapNone/>
-                <wp:docPr id="217" name="Text Box 2"/>
-                <wp:cNvGraphicFramePr>
-                  <a:graphicFrameLocks xmlns:a="http://schemas.openxmlformats.org/drawingml/2006/main"/>
-                </wp:cNvGraphicFramePr>
-                <a:graphic xmlns:a="http://schemas.openxmlformats.org/drawingml/2006/main">
-                  <a:graphicData uri="http://schemas.microsoft.com/office/word/2010/wordprocessingShape">
-                    <wps:wsp>
-                      <wps:cNvSpPr txBox="1">
-                        <a:spLocks noChangeArrowheads="1"/>
-                      </wps:cNvSpPr>
-                      <wps:spPr bwMode="auto">
-                        <a:xfrm>
-                          <a:off x="0" y="0"/>
-                          <a:ext cx="1504950" cy="3073400"/>
-                        </a:xfrm>
-                        <a:prstGeom prst="rect">
-                          <a:avLst/>
-                        </a:prstGeom>
-                      </wps:spPr>
-                      <wps:style>
-                        <a:lnRef idx="2">
-                          <a:schemeClr val="dk1"/>
-                        </a:lnRef>
-                        <a:fillRef idx="1">
-                          <a:schemeClr val="lt1"/>
-                        </a:fillRef>
-                        <a:effectRef idx="0">
-                          <a:schemeClr val="dk1"/>
-                        </a:effectRef>
-                        <a:fontRef idx="minor">
-                          <a:schemeClr val="dk1"/>
-                        </a:fontRef>
-                      </wps:style>
-                      <wps:txbx>
-                        <w:txbxContent>
-                          <w:p>
-                            <w:pPr>
-                              <w:jc w:val="center"/>
-                              <w:rPr>
-                                <w:rFonts w:ascii="Arial" w:hAnsi="Arial" w:cs="Arial"/>
-                              </w:rPr>
-                            </w:pPr>
-                            <w:r>
-                              <w:rPr>
-                                <w:rFonts w:ascii="Arial" w:hAnsi="Arial" w:cs="Arial"/>
-                                <w:b/>
-                              </w:rPr>
-                              <w:t>INPUT</w:t>
-                            </w:r>
-                          </w:p>
-                          <w:p>
-                            <w:pPr>
-                              <w:rPr>
-                                <w:rFonts w:ascii="Arial" w:hAnsi="Arial" w:cs="Arial"/>
-                              </w:rPr>
-                            </w:pPr>
-                          </w:p>
-                          <w:p>
-                            <w:pPr>
-                              <w:rPr>
-                                <w:rFonts w:ascii="Arial" w:hAnsi="Arial" w:cs="Arial"/>
-                              </w:rPr>
-                            </w:pPr>
-                          </w:p>
-                          <w:p>
-                            <w:pPr>
-                              <w:rPr>
-                                <w:rFonts w:ascii="Arial" w:hAnsi="Arial" w:cs="Arial"/>
-                              </w:rPr>
-                            </w:pPr>
-                          </w:p>
-                          <w:p>
-                            <w:pPr>
-                              <w:jc w:val="center"/>
-                              <w:rPr>
-                                <w:rFonts w:ascii="Arial" w:hAnsi="Arial" w:cs="Arial"/>
-                              </w:rPr>
-                            </w:pPr>
-                          </w:p>
-                          <w:p>
-                            <w:pPr>
-                              <w:jc w:val="center"/>
-                              <w:rPr>
-                                <w:rFonts w:ascii="Arial" w:hAnsi="Arial" w:cs="Arial"/>
-                              </w:rPr>
-                            </w:pPr>
-                          </w:p>
-                          <w:p>
-                            <w:pPr>
-                              <w:jc w:val="center"/>
-                              <w:rPr>
-                                <w:rFonts w:ascii="Arial" w:hAnsi="Arial" w:cs="Arial"/>
-                              </w:rPr>
-                            </w:pPr>
-                          </w:p>
-                          <w:p>
-                            <w:pPr>
-                              <w:jc w:val="center"/>
-                              <w:rPr>
-                                <w:rFonts w:ascii="Arial" w:hAnsi="Arial" w:cs="Arial"/>
-                              </w:rPr>
-                            </w:pPr>
-                          </w:p>
-                        </w:txbxContent>
-                      </wps:txbx>
-                      <wps:bodyPr rot="0" vert="horz" wrap="square" lIns="91440" tIns="45720" rIns="91440" bIns="45720" anchor="t" anchorCtr="0">
-                        <a:noAutofit/>
-                      </wps:bodyPr>
-                    </wps:wsp>
-                  </a:graphicData>
-                </a:graphic>
-              </wp:anchor>
-            </w:drawing>
-          </mc:Choice>
-          <mc:Fallback>
-            <w:pict>
-              <v:shape w14:anchorId="0D58208D" id="_x0000_s1028" type="#_x0000_t202" style="position:absolute;left:0;text-align:left;margin-left:1.5pt;margin-top:.95pt;width:118.5pt;height:242pt;z-index:-251657216;visibility:visible;mso-wrap-style:square;mso-wrap-distance-left:9pt;mso-wrap-distance-top:3.6pt;mso-wrap-distance-right:9pt;mso-wrap-distance-bottom:3.6pt;mso-position-horizontal:absolute;mso-position-horizontal-relative:margin;mso-position-vertical:absolute;mso-position-vertical-relative:text;v-text-anchor:top" o:gfxdata="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" fillcolor="white [3201]" strokecolor="black [3200]" strokeweight="1pt">
-                <v:textbox>
-                  <w:txbxContent>
-                    <w:p>
-                      <w:pPr>
-                        <w:jc w:val="center"/>
                         <w:rPr>
                           <w:rFonts w:ascii="Arial" w:hAnsi="Arial" w:cs="Arial"/>
                         </w:rPr>
@@ -1711,63 +2334,17 @@
                       <w:r>
                         <w:rPr>
                           <w:rFonts w:ascii="Arial" w:hAnsi="Arial" w:cs="Arial"/>
-                          <w:b/>
                         </w:rPr>
-                        <w:t>INPUT</w:t>
+                        <w:t xml:space="preserve">- </w:t>
                       </w:r>
-                    </w:p>
-                    <w:p>
-                      <w:pPr>
+                      <w:proofErr w:type="spellStart"/>
+                      <w:r>
                         <w:rPr>
                           <w:rFonts w:ascii="Arial" w:hAnsi="Arial" w:cs="Arial"/>
                         </w:rPr>
-                      </w:pPr>
-                    </w:p>
-                    <w:p>
-                      <w:pPr>
-                        <w:rPr>
-                          <w:rFonts w:ascii="Arial" w:hAnsi="Arial" w:cs="Arial"/>
-                        </w:rPr>
-                      </w:pPr>
-                    </w:p>
-                    <w:p>
-                      <w:pPr>
-                        <w:rPr>
-                          <w:rFonts w:ascii="Arial" w:hAnsi="Arial" w:cs="Arial"/>
-                        </w:rPr>
-                      </w:pPr>
-                    </w:p>
-                    <w:p>
-                      <w:pPr>
-                        <w:jc w:val="center"/>
-                        <w:rPr>
-                          <w:rFonts w:ascii="Arial" w:hAnsi="Arial" w:cs="Arial"/>
-                        </w:rPr>
-                      </w:pPr>
-                    </w:p>
-                    <w:p>
-                      <w:pPr>
-                        <w:jc w:val="center"/>
-                        <w:rPr>
-                          <w:rFonts w:ascii="Arial" w:hAnsi="Arial" w:cs="Arial"/>
-                        </w:rPr>
-                      </w:pPr>
-                    </w:p>
-                    <w:p>
-                      <w:pPr>
-                        <w:jc w:val="center"/>
-                        <w:rPr>
-                          <w:rFonts w:ascii="Arial" w:hAnsi="Arial" w:cs="Arial"/>
-                        </w:rPr>
-                      </w:pPr>
-                    </w:p>
-                    <w:p>
-                      <w:pPr>
-                        <w:jc w:val="center"/>
-                        <w:rPr>
-                          <w:rFonts w:ascii="Arial" w:hAnsi="Arial" w:cs="Arial"/>
-                        </w:rPr>
-                      </w:pPr>
+                        <w:t>quieazy</w:t>
+                      </w:r>
+                      <w:proofErr w:type="spellEnd"/>
                     </w:p>
                   </w:txbxContent>
                 </v:textbox>
@@ -2332,6 +2909,7 @@
           <w14:ligatures w14:val="none"/>
         </w:rPr>
       </w:pPr>
+      <w:proofErr w:type="gramStart"/>
       <w:r>
         <w:rPr>
           <w:rFonts w:ascii="Arial" w:eastAsiaTheme="minorEastAsia" w:hAnsi="Arial" w:cs="Arial"/>
@@ -2350,6 +2928,7 @@
         </w:rPr>
         <w:t>;</w:t>
       </w:r>
+      <w:proofErr w:type="gramEnd"/>
     </w:p>
     <w:p>
       <w:pPr>
@@ -2690,13 +3269,7 @@
         <w:rPr>
           <w:rFonts w:ascii="Arial" w:hAnsi="Arial" w:cs="Arial"/>
         </w:rPr>
-        <w:t xml:space="preserve"> null hypothesis according to the statement of the problem</w:t>
-      </w:r>
-      <w:r>
-        <w:rPr>
-          <w:rFonts w:ascii="Arial" w:hAnsi="Arial" w:cs="Arial"/>
-        </w:rPr>
-        <w:t>:</w:t>
+        <w:t xml:space="preserve"> null hypothesis according to the statement of the problem:</w:t>
       </w:r>
     </w:p>
     <w:p>
@@ -3416,7 +3989,21 @@
         <w:rPr>
           <w:rFonts w:ascii="Arial" w:hAnsi="Arial" w:cs="Arial"/>
         </w:rPr>
-        <w:t xml:space="preserve">like the Google PlayStore and the Apple AppStore, but we can publish the app on </w:t>
+        <w:t xml:space="preserve">like the Google </w:t>
+      </w:r>
+      <w:proofErr w:type="spellStart"/>
+      <w:r>
+        <w:rPr>
+          <w:rFonts w:ascii="Arial" w:hAnsi="Arial" w:cs="Arial"/>
+        </w:rPr>
+        <w:t>PlayStore</w:t>
+      </w:r>
+      <w:proofErr w:type="spellEnd"/>
+      <w:r>
+        <w:rPr>
+          <w:rFonts w:ascii="Arial" w:hAnsi="Arial" w:cs="Arial"/>
+        </w:rPr>
+        <w:t xml:space="preserve"> and the Apple AppStore, but we can publish the app on </w:t>
       </w:r>
       <w:r>
         <w:rPr>
@@ -5268,7 +5855,25 @@
                 <w:b/>
                 <w:bCs/>
               </w:rPr>
-              <w:t>Amount (Php)</w:t>
+              <w:t>Amount (</w:t>
+            </w:r>
+            <w:proofErr w:type="spellStart"/>
+            <w:r>
+              <w:rPr>
+                <w:rFonts w:ascii="Arial" w:hAnsi="Arial" w:cs="Arial"/>
+                <w:b/>
+                <w:bCs/>
+              </w:rPr>
+              <w:t>Php</w:t>
+            </w:r>
+            <w:proofErr w:type="spellEnd"/>
+            <w:r>
+              <w:rPr>
+                <w:rFonts w:ascii="Arial" w:hAnsi="Arial" w:cs="Arial"/>
+                <w:b/>
+                <w:bCs/>
+              </w:rPr>
+              <w:t>)</w:t>
             </w:r>
           </w:p>
         </w:tc>
@@ -5292,7 +5897,25 @@
                 <w:b/>
                 <w:bCs/>
               </w:rPr>
-              <w:t>Total Amount (Php)</w:t>
+              <w:t>Total Amount (</w:t>
+            </w:r>
+            <w:proofErr w:type="spellStart"/>
+            <w:r>
+              <w:rPr>
+                <w:rFonts w:ascii="Arial" w:hAnsi="Arial" w:cs="Arial"/>
+                <w:b/>
+                <w:bCs/>
+              </w:rPr>
+              <w:t>Php</w:t>
+            </w:r>
+            <w:proofErr w:type="spellEnd"/>
+            <w:r>
+              <w:rPr>
+                <w:rFonts w:ascii="Arial" w:hAnsi="Arial" w:cs="Arial"/>
+                <w:b/>
+                <w:bCs/>
+              </w:rPr>
+              <w:t>)</w:t>
             </w:r>
           </w:p>
         </w:tc>
@@ -7297,6 +7920,7 @@
         <w:tab/>
         <w:t xml:space="preserve"> </w:t>
       </w:r>
+      <w:proofErr w:type="gramStart"/>
       <w:r>
         <w:rPr>
           <w:rFonts w:ascii="Arial" w:hAnsi="Arial" w:cs="Arial"/>
@@ -7318,7 +7942,21 @@
           <w:szCs w:val="20"/>
           <w:lang w:val="en-US"/>
         </w:rPr>
-        <w:t>Treatment 3</w:t>
+        <w:t>Treatment</w:t>
+      </w:r>
+      <w:proofErr w:type="gramEnd"/>
+      <w:r>
+        <w:rPr>
+          <w:rFonts w:ascii="Arial" w:hAnsi="Arial" w:cs="Arial"/>
+          <w:b/>
+          <w:bCs/>
+          <w:i/>
+          <w:iCs/>
+          <w:sz w:val="20"/>
+          <w:szCs w:val="20"/>
+          <w:lang w:val="en-US"/>
+        </w:rPr>
+        <w:t xml:space="preserve"> 3</w:t>
       </w:r>
       <w:r>
         <w:rPr>
@@ -14874,6 +15512,119 @@
     </w:lvl>
   </w:abstractNum>
   <w:abstractNum w:abstractNumId="1" w15:restartNumberingAfterBreak="0">
+    <w:nsid w:val="3A6B4F5D"/>
+    <w:multiLevelType w:val="hybridMultilevel"/>
+    <w:tmpl w:val="66A4322C"/>
+    <w:lvl w:ilvl="0" w:tplc="EFA40594">
+      <w:start w:val="5"/>
+      <w:numFmt w:val="bullet"/>
+      <w:lvlText w:val="-"/>
+      <w:lvlJc w:val="left"/>
+      <w:pPr>
+        <w:ind w:left="720" w:hanging="360"/>
+      </w:pPr>
+      <w:rPr>
+        <w:rFonts w:ascii="Arial" w:eastAsiaTheme="minorHAnsi" w:hAnsi="Arial" w:cs="Arial" w:hint="default"/>
+      </w:rPr>
+    </w:lvl>
+    <w:lvl w:ilvl="1" w:tplc="34090003" w:tentative="1">
+      <w:start w:val="1"/>
+      <w:numFmt w:val="bullet"/>
+      <w:lvlText w:val="o"/>
+      <w:lvlJc w:val="left"/>
+      <w:pPr>
+        <w:ind w:left="1440" w:hanging="360"/>
+      </w:pPr>
+      <w:rPr>
+        <w:rFonts w:ascii="Courier New" w:hAnsi="Courier New" w:cs="Courier New" w:hint="default"/>
+      </w:rPr>
+    </w:lvl>
+    <w:lvl w:ilvl="2" w:tplc="34090005" w:tentative="1">
+      <w:start w:val="1"/>
+      <w:numFmt w:val="bullet"/>
+      <w:lvlText w:val=""/>
+      <w:lvlJc w:val="left"/>
+      <w:pPr>
+        <w:ind w:left="2160" w:hanging="360"/>
+      </w:pPr>
+      <w:rPr>
+        <w:rFonts w:ascii="Wingdings" w:hAnsi="Wingdings" w:hint="default"/>
+      </w:rPr>
+    </w:lvl>
+    <w:lvl w:ilvl="3" w:tplc="34090001" w:tentative="1">
+      <w:start w:val="1"/>
+      <w:numFmt w:val="bullet"/>
+      <w:lvlText w:val=""/>
+      <w:lvlJc w:val="left"/>
+      <w:pPr>
+        <w:ind w:left="2880" w:hanging="360"/>
+      </w:pPr>
+      <w:rPr>
+        <w:rFonts w:ascii="Symbol" w:hAnsi="Symbol" w:hint="default"/>
+      </w:rPr>
+    </w:lvl>
+    <w:lvl w:ilvl="4" w:tplc="34090003" w:tentative="1">
+      <w:start w:val="1"/>
+      <w:numFmt w:val="bullet"/>
+      <w:lvlText w:val="o"/>
+      <w:lvlJc w:val="left"/>
+      <w:pPr>
+        <w:ind w:left="3600" w:hanging="360"/>
+      </w:pPr>
+      <w:rPr>
+        <w:rFonts w:ascii="Courier New" w:hAnsi="Courier New" w:cs="Courier New" w:hint="default"/>
+      </w:rPr>
+    </w:lvl>
+    <w:lvl w:ilvl="5" w:tplc="34090005" w:tentative="1">
+      <w:start w:val="1"/>
+      <w:numFmt w:val="bullet"/>
+      <w:lvlText w:val=""/>
+      <w:lvlJc w:val="left"/>
+      <w:pPr>
+        <w:ind w:left="4320" w:hanging="360"/>
+      </w:pPr>
+      <w:rPr>
+        <w:rFonts w:ascii="Wingdings" w:hAnsi="Wingdings" w:hint="default"/>
+      </w:rPr>
+    </w:lvl>
+    <w:lvl w:ilvl="6" w:tplc="34090001" w:tentative="1">
+      <w:start w:val="1"/>
+      <w:numFmt w:val="bullet"/>
+      <w:lvlText w:val=""/>
+      <w:lvlJc w:val="left"/>
+      <w:pPr>
+        <w:ind w:left="5040" w:hanging="360"/>
+      </w:pPr>
+      <w:rPr>
+        <w:rFonts w:ascii="Symbol" w:hAnsi="Symbol" w:hint="default"/>
+      </w:rPr>
+    </w:lvl>
+    <w:lvl w:ilvl="7" w:tplc="34090003" w:tentative="1">
+      <w:start w:val="1"/>
+      <w:numFmt w:val="bullet"/>
+      <w:lvlText w:val="o"/>
+      <w:lvlJc w:val="left"/>
+      <w:pPr>
+        <w:ind w:left="5760" w:hanging="360"/>
+      </w:pPr>
+      <w:rPr>
+        <w:rFonts w:ascii="Courier New" w:hAnsi="Courier New" w:cs="Courier New" w:hint="default"/>
+      </w:rPr>
+    </w:lvl>
+    <w:lvl w:ilvl="8" w:tplc="34090005" w:tentative="1">
+      <w:start w:val="1"/>
+      <w:numFmt w:val="bullet"/>
+      <w:lvlText w:val=""/>
+      <w:lvlJc w:val="left"/>
+      <w:pPr>
+        <w:ind w:left="6480" w:hanging="360"/>
+      </w:pPr>
+      <w:rPr>
+        <w:rFonts w:ascii="Wingdings" w:hAnsi="Wingdings" w:hint="default"/>
+      </w:rPr>
+    </w:lvl>
+  </w:abstractNum>
+  <w:abstractNum w:abstractNumId="2" w15:restartNumberingAfterBreak="0">
     <w:nsid w:val="50EA5A34"/>
     <w:multiLevelType w:val="multilevel"/>
     <w:tmpl w:val="0CD49FEE"/>
@@ -14994,7 +15745,7 @@
       </w:rPr>
     </w:lvl>
   </w:abstractNum>
-  <w:abstractNum w:abstractNumId="2" w15:restartNumberingAfterBreak="0">
+  <w:abstractNum w:abstractNumId="3" w15:restartNumberingAfterBreak="0">
     <w:nsid w:val="621D4C62"/>
     <w:multiLevelType w:val="multilevel"/>
     <w:tmpl w:val="0CD49FEE"/>
@@ -15119,10 +15870,10 @@
     <w:abstractNumId w:val="0"/>
   </w:num>
   <w:num w:numId="2" w16cid:durableId="397048049">
-    <w:abstractNumId w:val="2"/>
+    <w:abstractNumId w:val="3"/>
   </w:num>
   <w:num w:numId="3" w16cid:durableId="2011564998">
-    <w:abstractNumId w:val="2"/>
+    <w:abstractNumId w:val="3"/>
     <w:lvlOverride w:ilvl="0">
       <w:startOverride w:val="1"/>
     </w:lvlOverride>
@@ -15152,6 +15903,9 @@
     </w:lvlOverride>
   </w:num>
   <w:num w:numId="4" w16cid:durableId="1294678263">
+    <w:abstractNumId w:val="2"/>
+  </w:num>
+  <w:num w:numId="5" w16cid:durableId="2086101635">
     <w:abstractNumId w:val="1"/>
   </w:num>
 </w:numbering>
@@ -15768,7 +16522,6 @@
   <w:style w:type="character" w:default="1" w:styleId="DefaultParagraphFont">
     <w:name w:val="Default Paragraph Font"/>
     <w:uiPriority w:val="1"/>
-    <w:semiHidden/>
     <w:unhideWhenUsed/>
   </w:style>
   <w:style w:type="table" w:default="1" w:styleId="TableNormal">

--- a/SHS/Group 6_Manuscript_Raw.docx
+++ b/SHS/Group 6_Manuscript_Raw.docx
@@ -872,19 +872,8 @@
           <w:lang w:val="en-US"/>
         </w:rPr>
         <w:lastRenderedPageBreak/>
-        <w:t xml:space="preserve">Background of </w:t>
-      </w:r>
-      <w:proofErr w:type="gramStart"/>
-      <w:r>
-        <w:rPr>
-          <w:rFonts w:ascii="Arial" w:hAnsi="Arial" w:cs="Arial"/>
-          <w:b/>
-          <w:bCs/>
-          <w:lang w:val="en-US"/>
-        </w:rPr>
-        <w:t>the Study</w:t>
-      </w:r>
-      <w:proofErr w:type="gramEnd"/>
+        <w:t>Background of the Study</w:t>
+      </w:r>
     </w:p>
     <w:p>
       <w:pPr>
@@ -1032,6 +1021,29 @@
         <w:jc w:val="both"/>
         <w:rPr>
           <w:rFonts w:ascii="Arial" w:hAnsi="Arial" w:cs="Arial"/>
+        </w:rPr>
+      </w:pPr>
+      <w:r>
+        <w:rPr>
+          <w:rFonts w:ascii="Arial" w:hAnsi="Arial" w:cs="Arial"/>
+          <w:b/>
+          <w:bCs/>
+        </w:rPr>
+        <w:tab/>
+      </w:r>
+      <w:r>
+        <w:rPr>
+          <w:rFonts w:ascii="Arial" w:hAnsi="Arial" w:cs="Arial"/>
+        </w:rPr>
+        <w:t>Uhhhhhhhhhhhhh evry JS</w:t>
+      </w:r>
+    </w:p>
+    <w:p>
+      <w:pPr>
+        <w:spacing w:after="0" w:line="480" w:lineRule="auto"/>
+        <w:jc w:val="both"/>
+        <w:rPr>
+          <w:rFonts w:ascii="Arial" w:hAnsi="Arial" w:cs="Arial"/>
           <w:b/>
           <w:bCs/>
         </w:rPr>
@@ -1051,17 +1063,71 @@
         <w:jc w:val="both"/>
         <w:rPr>
           <w:rFonts w:ascii="Arial" w:hAnsi="Arial" w:cs="Arial"/>
-          <w:b/>
-          <w:bCs/>
-        </w:rPr>
-      </w:pPr>
-      <w:r>
-        <w:rPr>
-          <w:rFonts w:ascii="Arial" w:hAnsi="Arial" w:cs="Arial"/>
-          <w:b/>
-          <w:bCs/>
-        </w:rPr>
-        <w:t>Game-based learning</w:t>
+        </w:rPr>
+      </w:pPr>
+      <w:r>
+        <w:rPr>
+          <w:rFonts w:ascii="Arial" w:hAnsi="Arial" w:cs="Arial"/>
+          <w:b/>
+          <w:bCs/>
+        </w:rPr>
+        <w:tab/>
+      </w:r>
+      <w:r>
+        <w:rPr>
+          <w:rFonts w:ascii="Arial" w:hAnsi="Arial" w:cs="Arial"/>
+        </w:rPr>
+        <w:t>Learn by phone or something</w:t>
+      </w:r>
+    </w:p>
+    <w:p>
+      <w:pPr>
+        <w:spacing w:after="0" w:line="480" w:lineRule="auto"/>
+        <w:jc w:val="both"/>
+        <w:rPr>
+          <w:rFonts w:ascii="Arial" w:hAnsi="Arial" w:cs="Arial"/>
+          <w:b/>
+          <w:bCs/>
+        </w:rPr>
+      </w:pPr>
+      <w:r>
+        <w:rPr>
+          <w:rFonts w:ascii="Arial" w:hAnsi="Arial" w:cs="Arial"/>
+          <w:b/>
+          <w:bCs/>
+        </w:rPr>
+        <w:t xml:space="preserve">Game-based </w:t>
+      </w:r>
+      <w:r>
+        <w:rPr>
+          <w:rFonts w:ascii="Arial" w:hAnsi="Arial" w:cs="Arial"/>
+          <w:b/>
+          <w:bCs/>
+        </w:rPr>
+        <w:t>learning</w:t>
+      </w:r>
+    </w:p>
+    <w:p>
+      <w:pPr>
+        <w:spacing w:after="0" w:line="480" w:lineRule="auto"/>
+        <w:jc w:val="both"/>
+        <w:rPr>
+          <w:rFonts w:ascii="Arial" w:hAnsi="Arial" w:cs="Arial"/>
+        </w:rPr>
+      </w:pPr>
+      <w:r>
+        <w:rPr>
+          <w:rFonts w:ascii="Arial" w:hAnsi="Arial" w:cs="Arial"/>
+          <w:b/>
+          <w:bCs/>
+        </w:rPr>
+        <w:tab/>
+      </w:r>
+      <w:r>
+        <w:rPr>
+          <w:rFonts w:ascii="Arial" w:hAnsi="Arial" w:cs="Arial"/>
+        </w:rPr>
+        <w:t>Learn based on g    a     m      r /</w:t>
       </w:r>
     </w:p>
     <w:p>
@@ -1369,16 +1435,16 @@
         <mc:AlternateContent>
           <mc:Choice Requires="wps">
             <w:drawing>
-              <wp:anchor distT="45720" distB="45720" distL="114300" distR="114300" simplePos="0" relativeHeight="251659264" behindDoc="1" locked="0" layoutInCell="1" allowOverlap="1" wp14:anchorId="0D58208D" wp14:editId="56AD10C7">
+              <wp:anchor distT="45720" distB="45720" distL="114300" distR="114300" simplePos="0" relativeHeight="251659264" behindDoc="1" locked="0" layoutInCell="1" allowOverlap="1" wp14:anchorId="0D58208D" wp14:editId="64FA5CE1">
                 <wp:simplePos x="0" y="0"/>
                 <wp:positionH relativeFrom="margin">
-                  <wp:posOffset>17362</wp:posOffset>
+                  <wp:posOffset>13580</wp:posOffset>
                 </wp:positionH>
                 <wp:positionV relativeFrom="paragraph">
-                  <wp:posOffset>14082</wp:posOffset>
+                  <wp:posOffset>11619</wp:posOffset>
                 </wp:positionV>
-                <wp:extent cx="1504950" cy="3570789"/>
-                <wp:effectExtent l="0" t="0" r="19050" b="10795"/>
+                <wp:extent cx="1504950" cy="4445251"/>
+                <wp:effectExtent l="0" t="0" r="19050" b="12700"/>
                 <wp:wrapNone/>
                 <wp:docPr id="217" name="Text Box 2"/>
                 <wp:cNvGraphicFramePr>
@@ -1393,7 +1459,7 @@
                       <wps:spPr bwMode="auto">
                         <a:xfrm>
                           <a:off x="0" y="0"/>
-                          <a:ext cx="1504950" cy="3570789"/>
+                          <a:ext cx="1504950" cy="4445251"/>
                         </a:xfrm>
                         <a:prstGeom prst="rect">
                           <a:avLst/>
@@ -1453,16 +1519,8 @@
                               <w:rPr>
                                 <w:rFonts w:ascii="Arial" w:hAnsi="Arial" w:cs="Arial"/>
                               </w:rPr>
-                              <w:t xml:space="preserve">- </w:t>
+                              <w:t>- css</w:t>
                             </w:r>
-                            <w:proofErr w:type="spellStart"/>
-                            <w:r>
-                              <w:rPr>
-                                <w:rFonts w:ascii="Arial" w:hAnsi="Arial" w:cs="Arial"/>
-                              </w:rPr>
-                              <w:t>css</w:t>
-                            </w:r>
-                            <w:proofErr w:type="spellEnd"/>
                           </w:p>
                           <w:p>
                             <w:pPr>
@@ -1474,16 +1532,8 @@
                               <w:rPr>
                                 <w:rFonts w:ascii="Arial" w:hAnsi="Arial" w:cs="Arial"/>
                               </w:rPr>
-                              <w:t xml:space="preserve">- </w:t>
+                              <w:t>- js</w:t>
                             </w:r>
-                            <w:proofErr w:type="spellStart"/>
-                            <w:r>
-                              <w:rPr>
-                                <w:rFonts w:ascii="Arial" w:hAnsi="Arial" w:cs="Arial"/>
-                              </w:rPr>
-                              <w:t>js</w:t>
-                            </w:r>
-                            <w:proofErr w:type="spellEnd"/>
                           </w:p>
                           <w:p>
                             <w:pPr>
@@ -1495,30 +1545,21 @@
                               <w:rPr>
                                 <w:rFonts w:ascii="Arial" w:hAnsi="Arial" w:cs="Arial"/>
                               </w:rPr>
-                              <w:t xml:space="preserve">- </w:t>
+                              <w:t>- node.js</w:t>
                             </w:r>
-                            <w:proofErr w:type="spellStart"/>
+                          </w:p>
+                          <w:p>
+                            <w:pPr>
+                              <w:rPr>
+                                <w:rFonts w:ascii="Arial" w:hAnsi="Arial" w:cs="Arial"/>
+                              </w:rPr>
+                            </w:pPr>
                             <w:r>
                               <w:rPr>
                                 <w:rFonts w:ascii="Arial" w:hAnsi="Arial" w:cs="Arial"/>
                               </w:rPr>
-                              <w:t>apache</w:t>
+                              <w:t>- apache cordova</w:t>
                             </w:r>
-                            <w:proofErr w:type="spellEnd"/>
-                            <w:r>
-                              <w:rPr>
-                                <w:rFonts w:ascii="Arial" w:hAnsi="Arial" w:cs="Arial"/>
-                              </w:rPr>
-                              <w:t xml:space="preserve"> </w:t>
-                            </w:r>
-                            <w:proofErr w:type="spellStart"/>
-                            <w:r>
-                              <w:rPr>
-                                <w:rFonts w:ascii="Arial" w:hAnsi="Arial" w:cs="Arial"/>
-                              </w:rPr>
-                              <w:t>cordova</w:t>
-                            </w:r>
-                            <w:proofErr w:type="spellEnd"/>
                           </w:p>
                           <w:p>
                             <w:pPr>
@@ -1555,42 +1596,7 @@
                               <w:rPr>
                                 <w:rFonts w:ascii="Arial" w:hAnsi="Arial" w:cs="Arial"/>
                               </w:rPr>
-                              <w:t xml:space="preserve"> for </w:t>
-                            </w:r>
-                            <w:proofErr w:type="spellStart"/>
-                            <w:r>
-                              <w:rPr>
-                                <w:rFonts w:ascii="Arial" w:hAnsi="Arial" w:cs="Arial"/>
-                              </w:rPr>
-                              <w:t>cordova</w:t>
-                            </w:r>
-                            <w:proofErr w:type="spellEnd"/>
-                          </w:p>
-                          <w:p>
-                            <w:pPr>
-                              <w:rPr>
-                                <w:rFonts w:ascii="Arial" w:hAnsi="Arial" w:cs="Arial"/>
-                              </w:rPr>
-                            </w:pPr>
-                            <w:r>
-                              <w:rPr>
-                                <w:rFonts w:ascii="Arial" w:hAnsi="Arial" w:cs="Arial"/>
-                              </w:rPr>
-                              <w:t xml:space="preserve">- </w:t>
-                            </w:r>
-                            <w:proofErr w:type="spellStart"/>
-                            <w:r>
-                              <w:rPr>
-                                <w:rFonts w:ascii="Arial" w:hAnsi="Arial" w:cs="Arial"/>
-                              </w:rPr>
-                              <w:t>jdk</w:t>
-                            </w:r>
-                            <w:proofErr w:type="spellEnd"/>
-                            <w:r>
-                              <w:rPr>
-                                <w:rFonts w:ascii="Arial" w:hAnsi="Arial" w:cs="Arial"/>
-                              </w:rPr>
-                              <w:t xml:space="preserve"> 17</w:t>
+                              <w:t xml:space="preserve"> for cordova</w:t>
                             </w:r>
                           </w:p>
                           <w:p>
@@ -1603,16 +1609,8 @@
                               <w:rPr>
                                 <w:rFonts w:ascii="Arial" w:hAnsi="Arial" w:cs="Arial"/>
                               </w:rPr>
-                              <w:t xml:space="preserve">- </w:t>
+                              <w:t>- jdk 17</w:t>
                             </w:r>
-                            <w:proofErr w:type="spellStart"/>
-                            <w:r>
-                              <w:rPr>
-                                <w:rFonts w:ascii="Arial" w:hAnsi="Arial" w:cs="Arial"/>
-                              </w:rPr>
-                              <w:t>gradle</w:t>
-                            </w:r>
-                            <w:proofErr w:type="spellEnd"/>
                           </w:p>
                           <w:p>
                             <w:pPr>
@@ -1624,16 +1622,8 @@
                               <w:rPr>
                                 <w:rFonts w:ascii="Arial" w:hAnsi="Arial" w:cs="Arial"/>
                               </w:rPr>
-                              <w:t xml:space="preserve">- android </w:t>
+                              <w:t>- gradle</w:t>
                             </w:r>
-                            <w:proofErr w:type="spellStart"/>
-                            <w:r>
-                              <w:rPr>
-                                <w:rFonts w:ascii="Arial" w:hAnsi="Arial" w:cs="Arial"/>
-                              </w:rPr>
-                              <w:t>sdk</w:t>
-                            </w:r>
-                            <w:proofErr w:type="spellEnd"/>
                           </w:p>
                           <w:p>
                             <w:pPr>
@@ -1641,6 +1631,12 @@
                                 <w:rFonts w:ascii="Arial" w:hAnsi="Arial" w:cs="Arial"/>
                               </w:rPr>
                             </w:pPr>
+                            <w:r>
+                              <w:rPr>
+                                <w:rFonts w:ascii="Arial" w:hAnsi="Arial" w:cs="Arial"/>
+                              </w:rPr>
+                              <w:t>- android sdk</w:t>
+                            </w:r>
                           </w:p>
                           <w:p>
                             <w:pPr>
@@ -1648,14 +1644,12 @@
                                 <w:rFonts w:ascii="Arial" w:hAnsi="Arial" w:cs="Arial"/>
                               </w:rPr>
                             </w:pPr>
-                          </w:p>
-                          <w:p>
-                            <w:pPr>
-                              <w:jc w:val="center"/>
+                            <w:r>
                               <w:rPr>
                                 <w:rFonts w:ascii="Arial" w:hAnsi="Arial" w:cs="Arial"/>
                               </w:rPr>
-                            </w:pPr>
+                              <w:t>- crystal</w:t>
+                            </w:r>
                           </w:p>
                           <w:p>
                             <w:pPr>
@@ -1701,7 +1695,7 @@
                 <v:stroke joinstyle="miter"/>
                 <v:path gradientshapeok="t" o:connecttype="rect"/>
               </v:shapetype>
-              <v:shape id="Text Box 2" o:spid="_x0000_s1026" type="#_x0000_t202" style="position:absolute;left:0;text-align:left;margin-left:1.35pt;margin-top:1.1pt;width:118.5pt;height:281.15pt;z-index:-251657216;visibility:visible;mso-wrap-style:square;mso-height-percent:0;mso-wrap-distance-left:9pt;mso-wrap-distance-top:3.6pt;mso-wrap-distance-right:9pt;mso-wrap-distance-bottom:3.6pt;mso-position-horizontal:absolute;mso-position-horizontal-relative:margin;mso-position-vertical:absolute;mso-position-vertical-relative:text;mso-height-percent:0;mso-height-relative:margin;v-text-anchor:top" o:gfxdata="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" fillcolor="white [3201]" strokecolor="black [3200]" strokeweight="1pt">
+              <v:shape id="Text Box 2" o:spid="_x0000_s1026" type="#_x0000_t202" style="position:absolute;left:0;text-align:left;margin-left:1.05pt;margin-top:.9pt;width:118.5pt;height:350pt;z-index:-251657216;visibility:visible;mso-wrap-style:square;mso-height-percent:0;mso-wrap-distance-left:9pt;mso-wrap-distance-top:3.6pt;mso-wrap-distance-right:9pt;mso-wrap-distance-bottom:3.6pt;mso-position-horizontal:absolute;mso-position-horizontal-relative:margin;mso-position-vertical:absolute;mso-position-vertical-relative:text;mso-height-percent:0;mso-height-relative:margin;v-text-anchor:top" o:gfxdata="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" fillcolor="white [3201]" strokecolor="black [3200]" strokeweight="1pt">
                 <v:textbox>
                   <w:txbxContent>
                     <w:p>
@@ -1742,16 +1736,8 @@
                         <w:rPr>
                           <w:rFonts w:ascii="Arial" w:hAnsi="Arial" w:cs="Arial"/>
                         </w:rPr>
-                        <w:t xml:space="preserve">- </w:t>
+                        <w:t>- css</w:t>
                       </w:r>
-                      <w:proofErr w:type="spellStart"/>
-                      <w:r>
-                        <w:rPr>
-                          <w:rFonts w:ascii="Arial" w:hAnsi="Arial" w:cs="Arial"/>
-                        </w:rPr>
-                        <w:t>css</w:t>
-                      </w:r>
-                      <w:proofErr w:type="spellEnd"/>
                     </w:p>
                     <w:p>
                       <w:pPr>
@@ -1763,16 +1749,8 @@
                         <w:rPr>
                           <w:rFonts w:ascii="Arial" w:hAnsi="Arial" w:cs="Arial"/>
                         </w:rPr>
-                        <w:t xml:space="preserve">- </w:t>
+                        <w:t>- js</w:t>
                       </w:r>
-                      <w:proofErr w:type="spellStart"/>
-                      <w:r>
-                        <w:rPr>
-                          <w:rFonts w:ascii="Arial" w:hAnsi="Arial" w:cs="Arial"/>
-                        </w:rPr>
-                        <w:t>js</w:t>
-                      </w:r>
-                      <w:proofErr w:type="spellEnd"/>
                     </w:p>
                     <w:p>
                       <w:pPr>
@@ -1784,30 +1762,21 @@
                         <w:rPr>
                           <w:rFonts w:ascii="Arial" w:hAnsi="Arial" w:cs="Arial"/>
                         </w:rPr>
-                        <w:t xml:space="preserve">- </w:t>
+                        <w:t>- node.js</w:t>
                       </w:r>
-                      <w:proofErr w:type="spellStart"/>
+                    </w:p>
+                    <w:p>
+                      <w:pPr>
+                        <w:rPr>
+                          <w:rFonts w:ascii="Arial" w:hAnsi="Arial" w:cs="Arial"/>
+                        </w:rPr>
+                      </w:pPr>
                       <w:r>
                         <w:rPr>
                           <w:rFonts w:ascii="Arial" w:hAnsi="Arial" w:cs="Arial"/>
                         </w:rPr>
-                        <w:t>apache</w:t>
+                        <w:t>- apache cordova</w:t>
                       </w:r>
-                      <w:proofErr w:type="spellEnd"/>
-                      <w:r>
-                        <w:rPr>
-                          <w:rFonts w:ascii="Arial" w:hAnsi="Arial" w:cs="Arial"/>
-                        </w:rPr>
-                        <w:t xml:space="preserve"> </w:t>
-                      </w:r>
-                      <w:proofErr w:type="spellStart"/>
-                      <w:r>
-                        <w:rPr>
-                          <w:rFonts w:ascii="Arial" w:hAnsi="Arial" w:cs="Arial"/>
-                        </w:rPr>
-                        <w:t>cordova</w:t>
-                      </w:r>
-                      <w:proofErr w:type="spellEnd"/>
                     </w:p>
                     <w:p>
                       <w:pPr>
@@ -1844,42 +1813,7 @@
                         <w:rPr>
                           <w:rFonts w:ascii="Arial" w:hAnsi="Arial" w:cs="Arial"/>
                         </w:rPr>
-                        <w:t xml:space="preserve"> for </w:t>
-                      </w:r>
-                      <w:proofErr w:type="spellStart"/>
-                      <w:r>
-                        <w:rPr>
-                          <w:rFonts w:ascii="Arial" w:hAnsi="Arial" w:cs="Arial"/>
-                        </w:rPr>
-                        <w:t>cordova</w:t>
-                      </w:r>
-                      <w:proofErr w:type="spellEnd"/>
-                    </w:p>
-                    <w:p>
-                      <w:pPr>
-                        <w:rPr>
-                          <w:rFonts w:ascii="Arial" w:hAnsi="Arial" w:cs="Arial"/>
-                        </w:rPr>
-                      </w:pPr>
-                      <w:r>
-                        <w:rPr>
-                          <w:rFonts w:ascii="Arial" w:hAnsi="Arial" w:cs="Arial"/>
-                        </w:rPr>
-                        <w:t xml:space="preserve">- </w:t>
-                      </w:r>
-                      <w:proofErr w:type="spellStart"/>
-                      <w:r>
-                        <w:rPr>
-                          <w:rFonts w:ascii="Arial" w:hAnsi="Arial" w:cs="Arial"/>
-                        </w:rPr>
-                        <w:t>jdk</w:t>
-                      </w:r>
-                      <w:proofErr w:type="spellEnd"/>
-                      <w:r>
-                        <w:rPr>
-                          <w:rFonts w:ascii="Arial" w:hAnsi="Arial" w:cs="Arial"/>
-                        </w:rPr>
-                        <w:t xml:space="preserve"> 17</w:t>
+                        <w:t xml:space="preserve"> for cordova</w:t>
                       </w:r>
                     </w:p>
                     <w:p>
@@ -1892,16 +1826,8 @@
                         <w:rPr>
                           <w:rFonts w:ascii="Arial" w:hAnsi="Arial" w:cs="Arial"/>
                         </w:rPr>
-                        <w:t xml:space="preserve">- </w:t>
+                        <w:t>- jdk 17</w:t>
                       </w:r>
-                      <w:proofErr w:type="spellStart"/>
-                      <w:r>
-                        <w:rPr>
-                          <w:rFonts w:ascii="Arial" w:hAnsi="Arial" w:cs="Arial"/>
-                        </w:rPr>
-                        <w:t>gradle</w:t>
-                      </w:r>
-                      <w:proofErr w:type="spellEnd"/>
                     </w:p>
                     <w:p>
                       <w:pPr>
@@ -1913,16 +1839,8 @@
                         <w:rPr>
                           <w:rFonts w:ascii="Arial" w:hAnsi="Arial" w:cs="Arial"/>
                         </w:rPr>
-                        <w:t xml:space="preserve">- android </w:t>
+                        <w:t>- gradle</w:t>
                       </w:r>
-                      <w:proofErr w:type="spellStart"/>
-                      <w:r>
-                        <w:rPr>
-                          <w:rFonts w:ascii="Arial" w:hAnsi="Arial" w:cs="Arial"/>
-                        </w:rPr>
-                        <w:t>sdk</w:t>
-                      </w:r>
-                      <w:proofErr w:type="spellEnd"/>
                     </w:p>
                     <w:p>
                       <w:pPr>
@@ -1930,6 +1848,12 @@
                           <w:rFonts w:ascii="Arial" w:hAnsi="Arial" w:cs="Arial"/>
                         </w:rPr>
                       </w:pPr>
+                      <w:r>
+                        <w:rPr>
+                          <w:rFonts w:ascii="Arial" w:hAnsi="Arial" w:cs="Arial"/>
+                        </w:rPr>
+                        <w:t>- android sdk</w:t>
+                      </w:r>
                     </w:p>
                     <w:p>
                       <w:pPr>
@@ -1937,14 +1861,12 @@
                           <w:rFonts w:ascii="Arial" w:hAnsi="Arial" w:cs="Arial"/>
                         </w:rPr>
                       </w:pPr>
-                    </w:p>
-                    <w:p>
-                      <w:pPr>
-                        <w:jc w:val="center"/>
+                      <w:r>
                         <w:rPr>
                           <w:rFonts w:ascii="Arial" w:hAnsi="Arial" w:cs="Arial"/>
                         </w:rPr>
-                      </w:pPr>
+                        <w:t>- crystal</w:t>
+                      </w:r>
                     </w:p>
                     <w:p>
                       <w:pPr>
@@ -2283,16 +2205,8 @@
                               <w:rPr>
                                 <w:rFonts w:ascii="Arial" w:hAnsi="Arial" w:cs="Arial"/>
                               </w:rPr>
-                              <w:t xml:space="preserve">- </w:t>
+                              <w:t>- quieazy</w:t>
                             </w:r>
-                            <w:proofErr w:type="spellStart"/>
-                            <w:r>
-                              <w:rPr>
-                                <w:rFonts w:ascii="Arial" w:hAnsi="Arial" w:cs="Arial"/>
-                              </w:rPr>
-                              <w:t>quieazy</w:t>
-                            </w:r>
-                            <w:proofErr w:type="spellEnd"/>
                           </w:p>
                         </w:txbxContent>
                       </wps:txbx>
@@ -2335,16 +2249,8 @@
                         <w:rPr>
                           <w:rFonts w:ascii="Arial" w:hAnsi="Arial" w:cs="Arial"/>
                         </w:rPr>
-                        <w:t xml:space="preserve">- </w:t>
+                        <w:t>- quieazy</w:t>
                       </w:r>
-                      <w:proofErr w:type="spellStart"/>
-                      <w:r>
-                        <w:rPr>
-                          <w:rFonts w:ascii="Arial" w:hAnsi="Arial" w:cs="Arial"/>
-                        </w:rPr>
-                        <w:t>quieazy</w:t>
-                      </w:r>
-                      <w:proofErr w:type="spellEnd"/>
                     </w:p>
                   </w:txbxContent>
                 </v:textbox>
@@ -2909,7 +2815,6 @@
           <w14:ligatures w14:val="none"/>
         </w:rPr>
       </w:pPr>
-      <w:proofErr w:type="gramStart"/>
       <w:r>
         <w:rPr>
           <w:rFonts w:ascii="Arial" w:eastAsiaTheme="minorEastAsia" w:hAnsi="Arial" w:cs="Arial"/>
@@ -2928,7 +2833,6 @@
         </w:rPr>
         <w:t>;</w:t>
       </w:r>
-      <w:proofErr w:type="gramEnd"/>
     </w:p>
     <w:p>
       <w:pPr>
@@ -3989,21 +3893,7 @@
         <w:rPr>
           <w:rFonts w:ascii="Arial" w:hAnsi="Arial" w:cs="Arial"/>
         </w:rPr>
-        <w:t xml:space="preserve">like the Google </w:t>
-      </w:r>
-      <w:proofErr w:type="spellStart"/>
-      <w:r>
-        <w:rPr>
-          <w:rFonts w:ascii="Arial" w:hAnsi="Arial" w:cs="Arial"/>
-        </w:rPr>
-        <w:t>PlayStore</w:t>
-      </w:r>
-      <w:proofErr w:type="spellEnd"/>
-      <w:r>
-        <w:rPr>
-          <w:rFonts w:ascii="Arial" w:hAnsi="Arial" w:cs="Arial"/>
-        </w:rPr>
-        <w:t xml:space="preserve"> and the Apple AppStore, but we can publish the app on </w:t>
+        <w:t xml:space="preserve">like the Google PlayStore and the Apple AppStore, but we can publish the app on </w:t>
       </w:r>
       <w:r>
         <w:rPr>
@@ -4268,34 +4158,559 @@
         <w:jc w:val="both"/>
         <w:rPr>
           <w:rFonts w:ascii="Arial" w:hAnsi="Arial" w:cs="Arial"/>
-        </w:rPr>
-      </w:pPr>
-      <w:r>
-        <w:rPr>
-          <w:rFonts w:ascii="Arial" w:hAnsi="Arial" w:cs="Arial"/>
-          <w:b/>
-          <w:bCs/>
-        </w:rPr>
-        <w:tab/>
-      </w:r>
-    </w:p>
-    <w:p>
-      <w:pPr>
-        <w:spacing w:after="0" w:line="480" w:lineRule="auto"/>
-        <w:jc w:val="both"/>
-        <w:rPr>
-          <w:rFonts w:ascii="Arial" w:hAnsi="Arial" w:cs="Arial"/>
-        </w:rPr>
-      </w:pPr>
-    </w:p>
-    <w:p>
-      <w:pPr>
-        <w:spacing w:after="0" w:line="480" w:lineRule="auto"/>
-        <w:jc w:val="both"/>
-        <w:rPr>
-          <w:rFonts w:ascii="Arial" w:hAnsi="Arial" w:cs="Arial"/>
-        </w:rPr>
-      </w:pPr>
+          <w:b/>
+          <w:bCs/>
+        </w:rPr>
+      </w:pPr>
+      <w:r>
+        <w:rPr>
+          <w:rFonts w:ascii="Arial" w:hAnsi="Arial" w:cs="Arial"/>
+          <w:b/>
+          <w:bCs/>
+        </w:rPr>
+        <w:t>HTML</w:t>
+      </w:r>
+    </w:p>
+    <w:p>
+      <w:pPr>
+        <w:spacing w:after="0" w:line="480" w:lineRule="auto"/>
+        <w:jc w:val="both"/>
+        <w:rPr>
+          <w:rFonts w:ascii="Arial" w:hAnsi="Arial" w:cs="Arial"/>
+          <w:b/>
+          <w:bCs/>
+        </w:rPr>
+      </w:pPr>
+      <w:r>
+        <w:rPr>
+          <w:rFonts w:ascii="Arial" w:hAnsi="Arial" w:cs="Arial"/>
+          <w:b/>
+          <w:bCs/>
+        </w:rPr>
+        <w:t>JavaScript</w:t>
+      </w:r>
+    </w:p>
+    <w:p>
+      <w:pPr>
+        <w:spacing w:after="0" w:line="480" w:lineRule="auto"/>
+        <w:jc w:val="both"/>
+        <w:rPr>
+          <w:rFonts w:ascii="Arial" w:hAnsi="Arial" w:cs="Arial"/>
+          <w:b/>
+          <w:bCs/>
+        </w:rPr>
+      </w:pPr>
+      <w:r>
+        <w:rPr>
+          <w:rFonts w:ascii="Arial" w:hAnsi="Arial" w:cs="Arial"/>
+          <w:b/>
+          <w:bCs/>
+        </w:rPr>
+        <w:t>CSS</w:t>
+      </w:r>
+    </w:p>
+    <w:p>
+      <w:pPr>
+        <w:spacing w:after="0" w:line="480" w:lineRule="auto"/>
+        <w:jc w:val="both"/>
+        <w:rPr>
+          <w:rFonts w:ascii="Arial" w:hAnsi="Arial" w:cs="Arial"/>
+          <w:b/>
+          <w:bCs/>
+        </w:rPr>
+      </w:pPr>
+      <w:r>
+        <w:rPr>
+          <w:rFonts w:ascii="Arial" w:hAnsi="Arial" w:cs="Arial"/>
+          <w:b/>
+          <w:bCs/>
+        </w:rPr>
+        <w:t>Website</w:t>
+      </w:r>
+    </w:p>
+    <w:p>
+      <w:pPr>
+        <w:spacing w:after="0" w:line="480" w:lineRule="auto"/>
+        <w:jc w:val="both"/>
+        <w:rPr>
+          <w:rFonts w:ascii="Arial" w:hAnsi="Arial" w:cs="Arial"/>
+          <w:b/>
+          <w:bCs/>
+        </w:rPr>
+      </w:pPr>
+      <w:r>
+        <w:rPr>
+          <w:rFonts w:ascii="Arial" w:hAnsi="Arial" w:cs="Arial"/>
+          <w:b/>
+          <w:bCs/>
+        </w:rPr>
+        <w:t>Web Ap</w:t>
+      </w:r>
+      <w:r>
+        <w:rPr>
+          <w:rFonts w:ascii="Arial" w:hAnsi="Arial" w:cs="Arial"/>
+          <w:b/>
+          <w:bCs/>
+        </w:rPr>
+        <w:t>p</w:t>
+      </w:r>
+    </w:p>
+    <w:p>
+      <w:pPr>
+        <w:spacing w:after="0" w:line="480" w:lineRule="auto"/>
+        <w:jc w:val="both"/>
+        <w:rPr>
+          <w:rFonts w:ascii="Arial" w:hAnsi="Arial" w:cs="Arial"/>
+          <w:b/>
+          <w:bCs/>
+        </w:rPr>
+      </w:pPr>
+      <w:r>
+        <w:rPr>
+          <w:rFonts w:ascii="Arial" w:hAnsi="Arial" w:cs="Arial"/>
+          <w:b/>
+          <w:bCs/>
+        </w:rPr>
+        <w:t>Apache Cordova</w:t>
+      </w:r>
+    </w:p>
+    <w:p>
+      <w:pPr>
+        <w:spacing w:after="0" w:line="480" w:lineRule="auto"/>
+        <w:jc w:val="both"/>
+        <w:rPr>
+          <w:rFonts w:ascii="Arial" w:hAnsi="Arial" w:cs="Arial"/>
+          <w:b/>
+          <w:bCs/>
+        </w:rPr>
+      </w:pPr>
+      <w:r>
+        <w:rPr>
+          <w:rFonts w:ascii="Arial" w:hAnsi="Arial" w:cs="Arial"/>
+          <w:b/>
+          <w:bCs/>
+        </w:rPr>
+        <w:t>Electron</w:t>
+      </w:r>
+    </w:p>
+    <w:p>
+      <w:pPr>
+        <w:spacing w:after="0" w:line="480" w:lineRule="auto"/>
+        <w:jc w:val="both"/>
+        <w:rPr>
+          <w:rFonts w:ascii="Arial" w:hAnsi="Arial" w:cs="Arial"/>
+          <w:b/>
+          <w:bCs/>
+        </w:rPr>
+      </w:pPr>
+      <w:r>
+        <w:rPr>
+          <w:rFonts w:ascii="Arial" w:hAnsi="Arial" w:cs="Arial"/>
+          <w:b/>
+          <w:bCs/>
+        </w:rPr>
+        <w:t>SDK</w:t>
+      </w:r>
+    </w:p>
+    <w:p>
+      <w:pPr>
+        <w:spacing w:after="0" w:line="480" w:lineRule="auto"/>
+        <w:jc w:val="both"/>
+        <w:rPr>
+          <w:rFonts w:ascii="Arial" w:hAnsi="Arial" w:cs="Arial"/>
+          <w:b/>
+          <w:bCs/>
+        </w:rPr>
+      </w:pPr>
+      <w:r>
+        <w:rPr>
+          <w:rFonts w:ascii="Arial" w:hAnsi="Arial" w:cs="Arial"/>
+          <w:b/>
+          <w:bCs/>
+        </w:rPr>
+        <w:t>Java</w:t>
+      </w:r>
+    </w:p>
+    <w:p>
+      <w:pPr>
+        <w:spacing w:after="0" w:line="480" w:lineRule="auto"/>
+        <w:jc w:val="both"/>
+        <w:rPr>
+          <w:rFonts w:ascii="Arial" w:hAnsi="Arial" w:cs="Arial"/>
+          <w:b/>
+          <w:bCs/>
+        </w:rPr>
+      </w:pPr>
+      <w:r>
+        <w:rPr>
+          <w:rFonts w:ascii="Arial" w:hAnsi="Arial" w:cs="Arial"/>
+          <w:b/>
+          <w:bCs/>
+        </w:rPr>
+        <w:t>JDK</w:t>
+      </w:r>
+    </w:p>
+    <w:p>
+      <w:pPr>
+        <w:spacing w:after="0" w:line="480" w:lineRule="auto"/>
+        <w:jc w:val="both"/>
+        <w:rPr>
+          <w:rFonts w:ascii="Arial" w:hAnsi="Arial" w:cs="Arial"/>
+          <w:b/>
+          <w:bCs/>
+        </w:rPr>
+      </w:pPr>
+      <w:r>
+        <w:rPr>
+          <w:rFonts w:ascii="Arial" w:hAnsi="Arial" w:cs="Arial"/>
+          <w:b/>
+          <w:bCs/>
+        </w:rPr>
+        <w:t>Gradle</w:t>
+      </w:r>
+    </w:p>
+    <w:p>
+      <w:pPr>
+        <w:spacing w:after="0" w:line="480" w:lineRule="auto"/>
+        <w:jc w:val="both"/>
+        <w:rPr>
+          <w:rFonts w:ascii="Arial" w:hAnsi="Arial" w:cs="Arial"/>
+          <w:b/>
+          <w:bCs/>
+        </w:rPr>
+      </w:pPr>
+      <w:r>
+        <w:rPr>
+          <w:rFonts w:ascii="Arial" w:hAnsi="Arial" w:cs="Arial"/>
+          <w:b/>
+          <w:bCs/>
+        </w:rPr>
+        <w:t>WebView</w:t>
+      </w:r>
+    </w:p>
+    <w:p>
+      <w:pPr>
+        <w:spacing w:after="0" w:line="480" w:lineRule="auto"/>
+        <w:jc w:val="both"/>
+        <w:rPr>
+          <w:rFonts w:ascii="Arial" w:hAnsi="Arial" w:cs="Arial"/>
+          <w:b/>
+          <w:bCs/>
+        </w:rPr>
+      </w:pPr>
+      <w:r>
+        <w:rPr>
+          <w:rFonts w:ascii="Arial" w:hAnsi="Arial" w:cs="Arial"/>
+          <w:b/>
+          <w:bCs/>
+        </w:rPr>
+        <w:t>Android</w:t>
+      </w:r>
+    </w:p>
+    <w:p>
+      <w:pPr>
+        <w:spacing w:after="0" w:line="480" w:lineRule="auto"/>
+        <w:jc w:val="both"/>
+        <w:rPr>
+          <w:rFonts w:ascii="Arial" w:hAnsi="Arial" w:cs="Arial"/>
+          <w:b/>
+          <w:bCs/>
+        </w:rPr>
+      </w:pPr>
+      <w:r>
+        <w:rPr>
+          <w:rFonts w:ascii="Arial" w:hAnsi="Arial" w:cs="Arial"/>
+          <w:b/>
+          <w:bCs/>
+        </w:rPr>
+        <w:t>Windows</w:t>
+      </w:r>
+    </w:p>
+    <w:p>
+      <w:pPr>
+        <w:spacing w:after="0" w:line="480" w:lineRule="auto"/>
+        <w:jc w:val="both"/>
+        <w:rPr>
+          <w:rFonts w:ascii="Arial" w:hAnsi="Arial" w:cs="Arial"/>
+          <w:b/>
+          <w:bCs/>
+        </w:rPr>
+      </w:pPr>
+      <w:r>
+        <w:rPr>
+          <w:rFonts w:ascii="Arial" w:hAnsi="Arial" w:cs="Arial"/>
+          <w:b/>
+          <w:bCs/>
+        </w:rPr>
+        <w:t>API</w:t>
+      </w:r>
+    </w:p>
+    <w:p>
+      <w:pPr>
+        <w:spacing w:after="0" w:line="480" w:lineRule="auto"/>
+        <w:jc w:val="both"/>
+        <w:rPr>
+          <w:rFonts w:ascii="Arial" w:hAnsi="Arial" w:cs="Arial"/>
+          <w:b/>
+          <w:bCs/>
+        </w:rPr>
+      </w:pPr>
+      <w:r>
+        <w:rPr>
+          <w:rFonts w:ascii="Arial" w:hAnsi="Arial" w:cs="Arial"/>
+          <w:b/>
+          <w:bCs/>
+        </w:rPr>
+        <w:t>WebSocket</w:t>
+      </w:r>
+    </w:p>
+    <w:p>
+      <w:pPr>
+        <w:spacing w:after="0" w:line="480" w:lineRule="auto"/>
+        <w:jc w:val="both"/>
+        <w:rPr>
+          <w:rFonts w:ascii="Arial" w:hAnsi="Arial" w:cs="Arial"/>
+          <w:b/>
+          <w:bCs/>
+        </w:rPr>
+      </w:pPr>
+      <w:r>
+        <w:rPr>
+          <w:rFonts w:ascii="Arial" w:hAnsi="Arial" w:cs="Arial"/>
+          <w:b/>
+          <w:bCs/>
+        </w:rPr>
+        <w:t>IP Address</w:t>
+      </w:r>
+    </w:p>
+    <w:p>
+      <w:pPr>
+        <w:spacing w:after="0" w:line="480" w:lineRule="auto"/>
+        <w:jc w:val="both"/>
+        <w:rPr>
+          <w:rFonts w:ascii="Arial" w:hAnsi="Arial" w:cs="Arial"/>
+          <w:b/>
+          <w:bCs/>
+        </w:rPr>
+      </w:pPr>
+      <w:r>
+        <w:rPr>
+          <w:rFonts w:ascii="Arial" w:hAnsi="Arial" w:cs="Arial"/>
+          <w:b/>
+          <w:bCs/>
+        </w:rPr>
+        <w:lastRenderedPageBreak/>
+        <w:t>IP Port</w:t>
+      </w:r>
+    </w:p>
+    <w:p>
+      <w:pPr>
+        <w:spacing w:after="0" w:line="480" w:lineRule="auto"/>
+        <w:jc w:val="both"/>
+        <w:rPr>
+          <w:rFonts w:ascii="Arial" w:hAnsi="Arial" w:cs="Arial"/>
+          <w:b/>
+          <w:bCs/>
+        </w:rPr>
+      </w:pPr>
+      <w:r>
+        <w:rPr>
+          <w:rFonts w:ascii="Arial" w:hAnsi="Arial" w:cs="Arial"/>
+          <w:b/>
+          <w:bCs/>
+        </w:rPr>
+        <w:t>NPM</w:t>
+      </w:r>
+    </w:p>
+    <w:p>
+      <w:pPr>
+        <w:spacing w:after="0" w:line="480" w:lineRule="auto"/>
+        <w:jc w:val="both"/>
+        <w:rPr>
+          <w:rFonts w:ascii="Arial" w:hAnsi="Arial" w:cs="Arial"/>
+          <w:b/>
+          <w:bCs/>
+        </w:rPr>
+      </w:pPr>
+      <w:r>
+        <w:rPr>
+          <w:rFonts w:ascii="Arial" w:hAnsi="Arial" w:cs="Arial"/>
+          <w:b/>
+          <w:bCs/>
+        </w:rPr>
+        <w:t>Node.js</w:t>
+      </w:r>
+    </w:p>
+    <w:p>
+      <w:pPr>
+        <w:spacing w:after="0" w:line="480" w:lineRule="auto"/>
+        <w:jc w:val="both"/>
+        <w:rPr>
+          <w:rFonts w:ascii="Arial" w:hAnsi="Arial" w:cs="Arial"/>
+          <w:b/>
+          <w:bCs/>
+        </w:rPr>
+      </w:pPr>
+      <w:r>
+        <w:rPr>
+          <w:rFonts w:ascii="Arial" w:hAnsi="Arial" w:cs="Arial"/>
+          <w:b/>
+          <w:bCs/>
+        </w:rPr>
+        <w:t>Crystal</w:t>
+      </w:r>
+    </w:p>
+    <w:p>
+      <w:pPr>
+        <w:spacing w:after="0" w:line="480" w:lineRule="auto"/>
+        <w:jc w:val="both"/>
+        <w:rPr>
+          <w:rFonts w:ascii="Arial" w:hAnsi="Arial" w:cs="Arial"/>
+          <w:b/>
+          <w:bCs/>
+        </w:rPr>
+      </w:pPr>
+      <w:r>
+        <w:rPr>
+          <w:rFonts w:ascii="Arial" w:hAnsi="Arial" w:cs="Arial"/>
+          <w:b/>
+          <w:bCs/>
+        </w:rPr>
+        <w:t>TCP</w:t>
+      </w:r>
+    </w:p>
+    <w:p>
+      <w:pPr>
+        <w:spacing w:after="0" w:line="480" w:lineRule="auto"/>
+        <w:jc w:val="both"/>
+        <w:rPr>
+          <w:rFonts w:ascii="Arial" w:hAnsi="Arial" w:cs="Arial"/>
+          <w:b/>
+          <w:bCs/>
+        </w:rPr>
+      </w:pPr>
+      <w:r>
+        <w:rPr>
+          <w:rFonts w:ascii="Arial" w:hAnsi="Arial" w:cs="Arial"/>
+          <w:b/>
+          <w:bCs/>
+        </w:rPr>
+        <w:t>HTTP</w:t>
+      </w:r>
+    </w:p>
+    <w:p>
+      <w:pPr>
+        <w:spacing w:after="0" w:line="480" w:lineRule="auto"/>
+        <w:jc w:val="both"/>
+        <w:rPr>
+          <w:rFonts w:ascii="Arial" w:hAnsi="Arial" w:cs="Arial"/>
+          <w:b/>
+          <w:bCs/>
+        </w:rPr>
+      </w:pPr>
+      <w:r>
+        <w:rPr>
+          <w:rFonts w:ascii="Arial" w:hAnsi="Arial" w:cs="Arial"/>
+          <w:b/>
+          <w:bCs/>
+        </w:rPr>
+        <w:t>DevTools</w:t>
+      </w:r>
+    </w:p>
+    <w:p>
+      <w:pPr>
+        <w:spacing w:after="0" w:line="480" w:lineRule="auto"/>
+        <w:jc w:val="both"/>
+        <w:rPr>
+          <w:rFonts w:ascii="Arial" w:hAnsi="Arial" w:cs="Arial"/>
+          <w:b/>
+          <w:bCs/>
+        </w:rPr>
+      </w:pPr>
+      <w:r>
+        <w:rPr>
+          <w:rFonts w:ascii="Arial" w:hAnsi="Arial" w:cs="Arial"/>
+          <w:b/>
+          <w:bCs/>
+        </w:rPr>
+        <w:t>UI/UX</w:t>
+      </w:r>
+    </w:p>
+    <w:p>
+      <w:pPr>
+        <w:spacing w:after="0" w:line="480" w:lineRule="auto"/>
+        <w:jc w:val="both"/>
+        <w:rPr>
+          <w:rFonts w:ascii="Arial" w:hAnsi="Arial" w:cs="Arial"/>
+          <w:b/>
+          <w:bCs/>
+        </w:rPr>
+      </w:pPr>
+      <w:r>
+        <w:rPr>
+          <w:rFonts w:ascii="Arial" w:hAnsi="Arial" w:cs="Arial"/>
+          <w:b/>
+          <w:bCs/>
+        </w:rPr>
+        <w:t>Server</w:t>
+      </w:r>
+    </w:p>
+    <w:p>
+      <w:pPr>
+        <w:spacing w:after="0" w:line="480" w:lineRule="auto"/>
+        <w:jc w:val="both"/>
+        <w:rPr>
+          <w:rFonts w:ascii="Arial" w:hAnsi="Arial" w:cs="Arial"/>
+          <w:b/>
+          <w:bCs/>
+        </w:rPr>
+      </w:pPr>
+      <w:r>
+        <w:rPr>
+          <w:rFonts w:ascii="Arial" w:hAnsi="Arial" w:cs="Arial"/>
+          <w:b/>
+          <w:bCs/>
+        </w:rPr>
+        <w:t>Node.js FS</w:t>
+      </w:r>
+    </w:p>
+    <w:p>
+      <w:pPr>
+        <w:spacing w:after="0" w:line="480" w:lineRule="auto"/>
+        <w:jc w:val="both"/>
+        <w:rPr>
+          <w:rFonts w:ascii="Arial" w:hAnsi="Arial" w:cs="Arial"/>
+          <w:b/>
+          <w:bCs/>
+        </w:rPr>
+      </w:pPr>
+      <w:r>
+        <w:rPr>
+          <w:rFonts w:ascii="Arial" w:hAnsi="Arial" w:cs="Arial"/>
+          <w:b/>
+          <w:bCs/>
+        </w:rPr>
+        <w:t>Webserver</w:t>
+      </w:r>
+    </w:p>
+    <w:p>
+      <w:pPr>
+        <w:spacing w:after="0" w:line="480" w:lineRule="auto"/>
+        <w:jc w:val="both"/>
+        <w:rPr>
+          <w:rFonts w:ascii="Arial" w:hAnsi="Arial" w:cs="Arial"/>
+          <w:b/>
+          <w:bCs/>
+        </w:rPr>
+      </w:pPr>
+      <w:r>
+        <w:rPr>
+          <w:rFonts w:ascii="Arial" w:hAnsi="Arial" w:cs="Arial"/>
+          <w:b/>
+          <w:bCs/>
+        </w:rPr>
+        <w:t>Cordova File Plugin</w:t>
+      </w:r>
     </w:p>
     <w:p>
       <w:pPr>
@@ -4786,7 +5201,6 @@
         <w:rPr>
           <w:rFonts w:ascii="Arial" w:hAnsi="Arial" w:cs="Arial"/>
         </w:rPr>
-        <w:lastRenderedPageBreak/>
         <w:t xml:space="preserve">   </w:t>
       </w:r>
     </w:p>
@@ -5071,6 +5485,7 @@
           <w:b/>
           <w:bCs/>
         </w:rPr>
+        <w:lastRenderedPageBreak/>
         <w:tab/>
       </w:r>
       <w:r>
@@ -5316,7 +5731,6 @@
               <w:rPr>
                 <w:rFonts w:ascii="Arial" w:hAnsi="Arial" w:cs="Arial"/>
               </w:rPr>
-              <w:lastRenderedPageBreak/>
               <w:t>1</w:t>
             </w:r>
           </w:p>
@@ -5855,25 +6269,7 @@
                 <w:b/>
                 <w:bCs/>
               </w:rPr>
-              <w:t>Amount (</w:t>
-            </w:r>
-            <w:proofErr w:type="spellStart"/>
-            <w:r>
-              <w:rPr>
-                <w:rFonts w:ascii="Arial" w:hAnsi="Arial" w:cs="Arial"/>
-                <w:b/>
-                <w:bCs/>
-              </w:rPr>
-              <w:t>Php</w:t>
-            </w:r>
-            <w:proofErr w:type="spellEnd"/>
-            <w:r>
-              <w:rPr>
-                <w:rFonts w:ascii="Arial" w:hAnsi="Arial" w:cs="Arial"/>
-                <w:b/>
-                <w:bCs/>
-              </w:rPr>
-              <w:t>)</w:t>
+              <w:t>Amount (Php)</w:t>
             </w:r>
           </w:p>
         </w:tc>
@@ -5897,25 +6293,7 @@
                 <w:b/>
                 <w:bCs/>
               </w:rPr>
-              <w:t>Total Amount (</w:t>
-            </w:r>
-            <w:proofErr w:type="spellStart"/>
-            <w:r>
-              <w:rPr>
-                <w:rFonts w:ascii="Arial" w:hAnsi="Arial" w:cs="Arial"/>
-                <w:b/>
-                <w:bCs/>
-              </w:rPr>
-              <w:t>Php</w:t>
-            </w:r>
-            <w:proofErr w:type="spellEnd"/>
-            <w:r>
-              <w:rPr>
-                <w:rFonts w:ascii="Arial" w:hAnsi="Arial" w:cs="Arial"/>
-                <w:b/>
-                <w:bCs/>
-              </w:rPr>
-              <w:t>)</w:t>
+              <w:t>Total Amount (Php)</w:t>
             </w:r>
           </w:p>
         </w:tc>
@@ -7920,7 +8298,6 @@
         <w:tab/>
         <w:t xml:space="preserve"> </w:t>
       </w:r>
-      <w:proofErr w:type="gramStart"/>
       <w:r>
         <w:rPr>
           <w:rFonts w:ascii="Arial" w:hAnsi="Arial" w:cs="Arial"/>
@@ -7942,21 +8319,7 @@
           <w:szCs w:val="20"/>
           <w:lang w:val="en-US"/>
         </w:rPr>
-        <w:t>Treatment</w:t>
-      </w:r>
-      <w:proofErr w:type="gramEnd"/>
-      <w:r>
-        <w:rPr>
-          <w:rFonts w:ascii="Arial" w:hAnsi="Arial" w:cs="Arial"/>
-          <w:b/>
-          <w:bCs/>
-          <w:i/>
-          <w:iCs/>
-          <w:sz w:val="20"/>
-          <w:szCs w:val="20"/>
-          <w:lang w:val="en-US"/>
-        </w:rPr>
-        <w:t xml:space="preserve"> 3</w:t>
+        <w:t>Treatment 3</w:t>
       </w:r>
       <w:r>
         <w:rPr>
@@ -16522,6 +16885,7 @@
   <w:style w:type="character" w:default="1" w:styleId="DefaultParagraphFont">
     <w:name w:val="Default Paragraph Font"/>
     <w:uiPriority w:val="1"/>
+    <w:semiHidden/>
     <w:unhideWhenUsed/>
   </w:style>
   <w:style w:type="table" w:default="1" w:styleId="TableNormal">

--- a/SHS/Group 6_Manuscript_Raw.docx
+++ b/SHS/Group 6_Manuscript_Raw.docx
@@ -872,8 +872,19 @@
           <w:lang w:val="en-US"/>
         </w:rPr>
         <w:lastRenderedPageBreak/>
-        <w:t>Background of the Study</w:t>
-      </w:r>
+        <w:t xml:space="preserve">Background of </w:t>
+      </w:r>
+      <w:proofErr w:type="gramStart"/>
+      <w:r>
+        <w:rPr>
+          <w:rFonts w:ascii="Arial" w:hAnsi="Arial" w:cs="Arial"/>
+          <w:b/>
+          <w:bCs/>
+          <w:lang w:val="en-US"/>
+        </w:rPr>
+        <w:t>the Study</w:t>
+      </w:r>
+      <w:proofErr w:type="gramEnd"/>
     </w:p>
     <w:p>
       <w:pPr>
@@ -1004,7 +1015,15 @@
           <w:b/>
           <w:bCs/>
         </w:rPr>
-        <w:t xml:space="preserve"> L</w:t>
+        <w:t xml:space="preserve"> </w:t>
+      </w:r>
+      <w:r>
+        <w:rPr>
+          <w:rFonts w:ascii="Arial" w:hAnsi="Arial" w:cs="Arial"/>
+          <w:b/>
+          <w:bCs/>
+        </w:rPr>
+        <w:t>l</w:t>
       </w:r>
       <w:r>
         <w:rPr>
@@ -1035,7 +1054,88 @@
         <w:rPr>
           <w:rFonts w:ascii="Arial" w:hAnsi="Arial" w:cs="Arial"/>
         </w:rPr>
-        <w:t>Uhhhhhhhhhhhhh evry JS</w:t>
+        <w:t>According to Jeff Atwood that a</w:t>
+      </w:r>
+      <w:r>
+        <w:rPr>
+          <w:rFonts w:ascii="Arial" w:hAnsi="Arial" w:cs="Arial"/>
+        </w:rPr>
+        <w:t>ny application that can be written in JavaScript, will eventually be written in JavaScript</w:t>
+      </w:r>
+      <w:r>
+        <w:rPr>
+          <w:rFonts w:ascii="Arial" w:hAnsi="Arial" w:cs="Arial"/>
+        </w:rPr>
+        <w:t>.</w:t>
+      </w:r>
+    </w:p>
+    <w:p>
+      <w:pPr>
+        <w:spacing w:after="0" w:line="480" w:lineRule="auto"/>
+        <w:jc w:val="both"/>
+        <w:rPr>
+          <w:rFonts w:ascii="Arial" w:hAnsi="Arial" w:cs="Arial"/>
+        </w:rPr>
+      </w:pPr>
+      <w:r>
+        <w:rPr>
+          <w:rFonts w:ascii="Arial" w:hAnsi="Arial" w:cs="Arial"/>
+        </w:rPr>
+        <w:tab/>
+      </w:r>
+      <w:r>
+        <w:rPr>
+          <w:rFonts w:ascii="Arial" w:hAnsi="Arial" w:cs="Arial"/>
+        </w:rPr>
+        <w:t>W</w:t>
+      </w:r>
+      <w:r>
+        <w:rPr>
+          <w:rFonts w:ascii="Arial" w:hAnsi="Arial" w:cs="Arial"/>
+        </w:rPr>
+        <w:t xml:space="preserve">e </w:t>
+      </w:r>
+      <w:r>
+        <w:rPr>
+          <w:rFonts w:ascii="Arial" w:hAnsi="Arial" w:cs="Arial"/>
+        </w:rPr>
+        <w:t>must</w:t>
+      </w:r>
+      <w:r>
+        <w:rPr>
+          <w:rFonts w:ascii="Arial" w:hAnsi="Arial" w:cs="Arial"/>
+        </w:rPr>
+        <w:t xml:space="preserve"> appreciate the </w:t>
+      </w:r>
+      <w:r>
+        <w:rPr>
+          <w:rFonts w:ascii="Arial" w:hAnsi="Arial" w:cs="Arial"/>
+        </w:rPr>
+        <w:t>reasons</w:t>
+      </w:r>
+      <w:r>
+        <w:rPr>
+          <w:rFonts w:ascii="Arial" w:hAnsi="Arial" w:cs="Arial"/>
+        </w:rPr>
+        <w:t xml:space="preserve"> for picking not the most powerful solution but the least powerful</w:t>
+      </w:r>
+      <w:r>
+        <w:rPr>
+          <w:rFonts w:ascii="Arial" w:hAnsi="Arial" w:cs="Arial"/>
+        </w:rPr>
+        <w:t>.  The less powerful the programming language, the more you can do with the data stored in that language.</w:t>
+      </w:r>
+      <w:r>
+        <w:rPr>
+          <w:rFonts w:ascii="Arial" w:hAnsi="Arial" w:cs="Arial"/>
+        </w:rPr>
+        <w:t xml:space="preserve"> </w:t>
+      </w:r>
+      <w:r>
+        <w:rPr>
+          <w:rFonts w:ascii="Arial" w:hAnsi="Arial" w:cs="Arial"/>
+        </w:rPr>
+        <w:t xml:space="preserve"> (Tim Berners-Lee, 1998-2023)</w:t>
       </w:r>
     </w:p>
     <w:p>
@@ -1061,9 +1161,6 @@
       <w:pPr>
         <w:spacing w:after="0" w:line="480" w:lineRule="auto"/>
         <w:jc w:val="both"/>
-        <w:rPr>
-          <w:rFonts w:ascii="Arial" w:hAnsi="Arial" w:cs="Arial"/>
-        </w:rPr>
       </w:pPr>
       <w:r>
         <w:rPr>
@@ -1077,7 +1174,31 @@
         <w:rPr>
           <w:rFonts w:ascii="Arial" w:hAnsi="Arial" w:cs="Arial"/>
         </w:rPr>
-        <w:t>Learn by phone or something</w:t>
+        <w:t>The E-learning theory states that technology c</w:t>
+      </w:r>
+      <w:r>
+        <w:rPr>
+          <w:rFonts w:ascii="Arial" w:hAnsi="Arial" w:cs="Arial"/>
+        </w:rPr>
+        <w:t>an be used and designed to create new learning opportunities and to promote effective learning</w:t>
+      </w:r>
+      <w:r>
+        <w:rPr>
+          <w:rFonts w:ascii="Arial" w:hAnsi="Arial" w:cs="Arial"/>
+        </w:rPr>
+        <w:t>.  It is observed that there is a significant increase in learner’s engagement and improvement of active learning principles compared to learning with only text itself.</w:t>
+      </w:r>
+      <w:r>
+        <w:rPr>
+          <w:rFonts w:ascii="Arial" w:hAnsi="Arial" w:cs="Arial"/>
+        </w:rPr>
+        <w:t xml:space="preserve"> </w:t>
+      </w:r>
+      <w:r>
+        <w:rPr>
+          <w:rFonts w:ascii="Arial" w:hAnsi="Arial" w:cs="Arial"/>
+        </w:rPr>
+        <w:t xml:space="preserve"> (He, 2023)</w:t>
       </w:r>
     </w:p>
     <w:p>
@@ -1106,6 +1227,14 @@
         </w:rPr>
         <w:t>learning</w:t>
       </w:r>
+      <w:r>
+        <w:rPr>
+          <w:rFonts w:ascii="Arial" w:hAnsi="Arial" w:cs="Arial"/>
+          <w:b/>
+          <w:bCs/>
+        </w:rPr>
+        <w:t xml:space="preserve"> theory</w:t>
+      </w:r>
     </w:p>
     <w:p>
       <w:pPr>
@@ -1218,116 +1347,6 @@
           <w:lang w:val="en-US"/>
         </w:rPr>
       </w:pPr>
-    </w:p>
-    <w:p>
-      <w:pPr>
-        <w:spacing w:line="480" w:lineRule="auto"/>
-        <w:jc w:val="both"/>
-        <w:rPr>
-          <w:rFonts w:ascii="Arial" w:hAnsi="Arial" w:cs="Arial"/>
-          <w:lang w:val="en-US"/>
-        </w:rPr>
-      </w:pPr>
-    </w:p>
-    <w:p>
-      <w:pPr>
-        <w:spacing w:line="480" w:lineRule="auto"/>
-        <w:jc w:val="both"/>
-        <w:rPr>
-          <w:rFonts w:ascii="Arial" w:hAnsi="Arial" w:cs="Arial"/>
-          <w:lang w:val="en-US"/>
-        </w:rPr>
-      </w:pPr>
-    </w:p>
-    <w:p>
-      <w:pPr>
-        <w:spacing w:line="480" w:lineRule="auto"/>
-        <w:jc w:val="both"/>
-        <w:rPr>
-          <w:rFonts w:ascii="Arial" w:hAnsi="Arial" w:cs="Arial"/>
-          <w:lang w:val="en-US"/>
-        </w:rPr>
-      </w:pPr>
-    </w:p>
-    <w:p>
-      <w:pPr>
-        <w:spacing w:line="480" w:lineRule="auto"/>
-        <w:jc w:val="both"/>
-        <w:rPr>
-          <w:rFonts w:ascii="Arial" w:hAnsi="Arial" w:cs="Arial"/>
-          <w:lang w:val="en-US"/>
-        </w:rPr>
-      </w:pPr>
-    </w:p>
-    <w:p>
-      <w:pPr>
-        <w:spacing w:line="480" w:lineRule="auto"/>
-        <w:jc w:val="both"/>
-        <w:rPr>
-          <w:rFonts w:ascii="Arial" w:hAnsi="Arial" w:cs="Arial"/>
-          <w:lang w:val="en-US"/>
-        </w:rPr>
-      </w:pPr>
-    </w:p>
-    <w:p>
-      <w:pPr>
-        <w:spacing w:line="480" w:lineRule="auto"/>
-        <w:jc w:val="both"/>
-        <w:rPr>
-          <w:rFonts w:ascii="Arial" w:hAnsi="Arial" w:cs="Arial"/>
-          <w:lang w:val="en-US"/>
-        </w:rPr>
-      </w:pPr>
-    </w:p>
-    <w:p>
-      <w:pPr>
-        <w:spacing w:line="480" w:lineRule="auto"/>
-        <w:jc w:val="both"/>
-        <w:rPr>
-          <w:rFonts w:ascii="Arial" w:hAnsi="Arial" w:cs="Arial"/>
-          <w:lang w:val="en-US"/>
-        </w:rPr>
-      </w:pPr>
-    </w:p>
-    <w:p>
-      <w:pPr>
-        <w:spacing w:line="480" w:lineRule="auto"/>
-        <w:jc w:val="both"/>
-        <w:rPr>
-          <w:rFonts w:ascii="Arial" w:hAnsi="Arial" w:cs="Arial"/>
-          <w:lang w:val="en-US"/>
-        </w:rPr>
-      </w:pPr>
-    </w:p>
-    <w:p>
-      <w:pPr>
-        <w:spacing w:line="480" w:lineRule="auto"/>
-        <w:jc w:val="both"/>
-        <w:rPr>
-          <w:rFonts w:ascii="Arial" w:hAnsi="Arial" w:cs="Arial"/>
-          <w:lang w:val="en-US"/>
-        </w:rPr>
-      </w:pPr>
-    </w:p>
-    <w:p>
-      <w:pPr>
-        <w:spacing w:line="480" w:lineRule="auto"/>
-        <w:jc w:val="both"/>
-        <w:rPr>
-          <w:rFonts w:ascii="Arial" w:hAnsi="Arial" w:cs="Arial"/>
-          <w:lang w:val="en-US"/>
-        </w:rPr>
-      </w:pPr>
-    </w:p>
-    <w:p>
-      <w:pPr>
-        <w:spacing w:line="480" w:lineRule="auto"/>
-        <w:jc w:val="both"/>
-        <w:rPr>
-          <w:rFonts w:ascii="Arial" w:hAnsi="Arial" w:cs="Arial"/>
-          <w:lang w:val="en-US"/>
-        </w:rPr>
-      </w:pPr>
       <w:r>
         <w:rPr>
           <w:rFonts w:ascii="Arial" w:hAnsi="Arial" w:cs="Arial"/>
@@ -1352,6 +1371,7 @@
           <w:b/>
           <w:bCs/>
         </w:rPr>
+        <w:lastRenderedPageBreak/>
         <w:t>Conceptual Framework</w:t>
       </w:r>
     </w:p>
@@ -1519,8 +1539,16 @@
                               <w:rPr>
                                 <w:rFonts w:ascii="Arial" w:hAnsi="Arial" w:cs="Arial"/>
                               </w:rPr>
-                              <w:t>- css</w:t>
+                              <w:t xml:space="preserve">- </w:t>
                             </w:r>
+                            <w:proofErr w:type="spellStart"/>
+                            <w:r>
+                              <w:rPr>
+                                <w:rFonts w:ascii="Arial" w:hAnsi="Arial" w:cs="Arial"/>
+                              </w:rPr>
+                              <w:t>css</w:t>
+                            </w:r>
+                            <w:proofErr w:type="spellEnd"/>
                           </w:p>
                           <w:p>
                             <w:pPr>
@@ -1532,8 +1560,16 @@
                               <w:rPr>
                                 <w:rFonts w:ascii="Arial" w:hAnsi="Arial" w:cs="Arial"/>
                               </w:rPr>
-                              <w:t>- js</w:t>
+                              <w:t xml:space="preserve">- </w:t>
                             </w:r>
+                            <w:proofErr w:type="spellStart"/>
+                            <w:r>
+                              <w:rPr>
+                                <w:rFonts w:ascii="Arial" w:hAnsi="Arial" w:cs="Arial"/>
+                              </w:rPr>
+                              <w:t>js</w:t>
+                            </w:r>
+                            <w:proofErr w:type="spellEnd"/>
                           </w:p>
                           <w:p>
                             <w:pPr>
@@ -1558,8 +1594,30 @@
                               <w:rPr>
                                 <w:rFonts w:ascii="Arial" w:hAnsi="Arial" w:cs="Arial"/>
                               </w:rPr>
-                              <w:t>- apache cordova</w:t>
+                              <w:t xml:space="preserve">- </w:t>
                             </w:r>
+                            <w:proofErr w:type="spellStart"/>
+                            <w:r>
+                              <w:rPr>
+                                <w:rFonts w:ascii="Arial" w:hAnsi="Arial" w:cs="Arial"/>
+                              </w:rPr>
+                              <w:t>apache</w:t>
+                            </w:r>
+                            <w:proofErr w:type="spellEnd"/>
+                            <w:r>
+                              <w:rPr>
+                                <w:rFonts w:ascii="Arial" w:hAnsi="Arial" w:cs="Arial"/>
+                              </w:rPr>
+                              <w:t xml:space="preserve"> </w:t>
+                            </w:r>
+                            <w:proofErr w:type="spellStart"/>
+                            <w:r>
+                              <w:rPr>
+                                <w:rFonts w:ascii="Arial" w:hAnsi="Arial" w:cs="Arial"/>
+                              </w:rPr>
+                              <w:t>cordova</w:t>
+                            </w:r>
+                            <w:proofErr w:type="spellEnd"/>
                           </w:p>
                           <w:p>
                             <w:pPr>
@@ -1596,7 +1654,42 @@
                               <w:rPr>
                                 <w:rFonts w:ascii="Arial" w:hAnsi="Arial" w:cs="Arial"/>
                               </w:rPr>
-                              <w:t xml:space="preserve"> for cordova</w:t>
+                              <w:t xml:space="preserve"> for </w:t>
+                            </w:r>
+                            <w:proofErr w:type="spellStart"/>
+                            <w:r>
+                              <w:rPr>
+                                <w:rFonts w:ascii="Arial" w:hAnsi="Arial" w:cs="Arial"/>
+                              </w:rPr>
+                              <w:t>cordova</w:t>
+                            </w:r>
+                            <w:proofErr w:type="spellEnd"/>
+                          </w:p>
+                          <w:p>
+                            <w:pPr>
+                              <w:rPr>
+                                <w:rFonts w:ascii="Arial" w:hAnsi="Arial" w:cs="Arial"/>
+                              </w:rPr>
+                            </w:pPr>
+                            <w:r>
+                              <w:rPr>
+                                <w:rFonts w:ascii="Arial" w:hAnsi="Arial" w:cs="Arial"/>
+                              </w:rPr>
+                              <w:t xml:space="preserve">- </w:t>
+                            </w:r>
+                            <w:proofErr w:type="spellStart"/>
+                            <w:r>
+                              <w:rPr>
+                                <w:rFonts w:ascii="Arial" w:hAnsi="Arial" w:cs="Arial"/>
+                              </w:rPr>
+                              <w:t>jdk</w:t>
+                            </w:r>
+                            <w:proofErr w:type="spellEnd"/>
+                            <w:r>
+                              <w:rPr>
+                                <w:rFonts w:ascii="Arial" w:hAnsi="Arial" w:cs="Arial"/>
+                              </w:rPr>
+                              <w:t xml:space="preserve"> 17</w:t>
                             </w:r>
                           </w:p>
                           <w:p>
@@ -1609,8 +1702,16 @@
                               <w:rPr>
                                 <w:rFonts w:ascii="Arial" w:hAnsi="Arial" w:cs="Arial"/>
                               </w:rPr>
-                              <w:t>- jdk 17</w:t>
+                              <w:t xml:space="preserve">- </w:t>
                             </w:r>
+                            <w:proofErr w:type="spellStart"/>
+                            <w:r>
+                              <w:rPr>
+                                <w:rFonts w:ascii="Arial" w:hAnsi="Arial" w:cs="Arial"/>
+                              </w:rPr>
+                              <w:t>gradle</w:t>
+                            </w:r>
+                            <w:proofErr w:type="spellEnd"/>
                           </w:p>
                           <w:p>
                             <w:pPr>
@@ -1622,21 +1723,16 @@
                               <w:rPr>
                                 <w:rFonts w:ascii="Arial" w:hAnsi="Arial" w:cs="Arial"/>
                               </w:rPr>
-                              <w:t>- gradle</w:t>
+                              <w:t xml:space="preserve">- android </w:t>
                             </w:r>
-                          </w:p>
-                          <w:p>
-                            <w:pPr>
-                              <w:rPr>
-                                <w:rFonts w:ascii="Arial" w:hAnsi="Arial" w:cs="Arial"/>
-                              </w:rPr>
-                            </w:pPr>
+                            <w:proofErr w:type="spellStart"/>
                             <w:r>
                               <w:rPr>
                                 <w:rFonts w:ascii="Arial" w:hAnsi="Arial" w:cs="Arial"/>
                               </w:rPr>
-                              <w:t>- android sdk</w:t>
+                              <w:t>sdk</w:t>
                             </w:r>
+                            <w:proofErr w:type="spellEnd"/>
                           </w:p>
                           <w:p>
                             <w:pPr>
@@ -1736,8 +1832,16 @@
                         <w:rPr>
                           <w:rFonts w:ascii="Arial" w:hAnsi="Arial" w:cs="Arial"/>
                         </w:rPr>
-                        <w:t>- css</w:t>
+                        <w:t xml:space="preserve">- </w:t>
                       </w:r>
+                      <w:proofErr w:type="spellStart"/>
+                      <w:r>
+                        <w:rPr>
+                          <w:rFonts w:ascii="Arial" w:hAnsi="Arial" w:cs="Arial"/>
+                        </w:rPr>
+                        <w:t>css</w:t>
+                      </w:r>
+                      <w:proofErr w:type="spellEnd"/>
                     </w:p>
                     <w:p>
                       <w:pPr>
@@ -1749,8 +1853,16 @@
                         <w:rPr>
                           <w:rFonts w:ascii="Arial" w:hAnsi="Arial" w:cs="Arial"/>
                         </w:rPr>
-                        <w:t>- js</w:t>
+                        <w:t xml:space="preserve">- </w:t>
                       </w:r>
+                      <w:proofErr w:type="spellStart"/>
+                      <w:r>
+                        <w:rPr>
+                          <w:rFonts w:ascii="Arial" w:hAnsi="Arial" w:cs="Arial"/>
+                        </w:rPr>
+                        <w:t>js</w:t>
+                      </w:r>
+                      <w:proofErr w:type="spellEnd"/>
                     </w:p>
                     <w:p>
                       <w:pPr>
@@ -1775,8 +1887,30 @@
                         <w:rPr>
                           <w:rFonts w:ascii="Arial" w:hAnsi="Arial" w:cs="Arial"/>
                         </w:rPr>
-                        <w:t>- apache cordova</w:t>
+                        <w:t xml:space="preserve">- </w:t>
                       </w:r>
+                      <w:proofErr w:type="spellStart"/>
+                      <w:r>
+                        <w:rPr>
+                          <w:rFonts w:ascii="Arial" w:hAnsi="Arial" w:cs="Arial"/>
+                        </w:rPr>
+                        <w:t>apache</w:t>
+                      </w:r>
+                      <w:proofErr w:type="spellEnd"/>
+                      <w:r>
+                        <w:rPr>
+                          <w:rFonts w:ascii="Arial" w:hAnsi="Arial" w:cs="Arial"/>
+                        </w:rPr>
+                        <w:t xml:space="preserve"> </w:t>
+                      </w:r>
+                      <w:proofErr w:type="spellStart"/>
+                      <w:r>
+                        <w:rPr>
+                          <w:rFonts w:ascii="Arial" w:hAnsi="Arial" w:cs="Arial"/>
+                        </w:rPr>
+                        <w:t>cordova</w:t>
+                      </w:r>
+                      <w:proofErr w:type="spellEnd"/>
                     </w:p>
                     <w:p>
                       <w:pPr>
@@ -1813,7 +1947,42 @@
                         <w:rPr>
                           <w:rFonts w:ascii="Arial" w:hAnsi="Arial" w:cs="Arial"/>
                         </w:rPr>
-                        <w:t xml:space="preserve"> for cordova</w:t>
+                        <w:t xml:space="preserve"> for </w:t>
+                      </w:r>
+                      <w:proofErr w:type="spellStart"/>
+                      <w:r>
+                        <w:rPr>
+                          <w:rFonts w:ascii="Arial" w:hAnsi="Arial" w:cs="Arial"/>
+                        </w:rPr>
+                        <w:t>cordova</w:t>
+                      </w:r>
+                      <w:proofErr w:type="spellEnd"/>
+                    </w:p>
+                    <w:p>
+                      <w:pPr>
+                        <w:rPr>
+                          <w:rFonts w:ascii="Arial" w:hAnsi="Arial" w:cs="Arial"/>
+                        </w:rPr>
+                      </w:pPr>
+                      <w:r>
+                        <w:rPr>
+                          <w:rFonts w:ascii="Arial" w:hAnsi="Arial" w:cs="Arial"/>
+                        </w:rPr>
+                        <w:t xml:space="preserve">- </w:t>
+                      </w:r>
+                      <w:proofErr w:type="spellStart"/>
+                      <w:r>
+                        <w:rPr>
+                          <w:rFonts w:ascii="Arial" w:hAnsi="Arial" w:cs="Arial"/>
+                        </w:rPr>
+                        <w:t>jdk</w:t>
+                      </w:r>
+                      <w:proofErr w:type="spellEnd"/>
+                      <w:r>
+                        <w:rPr>
+                          <w:rFonts w:ascii="Arial" w:hAnsi="Arial" w:cs="Arial"/>
+                        </w:rPr>
+                        <w:t xml:space="preserve"> 17</w:t>
                       </w:r>
                     </w:p>
                     <w:p>
@@ -1826,8 +1995,16 @@
                         <w:rPr>
                           <w:rFonts w:ascii="Arial" w:hAnsi="Arial" w:cs="Arial"/>
                         </w:rPr>
-                        <w:t>- jdk 17</w:t>
+                        <w:t xml:space="preserve">- </w:t>
                       </w:r>
+                      <w:proofErr w:type="spellStart"/>
+                      <w:r>
+                        <w:rPr>
+                          <w:rFonts w:ascii="Arial" w:hAnsi="Arial" w:cs="Arial"/>
+                        </w:rPr>
+                        <w:t>gradle</w:t>
+                      </w:r>
+                      <w:proofErr w:type="spellEnd"/>
                     </w:p>
                     <w:p>
                       <w:pPr>
@@ -1839,21 +2016,16 @@
                         <w:rPr>
                           <w:rFonts w:ascii="Arial" w:hAnsi="Arial" w:cs="Arial"/>
                         </w:rPr>
-                        <w:t>- gradle</w:t>
+                        <w:t xml:space="preserve">- android </w:t>
                       </w:r>
-                    </w:p>
-                    <w:p>
-                      <w:pPr>
-                        <w:rPr>
-                          <w:rFonts w:ascii="Arial" w:hAnsi="Arial" w:cs="Arial"/>
-                        </w:rPr>
-                      </w:pPr>
+                      <w:proofErr w:type="spellStart"/>
                       <w:r>
                         <w:rPr>
                           <w:rFonts w:ascii="Arial" w:hAnsi="Arial" w:cs="Arial"/>
                         </w:rPr>
-                        <w:t>- android sdk</w:t>
+                        <w:t>sdk</w:t>
                       </w:r>
+                      <w:proofErr w:type="spellEnd"/>
                     </w:p>
                     <w:p>
                       <w:pPr>
@@ -2205,7 +2377,13 @@
                               <w:rPr>
                                 <w:rFonts w:ascii="Arial" w:hAnsi="Arial" w:cs="Arial"/>
                               </w:rPr>
-                              <w:t>- quieazy</w:t>
+                              <w:t>-</w:t>
+                            </w:r>
+                            <w:r>
+                              <w:rPr>
+                                <w:rFonts w:ascii="Arial" w:hAnsi="Arial" w:cs="Arial"/>
+                              </w:rPr>
+                              <w:t xml:space="preserve"> quieazy</w:t>
                             </w:r>
                           </w:p>
                         </w:txbxContent>
@@ -2249,7 +2427,13 @@
                         <w:rPr>
                           <w:rFonts w:ascii="Arial" w:hAnsi="Arial" w:cs="Arial"/>
                         </w:rPr>
-                        <w:t>- quieazy</w:t>
+                        <w:t>-</w:t>
+                      </w:r>
+                      <w:r>
+                        <w:rPr>
+                          <w:rFonts w:ascii="Arial" w:hAnsi="Arial" w:cs="Arial"/>
+                        </w:rPr>
+                        <w:t xml:space="preserve"> quieazy</w:t>
                       </w:r>
                     </w:p>
                   </w:txbxContent>
@@ -2815,6 +2999,7 @@
           <w14:ligatures w14:val="none"/>
         </w:rPr>
       </w:pPr>
+      <w:proofErr w:type="gramStart"/>
       <w:r>
         <w:rPr>
           <w:rFonts w:ascii="Arial" w:eastAsiaTheme="minorEastAsia" w:hAnsi="Arial" w:cs="Arial"/>
@@ -2833,6 +3018,7 @@
         </w:rPr>
         <w:t>;</w:t>
       </w:r>
+      <w:proofErr w:type="gramEnd"/>
     </w:p>
     <w:p>
       <w:pPr>
@@ -3486,20 +3672,29 @@
     <w:p>
       <w:pPr>
         <w:spacing w:after="0" w:line="480" w:lineRule="auto"/>
-        <w:jc w:val="both"/>
-        <w:rPr>
-          <w:rFonts w:ascii="Arial" w:hAnsi="Arial" w:cs="Arial"/>
-          <w:b/>
-          <w:bCs/>
-        </w:rPr>
-      </w:pPr>
-      <w:r>
-        <w:rPr>
-          <w:rFonts w:ascii="Arial" w:hAnsi="Arial" w:cs="Arial"/>
-          <w:b/>
-          <w:bCs/>
-        </w:rPr>
-        <w:t>Learners:</w:t>
+        <w:ind w:firstLine="720"/>
+        <w:jc w:val="both"/>
+        <w:rPr>
+          <w:rFonts w:ascii="Arial" w:hAnsi="Arial" w:cs="Arial"/>
+          <w:b/>
+          <w:bCs/>
+        </w:rPr>
+      </w:pPr>
+      <w:r>
+        <w:rPr>
+          <w:rFonts w:ascii="Arial" w:hAnsi="Arial" w:cs="Arial"/>
+          <w:b/>
+          <w:bCs/>
+        </w:rPr>
+        <w:t>Learners</w:t>
+      </w:r>
+      <w:r>
+        <w:rPr>
+          <w:rFonts w:ascii="Arial" w:hAnsi="Arial" w:cs="Arial"/>
+          <w:b/>
+          <w:bCs/>
+        </w:rPr>
+        <w:t>.</w:t>
       </w:r>
       <w:r>
         <w:rPr>
@@ -3561,18 +3756,27 @@
     <w:p>
       <w:pPr>
         <w:spacing w:after="0" w:line="480" w:lineRule="auto"/>
-        <w:jc w:val="both"/>
-        <w:rPr>
-          <w:rFonts w:ascii="Arial" w:hAnsi="Arial" w:cs="Arial"/>
-        </w:rPr>
-      </w:pPr>
-      <w:r>
-        <w:rPr>
-          <w:rFonts w:ascii="Arial" w:hAnsi="Arial" w:cs="Arial"/>
-          <w:b/>
-          <w:bCs/>
-        </w:rPr>
-        <w:t>Educators:</w:t>
+        <w:ind w:firstLine="720"/>
+        <w:jc w:val="both"/>
+        <w:rPr>
+          <w:rFonts w:ascii="Arial" w:hAnsi="Arial" w:cs="Arial"/>
+        </w:rPr>
+      </w:pPr>
+      <w:r>
+        <w:rPr>
+          <w:rFonts w:ascii="Arial" w:hAnsi="Arial" w:cs="Arial"/>
+          <w:b/>
+          <w:bCs/>
+        </w:rPr>
+        <w:t>Educators</w:t>
+      </w:r>
+      <w:r>
+        <w:rPr>
+          <w:rFonts w:ascii="Arial" w:hAnsi="Arial" w:cs="Arial"/>
+          <w:b/>
+          <w:bCs/>
+        </w:rPr>
+        <w:t>.</w:t>
       </w:r>
       <w:r>
         <w:rPr>
@@ -3628,20 +3832,29 @@
     <w:p>
       <w:pPr>
         <w:spacing w:after="0" w:line="480" w:lineRule="auto"/>
-        <w:jc w:val="both"/>
-        <w:rPr>
-          <w:rFonts w:ascii="Arial" w:hAnsi="Arial" w:cs="Arial"/>
-          <w:b/>
-          <w:bCs/>
-        </w:rPr>
-      </w:pPr>
-      <w:r>
-        <w:rPr>
-          <w:rFonts w:ascii="Arial" w:hAnsi="Arial" w:cs="Arial"/>
-          <w:b/>
-          <w:bCs/>
-        </w:rPr>
-        <w:t>Environment:</w:t>
+        <w:ind w:firstLine="720"/>
+        <w:jc w:val="both"/>
+        <w:rPr>
+          <w:rFonts w:ascii="Arial" w:hAnsi="Arial" w:cs="Arial"/>
+          <w:b/>
+          <w:bCs/>
+        </w:rPr>
+      </w:pPr>
+      <w:r>
+        <w:rPr>
+          <w:rFonts w:ascii="Arial" w:hAnsi="Arial" w:cs="Arial"/>
+          <w:b/>
+          <w:bCs/>
+        </w:rPr>
+        <w:t>Environment</w:t>
+      </w:r>
+      <w:r>
+        <w:rPr>
+          <w:rFonts w:ascii="Arial" w:hAnsi="Arial" w:cs="Arial"/>
+          <w:b/>
+          <w:bCs/>
+        </w:rPr>
+        <w:t>.</w:t>
       </w:r>
       <w:r>
         <w:rPr>
@@ -3661,20 +3874,29 @@
     <w:p>
       <w:pPr>
         <w:spacing w:after="0" w:line="480" w:lineRule="auto"/>
-        <w:jc w:val="both"/>
-        <w:rPr>
-          <w:rFonts w:ascii="Arial" w:hAnsi="Arial" w:cs="Arial"/>
-          <w:b/>
-          <w:bCs/>
-        </w:rPr>
-      </w:pPr>
-      <w:r>
-        <w:rPr>
-          <w:rFonts w:ascii="Arial" w:hAnsi="Arial" w:cs="Arial"/>
-          <w:b/>
-          <w:bCs/>
-        </w:rPr>
-        <w:t>Future Researchers:</w:t>
+        <w:ind w:firstLine="720"/>
+        <w:jc w:val="both"/>
+        <w:rPr>
+          <w:rFonts w:ascii="Arial" w:hAnsi="Arial" w:cs="Arial"/>
+          <w:b/>
+          <w:bCs/>
+        </w:rPr>
+      </w:pPr>
+      <w:r>
+        <w:rPr>
+          <w:rFonts w:ascii="Arial" w:hAnsi="Arial" w:cs="Arial"/>
+          <w:b/>
+          <w:bCs/>
+        </w:rPr>
+        <w:t>Future Researchers</w:t>
+      </w:r>
+      <w:r>
+        <w:rPr>
+          <w:rFonts w:ascii="Arial" w:hAnsi="Arial" w:cs="Arial"/>
+          <w:b/>
+          <w:bCs/>
+        </w:rPr>
+        <w:t>.</w:t>
       </w:r>
       <w:r>
         <w:rPr>
@@ -3893,7 +4115,21 @@
         <w:rPr>
           <w:rFonts w:ascii="Arial" w:hAnsi="Arial" w:cs="Arial"/>
         </w:rPr>
-        <w:t xml:space="preserve">like the Google PlayStore and the Apple AppStore, but we can publish the app on </w:t>
+        <w:t xml:space="preserve">like the Google </w:t>
+      </w:r>
+      <w:proofErr w:type="spellStart"/>
+      <w:r>
+        <w:rPr>
+          <w:rFonts w:ascii="Arial" w:hAnsi="Arial" w:cs="Arial"/>
+        </w:rPr>
+        <w:t>PlayStore</w:t>
+      </w:r>
+      <w:proofErr w:type="spellEnd"/>
+      <w:r>
+        <w:rPr>
+          <w:rFonts w:ascii="Arial" w:hAnsi="Arial" w:cs="Arial"/>
+        </w:rPr>
+        <w:t xml:space="preserve"> and the Apple AppStore, but we can publish the app on </w:t>
       </w:r>
       <w:r>
         <w:rPr>
@@ -4156,29 +4392,54 @@
       <w:pPr>
         <w:spacing w:after="0" w:line="480" w:lineRule="auto"/>
         <w:jc w:val="both"/>
-        <w:rPr>
-          <w:rFonts w:ascii="Arial" w:hAnsi="Arial" w:cs="Arial"/>
-          <w:b/>
-          <w:bCs/>
-        </w:rPr>
-      </w:pPr>
-      <w:r>
-        <w:rPr>
-          <w:rFonts w:ascii="Arial" w:hAnsi="Arial" w:cs="Arial"/>
-          <w:b/>
-          <w:bCs/>
-        </w:rPr>
-        <w:t>HTML</w:t>
-      </w:r>
-    </w:p>
-    <w:p>
-      <w:pPr>
-        <w:spacing w:after="0" w:line="480" w:lineRule="auto"/>
-        <w:jc w:val="both"/>
-        <w:rPr>
-          <w:rFonts w:ascii="Arial" w:hAnsi="Arial" w:cs="Arial"/>
-          <w:b/>
-          <w:bCs/>
+      </w:pPr>
+      <w:r>
+        <w:rPr>
+          <w:rFonts w:ascii="Arial" w:hAnsi="Arial" w:cs="Arial"/>
+          <w:b/>
+          <w:bCs/>
+        </w:rPr>
+        <w:t>HTM</w:t>
+      </w:r>
+      <w:r>
+        <w:rPr>
+          <w:rFonts w:ascii="Arial" w:hAnsi="Arial" w:cs="Arial"/>
+          <w:b/>
+          <w:bCs/>
+        </w:rPr>
+        <w:t>L:</w:t>
+      </w:r>
+      <w:r>
+        <w:rPr>
+          <w:rFonts w:ascii="Arial" w:hAnsi="Arial" w:cs="Arial"/>
+        </w:rPr>
+        <w:t xml:space="preserve"> </w:t>
+      </w:r>
+      <w:r>
+        <w:rPr>
+          <w:rFonts w:ascii="Arial" w:hAnsi="Arial" w:cs="Arial"/>
+        </w:rPr>
+        <w:t>Hypertext Markup Language.</w:t>
+      </w:r>
+      <w:r>
+        <w:rPr>
+          <w:rFonts w:ascii="Arial" w:hAnsi="Arial" w:cs="Arial"/>
+        </w:rPr>
+        <w:t xml:space="preserve"> </w:t>
+      </w:r>
+      <w:r>
+        <w:rPr>
+          <w:rFonts w:ascii="Arial" w:hAnsi="Arial" w:cs="Arial"/>
+        </w:rPr>
+        <w:t>Markup language that defines the structure of web content.</w:t>
+      </w:r>
+    </w:p>
+    <w:p>
+      <w:pPr>
+        <w:spacing w:after="0" w:line="480" w:lineRule="auto"/>
+        <w:jc w:val="both"/>
+        <w:rPr>
+          <w:rFonts w:ascii="Arial" w:hAnsi="Arial" w:cs="Arial"/>
         </w:rPr>
       </w:pPr>
       <w:r>
@@ -4189,16 +4450,19 @@
         </w:rPr>
         <w:t>JavaScript</w:t>
       </w:r>
-    </w:p>
-    <w:p>
-      <w:pPr>
-        <w:spacing w:after="0" w:line="480" w:lineRule="auto"/>
-        <w:jc w:val="both"/>
-        <w:rPr>
-          <w:rFonts w:ascii="Arial" w:hAnsi="Arial" w:cs="Arial"/>
-          <w:b/>
-          <w:bCs/>
-        </w:rPr>
+      <w:r>
+        <w:rPr>
+          <w:rFonts w:ascii="Arial" w:hAnsi="Arial" w:cs="Arial"/>
+          <w:b/>
+          <w:bCs/>
+        </w:rPr>
+        <w:t xml:space="preserve">: </w:t>
+      </w:r>
+    </w:p>
+    <w:p>
+      <w:pPr>
+        <w:spacing w:after="0" w:line="480" w:lineRule="auto"/>
+        <w:jc w:val="both"/>
       </w:pPr>
       <w:r>
         <w:rPr>
@@ -4208,6 +4472,20 @@
         </w:rPr>
         <w:t>CSS</w:t>
       </w:r>
+      <w:r>
+        <w:rPr>
+          <w:rFonts w:ascii="Arial" w:hAnsi="Arial" w:cs="Arial"/>
+          <w:b/>
+          <w:bCs/>
+        </w:rPr>
+        <w:t>:</w:t>
+      </w:r>
+      <w:r>
+        <w:t xml:space="preserve"> Cascading S</w:t>
+      </w:r>
+      <w:r>
+        <w:t>tyle Sheet.</w:t>
+      </w:r>
     </w:p>
     <w:p>
       <w:pPr>
@@ -4299,8 +4577,6 @@
         <w:jc w:val="both"/>
         <w:rPr>
           <w:rFonts w:ascii="Arial" w:hAnsi="Arial" w:cs="Arial"/>
-          <w:b/>
-          <w:bCs/>
         </w:rPr>
       </w:pPr>
       <w:r>
@@ -4311,6 +4587,20 @@
         </w:rPr>
         <w:t>SDK</w:t>
       </w:r>
+      <w:r>
+        <w:rPr>
+          <w:rFonts w:ascii="Arial" w:hAnsi="Arial" w:cs="Arial"/>
+          <w:b/>
+          <w:bCs/>
+        </w:rPr>
+        <w:t>:</w:t>
+      </w:r>
+      <w:r>
+        <w:rPr>
+          <w:rFonts w:ascii="Arial" w:hAnsi="Arial" w:cs="Arial"/>
+        </w:rPr>
+        <w:t xml:space="preserve"> Standard Development Kit.</w:t>
+      </w:r>
     </w:p>
     <w:p>
       <w:pPr>
@@ -4337,8 +4627,6 @@
         <w:jc w:val="both"/>
         <w:rPr>
           <w:rFonts w:ascii="Arial" w:hAnsi="Arial" w:cs="Arial"/>
-          <w:b/>
-          <w:bCs/>
         </w:rPr>
       </w:pPr>
       <w:r>
@@ -4349,6 +4637,20 @@
         </w:rPr>
         <w:t>JDK</w:t>
       </w:r>
+      <w:r>
+        <w:rPr>
+          <w:rFonts w:ascii="Arial" w:hAnsi="Arial" w:cs="Arial"/>
+          <w:b/>
+          <w:bCs/>
+        </w:rPr>
+        <w:t xml:space="preserve">: </w:t>
+      </w:r>
+      <w:r>
+        <w:rPr>
+          <w:rFonts w:ascii="Arial" w:hAnsi="Arial" w:cs="Arial"/>
+        </w:rPr>
+        <w:t>Java Development Kit.</w:t>
+      </w:r>
     </w:p>
     <w:p>
       <w:pPr>
@@ -4432,8 +4734,6 @@
         <w:jc w:val="both"/>
         <w:rPr>
           <w:rFonts w:ascii="Arial" w:hAnsi="Arial" w:cs="Arial"/>
-          <w:b/>
-          <w:bCs/>
         </w:rPr>
       </w:pPr>
       <w:r>
@@ -4444,6 +4744,26 @@
         </w:rPr>
         <w:t>API</w:t>
       </w:r>
+      <w:r>
+        <w:rPr>
+          <w:rFonts w:ascii="Arial" w:hAnsi="Arial" w:cs="Arial"/>
+          <w:b/>
+          <w:bCs/>
+        </w:rPr>
+        <w:t xml:space="preserve">: </w:t>
+      </w:r>
+      <w:r>
+        <w:rPr>
+          <w:rFonts w:ascii="Arial" w:hAnsi="Arial" w:cs="Arial"/>
+        </w:rPr>
+        <w:t>Application</w:t>
+      </w:r>
+      <w:r>
+        <w:rPr>
+          <w:rFonts w:ascii="Arial" w:hAnsi="Arial" w:cs="Arial"/>
+        </w:rPr>
+        <w:t xml:space="preserve"> Program Interface.</w:t>
+      </w:r>
     </w:p>
     <w:p>
       <w:pPr>
@@ -4468,49 +4788,87 @@
       <w:pPr>
         <w:spacing w:after="0" w:line="480" w:lineRule="auto"/>
         <w:jc w:val="both"/>
-        <w:rPr>
-          <w:rFonts w:ascii="Arial" w:hAnsi="Arial" w:cs="Arial"/>
-          <w:b/>
-          <w:bCs/>
-        </w:rPr>
-      </w:pPr>
-      <w:r>
-        <w:rPr>
-          <w:rFonts w:ascii="Arial" w:hAnsi="Arial" w:cs="Arial"/>
-          <w:b/>
-          <w:bCs/>
-        </w:rPr>
+      </w:pPr>
+      <w:r>
+        <w:rPr>
+          <w:rFonts w:ascii="Arial" w:hAnsi="Arial" w:cs="Arial"/>
+          <w:b/>
+          <w:bCs/>
+        </w:rPr>
+        <w:lastRenderedPageBreak/>
         <w:t>IP Address</w:t>
       </w:r>
-    </w:p>
-    <w:p>
-      <w:pPr>
-        <w:spacing w:after="0" w:line="480" w:lineRule="auto"/>
-        <w:jc w:val="both"/>
-        <w:rPr>
-          <w:rFonts w:ascii="Arial" w:hAnsi="Arial" w:cs="Arial"/>
-          <w:b/>
-          <w:bCs/>
-        </w:rPr>
-      </w:pPr>
-      <w:r>
-        <w:rPr>
-          <w:rFonts w:ascii="Arial" w:hAnsi="Arial" w:cs="Arial"/>
-          <w:b/>
-          <w:bCs/>
-        </w:rPr>
-        <w:lastRenderedPageBreak/>
+      <w:r>
+        <w:rPr>
+          <w:rFonts w:ascii="Arial" w:hAnsi="Arial" w:cs="Arial"/>
+          <w:b/>
+          <w:bCs/>
+        </w:rPr>
+        <w:t xml:space="preserve">: </w:t>
+      </w:r>
+      <w:r>
+        <w:rPr>
+          <w:rFonts w:ascii="Arial" w:hAnsi="Arial" w:cs="Arial"/>
+        </w:rPr>
+        <w:t>Internet Protocol Address.</w:t>
+      </w:r>
+    </w:p>
+    <w:p>
+      <w:pPr>
+        <w:spacing w:after="0" w:line="480" w:lineRule="auto"/>
+        <w:jc w:val="both"/>
+        <w:rPr>
+          <w:rFonts w:ascii="Arial" w:hAnsi="Arial" w:cs="Arial"/>
+        </w:rPr>
+      </w:pPr>
+      <w:r>
+        <w:rPr>
+          <w:rFonts w:ascii="Arial" w:hAnsi="Arial" w:cs="Arial"/>
+          <w:b/>
+          <w:bCs/>
+        </w:rPr>
         <w:t>IP Port</w:t>
       </w:r>
-    </w:p>
-    <w:p>
-      <w:pPr>
-        <w:spacing w:after="0" w:line="480" w:lineRule="auto"/>
-        <w:jc w:val="both"/>
-        <w:rPr>
-          <w:rFonts w:ascii="Arial" w:hAnsi="Arial" w:cs="Arial"/>
-          <w:b/>
-          <w:bCs/>
+      <w:r>
+        <w:rPr>
+          <w:rFonts w:ascii="Arial" w:hAnsi="Arial" w:cs="Arial"/>
+          <w:b/>
+          <w:bCs/>
+        </w:rPr>
+        <w:t xml:space="preserve">: </w:t>
+      </w:r>
+      <w:r>
+        <w:rPr>
+          <w:rFonts w:ascii="Arial" w:hAnsi="Arial" w:cs="Arial"/>
+        </w:rPr>
+        <w:t>Internet Protocol Port.</w:t>
+      </w:r>
+    </w:p>
+    <w:p>
+      <w:pPr>
+        <w:spacing w:after="0" w:line="480" w:lineRule="auto"/>
+        <w:jc w:val="both"/>
+        <w:rPr>
+          <w:rFonts w:ascii="Arial" w:hAnsi="Arial" w:cs="Arial"/>
+          <w:b/>
+          <w:bCs/>
+        </w:rPr>
+      </w:pPr>
+      <w:r>
+        <w:rPr>
+          <w:rFonts w:ascii="Arial" w:hAnsi="Arial" w:cs="Arial"/>
+          <w:b/>
+          <w:bCs/>
+        </w:rPr>
+        <w:t>Node.js</w:t>
+      </w:r>
+    </w:p>
+    <w:p>
+      <w:pPr>
+        <w:spacing w:after="0" w:line="480" w:lineRule="auto"/>
+        <w:jc w:val="both"/>
+        <w:rPr>
+          <w:rFonts w:ascii="Arial" w:hAnsi="Arial" w:cs="Arial"/>
         </w:rPr>
       </w:pPr>
       <w:r>
@@ -4521,24 +4879,19 @@
         </w:rPr>
         <w:t>NPM</w:t>
       </w:r>
-    </w:p>
-    <w:p>
-      <w:pPr>
-        <w:spacing w:after="0" w:line="480" w:lineRule="auto"/>
-        <w:jc w:val="both"/>
-        <w:rPr>
-          <w:rFonts w:ascii="Arial" w:hAnsi="Arial" w:cs="Arial"/>
-          <w:b/>
-          <w:bCs/>
-        </w:rPr>
-      </w:pPr>
-      <w:r>
-        <w:rPr>
-          <w:rFonts w:ascii="Arial" w:hAnsi="Arial" w:cs="Arial"/>
-          <w:b/>
-          <w:bCs/>
-        </w:rPr>
-        <w:t>Node.js</w:t>
+      <w:r>
+        <w:rPr>
+          <w:rFonts w:ascii="Arial" w:hAnsi="Arial" w:cs="Arial"/>
+          <w:b/>
+          <w:bCs/>
+        </w:rPr>
+        <w:t xml:space="preserve">: </w:t>
+      </w:r>
+      <w:r>
+        <w:rPr>
+          <w:rFonts w:ascii="Arial" w:hAnsi="Arial" w:cs="Arial"/>
+        </w:rPr>
+        <w:t>Node Package Manager</w:t>
       </w:r>
     </w:p>
     <w:p>
@@ -4566,8 +4919,6 @@
         <w:jc w:val="both"/>
         <w:rPr>
           <w:rFonts w:ascii="Arial" w:hAnsi="Arial" w:cs="Arial"/>
-          <w:b/>
-          <w:bCs/>
         </w:rPr>
       </w:pPr>
       <w:r>
@@ -4578,15 +4929,21 @@
         </w:rPr>
         <w:t>TCP</w:t>
       </w:r>
-    </w:p>
-    <w:p>
-      <w:pPr>
-        <w:spacing w:after="0" w:line="480" w:lineRule="auto"/>
-        <w:jc w:val="both"/>
-        <w:rPr>
-          <w:rFonts w:ascii="Arial" w:hAnsi="Arial" w:cs="Arial"/>
-          <w:b/>
-          <w:bCs/>
+      <w:r>
+        <w:rPr>
+          <w:rFonts w:ascii="Arial" w:hAnsi="Arial" w:cs="Arial"/>
+          <w:b/>
+          <w:bCs/>
+        </w:rPr>
+        <w:t xml:space="preserve">: </w:t>
+      </w:r>
+    </w:p>
+    <w:p>
+      <w:pPr>
+        <w:spacing w:after="0" w:line="480" w:lineRule="auto"/>
+        <w:jc w:val="both"/>
+        <w:rPr>
+          <w:rFonts w:ascii="Arial" w:hAnsi="Arial" w:cs="Arial"/>
         </w:rPr>
       </w:pPr>
       <w:r>
@@ -4597,17 +4954,32 @@
         </w:rPr>
         <w:t>HTTP</w:t>
       </w:r>
-    </w:p>
-    <w:p>
-      <w:pPr>
-        <w:spacing w:after="0" w:line="480" w:lineRule="auto"/>
-        <w:jc w:val="both"/>
-        <w:rPr>
-          <w:rFonts w:ascii="Arial" w:hAnsi="Arial" w:cs="Arial"/>
-          <w:b/>
-          <w:bCs/>
-        </w:rPr>
-      </w:pPr>
+      <w:r>
+        <w:rPr>
+          <w:rFonts w:ascii="Arial" w:hAnsi="Arial" w:cs="Arial"/>
+          <w:b/>
+          <w:bCs/>
+        </w:rPr>
+        <w:t xml:space="preserve">: </w:t>
+      </w:r>
+      <w:r>
+        <w:rPr>
+          <w:rFonts w:ascii="Arial" w:hAnsi="Arial" w:cs="Arial"/>
+        </w:rPr>
+        <w:t>Hypertext Transfer Protocol</w:t>
+      </w:r>
+    </w:p>
+    <w:p>
+      <w:pPr>
+        <w:spacing w:after="0" w:line="480" w:lineRule="auto"/>
+        <w:jc w:val="both"/>
+        <w:rPr>
+          <w:rFonts w:ascii="Arial" w:hAnsi="Arial" w:cs="Arial"/>
+          <w:b/>
+          <w:bCs/>
+        </w:rPr>
+      </w:pPr>
+      <w:proofErr w:type="spellStart"/>
       <w:r>
         <w:rPr>
           <w:rFonts w:ascii="Arial" w:hAnsi="Arial" w:cs="Arial"/>
@@ -4616,15 +4988,14 @@
         </w:rPr>
         <w:t>DevTools</w:t>
       </w:r>
-    </w:p>
-    <w:p>
-      <w:pPr>
-        <w:spacing w:after="0" w:line="480" w:lineRule="auto"/>
-        <w:jc w:val="both"/>
-        <w:rPr>
-          <w:rFonts w:ascii="Arial" w:hAnsi="Arial" w:cs="Arial"/>
-          <w:b/>
-          <w:bCs/>
+      <w:proofErr w:type="spellEnd"/>
+    </w:p>
+    <w:p>
+      <w:pPr>
+        <w:spacing w:after="0" w:line="480" w:lineRule="auto"/>
+        <w:jc w:val="both"/>
+        <w:rPr>
+          <w:rFonts w:ascii="Arial" w:hAnsi="Arial" w:cs="Arial"/>
         </w:rPr>
       </w:pPr>
       <w:r>
@@ -4635,6 +5006,20 @@
         </w:rPr>
         <w:t>UI/UX</w:t>
       </w:r>
+      <w:r>
+        <w:rPr>
+          <w:rFonts w:ascii="Arial" w:hAnsi="Arial" w:cs="Arial"/>
+          <w:b/>
+          <w:bCs/>
+        </w:rPr>
+        <w:t xml:space="preserve">: </w:t>
+      </w:r>
+      <w:r>
+        <w:rPr>
+          <w:rFonts w:ascii="Arial" w:hAnsi="Arial" w:cs="Arial"/>
+        </w:rPr>
+        <w:t>User Interface.</w:t>
+      </w:r>
     </w:p>
     <w:p>
       <w:pPr>
@@ -4661,8 +5046,6 @@
         <w:jc w:val="both"/>
         <w:rPr>
           <w:rFonts w:ascii="Arial" w:hAnsi="Arial" w:cs="Arial"/>
-          <w:b/>
-          <w:bCs/>
         </w:rPr>
       </w:pPr>
       <w:r>
@@ -4673,6 +5056,28 @@
         </w:rPr>
         <w:t>Node.js FS</w:t>
       </w:r>
+      <w:r>
+        <w:rPr>
+          <w:rFonts w:ascii="Arial" w:hAnsi="Arial" w:cs="Arial"/>
+          <w:b/>
+          <w:bCs/>
+        </w:rPr>
+        <w:t xml:space="preserve">: </w:t>
+      </w:r>
+      <w:r>
+        <w:rPr>
+          <w:rFonts w:ascii="Arial" w:hAnsi="Arial" w:cs="Arial"/>
+        </w:rPr>
+        <w:t xml:space="preserve">Node.js </w:t>
+      </w:r>
+      <w:proofErr w:type="spellStart"/>
+      <w:r>
+        <w:rPr>
+          <w:rFonts w:ascii="Arial" w:hAnsi="Arial" w:cs="Arial"/>
+        </w:rPr>
+        <w:t>FileSystem</w:t>
+      </w:r>
+      <w:proofErr w:type="spellEnd"/>
     </w:p>
     <w:p>
       <w:pPr>
@@ -5386,34 +5791,133 @@
     </w:p>
     <w:p>
       <w:pPr>
+        <w:spacing w:after="0" w:line="480" w:lineRule="auto"/>
+        <w:jc w:val="both"/>
+        <w:rPr>
+          <w:rFonts w:ascii="Arial" w:hAnsi="Arial" w:cs="Arial"/>
+          <w:b/>
+          <w:bCs/>
+          <w:color w:val="000000" w:themeColor="text1"/>
+        </w:rPr>
+      </w:pPr>
+      <w:r>
+        <w:rPr>
+          <w:rFonts w:ascii="Arial" w:hAnsi="Arial" w:cs="Arial"/>
+          <w:b/>
+          <w:bCs/>
+          <w:color w:val="000000" w:themeColor="text1"/>
+        </w:rPr>
+        <w:t>Research Design</w:t>
+      </w:r>
+    </w:p>
+    <w:p>
+      <w:pPr>
         <w:spacing w:line="480" w:lineRule="auto"/>
         <w:jc w:val="both"/>
         <w:rPr>
           <w:rFonts w:ascii="Arial" w:hAnsi="Arial" w:cs="Arial"/>
-          <w:b/>
-          <w:bCs/>
-        </w:rPr>
-      </w:pPr>
-    </w:p>
-    <w:p>
-      <w:pPr>
-        <w:spacing w:after="0" w:line="480" w:lineRule="auto"/>
-        <w:jc w:val="both"/>
-        <w:rPr>
-          <w:rFonts w:ascii="Arial" w:hAnsi="Arial" w:cs="Arial"/>
-          <w:b/>
-          <w:bCs/>
-          <w:color w:val="000000" w:themeColor="text1"/>
-        </w:rPr>
-      </w:pPr>
-      <w:r>
-        <w:rPr>
-          <w:rFonts w:ascii="Arial" w:hAnsi="Arial" w:cs="Arial"/>
-          <w:b/>
-          <w:bCs/>
-          <w:color w:val="000000" w:themeColor="text1"/>
-        </w:rPr>
-        <w:t>Research Design</w:t>
+        </w:rPr>
+      </w:pPr>
+      <w:r>
+        <w:rPr>
+          <w:rFonts w:ascii="Arial" w:hAnsi="Arial" w:cs="Arial"/>
+          <w:b/>
+          <w:bCs/>
+        </w:rPr>
+        <w:tab/>
+      </w:r>
+      <w:bookmarkStart w:id="9" w:name="_Hlk190004400"/>
+      <w:r>
+        <w:rPr>
+          <w:rFonts w:ascii="Arial" w:hAnsi="Arial" w:cs="Arial"/>
+        </w:rPr>
+        <w:t xml:space="preserve"> </w:t>
+      </w:r>
+      <w:r>
+        <w:rPr>
+          <w:rFonts w:ascii="Arial" w:hAnsi="Arial" w:cs="Arial"/>
+        </w:rPr>
+        <w:t>To</w:t>
+      </w:r>
+      <w:r>
+        <w:rPr>
+          <w:rFonts w:ascii="Arial" w:hAnsi="Arial" w:cs="Arial"/>
+        </w:rPr>
+        <w:t xml:space="preserve"> retrieve the level of accessibility and usability</w:t>
+      </w:r>
+      <w:r>
+        <w:rPr>
+          <w:rFonts w:ascii="Arial" w:hAnsi="Arial" w:cs="Arial"/>
+        </w:rPr>
+        <w:t xml:space="preserve"> of the</w:t>
+      </w:r>
+      <w:r>
+        <w:rPr>
+          <w:rFonts w:ascii="Arial" w:hAnsi="Arial" w:cs="Arial"/>
+        </w:rPr>
+        <w:t xml:space="preserve"> </w:t>
+      </w:r>
+      <w:r>
+        <w:rPr>
+          <w:rFonts w:ascii="Arial" w:hAnsi="Arial" w:cs="Arial"/>
+        </w:rPr>
+        <w:t>quiz application</w:t>
+      </w:r>
+      <w:r>
+        <w:rPr>
+          <w:rFonts w:ascii="Arial" w:hAnsi="Arial" w:cs="Arial"/>
+        </w:rPr>
+        <w:t xml:space="preserve"> </w:t>
+      </w:r>
+      <w:proofErr w:type="spellStart"/>
+      <w:r>
+        <w:rPr>
+          <w:rFonts w:ascii="Arial" w:hAnsi="Arial" w:cs="Arial"/>
+        </w:rPr>
+        <w:t>Quieazy</w:t>
+      </w:r>
+      <w:proofErr w:type="spellEnd"/>
+      <w:r>
+        <w:rPr>
+          <w:rFonts w:ascii="Arial" w:hAnsi="Arial" w:cs="Arial"/>
+        </w:rPr>
+        <w:t>, t</w:t>
+      </w:r>
+      <w:r>
+        <w:rPr>
+          <w:rFonts w:ascii="Arial" w:hAnsi="Arial" w:cs="Arial"/>
+        </w:rPr>
+        <w:t>his research</w:t>
+      </w:r>
+      <w:r>
+        <w:rPr>
+          <w:rFonts w:ascii="Arial" w:hAnsi="Arial" w:cs="Arial"/>
+        </w:rPr>
+        <w:t xml:space="preserve"> </w:t>
+      </w:r>
+      <w:r>
+        <w:rPr>
+          <w:rFonts w:ascii="Arial" w:hAnsi="Arial" w:cs="Arial"/>
+        </w:rPr>
+        <w:t xml:space="preserve">study </w:t>
+      </w:r>
+      <w:r>
+        <w:rPr>
+          <w:rFonts w:ascii="Arial" w:hAnsi="Arial" w:cs="Arial"/>
+        </w:rPr>
+        <w:t>will use a</w:t>
+      </w:r>
+      <w:r>
+        <w:rPr>
+          <w:rFonts w:ascii="Arial" w:hAnsi="Arial" w:cs="Arial"/>
+        </w:rPr>
+        <w:t xml:space="preserve"> quasi-experimental research design</w:t>
+      </w:r>
+      <w:r>
+        <w:rPr>
+          <w:rFonts w:ascii="Arial" w:hAnsi="Arial" w:cs="Arial"/>
+        </w:rPr>
+        <w:t>.</w:t>
       </w:r>
     </w:p>
     <w:p>
@@ -5427,17 +5931,52 @@
       <w:r>
         <w:rPr>
           <w:rFonts w:ascii="Arial" w:hAnsi="Arial" w:cs="Arial"/>
-          <w:b/>
-          <w:bCs/>
         </w:rPr>
         <w:tab/>
-      </w:r>
-      <w:bookmarkStart w:id="9" w:name="_Hlk190004400"/>
-      <w:r>
-        <w:rPr>
-          <w:rFonts w:ascii="Arial" w:hAnsi="Arial" w:cs="Arial"/>
-        </w:rPr>
-        <w:t xml:space="preserve"> </w:t>
+        <w:t>Quasi-experimental does investigation</w:t>
+      </w:r>
+      <w:r>
+        <w:rPr>
+          <w:rFonts w:ascii="Arial" w:hAnsi="Arial" w:cs="Arial"/>
+        </w:rPr>
+        <w:t>-</w:t>
+      </w:r>
+      <w:r>
+        <w:rPr>
+          <w:rFonts w:ascii="Arial" w:hAnsi="Arial" w:cs="Arial"/>
+        </w:rPr>
+        <w:t>like</w:t>
+      </w:r>
+      <w:r>
+        <w:rPr>
+          <w:rFonts w:ascii="Arial" w:hAnsi="Arial" w:cs="Arial"/>
+        </w:rPr>
+        <w:t>-</w:t>
+      </w:r>
+      <w:r>
+        <w:rPr>
+          <w:rFonts w:ascii="Arial" w:hAnsi="Arial" w:cs="Arial"/>
+        </w:rPr>
+        <w:t xml:space="preserve">experimentation, but not truly an experiment.  It builds and analyzes the causal relationship between the </w:t>
+      </w:r>
+      <w:r>
+        <w:rPr>
+          <w:rFonts w:ascii="Arial" w:hAnsi="Arial" w:cs="Arial"/>
+        </w:rPr>
+        <w:lastRenderedPageBreak/>
+        <w:t>independent and dependent variables.</w:t>
+      </w:r>
+      <w:r>
+        <w:rPr>
+          <w:rFonts w:ascii="Arial" w:hAnsi="Arial" w:cs="Arial"/>
+        </w:rPr>
+        <w:t xml:space="preserve">  It also does not require randomly selected respondent groups</w:t>
+      </w:r>
+      <w:r>
+        <w:rPr>
+          <w:rFonts w:ascii="Arial" w:hAnsi="Arial" w:cs="Arial"/>
+        </w:rPr>
+        <w:t>.</w:t>
       </w:r>
     </w:p>
     <w:bookmarkEnd w:id="9"/>
@@ -5485,7 +6024,6 @@
           <w:b/>
           <w:bCs/>
         </w:rPr>
-        <w:lastRenderedPageBreak/>
         <w:tab/>
       </w:r>
       <w:r>
@@ -6269,7 +6807,25 @@
                 <w:b/>
                 <w:bCs/>
               </w:rPr>
-              <w:t>Amount (Php)</w:t>
+              <w:t>Amount (</w:t>
+            </w:r>
+            <w:proofErr w:type="spellStart"/>
+            <w:r>
+              <w:rPr>
+                <w:rFonts w:ascii="Arial" w:hAnsi="Arial" w:cs="Arial"/>
+                <w:b/>
+                <w:bCs/>
+              </w:rPr>
+              <w:t>Php</w:t>
+            </w:r>
+            <w:proofErr w:type="spellEnd"/>
+            <w:r>
+              <w:rPr>
+                <w:rFonts w:ascii="Arial" w:hAnsi="Arial" w:cs="Arial"/>
+                <w:b/>
+                <w:bCs/>
+              </w:rPr>
+              <w:t>)</w:t>
             </w:r>
           </w:p>
         </w:tc>
@@ -6293,7 +6849,25 @@
                 <w:b/>
                 <w:bCs/>
               </w:rPr>
-              <w:t>Total Amount (Php)</w:t>
+              <w:t>Total Amount (</w:t>
+            </w:r>
+            <w:proofErr w:type="spellStart"/>
+            <w:r>
+              <w:rPr>
+                <w:rFonts w:ascii="Arial" w:hAnsi="Arial" w:cs="Arial"/>
+                <w:b/>
+                <w:bCs/>
+              </w:rPr>
+              <w:t>Php</w:t>
+            </w:r>
+            <w:proofErr w:type="spellEnd"/>
+            <w:r>
+              <w:rPr>
+                <w:rFonts w:ascii="Arial" w:hAnsi="Arial" w:cs="Arial"/>
+                <w:b/>
+                <w:bCs/>
+              </w:rPr>
+              <w:t>)</w:t>
             </w:r>
           </w:p>
         </w:tc>
@@ -6432,6 +7006,7 @@
           <w:bCs/>
           <w:lang w:val="en-US"/>
         </w:rPr>
+        <w:lastRenderedPageBreak/>
         <w:tab/>
       </w:r>
       <w:r>
@@ -8298,6 +8873,7 @@
         <w:tab/>
         <w:t xml:space="preserve"> </w:t>
       </w:r>
+      <w:proofErr w:type="gramStart"/>
       <w:r>
         <w:rPr>
           <w:rFonts w:ascii="Arial" w:hAnsi="Arial" w:cs="Arial"/>
@@ -8319,7 +8895,21 @@
           <w:szCs w:val="20"/>
           <w:lang w:val="en-US"/>
         </w:rPr>
-        <w:t>Treatment 3</w:t>
+        <w:t>Treatment</w:t>
+      </w:r>
+      <w:proofErr w:type="gramEnd"/>
+      <w:r>
+        <w:rPr>
+          <w:rFonts w:ascii="Arial" w:hAnsi="Arial" w:cs="Arial"/>
+          <w:b/>
+          <w:bCs/>
+          <w:i/>
+          <w:iCs/>
+          <w:sz w:val="20"/>
+          <w:szCs w:val="20"/>
+          <w:lang w:val="en-US"/>
+        </w:rPr>
+        <w:t xml:space="preserve"> 3</w:t>
       </w:r>
       <w:r>
         <w:rPr>
@@ -16674,7 +17264,7 @@
   <w:style w:type="paragraph" w:default="1" w:styleId="Normal">
     <w:name w:val="Normal"/>
     <w:qFormat/>
-    <w:rsid w:val="00D26DA7"/>
+    <w:rsid w:val="003210B1"/>
     <w:pPr>
       <w:spacing w:line="278" w:lineRule="auto"/>
     </w:pPr>
@@ -16885,7 +17475,6 @@
   <w:style w:type="character" w:default="1" w:styleId="DefaultParagraphFont">
     <w:name w:val="Default Paragraph Font"/>
     <w:uiPriority w:val="1"/>
-    <w:semiHidden/>
     <w:unhideWhenUsed/>
   </w:style>
   <w:style w:type="table" w:default="1" w:styleId="TableNormal">

--- a/SHS/Group 6_Manuscript_Raw.docx
+++ b/SHS/Group 6_Manuscript_Raw.docx
@@ -112,7 +112,7 @@
           <w:rFonts w:ascii="Arial" w:eastAsia="Arial" w:hAnsi="Arial" w:cs="Arial"/>
           <w:b/>
         </w:rPr>
-        <w:t>QUIZ MAKER APPLICATION</w:t>
+        <w:t>QUIZ APPLICATION</w:t>
       </w:r>
       <w:bookmarkStart w:id="2" w:name="_Hlk184843158"/>
       <w:bookmarkEnd w:id="2"/>
@@ -369,6 +369,38 @@
           <w:rFonts w:ascii="Arial" w:eastAsia="Arial" w:hAnsi="Arial" w:cs="Arial"/>
           <w:b/>
         </w:rPr>
+        <w:t xml:space="preserve">LEI SHANAIA </w:t>
+      </w:r>
+      <w:r>
+        <w:rPr>
+          <w:rFonts w:ascii="Arial" w:eastAsia="Arial" w:hAnsi="Arial" w:cs="Arial"/>
+          <w:b/>
+        </w:rPr>
+        <w:t xml:space="preserve">AGUJA </w:t>
+      </w:r>
+      <w:r>
+        <w:rPr>
+          <w:rFonts w:ascii="Arial" w:eastAsia="Arial" w:hAnsi="Arial" w:cs="Arial"/>
+          <w:b/>
+        </w:rPr>
+        <w:t>GOLIPAPA</w:t>
+      </w:r>
+    </w:p>
+    <w:p>
+      <w:pPr>
+        <w:spacing w:after="0" w:line="480" w:lineRule="auto"/>
+        <w:ind w:right="241"/>
+        <w:jc w:val="center"/>
+        <w:rPr>
+          <w:rFonts w:ascii="Arial" w:eastAsia="Arial" w:hAnsi="Arial" w:cs="Arial"/>
+          <w:b/>
+        </w:rPr>
+      </w:pPr>
+      <w:r>
+        <w:rPr>
+          <w:rFonts w:ascii="Arial" w:eastAsia="Arial" w:hAnsi="Arial" w:cs="Arial"/>
+          <w:b/>
+        </w:rPr>
         <w:t>MARC PHILIP ARMADA LANDICHO</w:t>
       </w:r>
     </w:p>
@@ -407,17 +439,6 @@
         </w:rPr>
         <w:t>ZCHERHEINE AGUADO TORREFRANCA</w:t>
       </w:r>
-    </w:p>
-    <w:p>
-      <w:pPr>
-        <w:spacing w:after="0" w:line="480" w:lineRule="auto"/>
-        <w:ind w:right="241"/>
-        <w:jc w:val="center"/>
-        <w:rPr>
-          <w:rFonts w:ascii="Arial" w:eastAsia="Arial" w:hAnsi="Arial" w:cs="Arial"/>
-          <w:b/>
-        </w:rPr>
-      </w:pPr>
     </w:p>
     <w:p>
       <w:pPr>
@@ -872,195 +893,731 @@
           <w:lang w:val="en-US"/>
         </w:rPr>
         <w:lastRenderedPageBreak/>
-        <w:t xml:space="preserve">Background of </w:t>
-      </w:r>
-      <w:proofErr w:type="gramStart"/>
-      <w:r>
-        <w:rPr>
-          <w:rFonts w:ascii="Arial" w:hAnsi="Arial" w:cs="Arial"/>
-          <w:b/>
-          <w:bCs/>
+        <w:t>Background of the Study</w:t>
+      </w:r>
+    </w:p>
+    <w:p>
+      <w:pPr>
+        <w:spacing w:after="0" w:line="480" w:lineRule="auto"/>
+        <w:jc w:val="both"/>
+        <w:rPr>
+          <w:rFonts w:ascii="Arial" w:hAnsi="Arial" w:cs="Arial"/>
           <w:lang w:val="en-US"/>
         </w:rPr>
-        <w:t>the Study</w:t>
-      </w:r>
-      <w:proofErr w:type="gramEnd"/>
-    </w:p>
-    <w:p>
-      <w:pPr>
-        <w:spacing w:after="0" w:line="480" w:lineRule="auto"/>
-        <w:jc w:val="both"/>
-        <w:rPr>
-          <w:rFonts w:ascii="Arial" w:hAnsi="Arial" w:cs="Arial"/>
+      </w:pPr>
+      <w:r>
+        <w:rPr>
+          <w:rFonts w:ascii="Arial" w:hAnsi="Arial" w:cs="Arial"/>
+          <w:b/>
+          <w:bCs/>
           <w:lang w:val="en-US"/>
         </w:rPr>
-      </w:pPr>
-      <w:r>
-        <w:rPr>
-          <w:rFonts w:ascii="Arial" w:hAnsi="Arial" w:cs="Arial"/>
-          <w:b/>
-          <w:bCs/>
+        <w:tab/>
+      </w:r>
+      <w:r>
+        <w:rPr>
+          <w:rFonts w:ascii="Arial" w:hAnsi="Arial" w:cs="Arial"/>
           <w:lang w:val="en-US"/>
         </w:rPr>
+        <w:t xml:space="preserve">The goal of this study is to develop a substitute application that offers teachers and students a quiz </w:t>
+      </w:r>
+      <w:r>
+        <w:rPr>
+          <w:rFonts w:ascii="Arial" w:hAnsi="Arial" w:cs="Arial"/>
+          <w:lang w:val="en-US"/>
+        </w:rPr>
+        <w:t xml:space="preserve">application </w:t>
+      </w:r>
+      <w:r>
+        <w:rPr>
+          <w:rFonts w:ascii="Arial" w:hAnsi="Arial" w:cs="Arial"/>
+          <w:lang w:val="en-US"/>
+        </w:rPr>
+        <w:t xml:space="preserve">without the need for the internet.  The purpose of the project is to assist educators in developing tests in a particular field even in the absence of internet access.  Some pupils are dependent on their devices and have an attachment to them.  Therefore, using gadgets will undoubtedly contribute to giving technology a purpose.  It will also be of great assistance in areas where internet connectivity is lacking.  Additionally, it will offer a paywall-free application to all users.  The development of an offline quiz </w:t>
+      </w:r>
+      <w:r>
+        <w:rPr>
+          <w:rFonts w:ascii="Arial" w:hAnsi="Arial" w:cs="Arial"/>
+          <w:lang w:val="en-US"/>
+        </w:rPr>
+        <w:t>application</w:t>
+      </w:r>
+      <w:r>
+        <w:rPr>
+          <w:rFonts w:ascii="Arial" w:hAnsi="Arial" w:cs="Arial"/>
+          <w:lang w:val="en-US"/>
+        </w:rPr>
+        <w:t xml:space="preserve"> aims to enhance security, accuracy and accessibility in various learning environments.  The intended purpose of the study is to assess the development of a different, entertaining, and user-friendly quiz creator application that can function live offline.  Additionally, it enables users to design and administer quizzes in classrooms, workplaces, or remote areas without disruptions caused by network issue</w:t>
+      </w:r>
+      <w:r>
+        <w:rPr>
+          <w:rFonts w:ascii="Arial" w:hAnsi="Arial" w:cs="Arial"/>
+          <w:lang w:val="en-US"/>
+        </w:rPr>
+        <w:t>s</w:t>
+      </w:r>
+      <w:r>
+        <w:rPr>
+          <w:rFonts w:ascii="Arial" w:hAnsi="Arial" w:cs="Arial"/>
+          <w:lang w:val="en-US"/>
+        </w:rPr>
+        <w:t>.</w:t>
+      </w:r>
+    </w:p>
+    <w:p>
+      <w:pPr>
+        <w:spacing w:after="0" w:line="480" w:lineRule="auto"/>
+        <w:ind w:firstLine="720"/>
+        <w:jc w:val="both"/>
+        <w:rPr>
+          <w:rFonts w:ascii="Arial" w:hAnsi="Arial" w:cs="Arial"/>
+          <w:lang w:val="en-US"/>
+        </w:rPr>
+      </w:pPr>
+      <w:r>
+        <w:rPr>
+          <w:rFonts w:ascii="Arial" w:hAnsi="Arial" w:cs="Arial"/>
+          <w:lang w:val="en-US"/>
+        </w:rPr>
+        <w:t xml:space="preserve">This study explores the feasibility, advantages, and implementation of an offline quiz </w:t>
+      </w:r>
+      <w:r>
+        <w:rPr>
+          <w:rFonts w:ascii="Arial" w:hAnsi="Arial" w:cs="Arial"/>
+          <w:lang w:val="en-US"/>
+        </w:rPr>
+        <w:t>application</w:t>
+      </w:r>
+      <w:r>
+        <w:rPr>
+          <w:rFonts w:ascii="Arial" w:hAnsi="Arial" w:cs="Arial"/>
+          <w:lang w:val="en-US"/>
+        </w:rPr>
+        <w:t xml:space="preserve"> with live functionality, focusing on its impact on learning experiences, usability, and reliability.  By leveraging local storage and real-time interaction features, the system seeks to provide an effective alternative to online quiz platforms, ensuring seamless assessment experiences in diverse educational and professional settings.</w:t>
+      </w:r>
+    </w:p>
+    <w:p>
+      <w:pPr>
+        <w:spacing w:after="0" w:line="480" w:lineRule="auto"/>
+        <w:jc w:val="both"/>
+        <w:rPr>
+          <w:rFonts w:ascii="Arial" w:hAnsi="Arial" w:cs="Arial"/>
+        </w:rPr>
+      </w:pPr>
+    </w:p>
+    <w:p>
+      <w:pPr>
+        <w:spacing w:after="0" w:line="480" w:lineRule="auto"/>
+        <w:jc w:val="both"/>
+        <w:rPr>
+          <w:rFonts w:ascii="Arial" w:hAnsi="Arial" w:cs="Arial"/>
+        </w:rPr>
+      </w:pPr>
+    </w:p>
+    <w:p>
+      <w:pPr>
+        <w:spacing w:after="0" w:line="480" w:lineRule="auto"/>
+        <w:jc w:val="both"/>
+        <w:rPr>
+          <w:rFonts w:ascii="Arial" w:hAnsi="Arial" w:cs="Arial"/>
+        </w:rPr>
+      </w:pPr>
+    </w:p>
+    <w:p>
+      <w:pPr>
+        <w:spacing w:after="0" w:line="480" w:lineRule="auto"/>
+        <w:jc w:val="both"/>
+        <w:rPr>
+          <w:rFonts w:ascii="Arial" w:hAnsi="Arial" w:cs="Arial"/>
+          <w:b/>
+          <w:bCs/>
+        </w:rPr>
+      </w:pPr>
+      <w:r>
+        <w:rPr>
+          <w:rFonts w:ascii="Arial" w:hAnsi="Arial" w:cs="Arial"/>
+          <w:b/>
+          <w:bCs/>
+        </w:rPr>
+        <w:t>Theoretical Framework</w:t>
+      </w:r>
+    </w:p>
+    <w:p>
+      <w:pPr>
+        <w:spacing w:after="0" w:line="480" w:lineRule="auto"/>
+        <w:jc w:val="both"/>
+        <w:rPr>
+          <w:rFonts w:ascii="Arial" w:hAnsi="Arial" w:cs="Arial"/>
+          <w:b/>
+          <w:bCs/>
+        </w:rPr>
+      </w:pPr>
+      <w:r>
+        <w:rPr>
+          <w:rFonts w:ascii="Arial" w:hAnsi="Arial" w:cs="Arial"/>
+          <w:b/>
+          <w:bCs/>
+        </w:rPr>
+        <w:t xml:space="preserve">A. </w:t>
+      </w:r>
+      <w:r>
+        <w:rPr>
+          <w:rFonts w:ascii="Arial" w:hAnsi="Arial" w:cs="Arial"/>
+          <w:b/>
+          <w:bCs/>
+        </w:rPr>
+        <w:t>Atwood's</w:t>
+      </w:r>
+      <w:r>
+        <w:rPr>
+          <w:rFonts w:ascii="Arial" w:hAnsi="Arial" w:cs="Arial"/>
+          <w:b/>
+          <w:bCs/>
+        </w:rPr>
+        <w:t xml:space="preserve"> </w:t>
+      </w:r>
+      <w:r>
+        <w:rPr>
+          <w:rFonts w:ascii="Arial" w:hAnsi="Arial" w:cs="Arial"/>
+          <w:b/>
+          <w:bCs/>
+        </w:rPr>
+        <w:t>l</w:t>
+      </w:r>
+      <w:r>
+        <w:rPr>
+          <w:rFonts w:ascii="Arial" w:hAnsi="Arial" w:cs="Arial"/>
+          <w:b/>
+          <w:bCs/>
+        </w:rPr>
+        <w:t>aw</w:t>
+      </w:r>
+    </w:p>
+    <w:p>
+      <w:pPr>
+        <w:spacing w:after="0" w:line="480" w:lineRule="auto"/>
+        <w:jc w:val="both"/>
+        <w:rPr>
+          <w:rFonts w:ascii="Arial" w:hAnsi="Arial" w:cs="Arial"/>
+        </w:rPr>
+      </w:pPr>
+      <w:r>
+        <w:rPr>
+          <w:rFonts w:ascii="Arial" w:hAnsi="Arial" w:cs="Arial"/>
+          <w:b/>
+          <w:bCs/>
+        </w:rPr>
         <w:tab/>
       </w:r>
       <w:r>
         <w:rPr>
           <w:rFonts w:ascii="Arial" w:hAnsi="Arial" w:cs="Arial"/>
+        </w:rPr>
+        <w:t>According to Jeff Atwood that a</w:t>
+      </w:r>
+      <w:r>
+        <w:rPr>
+          <w:rFonts w:ascii="Arial" w:hAnsi="Arial" w:cs="Arial"/>
+        </w:rPr>
+        <w:t>ny application that can be written in JavaScript, will eventually be written in JavaScript</w:t>
+      </w:r>
+      <w:r>
+        <w:rPr>
+          <w:rFonts w:ascii="Arial" w:hAnsi="Arial" w:cs="Arial"/>
+        </w:rPr>
+        <w:t>.</w:t>
+      </w:r>
+    </w:p>
+    <w:p>
+      <w:pPr>
+        <w:spacing w:after="0" w:line="480" w:lineRule="auto"/>
+        <w:jc w:val="both"/>
+        <w:rPr>
+          <w:rFonts w:ascii="Arial" w:hAnsi="Arial" w:cs="Arial"/>
+        </w:rPr>
+      </w:pPr>
+      <w:r>
+        <w:rPr>
+          <w:rFonts w:ascii="Arial" w:hAnsi="Arial" w:cs="Arial"/>
+        </w:rPr>
+        <w:tab/>
+      </w:r>
+      <w:r>
+        <w:rPr>
+          <w:rFonts w:ascii="Arial" w:hAnsi="Arial" w:cs="Arial"/>
+        </w:rPr>
+        <w:t xml:space="preserve">We must appreciate the </w:t>
+      </w:r>
+      <w:r>
+        <w:rPr>
+          <w:rFonts w:ascii="Arial" w:hAnsi="Arial" w:cs="Arial"/>
+        </w:rPr>
+        <w:t>reasons</w:t>
+      </w:r>
+      <w:r>
+        <w:rPr>
+          <w:rFonts w:ascii="Arial" w:hAnsi="Arial" w:cs="Arial"/>
+        </w:rPr>
+        <w:t xml:space="preserve"> for picking not the most powerful solution but the least powerful</w:t>
+      </w:r>
+      <w:r>
+        <w:rPr>
+          <w:rFonts w:ascii="Arial" w:hAnsi="Arial" w:cs="Arial"/>
+        </w:rPr>
+        <w:t>.  The less powerful the programming language, the more you can do with the data stored in that language.</w:t>
+      </w:r>
+      <w:r>
+        <w:rPr>
+          <w:rFonts w:ascii="Arial" w:hAnsi="Arial" w:cs="Arial"/>
+        </w:rPr>
+        <w:t xml:space="preserve"> </w:t>
+      </w:r>
+      <w:r>
+        <w:rPr>
+          <w:rFonts w:ascii="Arial" w:hAnsi="Arial" w:cs="Arial"/>
+        </w:rPr>
+        <w:t xml:space="preserve"> (Tim Berners-Lee, 2023)</w:t>
+      </w:r>
+    </w:p>
+    <w:p>
+      <w:pPr>
+        <w:spacing w:after="0" w:line="480" w:lineRule="auto"/>
+        <w:jc w:val="both"/>
+        <w:rPr>
+          <w:rFonts w:ascii="Arial" w:hAnsi="Arial" w:cs="Arial"/>
+          <w:b/>
+          <w:bCs/>
+        </w:rPr>
+      </w:pPr>
+      <w:r>
+        <w:rPr>
+          <w:rFonts w:ascii="Arial" w:hAnsi="Arial" w:cs="Arial"/>
+          <w:b/>
+          <w:bCs/>
+        </w:rPr>
+        <w:t xml:space="preserve">B. </w:t>
+      </w:r>
+      <w:r>
+        <w:rPr>
+          <w:rFonts w:ascii="Arial" w:hAnsi="Arial" w:cs="Arial"/>
+          <w:b/>
+          <w:bCs/>
+        </w:rPr>
+        <w:t>E-learning theory</w:t>
+      </w:r>
+    </w:p>
+    <w:p>
+      <w:pPr>
+        <w:spacing w:after="0" w:line="480" w:lineRule="auto"/>
+        <w:jc w:val="both"/>
+      </w:pPr>
+      <w:r>
+        <w:rPr>
+          <w:rFonts w:ascii="Arial" w:hAnsi="Arial" w:cs="Arial"/>
+          <w:b/>
+          <w:bCs/>
+        </w:rPr>
+        <w:tab/>
+      </w:r>
+      <w:r>
+        <w:rPr>
+          <w:rFonts w:ascii="Arial" w:hAnsi="Arial" w:cs="Arial"/>
+        </w:rPr>
+        <w:t>The E-learning theory states that technology c</w:t>
+      </w:r>
+      <w:r>
+        <w:rPr>
+          <w:rFonts w:ascii="Arial" w:hAnsi="Arial" w:cs="Arial"/>
+        </w:rPr>
+        <w:t>an be used and designed to create new learning opportunities and to promote effective learning</w:t>
+      </w:r>
+      <w:r>
+        <w:rPr>
+          <w:rFonts w:ascii="Arial" w:hAnsi="Arial" w:cs="Arial"/>
+        </w:rPr>
+        <w:t>.  It is</w:t>
+      </w:r>
+      <w:r>
+        <w:rPr>
+          <w:rFonts w:ascii="Arial" w:hAnsi="Arial" w:cs="Arial"/>
+        </w:rPr>
+        <w:t xml:space="preserve"> also</w:t>
+      </w:r>
+      <w:r>
+        <w:rPr>
+          <w:rFonts w:ascii="Arial" w:hAnsi="Arial" w:cs="Arial"/>
+        </w:rPr>
+        <w:t xml:space="preserve"> observed that there is a significant increase in learner’s engagement and improvement of active learning principles compared to learning with only text itself.</w:t>
+      </w:r>
+      <w:r>
+        <w:rPr>
+          <w:rFonts w:ascii="Arial" w:hAnsi="Arial" w:cs="Arial"/>
+        </w:rPr>
+        <w:t xml:space="preserve"> </w:t>
+      </w:r>
+      <w:r>
+        <w:rPr>
+          <w:rFonts w:ascii="Arial" w:hAnsi="Arial" w:cs="Arial"/>
+        </w:rPr>
+        <w:t xml:space="preserve"> (He, 2023)</w:t>
+      </w:r>
+    </w:p>
+    <w:p>
+      <w:pPr>
+        <w:spacing w:after="0" w:line="480" w:lineRule="auto"/>
+        <w:jc w:val="both"/>
+        <w:rPr>
+          <w:rFonts w:ascii="Arial" w:hAnsi="Arial" w:cs="Arial"/>
+          <w:b/>
+          <w:bCs/>
+        </w:rPr>
+      </w:pPr>
+      <w:r>
+        <w:rPr>
+          <w:rFonts w:ascii="Arial" w:hAnsi="Arial" w:cs="Arial"/>
+          <w:b/>
+          <w:bCs/>
+        </w:rPr>
+        <w:t xml:space="preserve">C. </w:t>
+      </w:r>
+      <w:r>
+        <w:rPr>
+          <w:rFonts w:ascii="Arial" w:hAnsi="Arial" w:cs="Arial"/>
+          <w:b/>
+          <w:bCs/>
+        </w:rPr>
+        <w:t>Gamification theory</w:t>
+      </w:r>
+    </w:p>
+    <w:p>
+      <w:pPr>
+        <w:spacing w:after="0" w:line="480" w:lineRule="auto"/>
+        <w:jc w:val="both"/>
+        <w:rPr>
+          <w:rFonts w:ascii="Arial" w:hAnsi="Arial" w:cs="Arial"/>
+        </w:rPr>
+      </w:pPr>
+      <w:r>
+        <w:rPr>
+          <w:rFonts w:ascii="Arial" w:hAnsi="Arial" w:cs="Arial"/>
+          <w:b/>
+          <w:bCs/>
+        </w:rPr>
+        <w:tab/>
+      </w:r>
+      <w:r>
+        <w:rPr>
+          <w:rFonts w:ascii="Arial" w:hAnsi="Arial" w:cs="Arial"/>
+        </w:rPr>
+        <w:t>Vargas-Macías</w:t>
+      </w:r>
+      <w:r>
+        <w:rPr>
+          <w:rFonts w:ascii="Arial" w:hAnsi="Arial" w:cs="Arial"/>
+        </w:rPr>
+        <w:t xml:space="preserve"> et. al. (2020) says that gamification lets adaptation of platforms and usage of tools in any area of knowledge.  Incorporating game elements in learning and motivating learners</w:t>
+      </w:r>
+      <w:r>
+        <w:rPr>
+          <w:rFonts w:ascii="Arial" w:hAnsi="Arial" w:cs="Arial"/>
+        </w:rPr>
+        <w:t>.  This promotes active learning and an innovative educational environment.</w:t>
+      </w:r>
+    </w:p>
+    <w:p>
+      <w:pPr>
+        <w:spacing w:line="480" w:lineRule="auto"/>
+        <w:jc w:val="both"/>
+        <w:rPr>
+          <w:rFonts w:ascii="Arial" w:hAnsi="Arial" w:cs="Arial"/>
           <w:lang w:val="en-US"/>
         </w:rPr>
-        <w:t>The goal of this study is to develop a substitute application that offers teachers and students a quiz maker without the need for the internet.  The purpose of the project is to assist educators in developing tests in a particular field even in the absence of internet access.  Some pupils are dependent on their devices and have an attachment to them.  Therefore, using gadgets will undoubtedly contribute to giving technology a purpose.  It will also be of great assistance in areas where internet connectivity is lacking.  Additionally, it will offer a paywall-free application to all users.  The development of an offline quiz maker aims to enhance security, accuracy and accessibility in various learning environments.  The intended purpose of the study is to assess the development of a different, entertaining, and user-friendly quiz creator application that can function live offline.  Additionally, it enables users to design and administer quizzes in classrooms, workplaces, or remote areas without disruptions caused by network issue</w:t>
-      </w:r>
-      <w:r>
+      </w:pPr>
+      <w:r>
+        <w:rPr>
+          <w:rFonts w:ascii="Arial" w:hAnsi="Arial" w:cs="Arial"/>
+          <w:b/>
+          <w:bCs/>
+        </w:rPr>
+        <w:tab/>
+      </w:r>
+    </w:p>
+    <w:p>
+      <w:pPr>
+        <w:spacing w:line="480" w:lineRule="auto"/>
+        <w:jc w:val="both"/>
         <w:rPr>
           <w:rFonts w:ascii="Arial" w:hAnsi="Arial" w:cs="Arial"/>
           <w:lang w:val="en-US"/>
         </w:rPr>
-        <w:t>s</w:t>
-      </w:r>
-      <w:r>
+      </w:pPr>
+    </w:p>
+    <w:p>
+      <w:pPr>
+        <w:spacing w:line="480" w:lineRule="auto"/>
+        <w:jc w:val="both"/>
         <w:rPr>
           <w:rFonts w:ascii="Arial" w:hAnsi="Arial" w:cs="Arial"/>
           <w:lang w:val="en-US"/>
         </w:rPr>
+      </w:pPr>
+    </w:p>
+    <w:p>
+      <w:pPr>
+        <w:spacing w:line="480" w:lineRule="auto"/>
+        <w:jc w:val="both"/>
+        <w:rPr>
+          <w:rFonts w:ascii="Arial" w:hAnsi="Arial" w:cs="Arial"/>
+          <w:lang w:val="en-US"/>
+        </w:rPr>
+      </w:pPr>
+    </w:p>
+    <w:p>
+      <w:pPr>
+        <w:spacing w:line="480" w:lineRule="auto"/>
+        <w:jc w:val="both"/>
+        <w:rPr>
+          <w:rFonts w:ascii="Arial" w:hAnsi="Arial" w:cs="Arial"/>
+          <w:lang w:val="en-US"/>
+        </w:rPr>
+      </w:pPr>
+    </w:p>
+    <w:p>
+      <w:pPr>
+        <w:spacing w:line="480" w:lineRule="auto"/>
+        <w:jc w:val="both"/>
+        <w:rPr>
+          <w:rFonts w:ascii="Arial" w:hAnsi="Arial" w:cs="Arial"/>
+          <w:lang w:val="en-US"/>
+        </w:rPr>
+      </w:pPr>
+    </w:p>
+    <w:p>
+      <w:pPr>
+        <w:spacing w:line="480" w:lineRule="auto"/>
+        <w:jc w:val="both"/>
+        <w:rPr>
+          <w:rFonts w:ascii="Arial" w:hAnsi="Arial" w:cs="Arial"/>
+          <w:lang w:val="en-US"/>
+        </w:rPr>
+      </w:pPr>
+      <w:r>
+        <w:rPr>
+          <w:rFonts w:ascii="Arial" w:hAnsi="Arial" w:cs="Arial"/>
+        </w:rPr>
+        <w:t xml:space="preserve"> </w:t>
+      </w:r>
+    </w:p>
+    <w:p>
+      <w:pPr>
+        <w:spacing w:after="0" w:line="480" w:lineRule="auto"/>
+        <w:jc w:val="both"/>
+        <w:rPr>
+          <w:rFonts w:ascii="Arial" w:hAnsi="Arial" w:cs="Arial"/>
+          <w:b/>
+          <w:bCs/>
+        </w:rPr>
+      </w:pPr>
+      <w:bookmarkStart w:id="3" w:name="_Hlk190003980"/>
+      <w:r>
+        <w:rPr>
+          <w:rFonts w:ascii="Arial" w:hAnsi="Arial" w:cs="Arial"/>
+          <w:b/>
+          <w:bCs/>
+        </w:rPr>
+        <w:t>Conceptual Framework</w:t>
+      </w:r>
+    </w:p>
+    <w:p>
+      <w:pPr>
+        <w:spacing w:line="480" w:lineRule="auto"/>
+        <w:jc w:val="both"/>
+        <w:rPr>
+          <w:rFonts w:ascii="Arial" w:hAnsi="Arial" w:cs="Arial"/>
+        </w:rPr>
+      </w:pPr>
+      <w:r>
+        <w:rPr>
+          <w:rFonts w:ascii="Arial" w:hAnsi="Arial" w:cs="Arial"/>
+          <w:b/>
+          <w:bCs/>
+        </w:rPr>
+        <w:tab/>
+      </w:r>
+      <w:r>
+        <w:rPr>
+          <w:rFonts w:ascii="Arial" w:hAnsi="Arial" w:cs="Arial"/>
+        </w:rPr>
+        <w:t xml:space="preserve"> </w:t>
+      </w:r>
+      <w:bookmarkEnd w:id="3"/>
+      <w:r>
+        <w:rPr>
+          <w:rFonts w:ascii="Arial" w:hAnsi="Arial" w:cs="Arial"/>
+        </w:rPr>
+        <w:t>Th</w:t>
+      </w:r>
+      <w:r>
+        <w:rPr>
+          <w:rFonts w:ascii="Arial" w:hAnsi="Arial" w:cs="Arial"/>
+        </w:rPr>
+        <w:t>e</w:t>
+      </w:r>
+      <w:r>
+        <w:rPr>
+          <w:rFonts w:ascii="Arial" w:hAnsi="Arial" w:cs="Arial"/>
+        </w:rPr>
+        <w:t xml:space="preserve"> d</w:t>
+      </w:r>
+      <w:r>
+        <w:rPr>
+          <w:rFonts w:ascii="Arial" w:hAnsi="Arial" w:cs="Arial"/>
+        </w:rPr>
+        <w:t>iagram</w:t>
+      </w:r>
+      <w:r>
+        <w:rPr>
+          <w:rFonts w:ascii="Arial" w:hAnsi="Arial" w:cs="Arial"/>
+        </w:rPr>
+        <w:t xml:space="preserve"> shows the conceptual framework of the variables in this study</w:t>
+      </w:r>
+      <w:r>
+        <w:rPr>
+          <w:rFonts w:ascii="Arial" w:hAnsi="Arial" w:cs="Arial"/>
+        </w:rPr>
         <w:t>.</w:t>
       </w:r>
-    </w:p>
-    <w:p>
-      <w:pPr>
-        <w:spacing w:after="0" w:line="480" w:lineRule="auto"/>
-        <w:ind w:firstLine="720"/>
-        <w:jc w:val="both"/>
-        <w:rPr>
-          <w:rFonts w:ascii="Arial" w:hAnsi="Arial" w:cs="Arial"/>
-          <w:lang w:val="en-US"/>
-        </w:rPr>
-      </w:pPr>
-      <w:r>
-        <w:rPr>
-          <w:rFonts w:ascii="Arial" w:hAnsi="Arial" w:cs="Arial"/>
-          <w:lang w:val="en-US"/>
-        </w:rPr>
-        <w:t>This study explores the feasibility, advantages, and implementation of an offline quiz maker with live functionality, focusing on its impact on learning experiences, usability, and reliability.  By leveraging local storage and real-time interaction features, the system seeks to provide an effective alternative to online quiz platforms, ensuring seamless assessment experiences in diverse educational and professional settings.</w:t>
-      </w:r>
-    </w:p>
-    <w:p>
-      <w:pPr>
-        <w:spacing w:after="0" w:line="480" w:lineRule="auto"/>
-        <w:jc w:val="both"/>
-        <w:rPr>
-          <w:rFonts w:ascii="Arial" w:hAnsi="Arial" w:cs="Arial"/>
-        </w:rPr>
-      </w:pPr>
-    </w:p>
-    <w:p>
-      <w:pPr>
-        <w:spacing w:after="0" w:line="480" w:lineRule="auto"/>
-        <w:jc w:val="both"/>
-        <w:rPr>
-          <w:rFonts w:ascii="Arial" w:hAnsi="Arial" w:cs="Arial"/>
-        </w:rPr>
-      </w:pPr>
-    </w:p>
-    <w:p>
-      <w:pPr>
-        <w:spacing w:after="0" w:line="480" w:lineRule="auto"/>
-        <w:jc w:val="both"/>
-        <w:rPr>
-          <w:rFonts w:ascii="Arial" w:hAnsi="Arial" w:cs="Arial"/>
-        </w:rPr>
-      </w:pPr>
-    </w:p>
-    <w:p>
-      <w:pPr>
-        <w:spacing w:after="0" w:line="480" w:lineRule="auto"/>
-        <w:jc w:val="both"/>
-        <w:rPr>
-          <w:rFonts w:ascii="Arial" w:hAnsi="Arial" w:cs="Arial"/>
-          <w:b/>
-          <w:bCs/>
-        </w:rPr>
-      </w:pPr>
-      <w:r>
-        <w:rPr>
-          <w:rFonts w:ascii="Arial" w:hAnsi="Arial" w:cs="Arial"/>
-          <w:b/>
-          <w:bCs/>
-        </w:rPr>
-        <w:lastRenderedPageBreak/>
-        <w:t>Theoretical Framework</w:t>
-      </w:r>
-    </w:p>
-    <w:p>
-      <w:pPr>
-        <w:spacing w:after="0" w:line="480" w:lineRule="auto"/>
-        <w:jc w:val="both"/>
-        <w:rPr>
-          <w:rFonts w:ascii="Arial" w:hAnsi="Arial" w:cs="Arial"/>
-          <w:b/>
-          <w:bCs/>
-        </w:rPr>
-      </w:pPr>
-      <w:r>
-        <w:rPr>
-          <w:rFonts w:ascii="Arial" w:hAnsi="Arial" w:cs="Arial"/>
-          <w:b/>
-          <w:bCs/>
-        </w:rPr>
-        <w:t>Atwood's</w:t>
-      </w:r>
-      <w:r>
-        <w:rPr>
-          <w:rFonts w:ascii="Arial" w:hAnsi="Arial" w:cs="Arial"/>
-          <w:b/>
-          <w:bCs/>
+      <w:r>
+        <w:rPr>
+          <w:rFonts w:ascii="Arial" w:hAnsi="Arial" w:cs="Arial"/>
+        </w:rPr>
+        <w:t xml:space="preserve">  This shows the input, process and output shown as a quick flow.  </w:t>
+      </w:r>
+      <w:r>
+        <w:rPr>
+          <w:rFonts w:ascii="Arial" w:hAnsi="Arial" w:cs="Arial"/>
+        </w:rPr>
+        <w:t xml:space="preserve">First, the </w:t>
+      </w:r>
+      <w:r>
+        <w:rPr>
+          <w:rFonts w:ascii="Arial" w:hAnsi="Arial" w:cs="Arial"/>
+        </w:rPr>
+        <w:t>i</w:t>
+      </w:r>
+      <w:r>
+        <w:rPr>
+          <w:rFonts w:ascii="Arial" w:hAnsi="Arial" w:cs="Arial"/>
+        </w:rPr>
+        <w:t>nput</w:t>
+      </w:r>
+      <w:r>
+        <w:rPr>
+          <w:rFonts w:ascii="Arial" w:hAnsi="Arial" w:cs="Arial"/>
         </w:rPr>
         <w:t xml:space="preserve"> </w:t>
       </w:r>
       <w:r>
         <w:rPr>
           <w:rFonts w:ascii="Arial" w:hAnsi="Arial" w:cs="Arial"/>
-          <w:b/>
-          <w:bCs/>
-        </w:rPr>
-        <w:t>l</w:t>
-      </w:r>
-      <w:r>
-        <w:rPr>
-          <w:rFonts w:ascii="Arial" w:hAnsi="Arial" w:cs="Arial"/>
-          <w:b/>
-          <w:bCs/>
-        </w:rPr>
-        <w:t>aw</w:t>
-      </w:r>
-    </w:p>
-    <w:p>
-      <w:pPr>
-        <w:spacing w:after="0" w:line="480" w:lineRule="auto"/>
-        <w:jc w:val="both"/>
-        <w:rPr>
-          <w:rFonts w:ascii="Arial" w:hAnsi="Arial" w:cs="Arial"/>
-        </w:rPr>
-      </w:pPr>
-      <w:r>
-        <w:rPr>
-          <w:rFonts w:ascii="Arial" w:hAnsi="Arial" w:cs="Arial"/>
-          <w:b/>
-          <w:bCs/>
-        </w:rPr>
-        <w:tab/>
-      </w:r>
-      <w:r>
-        <w:rPr>
-          <w:rFonts w:ascii="Arial" w:hAnsi="Arial" w:cs="Arial"/>
-        </w:rPr>
-        <w:t>According to Jeff Atwood that a</w:t>
-      </w:r>
-      <w:r>
-        <w:rPr>
-          <w:rFonts w:ascii="Arial" w:hAnsi="Arial" w:cs="Arial"/>
-        </w:rPr>
-        <w:t>ny application that can be written in JavaScript, will eventually be written in JavaScript</w:t>
+        </w:rPr>
+        <w:t xml:space="preserve">which </w:t>
+      </w:r>
+      <w:r>
+        <w:rPr>
+          <w:rFonts w:ascii="Arial" w:hAnsi="Arial" w:cs="Arial"/>
+        </w:rPr>
+        <w:t xml:space="preserve">includes digital tools, </w:t>
+      </w:r>
+      <w:r>
+        <w:rPr>
+          <w:rFonts w:ascii="Arial" w:hAnsi="Arial" w:cs="Arial"/>
+        </w:rPr>
+        <w:t>mainly</w:t>
+      </w:r>
+      <w:r>
+        <w:rPr>
+          <w:rFonts w:ascii="Arial" w:hAnsi="Arial" w:cs="Arial"/>
+        </w:rPr>
+        <w:t xml:space="preserve"> HTML, CSS, JavaScript, Node.js, </w:t>
+      </w:r>
+      <w:r>
+        <w:rPr>
+          <w:rFonts w:ascii="Arial" w:hAnsi="Arial" w:cs="Arial"/>
+        </w:rPr>
+        <w:t>NPM, and Crystal.</w:t>
+      </w:r>
+      <w:r>
+        <w:rPr>
+          <w:rFonts w:ascii="Arial" w:hAnsi="Arial" w:cs="Arial"/>
+        </w:rPr>
+        <w:t xml:space="preserve">  HTML, CSS and JavaScript will be used to make the structure, UI, and main functionality of the application.</w:t>
+      </w:r>
+      <w:r>
+        <w:rPr>
+          <w:rFonts w:ascii="Arial" w:hAnsi="Arial" w:cs="Arial"/>
+        </w:rPr>
+        <w:t xml:space="preserve">  Node.js and NPM will be used for importing and running modules.  Crystal will be used as a default game engine for running and creating quiz games easily and smoothly.</w:t>
+      </w:r>
+      <w:r>
+        <w:rPr>
+          <w:rFonts w:ascii="Arial" w:hAnsi="Arial" w:cs="Arial"/>
+        </w:rPr>
+        <w:t xml:space="preserve">  </w:t>
+      </w:r>
+      <w:r>
+        <w:rPr>
+          <w:rFonts w:ascii="Arial" w:hAnsi="Arial" w:cs="Arial"/>
+        </w:rPr>
+        <w:t xml:space="preserve">For </w:t>
+      </w:r>
+      <w:r>
+        <w:rPr>
+          <w:rFonts w:ascii="Arial" w:hAnsi="Arial" w:cs="Arial"/>
+        </w:rPr>
+        <w:t xml:space="preserve">building </w:t>
+      </w:r>
+      <w:r>
+        <w:rPr>
+          <w:rFonts w:ascii="Arial" w:hAnsi="Arial" w:cs="Arial"/>
+        </w:rPr>
+        <w:t xml:space="preserve">desktop </w:t>
+      </w:r>
+      <w:r>
+        <w:rPr>
+          <w:rFonts w:ascii="Arial" w:hAnsi="Arial" w:cs="Arial"/>
+        </w:rPr>
+        <w:t>executables</w:t>
+      </w:r>
+      <w:r>
+        <w:rPr>
+          <w:rFonts w:ascii="Arial" w:hAnsi="Arial" w:cs="Arial"/>
+        </w:rPr>
+        <w:t xml:space="preserve">, it </w:t>
+      </w:r>
+      <w:r>
+        <w:rPr>
+          <w:rFonts w:ascii="Arial" w:hAnsi="Arial" w:cs="Arial"/>
+        </w:rPr>
+        <w:t>will include</w:t>
+      </w:r>
+      <w:r>
+        <w:rPr>
+          <w:rFonts w:ascii="Arial" w:hAnsi="Arial" w:cs="Arial"/>
+        </w:rPr>
+        <w:t xml:space="preserve"> </w:t>
+      </w:r>
+      <w:r>
+        <w:rPr>
+          <w:rFonts w:ascii="Arial" w:hAnsi="Arial" w:cs="Arial"/>
+        </w:rPr>
+        <w:t>Electro</w:t>
+      </w:r>
+      <w:r>
+        <w:rPr>
+          <w:rFonts w:ascii="Arial" w:hAnsi="Arial" w:cs="Arial"/>
+        </w:rPr>
+        <w:t>n</w:t>
       </w:r>
       <w:r>
         <w:rPr>
@@ -1068,63 +1625,6 @@
         </w:rPr>
         <w:t>.</w:t>
       </w:r>
-    </w:p>
-    <w:p>
-      <w:pPr>
-        <w:spacing w:after="0" w:line="480" w:lineRule="auto"/>
-        <w:jc w:val="both"/>
-        <w:rPr>
-          <w:rFonts w:ascii="Arial" w:hAnsi="Arial" w:cs="Arial"/>
-        </w:rPr>
-      </w:pPr>
-      <w:r>
-        <w:rPr>
-          <w:rFonts w:ascii="Arial" w:hAnsi="Arial" w:cs="Arial"/>
-        </w:rPr>
-        <w:tab/>
-      </w:r>
-      <w:r>
-        <w:rPr>
-          <w:rFonts w:ascii="Arial" w:hAnsi="Arial" w:cs="Arial"/>
-        </w:rPr>
-        <w:t>W</w:t>
-      </w:r>
-      <w:r>
-        <w:rPr>
-          <w:rFonts w:ascii="Arial" w:hAnsi="Arial" w:cs="Arial"/>
-        </w:rPr>
-        <w:t xml:space="preserve">e </w:t>
-      </w:r>
-      <w:r>
-        <w:rPr>
-          <w:rFonts w:ascii="Arial" w:hAnsi="Arial" w:cs="Arial"/>
-        </w:rPr>
-        <w:t>must</w:t>
-      </w:r>
-      <w:r>
-        <w:rPr>
-          <w:rFonts w:ascii="Arial" w:hAnsi="Arial" w:cs="Arial"/>
-        </w:rPr>
-        <w:t xml:space="preserve"> appreciate the </w:t>
-      </w:r>
-      <w:r>
-        <w:rPr>
-          <w:rFonts w:ascii="Arial" w:hAnsi="Arial" w:cs="Arial"/>
-        </w:rPr>
-        <w:t>reasons</w:t>
-      </w:r>
-      <w:r>
-        <w:rPr>
-          <w:rFonts w:ascii="Arial" w:hAnsi="Arial" w:cs="Arial"/>
-        </w:rPr>
-        <w:t xml:space="preserve"> for picking not the most powerful solution but the least powerful</w:t>
-      </w:r>
-      <w:r>
-        <w:rPr>
-          <w:rFonts w:ascii="Arial" w:hAnsi="Arial" w:cs="Arial"/>
-        </w:rPr>
-        <w:t>.  The less powerful the programming language, the more you can do with the data stored in that language.</w:t>
-      </w:r>
       <w:r>
         <w:rPr>
           <w:rFonts w:ascii="Arial" w:hAnsi="Arial" w:cs="Arial"/>
@@ -1135,58 +1635,25 @@
         <w:rPr>
           <w:rFonts w:ascii="Arial" w:hAnsi="Arial" w:cs="Arial"/>
         </w:rPr>
-        <w:t xml:space="preserve"> (Tim Berners-Lee, 1998-2023)</w:t>
-      </w:r>
-    </w:p>
-    <w:p>
-      <w:pPr>
-        <w:spacing w:after="0" w:line="480" w:lineRule="auto"/>
-        <w:jc w:val="both"/>
-        <w:rPr>
-          <w:rFonts w:ascii="Arial" w:hAnsi="Arial" w:cs="Arial"/>
-          <w:b/>
-          <w:bCs/>
-        </w:rPr>
-      </w:pPr>
-      <w:r>
-        <w:rPr>
-          <w:rFonts w:ascii="Arial" w:hAnsi="Arial" w:cs="Arial"/>
-          <w:b/>
-          <w:bCs/>
-        </w:rPr>
-        <w:t>E-learning theory</w:t>
-      </w:r>
-    </w:p>
-    <w:p>
-      <w:pPr>
-        <w:spacing w:after="0" w:line="480" w:lineRule="auto"/>
-        <w:jc w:val="both"/>
-      </w:pPr>
-      <w:r>
-        <w:rPr>
-          <w:rFonts w:ascii="Arial" w:hAnsi="Arial" w:cs="Arial"/>
-          <w:b/>
-          <w:bCs/>
-        </w:rPr>
-        <w:tab/>
-      </w:r>
-      <w:r>
-        <w:rPr>
-          <w:rFonts w:ascii="Arial" w:hAnsi="Arial" w:cs="Arial"/>
-        </w:rPr>
-        <w:t>The E-learning theory states that technology c</w:t>
-      </w:r>
-      <w:r>
-        <w:rPr>
-          <w:rFonts w:ascii="Arial" w:hAnsi="Arial" w:cs="Arial"/>
-        </w:rPr>
-        <w:t>an be used and designed to create new learning opportunities and to promote effective learning</w:t>
-      </w:r>
-      <w:r>
-        <w:rPr>
-          <w:rFonts w:ascii="Arial" w:hAnsi="Arial" w:cs="Arial"/>
-        </w:rPr>
-        <w:t>.  It is observed that there is a significant increase in learner’s engagement and improvement of active learning principles compared to learning with only text itself.</w:t>
+        <w:t xml:space="preserve"> For </w:t>
+      </w:r>
+      <w:r>
+        <w:rPr>
+          <w:rFonts w:ascii="Arial" w:hAnsi="Arial" w:cs="Arial"/>
+        </w:rPr>
+        <w:t xml:space="preserve">compiling </w:t>
+      </w:r>
+      <w:r>
+        <w:rPr>
+          <w:rFonts w:ascii="Arial" w:hAnsi="Arial" w:cs="Arial"/>
+        </w:rPr>
+        <w:t>mobile</w:t>
+      </w:r>
+      <w:r>
+        <w:rPr>
+          <w:rFonts w:ascii="Arial" w:hAnsi="Arial" w:cs="Arial"/>
+        </w:rPr>
+        <w:t xml:space="preserve"> executables</w:t>
       </w:r>
       <w:r>
         <w:rPr>
@@ -1198,200 +1665,49 @@
         <w:rPr>
           <w:rFonts w:ascii="Arial" w:hAnsi="Arial" w:cs="Arial"/>
         </w:rPr>
-        <w:t xml:space="preserve"> (He, 2023)</w:t>
-      </w:r>
-    </w:p>
-    <w:p>
-      <w:pPr>
-        <w:spacing w:after="0" w:line="480" w:lineRule="auto"/>
-        <w:jc w:val="both"/>
-        <w:rPr>
-          <w:rFonts w:ascii="Arial" w:hAnsi="Arial" w:cs="Arial"/>
-          <w:b/>
-          <w:bCs/>
-        </w:rPr>
-      </w:pPr>
-      <w:r>
-        <w:rPr>
-          <w:rFonts w:ascii="Arial" w:hAnsi="Arial" w:cs="Arial"/>
-          <w:b/>
-          <w:bCs/>
-        </w:rPr>
-        <w:t xml:space="preserve">Game-based </w:t>
-      </w:r>
-      <w:r>
-        <w:rPr>
-          <w:rFonts w:ascii="Arial" w:hAnsi="Arial" w:cs="Arial"/>
-          <w:b/>
-          <w:bCs/>
-        </w:rPr>
-        <w:t>learning</w:t>
-      </w:r>
-      <w:r>
-        <w:rPr>
-          <w:rFonts w:ascii="Arial" w:hAnsi="Arial" w:cs="Arial"/>
-          <w:b/>
-          <w:bCs/>
-        </w:rPr>
-        <w:t xml:space="preserve"> theory</w:t>
-      </w:r>
-    </w:p>
-    <w:p>
-      <w:pPr>
-        <w:spacing w:after="0" w:line="480" w:lineRule="auto"/>
-        <w:jc w:val="both"/>
-        <w:rPr>
-          <w:rFonts w:ascii="Arial" w:hAnsi="Arial" w:cs="Arial"/>
-        </w:rPr>
-      </w:pPr>
-      <w:r>
-        <w:rPr>
-          <w:rFonts w:ascii="Arial" w:hAnsi="Arial" w:cs="Arial"/>
-          <w:b/>
-          <w:bCs/>
-        </w:rPr>
-        <w:tab/>
-      </w:r>
-      <w:r>
-        <w:rPr>
-          <w:rFonts w:ascii="Arial" w:hAnsi="Arial" w:cs="Arial"/>
-        </w:rPr>
-        <w:t>Learn based on g    a     m      r /</w:t>
-      </w:r>
-    </w:p>
-    <w:p>
-      <w:pPr>
-        <w:spacing w:after="0" w:line="480" w:lineRule="auto"/>
-        <w:jc w:val="both"/>
-        <w:rPr>
-          <w:rFonts w:ascii="Arial" w:hAnsi="Arial" w:cs="Arial"/>
-          <w:b/>
-          <w:bCs/>
-        </w:rPr>
-      </w:pPr>
-    </w:p>
-    <w:p>
-      <w:pPr>
-        <w:spacing w:line="480" w:lineRule="auto"/>
-        <w:jc w:val="both"/>
-        <w:rPr>
-          <w:rFonts w:ascii="Arial" w:hAnsi="Arial" w:cs="Arial"/>
-          <w:lang w:val="en-US"/>
-        </w:rPr>
-      </w:pPr>
-      <w:r>
-        <w:rPr>
-          <w:rFonts w:ascii="Arial" w:hAnsi="Arial" w:cs="Arial"/>
-          <w:b/>
-          <w:bCs/>
-        </w:rPr>
-        <w:tab/>
-      </w:r>
-    </w:p>
-    <w:p>
-      <w:pPr>
-        <w:spacing w:line="480" w:lineRule="auto"/>
-        <w:jc w:val="both"/>
-        <w:rPr>
-          <w:rFonts w:ascii="Arial" w:hAnsi="Arial" w:cs="Arial"/>
-          <w:lang w:val="en-US"/>
-        </w:rPr>
-      </w:pPr>
-    </w:p>
-    <w:p>
-      <w:pPr>
-        <w:spacing w:line="480" w:lineRule="auto"/>
-        <w:jc w:val="both"/>
-        <w:rPr>
-          <w:rFonts w:ascii="Arial" w:hAnsi="Arial" w:cs="Arial"/>
-          <w:lang w:val="en-US"/>
-        </w:rPr>
-      </w:pPr>
-    </w:p>
-    <w:p>
-      <w:pPr>
-        <w:spacing w:line="480" w:lineRule="auto"/>
-        <w:jc w:val="both"/>
-        <w:rPr>
-          <w:rFonts w:ascii="Arial" w:hAnsi="Arial" w:cs="Arial"/>
-          <w:lang w:val="en-US"/>
-        </w:rPr>
-      </w:pPr>
-    </w:p>
-    <w:p>
-      <w:pPr>
-        <w:spacing w:line="480" w:lineRule="auto"/>
-        <w:jc w:val="both"/>
-        <w:rPr>
-          <w:rFonts w:ascii="Arial" w:hAnsi="Arial" w:cs="Arial"/>
-          <w:lang w:val="en-US"/>
-        </w:rPr>
-      </w:pPr>
-    </w:p>
-    <w:p>
-      <w:pPr>
-        <w:spacing w:line="480" w:lineRule="auto"/>
-        <w:jc w:val="both"/>
-        <w:rPr>
-          <w:rFonts w:ascii="Arial" w:hAnsi="Arial" w:cs="Arial"/>
-          <w:lang w:val="en-US"/>
-        </w:rPr>
-      </w:pPr>
-    </w:p>
-    <w:p>
-      <w:pPr>
-        <w:spacing w:line="480" w:lineRule="auto"/>
-        <w:jc w:val="both"/>
-        <w:rPr>
-          <w:rFonts w:ascii="Arial" w:hAnsi="Arial" w:cs="Arial"/>
-          <w:lang w:val="en-US"/>
-        </w:rPr>
-      </w:pPr>
+        <w:t>Apache Cordova, Ionic WebView for Cordova, JDK 17, Android SDK and Gradle</w:t>
+      </w:r>
+      <w:r>
+        <w:rPr>
+          <w:rFonts w:ascii="Arial" w:hAnsi="Arial" w:cs="Arial"/>
+        </w:rPr>
+        <w:t xml:space="preserve"> will be used</w:t>
+      </w:r>
+      <w:r>
+        <w:rPr>
+          <w:rFonts w:ascii="Arial" w:hAnsi="Arial" w:cs="Arial"/>
+        </w:rPr>
+        <w:t xml:space="preserve">. </w:t>
+      </w:r>
       <w:r>
         <w:rPr>
           <w:rFonts w:ascii="Arial" w:hAnsi="Arial" w:cs="Arial"/>
         </w:rPr>
         <w:t xml:space="preserve"> </w:t>
       </w:r>
-    </w:p>
-    <w:p>
-      <w:pPr>
-        <w:spacing w:after="0" w:line="480" w:lineRule="auto"/>
-        <w:jc w:val="both"/>
-        <w:rPr>
-          <w:rFonts w:ascii="Arial" w:hAnsi="Arial" w:cs="Arial"/>
-          <w:b/>
-          <w:bCs/>
-        </w:rPr>
-      </w:pPr>
-      <w:bookmarkStart w:id="3" w:name="_Hlk190003980"/>
-      <w:r>
-        <w:rPr>
-          <w:rFonts w:ascii="Arial" w:hAnsi="Arial" w:cs="Arial"/>
-          <w:b/>
-          <w:bCs/>
-        </w:rPr>
-        <w:lastRenderedPageBreak/>
-        <w:t>Conceptual Framework</w:t>
-      </w:r>
-    </w:p>
-    <w:p>
-      <w:pPr>
-        <w:spacing w:line="480" w:lineRule="auto"/>
-        <w:jc w:val="both"/>
-        <w:rPr>
-          <w:rFonts w:ascii="Arial" w:hAnsi="Arial" w:cs="Arial"/>
-          <w:b/>
-          <w:bCs/>
-        </w:rPr>
-      </w:pPr>
-      <w:r>
-        <w:rPr>
-          <w:rFonts w:ascii="Arial" w:hAnsi="Arial" w:cs="Arial"/>
-          <w:b/>
-          <w:bCs/>
-        </w:rPr>
-        <w:tab/>
+      <w:r>
+        <w:rPr>
+          <w:rFonts w:ascii="Arial" w:hAnsi="Arial" w:cs="Arial"/>
+        </w:rPr>
+        <w:t>T</w:t>
+      </w:r>
+      <w:r>
+        <w:rPr>
+          <w:rFonts w:ascii="Arial" w:hAnsi="Arial" w:cs="Arial"/>
+        </w:rPr>
+        <w:t>hen the</w:t>
+      </w:r>
+      <w:r>
+        <w:rPr>
+          <w:rFonts w:ascii="Arial" w:hAnsi="Arial" w:cs="Arial"/>
+        </w:rPr>
+        <w:t xml:space="preserve"> process to be done to create the application involves conceptualization, d</w:t>
+      </w:r>
+      <w:r>
+        <w:rPr>
+          <w:rFonts w:ascii="Arial" w:hAnsi="Arial" w:cs="Arial"/>
+        </w:rPr>
+        <w:t>evelopment and</w:t>
       </w:r>
       <w:r>
         <w:rPr>
@@ -1399,7 +1715,90 @@
         </w:rPr>
         <w:t xml:space="preserve"> </w:t>
       </w:r>
-      <w:bookmarkEnd w:id="3"/>
+      <w:r>
+        <w:rPr>
+          <w:rFonts w:ascii="Arial" w:hAnsi="Arial" w:cs="Arial"/>
+        </w:rPr>
+        <w:t>designing</w:t>
+      </w:r>
+      <w:r>
+        <w:rPr>
+          <w:rFonts w:ascii="Arial" w:hAnsi="Arial" w:cs="Arial"/>
+        </w:rPr>
+        <w:t>, t</w:t>
+      </w:r>
+      <w:r>
+        <w:rPr>
+          <w:rFonts w:ascii="Arial" w:hAnsi="Arial" w:cs="Arial"/>
+        </w:rPr>
+        <w:t>esting</w:t>
+      </w:r>
+      <w:r>
+        <w:rPr>
+          <w:rFonts w:ascii="Arial" w:hAnsi="Arial" w:cs="Arial"/>
+        </w:rPr>
+        <w:t>, b</w:t>
+      </w:r>
+      <w:r>
+        <w:rPr>
+          <w:rFonts w:ascii="Arial" w:hAnsi="Arial" w:cs="Arial"/>
+        </w:rPr>
+        <w:t>ug fixing and finalization</w:t>
+      </w:r>
+      <w:r>
+        <w:rPr>
+          <w:rFonts w:ascii="Arial" w:hAnsi="Arial" w:cs="Arial"/>
+        </w:rPr>
+        <w:t xml:space="preserve">. </w:t>
+      </w:r>
+      <w:r>
+        <w:rPr>
+          <w:rFonts w:ascii="Arial" w:hAnsi="Arial" w:cs="Arial"/>
+        </w:rPr>
+        <w:t xml:space="preserve"> </w:t>
+      </w:r>
+      <w:r>
+        <w:rPr>
+          <w:rFonts w:ascii="Arial" w:hAnsi="Arial" w:cs="Arial"/>
+        </w:rPr>
+        <w:t>At last, the product of this study, Quieazy.</w:t>
+      </w:r>
+      <w:r>
+        <w:rPr>
+          <w:rFonts w:ascii="Arial" w:hAnsi="Arial" w:cs="Arial"/>
+        </w:rPr>
+        <w:t xml:space="preserve">  </w:t>
+      </w:r>
+      <w:r>
+        <w:rPr>
+          <w:rFonts w:ascii="Arial" w:hAnsi="Arial" w:cs="Arial"/>
+        </w:rPr>
+        <w:t>This application makes</w:t>
+      </w:r>
+      <w:r>
+        <w:rPr>
+          <w:rFonts w:ascii="Arial" w:hAnsi="Arial" w:cs="Arial"/>
+        </w:rPr>
+        <w:t xml:space="preserve"> digitally</w:t>
+      </w:r>
+      <w:r>
+        <w:rPr>
+          <w:rFonts w:ascii="Arial" w:hAnsi="Arial" w:cs="Arial"/>
+        </w:rPr>
+        <w:t xml:space="preserve"> hosting and creating quiz</w:t>
+      </w:r>
+      <w:r>
+        <w:rPr>
+          <w:rFonts w:ascii="Arial" w:hAnsi="Arial" w:cs="Arial"/>
+        </w:rPr>
+        <w:t xml:space="preserve">zes </w:t>
+      </w:r>
+      <w:r>
+        <w:rPr>
+          <w:rFonts w:ascii="Arial" w:hAnsi="Arial" w:cs="Arial"/>
+        </w:rPr>
+        <w:t>easier, fun and functional even on offline.</w:t>
+      </w:r>
     </w:p>
     <w:p>
       <w:pPr>
@@ -1455,16 +1854,16 @@
         <mc:AlternateContent>
           <mc:Choice Requires="wps">
             <w:drawing>
-              <wp:anchor distT="45720" distB="45720" distL="114300" distR="114300" simplePos="0" relativeHeight="251659264" behindDoc="1" locked="0" layoutInCell="1" allowOverlap="1" wp14:anchorId="0D58208D" wp14:editId="64FA5CE1">
+              <wp:anchor distT="45720" distB="45720" distL="114300" distR="114300" simplePos="0" relativeHeight="251659264" behindDoc="1" locked="0" layoutInCell="1" allowOverlap="1" wp14:anchorId="0D58208D" wp14:editId="5D1AB110">
                 <wp:simplePos x="0" y="0"/>
                 <wp:positionH relativeFrom="margin">
-                  <wp:posOffset>13580</wp:posOffset>
+                  <wp:posOffset>12700</wp:posOffset>
                 </wp:positionH>
                 <wp:positionV relativeFrom="paragraph">
-                  <wp:posOffset>11619</wp:posOffset>
+                  <wp:posOffset>11430</wp:posOffset>
                 </wp:positionV>
-                <wp:extent cx="1504950" cy="4445251"/>
-                <wp:effectExtent l="0" t="0" r="19050" b="12700"/>
+                <wp:extent cx="1504950" cy="4171950"/>
+                <wp:effectExtent l="0" t="0" r="19050" b="19050"/>
                 <wp:wrapNone/>
                 <wp:docPr id="217" name="Text Box 2"/>
                 <wp:cNvGraphicFramePr>
@@ -1479,7 +1878,7 @@
                       <wps:spPr bwMode="auto">
                         <a:xfrm>
                           <a:off x="0" y="0"/>
-                          <a:ext cx="1504950" cy="4445251"/>
+                          <a:ext cx="1504950" cy="4171950"/>
                         </a:xfrm>
                         <a:prstGeom prst="rect">
                           <a:avLst/>
@@ -1526,7 +1925,13 @@
                               <w:rPr>
                                 <w:rFonts w:ascii="Arial" w:hAnsi="Arial" w:cs="Arial"/>
                               </w:rPr>
-                              <w:t>- html</w:t>
+                              <w:t xml:space="preserve">- </w:t>
+                            </w:r>
+                            <w:r>
+                              <w:rPr>
+                                <w:rFonts w:ascii="Arial" w:hAnsi="Arial" w:cs="Arial"/>
+                              </w:rPr>
+                              <w:t>HTML</w:t>
                             </w:r>
                           </w:p>
                           <w:p>
@@ -1541,47 +1946,11 @@
                               </w:rPr>
                               <w:t xml:space="preserve">- </w:t>
                             </w:r>
-                            <w:proofErr w:type="spellStart"/>
                             <w:r>
                               <w:rPr>
                                 <w:rFonts w:ascii="Arial" w:hAnsi="Arial" w:cs="Arial"/>
                               </w:rPr>
-                              <w:t>css</w:t>
-                            </w:r>
-                            <w:proofErr w:type="spellEnd"/>
-                          </w:p>
-                          <w:p>
-                            <w:pPr>
-                              <w:rPr>
-                                <w:rFonts w:ascii="Arial" w:hAnsi="Arial" w:cs="Arial"/>
-                              </w:rPr>
-                            </w:pPr>
-                            <w:r>
-                              <w:rPr>
-                                <w:rFonts w:ascii="Arial" w:hAnsi="Arial" w:cs="Arial"/>
-                              </w:rPr>
-                              <w:t xml:space="preserve">- </w:t>
-                            </w:r>
-                            <w:proofErr w:type="spellStart"/>
-                            <w:r>
-                              <w:rPr>
-                                <w:rFonts w:ascii="Arial" w:hAnsi="Arial" w:cs="Arial"/>
-                              </w:rPr>
-                              <w:t>js</w:t>
-                            </w:r>
-                            <w:proofErr w:type="spellEnd"/>
-                          </w:p>
-                          <w:p>
-                            <w:pPr>
-                              <w:rPr>
-                                <w:rFonts w:ascii="Arial" w:hAnsi="Arial" w:cs="Arial"/>
-                              </w:rPr>
-                            </w:pPr>
-                            <w:r>
-                              <w:rPr>
-                                <w:rFonts w:ascii="Arial" w:hAnsi="Arial" w:cs="Arial"/>
-                              </w:rPr>
-                              <w:t>- node.js</w:t>
+                              <w:t>CSS</w:t>
                             </w:r>
                           </w:p>
                           <w:p>
@@ -1596,74 +1965,12 @@
                               </w:rPr>
                               <w:t xml:space="preserve">- </w:t>
                             </w:r>
-                            <w:proofErr w:type="spellStart"/>
                             <w:r>
                               <w:rPr>
                                 <w:rFonts w:ascii="Arial" w:hAnsi="Arial" w:cs="Arial"/>
                               </w:rPr>
-                              <w:t>apache</w:t>
+                              <w:t>JavaScript</w:t>
                             </w:r>
-                            <w:proofErr w:type="spellEnd"/>
-                            <w:r>
-                              <w:rPr>
-                                <w:rFonts w:ascii="Arial" w:hAnsi="Arial" w:cs="Arial"/>
-                              </w:rPr>
-                              <w:t xml:space="preserve"> </w:t>
-                            </w:r>
-                            <w:proofErr w:type="spellStart"/>
-                            <w:r>
-                              <w:rPr>
-                                <w:rFonts w:ascii="Arial" w:hAnsi="Arial" w:cs="Arial"/>
-                              </w:rPr>
-                              <w:t>cordova</w:t>
-                            </w:r>
-                            <w:proofErr w:type="spellEnd"/>
-                          </w:p>
-                          <w:p>
-                            <w:pPr>
-                              <w:rPr>
-                                <w:rFonts w:ascii="Arial" w:hAnsi="Arial" w:cs="Arial"/>
-                              </w:rPr>
-                            </w:pPr>
-                            <w:r>
-                              <w:rPr>
-                                <w:rFonts w:ascii="Arial" w:hAnsi="Arial" w:cs="Arial"/>
-                              </w:rPr>
-                              <w:t>- electron</w:t>
-                            </w:r>
-                          </w:p>
-                          <w:p>
-                            <w:pPr>
-                              <w:rPr>
-                                <w:rFonts w:ascii="Arial" w:hAnsi="Arial" w:cs="Arial"/>
-                              </w:rPr>
-                            </w:pPr>
-                            <w:r>
-                              <w:rPr>
-                                <w:rFonts w:ascii="Arial" w:hAnsi="Arial" w:cs="Arial"/>
-                              </w:rPr>
-                              <w:t xml:space="preserve">- ionic </w:t>
-                            </w:r>
-                            <w:r>
-                              <w:rPr>
-                                <w:rFonts w:ascii="Arial" w:hAnsi="Arial" w:cs="Arial"/>
-                              </w:rPr>
-                              <w:t>web view</w:t>
-                            </w:r>
-                            <w:r>
-                              <w:rPr>
-                                <w:rFonts w:ascii="Arial" w:hAnsi="Arial" w:cs="Arial"/>
-                              </w:rPr>
-                              <w:t xml:space="preserve"> for </w:t>
-                            </w:r>
-                            <w:proofErr w:type="spellStart"/>
-                            <w:r>
-                              <w:rPr>
-                                <w:rFonts w:ascii="Arial" w:hAnsi="Arial" w:cs="Arial"/>
-                              </w:rPr>
-                              <w:t>cordova</w:t>
-                            </w:r>
-                            <w:proofErr w:type="spellEnd"/>
                           </w:p>
                           <w:p>
                             <w:pPr>
@@ -1677,14 +1984,180 @@
                               </w:rPr>
                               <w:t xml:space="preserve">- </w:t>
                             </w:r>
-                            <w:proofErr w:type="spellStart"/>
                             <w:r>
                               <w:rPr>
                                 <w:rFonts w:ascii="Arial" w:hAnsi="Arial" w:cs="Arial"/>
                               </w:rPr>
-                              <w:t>jdk</w:t>
+                              <w:t>N</w:t>
                             </w:r>
-                            <w:proofErr w:type="spellEnd"/>
+                            <w:r>
+                              <w:rPr>
+                                <w:rFonts w:ascii="Arial" w:hAnsi="Arial" w:cs="Arial"/>
+                              </w:rPr>
+                              <w:t>ode.js</w:t>
+                            </w:r>
+                          </w:p>
+                          <w:p>
+                            <w:pPr>
+                              <w:rPr>
+                                <w:rFonts w:ascii="Arial" w:hAnsi="Arial" w:cs="Arial"/>
+                              </w:rPr>
+                            </w:pPr>
+                            <w:r>
+                              <w:rPr>
+                                <w:rFonts w:ascii="Arial" w:hAnsi="Arial" w:cs="Arial"/>
+                              </w:rPr>
+                              <w:t>- NPM</w:t>
+                            </w:r>
+                          </w:p>
+                          <w:p>
+                            <w:pPr>
+                              <w:rPr>
+                                <w:rFonts w:ascii="Arial" w:hAnsi="Arial" w:cs="Arial"/>
+                              </w:rPr>
+                            </w:pPr>
+                            <w:r>
+                              <w:rPr>
+                                <w:rFonts w:ascii="Arial" w:hAnsi="Arial" w:cs="Arial"/>
+                              </w:rPr>
+                              <w:t>- Crystal</w:t>
+                            </w:r>
+                          </w:p>
+                          <w:p>
+                            <w:pPr>
+                              <w:rPr>
+                                <w:rFonts w:ascii="Arial" w:hAnsi="Arial" w:cs="Arial"/>
+                              </w:rPr>
+                            </w:pPr>
+                            <w:r>
+                              <w:rPr>
+                                <w:rFonts w:ascii="Arial" w:hAnsi="Arial" w:cs="Arial"/>
+                              </w:rPr>
+                              <w:t>- Electron</w:t>
+                            </w:r>
+                          </w:p>
+                          <w:p>
+                            <w:pPr>
+                              <w:rPr>
+                                <w:rFonts w:ascii="Arial" w:hAnsi="Arial" w:cs="Arial"/>
+                              </w:rPr>
+                            </w:pPr>
+                            <w:r>
+                              <w:rPr>
+                                <w:rFonts w:ascii="Arial" w:hAnsi="Arial" w:cs="Arial"/>
+                              </w:rPr>
+                              <w:t xml:space="preserve">- </w:t>
+                            </w:r>
+                            <w:r>
+                              <w:rPr>
+                                <w:rFonts w:ascii="Arial" w:hAnsi="Arial" w:cs="Arial"/>
+                              </w:rPr>
+                              <w:t>Ap</w:t>
+                            </w:r>
+                            <w:r>
+                              <w:rPr>
+                                <w:rFonts w:ascii="Arial" w:hAnsi="Arial" w:cs="Arial"/>
+                              </w:rPr>
+                              <w:t xml:space="preserve">ache </w:t>
+                            </w:r>
+                            <w:r>
+                              <w:rPr>
+                                <w:rFonts w:ascii="Arial" w:hAnsi="Arial" w:cs="Arial"/>
+                              </w:rPr>
+                              <w:t>C</w:t>
+                            </w:r>
+                            <w:r>
+                              <w:rPr>
+                                <w:rFonts w:ascii="Arial" w:hAnsi="Arial" w:cs="Arial"/>
+                              </w:rPr>
+                              <w:t>ordova</w:t>
+                            </w:r>
+                          </w:p>
+                          <w:p>
+                            <w:pPr>
+                              <w:rPr>
+                                <w:rFonts w:ascii="Arial" w:hAnsi="Arial" w:cs="Arial"/>
+                              </w:rPr>
+                            </w:pPr>
+                            <w:r>
+                              <w:rPr>
+                                <w:rFonts w:ascii="Arial" w:hAnsi="Arial" w:cs="Arial"/>
+                              </w:rPr>
+                              <w:t xml:space="preserve">- </w:t>
+                            </w:r>
+                            <w:r>
+                              <w:rPr>
+                                <w:rFonts w:ascii="Arial" w:hAnsi="Arial" w:cs="Arial"/>
+                              </w:rPr>
+                              <w:t>I</w:t>
+                            </w:r>
+                            <w:r>
+                              <w:rPr>
+                                <w:rFonts w:ascii="Arial" w:hAnsi="Arial" w:cs="Arial"/>
+                              </w:rPr>
+                              <w:t xml:space="preserve">onic </w:t>
+                            </w:r>
+                            <w:r>
+                              <w:rPr>
+                                <w:rFonts w:ascii="Arial" w:hAnsi="Arial" w:cs="Arial"/>
+                              </w:rPr>
+                              <w:t>W</w:t>
+                            </w:r>
+                            <w:r>
+                              <w:rPr>
+                                <w:rFonts w:ascii="Arial" w:hAnsi="Arial" w:cs="Arial"/>
+                              </w:rPr>
+                              <w:t>eb</w:t>
+                            </w:r>
+                            <w:r>
+                              <w:rPr>
+                                <w:rFonts w:ascii="Arial" w:hAnsi="Arial" w:cs="Arial"/>
+                              </w:rPr>
+                              <w:t>V</w:t>
+                            </w:r>
+                            <w:r>
+                              <w:rPr>
+                                <w:rFonts w:ascii="Arial" w:hAnsi="Arial" w:cs="Arial"/>
+                              </w:rPr>
+                              <w:t>iew</w:t>
+                            </w:r>
+                            <w:r>
+                              <w:rPr>
+                                <w:rFonts w:ascii="Arial" w:hAnsi="Arial" w:cs="Arial"/>
+                              </w:rPr>
+                              <w:t xml:space="preserve"> for </w:t>
+                            </w:r>
+                            <w:r>
+                              <w:rPr>
+                                <w:rFonts w:ascii="Arial" w:hAnsi="Arial" w:cs="Arial"/>
+                              </w:rPr>
+                              <w:t>C</w:t>
+                            </w:r>
+                            <w:r>
+                              <w:rPr>
+                                <w:rFonts w:ascii="Arial" w:hAnsi="Arial" w:cs="Arial"/>
+                              </w:rPr>
+                              <w:t>ordova</w:t>
+                            </w:r>
+                          </w:p>
+                          <w:p>
+                            <w:pPr>
+                              <w:rPr>
+                                <w:rFonts w:ascii="Arial" w:hAnsi="Arial" w:cs="Arial"/>
+                              </w:rPr>
+                            </w:pPr>
+                            <w:r>
+                              <w:rPr>
+                                <w:rFonts w:ascii="Arial" w:hAnsi="Arial" w:cs="Arial"/>
+                              </w:rPr>
+                              <w:t xml:space="preserve">- </w:t>
+                            </w:r>
+                            <w:r>
+                              <w:rPr>
+                                <w:rFonts w:ascii="Arial" w:hAnsi="Arial" w:cs="Arial"/>
+                              </w:rPr>
+                              <w:t>JDK</w:t>
+                            </w:r>
                             <w:r>
                               <w:rPr>
                                 <w:rFonts w:ascii="Arial" w:hAnsi="Arial" w:cs="Arial"/>
@@ -1704,14 +2177,18 @@
                               </w:rPr>
                               <w:t xml:space="preserve">- </w:t>
                             </w:r>
-                            <w:proofErr w:type="spellStart"/>
                             <w:r>
                               <w:rPr>
                                 <w:rFonts w:ascii="Arial" w:hAnsi="Arial" w:cs="Arial"/>
                               </w:rPr>
-                              <w:t>gradle</w:t>
+                              <w:t>G</w:t>
                             </w:r>
-                            <w:proofErr w:type="spellEnd"/>
+                            <w:r>
+                              <w:rPr>
+                                <w:rFonts w:ascii="Arial" w:hAnsi="Arial" w:cs="Arial"/>
+                              </w:rPr>
+                              <w:t>radle</w:t>
+                            </w:r>
                           </w:p>
                           <w:p>
                             <w:pPr>
@@ -1723,37 +2200,26 @@
                               <w:rPr>
                                 <w:rFonts w:ascii="Arial" w:hAnsi="Arial" w:cs="Arial"/>
                               </w:rPr>
-                              <w:t xml:space="preserve">- android </w:t>
+                              <w:t xml:space="preserve">- </w:t>
                             </w:r>
-                            <w:proofErr w:type="spellStart"/>
                             <w:r>
                               <w:rPr>
                                 <w:rFonts w:ascii="Arial" w:hAnsi="Arial" w:cs="Arial"/>
                               </w:rPr>
-                              <w:t>sdk</w:t>
+                              <w:t>A</w:t>
                             </w:r>
-                            <w:proofErr w:type="spellEnd"/>
-                          </w:p>
-                          <w:p>
-                            <w:pPr>
-                              <w:rPr>
-                                <w:rFonts w:ascii="Arial" w:hAnsi="Arial" w:cs="Arial"/>
-                              </w:rPr>
-                            </w:pPr>
                             <w:r>
                               <w:rPr>
                                 <w:rFonts w:ascii="Arial" w:hAnsi="Arial" w:cs="Arial"/>
                               </w:rPr>
-                              <w:t>- crystal</w:t>
+                              <w:t xml:space="preserve">ndroid </w:t>
                             </w:r>
-                          </w:p>
-                          <w:p>
-                            <w:pPr>
-                              <w:jc w:val="center"/>
+                            <w:r>
                               <w:rPr>
                                 <w:rFonts w:ascii="Arial" w:hAnsi="Arial" w:cs="Arial"/>
                               </w:rPr>
-                            </w:pPr>
+                              <w:t>SDK</w:t>
+                            </w:r>
                           </w:p>
                           <w:p>
                             <w:pPr>
@@ -1791,7 +2257,7 @@
                 <v:stroke joinstyle="miter"/>
                 <v:path gradientshapeok="t" o:connecttype="rect"/>
               </v:shapetype>
-              <v:shape id="Text Box 2" o:spid="_x0000_s1026" type="#_x0000_t202" style="position:absolute;left:0;text-align:left;margin-left:1.05pt;margin-top:.9pt;width:118.5pt;height:350pt;z-index:-251657216;visibility:visible;mso-wrap-style:square;mso-height-percent:0;mso-wrap-distance-left:9pt;mso-wrap-distance-top:3.6pt;mso-wrap-distance-right:9pt;mso-wrap-distance-bottom:3.6pt;mso-position-horizontal:absolute;mso-position-horizontal-relative:margin;mso-position-vertical:absolute;mso-position-vertical-relative:text;mso-height-percent:0;mso-height-relative:margin;v-text-anchor:top" o:gfxdata="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" fillcolor="white [3201]" strokecolor="black [3200]" strokeweight="1pt">
+              <v:shape id="Text Box 2" o:spid="_x0000_s1026" type="#_x0000_t202" style="position:absolute;left:0;text-align:left;margin-left:1pt;margin-top:.9pt;width:118.5pt;height:328.5pt;z-index:-251657216;visibility:visible;mso-wrap-style:square;mso-height-percent:0;mso-wrap-distance-left:9pt;mso-wrap-distance-top:3.6pt;mso-wrap-distance-right:9pt;mso-wrap-distance-bottom:3.6pt;mso-position-horizontal:absolute;mso-position-horizontal-relative:margin;mso-position-vertical:absolute;mso-position-vertical-relative:text;mso-height-percent:0;mso-height-relative:margin;v-text-anchor:top" o:gfxdata="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" fillcolor="white [3201]" strokecolor="black [3200]" strokeweight="1pt">
                 <v:textbox>
                   <w:txbxContent>
                     <w:p>
@@ -1819,7 +2285,13 @@
                         <w:rPr>
                           <w:rFonts w:ascii="Arial" w:hAnsi="Arial" w:cs="Arial"/>
                         </w:rPr>
-                        <w:t>- html</w:t>
+                        <w:t xml:space="preserve">- </w:t>
+                      </w:r>
+                      <w:r>
+                        <w:rPr>
+                          <w:rFonts w:ascii="Arial" w:hAnsi="Arial" w:cs="Arial"/>
+                        </w:rPr>
+                        <w:t>HTML</w:t>
                       </w:r>
                     </w:p>
                     <w:p>
@@ -1834,47 +2306,11 @@
                         </w:rPr>
                         <w:t xml:space="preserve">- </w:t>
                       </w:r>
-                      <w:proofErr w:type="spellStart"/>
                       <w:r>
                         <w:rPr>
                           <w:rFonts w:ascii="Arial" w:hAnsi="Arial" w:cs="Arial"/>
                         </w:rPr>
-                        <w:t>css</w:t>
-                      </w:r>
-                      <w:proofErr w:type="spellEnd"/>
-                    </w:p>
-                    <w:p>
-                      <w:pPr>
-                        <w:rPr>
-                          <w:rFonts w:ascii="Arial" w:hAnsi="Arial" w:cs="Arial"/>
-                        </w:rPr>
-                      </w:pPr>
-                      <w:r>
-                        <w:rPr>
-                          <w:rFonts w:ascii="Arial" w:hAnsi="Arial" w:cs="Arial"/>
-                        </w:rPr>
-                        <w:t xml:space="preserve">- </w:t>
-                      </w:r>
-                      <w:proofErr w:type="spellStart"/>
-                      <w:r>
-                        <w:rPr>
-                          <w:rFonts w:ascii="Arial" w:hAnsi="Arial" w:cs="Arial"/>
-                        </w:rPr>
-                        <w:t>js</w:t>
-                      </w:r>
-                      <w:proofErr w:type="spellEnd"/>
-                    </w:p>
-                    <w:p>
-                      <w:pPr>
-                        <w:rPr>
-                          <w:rFonts w:ascii="Arial" w:hAnsi="Arial" w:cs="Arial"/>
-                        </w:rPr>
-                      </w:pPr>
-                      <w:r>
-                        <w:rPr>
-                          <w:rFonts w:ascii="Arial" w:hAnsi="Arial" w:cs="Arial"/>
-                        </w:rPr>
-                        <w:t>- node.js</w:t>
+                        <w:t>CSS</w:t>
                       </w:r>
                     </w:p>
                     <w:p>
@@ -1889,74 +2325,12 @@
                         </w:rPr>
                         <w:t xml:space="preserve">- </w:t>
                       </w:r>
-                      <w:proofErr w:type="spellStart"/>
                       <w:r>
                         <w:rPr>
                           <w:rFonts w:ascii="Arial" w:hAnsi="Arial" w:cs="Arial"/>
                         </w:rPr>
-                        <w:t>apache</w:t>
+                        <w:t>JavaScript</w:t>
                       </w:r>
-                      <w:proofErr w:type="spellEnd"/>
-                      <w:r>
-                        <w:rPr>
-                          <w:rFonts w:ascii="Arial" w:hAnsi="Arial" w:cs="Arial"/>
-                        </w:rPr>
-                        <w:t xml:space="preserve"> </w:t>
-                      </w:r>
-                      <w:proofErr w:type="spellStart"/>
-                      <w:r>
-                        <w:rPr>
-                          <w:rFonts w:ascii="Arial" w:hAnsi="Arial" w:cs="Arial"/>
-                        </w:rPr>
-                        <w:t>cordova</w:t>
-                      </w:r>
-                      <w:proofErr w:type="spellEnd"/>
-                    </w:p>
-                    <w:p>
-                      <w:pPr>
-                        <w:rPr>
-                          <w:rFonts w:ascii="Arial" w:hAnsi="Arial" w:cs="Arial"/>
-                        </w:rPr>
-                      </w:pPr>
-                      <w:r>
-                        <w:rPr>
-                          <w:rFonts w:ascii="Arial" w:hAnsi="Arial" w:cs="Arial"/>
-                        </w:rPr>
-                        <w:t>- electron</w:t>
-                      </w:r>
-                    </w:p>
-                    <w:p>
-                      <w:pPr>
-                        <w:rPr>
-                          <w:rFonts w:ascii="Arial" w:hAnsi="Arial" w:cs="Arial"/>
-                        </w:rPr>
-                      </w:pPr>
-                      <w:r>
-                        <w:rPr>
-                          <w:rFonts w:ascii="Arial" w:hAnsi="Arial" w:cs="Arial"/>
-                        </w:rPr>
-                        <w:t xml:space="preserve">- ionic </w:t>
-                      </w:r>
-                      <w:r>
-                        <w:rPr>
-                          <w:rFonts w:ascii="Arial" w:hAnsi="Arial" w:cs="Arial"/>
-                        </w:rPr>
-                        <w:t>web view</w:t>
-                      </w:r>
-                      <w:r>
-                        <w:rPr>
-                          <w:rFonts w:ascii="Arial" w:hAnsi="Arial" w:cs="Arial"/>
-                        </w:rPr>
-                        <w:t xml:space="preserve"> for </w:t>
-                      </w:r>
-                      <w:proofErr w:type="spellStart"/>
-                      <w:r>
-                        <w:rPr>
-                          <w:rFonts w:ascii="Arial" w:hAnsi="Arial" w:cs="Arial"/>
-                        </w:rPr>
-                        <w:t>cordova</w:t>
-                      </w:r>
-                      <w:proofErr w:type="spellEnd"/>
                     </w:p>
                     <w:p>
                       <w:pPr>
@@ -1970,14 +2344,180 @@
                         </w:rPr>
                         <w:t xml:space="preserve">- </w:t>
                       </w:r>
-                      <w:proofErr w:type="spellStart"/>
                       <w:r>
                         <w:rPr>
                           <w:rFonts w:ascii="Arial" w:hAnsi="Arial" w:cs="Arial"/>
                         </w:rPr>
-                        <w:t>jdk</w:t>
+                        <w:t>N</w:t>
                       </w:r>
-                      <w:proofErr w:type="spellEnd"/>
+                      <w:r>
+                        <w:rPr>
+                          <w:rFonts w:ascii="Arial" w:hAnsi="Arial" w:cs="Arial"/>
+                        </w:rPr>
+                        <w:t>ode.js</w:t>
+                      </w:r>
+                    </w:p>
+                    <w:p>
+                      <w:pPr>
+                        <w:rPr>
+                          <w:rFonts w:ascii="Arial" w:hAnsi="Arial" w:cs="Arial"/>
+                        </w:rPr>
+                      </w:pPr>
+                      <w:r>
+                        <w:rPr>
+                          <w:rFonts w:ascii="Arial" w:hAnsi="Arial" w:cs="Arial"/>
+                        </w:rPr>
+                        <w:t>- NPM</w:t>
+                      </w:r>
+                    </w:p>
+                    <w:p>
+                      <w:pPr>
+                        <w:rPr>
+                          <w:rFonts w:ascii="Arial" w:hAnsi="Arial" w:cs="Arial"/>
+                        </w:rPr>
+                      </w:pPr>
+                      <w:r>
+                        <w:rPr>
+                          <w:rFonts w:ascii="Arial" w:hAnsi="Arial" w:cs="Arial"/>
+                        </w:rPr>
+                        <w:t>- Crystal</w:t>
+                      </w:r>
+                    </w:p>
+                    <w:p>
+                      <w:pPr>
+                        <w:rPr>
+                          <w:rFonts w:ascii="Arial" w:hAnsi="Arial" w:cs="Arial"/>
+                        </w:rPr>
+                      </w:pPr>
+                      <w:r>
+                        <w:rPr>
+                          <w:rFonts w:ascii="Arial" w:hAnsi="Arial" w:cs="Arial"/>
+                        </w:rPr>
+                        <w:t>- Electron</w:t>
+                      </w:r>
+                    </w:p>
+                    <w:p>
+                      <w:pPr>
+                        <w:rPr>
+                          <w:rFonts w:ascii="Arial" w:hAnsi="Arial" w:cs="Arial"/>
+                        </w:rPr>
+                      </w:pPr>
+                      <w:r>
+                        <w:rPr>
+                          <w:rFonts w:ascii="Arial" w:hAnsi="Arial" w:cs="Arial"/>
+                        </w:rPr>
+                        <w:t xml:space="preserve">- </w:t>
+                      </w:r>
+                      <w:r>
+                        <w:rPr>
+                          <w:rFonts w:ascii="Arial" w:hAnsi="Arial" w:cs="Arial"/>
+                        </w:rPr>
+                        <w:t>Ap</w:t>
+                      </w:r>
+                      <w:r>
+                        <w:rPr>
+                          <w:rFonts w:ascii="Arial" w:hAnsi="Arial" w:cs="Arial"/>
+                        </w:rPr>
+                        <w:t xml:space="preserve">ache </w:t>
+                      </w:r>
+                      <w:r>
+                        <w:rPr>
+                          <w:rFonts w:ascii="Arial" w:hAnsi="Arial" w:cs="Arial"/>
+                        </w:rPr>
+                        <w:t>C</w:t>
+                      </w:r>
+                      <w:r>
+                        <w:rPr>
+                          <w:rFonts w:ascii="Arial" w:hAnsi="Arial" w:cs="Arial"/>
+                        </w:rPr>
+                        <w:t>ordova</w:t>
+                      </w:r>
+                    </w:p>
+                    <w:p>
+                      <w:pPr>
+                        <w:rPr>
+                          <w:rFonts w:ascii="Arial" w:hAnsi="Arial" w:cs="Arial"/>
+                        </w:rPr>
+                      </w:pPr>
+                      <w:r>
+                        <w:rPr>
+                          <w:rFonts w:ascii="Arial" w:hAnsi="Arial" w:cs="Arial"/>
+                        </w:rPr>
+                        <w:t xml:space="preserve">- </w:t>
+                      </w:r>
+                      <w:r>
+                        <w:rPr>
+                          <w:rFonts w:ascii="Arial" w:hAnsi="Arial" w:cs="Arial"/>
+                        </w:rPr>
+                        <w:t>I</w:t>
+                      </w:r>
+                      <w:r>
+                        <w:rPr>
+                          <w:rFonts w:ascii="Arial" w:hAnsi="Arial" w:cs="Arial"/>
+                        </w:rPr>
+                        <w:t xml:space="preserve">onic </w:t>
+                      </w:r>
+                      <w:r>
+                        <w:rPr>
+                          <w:rFonts w:ascii="Arial" w:hAnsi="Arial" w:cs="Arial"/>
+                        </w:rPr>
+                        <w:t>W</w:t>
+                      </w:r>
+                      <w:r>
+                        <w:rPr>
+                          <w:rFonts w:ascii="Arial" w:hAnsi="Arial" w:cs="Arial"/>
+                        </w:rPr>
+                        <w:t>eb</w:t>
+                      </w:r>
+                      <w:r>
+                        <w:rPr>
+                          <w:rFonts w:ascii="Arial" w:hAnsi="Arial" w:cs="Arial"/>
+                        </w:rPr>
+                        <w:t>V</w:t>
+                      </w:r>
+                      <w:r>
+                        <w:rPr>
+                          <w:rFonts w:ascii="Arial" w:hAnsi="Arial" w:cs="Arial"/>
+                        </w:rPr>
+                        <w:t>iew</w:t>
+                      </w:r>
+                      <w:r>
+                        <w:rPr>
+                          <w:rFonts w:ascii="Arial" w:hAnsi="Arial" w:cs="Arial"/>
+                        </w:rPr>
+                        <w:t xml:space="preserve"> for </w:t>
+                      </w:r>
+                      <w:r>
+                        <w:rPr>
+                          <w:rFonts w:ascii="Arial" w:hAnsi="Arial" w:cs="Arial"/>
+                        </w:rPr>
+                        <w:t>C</w:t>
+                      </w:r>
+                      <w:r>
+                        <w:rPr>
+                          <w:rFonts w:ascii="Arial" w:hAnsi="Arial" w:cs="Arial"/>
+                        </w:rPr>
+                        <w:t>ordova</w:t>
+                      </w:r>
+                    </w:p>
+                    <w:p>
+                      <w:pPr>
+                        <w:rPr>
+                          <w:rFonts w:ascii="Arial" w:hAnsi="Arial" w:cs="Arial"/>
+                        </w:rPr>
+                      </w:pPr>
+                      <w:r>
+                        <w:rPr>
+                          <w:rFonts w:ascii="Arial" w:hAnsi="Arial" w:cs="Arial"/>
+                        </w:rPr>
+                        <w:t xml:space="preserve">- </w:t>
+                      </w:r>
+                      <w:r>
+                        <w:rPr>
+                          <w:rFonts w:ascii="Arial" w:hAnsi="Arial" w:cs="Arial"/>
+                        </w:rPr>
+                        <w:t>JDK</w:t>
+                      </w:r>
                       <w:r>
                         <w:rPr>
                           <w:rFonts w:ascii="Arial" w:hAnsi="Arial" w:cs="Arial"/>
@@ -1997,14 +2537,18 @@
                         </w:rPr>
                         <w:t xml:space="preserve">- </w:t>
                       </w:r>
-                      <w:proofErr w:type="spellStart"/>
                       <w:r>
                         <w:rPr>
                           <w:rFonts w:ascii="Arial" w:hAnsi="Arial" w:cs="Arial"/>
                         </w:rPr>
-                        <w:t>gradle</w:t>
+                        <w:t>G</w:t>
                       </w:r>
-                      <w:proofErr w:type="spellEnd"/>
+                      <w:r>
+                        <w:rPr>
+                          <w:rFonts w:ascii="Arial" w:hAnsi="Arial" w:cs="Arial"/>
+                        </w:rPr>
+                        <w:t>radle</w:t>
+                      </w:r>
                     </w:p>
                     <w:p>
                       <w:pPr>
@@ -2016,37 +2560,26 @@
                         <w:rPr>
                           <w:rFonts w:ascii="Arial" w:hAnsi="Arial" w:cs="Arial"/>
                         </w:rPr>
-                        <w:t xml:space="preserve">- android </w:t>
+                        <w:t xml:space="preserve">- </w:t>
                       </w:r>
-                      <w:proofErr w:type="spellStart"/>
                       <w:r>
                         <w:rPr>
                           <w:rFonts w:ascii="Arial" w:hAnsi="Arial" w:cs="Arial"/>
                         </w:rPr>
-                        <w:t>sdk</w:t>
+                        <w:t>A</w:t>
                       </w:r>
-                      <w:proofErr w:type="spellEnd"/>
-                    </w:p>
-                    <w:p>
-                      <w:pPr>
-                        <w:rPr>
-                          <w:rFonts w:ascii="Arial" w:hAnsi="Arial" w:cs="Arial"/>
-                        </w:rPr>
-                      </w:pPr>
                       <w:r>
                         <w:rPr>
                           <w:rFonts w:ascii="Arial" w:hAnsi="Arial" w:cs="Arial"/>
                         </w:rPr>
-                        <w:t>- crystal</w:t>
+                        <w:t xml:space="preserve">ndroid </w:t>
                       </w:r>
-                    </w:p>
-                    <w:p>
-                      <w:pPr>
-                        <w:jc w:val="center"/>
+                      <w:r>
                         <w:rPr>
                           <w:rFonts w:ascii="Arial" w:hAnsi="Arial" w:cs="Arial"/>
                         </w:rPr>
-                      </w:pPr>
+                        <w:t>SDK</w:t>
+                      </w:r>
                     </w:p>
                     <w:p>
                       <w:pPr>
@@ -2072,6 +2605,29 @@
           </mc:Fallback>
         </mc:AlternateContent>
       </w:r>
+    </w:p>
+    <w:p>
+      <w:pPr>
+        <w:spacing w:after="0" w:line="480" w:lineRule="auto"/>
+        <w:jc w:val="both"/>
+        <w:rPr>
+          <w:rFonts w:ascii="Arial" w:hAnsi="Arial" w:cs="Arial"/>
+          <w:b/>
+        </w:rPr>
+      </w:pPr>
+    </w:p>
+    <w:p>
+      <w:pPr>
+        <w:tabs>
+          <w:tab w:val="left" w:pos="5080"/>
+        </w:tabs>
+        <w:spacing w:after="0" w:line="480" w:lineRule="auto"/>
+        <w:jc w:val="both"/>
+        <w:rPr>
+          <w:rFonts w:ascii="Arial" w:hAnsi="Arial" w:cs="Arial"/>
+          <w:b/>
+        </w:rPr>
+      </w:pPr>
       <w:r>
         <w:rPr>
           <w:rFonts w:ascii="Arial" w:hAnsi="Arial" w:cs="Arial"/>
@@ -2081,16 +2637,16 @@
         <mc:AlternateContent>
           <mc:Choice Requires="wps">
             <w:drawing>
-              <wp:anchor distT="45720" distB="45720" distL="114300" distR="114300" simplePos="0" relativeHeight="251660288" behindDoc="1" locked="0" layoutInCell="1" allowOverlap="1" wp14:anchorId="76AC04FD" wp14:editId="40485340">
+              <wp:anchor distT="45720" distB="45720" distL="114300" distR="114300" simplePos="0" relativeHeight="251660288" behindDoc="1" locked="0" layoutInCell="1" allowOverlap="1" wp14:anchorId="76AC04FD" wp14:editId="43076698">
                 <wp:simplePos x="0" y="0"/>
                 <wp:positionH relativeFrom="margin">
-                  <wp:posOffset>1942905</wp:posOffset>
+                  <wp:posOffset>1941195</wp:posOffset>
                 </wp:positionH>
                 <wp:positionV relativeFrom="paragraph">
-                  <wp:posOffset>13335</wp:posOffset>
+                  <wp:posOffset>256491</wp:posOffset>
                 </wp:positionV>
-                <wp:extent cx="1504950" cy="3088005"/>
-                <wp:effectExtent l="0" t="0" r="19050" b="17145"/>
+                <wp:extent cx="1504950" cy="2046605"/>
+                <wp:effectExtent l="0" t="0" r="19050" b="10795"/>
                 <wp:wrapNone/>
                 <wp:docPr id="1" name="Text Box 2"/>
                 <wp:cNvGraphicFramePr>
@@ -2105,7 +2661,7 @@
                       <wps:spPr bwMode="auto">
                         <a:xfrm>
                           <a:off x="0" y="0"/>
-                          <a:ext cx="1504950" cy="3088005"/>
+                          <a:ext cx="1504950" cy="2046605"/>
                         </a:xfrm>
                         <a:prstGeom prst="rect">
                           <a:avLst/>
@@ -2152,20 +2708,19 @@
                               <w:rPr>
                                 <w:rFonts w:ascii="Arial" w:hAnsi="Arial" w:cs="Arial"/>
                               </w:rPr>
-                              <w:t>- conceptualization</w:t>
+                              <w:t xml:space="preserve">- </w:t>
                             </w:r>
-                          </w:p>
-                          <w:p>
-                            <w:pPr>
-                              <w:rPr>
-                                <w:rFonts w:ascii="Arial" w:hAnsi="Arial" w:cs="Arial"/>
-                              </w:rPr>
-                            </w:pPr>
                             <w:r>
                               <w:rPr>
                                 <w:rFonts w:ascii="Arial" w:hAnsi="Arial" w:cs="Arial"/>
                               </w:rPr>
-                              <w:t>- development and designing</w:t>
+                              <w:t>C</w:t>
+                            </w:r>
+                            <w:r>
+                              <w:rPr>
+                                <w:rFonts w:ascii="Arial" w:hAnsi="Arial" w:cs="Arial"/>
+                              </w:rPr>
+                              <w:t>onceptualization</w:t>
                             </w:r>
                           </w:p>
                           <w:p>
@@ -2184,7 +2739,25 @@
                               <w:rPr>
                                 <w:rFonts w:ascii="Arial" w:hAnsi="Arial" w:cs="Arial"/>
                               </w:rPr>
-                              <w:t>testing</w:t>
+                              <w:t>D</w:t>
+                            </w:r>
+                            <w:r>
+                              <w:rPr>
+                                <w:rFonts w:ascii="Arial" w:hAnsi="Arial" w:cs="Arial"/>
+                              </w:rPr>
+                              <w:t xml:space="preserve">evelopment and </w:t>
+                            </w:r>
+                            <w:r>
+                              <w:rPr>
+                                <w:rFonts w:ascii="Arial" w:hAnsi="Arial" w:cs="Arial"/>
+                              </w:rPr>
+                              <w:t>d</w:t>
+                            </w:r>
+                            <w:r>
+                              <w:rPr>
+                                <w:rFonts w:ascii="Arial" w:hAnsi="Arial" w:cs="Arial"/>
+                              </w:rPr>
+                              <w:t>esigning</w:t>
                             </w:r>
                           </w:p>
                           <w:p>
@@ -2197,7 +2770,63 @@
                               <w:rPr>
                                 <w:rFonts w:ascii="Arial" w:hAnsi="Arial" w:cs="Arial"/>
                               </w:rPr>
-                              <w:t>- bug fixing and finalization</w:t>
+                              <w:t xml:space="preserve">- </w:t>
+                            </w:r>
+                            <w:r>
+                              <w:rPr>
+                                <w:rFonts w:ascii="Arial" w:hAnsi="Arial" w:cs="Arial"/>
+                              </w:rPr>
+                              <w:t>T</w:t>
+                            </w:r>
+                            <w:r>
+                              <w:rPr>
+                                <w:rFonts w:ascii="Arial" w:hAnsi="Arial" w:cs="Arial"/>
+                              </w:rPr>
+                              <w:t>esting</w:t>
+                            </w:r>
+                          </w:p>
+                          <w:p>
+                            <w:pPr>
+                              <w:rPr>
+                                <w:rFonts w:ascii="Arial" w:hAnsi="Arial" w:cs="Arial"/>
+                              </w:rPr>
+                            </w:pPr>
+                            <w:r>
+                              <w:rPr>
+                                <w:rFonts w:ascii="Arial" w:hAnsi="Arial" w:cs="Arial"/>
+                              </w:rPr>
+                              <w:t xml:space="preserve">- </w:t>
+                            </w:r>
+                            <w:r>
+                              <w:rPr>
+                                <w:rFonts w:ascii="Arial" w:hAnsi="Arial" w:cs="Arial"/>
+                              </w:rPr>
+                              <w:t>B</w:t>
+                            </w:r>
+                            <w:r>
+                              <w:rPr>
+                                <w:rFonts w:ascii="Arial" w:hAnsi="Arial" w:cs="Arial"/>
+                              </w:rPr>
+                              <w:t>ug fixing</w:t>
+                            </w:r>
+                          </w:p>
+                          <w:p>
+                            <w:pPr>
+                              <w:rPr>
+                                <w:rFonts w:ascii="Arial" w:hAnsi="Arial" w:cs="Arial"/>
+                              </w:rPr>
+                            </w:pPr>
+                            <w:r>
+                              <w:rPr>
+                                <w:rFonts w:ascii="Arial" w:hAnsi="Arial" w:cs="Arial"/>
+                              </w:rPr>
+                              <w:t>- F</w:t>
+                            </w:r>
+                            <w:r>
+                              <w:rPr>
+                                <w:rFonts w:ascii="Arial" w:hAnsi="Arial" w:cs="Arial"/>
+                              </w:rPr>
+                              <w:t>inalization</w:t>
                             </w:r>
                           </w:p>
                         </w:txbxContent>
@@ -2208,12 +2837,15 @@
                     </wps:wsp>
                   </a:graphicData>
                 </a:graphic>
+                <wp14:sizeRelV relativeFrom="margin">
+                  <wp14:pctHeight>0</wp14:pctHeight>
+                </wp14:sizeRelV>
               </wp:anchor>
             </w:drawing>
           </mc:Choice>
           <mc:Fallback>
             <w:pict>
-              <v:shape w14:anchorId="76AC04FD" id="_x0000_s1027" type="#_x0000_t202" style="position:absolute;left:0;text-align:left;margin-left:153pt;margin-top:1.05pt;width:118.5pt;height:243.15pt;z-index:-251656192;visibility:visible;mso-wrap-style:square;mso-wrap-distance-left:9pt;mso-wrap-distance-top:3.6pt;mso-wrap-distance-right:9pt;mso-wrap-distance-bottom:3.6pt;mso-position-horizontal:absolute;mso-position-horizontal-relative:margin;mso-position-vertical:absolute;mso-position-vertical-relative:text;v-text-anchor:top" o:gfxdata="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" fillcolor="white [3201]" strokecolor="black [3200]" strokeweight="1pt">
+              <v:shape w14:anchorId="76AC04FD" id="_x0000_s1027" type="#_x0000_t202" style="position:absolute;left:0;text-align:left;margin-left:152.85pt;margin-top:20.2pt;width:118.5pt;height:161.15pt;z-index:-251656192;visibility:visible;mso-wrap-style:square;mso-height-percent:0;mso-wrap-distance-left:9pt;mso-wrap-distance-top:3.6pt;mso-wrap-distance-right:9pt;mso-wrap-distance-bottom:3.6pt;mso-position-horizontal:absolute;mso-position-horizontal-relative:margin;mso-position-vertical:absolute;mso-position-vertical-relative:text;mso-height-percent:0;mso-height-relative:margin;v-text-anchor:top" o:gfxdata="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" fillcolor="white [3201]" strokecolor="black [3200]" strokeweight="1pt">
                 <v:textbox>
                   <w:txbxContent>
                     <w:p>
@@ -2241,20 +2873,19 @@
                         <w:rPr>
                           <w:rFonts w:ascii="Arial" w:hAnsi="Arial" w:cs="Arial"/>
                         </w:rPr>
-                        <w:t>- conceptualization</w:t>
+                        <w:t xml:space="preserve">- </w:t>
                       </w:r>
-                    </w:p>
-                    <w:p>
-                      <w:pPr>
-                        <w:rPr>
-                          <w:rFonts w:ascii="Arial" w:hAnsi="Arial" w:cs="Arial"/>
-                        </w:rPr>
-                      </w:pPr>
                       <w:r>
                         <w:rPr>
                           <w:rFonts w:ascii="Arial" w:hAnsi="Arial" w:cs="Arial"/>
                         </w:rPr>
-                        <w:t>- development and designing</w:t>
+                        <w:t>C</w:t>
+                      </w:r>
+                      <w:r>
+                        <w:rPr>
+                          <w:rFonts w:ascii="Arial" w:hAnsi="Arial" w:cs="Arial"/>
+                        </w:rPr>
+                        <w:t>onceptualization</w:t>
                       </w:r>
                     </w:p>
                     <w:p>
@@ -2273,7 +2904,25 @@
                         <w:rPr>
                           <w:rFonts w:ascii="Arial" w:hAnsi="Arial" w:cs="Arial"/>
                         </w:rPr>
-                        <w:t>testing</w:t>
+                        <w:t>D</w:t>
+                      </w:r>
+                      <w:r>
+                        <w:rPr>
+                          <w:rFonts w:ascii="Arial" w:hAnsi="Arial" w:cs="Arial"/>
+                        </w:rPr>
+                        <w:t xml:space="preserve">evelopment and </w:t>
+                      </w:r>
+                      <w:r>
+                        <w:rPr>
+                          <w:rFonts w:ascii="Arial" w:hAnsi="Arial" w:cs="Arial"/>
+                        </w:rPr>
+                        <w:t>d</w:t>
+                      </w:r>
+                      <w:r>
+                        <w:rPr>
+                          <w:rFonts w:ascii="Arial" w:hAnsi="Arial" w:cs="Arial"/>
+                        </w:rPr>
+                        <w:t>esigning</w:t>
                       </w:r>
                     </w:p>
                     <w:p>
@@ -2286,7 +2935,63 @@
                         <w:rPr>
                           <w:rFonts w:ascii="Arial" w:hAnsi="Arial" w:cs="Arial"/>
                         </w:rPr>
-                        <w:t>- bug fixing and finalization</w:t>
+                        <w:t xml:space="preserve">- </w:t>
+                      </w:r>
+                      <w:r>
+                        <w:rPr>
+                          <w:rFonts w:ascii="Arial" w:hAnsi="Arial" w:cs="Arial"/>
+                        </w:rPr>
+                        <w:t>T</w:t>
+                      </w:r>
+                      <w:r>
+                        <w:rPr>
+                          <w:rFonts w:ascii="Arial" w:hAnsi="Arial" w:cs="Arial"/>
+                        </w:rPr>
+                        <w:t>esting</w:t>
+                      </w:r>
+                    </w:p>
+                    <w:p>
+                      <w:pPr>
+                        <w:rPr>
+                          <w:rFonts w:ascii="Arial" w:hAnsi="Arial" w:cs="Arial"/>
+                        </w:rPr>
+                      </w:pPr>
+                      <w:r>
+                        <w:rPr>
+                          <w:rFonts w:ascii="Arial" w:hAnsi="Arial" w:cs="Arial"/>
+                        </w:rPr>
+                        <w:t xml:space="preserve">- </w:t>
+                      </w:r>
+                      <w:r>
+                        <w:rPr>
+                          <w:rFonts w:ascii="Arial" w:hAnsi="Arial" w:cs="Arial"/>
+                        </w:rPr>
+                        <w:t>B</w:t>
+                      </w:r>
+                      <w:r>
+                        <w:rPr>
+                          <w:rFonts w:ascii="Arial" w:hAnsi="Arial" w:cs="Arial"/>
+                        </w:rPr>
+                        <w:t>ug fixing</w:t>
+                      </w:r>
+                    </w:p>
+                    <w:p>
+                      <w:pPr>
+                        <w:rPr>
+                          <w:rFonts w:ascii="Arial" w:hAnsi="Arial" w:cs="Arial"/>
+                        </w:rPr>
+                      </w:pPr>
+                      <w:r>
+                        <w:rPr>
+                          <w:rFonts w:ascii="Arial" w:hAnsi="Arial" w:cs="Arial"/>
+                        </w:rPr>
+                        <w:t>- F</w:t>
+                      </w:r>
+                      <w:r>
+                        <w:rPr>
+                          <w:rFonts w:ascii="Arial" w:hAnsi="Arial" w:cs="Arial"/>
+                        </w:rPr>
+                        <w:t>inalization</w:t>
                       </w:r>
                     </w:p>
                   </w:txbxContent>
@@ -2300,22 +3005,39 @@
       <w:r>
         <w:rPr>
           <w:rFonts w:ascii="Arial" w:hAnsi="Arial" w:cs="Arial"/>
+          <w:b/>
+        </w:rPr>
+        <w:tab/>
+      </w:r>
+    </w:p>
+    <w:p>
+      <w:pPr>
+        <w:spacing w:after="0" w:line="480" w:lineRule="auto"/>
+        <w:jc w:val="both"/>
+        <w:rPr>
+          <w:rFonts w:ascii="Arial" w:hAnsi="Arial" w:cs="Arial"/>
+          <w:b/>
+        </w:rPr>
+      </w:pPr>
+      <w:r>
+        <w:rPr>
+          <w:rFonts w:ascii="Arial" w:hAnsi="Arial" w:cs="Arial"/>
           <w:noProof/>
           <w:lang w:eastAsia="en-PH"/>
         </w:rPr>
         <mc:AlternateContent>
           <mc:Choice Requires="wps">
             <w:drawing>
-              <wp:anchor distT="45720" distB="45720" distL="114300" distR="114300" simplePos="0" relativeHeight="251661312" behindDoc="1" locked="0" layoutInCell="1" allowOverlap="1" wp14:anchorId="31AE831C" wp14:editId="445B43FB">
+              <wp:anchor distT="45720" distB="45720" distL="114300" distR="114300" simplePos="0" relativeHeight="251661312" behindDoc="1" locked="0" layoutInCell="1" allowOverlap="1" wp14:anchorId="31AE831C" wp14:editId="4B374E22">
                 <wp:simplePos x="0" y="0"/>
                 <wp:positionH relativeFrom="margin">
-                  <wp:posOffset>3912318</wp:posOffset>
+                  <wp:posOffset>3910330</wp:posOffset>
                 </wp:positionH>
                 <wp:positionV relativeFrom="paragraph">
-                  <wp:posOffset>8890</wp:posOffset>
+                  <wp:posOffset>340995</wp:posOffset>
                 </wp:positionV>
-                <wp:extent cx="1504950" cy="3022600"/>
-                <wp:effectExtent l="0" t="0" r="19050" b="25400"/>
+                <wp:extent cx="1504950" cy="940435"/>
+                <wp:effectExtent l="0" t="0" r="19050" b="12065"/>
                 <wp:wrapNone/>
                 <wp:docPr id="2" name="Text Box 2"/>
                 <wp:cNvGraphicFramePr>
@@ -2330,7 +3052,7 @@
                       <wps:spPr bwMode="auto">
                         <a:xfrm>
                           <a:off x="0" y="0"/>
-                          <a:ext cx="1504950" cy="3022600"/>
+                          <a:ext cx="1504950" cy="940435"/>
                         </a:xfrm>
                         <a:prstGeom prst="rect">
                           <a:avLst/>
@@ -2377,13 +3099,25 @@
                               <w:rPr>
                                 <w:rFonts w:ascii="Arial" w:hAnsi="Arial" w:cs="Arial"/>
                               </w:rPr>
-                              <w:t>-</w:t>
+                              <w:t xml:space="preserve">- </w:t>
                             </w:r>
                             <w:r>
                               <w:rPr>
                                 <w:rFonts w:ascii="Arial" w:hAnsi="Arial" w:cs="Arial"/>
                               </w:rPr>
-                              <w:t xml:space="preserve"> quieazy</w:t>
+                              <w:t>Q</w:t>
+                            </w:r>
+                            <w:r>
+                              <w:rPr>
+                                <w:rFonts w:ascii="Arial" w:hAnsi="Arial" w:cs="Arial"/>
+                              </w:rPr>
+                              <w:t>uieazy</w:t>
+                            </w:r>
+                            <w:r>
+                              <w:rPr>
+                                <w:rFonts w:ascii="Arial" w:hAnsi="Arial" w:cs="Arial"/>
+                              </w:rPr>
+                              <w:t xml:space="preserve"> (Application)</w:t>
                             </w:r>
                           </w:p>
                         </w:txbxContent>
@@ -2394,12 +3128,15 @@
                     </wps:wsp>
                   </a:graphicData>
                 </a:graphic>
+                <wp14:sizeRelV relativeFrom="margin">
+                  <wp14:pctHeight>0</wp14:pctHeight>
+                </wp14:sizeRelV>
               </wp:anchor>
             </w:drawing>
           </mc:Choice>
           <mc:Fallback>
             <w:pict>
-              <v:shape w14:anchorId="31AE831C" id="_x0000_s1028" type="#_x0000_t202" style="position:absolute;left:0;text-align:left;margin-left:308.05pt;margin-top:.7pt;width:118.5pt;height:238pt;z-index:-251655168;visibility:visible;mso-wrap-style:square;mso-wrap-distance-left:9pt;mso-wrap-distance-top:3.6pt;mso-wrap-distance-right:9pt;mso-wrap-distance-bottom:3.6pt;mso-position-horizontal:absolute;mso-position-horizontal-relative:margin;mso-position-vertical:absolute;mso-position-vertical-relative:text;v-text-anchor:top" o:gfxdata="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" fillcolor="white [3201]" strokecolor="black [3200]" strokeweight="1pt">
+              <v:shape w14:anchorId="31AE831C" id="_x0000_s1028" type="#_x0000_t202" style="position:absolute;left:0;text-align:left;margin-left:307.9pt;margin-top:26.85pt;width:118.5pt;height:74.05pt;z-index:-251655168;visibility:visible;mso-wrap-style:square;mso-height-percent:0;mso-wrap-distance-left:9pt;mso-wrap-distance-top:3.6pt;mso-wrap-distance-right:9pt;mso-wrap-distance-bottom:3.6pt;mso-position-horizontal:absolute;mso-position-horizontal-relative:margin;mso-position-vertical:absolute;mso-position-vertical-relative:text;mso-height-percent:0;mso-height-relative:margin;v-text-anchor:top" o:gfxdata="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" fillcolor="white [3201]" strokecolor="black [3200]" strokeweight="1pt">
                 <v:textbox>
                   <w:txbxContent>
                     <w:p>
@@ -2427,13 +3164,25 @@
                         <w:rPr>
                           <w:rFonts w:ascii="Arial" w:hAnsi="Arial" w:cs="Arial"/>
                         </w:rPr>
-                        <w:t>-</w:t>
+                        <w:t xml:space="preserve">- </w:t>
                       </w:r>
                       <w:r>
                         <w:rPr>
                           <w:rFonts w:ascii="Arial" w:hAnsi="Arial" w:cs="Arial"/>
                         </w:rPr>
-                        <w:t xml:space="preserve"> quieazy</w:t>
+                        <w:t>Q</w:t>
+                      </w:r>
+                      <w:r>
+                        <w:rPr>
+                          <w:rFonts w:ascii="Arial" w:hAnsi="Arial" w:cs="Arial"/>
+                        </w:rPr>
+                        <w:t>uieazy</w:t>
+                      </w:r>
+                      <w:r>
+                        <w:rPr>
+                          <w:rFonts w:ascii="Arial" w:hAnsi="Arial" w:cs="Arial"/>
+                        </w:rPr>
+                        <w:t xml:space="preserve"> (Application)</w:t>
                       </w:r>
                     </w:p>
                   </w:txbxContent>
@@ -2451,17 +3200,18 @@
         <w:jc w:val="both"/>
         <w:rPr>
           <w:rFonts w:ascii="Arial" w:hAnsi="Arial" w:cs="Arial"/>
-          <w:b/>
-        </w:rPr>
-      </w:pPr>
-    </w:p>
-    <w:p>
-      <w:pPr>
-        <w:spacing w:after="0" w:line="480" w:lineRule="auto"/>
-        <w:jc w:val="both"/>
-        <w:rPr>
-          <w:rFonts w:ascii="Arial" w:hAnsi="Arial" w:cs="Arial"/>
-          <w:b/>
+        </w:rPr>
+      </w:pPr>
+    </w:p>
+    <w:p>
+      <w:pPr>
+        <w:spacing w:after="0" w:line="480" w:lineRule="auto"/>
+        <w:jc w:val="both"/>
+        <w:rPr>
+          <w:rFonts w:ascii="Arial" w:hAnsi="Arial" w:cs="Arial"/>
+          <w:b/>
+          <w:bCs/>
+          <w:lang w:val="en-US"/>
         </w:rPr>
       </w:pPr>
       <w:r>
@@ -2474,18 +3224,18 @@
         <mc:AlternateContent>
           <mc:Choice Requires="wps">
             <w:drawing>
-              <wp:anchor distT="0" distB="0" distL="114300" distR="114300" simplePos="0" relativeHeight="251669504" behindDoc="1" locked="0" layoutInCell="1" allowOverlap="1" wp14:anchorId="65842B28" wp14:editId="1A78787F">
+              <wp:anchor distT="0" distB="0" distL="114300" distR="114300" simplePos="0" relativeHeight="251670528" behindDoc="1" locked="0" layoutInCell="1" allowOverlap="1" wp14:anchorId="1C92D50A" wp14:editId="5831D717">
                 <wp:simplePos x="0" y="0"/>
                 <wp:positionH relativeFrom="column">
-                  <wp:posOffset>3543935</wp:posOffset>
+                  <wp:posOffset>3536315</wp:posOffset>
                 </wp:positionH>
                 <wp:positionV relativeFrom="paragraph">
-                  <wp:posOffset>42380</wp:posOffset>
+                  <wp:posOffset>44450</wp:posOffset>
                 </wp:positionV>
-                <wp:extent cx="299085" cy="447675"/>
-                <wp:effectExtent l="0" t="38100" r="43815" b="66675"/>
+                <wp:extent cx="305435" cy="221615"/>
+                <wp:effectExtent l="0" t="19050" r="37465" b="45085"/>
                 <wp:wrapNone/>
-                <wp:docPr id="904361079" name="Arrow: Right 904361079"/>
+                <wp:docPr id="1866553782" name="Arrow: Right 1866553782"/>
                 <wp:cNvGraphicFramePr/>
                 <a:graphic xmlns:a="http://schemas.openxmlformats.org/drawingml/2006/main">
                   <a:graphicData uri="http://schemas.microsoft.com/office/word/2010/wordprocessingShape">
@@ -2494,7 +3244,7 @@
                       <wps:spPr>
                         <a:xfrm>
                           <a:off x="0" y="0"/>
-                          <a:ext cx="299085" cy="447675"/>
+                          <a:ext cx="305435" cy="221615"/>
                         </a:xfrm>
                         <a:prstGeom prst="rightArrow">
                           <a:avLst/>
@@ -2534,12 +3284,15 @@
                 <wp14:sizeRelH relativeFrom="margin">
                   <wp14:pctWidth>0</wp14:pctWidth>
                 </wp14:sizeRelH>
+                <wp14:sizeRelV relativeFrom="margin">
+                  <wp14:pctHeight>0</wp14:pctHeight>
+                </wp14:sizeRelV>
               </wp:anchor>
             </w:drawing>
           </mc:Choice>
           <mc:Fallback>
             <w:pict>
-              <v:shapetype w14:anchorId="65842B28" id="_x0000_t13" coordsize="21600,21600" o:spt="13" adj="16200,5400" path="m@0,l@0@1,0@1,0@2@0@2@0,21600,21600,10800xe">
+              <v:shapetype w14:anchorId="1C92D50A" id="_x0000_t13" coordsize="21600,21600" o:spt="13" adj="16200,5400" path="m@0,l@0@1,0@1,0@2@0@2@0,21600,21600,10800xe">
                 <v:stroke joinstyle="miter"/>
                 <v:formulas>
                   <v:f eqn="val #0"/>
@@ -2555,7 +3308,7 @@
                   <v:h position="#0,#1" xrange="0,21600" yrange="0,10800"/>
                 </v:handles>
               </v:shapetype>
-              <v:shape id="Arrow: Right 904361079" o:spid="_x0000_s1029" type="#_x0000_t13" style="position:absolute;left:0;text-align:left;margin-left:279.05pt;margin-top:3.35pt;width:23.55pt;height:35.25pt;z-index:-251646976;visibility:visible;mso-wrap-style:square;mso-width-percent:0;mso-wrap-distance-left:9pt;mso-wrap-distance-top:0;mso-wrap-distance-right:9pt;mso-wrap-distance-bottom:0;mso-position-horizontal:absolute;mso-position-horizontal-relative:text;mso-position-vertical:absolute;mso-position-vertical-relative:text;mso-width-percent:0;mso-width-relative:margin;v-text-anchor:middle" o:gfxdata="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" adj="10800" fillcolor="black [3200]" strokecolor="black [1600]" strokeweight="1pt">
+              <v:shape id="Arrow: Right 1866553782" o:spid="_x0000_s1029" type="#_x0000_t13" style="position:absolute;left:0;text-align:left;margin-left:278.45pt;margin-top:3.5pt;width:24.05pt;height:17.45pt;z-index:-251645952;visibility:visible;mso-wrap-style:square;mso-width-percent:0;mso-height-percent:0;mso-wrap-distance-left:9pt;mso-wrap-distance-top:0;mso-wrap-distance-right:9pt;mso-wrap-distance-bottom:0;mso-position-horizontal:absolute;mso-position-horizontal-relative:text;mso-position-vertical:absolute;mso-position-vertical-relative:text;mso-width-percent:0;mso-height-percent:0;mso-width-relative:margin;mso-height-relative:margin;v-text-anchor:middle" o:gfxdata="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" adj="13764" fillcolor="black [3200]" strokecolor="black [1600]" strokeweight="1pt">
                 <v:textbox>
                   <w:txbxContent>
                     <w:p>
@@ -2580,16 +3333,16 @@
         <mc:AlternateContent>
           <mc:Choice Requires="wps">
             <w:drawing>
-              <wp:anchor distT="0" distB="0" distL="114300" distR="114300" simplePos="0" relativeHeight="251662336" behindDoc="1" locked="0" layoutInCell="1" allowOverlap="1" wp14:anchorId="1AB3673F" wp14:editId="6F8C9DD2">
+              <wp:anchor distT="0" distB="0" distL="114300" distR="114300" simplePos="0" relativeHeight="251662336" behindDoc="1" locked="0" layoutInCell="1" allowOverlap="1" wp14:anchorId="1AB3673F" wp14:editId="1232B61A">
                 <wp:simplePos x="0" y="0"/>
                 <wp:positionH relativeFrom="column">
-                  <wp:posOffset>1600835</wp:posOffset>
+                  <wp:posOffset>1573530</wp:posOffset>
                 </wp:positionH>
                 <wp:positionV relativeFrom="paragraph">
-                  <wp:posOffset>22860</wp:posOffset>
+                  <wp:posOffset>44499</wp:posOffset>
                 </wp:positionV>
-                <wp:extent cx="299085" cy="447675"/>
-                <wp:effectExtent l="0" t="38100" r="43815" b="66675"/>
+                <wp:extent cx="305435" cy="221615"/>
+                <wp:effectExtent l="0" t="19050" r="37465" b="45085"/>
                 <wp:wrapNone/>
                 <wp:docPr id="3" name="Arrow: Right 3"/>
                 <wp:cNvGraphicFramePr/>
@@ -2600,7 +3353,7 @@
                       <wps:spPr>
                         <a:xfrm>
                           <a:off x="0" y="0"/>
-                          <a:ext cx="299085" cy="447675"/>
+                          <a:ext cx="305435" cy="221615"/>
                         </a:xfrm>
                         <a:prstGeom prst="rightArrow">
                           <a:avLst/>
@@ -2640,12 +3393,15 @@
                 <wp14:sizeRelH relativeFrom="margin">
                   <wp14:pctWidth>0</wp14:pctWidth>
                 </wp14:sizeRelH>
+                <wp14:sizeRelV relativeFrom="margin">
+                  <wp14:pctHeight>0</wp14:pctHeight>
+                </wp14:sizeRelV>
               </wp:anchor>
             </w:drawing>
           </mc:Choice>
           <mc:Fallback>
             <w:pict>
-              <v:shape w14:anchorId="1AB3673F" id="Arrow: Right 3" o:spid="_x0000_s1030" type="#_x0000_t13" style="position:absolute;left:0;text-align:left;margin-left:126.05pt;margin-top:1.8pt;width:23.55pt;height:35.25pt;z-index:-251654144;visibility:visible;mso-wrap-style:square;mso-width-percent:0;mso-wrap-distance-left:9pt;mso-wrap-distance-top:0;mso-wrap-distance-right:9pt;mso-wrap-distance-bottom:0;mso-position-horizontal:absolute;mso-position-horizontal-relative:text;mso-position-vertical:absolute;mso-position-vertical-relative:text;mso-width-percent:0;mso-width-relative:margin;v-text-anchor:middle" o:gfxdata="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" adj="10800" fillcolor="black [3200]" strokecolor="black [1600]" strokeweight="1pt">
+              <v:shape w14:anchorId="1AB3673F" id="Arrow: Right 3" o:spid="_x0000_s1030" type="#_x0000_t13" style="position:absolute;left:0;text-align:left;margin-left:123.9pt;margin-top:3.5pt;width:24.05pt;height:17.45pt;z-index:-251654144;visibility:visible;mso-wrap-style:square;mso-width-percent:0;mso-height-percent:0;mso-wrap-distance-left:9pt;mso-wrap-distance-top:0;mso-wrap-distance-right:9pt;mso-wrap-distance-bottom:0;mso-position-horizontal:absolute;mso-position-horizontal-relative:text;mso-position-vertical:absolute;mso-position-vertical-relative:text;mso-width-percent:0;mso-height-percent:0;mso-width-relative:margin;mso-height-relative:margin;v-text-anchor:middle" o:gfxdata="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" adj="13764" fillcolor="black [3200]" strokecolor="black [1600]" strokeweight="1pt">
                 <v:textbox>
                   <w:txbxContent>
                     <w:p>
@@ -2668,25 +3424,6 @@
         <w:rPr>
           <w:rFonts w:ascii="Arial" w:hAnsi="Arial" w:cs="Arial"/>
           <w:b/>
-        </w:rPr>
-      </w:pPr>
-    </w:p>
-    <w:p>
-      <w:pPr>
-        <w:spacing w:after="0" w:line="480" w:lineRule="auto"/>
-        <w:jc w:val="both"/>
-        <w:rPr>
-          <w:rFonts w:ascii="Arial" w:hAnsi="Arial" w:cs="Arial"/>
-        </w:rPr>
-      </w:pPr>
-    </w:p>
-    <w:p>
-      <w:pPr>
-        <w:spacing w:after="0" w:line="480" w:lineRule="auto"/>
-        <w:jc w:val="both"/>
-        <w:rPr>
-          <w:rFonts w:ascii="Arial" w:hAnsi="Arial" w:cs="Arial"/>
-          <w:b/>
           <w:bCs/>
           <w:lang w:val="en-US"/>
         </w:rPr>
@@ -2694,7 +3431,7 @@
     </w:p>
     <w:p>
       <w:pPr>
-        <w:spacing w:after="0" w:line="480" w:lineRule="auto"/>
+        <w:spacing w:line="480" w:lineRule="auto"/>
         <w:jc w:val="both"/>
         <w:rPr>
           <w:rFonts w:ascii="Arial" w:hAnsi="Arial" w:cs="Arial"/>
@@ -2706,23 +3443,65 @@
     </w:p>
     <w:p>
       <w:pPr>
-        <w:spacing w:line="480" w:lineRule="auto"/>
-        <w:jc w:val="both"/>
-        <w:rPr>
-          <w:rFonts w:ascii="Arial" w:hAnsi="Arial" w:cs="Arial"/>
-          <w:b/>
-          <w:bCs/>
-          <w:lang w:val="en-US"/>
-        </w:rPr>
-      </w:pPr>
-    </w:p>
-    <w:p>
-      <w:pPr>
         <w:spacing w:after="240" w:line="480" w:lineRule="auto"/>
         <w:jc w:val="center"/>
         <w:rPr>
           <w:rFonts w:ascii="Arial" w:hAnsi="Arial" w:cs="Arial"/>
           <w:b/>
+          <w:color w:val="000000" w:themeColor="text1"/>
+        </w:rPr>
+      </w:pPr>
+    </w:p>
+    <w:p>
+      <w:pPr>
+        <w:spacing w:after="0" w:line="240" w:lineRule="auto"/>
+        <w:jc w:val="center"/>
+        <w:rPr>
+          <w:rFonts w:ascii="Arial" w:hAnsi="Arial" w:cs="Arial"/>
+          <w:bCs/>
+          <w:color w:val="000000" w:themeColor="text1"/>
+        </w:rPr>
+      </w:pPr>
+    </w:p>
+    <w:p>
+      <w:pPr>
+        <w:spacing w:after="0" w:line="240" w:lineRule="auto"/>
+        <w:jc w:val="center"/>
+        <w:rPr>
+          <w:rFonts w:ascii="Arial" w:hAnsi="Arial" w:cs="Arial"/>
+          <w:bCs/>
+          <w:color w:val="000000" w:themeColor="text1"/>
+        </w:rPr>
+      </w:pPr>
+    </w:p>
+    <w:p>
+      <w:pPr>
+        <w:spacing w:after="0" w:line="240" w:lineRule="auto"/>
+        <w:jc w:val="center"/>
+        <w:rPr>
+          <w:rFonts w:ascii="Arial" w:hAnsi="Arial" w:cs="Arial"/>
+          <w:bCs/>
+          <w:color w:val="000000" w:themeColor="text1"/>
+        </w:rPr>
+      </w:pPr>
+    </w:p>
+    <w:p>
+      <w:pPr>
+        <w:spacing w:after="0" w:line="240" w:lineRule="auto"/>
+        <w:jc w:val="center"/>
+        <w:rPr>
+          <w:rFonts w:ascii="Arial" w:hAnsi="Arial" w:cs="Arial"/>
+          <w:bCs/>
+          <w:color w:val="000000" w:themeColor="text1"/>
+        </w:rPr>
+      </w:pPr>
+    </w:p>
+    <w:p>
+      <w:pPr>
+        <w:spacing w:after="0" w:line="240" w:lineRule="auto"/>
+        <w:rPr>
+          <w:rFonts w:ascii="Arial" w:hAnsi="Arial" w:cs="Arial"/>
+          <w:bCs/>
           <w:color w:val="000000" w:themeColor="text1"/>
         </w:rPr>
       </w:pPr>
@@ -2930,7 +3709,6 @@
           <w:bCs/>
           <w:lang w:val="en-US"/>
         </w:rPr>
-        <w:lastRenderedPageBreak/>
         <w:t>Statement of the Problem</w:t>
       </w:r>
     </w:p>
@@ -2954,7 +3732,43 @@
           <w:lang w:val="en-US" w:eastAsia="zh-CN"/>
           <w14:ligatures w14:val="none"/>
         </w:rPr>
-        <w:t>This study aims to evaluate the creation of an alternative fun and easy to use quiz maker application that does not require internet for live hosting and monitoring.</w:t>
+        <w:t xml:space="preserve">This study aims to evaluate the creation of </w:t>
+      </w:r>
+      <w:r>
+        <w:rPr>
+          <w:rFonts w:ascii="Arial" w:eastAsiaTheme="minorEastAsia" w:hAnsi="Arial" w:cs="Arial"/>
+          <w:kern w:val="0"/>
+          <w:lang w:val="en-US" w:eastAsia="zh-CN"/>
+          <w14:ligatures w14:val="none"/>
+        </w:rPr>
+        <w:t>Quieazy, an</w:t>
+      </w:r>
+      <w:r>
+        <w:rPr>
+          <w:rFonts w:ascii="Arial" w:eastAsiaTheme="minorEastAsia" w:hAnsi="Arial" w:cs="Arial"/>
+          <w:kern w:val="0"/>
+          <w:lang w:val="en-US" w:eastAsia="zh-CN"/>
+          <w14:ligatures w14:val="none"/>
+        </w:rPr>
+        <w:t xml:space="preserve"> alternative fun and easy to use quiz</w:t>
+      </w:r>
+      <w:r>
+        <w:rPr>
+          <w:rFonts w:ascii="Arial" w:eastAsiaTheme="minorEastAsia" w:hAnsi="Arial" w:cs="Arial"/>
+          <w:kern w:val="0"/>
+          <w:lang w:val="en-US" w:eastAsia="zh-CN"/>
+          <w14:ligatures w14:val="none"/>
+        </w:rPr>
+        <w:t xml:space="preserve"> </w:t>
+      </w:r>
+      <w:r>
+        <w:rPr>
+          <w:rFonts w:ascii="Arial" w:eastAsiaTheme="minorEastAsia" w:hAnsi="Arial" w:cs="Arial"/>
+          <w:kern w:val="0"/>
+          <w:lang w:val="en-US" w:eastAsia="zh-CN"/>
+          <w14:ligatures w14:val="none"/>
+        </w:rPr>
+        <w:t>application that does not require internet for live hosting and monitoring.</w:t>
       </w:r>
     </w:p>
     <w:p>
@@ -2999,7 +3813,6 @@
           <w14:ligatures w14:val="none"/>
         </w:rPr>
       </w:pPr>
-      <w:proofErr w:type="gramStart"/>
       <w:r>
         <w:rPr>
           <w:rFonts w:ascii="Arial" w:eastAsiaTheme="minorEastAsia" w:hAnsi="Arial" w:cs="Arial"/>
@@ -3007,7 +3820,7 @@
           <w:lang w:val="en-US" w:eastAsia="zh-CN"/>
           <w14:ligatures w14:val="none"/>
         </w:rPr>
-        <w:t>Availability</w:t>
+        <w:t>a</w:t>
       </w:r>
       <w:r>
         <w:rPr>
@@ -3016,9 +3829,17 @@
           <w:lang w:val="en-US" w:eastAsia="zh-CN"/>
           <w14:ligatures w14:val="none"/>
         </w:rPr>
+        <w:t>vailability</w:t>
+      </w:r>
+      <w:r>
+        <w:rPr>
+          <w:rFonts w:ascii="Arial" w:eastAsiaTheme="minorEastAsia" w:hAnsi="Arial" w:cs="Arial"/>
+          <w:kern w:val="0"/>
+          <w:lang w:val="en-US" w:eastAsia="zh-CN"/>
+          <w14:ligatures w14:val="none"/>
+        </w:rPr>
         <w:t>;</w:t>
       </w:r>
-      <w:proofErr w:type="gramEnd"/>
     </w:p>
     <w:p>
       <w:pPr>
@@ -3043,7 +3864,7 @@
           <w:lang w:val="en-US" w:eastAsia="zh-CN"/>
           <w14:ligatures w14:val="none"/>
         </w:rPr>
-        <w:t>Instructional accessibility</w:t>
+        <w:t>i</w:t>
       </w:r>
       <w:r>
         <w:rPr>
@@ -3052,6 +3873,15 @@
           <w:lang w:val="en-US" w:eastAsia="zh-CN"/>
           <w14:ligatures w14:val="none"/>
         </w:rPr>
+        <w:t>nstructional accessibility</w:t>
+      </w:r>
+      <w:r>
+        <w:rPr>
+          <w:rFonts w:ascii="Arial" w:eastAsiaTheme="minorEastAsia" w:hAnsi="Arial" w:cs="Arial"/>
+          <w:kern w:val="0"/>
+          <w:lang w:val="en-US" w:eastAsia="zh-CN"/>
+          <w14:ligatures w14:val="none"/>
+        </w:rPr>
         <w:t>; and</w:t>
       </w:r>
     </w:p>
@@ -3078,7 +3908,25 @@
           <w:lang w:val="en-US" w:eastAsia="zh-CN"/>
           <w14:ligatures w14:val="none"/>
         </w:rPr>
-        <w:t>Graphical performance</w:t>
+        <w:t>g</w:t>
+      </w:r>
+      <w:r>
+        <w:rPr>
+          <w:rFonts w:ascii="Arial" w:eastAsiaTheme="minorEastAsia" w:hAnsi="Arial" w:cs="Arial"/>
+          <w:kern w:val="0"/>
+          <w:lang w:val="en-US" w:eastAsia="zh-CN"/>
+          <w14:ligatures w14:val="none"/>
+        </w:rPr>
+        <w:t>raphical performance</w:t>
+      </w:r>
+      <w:r>
+        <w:rPr>
+          <w:rFonts w:ascii="Arial" w:eastAsiaTheme="minorEastAsia" w:hAnsi="Arial" w:cs="Arial"/>
+          <w:kern w:val="0"/>
+          <w:lang w:val="en-US" w:eastAsia="zh-CN"/>
+          <w14:ligatures w14:val="none"/>
+        </w:rPr>
+        <w:t>?</w:t>
       </w:r>
     </w:p>
     <w:p>
@@ -3104,7 +3952,25 @@
           <w:lang w:val="en-US" w:eastAsia="zh-CN"/>
           <w14:ligatures w14:val="none"/>
         </w:rPr>
-        <w:t>How usable is the application in terms of:</w:t>
+        <w:t>How usable is the application</w:t>
+      </w:r>
+      <w:r>
+        <w:rPr>
+          <w:rFonts w:ascii="Arial" w:eastAsiaTheme="minorEastAsia" w:hAnsi="Arial" w:cs="Arial"/>
+          <w:kern w:val="0"/>
+          <w:lang w:val="en-US" w:eastAsia="zh-CN"/>
+          <w14:ligatures w14:val="none"/>
+        </w:rPr>
+        <w:t xml:space="preserve"> with respect to</w:t>
+      </w:r>
+      <w:r>
+        <w:rPr>
+          <w:rFonts w:ascii="Arial" w:eastAsiaTheme="minorEastAsia" w:hAnsi="Arial" w:cs="Arial"/>
+          <w:kern w:val="0"/>
+          <w:lang w:val="en-US" w:eastAsia="zh-CN"/>
+          <w14:ligatures w14:val="none"/>
+        </w:rPr>
+        <w:t>:</w:t>
       </w:r>
     </w:p>
     <w:p>
@@ -3130,7 +3996,7 @@
           <w:lang w:val="en-US" w:eastAsia="zh-CN"/>
           <w14:ligatures w14:val="none"/>
         </w:rPr>
-        <w:t>Usage predictability</w:t>
+        <w:t>u</w:t>
       </w:r>
       <w:r>
         <w:rPr>
@@ -3139,6 +4005,15 @@
           <w:lang w:val="en-US" w:eastAsia="zh-CN"/>
           <w14:ligatures w14:val="none"/>
         </w:rPr>
+        <w:t>sage predictability</w:t>
+      </w:r>
+      <w:r>
+        <w:rPr>
+          <w:rFonts w:ascii="Arial" w:eastAsiaTheme="minorEastAsia" w:hAnsi="Arial" w:cs="Arial"/>
+          <w:kern w:val="0"/>
+          <w:lang w:val="en-US" w:eastAsia="zh-CN"/>
+          <w14:ligatures w14:val="none"/>
+        </w:rPr>
         <w:t>; and</w:t>
       </w:r>
     </w:p>
@@ -3165,7 +4040,25 @@
           <w:lang w:val="en-US" w:eastAsia="zh-CN"/>
           <w14:ligatures w14:val="none"/>
         </w:rPr>
-        <w:t>Network continuity</w:t>
+        <w:t>n</w:t>
+      </w:r>
+      <w:r>
+        <w:rPr>
+          <w:rFonts w:ascii="Arial" w:eastAsiaTheme="minorEastAsia" w:hAnsi="Arial" w:cs="Arial"/>
+          <w:kern w:val="0"/>
+          <w:lang w:val="en-US" w:eastAsia="zh-CN"/>
+          <w14:ligatures w14:val="none"/>
+        </w:rPr>
+        <w:t>etwork continuity</w:t>
+      </w:r>
+      <w:r>
+        <w:rPr>
+          <w:rFonts w:ascii="Arial" w:eastAsiaTheme="minorEastAsia" w:hAnsi="Arial" w:cs="Arial"/>
+          <w:kern w:val="0"/>
+          <w:lang w:val="en-US" w:eastAsia="zh-CN"/>
+          <w14:ligatures w14:val="none"/>
+        </w:rPr>
+        <w:t>?</w:t>
       </w:r>
     </w:p>
     <w:p>
@@ -3191,147 +4084,155 @@
           <w:lang w:val="en-US" w:eastAsia="zh-CN"/>
           <w14:ligatures w14:val="none"/>
         </w:rPr>
-        <w:t>Is there any significant relationship between the accessibility and usability of the application.</w:t>
-      </w:r>
-    </w:p>
-    <w:p>
-      <w:pPr>
-        <w:spacing w:after="0" w:line="480" w:lineRule="auto"/>
-        <w:jc w:val="both"/>
-        <w:rPr>
-          <w:rFonts w:ascii="Arial" w:hAnsi="Arial" w:cs="Arial"/>
-          <w:b/>
-          <w:bCs/>
-        </w:rPr>
-      </w:pPr>
-    </w:p>
-    <w:p>
-      <w:pPr>
-        <w:spacing w:after="0" w:line="480" w:lineRule="auto"/>
-        <w:jc w:val="both"/>
-        <w:rPr>
-          <w:rFonts w:ascii="Arial" w:hAnsi="Arial" w:cs="Arial"/>
-          <w:b/>
-          <w:bCs/>
-        </w:rPr>
-      </w:pPr>
-    </w:p>
-    <w:p>
-      <w:pPr>
-        <w:spacing w:after="0" w:line="480" w:lineRule="auto"/>
-        <w:jc w:val="both"/>
-        <w:rPr>
-          <w:rFonts w:ascii="Arial" w:hAnsi="Arial" w:cs="Arial"/>
-          <w:b/>
-          <w:bCs/>
-        </w:rPr>
-      </w:pPr>
-    </w:p>
-    <w:p>
-      <w:pPr>
-        <w:spacing w:after="0" w:line="480" w:lineRule="auto"/>
-        <w:jc w:val="both"/>
-        <w:rPr>
-          <w:rFonts w:ascii="Arial" w:hAnsi="Arial" w:cs="Arial"/>
-          <w:b/>
-          <w:bCs/>
-        </w:rPr>
-      </w:pPr>
-    </w:p>
-    <w:p>
-      <w:pPr>
-        <w:spacing w:after="0" w:line="480" w:lineRule="auto"/>
-        <w:jc w:val="both"/>
-        <w:rPr>
-          <w:rFonts w:ascii="Arial" w:hAnsi="Arial" w:cs="Arial"/>
-          <w:b/>
-          <w:bCs/>
-        </w:rPr>
-      </w:pPr>
-    </w:p>
-    <w:p>
-      <w:pPr>
-        <w:spacing w:after="0" w:line="480" w:lineRule="auto"/>
-        <w:jc w:val="both"/>
-        <w:rPr>
-          <w:rFonts w:ascii="Arial" w:hAnsi="Arial" w:cs="Arial"/>
-          <w:b/>
-          <w:bCs/>
-        </w:rPr>
-      </w:pPr>
-    </w:p>
-    <w:p>
-      <w:pPr>
-        <w:spacing w:after="0" w:line="480" w:lineRule="auto"/>
-        <w:jc w:val="both"/>
-        <w:rPr>
-          <w:rFonts w:ascii="Arial" w:hAnsi="Arial" w:cs="Arial"/>
-          <w:b/>
-          <w:bCs/>
-        </w:rPr>
-      </w:pPr>
-    </w:p>
-    <w:p>
-      <w:pPr>
-        <w:spacing w:after="0" w:line="480" w:lineRule="auto"/>
-        <w:jc w:val="both"/>
-        <w:rPr>
-          <w:rFonts w:ascii="Arial" w:hAnsi="Arial" w:cs="Arial"/>
-          <w:b/>
-          <w:bCs/>
-        </w:rPr>
-      </w:pPr>
-    </w:p>
-    <w:p>
-      <w:pPr>
-        <w:spacing w:after="0" w:line="480" w:lineRule="auto"/>
-        <w:jc w:val="both"/>
-        <w:rPr>
-          <w:rFonts w:ascii="Arial" w:hAnsi="Arial" w:cs="Arial"/>
-          <w:b/>
-          <w:bCs/>
-        </w:rPr>
-      </w:pPr>
-    </w:p>
-    <w:p>
-      <w:pPr>
-        <w:spacing w:after="0" w:line="480" w:lineRule="auto"/>
-        <w:jc w:val="both"/>
-        <w:rPr>
-          <w:rFonts w:ascii="Arial" w:hAnsi="Arial" w:cs="Arial"/>
-          <w:b/>
-          <w:bCs/>
-        </w:rPr>
-      </w:pPr>
-    </w:p>
-    <w:p>
-      <w:pPr>
-        <w:spacing w:after="0" w:line="480" w:lineRule="auto"/>
-        <w:jc w:val="both"/>
-        <w:rPr>
-          <w:rFonts w:ascii="Arial" w:hAnsi="Arial" w:cs="Arial"/>
-          <w:b/>
-          <w:bCs/>
-        </w:rPr>
-      </w:pPr>
-    </w:p>
-    <w:p>
-      <w:pPr>
-        <w:spacing w:after="0" w:line="480" w:lineRule="auto"/>
-        <w:jc w:val="both"/>
-        <w:rPr>
-          <w:rFonts w:ascii="Arial" w:hAnsi="Arial" w:cs="Arial"/>
-          <w:b/>
-          <w:bCs/>
-        </w:rPr>
-      </w:pPr>
-      <w:r>
-        <w:rPr>
-          <w:rFonts w:ascii="Arial" w:hAnsi="Arial" w:cs="Arial"/>
-          <w:b/>
-          <w:bCs/>
-        </w:rPr>
-        <w:lastRenderedPageBreak/>
+        <w:t>Is there any significant relationship between the accessibility and usability of the application</w:t>
+      </w:r>
+      <w:r>
+        <w:rPr>
+          <w:rFonts w:ascii="Arial" w:eastAsiaTheme="minorEastAsia" w:hAnsi="Arial" w:cs="Arial"/>
+          <w:kern w:val="0"/>
+          <w:lang w:val="en-US" w:eastAsia="zh-CN"/>
+          <w14:ligatures w14:val="none"/>
+        </w:rPr>
+        <w:t>?</w:t>
+      </w:r>
+    </w:p>
+    <w:p>
+      <w:pPr>
+        <w:spacing w:after="0" w:line="480" w:lineRule="auto"/>
+        <w:jc w:val="both"/>
+        <w:rPr>
+          <w:rFonts w:ascii="Arial" w:hAnsi="Arial" w:cs="Arial"/>
+          <w:b/>
+          <w:bCs/>
+        </w:rPr>
+      </w:pPr>
+    </w:p>
+    <w:p>
+      <w:pPr>
+        <w:spacing w:after="0" w:line="480" w:lineRule="auto"/>
+        <w:jc w:val="both"/>
+        <w:rPr>
+          <w:rFonts w:ascii="Arial" w:hAnsi="Arial" w:cs="Arial"/>
+          <w:b/>
+          <w:bCs/>
+        </w:rPr>
+      </w:pPr>
+    </w:p>
+    <w:p>
+      <w:pPr>
+        <w:spacing w:after="0" w:line="480" w:lineRule="auto"/>
+        <w:jc w:val="both"/>
+        <w:rPr>
+          <w:rFonts w:ascii="Arial" w:hAnsi="Arial" w:cs="Arial"/>
+          <w:b/>
+          <w:bCs/>
+        </w:rPr>
+      </w:pPr>
+    </w:p>
+    <w:p>
+      <w:pPr>
+        <w:spacing w:after="0" w:line="480" w:lineRule="auto"/>
+        <w:jc w:val="both"/>
+        <w:rPr>
+          <w:rFonts w:ascii="Arial" w:hAnsi="Arial" w:cs="Arial"/>
+          <w:b/>
+          <w:bCs/>
+        </w:rPr>
+      </w:pPr>
+    </w:p>
+    <w:p>
+      <w:pPr>
+        <w:spacing w:after="0" w:line="480" w:lineRule="auto"/>
+        <w:jc w:val="both"/>
+        <w:rPr>
+          <w:rFonts w:ascii="Arial" w:hAnsi="Arial" w:cs="Arial"/>
+          <w:b/>
+          <w:bCs/>
+        </w:rPr>
+      </w:pPr>
+    </w:p>
+    <w:p>
+      <w:pPr>
+        <w:spacing w:after="0" w:line="480" w:lineRule="auto"/>
+        <w:jc w:val="both"/>
+        <w:rPr>
+          <w:rFonts w:ascii="Arial" w:hAnsi="Arial" w:cs="Arial"/>
+          <w:b/>
+          <w:bCs/>
+        </w:rPr>
+      </w:pPr>
+    </w:p>
+    <w:p>
+      <w:pPr>
+        <w:spacing w:after="0" w:line="480" w:lineRule="auto"/>
+        <w:jc w:val="both"/>
+        <w:rPr>
+          <w:rFonts w:ascii="Arial" w:hAnsi="Arial" w:cs="Arial"/>
+          <w:b/>
+          <w:bCs/>
+        </w:rPr>
+      </w:pPr>
+    </w:p>
+    <w:p>
+      <w:pPr>
+        <w:spacing w:after="0" w:line="480" w:lineRule="auto"/>
+        <w:jc w:val="both"/>
+        <w:rPr>
+          <w:rFonts w:ascii="Arial" w:hAnsi="Arial" w:cs="Arial"/>
+          <w:b/>
+          <w:bCs/>
+        </w:rPr>
+      </w:pPr>
+    </w:p>
+    <w:p>
+      <w:pPr>
+        <w:spacing w:after="0" w:line="480" w:lineRule="auto"/>
+        <w:jc w:val="both"/>
+        <w:rPr>
+          <w:rFonts w:ascii="Arial" w:hAnsi="Arial" w:cs="Arial"/>
+          <w:b/>
+          <w:bCs/>
+        </w:rPr>
+      </w:pPr>
+    </w:p>
+    <w:p>
+      <w:pPr>
+        <w:spacing w:after="0" w:line="480" w:lineRule="auto"/>
+        <w:jc w:val="both"/>
+        <w:rPr>
+          <w:rFonts w:ascii="Arial" w:hAnsi="Arial" w:cs="Arial"/>
+          <w:b/>
+          <w:bCs/>
+        </w:rPr>
+      </w:pPr>
+    </w:p>
+    <w:p>
+      <w:pPr>
+        <w:spacing w:after="0" w:line="480" w:lineRule="auto"/>
+        <w:jc w:val="both"/>
+        <w:rPr>
+          <w:rFonts w:ascii="Arial" w:hAnsi="Arial" w:cs="Arial"/>
+          <w:b/>
+          <w:bCs/>
+        </w:rPr>
+      </w:pPr>
+    </w:p>
+    <w:p>
+      <w:pPr>
+        <w:spacing w:after="0" w:line="480" w:lineRule="auto"/>
+        <w:jc w:val="both"/>
+        <w:rPr>
+          <w:rFonts w:ascii="Arial" w:hAnsi="Arial" w:cs="Arial"/>
+          <w:b/>
+          <w:bCs/>
+        </w:rPr>
+      </w:pPr>
+      <w:r>
+        <w:rPr>
+          <w:rFonts w:ascii="Arial" w:hAnsi="Arial" w:cs="Arial"/>
+          <w:b/>
+          <w:bCs/>
+        </w:rPr>
         <w:t>Hypothesis</w:t>
       </w:r>
     </w:p>
@@ -3448,224 +4349,241 @@
           <w:lang w:val="en-US" w:eastAsia="zh-CN"/>
           <w14:ligatures w14:val="none"/>
         </w:rPr>
-        <w:t xml:space="preserve"> significant relationship between the accessibility and usability of the application.</w:t>
-      </w:r>
-    </w:p>
-    <w:p>
-      <w:pPr>
-        <w:spacing w:after="0" w:line="480" w:lineRule="auto"/>
-        <w:jc w:val="both"/>
-        <w:rPr>
-          <w:rFonts w:ascii="Arial" w:hAnsi="Arial" w:cs="Arial"/>
-          <w:b/>
-          <w:bCs/>
-        </w:rPr>
-      </w:pPr>
-    </w:p>
-    <w:p>
-      <w:pPr>
-        <w:spacing w:after="0" w:line="480" w:lineRule="auto"/>
-        <w:jc w:val="both"/>
-        <w:rPr>
-          <w:rFonts w:ascii="Arial" w:hAnsi="Arial" w:cs="Arial"/>
-          <w:b/>
-          <w:bCs/>
-        </w:rPr>
-      </w:pPr>
-    </w:p>
-    <w:p>
-      <w:pPr>
-        <w:spacing w:after="0" w:line="480" w:lineRule="auto"/>
-        <w:jc w:val="both"/>
-        <w:rPr>
-          <w:rFonts w:ascii="Arial" w:hAnsi="Arial" w:cs="Arial"/>
-          <w:b/>
-          <w:bCs/>
-        </w:rPr>
-      </w:pPr>
-    </w:p>
-    <w:p>
-      <w:pPr>
-        <w:spacing w:after="0" w:line="480" w:lineRule="auto"/>
-        <w:jc w:val="both"/>
-        <w:rPr>
-          <w:rFonts w:ascii="Arial" w:hAnsi="Arial" w:cs="Arial"/>
-          <w:b/>
-          <w:bCs/>
-        </w:rPr>
-      </w:pPr>
-    </w:p>
-    <w:p>
-      <w:pPr>
-        <w:spacing w:after="0" w:line="480" w:lineRule="auto"/>
-        <w:jc w:val="both"/>
-        <w:rPr>
-          <w:rFonts w:ascii="Arial" w:hAnsi="Arial" w:cs="Arial"/>
-          <w:b/>
-          <w:bCs/>
-        </w:rPr>
-      </w:pPr>
-    </w:p>
-    <w:p>
-      <w:pPr>
-        <w:spacing w:after="0" w:line="480" w:lineRule="auto"/>
-        <w:jc w:val="both"/>
-        <w:rPr>
-          <w:rFonts w:ascii="Arial" w:hAnsi="Arial" w:cs="Arial"/>
-          <w:b/>
-          <w:bCs/>
-        </w:rPr>
-      </w:pPr>
-    </w:p>
-    <w:p>
-      <w:pPr>
-        <w:spacing w:after="0" w:line="480" w:lineRule="auto"/>
-        <w:jc w:val="both"/>
-        <w:rPr>
-          <w:rFonts w:ascii="Arial" w:hAnsi="Arial" w:cs="Arial"/>
-          <w:b/>
-          <w:bCs/>
-        </w:rPr>
-      </w:pPr>
-    </w:p>
-    <w:p>
-      <w:pPr>
-        <w:spacing w:after="0" w:line="480" w:lineRule="auto"/>
-        <w:jc w:val="both"/>
-        <w:rPr>
-          <w:rFonts w:ascii="Arial" w:hAnsi="Arial" w:cs="Arial"/>
-          <w:b/>
-          <w:bCs/>
-        </w:rPr>
-      </w:pPr>
-    </w:p>
-    <w:p>
-      <w:pPr>
-        <w:spacing w:after="0" w:line="480" w:lineRule="auto"/>
-        <w:jc w:val="both"/>
-        <w:rPr>
-          <w:rFonts w:ascii="Arial" w:hAnsi="Arial" w:cs="Arial"/>
-          <w:b/>
-          <w:bCs/>
-        </w:rPr>
-      </w:pPr>
-    </w:p>
-    <w:p>
-      <w:pPr>
-        <w:spacing w:after="0" w:line="480" w:lineRule="auto"/>
-        <w:jc w:val="both"/>
-        <w:rPr>
-          <w:rFonts w:ascii="Arial" w:hAnsi="Arial" w:cs="Arial"/>
-          <w:b/>
-          <w:bCs/>
-        </w:rPr>
-      </w:pPr>
-    </w:p>
-    <w:p>
-      <w:pPr>
-        <w:spacing w:after="0" w:line="480" w:lineRule="auto"/>
-        <w:jc w:val="both"/>
-        <w:rPr>
-          <w:rFonts w:ascii="Arial" w:hAnsi="Arial" w:cs="Arial"/>
-          <w:b/>
-          <w:bCs/>
-        </w:rPr>
-      </w:pPr>
-    </w:p>
-    <w:p>
-      <w:pPr>
-        <w:spacing w:after="0" w:line="480" w:lineRule="auto"/>
-        <w:jc w:val="both"/>
-        <w:rPr>
-          <w:rFonts w:ascii="Arial" w:hAnsi="Arial" w:cs="Arial"/>
-          <w:b/>
-          <w:bCs/>
-        </w:rPr>
-      </w:pPr>
-    </w:p>
-    <w:p>
-      <w:pPr>
-        <w:spacing w:after="0" w:line="480" w:lineRule="auto"/>
-        <w:jc w:val="both"/>
-        <w:rPr>
-          <w:rFonts w:ascii="Arial" w:hAnsi="Arial" w:cs="Arial"/>
-          <w:b/>
-          <w:bCs/>
-        </w:rPr>
-      </w:pPr>
-    </w:p>
-    <w:p>
-      <w:pPr>
-        <w:spacing w:after="0" w:line="480" w:lineRule="auto"/>
-        <w:jc w:val="both"/>
-        <w:rPr>
-          <w:rFonts w:ascii="Arial" w:hAnsi="Arial" w:cs="Arial"/>
-          <w:b/>
-          <w:bCs/>
-        </w:rPr>
-      </w:pPr>
-    </w:p>
-    <w:p>
-      <w:pPr>
-        <w:spacing w:after="0" w:line="480" w:lineRule="auto"/>
-        <w:jc w:val="both"/>
-        <w:rPr>
-          <w:rFonts w:ascii="Arial" w:hAnsi="Arial" w:cs="Arial"/>
-          <w:b/>
-          <w:bCs/>
-        </w:rPr>
-      </w:pPr>
-    </w:p>
-    <w:p>
-      <w:pPr>
-        <w:spacing w:after="0" w:line="480" w:lineRule="auto"/>
-        <w:jc w:val="both"/>
-        <w:rPr>
-          <w:rFonts w:ascii="Arial" w:hAnsi="Arial" w:cs="Arial"/>
-          <w:b/>
-          <w:bCs/>
-        </w:rPr>
-      </w:pPr>
-    </w:p>
-    <w:p>
-      <w:pPr>
-        <w:spacing w:after="0" w:line="480" w:lineRule="auto"/>
-        <w:jc w:val="both"/>
-        <w:rPr>
-          <w:rFonts w:ascii="Arial" w:hAnsi="Arial" w:cs="Arial"/>
-          <w:b/>
-          <w:bCs/>
-        </w:rPr>
-      </w:pPr>
-    </w:p>
-    <w:p>
-      <w:pPr>
-        <w:spacing w:after="0" w:line="480" w:lineRule="auto"/>
-        <w:jc w:val="both"/>
-        <w:rPr>
-          <w:rFonts w:ascii="Arial" w:hAnsi="Arial" w:cs="Arial"/>
-          <w:b/>
-          <w:bCs/>
-        </w:rPr>
-      </w:pPr>
-    </w:p>
-    <w:p>
-      <w:pPr>
-        <w:spacing w:after="0" w:line="480" w:lineRule="auto"/>
-        <w:jc w:val="both"/>
-        <w:rPr>
-          <w:rFonts w:ascii="Arial" w:hAnsi="Arial" w:cs="Arial"/>
-          <w:b/>
-          <w:bCs/>
-        </w:rPr>
-      </w:pPr>
-      <w:r>
-        <w:rPr>
-          <w:rFonts w:ascii="Arial" w:hAnsi="Arial" w:cs="Arial"/>
-          <w:b/>
-          <w:bCs/>
-        </w:rPr>
-        <w:lastRenderedPageBreak/>
+        <w:t xml:space="preserve"> significant relationship between the accessibility and usability of the application</w:t>
+      </w:r>
+      <w:r>
+        <w:rPr>
+          <w:rFonts w:ascii="Arial" w:eastAsiaTheme="minorEastAsia" w:hAnsi="Arial" w:cs="Arial"/>
+          <w:kern w:val="0"/>
+          <w:lang w:val="en-US" w:eastAsia="zh-CN"/>
+          <w14:ligatures w14:val="none"/>
+        </w:rPr>
+        <w:t xml:space="preserve"> Quieazy</w:t>
+      </w:r>
+      <w:r>
+        <w:rPr>
+          <w:rFonts w:ascii="Arial" w:eastAsiaTheme="minorEastAsia" w:hAnsi="Arial" w:cs="Arial"/>
+          <w:kern w:val="0"/>
+          <w:lang w:val="en-US" w:eastAsia="zh-CN"/>
+          <w14:ligatures w14:val="none"/>
+        </w:rPr>
+        <w:t>.</w:t>
+      </w:r>
+    </w:p>
+    <w:p>
+      <w:pPr>
+        <w:spacing w:after="0" w:line="480" w:lineRule="auto"/>
+        <w:jc w:val="both"/>
+        <w:rPr>
+          <w:rFonts w:ascii="Arial" w:hAnsi="Arial" w:cs="Arial"/>
+          <w:b/>
+          <w:bCs/>
+        </w:rPr>
+      </w:pPr>
+    </w:p>
+    <w:p>
+      <w:pPr>
+        <w:spacing w:after="0" w:line="480" w:lineRule="auto"/>
+        <w:jc w:val="both"/>
+        <w:rPr>
+          <w:rFonts w:ascii="Arial" w:hAnsi="Arial" w:cs="Arial"/>
+          <w:b/>
+          <w:bCs/>
+        </w:rPr>
+      </w:pPr>
+    </w:p>
+    <w:p>
+      <w:pPr>
+        <w:spacing w:after="0" w:line="480" w:lineRule="auto"/>
+        <w:jc w:val="both"/>
+        <w:rPr>
+          <w:rFonts w:ascii="Arial" w:hAnsi="Arial" w:cs="Arial"/>
+          <w:b/>
+          <w:bCs/>
+        </w:rPr>
+      </w:pPr>
+    </w:p>
+    <w:p>
+      <w:pPr>
+        <w:spacing w:after="0" w:line="480" w:lineRule="auto"/>
+        <w:jc w:val="both"/>
+        <w:rPr>
+          <w:rFonts w:ascii="Arial" w:hAnsi="Arial" w:cs="Arial"/>
+          <w:b/>
+          <w:bCs/>
+        </w:rPr>
+      </w:pPr>
+    </w:p>
+    <w:p>
+      <w:pPr>
+        <w:spacing w:after="0" w:line="480" w:lineRule="auto"/>
+        <w:jc w:val="both"/>
+        <w:rPr>
+          <w:rFonts w:ascii="Arial" w:hAnsi="Arial" w:cs="Arial"/>
+          <w:b/>
+          <w:bCs/>
+        </w:rPr>
+      </w:pPr>
+    </w:p>
+    <w:p>
+      <w:pPr>
+        <w:spacing w:after="0" w:line="480" w:lineRule="auto"/>
+        <w:jc w:val="both"/>
+        <w:rPr>
+          <w:rFonts w:ascii="Arial" w:hAnsi="Arial" w:cs="Arial"/>
+          <w:b/>
+          <w:bCs/>
+        </w:rPr>
+      </w:pPr>
+    </w:p>
+    <w:p>
+      <w:pPr>
+        <w:spacing w:after="0" w:line="480" w:lineRule="auto"/>
+        <w:jc w:val="both"/>
+        <w:rPr>
+          <w:rFonts w:ascii="Arial" w:hAnsi="Arial" w:cs="Arial"/>
+          <w:b/>
+          <w:bCs/>
+        </w:rPr>
+      </w:pPr>
+    </w:p>
+    <w:p>
+      <w:pPr>
+        <w:spacing w:after="0" w:line="480" w:lineRule="auto"/>
+        <w:jc w:val="both"/>
+        <w:rPr>
+          <w:rFonts w:ascii="Arial" w:hAnsi="Arial" w:cs="Arial"/>
+          <w:b/>
+          <w:bCs/>
+        </w:rPr>
+      </w:pPr>
+    </w:p>
+    <w:p>
+      <w:pPr>
+        <w:spacing w:after="0" w:line="480" w:lineRule="auto"/>
+        <w:jc w:val="both"/>
+        <w:rPr>
+          <w:rFonts w:ascii="Arial" w:hAnsi="Arial" w:cs="Arial"/>
+          <w:b/>
+          <w:bCs/>
+        </w:rPr>
+      </w:pPr>
+    </w:p>
+    <w:p>
+      <w:pPr>
+        <w:spacing w:after="0" w:line="480" w:lineRule="auto"/>
+        <w:jc w:val="both"/>
+        <w:rPr>
+          <w:rFonts w:ascii="Arial" w:hAnsi="Arial" w:cs="Arial"/>
+          <w:b/>
+          <w:bCs/>
+        </w:rPr>
+      </w:pPr>
+    </w:p>
+    <w:p>
+      <w:pPr>
+        <w:spacing w:after="0" w:line="480" w:lineRule="auto"/>
+        <w:jc w:val="both"/>
+        <w:rPr>
+          <w:rFonts w:ascii="Arial" w:hAnsi="Arial" w:cs="Arial"/>
+          <w:b/>
+          <w:bCs/>
+        </w:rPr>
+      </w:pPr>
+    </w:p>
+    <w:p>
+      <w:pPr>
+        <w:spacing w:after="0" w:line="480" w:lineRule="auto"/>
+        <w:jc w:val="both"/>
+        <w:rPr>
+          <w:rFonts w:ascii="Arial" w:hAnsi="Arial" w:cs="Arial"/>
+          <w:b/>
+          <w:bCs/>
+        </w:rPr>
+      </w:pPr>
+    </w:p>
+    <w:p>
+      <w:pPr>
+        <w:spacing w:after="0" w:line="480" w:lineRule="auto"/>
+        <w:jc w:val="both"/>
+        <w:rPr>
+          <w:rFonts w:ascii="Arial" w:hAnsi="Arial" w:cs="Arial"/>
+          <w:b/>
+          <w:bCs/>
+        </w:rPr>
+      </w:pPr>
+    </w:p>
+    <w:p>
+      <w:pPr>
+        <w:spacing w:after="0" w:line="480" w:lineRule="auto"/>
+        <w:jc w:val="both"/>
+        <w:rPr>
+          <w:rFonts w:ascii="Arial" w:hAnsi="Arial" w:cs="Arial"/>
+          <w:b/>
+          <w:bCs/>
+        </w:rPr>
+      </w:pPr>
+    </w:p>
+    <w:p>
+      <w:pPr>
+        <w:spacing w:after="0" w:line="480" w:lineRule="auto"/>
+        <w:jc w:val="both"/>
+        <w:rPr>
+          <w:rFonts w:ascii="Arial" w:hAnsi="Arial" w:cs="Arial"/>
+          <w:b/>
+          <w:bCs/>
+        </w:rPr>
+      </w:pPr>
+    </w:p>
+    <w:p>
+      <w:pPr>
+        <w:spacing w:after="0" w:line="480" w:lineRule="auto"/>
+        <w:jc w:val="both"/>
+        <w:rPr>
+          <w:rFonts w:ascii="Arial" w:hAnsi="Arial" w:cs="Arial"/>
+          <w:b/>
+          <w:bCs/>
+        </w:rPr>
+      </w:pPr>
+    </w:p>
+    <w:p>
+      <w:pPr>
+        <w:spacing w:after="0" w:line="480" w:lineRule="auto"/>
+        <w:jc w:val="both"/>
+        <w:rPr>
+          <w:rFonts w:ascii="Arial" w:hAnsi="Arial" w:cs="Arial"/>
+          <w:b/>
+          <w:bCs/>
+        </w:rPr>
+      </w:pPr>
+    </w:p>
+    <w:p>
+      <w:pPr>
+        <w:spacing w:after="0" w:line="480" w:lineRule="auto"/>
+        <w:jc w:val="both"/>
+        <w:rPr>
+          <w:rFonts w:ascii="Arial" w:hAnsi="Arial" w:cs="Arial"/>
+          <w:b/>
+          <w:bCs/>
+        </w:rPr>
+      </w:pPr>
+    </w:p>
+    <w:p>
+      <w:pPr>
+        <w:spacing w:after="0" w:line="480" w:lineRule="auto"/>
+        <w:jc w:val="both"/>
+        <w:rPr>
+          <w:rFonts w:ascii="Arial" w:hAnsi="Arial" w:cs="Arial"/>
+          <w:b/>
+          <w:bCs/>
+        </w:rPr>
+      </w:pPr>
+      <w:r>
+        <w:rPr>
+          <w:rFonts w:ascii="Arial" w:hAnsi="Arial" w:cs="Arial"/>
+          <w:b/>
+          <w:bCs/>
+        </w:rPr>
         <w:t>Significance of the Study</w:t>
       </w:r>
     </w:p>
@@ -4050,36 +4968,17 @@
     <w:p>
       <w:pPr>
         <w:spacing w:line="480" w:lineRule="auto"/>
-        <w:jc w:val="both"/>
-        <w:rPr>
-          <w:rFonts w:ascii="Arial" w:hAnsi="Arial" w:cs="Arial"/>
-        </w:rPr>
-      </w:pPr>
-      <w:r>
-        <w:rPr>
-          <w:rFonts w:ascii="Arial" w:hAnsi="Arial" w:cs="Arial"/>
-          <w:b/>
-          <w:bCs/>
-        </w:rPr>
-        <w:tab/>
-      </w:r>
-      <w:r>
-        <w:rPr>
-          <w:rFonts w:ascii="Arial" w:hAnsi="Arial" w:cs="Arial"/>
-        </w:rPr>
-        <w:t>This study</w:t>
-      </w:r>
-      <w:r>
-        <w:rPr>
-          <w:rFonts w:ascii="Arial" w:hAnsi="Arial" w:cs="Arial"/>
-        </w:rPr>
-        <w:t xml:space="preserve"> is heavily focused on offline development</w:t>
-      </w:r>
-      <w:r>
-        <w:rPr>
-          <w:rFonts w:ascii="Arial" w:hAnsi="Arial" w:cs="Arial"/>
-        </w:rPr>
-        <w:t xml:space="preserve">. </w:t>
+        <w:ind w:firstLine="720"/>
+        <w:jc w:val="both"/>
+        <w:rPr>
+          <w:rFonts w:ascii="Arial" w:hAnsi="Arial" w:cs="Arial"/>
+        </w:rPr>
+      </w:pPr>
+      <w:r>
+        <w:rPr>
+          <w:rFonts w:ascii="Arial" w:hAnsi="Arial" w:cs="Arial"/>
+        </w:rPr>
+        <w:t>Offline development is a major emphasis of this study.</w:t>
       </w:r>
       <w:r>
         <w:rPr>
@@ -4091,13 +4990,19 @@
         <w:rPr>
           <w:rFonts w:ascii="Arial" w:hAnsi="Arial" w:cs="Arial"/>
         </w:rPr>
-        <w:t>We will not pursue on publishing the app into paid</w:t>
-      </w:r>
-      <w:r>
-        <w:rPr>
-          <w:rFonts w:ascii="Arial" w:hAnsi="Arial" w:cs="Arial"/>
-        </w:rPr>
-        <w:t xml:space="preserve"> app</w:t>
+        <w:t xml:space="preserve"> We can distribute the </w:t>
+      </w:r>
+      <w:r>
+        <w:rPr>
+          <w:rFonts w:ascii="Arial" w:hAnsi="Arial" w:cs="Arial"/>
+        </w:rPr>
+        <w:t>application</w:t>
+      </w:r>
+      <w:r>
+        <w:rPr>
+          <w:rFonts w:ascii="Arial" w:hAnsi="Arial" w:cs="Arial"/>
+        </w:rPr>
+        <w:t xml:space="preserve"> on a self-hosted website or on free app markets like itch.io.</w:t>
       </w:r>
       <w:r>
         <w:rPr>
@@ -4109,317 +5014,121 @@
         <w:rPr>
           <w:rFonts w:ascii="Arial" w:hAnsi="Arial" w:cs="Arial"/>
         </w:rPr>
-        <w:t xml:space="preserve">markets </w:t>
-      </w:r>
-      <w:r>
-        <w:rPr>
-          <w:rFonts w:ascii="Arial" w:hAnsi="Arial" w:cs="Arial"/>
-        </w:rPr>
-        <w:t xml:space="preserve">like the Google </w:t>
-      </w:r>
-      <w:proofErr w:type="spellStart"/>
-      <w:r>
-        <w:rPr>
-          <w:rFonts w:ascii="Arial" w:hAnsi="Arial" w:cs="Arial"/>
-        </w:rPr>
-        <w:t>PlayStore</w:t>
-      </w:r>
-      <w:proofErr w:type="spellEnd"/>
-      <w:r>
-        <w:rPr>
-          <w:rFonts w:ascii="Arial" w:hAnsi="Arial" w:cs="Arial"/>
-        </w:rPr>
-        <w:t xml:space="preserve"> and the Apple AppStore, but we can publish the app on </w:t>
-      </w:r>
-      <w:r>
-        <w:rPr>
-          <w:rFonts w:ascii="Arial" w:hAnsi="Arial" w:cs="Arial"/>
-        </w:rPr>
-        <w:t>free app markets like itch.io or a self-hosted website.  This study will not be focusing on the market and will mainly focus on the actual application.</w:t>
-      </w:r>
-    </w:p>
-    <w:p>
-      <w:pPr>
-        <w:spacing w:after="0" w:line="480" w:lineRule="auto"/>
-        <w:jc w:val="both"/>
-        <w:rPr>
-          <w:rFonts w:ascii="Arial" w:hAnsi="Arial" w:cs="Arial"/>
-          <w:b/>
-          <w:bCs/>
-        </w:rPr>
-      </w:pPr>
-    </w:p>
-    <w:p>
-      <w:pPr>
-        <w:spacing w:after="0" w:line="480" w:lineRule="auto"/>
-        <w:jc w:val="both"/>
-        <w:rPr>
-          <w:rFonts w:ascii="Arial" w:hAnsi="Arial" w:cs="Arial"/>
-          <w:b/>
-          <w:bCs/>
-        </w:rPr>
-      </w:pPr>
-    </w:p>
-    <w:p>
-      <w:pPr>
-        <w:spacing w:after="0" w:line="480" w:lineRule="auto"/>
-        <w:jc w:val="both"/>
-        <w:rPr>
-          <w:rFonts w:ascii="Arial" w:hAnsi="Arial" w:cs="Arial"/>
-          <w:b/>
-          <w:bCs/>
-        </w:rPr>
-      </w:pPr>
-    </w:p>
-    <w:p>
-      <w:pPr>
-        <w:spacing w:after="0" w:line="480" w:lineRule="auto"/>
-        <w:jc w:val="both"/>
-        <w:rPr>
-          <w:rFonts w:ascii="Arial" w:hAnsi="Arial" w:cs="Arial"/>
-          <w:b/>
-          <w:bCs/>
-        </w:rPr>
-      </w:pPr>
-    </w:p>
-    <w:p>
-      <w:pPr>
-        <w:spacing w:after="0" w:line="480" w:lineRule="auto"/>
-        <w:jc w:val="both"/>
-        <w:rPr>
-          <w:rFonts w:ascii="Arial" w:hAnsi="Arial" w:cs="Arial"/>
-          <w:b/>
-          <w:bCs/>
-        </w:rPr>
-      </w:pPr>
-    </w:p>
-    <w:p>
-      <w:pPr>
-        <w:spacing w:after="0" w:line="480" w:lineRule="auto"/>
-        <w:jc w:val="both"/>
-        <w:rPr>
-          <w:rFonts w:ascii="Arial" w:hAnsi="Arial" w:cs="Arial"/>
-          <w:b/>
-          <w:bCs/>
-        </w:rPr>
-      </w:pPr>
-    </w:p>
-    <w:p>
-      <w:pPr>
-        <w:spacing w:after="0" w:line="480" w:lineRule="auto"/>
-        <w:jc w:val="both"/>
-        <w:rPr>
-          <w:rFonts w:ascii="Arial" w:hAnsi="Arial" w:cs="Arial"/>
-          <w:b/>
-          <w:bCs/>
-        </w:rPr>
-      </w:pPr>
-    </w:p>
-    <w:p>
-      <w:pPr>
-        <w:spacing w:after="0" w:line="480" w:lineRule="auto"/>
-        <w:jc w:val="both"/>
-        <w:rPr>
-          <w:rFonts w:ascii="Arial" w:hAnsi="Arial" w:cs="Arial"/>
-          <w:b/>
-          <w:bCs/>
-        </w:rPr>
-      </w:pPr>
-    </w:p>
-    <w:p>
-      <w:pPr>
-        <w:spacing w:after="0" w:line="480" w:lineRule="auto"/>
-        <w:jc w:val="both"/>
-        <w:rPr>
-          <w:rFonts w:ascii="Arial" w:hAnsi="Arial" w:cs="Arial"/>
-          <w:b/>
-          <w:bCs/>
-        </w:rPr>
-      </w:pPr>
-    </w:p>
-    <w:p>
-      <w:pPr>
-        <w:spacing w:after="0" w:line="480" w:lineRule="auto"/>
-        <w:jc w:val="both"/>
-        <w:rPr>
-          <w:rFonts w:ascii="Arial" w:hAnsi="Arial" w:cs="Arial"/>
-          <w:b/>
-          <w:bCs/>
-        </w:rPr>
-      </w:pPr>
-    </w:p>
-    <w:p>
-      <w:pPr>
-        <w:spacing w:after="0" w:line="480" w:lineRule="auto"/>
-        <w:jc w:val="both"/>
-        <w:rPr>
-          <w:rFonts w:ascii="Arial" w:hAnsi="Arial" w:cs="Arial"/>
-          <w:b/>
-          <w:bCs/>
-        </w:rPr>
-      </w:pPr>
-    </w:p>
-    <w:p>
-      <w:pPr>
-        <w:spacing w:after="0" w:line="480" w:lineRule="auto"/>
-        <w:jc w:val="both"/>
-        <w:rPr>
-          <w:rFonts w:ascii="Arial" w:hAnsi="Arial" w:cs="Arial"/>
-          <w:b/>
-          <w:bCs/>
-        </w:rPr>
-      </w:pPr>
-    </w:p>
-    <w:p>
-      <w:pPr>
-        <w:spacing w:after="0" w:line="480" w:lineRule="auto"/>
-        <w:jc w:val="both"/>
-        <w:rPr>
-          <w:rFonts w:ascii="Arial" w:hAnsi="Arial" w:cs="Arial"/>
-          <w:b/>
-          <w:bCs/>
-        </w:rPr>
-      </w:pPr>
-    </w:p>
-    <w:p>
-      <w:pPr>
-        <w:spacing w:after="0" w:line="480" w:lineRule="auto"/>
-        <w:jc w:val="both"/>
-        <w:rPr>
-          <w:rFonts w:ascii="Arial" w:hAnsi="Arial" w:cs="Arial"/>
-          <w:b/>
-          <w:bCs/>
-        </w:rPr>
-      </w:pPr>
-    </w:p>
-    <w:p>
-      <w:pPr>
-        <w:spacing w:after="0" w:line="480" w:lineRule="auto"/>
-        <w:jc w:val="both"/>
-        <w:rPr>
-          <w:rFonts w:ascii="Arial" w:hAnsi="Arial" w:cs="Arial"/>
-          <w:b/>
-          <w:bCs/>
-        </w:rPr>
-      </w:pPr>
-    </w:p>
-    <w:p>
-      <w:pPr>
-        <w:spacing w:after="0" w:line="480" w:lineRule="auto"/>
-        <w:jc w:val="both"/>
-        <w:rPr>
-          <w:rFonts w:ascii="Arial" w:hAnsi="Arial" w:cs="Arial"/>
-          <w:b/>
-          <w:bCs/>
-        </w:rPr>
-      </w:pPr>
-    </w:p>
-    <w:p>
-      <w:pPr>
-        <w:spacing w:after="0" w:line="480" w:lineRule="auto"/>
-        <w:jc w:val="both"/>
-        <w:rPr>
-          <w:rFonts w:ascii="Arial" w:hAnsi="Arial" w:cs="Arial"/>
-          <w:b/>
-          <w:bCs/>
-        </w:rPr>
-      </w:pPr>
-    </w:p>
-    <w:p>
-      <w:pPr>
-        <w:spacing w:after="0" w:line="480" w:lineRule="auto"/>
-        <w:jc w:val="both"/>
-        <w:rPr>
-          <w:rFonts w:ascii="Arial" w:hAnsi="Arial" w:cs="Arial"/>
-          <w:b/>
-          <w:bCs/>
-        </w:rPr>
-      </w:pPr>
-    </w:p>
-    <w:p>
-      <w:pPr>
-        <w:spacing w:after="0" w:line="480" w:lineRule="auto"/>
-        <w:jc w:val="both"/>
-        <w:rPr>
-          <w:rFonts w:ascii="Arial" w:hAnsi="Arial" w:cs="Arial"/>
-          <w:b/>
-          <w:bCs/>
-        </w:rPr>
-      </w:pPr>
-    </w:p>
-    <w:p>
-      <w:pPr>
-        <w:spacing w:after="0" w:line="480" w:lineRule="auto"/>
-        <w:jc w:val="both"/>
-        <w:rPr>
-          <w:rFonts w:ascii="Arial" w:hAnsi="Arial" w:cs="Arial"/>
-          <w:b/>
-          <w:bCs/>
-        </w:rPr>
-      </w:pPr>
-    </w:p>
-    <w:p>
-      <w:pPr>
-        <w:spacing w:after="0" w:line="480" w:lineRule="auto"/>
-        <w:jc w:val="both"/>
-        <w:rPr>
-          <w:rFonts w:ascii="Arial" w:hAnsi="Arial" w:cs="Arial"/>
-          <w:b/>
-          <w:bCs/>
-        </w:rPr>
-      </w:pPr>
-    </w:p>
-    <w:p>
-      <w:pPr>
-        <w:spacing w:after="0" w:line="480" w:lineRule="auto"/>
-        <w:jc w:val="both"/>
-        <w:rPr>
-          <w:rFonts w:ascii="Arial" w:hAnsi="Arial" w:cs="Arial"/>
-          <w:b/>
-          <w:bCs/>
-        </w:rPr>
-      </w:pPr>
-      <w:r>
-        <w:rPr>
-          <w:rFonts w:ascii="Arial" w:hAnsi="Arial" w:cs="Arial"/>
-          <w:b/>
-          <w:bCs/>
-        </w:rPr>
-        <w:t>Definition of Terms</w:t>
-      </w:r>
-    </w:p>
-    <w:p>
-      <w:pPr>
-        <w:spacing w:after="0" w:line="480" w:lineRule="auto"/>
-        <w:jc w:val="both"/>
-      </w:pPr>
-      <w:r>
-        <w:rPr>
-          <w:rFonts w:ascii="Arial" w:hAnsi="Arial" w:cs="Arial"/>
-          <w:b/>
-          <w:bCs/>
-        </w:rPr>
-        <w:t>HTM</w:t>
-      </w:r>
-      <w:r>
-        <w:rPr>
-          <w:rFonts w:ascii="Arial" w:hAnsi="Arial" w:cs="Arial"/>
-          <w:b/>
-          <w:bCs/>
-        </w:rPr>
-        <w:t>L:</w:t>
-      </w:r>
-      <w:r>
-        <w:rPr>
-          <w:rFonts w:ascii="Arial" w:hAnsi="Arial" w:cs="Arial"/>
-        </w:rPr>
         <w:t xml:space="preserve"> </w:t>
       </w:r>
       <w:r>
         <w:rPr>
           <w:rFonts w:ascii="Arial" w:hAnsi="Arial" w:cs="Arial"/>
         </w:rPr>
-        <w:t>Hypertext Markup Language.</w:t>
+        <w:t xml:space="preserve">The </w:t>
+      </w:r>
+      <w:r>
+        <w:rPr>
+          <w:rFonts w:ascii="Arial" w:hAnsi="Arial" w:cs="Arial"/>
+        </w:rPr>
+        <w:t>application's usability and accessibility as an educational tool for</w:t>
+      </w:r>
+      <w:r>
+        <w:rPr>
+          <w:rFonts w:ascii="Arial" w:hAnsi="Arial" w:cs="Arial"/>
+        </w:rPr>
+        <w:t xml:space="preserve"> learners</w:t>
+      </w:r>
+      <w:r>
+        <w:rPr>
+          <w:rFonts w:ascii="Arial" w:hAnsi="Arial" w:cs="Arial"/>
+        </w:rPr>
+        <w:t xml:space="preserve"> and </w:t>
+      </w:r>
+      <w:r>
+        <w:rPr>
+          <w:rFonts w:ascii="Arial" w:hAnsi="Arial" w:cs="Arial"/>
+        </w:rPr>
+        <w:t>educators</w:t>
+      </w:r>
+      <w:r>
+        <w:rPr>
+          <w:rFonts w:ascii="Arial" w:hAnsi="Arial" w:cs="Arial"/>
+        </w:rPr>
+        <w:t xml:space="preserve"> will be evaluated by the researchers using survey questionnaire</w:t>
+      </w:r>
+      <w:r>
+        <w:rPr>
+          <w:rFonts w:ascii="Arial" w:hAnsi="Arial" w:cs="Arial"/>
+        </w:rPr>
+        <w:t>s</w:t>
+      </w:r>
+      <w:r>
+        <w:rPr>
+          <w:rFonts w:ascii="Arial" w:hAnsi="Arial" w:cs="Arial"/>
+        </w:rPr>
+        <w:t xml:space="preserve">.  All devices, </w:t>
+      </w:r>
+      <w:r>
+        <w:rPr>
+          <w:rFonts w:ascii="Arial" w:hAnsi="Arial" w:cs="Arial"/>
+        </w:rPr>
+        <w:t>apart from</w:t>
+      </w:r>
+      <w:r>
+        <w:rPr>
+          <w:rFonts w:ascii="Arial" w:hAnsi="Arial" w:cs="Arial"/>
+        </w:rPr>
+        <w:t xml:space="preserve"> iOS and MacOS systems, may access the </w:t>
+      </w:r>
+      <w:r>
+        <w:rPr>
+          <w:rFonts w:ascii="Arial" w:hAnsi="Arial" w:cs="Arial"/>
+        </w:rPr>
+        <w:t>software</w:t>
+      </w:r>
+      <w:r>
+        <w:rPr>
+          <w:rFonts w:ascii="Arial" w:hAnsi="Arial" w:cs="Arial"/>
+        </w:rPr>
+        <w:t xml:space="preserve">.  This study will not, however, </w:t>
+      </w:r>
+      <w:r>
+        <w:rPr>
+          <w:rFonts w:ascii="Arial" w:hAnsi="Arial" w:cs="Arial"/>
+        </w:rPr>
+        <w:t xml:space="preserve">currently </w:t>
+      </w:r>
+      <w:r>
+        <w:rPr>
+          <w:rFonts w:ascii="Arial" w:hAnsi="Arial" w:cs="Arial"/>
+        </w:rPr>
+        <w:t xml:space="preserve">attempt to distribute the software on paid </w:t>
+      </w:r>
+      <w:r>
+        <w:rPr>
+          <w:rFonts w:ascii="Arial" w:hAnsi="Arial" w:cs="Arial"/>
+        </w:rPr>
+        <w:t>app markets</w:t>
+      </w:r>
+      <w:r>
+        <w:rPr>
+          <w:rFonts w:ascii="Arial" w:hAnsi="Arial" w:cs="Arial"/>
+        </w:rPr>
+        <w:t xml:space="preserve"> such as the Google PlayStore</w:t>
+      </w:r>
+      <w:r>
+        <w:rPr>
+          <w:rFonts w:ascii="Arial" w:hAnsi="Arial" w:cs="Arial"/>
+        </w:rPr>
+        <w:t xml:space="preserve"> and the Apple AppStore</w:t>
+      </w:r>
+      <w:r>
+        <w:rPr>
+          <w:rFonts w:ascii="Arial" w:hAnsi="Arial" w:cs="Arial"/>
+        </w:rPr>
+        <w:t>.</w:t>
+      </w:r>
+      <w:r>
+        <w:rPr>
+          <w:rFonts w:ascii="Arial" w:hAnsi="Arial" w:cs="Arial"/>
+        </w:rPr>
+        <w:t xml:space="preserve">  This study will not be focusing on the market and will mainly focus on the actual application.</w:t>
       </w:r>
       <w:r>
         <w:rPr>
@@ -4431,691 +5140,341 @@
         <w:rPr>
           <w:rFonts w:ascii="Arial" w:hAnsi="Arial" w:cs="Arial"/>
         </w:rPr>
-        <w:t>Markup language that defines the structure of web content.</w:t>
-      </w:r>
-    </w:p>
-    <w:p>
-      <w:pPr>
-        <w:spacing w:after="0" w:line="480" w:lineRule="auto"/>
-        <w:jc w:val="both"/>
-        <w:rPr>
-          <w:rFonts w:ascii="Arial" w:hAnsi="Arial" w:cs="Arial"/>
-        </w:rPr>
-      </w:pPr>
-      <w:r>
-        <w:rPr>
-          <w:rFonts w:ascii="Arial" w:hAnsi="Arial" w:cs="Arial"/>
-          <w:b/>
-          <w:bCs/>
-        </w:rPr>
-        <w:t>JavaScript</w:t>
-      </w:r>
-      <w:r>
-        <w:rPr>
-          <w:rFonts w:ascii="Arial" w:hAnsi="Arial" w:cs="Arial"/>
-          <w:b/>
-          <w:bCs/>
-        </w:rPr>
-        <w:t xml:space="preserve">: </w:t>
-      </w:r>
-    </w:p>
-    <w:p>
-      <w:pPr>
-        <w:spacing w:after="0" w:line="480" w:lineRule="auto"/>
-        <w:jc w:val="both"/>
-      </w:pPr>
-      <w:r>
-        <w:rPr>
-          <w:rFonts w:ascii="Arial" w:hAnsi="Arial" w:cs="Arial"/>
-          <w:b/>
-          <w:bCs/>
-        </w:rPr>
-        <w:t>CSS</w:t>
-      </w:r>
-      <w:r>
-        <w:rPr>
-          <w:rFonts w:ascii="Arial" w:hAnsi="Arial" w:cs="Arial"/>
-          <w:b/>
-          <w:bCs/>
-        </w:rPr>
-        <w:t>:</w:t>
-      </w:r>
-      <w:r>
-        <w:t xml:space="preserve"> Cascading S</w:t>
-      </w:r>
-      <w:r>
-        <w:t>tyle Sheet.</w:t>
-      </w:r>
-    </w:p>
-    <w:p>
-      <w:pPr>
-        <w:spacing w:after="0" w:line="480" w:lineRule="auto"/>
-        <w:jc w:val="both"/>
-        <w:rPr>
-          <w:rFonts w:ascii="Arial" w:hAnsi="Arial" w:cs="Arial"/>
-          <w:b/>
-          <w:bCs/>
-        </w:rPr>
-      </w:pPr>
-      <w:r>
-        <w:rPr>
-          <w:rFonts w:ascii="Arial" w:hAnsi="Arial" w:cs="Arial"/>
-          <w:b/>
-          <w:bCs/>
-        </w:rPr>
-        <w:t>Website</w:t>
-      </w:r>
-    </w:p>
-    <w:p>
-      <w:pPr>
-        <w:spacing w:after="0" w:line="480" w:lineRule="auto"/>
-        <w:jc w:val="both"/>
-        <w:rPr>
-          <w:rFonts w:ascii="Arial" w:hAnsi="Arial" w:cs="Arial"/>
-          <w:b/>
-          <w:bCs/>
-        </w:rPr>
-      </w:pPr>
-      <w:r>
-        <w:rPr>
-          <w:rFonts w:ascii="Arial" w:hAnsi="Arial" w:cs="Arial"/>
-          <w:b/>
-          <w:bCs/>
-        </w:rPr>
-        <w:t>Web Ap</w:t>
-      </w:r>
-      <w:r>
-        <w:rPr>
-          <w:rFonts w:ascii="Arial" w:hAnsi="Arial" w:cs="Arial"/>
-          <w:b/>
-          <w:bCs/>
-        </w:rPr>
-        <w:t>p</w:t>
-      </w:r>
-    </w:p>
-    <w:p>
-      <w:pPr>
-        <w:spacing w:after="0" w:line="480" w:lineRule="auto"/>
-        <w:jc w:val="both"/>
-        <w:rPr>
-          <w:rFonts w:ascii="Arial" w:hAnsi="Arial" w:cs="Arial"/>
-          <w:b/>
-          <w:bCs/>
-        </w:rPr>
-      </w:pPr>
-      <w:r>
-        <w:rPr>
-          <w:rFonts w:ascii="Arial" w:hAnsi="Arial" w:cs="Arial"/>
-          <w:b/>
-          <w:bCs/>
-        </w:rPr>
-        <w:t>Apache Cordova</w:t>
-      </w:r>
-    </w:p>
-    <w:p>
-      <w:pPr>
-        <w:spacing w:after="0" w:line="480" w:lineRule="auto"/>
-        <w:jc w:val="both"/>
-        <w:rPr>
-          <w:rFonts w:ascii="Arial" w:hAnsi="Arial" w:cs="Arial"/>
-          <w:b/>
-          <w:bCs/>
-        </w:rPr>
-      </w:pPr>
-      <w:r>
-        <w:rPr>
-          <w:rFonts w:ascii="Arial" w:hAnsi="Arial" w:cs="Arial"/>
-          <w:b/>
-          <w:bCs/>
-        </w:rPr>
-        <w:t>Electron</w:t>
-      </w:r>
-    </w:p>
-    <w:p>
-      <w:pPr>
-        <w:spacing w:after="0" w:line="480" w:lineRule="auto"/>
-        <w:jc w:val="both"/>
-        <w:rPr>
-          <w:rFonts w:ascii="Arial" w:hAnsi="Arial" w:cs="Arial"/>
-        </w:rPr>
-      </w:pPr>
-      <w:r>
-        <w:rPr>
-          <w:rFonts w:ascii="Arial" w:hAnsi="Arial" w:cs="Arial"/>
-          <w:b/>
-          <w:bCs/>
-        </w:rPr>
-        <w:t>SDK</w:t>
-      </w:r>
-      <w:r>
-        <w:rPr>
-          <w:rFonts w:ascii="Arial" w:hAnsi="Arial" w:cs="Arial"/>
-          <w:b/>
-          <w:bCs/>
-        </w:rPr>
-        <w:t>:</w:t>
-      </w:r>
-      <w:r>
-        <w:rPr>
-          <w:rFonts w:ascii="Arial" w:hAnsi="Arial" w:cs="Arial"/>
-        </w:rPr>
-        <w:t xml:space="preserve"> Standard Development Kit.</w:t>
-      </w:r>
-    </w:p>
-    <w:p>
-      <w:pPr>
-        <w:spacing w:after="0" w:line="480" w:lineRule="auto"/>
-        <w:jc w:val="both"/>
-        <w:rPr>
-          <w:rFonts w:ascii="Arial" w:hAnsi="Arial" w:cs="Arial"/>
-          <w:b/>
-          <w:bCs/>
-        </w:rPr>
-      </w:pPr>
-      <w:r>
-        <w:rPr>
-          <w:rFonts w:ascii="Arial" w:hAnsi="Arial" w:cs="Arial"/>
-          <w:b/>
-          <w:bCs/>
-        </w:rPr>
-        <w:t>Java</w:t>
-      </w:r>
-    </w:p>
-    <w:p>
-      <w:pPr>
-        <w:spacing w:after="0" w:line="480" w:lineRule="auto"/>
-        <w:jc w:val="both"/>
-        <w:rPr>
-          <w:rFonts w:ascii="Arial" w:hAnsi="Arial" w:cs="Arial"/>
-        </w:rPr>
-      </w:pPr>
-      <w:r>
-        <w:rPr>
-          <w:rFonts w:ascii="Arial" w:hAnsi="Arial" w:cs="Arial"/>
-          <w:b/>
-          <w:bCs/>
-        </w:rPr>
-        <w:t>JDK</w:t>
-      </w:r>
-      <w:r>
-        <w:rPr>
-          <w:rFonts w:ascii="Arial" w:hAnsi="Arial" w:cs="Arial"/>
-          <w:b/>
-          <w:bCs/>
-        </w:rPr>
-        <w:t xml:space="preserve">: </w:t>
-      </w:r>
-      <w:r>
-        <w:rPr>
-          <w:rFonts w:ascii="Arial" w:hAnsi="Arial" w:cs="Arial"/>
-        </w:rPr>
-        <w:t>Java Development Kit.</w:t>
-      </w:r>
-    </w:p>
-    <w:p>
-      <w:pPr>
-        <w:spacing w:after="0" w:line="480" w:lineRule="auto"/>
-        <w:jc w:val="both"/>
-        <w:rPr>
-          <w:rFonts w:ascii="Arial" w:hAnsi="Arial" w:cs="Arial"/>
-          <w:b/>
-          <w:bCs/>
-        </w:rPr>
-      </w:pPr>
-      <w:r>
-        <w:rPr>
-          <w:rFonts w:ascii="Arial" w:hAnsi="Arial" w:cs="Arial"/>
-          <w:b/>
-          <w:bCs/>
-        </w:rPr>
-        <w:t>Gradle</w:t>
-      </w:r>
-    </w:p>
-    <w:p>
-      <w:pPr>
-        <w:spacing w:after="0" w:line="480" w:lineRule="auto"/>
-        <w:jc w:val="both"/>
-        <w:rPr>
-          <w:rFonts w:ascii="Arial" w:hAnsi="Arial" w:cs="Arial"/>
-          <w:b/>
-          <w:bCs/>
-        </w:rPr>
-      </w:pPr>
-      <w:r>
-        <w:rPr>
-          <w:rFonts w:ascii="Arial" w:hAnsi="Arial" w:cs="Arial"/>
-          <w:b/>
-          <w:bCs/>
-        </w:rPr>
-        <w:t>WebView</w:t>
-      </w:r>
-    </w:p>
-    <w:p>
-      <w:pPr>
-        <w:spacing w:after="0" w:line="480" w:lineRule="auto"/>
-        <w:jc w:val="both"/>
-        <w:rPr>
-          <w:rFonts w:ascii="Arial" w:hAnsi="Arial" w:cs="Arial"/>
-          <w:b/>
-          <w:bCs/>
-        </w:rPr>
-      </w:pPr>
-      <w:r>
-        <w:rPr>
-          <w:rFonts w:ascii="Arial" w:hAnsi="Arial" w:cs="Arial"/>
-          <w:b/>
-          <w:bCs/>
-        </w:rPr>
-        <w:t>Android</w:t>
-      </w:r>
-    </w:p>
-    <w:p>
-      <w:pPr>
-        <w:spacing w:after="0" w:line="480" w:lineRule="auto"/>
-        <w:jc w:val="both"/>
-        <w:rPr>
-          <w:rFonts w:ascii="Arial" w:hAnsi="Arial" w:cs="Arial"/>
-          <w:b/>
-          <w:bCs/>
-        </w:rPr>
-      </w:pPr>
-      <w:r>
-        <w:rPr>
-          <w:rFonts w:ascii="Arial" w:hAnsi="Arial" w:cs="Arial"/>
-          <w:b/>
-          <w:bCs/>
-        </w:rPr>
-        <w:t>Windows</w:t>
-      </w:r>
-    </w:p>
-    <w:p>
-      <w:pPr>
-        <w:spacing w:after="0" w:line="480" w:lineRule="auto"/>
-        <w:jc w:val="both"/>
-        <w:rPr>
-          <w:rFonts w:ascii="Arial" w:hAnsi="Arial" w:cs="Arial"/>
-        </w:rPr>
-      </w:pPr>
-      <w:r>
-        <w:rPr>
-          <w:rFonts w:ascii="Arial" w:hAnsi="Arial" w:cs="Arial"/>
-          <w:b/>
-          <w:bCs/>
-        </w:rPr>
-        <w:t>API</w:t>
-      </w:r>
-      <w:r>
-        <w:rPr>
-          <w:rFonts w:ascii="Arial" w:hAnsi="Arial" w:cs="Arial"/>
-          <w:b/>
-          <w:bCs/>
-        </w:rPr>
-        <w:t xml:space="preserve">: </w:t>
-      </w:r>
-      <w:r>
-        <w:rPr>
-          <w:rFonts w:ascii="Arial" w:hAnsi="Arial" w:cs="Arial"/>
-        </w:rPr>
-        <w:t>Application</w:t>
-      </w:r>
-      <w:r>
-        <w:rPr>
-          <w:rFonts w:ascii="Arial" w:hAnsi="Arial" w:cs="Arial"/>
-        </w:rPr>
-        <w:t xml:space="preserve"> Program Interface.</w:t>
-      </w:r>
-    </w:p>
-    <w:p>
-      <w:pPr>
-        <w:spacing w:after="0" w:line="480" w:lineRule="auto"/>
-        <w:jc w:val="both"/>
-        <w:rPr>
-          <w:rFonts w:ascii="Arial" w:hAnsi="Arial" w:cs="Arial"/>
-          <w:b/>
-          <w:bCs/>
-        </w:rPr>
-      </w:pPr>
-      <w:r>
-        <w:rPr>
-          <w:rFonts w:ascii="Arial" w:hAnsi="Arial" w:cs="Arial"/>
-          <w:b/>
-          <w:bCs/>
-        </w:rPr>
-        <w:t>WebSocket</w:t>
-      </w:r>
-    </w:p>
-    <w:p>
-      <w:pPr>
-        <w:spacing w:after="0" w:line="480" w:lineRule="auto"/>
-        <w:jc w:val="both"/>
-      </w:pPr>
-      <w:r>
-        <w:rPr>
-          <w:rFonts w:ascii="Arial" w:hAnsi="Arial" w:cs="Arial"/>
-          <w:b/>
-          <w:bCs/>
-        </w:rPr>
-        <w:lastRenderedPageBreak/>
-        <w:t>IP Address</w:t>
-      </w:r>
-      <w:r>
-        <w:rPr>
-          <w:rFonts w:ascii="Arial" w:hAnsi="Arial" w:cs="Arial"/>
-          <w:b/>
-          <w:bCs/>
-        </w:rPr>
-        <w:t xml:space="preserve">: </w:t>
-      </w:r>
-      <w:r>
-        <w:rPr>
-          <w:rFonts w:ascii="Arial" w:hAnsi="Arial" w:cs="Arial"/>
-        </w:rPr>
-        <w:t>Internet Protocol Address.</w:t>
-      </w:r>
-    </w:p>
-    <w:p>
-      <w:pPr>
-        <w:spacing w:after="0" w:line="480" w:lineRule="auto"/>
-        <w:jc w:val="both"/>
-        <w:rPr>
-          <w:rFonts w:ascii="Arial" w:hAnsi="Arial" w:cs="Arial"/>
-        </w:rPr>
-      </w:pPr>
-      <w:r>
-        <w:rPr>
-          <w:rFonts w:ascii="Arial" w:hAnsi="Arial" w:cs="Arial"/>
-          <w:b/>
-          <w:bCs/>
-        </w:rPr>
-        <w:t>IP Port</w:t>
-      </w:r>
-      <w:r>
-        <w:rPr>
-          <w:rFonts w:ascii="Arial" w:hAnsi="Arial" w:cs="Arial"/>
-          <w:b/>
-          <w:bCs/>
-        </w:rPr>
-        <w:t xml:space="preserve">: </w:t>
-      </w:r>
-      <w:r>
-        <w:rPr>
-          <w:rFonts w:ascii="Arial" w:hAnsi="Arial" w:cs="Arial"/>
-        </w:rPr>
-        <w:t>Internet Protocol Port.</w:t>
-      </w:r>
-    </w:p>
-    <w:p>
-      <w:pPr>
-        <w:spacing w:after="0" w:line="480" w:lineRule="auto"/>
-        <w:jc w:val="both"/>
-        <w:rPr>
-          <w:rFonts w:ascii="Arial" w:hAnsi="Arial" w:cs="Arial"/>
-          <w:b/>
-          <w:bCs/>
-        </w:rPr>
-      </w:pPr>
-      <w:r>
-        <w:rPr>
-          <w:rFonts w:ascii="Arial" w:hAnsi="Arial" w:cs="Arial"/>
-          <w:b/>
-          <w:bCs/>
-        </w:rPr>
-        <w:t>Node.js</w:t>
-      </w:r>
-    </w:p>
-    <w:p>
-      <w:pPr>
-        <w:spacing w:after="0" w:line="480" w:lineRule="auto"/>
-        <w:jc w:val="both"/>
-        <w:rPr>
-          <w:rFonts w:ascii="Arial" w:hAnsi="Arial" w:cs="Arial"/>
-        </w:rPr>
-      </w:pPr>
-      <w:r>
-        <w:rPr>
-          <w:rFonts w:ascii="Arial" w:hAnsi="Arial" w:cs="Arial"/>
-          <w:b/>
-          <w:bCs/>
-        </w:rPr>
-        <w:t>NPM</w:t>
-      </w:r>
-      <w:r>
-        <w:rPr>
-          <w:rFonts w:ascii="Arial" w:hAnsi="Arial" w:cs="Arial"/>
-          <w:b/>
-          <w:bCs/>
-        </w:rPr>
-        <w:t xml:space="preserve">: </w:t>
-      </w:r>
-      <w:r>
-        <w:rPr>
-          <w:rFonts w:ascii="Arial" w:hAnsi="Arial" w:cs="Arial"/>
-        </w:rPr>
-        <w:t>Node Package Manager</w:t>
-      </w:r>
-    </w:p>
-    <w:p>
-      <w:pPr>
-        <w:spacing w:after="0" w:line="480" w:lineRule="auto"/>
-        <w:jc w:val="both"/>
-        <w:rPr>
-          <w:rFonts w:ascii="Arial" w:hAnsi="Arial" w:cs="Arial"/>
-          <w:b/>
-          <w:bCs/>
-        </w:rPr>
-      </w:pPr>
-      <w:r>
-        <w:rPr>
-          <w:rFonts w:ascii="Arial" w:hAnsi="Arial" w:cs="Arial"/>
-          <w:b/>
-          <w:bCs/>
-        </w:rPr>
-        <w:t>Crystal</w:t>
-      </w:r>
-    </w:p>
-    <w:p>
-      <w:pPr>
-        <w:spacing w:after="0" w:line="480" w:lineRule="auto"/>
-        <w:jc w:val="both"/>
-        <w:rPr>
-          <w:rFonts w:ascii="Arial" w:hAnsi="Arial" w:cs="Arial"/>
-        </w:rPr>
-      </w:pPr>
-      <w:r>
-        <w:rPr>
-          <w:rFonts w:ascii="Arial" w:hAnsi="Arial" w:cs="Arial"/>
-          <w:b/>
-          <w:bCs/>
-        </w:rPr>
-        <w:t>TCP</w:t>
-      </w:r>
-      <w:r>
-        <w:rPr>
-          <w:rFonts w:ascii="Arial" w:hAnsi="Arial" w:cs="Arial"/>
-          <w:b/>
-          <w:bCs/>
-        </w:rPr>
-        <w:t xml:space="preserve">: </w:t>
-      </w:r>
-    </w:p>
-    <w:p>
-      <w:pPr>
-        <w:spacing w:after="0" w:line="480" w:lineRule="auto"/>
-        <w:jc w:val="both"/>
-        <w:rPr>
-          <w:rFonts w:ascii="Arial" w:hAnsi="Arial" w:cs="Arial"/>
-        </w:rPr>
-      </w:pPr>
-      <w:r>
-        <w:rPr>
-          <w:rFonts w:ascii="Arial" w:hAnsi="Arial" w:cs="Arial"/>
-          <w:b/>
-          <w:bCs/>
-        </w:rPr>
-        <w:t>HTTP</w:t>
-      </w:r>
-      <w:r>
-        <w:rPr>
-          <w:rFonts w:ascii="Arial" w:hAnsi="Arial" w:cs="Arial"/>
-          <w:b/>
-          <w:bCs/>
-        </w:rPr>
-        <w:t xml:space="preserve">: </w:t>
-      </w:r>
-      <w:r>
-        <w:rPr>
-          <w:rFonts w:ascii="Arial" w:hAnsi="Arial" w:cs="Arial"/>
-        </w:rPr>
-        <w:t>Hypertext Transfer Protocol</w:t>
-      </w:r>
-    </w:p>
-    <w:p>
-      <w:pPr>
-        <w:spacing w:after="0" w:line="480" w:lineRule="auto"/>
-        <w:jc w:val="both"/>
-        <w:rPr>
-          <w:rFonts w:ascii="Arial" w:hAnsi="Arial" w:cs="Arial"/>
-          <w:b/>
-          <w:bCs/>
-        </w:rPr>
-      </w:pPr>
-      <w:proofErr w:type="spellStart"/>
-      <w:r>
-        <w:rPr>
-          <w:rFonts w:ascii="Arial" w:hAnsi="Arial" w:cs="Arial"/>
-          <w:b/>
-          <w:bCs/>
-        </w:rPr>
-        <w:t>DevTools</w:t>
-      </w:r>
-      <w:proofErr w:type="spellEnd"/>
-    </w:p>
-    <w:p>
-      <w:pPr>
-        <w:spacing w:after="0" w:line="480" w:lineRule="auto"/>
-        <w:jc w:val="both"/>
-        <w:rPr>
-          <w:rFonts w:ascii="Arial" w:hAnsi="Arial" w:cs="Arial"/>
-        </w:rPr>
-      </w:pPr>
-      <w:r>
-        <w:rPr>
-          <w:rFonts w:ascii="Arial" w:hAnsi="Arial" w:cs="Arial"/>
-          <w:b/>
-          <w:bCs/>
-        </w:rPr>
-        <w:t>UI/UX</w:t>
-      </w:r>
-      <w:r>
-        <w:rPr>
-          <w:rFonts w:ascii="Arial" w:hAnsi="Arial" w:cs="Arial"/>
-          <w:b/>
-          <w:bCs/>
-        </w:rPr>
-        <w:t xml:space="preserve">: </w:t>
-      </w:r>
-      <w:r>
-        <w:rPr>
-          <w:rFonts w:ascii="Arial" w:hAnsi="Arial" w:cs="Arial"/>
-        </w:rPr>
-        <w:t>User Interface.</w:t>
-      </w:r>
-    </w:p>
-    <w:p>
-      <w:pPr>
-        <w:spacing w:after="0" w:line="480" w:lineRule="auto"/>
-        <w:jc w:val="both"/>
-        <w:rPr>
-          <w:rFonts w:ascii="Arial" w:hAnsi="Arial" w:cs="Arial"/>
-          <w:b/>
-          <w:bCs/>
-        </w:rPr>
-      </w:pPr>
-      <w:r>
-        <w:rPr>
-          <w:rFonts w:ascii="Arial" w:hAnsi="Arial" w:cs="Arial"/>
-          <w:b/>
-          <w:bCs/>
-        </w:rPr>
-        <w:t>Server</w:t>
-      </w:r>
-    </w:p>
-    <w:p>
-      <w:pPr>
-        <w:spacing w:after="0" w:line="480" w:lineRule="auto"/>
-        <w:jc w:val="both"/>
-        <w:rPr>
-          <w:rFonts w:ascii="Arial" w:hAnsi="Arial" w:cs="Arial"/>
-        </w:rPr>
-      </w:pPr>
-      <w:r>
-        <w:rPr>
-          <w:rFonts w:ascii="Arial" w:hAnsi="Arial" w:cs="Arial"/>
-          <w:b/>
-          <w:bCs/>
-        </w:rPr>
-        <w:t>Node.js FS</w:t>
-      </w:r>
-      <w:r>
-        <w:rPr>
-          <w:rFonts w:ascii="Arial" w:hAnsi="Arial" w:cs="Arial"/>
-          <w:b/>
-          <w:bCs/>
-        </w:rPr>
-        <w:t xml:space="preserve">: </w:t>
-      </w:r>
-      <w:r>
-        <w:rPr>
-          <w:rFonts w:ascii="Arial" w:hAnsi="Arial" w:cs="Arial"/>
-        </w:rPr>
-        <w:t xml:space="preserve">Node.js </w:t>
-      </w:r>
-      <w:proofErr w:type="spellStart"/>
-      <w:r>
-        <w:rPr>
-          <w:rFonts w:ascii="Arial" w:hAnsi="Arial" w:cs="Arial"/>
-        </w:rPr>
-        <w:t>FileSystem</w:t>
-      </w:r>
-      <w:proofErr w:type="spellEnd"/>
-    </w:p>
-    <w:p>
-      <w:pPr>
-        <w:spacing w:after="0" w:line="480" w:lineRule="auto"/>
-        <w:jc w:val="both"/>
-        <w:rPr>
-          <w:rFonts w:ascii="Arial" w:hAnsi="Arial" w:cs="Arial"/>
-          <w:b/>
-          <w:bCs/>
-        </w:rPr>
-      </w:pPr>
-      <w:r>
-        <w:rPr>
-          <w:rFonts w:ascii="Arial" w:hAnsi="Arial" w:cs="Arial"/>
-          <w:b/>
-          <w:bCs/>
-        </w:rPr>
-        <w:t>Webserver</w:t>
-      </w:r>
-    </w:p>
-    <w:p>
-      <w:pPr>
-        <w:spacing w:after="0" w:line="480" w:lineRule="auto"/>
-        <w:jc w:val="both"/>
-        <w:rPr>
-          <w:rFonts w:ascii="Arial" w:hAnsi="Arial" w:cs="Arial"/>
-          <w:b/>
-          <w:bCs/>
-        </w:rPr>
-      </w:pPr>
-      <w:r>
-        <w:rPr>
-          <w:rFonts w:ascii="Arial" w:hAnsi="Arial" w:cs="Arial"/>
-          <w:b/>
-          <w:bCs/>
-        </w:rPr>
-        <w:t>Cordova File Plugin</w:t>
-      </w:r>
+        <w:t xml:space="preserve"> </w:t>
+      </w:r>
+      <w:r>
+        <w:rPr>
+          <w:rFonts w:ascii="Arial" w:hAnsi="Arial" w:cs="Arial"/>
+        </w:rPr>
+        <w:t>The</w:t>
+      </w:r>
+      <w:r>
+        <w:rPr>
+          <w:rFonts w:ascii="Arial" w:hAnsi="Arial" w:cs="Arial"/>
+        </w:rPr>
+        <w:t xml:space="preserve"> </w:t>
+      </w:r>
+      <w:r>
+        <w:rPr>
+          <w:rFonts w:ascii="Arial" w:hAnsi="Arial" w:cs="Arial"/>
+        </w:rPr>
+        <w:t xml:space="preserve">subject </w:t>
+      </w:r>
+      <w:r>
+        <w:rPr>
+          <w:rFonts w:ascii="Arial" w:hAnsi="Arial" w:cs="Arial"/>
+        </w:rPr>
+        <w:t>of</w:t>
+      </w:r>
+      <w:r>
+        <w:rPr>
+          <w:rFonts w:ascii="Arial" w:hAnsi="Arial" w:cs="Arial"/>
+        </w:rPr>
+        <w:t xml:space="preserve"> </w:t>
+      </w:r>
+      <w:r>
+        <w:rPr>
+          <w:rFonts w:ascii="Arial" w:hAnsi="Arial" w:cs="Arial"/>
+        </w:rPr>
+        <w:t xml:space="preserve">the </w:t>
+      </w:r>
+      <w:r>
+        <w:rPr>
+          <w:rFonts w:ascii="Arial" w:hAnsi="Arial" w:cs="Arial"/>
+        </w:rPr>
+        <w:t>conduct</w:t>
+      </w:r>
+      <w:r>
+        <w:rPr>
+          <w:rFonts w:ascii="Arial" w:hAnsi="Arial" w:cs="Arial"/>
+        </w:rPr>
+        <w:t xml:space="preserve"> of this study will be the</w:t>
+      </w:r>
+      <w:r>
+        <w:rPr>
+          <w:rFonts w:ascii="Arial" w:hAnsi="Arial" w:cs="Arial"/>
+        </w:rPr>
+        <w:t xml:space="preserve"> students </w:t>
+      </w:r>
+      <w:r>
+        <w:rPr>
+          <w:rFonts w:ascii="Arial" w:hAnsi="Arial" w:cs="Arial"/>
+        </w:rPr>
+        <w:t>of</w:t>
+      </w:r>
+      <w:r>
+        <w:rPr>
+          <w:rFonts w:ascii="Arial" w:hAnsi="Arial" w:cs="Arial"/>
+        </w:rPr>
+        <w:t xml:space="preserve"> Sta. Maria Integrated High School</w:t>
+      </w:r>
+      <w:r>
+        <w:rPr>
+          <w:rFonts w:ascii="Arial" w:hAnsi="Arial" w:cs="Arial"/>
+        </w:rPr>
+        <w:t xml:space="preserve">, </w:t>
+      </w:r>
+      <w:r>
+        <w:rPr>
+          <w:rFonts w:ascii="Arial" w:hAnsi="Arial" w:cs="Arial"/>
+        </w:rPr>
+        <w:t>Academic Year 202</w:t>
+      </w:r>
+      <w:r>
+        <w:rPr>
+          <w:rFonts w:ascii="Arial" w:hAnsi="Arial" w:cs="Arial"/>
+        </w:rPr>
+        <w:t>5</w:t>
+      </w:r>
+      <w:r>
+        <w:rPr>
+          <w:rFonts w:ascii="Arial" w:hAnsi="Arial" w:cs="Arial"/>
+        </w:rPr>
+        <w:t>-202</w:t>
+      </w:r>
+      <w:r>
+        <w:rPr>
+          <w:rFonts w:ascii="Arial" w:hAnsi="Arial" w:cs="Arial"/>
+        </w:rPr>
+        <w:t>6</w:t>
+      </w:r>
+      <w:r>
+        <w:rPr>
+          <w:rFonts w:ascii="Arial" w:hAnsi="Arial" w:cs="Arial"/>
+        </w:rPr>
+        <w:t>.</w:t>
+      </w:r>
+    </w:p>
+    <w:p>
+      <w:pPr>
+        <w:spacing w:after="0" w:line="480" w:lineRule="auto"/>
+        <w:jc w:val="both"/>
+        <w:rPr>
+          <w:rFonts w:ascii="Arial" w:hAnsi="Arial" w:cs="Arial"/>
+          <w:b/>
+          <w:bCs/>
+        </w:rPr>
+      </w:pPr>
+    </w:p>
+    <w:p>
+      <w:pPr>
+        <w:spacing w:after="0" w:line="480" w:lineRule="auto"/>
+        <w:jc w:val="both"/>
+        <w:rPr>
+          <w:rFonts w:ascii="Arial" w:hAnsi="Arial" w:cs="Arial"/>
+          <w:b/>
+          <w:bCs/>
+        </w:rPr>
+      </w:pPr>
+    </w:p>
+    <w:p>
+      <w:pPr>
+        <w:spacing w:after="0" w:line="480" w:lineRule="auto"/>
+        <w:jc w:val="both"/>
+        <w:rPr>
+          <w:rFonts w:ascii="Arial" w:hAnsi="Arial" w:cs="Arial"/>
+          <w:b/>
+          <w:bCs/>
+        </w:rPr>
+      </w:pPr>
+    </w:p>
+    <w:p>
+      <w:pPr>
+        <w:spacing w:after="0" w:line="480" w:lineRule="auto"/>
+        <w:jc w:val="both"/>
+        <w:rPr>
+          <w:rFonts w:ascii="Arial" w:hAnsi="Arial" w:cs="Arial"/>
+          <w:b/>
+          <w:bCs/>
+        </w:rPr>
+      </w:pPr>
+    </w:p>
+    <w:p>
+      <w:pPr>
+        <w:spacing w:after="0" w:line="480" w:lineRule="auto"/>
+        <w:jc w:val="both"/>
+        <w:rPr>
+          <w:rFonts w:ascii="Arial" w:hAnsi="Arial" w:cs="Arial"/>
+          <w:b/>
+          <w:bCs/>
+        </w:rPr>
+      </w:pPr>
+    </w:p>
+    <w:p>
+      <w:pPr>
+        <w:spacing w:after="0" w:line="480" w:lineRule="auto"/>
+        <w:jc w:val="both"/>
+        <w:rPr>
+          <w:rFonts w:ascii="Arial" w:hAnsi="Arial" w:cs="Arial"/>
+          <w:b/>
+          <w:bCs/>
+        </w:rPr>
+      </w:pPr>
+    </w:p>
+    <w:p>
+      <w:pPr>
+        <w:spacing w:after="0" w:line="480" w:lineRule="auto"/>
+        <w:jc w:val="both"/>
+        <w:rPr>
+          <w:rFonts w:ascii="Arial" w:hAnsi="Arial" w:cs="Arial"/>
+          <w:b/>
+          <w:bCs/>
+        </w:rPr>
+      </w:pPr>
+    </w:p>
+    <w:p>
+      <w:pPr>
+        <w:spacing w:after="0" w:line="480" w:lineRule="auto"/>
+        <w:jc w:val="both"/>
+        <w:rPr>
+          <w:rFonts w:ascii="Arial" w:hAnsi="Arial" w:cs="Arial"/>
+          <w:b/>
+          <w:bCs/>
+        </w:rPr>
+      </w:pPr>
+    </w:p>
+    <w:p>
+      <w:pPr>
+        <w:spacing w:after="0" w:line="480" w:lineRule="auto"/>
+        <w:jc w:val="both"/>
+        <w:rPr>
+          <w:rFonts w:ascii="Arial" w:hAnsi="Arial" w:cs="Arial"/>
+          <w:b/>
+          <w:bCs/>
+        </w:rPr>
+      </w:pPr>
+    </w:p>
+    <w:p>
+      <w:pPr>
+        <w:spacing w:after="0" w:line="480" w:lineRule="auto"/>
+        <w:jc w:val="both"/>
+        <w:rPr>
+          <w:rFonts w:ascii="Arial" w:hAnsi="Arial" w:cs="Arial"/>
+          <w:b/>
+          <w:bCs/>
+        </w:rPr>
+      </w:pPr>
+    </w:p>
+    <w:p>
+      <w:pPr>
+        <w:spacing w:after="0" w:line="480" w:lineRule="auto"/>
+        <w:jc w:val="both"/>
+        <w:rPr>
+          <w:rFonts w:ascii="Arial" w:hAnsi="Arial" w:cs="Arial"/>
+          <w:b/>
+          <w:bCs/>
+        </w:rPr>
+      </w:pPr>
+    </w:p>
+    <w:p>
+      <w:pPr>
+        <w:spacing w:after="0" w:line="480" w:lineRule="auto"/>
+        <w:jc w:val="both"/>
+        <w:rPr>
+          <w:rFonts w:ascii="Arial" w:hAnsi="Arial" w:cs="Arial"/>
+          <w:b/>
+          <w:bCs/>
+        </w:rPr>
+      </w:pPr>
+    </w:p>
+    <w:p>
+      <w:pPr>
+        <w:spacing w:after="0" w:line="480" w:lineRule="auto"/>
+        <w:jc w:val="both"/>
+        <w:rPr>
+          <w:rFonts w:ascii="Arial" w:hAnsi="Arial" w:cs="Arial"/>
+          <w:b/>
+          <w:bCs/>
+        </w:rPr>
+      </w:pPr>
+    </w:p>
+    <w:p>
+      <w:pPr>
+        <w:spacing w:after="0" w:line="480" w:lineRule="auto"/>
+        <w:jc w:val="both"/>
+        <w:rPr>
+          <w:rFonts w:ascii="Arial" w:hAnsi="Arial" w:cs="Arial"/>
+          <w:b/>
+          <w:bCs/>
+        </w:rPr>
+      </w:pPr>
+    </w:p>
+    <w:p>
+      <w:pPr>
+        <w:spacing w:after="0" w:line="480" w:lineRule="auto"/>
+        <w:jc w:val="both"/>
+        <w:rPr>
+          <w:rFonts w:ascii="Arial" w:hAnsi="Arial" w:cs="Arial"/>
+          <w:b/>
+          <w:bCs/>
+        </w:rPr>
+      </w:pPr>
+    </w:p>
+    <w:p>
+      <w:pPr>
+        <w:spacing w:after="0" w:line="480" w:lineRule="auto"/>
+        <w:jc w:val="both"/>
+        <w:rPr>
+          <w:rFonts w:ascii="Arial" w:hAnsi="Arial" w:cs="Arial"/>
+          <w:b/>
+          <w:bCs/>
+        </w:rPr>
+      </w:pPr>
+    </w:p>
+    <w:p>
+      <w:pPr>
+        <w:spacing w:after="0" w:line="480" w:lineRule="auto"/>
+        <w:jc w:val="both"/>
+        <w:rPr>
+          <w:rFonts w:ascii="Arial" w:hAnsi="Arial" w:cs="Arial"/>
+          <w:b/>
+          <w:bCs/>
+        </w:rPr>
+      </w:pPr>
+    </w:p>
+    <w:p>
+      <w:pPr>
+        <w:spacing w:after="0" w:line="480" w:lineRule="auto"/>
+        <w:jc w:val="both"/>
+        <w:rPr>
+          <w:rFonts w:ascii="Arial" w:hAnsi="Arial" w:cs="Arial"/>
+          <w:b/>
+          <w:bCs/>
+        </w:rPr>
+      </w:pPr>
+    </w:p>
+    <w:p>
+      <w:pPr>
+        <w:spacing w:after="0" w:line="480" w:lineRule="auto"/>
+        <w:jc w:val="both"/>
+        <w:rPr>
+          <w:rFonts w:ascii="Arial" w:hAnsi="Arial" w:cs="Arial"/>
+          <w:b/>
+          <w:bCs/>
+        </w:rPr>
+      </w:pPr>
+    </w:p>
+    <w:p>
+      <w:pPr>
+        <w:spacing w:after="0" w:line="480" w:lineRule="auto"/>
+        <w:jc w:val="both"/>
+        <w:rPr>
+          <w:rFonts w:ascii="Arial" w:hAnsi="Arial" w:cs="Arial"/>
+          <w:b/>
+          <w:bCs/>
+        </w:rPr>
+      </w:pPr>
+    </w:p>
+    <w:p>
+      <w:pPr>
+        <w:spacing w:after="0" w:line="480" w:lineRule="auto"/>
+        <w:jc w:val="both"/>
+        <w:rPr>
+          <w:rFonts w:ascii="Arial" w:hAnsi="Arial" w:cs="Arial"/>
+          <w:b/>
+          <w:bCs/>
+        </w:rPr>
+      </w:pPr>
     </w:p>
     <w:p>
       <w:pPr>
@@ -5867,16 +6226,8 @@
         <w:rPr>
           <w:rFonts w:ascii="Arial" w:hAnsi="Arial" w:cs="Arial"/>
         </w:rPr>
-        <w:t xml:space="preserve"> </w:t>
-      </w:r>
-      <w:proofErr w:type="spellStart"/>
-      <w:r>
-        <w:rPr>
-          <w:rFonts w:ascii="Arial" w:hAnsi="Arial" w:cs="Arial"/>
-        </w:rPr>
-        <w:t>Quieazy</w:t>
-      </w:r>
-      <w:proofErr w:type="spellEnd"/>
+        <w:t xml:space="preserve"> Quieazy</w:t>
+      </w:r>
       <w:r>
         <w:rPr>
           <w:rFonts w:ascii="Arial" w:hAnsi="Arial" w:cs="Arial"/>
@@ -5957,7 +6308,19 @@
         <w:rPr>
           <w:rFonts w:ascii="Arial" w:hAnsi="Arial" w:cs="Arial"/>
         </w:rPr>
-        <w:t xml:space="preserve">experimentation, but not truly an experiment.  It builds and analyzes the causal relationship between the </w:t>
+        <w:t>experimentation, but not truly an experiment.</w:t>
+      </w:r>
+      <w:r>
+        <w:rPr>
+          <w:rFonts w:ascii="Arial" w:hAnsi="Arial" w:cs="Arial"/>
+        </w:rPr>
+        <w:t xml:space="preserve">  </w:t>
+      </w:r>
+      <w:r>
+        <w:rPr>
+          <w:rFonts w:ascii="Arial" w:hAnsi="Arial" w:cs="Arial"/>
+        </w:rPr>
+        <w:t xml:space="preserve">It builds and analyzes the causal relationship between the </w:t>
       </w:r>
       <w:r>
         <w:rPr>
@@ -6807,25 +7170,7 @@
                 <w:b/>
                 <w:bCs/>
               </w:rPr>
-              <w:t>Amount (</w:t>
-            </w:r>
-            <w:proofErr w:type="spellStart"/>
-            <w:r>
-              <w:rPr>
-                <w:rFonts w:ascii="Arial" w:hAnsi="Arial" w:cs="Arial"/>
-                <w:b/>
-                <w:bCs/>
-              </w:rPr>
-              <w:t>Php</w:t>
-            </w:r>
-            <w:proofErr w:type="spellEnd"/>
-            <w:r>
-              <w:rPr>
-                <w:rFonts w:ascii="Arial" w:hAnsi="Arial" w:cs="Arial"/>
-                <w:b/>
-                <w:bCs/>
-              </w:rPr>
-              <w:t>)</w:t>
+              <w:t>Amount (Php)</w:t>
             </w:r>
           </w:p>
         </w:tc>
@@ -6849,25 +7194,7 @@
                 <w:b/>
                 <w:bCs/>
               </w:rPr>
-              <w:t>Total Amount (</w:t>
-            </w:r>
-            <w:proofErr w:type="spellStart"/>
-            <w:r>
-              <w:rPr>
-                <w:rFonts w:ascii="Arial" w:hAnsi="Arial" w:cs="Arial"/>
-                <w:b/>
-                <w:bCs/>
-              </w:rPr>
-              <w:t>Php</w:t>
-            </w:r>
-            <w:proofErr w:type="spellEnd"/>
-            <w:r>
-              <w:rPr>
-                <w:rFonts w:ascii="Arial" w:hAnsi="Arial" w:cs="Arial"/>
-                <w:b/>
-                <w:bCs/>
-              </w:rPr>
-              <w:t>)</w:t>
+              <w:t>Total Amount (Php)</w:t>
             </w:r>
           </w:p>
         </w:tc>
@@ -8120,7 +8447,6 @@
               <w:top w:val="double" w:sz="4" w:space="0" w:color="auto"/>
               <w:bottom w:val="single" w:sz="4" w:space="0" w:color="auto"/>
             </w:tcBorders>
-            <w:shd w:val="clear" w:color="auto" w:fill="auto"/>
             <w:noWrap/>
             <w:vAlign w:val="center"/>
             <w:hideMark/>
@@ -8173,7 +8499,6 @@
               <w:top w:val="double" w:sz="4" w:space="0" w:color="auto"/>
               <w:bottom w:val="single" w:sz="4" w:space="0" w:color="auto"/>
             </w:tcBorders>
-            <w:shd w:val="clear" w:color="auto" w:fill="auto"/>
             <w:noWrap/>
             <w:vAlign w:val="center"/>
             <w:hideMark/>
@@ -8213,7 +8538,6 @@
               <w:top w:val="double" w:sz="4" w:space="0" w:color="auto"/>
               <w:bottom w:val="single" w:sz="4" w:space="0" w:color="auto"/>
             </w:tcBorders>
-            <w:shd w:val="clear" w:color="auto" w:fill="auto"/>
             <w:noWrap/>
             <w:vAlign w:val="center"/>
             <w:hideMark/>
@@ -8269,7 +8593,6 @@
             <w:tcBorders>
               <w:top w:val="single" w:sz="4" w:space="0" w:color="auto"/>
             </w:tcBorders>
-            <w:shd w:val="clear" w:color="auto" w:fill="auto"/>
             <w:noWrap/>
             <w:vAlign w:val="center"/>
             <w:hideMark/>
@@ -8320,7 +8643,6 @@
             <w:tcBorders>
               <w:top w:val="single" w:sz="4" w:space="0" w:color="auto"/>
             </w:tcBorders>
-            <w:shd w:val="clear" w:color="auto" w:fill="auto"/>
             <w:noWrap/>
             <w:vAlign w:val="center"/>
             <w:hideMark/>
@@ -8355,7 +8677,6 @@
             <w:tcBorders>
               <w:top w:val="single" w:sz="4" w:space="0" w:color="auto"/>
             </w:tcBorders>
-            <w:shd w:val="clear" w:color="auto" w:fill="auto"/>
             <w:noWrap/>
             <w:vAlign w:val="center"/>
             <w:hideMark/>
@@ -8392,7 +8713,6 @@
         <w:tc>
           <w:tcPr>
             <w:tcW w:w="1866" w:type="pct"/>
-            <w:shd w:val="clear" w:color="auto" w:fill="auto"/>
             <w:noWrap/>
             <w:vAlign w:val="center"/>
             <w:hideMark/>
@@ -8440,7 +8760,6 @@
         <w:tc>
           <w:tcPr>
             <w:tcW w:w="1429" w:type="pct"/>
-            <w:shd w:val="clear" w:color="auto" w:fill="auto"/>
             <w:noWrap/>
             <w:vAlign w:val="center"/>
             <w:hideMark/>
@@ -8472,7 +8791,6 @@
         <w:tc>
           <w:tcPr>
             <w:tcW w:w="1704" w:type="pct"/>
-            <w:shd w:val="clear" w:color="auto" w:fill="auto"/>
             <w:noWrap/>
             <w:vAlign w:val="center"/>
             <w:hideMark/>
@@ -8512,7 +8830,6 @@
             <w:tcBorders>
               <w:bottom w:val="single" w:sz="4" w:space="0" w:color="auto"/>
             </w:tcBorders>
-            <w:shd w:val="clear" w:color="auto" w:fill="auto"/>
             <w:noWrap/>
             <w:vAlign w:val="center"/>
             <w:hideMark/>
@@ -8563,7 +8880,6 @@
             <w:tcBorders>
               <w:bottom w:val="single" w:sz="4" w:space="0" w:color="auto"/>
             </w:tcBorders>
-            <w:shd w:val="clear" w:color="auto" w:fill="auto"/>
             <w:noWrap/>
             <w:vAlign w:val="center"/>
             <w:hideMark/>
@@ -8598,7 +8914,6 @@
             <w:tcBorders>
               <w:bottom w:val="single" w:sz="4" w:space="0" w:color="auto"/>
             </w:tcBorders>
-            <w:shd w:val="clear" w:color="auto" w:fill="auto"/>
             <w:noWrap/>
             <w:vAlign w:val="center"/>
             <w:hideMark/>
@@ -8641,7 +8956,6 @@
               <w:bottom w:val="double" w:sz="4" w:space="0" w:color="auto"/>
               <w:right w:val="nil"/>
             </w:tcBorders>
-            <w:shd w:val="clear" w:color="auto" w:fill="auto"/>
             <w:noWrap/>
             <w:vAlign w:val="center"/>
           </w:tcPr>
@@ -8682,7 +8996,6 @@
               <w:bottom w:val="double" w:sz="4" w:space="0" w:color="auto"/>
               <w:right w:val="nil"/>
             </w:tcBorders>
-            <w:shd w:val="clear" w:color="auto" w:fill="auto"/>
             <w:noWrap/>
             <w:vAlign w:val="center"/>
           </w:tcPr>
@@ -8723,7 +9036,6 @@
               <w:bottom w:val="double" w:sz="4" w:space="0" w:color="auto"/>
               <w:right w:val="nil"/>
             </w:tcBorders>
-            <w:shd w:val="clear" w:color="auto" w:fill="auto"/>
             <w:noWrap/>
             <w:vAlign w:val="center"/>
           </w:tcPr>
@@ -8873,7 +9185,6 @@
         <w:tab/>
         <w:t xml:space="preserve"> </w:t>
       </w:r>
-      <w:proofErr w:type="gramStart"/>
       <w:r>
         <w:rPr>
           <w:rFonts w:ascii="Arial" w:hAnsi="Arial" w:cs="Arial"/>
@@ -8895,21 +9206,7 @@
           <w:szCs w:val="20"/>
           <w:lang w:val="en-US"/>
         </w:rPr>
-        <w:t>Treatment</w:t>
-      </w:r>
-      <w:proofErr w:type="gramEnd"/>
-      <w:r>
-        <w:rPr>
-          <w:rFonts w:ascii="Arial" w:hAnsi="Arial" w:cs="Arial"/>
-          <w:b/>
-          <w:bCs/>
-          <w:i/>
-          <w:iCs/>
-          <w:sz w:val="20"/>
-          <w:szCs w:val="20"/>
-          <w:lang w:val="en-US"/>
-        </w:rPr>
-        <w:t xml:space="preserve"> 3</w:t>
+        <w:t>Treatment 3</w:t>
       </w:r>
       <w:r>
         <w:rPr>
@@ -17475,6 +17772,7 @@
   <w:style w:type="character" w:default="1" w:styleId="DefaultParagraphFont">
     <w:name w:val="Default Paragraph Font"/>
     <w:uiPriority w:val="1"/>
+    <w:semiHidden/>
     <w:unhideWhenUsed/>
   </w:style>
   <w:style w:type="table" w:default="1" w:styleId="TableNormal">

--- a/SHS/Group 6_Manuscript_Raw.docx
+++ b/SHS/Group 6_Manuscript_Raw.docx
@@ -677,7 +677,15 @@
           <w:rFonts w:ascii="Arial" w:hAnsi="Arial" w:cs="Arial"/>
           <w:lang w:val="en-US"/>
         </w:rPr>
-        <w:t>Despite the growing importance of the internet on our society, people nowadays are just using their gadgets mostly to entertain themselves.</w:t>
+        <w:t>Despite the growing importance of the internet on our society, people nowadays are just using their gadgets mostly to entertain themselves</w:t>
+      </w:r>
+      <w:proofErr w:type="gramStart"/>
+      <w:r>
+        <w:rPr>
+          <w:rFonts w:ascii="Arial" w:hAnsi="Arial" w:cs="Arial"/>
+          <w:lang w:val="en-US"/>
+        </w:rPr>
+        <w:t>.</w:t>
       </w:r>
       <w:r>
         <w:rPr>
@@ -691,21 +699,23 @@
           <w:rFonts w:ascii="Arial" w:hAnsi="Arial" w:cs="Arial"/>
           <w:lang w:val="en-US"/>
         </w:rPr>
-        <w:t xml:space="preserve"> There are already existing quiz applications, but they never suffice. </w:t>
-      </w:r>
-      <w:r>
-        <w:rPr>
-          <w:rFonts w:ascii="Arial" w:hAnsi="Arial" w:cs="Arial"/>
-          <w:lang w:val="en-US"/>
-        </w:rPr>
         <w:t xml:space="preserve"> </w:t>
       </w:r>
-      <w:r>
-        <w:rPr>
-          <w:rFonts w:ascii="Arial" w:hAnsi="Arial" w:cs="Arial"/>
-          <w:lang w:val="en-US"/>
-        </w:rPr>
-        <w:t xml:space="preserve">Their features or the app itself are behind a paywall. </w:t>
+      <w:proofErr w:type="gramEnd"/>
+      <w:r>
+        <w:rPr>
+          <w:rFonts w:ascii="Arial" w:hAnsi="Arial" w:cs="Arial"/>
+          <w:lang w:val="en-US"/>
+        </w:rPr>
+        <w:t>There are already existing quiz applications, but they never suffice</w:t>
+      </w:r>
+      <w:proofErr w:type="gramStart"/>
+      <w:r>
+        <w:rPr>
+          <w:rFonts w:ascii="Arial" w:hAnsi="Arial" w:cs="Arial"/>
+          <w:lang w:val="en-US"/>
+        </w:rPr>
+        <w:t xml:space="preserve">. </w:t>
       </w:r>
       <w:r>
         <w:rPr>
@@ -714,6 +724,30 @@
         </w:rPr>
         <w:t xml:space="preserve"> </w:t>
       </w:r>
+      <w:proofErr w:type="gramEnd"/>
+      <w:r>
+        <w:rPr>
+          <w:rFonts w:ascii="Arial" w:hAnsi="Arial" w:cs="Arial"/>
+          <w:lang w:val="en-US"/>
+        </w:rPr>
+        <w:t>Their features or the app itself are behind a paywall</w:t>
+      </w:r>
+      <w:proofErr w:type="gramStart"/>
+      <w:r>
+        <w:rPr>
+          <w:rFonts w:ascii="Arial" w:hAnsi="Arial" w:cs="Arial"/>
+          <w:lang w:val="en-US"/>
+        </w:rPr>
+        <w:t xml:space="preserve">. </w:t>
+      </w:r>
+      <w:r>
+        <w:rPr>
+          <w:rFonts w:ascii="Arial" w:hAnsi="Arial" w:cs="Arial"/>
+          <w:lang w:val="en-US"/>
+        </w:rPr>
+        <w:t xml:space="preserve"> </w:t>
+      </w:r>
+      <w:proofErr w:type="gramEnd"/>
       <w:r>
         <w:rPr>
           <w:rFonts w:ascii="Arial" w:hAnsi="Arial" w:cs="Arial"/>
@@ -737,7 +771,89 @@
           <w:lang w:val="en-US"/>
         </w:rPr>
         <w:tab/>
-        <w:t>The most notable dilemma that we aim to resolve is the lack of internet connection, as all existing apps require internet to host and monitor a quiz session.</w:t>
+        <w:t>The most notable dilemma that</w:t>
+      </w:r>
+      <w:r>
+        <w:rPr>
+          <w:rFonts w:ascii="Arial" w:hAnsi="Arial" w:cs="Arial"/>
+          <w:lang w:val="en-US"/>
+        </w:rPr>
+        <w:t xml:space="preserve"> </w:t>
+      </w:r>
+      <w:proofErr w:type="gramStart"/>
+      <w:r>
+        <w:rPr>
+          <w:rFonts w:ascii="Arial" w:hAnsi="Arial" w:cs="Arial"/>
+          <w:lang w:val="en-US"/>
+        </w:rPr>
+        <w:t>is</w:t>
+      </w:r>
+      <w:r>
+        <w:rPr>
+          <w:rFonts w:ascii="Arial" w:hAnsi="Arial" w:cs="Arial"/>
+          <w:lang w:val="en-US"/>
+        </w:rPr>
+        <w:t xml:space="preserve"> aim</w:t>
+      </w:r>
+      <w:r>
+        <w:rPr>
+          <w:rFonts w:ascii="Arial" w:hAnsi="Arial" w:cs="Arial"/>
+          <w:lang w:val="en-US"/>
+        </w:rPr>
+        <w:t>ed</w:t>
+      </w:r>
+      <w:proofErr w:type="gramEnd"/>
+      <w:r>
+        <w:rPr>
+          <w:rFonts w:ascii="Arial" w:hAnsi="Arial" w:cs="Arial"/>
+          <w:lang w:val="en-US"/>
+        </w:rPr>
+        <w:t xml:space="preserve"> to</w:t>
+      </w:r>
+      <w:r>
+        <w:rPr>
+          <w:rFonts w:ascii="Arial" w:hAnsi="Arial" w:cs="Arial"/>
+          <w:lang w:val="en-US"/>
+        </w:rPr>
+        <w:t xml:space="preserve"> </w:t>
+      </w:r>
+      <w:proofErr w:type="gramStart"/>
+      <w:r>
+        <w:rPr>
+          <w:rFonts w:ascii="Arial" w:hAnsi="Arial" w:cs="Arial"/>
+          <w:lang w:val="en-US"/>
+        </w:rPr>
+        <w:t>be</w:t>
+      </w:r>
+      <w:r>
+        <w:rPr>
+          <w:rFonts w:ascii="Arial" w:hAnsi="Arial" w:cs="Arial"/>
+          <w:lang w:val="en-US"/>
+        </w:rPr>
+        <w:t xml:space="preserve"> resolve</w:t>
+      </w:r>
+      <w:r>
+        <w:rPr>
+          <w:rFonts w:ascii="Arial" w:hAnsi="Arial" w:cs="Arial"/>
+          <w:lang w:val="en-US"/>
+        </w:rPr>
+        <w:t>d</w:t>
+      </w:r>
+      <w:proofErr w:type="gramEnd"/>
+      <w:r>
+        <w:rPr>
+          <w:rFonts w:ascii="Arial" w:hAnsi="Arial" w:cs="Arial"/>
+          <w:lang w:val="en-US"/>
+        </w:rPr>
+        <w:t xml:space="preserve"> is the lack of internet connection, as all existing apps require internet to host and monitor a quiz session</w:t>
+      </w:r>
+      <w:proofErr w:type="gramStart"/>
+      <w:r>
+        <w:rPr>
+          <w:rFonts w:ascii="Arial" w:hAnsi="Arial" w:cs="Arial"/>
+          <w:lang w:val="en-US"/>
+        </w:rPr>
+        <w:t>.</w:t>
       </w:r>
       <w:r>
         <w:rPr>
@@ -746,12 +862,29 @@
         </w:rPr>
         <w:t xml:space="preserve">  </w:t>
       </w:r>
-      <w:r>
-        <w:rPr>
-          <w:rFonts w:ascii="Arial" w:hAnsi="Arial" w:cs="Arial"/>
-          <w:lang w:val="en-US"/>
-        </w:rPr>
-        <w:t xml:space="preserve">Other than that, some places like mountains and remote locations still have slow or absence of internet connection. </w:t>
+      <w:proofErr w:type="gramEnd"/>
+      <w:r>
+        <w:rPr>
+          <w:rFonts w:ascii="Arial" w:hAnsi="Arial" w:cs="Arial"/>
+          <w:lang w:val="en-US"/>
+        </w:rPr>
+        <w:t xml:space="preserve">Other than that, </w:t>
+      </w:r>
+      <w:proofErr w:type="gramStart"/>
+      <w:r>
+        <w:rPr>
+          <w:rFonts w:ascii="Arial" w:hAnsi="Arial" w:cs="Arial"/>
+          <w:lang w:val="en-US"/>
+        </w:rPr>
+        <w:t>some</w:t>
+      </w:r>
+      <w:proofErr w:type="gramEnd"/>
+      <w:r>
+        <w:rPr>
+          <w:rFonts w:ascii="Arial" w:hAnsi="Arial" w:cs="Arial"/>
+          <w:lang w:val="en-US"/>
+        </w:rPr>
+        <w:t xml:space="preserve"> places like mountains and remote locations still have slow or absence of internet connection. </w:t>
       </w:r>
     </w:p>
     <w:p>
@@ -769,7 +902,23 @@
           <w:lang w:val="en-US"/>
         </w:rPr>
         <w:tab/>
-        <w:t>This study delves into the implementation and impact of a fun and accessible quiz application, that can host and monitor quiz sessions offline.</w:t>
+        <w:t xml:space="preserve">This study delves into the implementation and impact of a fun and accessible quiz application, </w:t>
+      </w:r>
+      <w:proofErr w:type="gramStart"/>
+      <w:r>
+        <w:rPr>
+          <w:rFonts w:ascii="Arial" w:hAnsi="Arial" w:cs="Arial"/>
+          <w:lang w:val="en-US"/>
+        </w:rPr>
+        <w:t>that</w:t>
+      </w:r>
+      <w:proofErr w:type="gramEnd"/>
+      <w:r>
+        <w:rPr>
+          <w:rFonts w:ascii="Arial" w:hAnsi="Arial" w:cs="Arial"/>
+          <w:lang w:val="en-US"/>
+        </w:rPr>
+        <w:t xml:space="preserve"> can host and monitor quiz sessions offline.</w:t>
       </w:r>
     </w:p>
     <w:p>
@@ -893,8 +1042,19 @@
           <w:lang w:val="en-US"/>
         </w:rPr>
         <w:lastRenderedPageBreak/>
-        <w:t>Background of the Study</w:t>
-      </w:r>
+        <w:t xml:space="preserve">Background of </w:t>
+      </w:r>
+      <w:proofErr w:type="gramStart"/>
+      <w:r>
+        <w:rPr>
+          <w:rFonts w:ascii="Arial" w:hAnsi="Arial" w:cs="Arial"/>
+          <w:b/>
+          <w:bCs/>
+          <w:lang w:val="en-US"/>
+        </w:rPr>
+        <w:t>the Study</w:t>
+      </w:r>
+      <w:proofErr w:type="gramEnd"/>
     </w:p>
     <w:p>
       <w:pPr>
@@ -933,7 +1093,103 @@
           <w:rFonts w:ascii="Arial" w:hAnsi="Arial" w:cs="Arial"/>
           <w:lang w:val="en-US"/>
         </w:rPr>
-        <w:t xml:space="preserve">without the need for the internet.  The purpose of the project is to assist educators in developing tests in a particular field even in the absence of internet access.  Some pupils are dependent on their devices and have an attachment to them.  Therefore, using gadgets will undoubtedly contribute to giving technology a purpose.  It will also be of great assistance in areas where internet connectivity is lacking.  Additionally, it will offer a paywall-free application to all users.  The development of an offline quiz </w:t>
+        <w:t>without the need for the internet</w:t>
+      </w:r>
+      <w:proofErr w:type="gramStart"/>
+      <w:r>
+        <w:rPr>
+          <w:rFonts w:ascii="Arial" w:hAnsi="Arial" w:cs="Arial"/>
+          <w:lang w:val="en-US"/>
+        </w:rPr>
+        <w:t xml:space="preserve">.  </w:t>
+      </w:r>
+      <w:proofErr w:type="gramEnd"/>
+      <w:r>
+        <w:rPr>
+          <w:rFonts w:ascii="Arial" w:hAnsi="Arial" w:cs="Arial"/>
+          <w:lang w:val="en-US"/>
+        </w:rPr>
+        <w:t>The purpose of the project is to assist educators in developing tests in a particular field even in the absence of internet access</w:t>
+      </w:r>
+      <w:proofErr w:type="gramStart"/>
+      <w:r>
+        <w:rPr>
+          <w:rFonts w:ascii="Arial" w:hAnsi="Arial" w:cs="Arial"/>
+          <w:lang w:val="en-US"/>
+        </w:rPr>
+        <w:t>.  Some</w:t>
+      </w:r>
+      <w:proofErr w:type="gramEnd"/>
+      <w:r>
+        <w:rPr>
+          <w:rFonts w:ascii="Arial" w:hAnsi="Arial" w:cs="Arial"/>
+          <w:lang w:val="en-US"/>
+        </w:rPr>
+        <w:t xml:space="preserve"> pupils are dependent on their devices and have an attachment to them</w:t>
+      </w:r>
+      <w:proofErr w:type="gramStart"/>
+      <w:r>
+        <w:rPr>
+          <w:rFonts w:ascii="Arial" w:hAnsi="Arial" w:cs="Arial"/>
+          <w:lang w:val="en-US"/>
+        </w:rPr>
+        <w:t xml:space="preserve">.  </w:t>
+      </w:r>
+      <w:proofErr w:type="gramEnd"/>
+      <w:r>
+        <w:rPr>
+          <w:rFonts w:ascii="Arial" w:hAnsi="Arial" w:cs="Arial"/>
+          <w:lang w:val="en-US"/>
+        </w:rPr>
+        <w:t>Therefore, using gadgets will undoubtedly contribute to giving technology a purpose</w:t>
+      </w:r>
+      <w:proofErr w:type="gramStart"/>
+      <w:r>
+        <w:rPr>
+          <w:rFonts w:ascii="Arial" w:hAnsi="Arial" w:cs="Arial"/>
+          <w:lang w:val="en-US"/>
+        </w:rPr>
+        <w:t xml:space="preserve">.  </w:t>
+      </w:r>
+      <w:proofErr w:type="gramEnd"/>
+      <w:r>
+        <w:rPr>
+          <w:rFonts w:ascii="Arial" w:hAnsi="Arial" w:cs="Arial"/>
+          <w:lang w:val="en-US"/>
+        </w:rPr>
+        <w:t>It will also be of great assistance in areas where internet connectivity is lacking</w:t>
+      </w:r>
+      <w:proofErr w:type="gramStart"/>
+      <w:r>
+        <w:rPr>
+          <w:rFonts w:ascii="Arial" w:hAnsi="Arial" w:cs="Arial"/>
+          <w:lang w:val="en-US"/>
+        </w:rPr>
+        <w:t xml:space="preserve">.  </w:t>
+      </w:r>
+      <w:proofErr w:type="gramEnd"/>
+      <w:r>
+        <w:rPr>
+          <w:rFonts w:ascii="Arial" w:hAnsi="Arial" w:cs="Arial"/>
+          <w:lang w:val="en-US"/>
+        </w:rPr>
+        <w:t>Additionally, it will offer a paywall-free application to all users</w:t>
+      </w:r>
+      <w:proofErr w:type="gramStart"/>
+      <w:r>
+        <w:rPr>
+          <w:rFonts w:ascii="Arial" w:hAnsi="Arial" w:cs="Arial"/>
+          <w:lang w:val="en-US"/>
+        </w:rPr>
+        <w:t xml:space="preserve">.  </w:t>
+      </w:r>
+      <w:proofErr w:type="gramEnd"/>
+      <w:r>
+        <w:rPr>
+          <w:rFonts w:ascii="Arial" w:hAnsi="Arial" w:cs="Arial"/>
+          <w:lang w:val="en-US"/>
+        </w:rPr>
+        <w:t xml:space="preserve">The development of an offline quiz </w:t>
       </w:r>
       <w:r>
         <w:rPr>
@@ -947,7 +1203,55 @@
           <w:rFonts w:ascii="Arial" w:hAnsi="Arial" w:cs="Arial"/>
           <w:lang w:val="en-US"/>
         </w:rPr>
-        <w:t xml:space="preserve"> aims to enhance security, accuracy and accessibility in various learning environments.  The intended purpose of the study is to assess the development of a different, entertaining, and user-friendly quiz creator application that can function live offline.  Additionally, it enables users to design and administer quizzes in classrooms, workplaces, or remote areas without disruptions caused by network issue</w:t>
+        <w:t xml:space="preserve"> aims to enhance security, </w:t>
+      </w:r>
+      <w:proofErr w:type="gramStart"/>
+      <w:r>
+        <w:rPr>
+          <w:rFonts w:ascii="Arial" w:hAnsi="Arial" w:cs="Arial"/>
+          <w:lang w:val="en-US"/>
+        </w:rPr>
+        <w:t>accuracy</w:t>
+      </w:r>
+      <w:proofErr w:type="gramEnd"/>
+      <w:r>
+        <w:rPr>
+          <w:rFonts w:ascii="Arial" w:hAnsi="Arial" w:cs="Arial"/>
+          <w:lang w:val="en-US"/>
+        </w:rPr>
+        <w:t xml:space="preserve"> and accessibility in various learning environments</w:t>
+      </w:r>
+      <w:proofErr w:type="gramStart"/>
+      <w:r>
+        <w:rPr>
+          <w:rFonts w:ascii="Arial" w:hAnsi="Arial" w:cs="Arial"/>
+          <w:lang w:val="en-US"/>
+        </w:rPr>
+        <w:t xml:space="preserve">.  </w:t>
+      </w:r>
+      <w:proofErr w:type="gramEnd"/>
+      <w:r>
+        <w:rPr>
+          <w:rFonts w:ascii="Arial" w:hAnsi="Arial" w:cs="Arial"/>
+          <w:lang w:val="en-US"/>
+        </w:rPr>
+        <w:t>The intended purpose of the study is to assess the development of a different, entertaining, and user-friendly quiz creator application that can function live offline</w:t>
+      </w:r>
+      <w:proofErr w:type="gramStart"/>
+      <w:r>
+        <w:rPr>
+          <w:rFonts w:ascii="Arial" w:hAnsi="Arial" w:cs="Arial"/>
+          <w:lang w:val="en-US"/>
+        </w:rPr>
+        <w:t xml:space="preserve">.  </w:t>
+      </w:r>
+      <w:proofErr w:type="gramEnd"/>
+      <w:r>
+        <w:rPr>
+          <w:rFonts w:ascii="Arial" w:hAnsi="Arial" w:cs="Arial"/>
+          <w:lang w:val="en-US"/>
+        </w:rPr>
+        <w:t>Additionally, it enables users to design and administer quizzes in classrooms, workplaces, or remote areas without disruptions caused by network issue</w:t>
       </w:r>
       <w:r>
         <w:rPr>
@@ -993,7 +1297,23 @@
           <w:rFonts w:ascii="Arial" w:hAnsi="Arial" w:cs="Arial"/>
           <w:lang w:val="en-US"/>
         </w:rPr>
-        <w:t xml:space="preserve"> with live functionality, focusing on its impact on learning experiences, usability, and reliability.  By leveraging local storage and real-time interaction features, the system seeks to provide an effective alternative to online quiz platforms, ensuring seamless assessment experiences in diverse educational and professional settings.</w:t>
+        <w:t xml:space="preserve"> with live functionality, focusing on its impact on learning experiences, usability, and reliability</w:t>
+      </w:r>
+      <w:proofErr w:type="gramStart"/>
+      <w:r>
+        <w:rPr>
+          <w:rFonts w:ascii="Arial" w:hAnsi="Arial" w:cs="Arial"/>
+          <w:lang w:val="en-US"/>
+        </w:rPr>
+        <w:t xml:space="preserve">.  </w:t>
+      </w:r>
+      <w:proofErr w:type="gramEnd"/>
+      <w:r>
+        <w:rPr>
+          <w:rFonts w:ascii="Arial" w:hAnsi="Arial" w:cs="Arial"/>
+          <w:lang w:val="en-US"/>
+        </w:rPr>
+        <w:t>By leveraging local storage and real-time interaction features, the system seeks to provide an effective alternative to online quiz platforms, ensuring seamless assessment experiences in diverse educational and professional settings.</w:t>
       </w:r>
     </w:p>
     <w:p>
@@ -1146,7 +1466,13 @@
         <w:rPr>
           <w:rFonts w:ascii="Arial" w:hAnsi="Arial" w:cs="Arial"/>
         </w:rPr>
-        <w:t xml:space="preserve">We must appreciate the </w:t>
+        <w:t>Programmers</w:t>
+      </w:r>
+      <w:r>
+        <w:rPr>
+          <w:rFonts w:ascii="Arial" w:hAnsi="Arial" w:cs="Arial"/>
+        </w:rPr>
+        <w:t xml:space="preserve"> must appreciate the </w:t>
       </w:r>
       <w:r>
         <w:rPr>
@@ -1247,7 +1573,19 @@
         <w:rPr>
           <w:rFonts w:ascii="Arial" w:hAnsi="Arial" w:cs="Arial"/>
         </w:rPr>
-        <w:t xml:space="preserve"> observed that there is a significant increase in learner’s engagement and improvement of active learning principles compared to learning with only text itself.</w:t>
+        <w:t xml:space="preserve"> observed that there is a significant increase in</w:t>
+      </w:r>
+      <w:r>
+        <w:rPr>
+          <w:rFonts w:ascii="Arial" w:hAnsi="Arial" w:cs="Arial"/>
+        </w:rPr>
+        <w:t xml:space="preserve"> the</w:t>
+      </w:r>
+      <w:r>
+        <w:rPr>
+          <w:rFonts w:ascii="Arial" w:hAnsi="Arial" w:cs="Arial"/>
+        </w:rPr>
+        <w:t xml:space="preserve"> learner’s engagement and improvement of active learning principles compared to learning with only text itself.</w:t>
       </w:r>
       <w:r>
         <w:rPr>
@@ -1845,6 +2183,586 @@
           <w:rFonts w:ascii="Arial" w:hAnsi="Arial" w:cs="Arial"/>
         </w:rPr>
       </w:pPr>
+      <w:r>
+        <w:rPr>
+          <w:rFonts w:ascii="Arial" w:hAnsi="Arial" w:cs="Arial"/>
+          <w:noProof/>
+          <w:lang w:eastAsia="en-PH"/>
+        </w:rPr>
+        <mc:AlternateContent>
+          <mc:Choice Requires="wps">
+            <w:drawing>
+              <wp:anchor distT="45720" distB="45720" distL="114300" distR="114300" simplePos="0" relativeHeight="251661312" behindDoc="1" locked="0" layoutInCell="1" allowOverlap="1" wp14:anchorId="31AE831C" wp14:editId="1F9DB8C7">
+                <wp:simplePos x="0" y="0"/>
+                <wp:positionH relativeFrom="margin">
+                  <wp:posOffset>3908066</wp:posOffset>
+                </wp:positionH>
+                <wp:positionV relativeFrom="paragraph">
+                  <wp:posOffset>15240</wp:posOffset>
+                </wp:positionV>
+                <wp:extent cx="1504950" cy="4171950"/>
+                <wp:effectExtent l="0" t="0" r="19050" b="19050"/>
+                <wp:wrapNone/>
+                <wp:docPr id="2" name="Text Box 2"/>
+                <wp:cNvGraphicFramePr>
+                  <a:graphicFrameLocks xmlns:a="http://schemas.openxmlformats.org/drawingml/2006/main"/>
+                </wp:cNvGraphicFramePr>
+                <a:graphic xmlns:a="http://schemas.openxmlformats.org/drawingml/2006/main">
+                  <a:graphicData uri="http://schemas.microsoft.com/office/word/2010/wordprocessingShape">
+                    <wps:wsp>
+                      <wps:cNvSpPr txBox="1">
+                        <a:spLocks noChangeArrowheads="1"/>
+                      </wps:cNvSpPr>
+                      <wps:spPr bwMode="auto">
+                        <a:xfrm>
+                          <a:off x="0" y="0"/>
+                          <a:ext cx="1504950" cy="4171950"/>
+                        </a:xfrm>
+                        <a:prstGeom prst="rect">
+                          <a:avLst/>
+                        </a:prstGeom>
+                      </wps:spPr>
+                      <wps:style>
+                        <a:lnRef idx="2">
+                          <a:schemeClr val="dk1"/>
+                        </a:lnRef>
+                        <a:fillRef idx="1">
+                          <a:schemeClr val="lt1"/>
+                        </a:fillRef>
+                        <a:effectRef idx="0">
+                          <a:schemeClr val="dk1"/>
+                        </a:effectRef>
+                        <a:fontRef idx="minor">
+                          <a:schemeClr val="dk1"/>
+                        </a:fontRef>
+                      </wps:style>
+                      <wps:txbx>
+                        <w:txbxContent>
+                          <w:p>
+                            <w:pPr>
+                              <w:jc w:val="center"/>
+                              <w:rPr>
+                                <w:rFonts w:ascii="Arial" w:hAnsi="Arial" w:cs="Arial"/>
+                              </w:rPr>
+                            </w:pPr>
+                            <w:r>
+                              <w:rPr>
+                                <w:rFonts w:ascii="Arial" w:hAnsi="Arial" w:cs="Arial"/>
+                                <w:b/>
+                              </w:rPr>
+                              <w:t>OUTPUT</w:t>
+                            </w:r>
+                          </w:p>
+                          <w:p>
+                            <w:pPr>
+                              <w:rPr>
+                                <w:rFonts w:ascii="Arial" w:hAnsi="Arial" w:cs="Arial"/>
+                              </w:rPr>
+                            </w:pPr>
+                            <w:r>
+                              <w:rPr>
+                                <w:rFonts w:ascii="Arial" w:hAnsi="Arial" w:cs="Arial"/>
+                              </w:rPr>
+                              <w:t xml:space="preserve">- </w:t>
+                            </w:r>
+                            <w:r>
+                              <w:rPr>
+                                <w:rFonts w:ascii="Arial" w:hAnsi="Arial" w:cs="Arial"/>
+                              </w:rPr>
+                              <w:t>Q</w:t>
+                            </w:r>
+                            <w:r>
+                              <w:rPr>
+                                <w:rFonts w:ascii="Arial" w:hAnsi="Arial" w:cs="Arial"/>
+                              </w:rPr>
+                              <w:t>uieazy</w:t>
+                            </w:r>
+                            <w:r>
+                              <w:rPr>
+                                <w:rFonts w:ascii="Arial" w:hAnsi="Arial" w:cs="Arial"/>
+                              </w:rPr>
+                              <w:br/>
+                              <w:t xml:space="preserve">  </w:t>
+                            </w:r>
+                            <w:r>
+                              <w:rPr>
+                                <w:rFonts w:ascii="Arial" w:hAnsi="Arial" w:cs="Arial"/>
+                              </w:rPr>
+                              <w:t>(Application)</w:t>
+                            </w:r>
+                          </w:p>
+                        </w:txbxContent>
+                      </wps:txbx>
+                      <wps:bodyPr rot="0" vert="horz" wrap="square" lIns="91440" tIns="45720" rIns="91440" bIns="45720" anchor="t" anchorCtr="0">
+                        <a:noAutofit/>
+                      </wps:bodyPr>
+                    </wps:wsp>
+                  </a:graphicData>
+                </a:graphic>
+                <wp14:sizeRelV relativeFrom="margin">
+                  <wp14:pctHeight>0</wp14:pctHeight>
+                </wp14:sizeRelV>
+              </wp:anchor>
+            </w:drawing>
+          </mc:Choice>
+          <mc:Fallback>
+            <w:pict>
+              <v:shapetype w14:anchorId="31AE831C" id="_x0000_t202" coordsize="21600,21600" o:spt="202" path="m,l,21600r21600,l21600,xe">
+                <v:stroke joinstyle="miter"/>
+                <v:path gradientshapeok="t" o:connecttype="rect"/>
+              </v:shapetype>
+              <v:shape id="Text Box 2" o:spid="_x0000_s1026" type="#_x0000_t202" style="position:absolute;left:0;text-align:left;margin-left:307.7pt;margin-top:1.2pt;width:118.5pt;height:328.5pt;z-index:-251655168;visibility:visible;mso-wrap-style:square;mso-height-percent:0;mso-wrap-distance-left:9pt;mso-wrap-distance-top:3.6pt;mso-wrap-distance-right:9pt;mso-wrap-distance-bottom:3.6pt;mso-position-horizontal:absolute;mso-position-horizontal-relative:margin;mso-position-vertical:absolute;mso-position-vertical-relative:text;mso-height-percent:0;mso-height-relative:margin;v-text-anchor:top" o:gfxdata="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" fillcolor="white [3201]" strokecolor="black [3200]" strokeweight="1pt">
+                <v:textbox>
+                  <w:txbxContent>
+                    <w:p>
+                      <w:pPr>
+                        <w:jc w:val="center"/>
+                        <w:rPr>
+                          <w:rFonts w:ascii="Arial" w:hAnsi="Arial" w:cs="Arial"/>
+                        </w:rPr>
+                      </w:pPr>
+                      <w:r>
+                        <w:rPr>
+                          <w:rFonts w:ascii="Arial" w:hAnsi="Arial" w:cs="Arial"/>
+                          <w:b/>
+                        </w:rPr>
+                        <w:t>OUTPUT</w:t>
+                      </w:r>
+                    </w:p>
+                    <w:p>
+                      <w:pPr>
+                        <w:rPr>
+                          <w:rFonts w:ascii="Arial" w:hAnsi="Arial" w:cs="Arial"/>
+                        </w:rPr>
+                      </w:pPr>
+                      <w:r>
+                        <w:rPr>
+                          <w:rFonts w:ascii="Arial" w:hAnsi="Arial" w:cs="Arial"/>
+                        </w:rPr>
+                        <w:t xml:space="preserve">- </w:t>
+                      </w:r>
+                      <w:r>
+                        <w:rPr>
+                          <w:rFonts w:ascii="Arial" w:hAnsi="Arial" w:cs="Arial"/>
+                        </w:rPr>
+                        <w:t>Q</w:t>
+                      </w:r>
+                      <w:r>
+                        <w:rPr>
+                          <w:rFonts w:ascii="Arial" w:hAnsi="Arial" w:cs="Arial"/>
+                        </w:rPr>
+                        <w:t>uieazy</w:t>
+                      </w:r>
+                      <w:r>
+                        <w:rPr>
+                          <w:rFonts w:ascii="Arial" w:hAnsi="Arial" w:cs="Arial"/>
+                        </w:rPr>
+                        <w:br/>
+                        <w:t xml:space="preserve">  </w:t>
+                      </w:r>
+                      <w:r>
+                        <w:rPr>
+                          <w:rFonts w:ascii="Arial" w:hAnsi="Arial" w:cs="Arial"/>
+                        </w:rPr>
+                        <w:t>(Application)</w:t>
+                      </w:r>
+                    </w:p>
+                  </w:txbxContent>
+                </v:textbox>
+                <w10:wrap anchorx="margin"/>
+              </v:shape>
+            </w:pict>
+          </mc:Fallback>
+        </mc:AlternateContent>
+      </w:r>
+      <w:r>
+        <w:rPr>
+          <w:rFonts w:ascii="Arial" w:hAnsi="Arial" w:cs="Arial"/>
+          <w:noProof/>
+          <w:lang w:eastAsia="en-PH"/>
+        </w:rPr>
+        <mc:AlternateContent>
+          <mc:Choice Requires="wps">
+            <w:drawing>
+              <wp:anchor distT="45720" distB="45720" distL="114300" distR="114300" simplePos="0" relativeHeight="251660288" behindDoc="1" locked="0" layoutInCell="1" allowOverlap="1" wp14:anchorId="76AC04FD" wp14:editId="3C9D4BFF">
+                <wp:simplePos x="0" y="0"/>
+                <wp:positionH relativeFrom="margin">
+                  <wp:posOffset>1944094</wp:posOffset>
+                </wp:positionH>
+                <wp:positionV relativeFrom="paragraph">
+                  <wp:posOffset>15240</wp:posOffset>
+                </wp:positionV>
+                <wp:extent cx="1504950" cy="4171950"/>
+                <wp:effectExtent l="0" t="0" r="19050" b="19050"/>
+                <wp:wrapNone/>
+                <wp:docPr id="1" name="Text Box 2"/>
+                <wp:cNvGraphicFramePr>
+                  <a:graphicFrameLocks xmlns:a="http://schemas.openxmlformats.org/drawingml/2006/main"/>
+                </wp:cNvGraphicFramePr>
+                <a:graphic xmlns:a="http://schemas.openxmlformats.org/drawingml/2006/main">
+                  <a:graphicData uri="http://schemas.microsoft.com/office/word/2010/wordprocessingShape">
+                    <wps:wsp>
+                      <wps:cNvSpPr txBox="1">
+                        <a:spLocks noChangeArrowheads="1"/>
+                      </wps:cNvSpPr>
+                      <wps:spPr bwMode="auto">
+                        <a:xfrm>
+                          <a:off x="0" y="0"/>
+                          <a:ext cx="1504950" cy="4171950"/>
+                        </a:xfrm>
+                        <a:prstGeom prst="rect">
+                          <a:avLst/>
+                        </a:prstGeom>
+                      </wps:spPr>
+                      <wps:style>
+                        <a:lnRef idx="2">
+                          <a:schemeClr val="dk1"/>
+                        </a:lnRef>
+                        <a:fillRef idx="1">
+                          <a:schemeClr val="lt1"/>
+                        </a:fillRef>
+                        <a:effectRef idx="0">
+                          <a:schemeClr val="dk1"/>
+                        </a:effectRef>
+                        <a:fontRef idx="minor">
+                          <a:schemeClr val="dk1"/>
+                        </a:fontRef>
+                      </wps:style>
+                      <wps:txbx>
+                        <w:txbxContent>
+                          <w:p>
+                            <w:pPr>
+                              <w:jc w:val="center"/>
+                              <w:rPr>
+                                <w:rFonts w:ascii="Arial" w:hAnsi="Arial" w:cs="Arial"/>
+                              </w:rPr>
+                            </w:pPr>
+                            <w:r>
+                              <w:rPr>
+                                <w:rFonts w:ascii="Arial" w:hAnsi="Arial" w:cs="Arial"/>
+                                <w:b/>
+                              </w:rPr>
+                              <w:t>PROCESS</w:t>
+                            </w:r>
+                          </w:p>
+                          <w:p>
+                            <w:pPr>
+                              <w:rPr>
+                                <w:rFonts w:ascii="Arial" w:hAnsi="Arial" w:cs="Arial"/>
+                              </w:rPr>
+                            </w:pPr>
+                            <w:r>
+                              <w:rPr>
+                                <w:rFonts w:ascii="Arial" w:hAnsi="Arial" w:cs="Arial"/>
+                              </w:rPr>
+                              <w:t xml:space="preserve">- </w:t>
+                            </w:r>
+                            <w:r>
+                              <w:rPr>
+                                <w:rFonts w:ascii="Arial" w:hAnsi="Arial" w:cs="Arial"/>
+                              </w:rPr>
+                              <w:t>C</w:t>
+                            </w:r>
+                            <w:r>
+                              <w:rPr>
+                                <w:rFonts w:ascii="Arial" w:hAnsi="Arial" w:cs="Arial"/>
+                              </w:rPr>
+                              <w:t>onceptualization</w:t>
+                            </w:r>
+                          </w:p>
+                          <w:p>
+                            <w:pPr>
+                              <w:rPr>
+                                <w:rFonts w:ascii="Arial" w:hAnsi="Arial" w:cs="Arial"/>
+                              </w:rPr>
+                            </w:pPr>
+                            <w:r>
+                              <w:rPr>
+                                <w:rFonts w:ascii="Arial" w:hAnsi="Arial" w:cs="Arial"/>
+                              </w:rPr>
+                              <w:t xml:space="preserve">- </w:t>
+                            </w:r>
+                            <w:r>
+                              <w:rPr>
+                                <w:rFonts w:ascii="Arial" w:hAnsi="Arial" w:cs="Arial"/>
+                              </w:rPr>
+                              <w:t>D</w:t>
+                            </w:r>
+                            <w:r>
+                              <w:rPr>
+                                <w:rFonts w:ascii="Arial" w:hAnsi="Arial" w:cs="Arial"/>
+                              </w:rPr>
+                              <w:t>evelopment and</w:t>
+                            </w:r>
+                            <w:r>
+                              <w:rPr>
+                                <w:rFonts w:ascii="Arial" w:hAnsi="Arial" w:cs="Arial"/>
+                              </w:rPr>
+                              <w:br/>
+                              <w:t xml:space="preserve">  </w:t>
+                            </w:r>
+                            <w:r>
+                              <w:rPr>
+                                <w:rFonts w:ascii="Arial" w:hAnsi="Arial" w:cs="Arial"/>
+                              </w:rPr>
+                              <w:t>d</w:t>
+                            </w:r>
+                            <w:r>
+                              <w:rPr>
+                                <w:rFonts w:ascii="Arial" w:hAnsi="Arial" w:cs="Arial"/>
+                              </w:rPr>
+                              <w:t>esigning</w:t>
+                            </w:r>
+                          </w:p>
+                          <w:p>
+                            <w:pPr>
+                              <w:rPr>
+                                <w:rFonts w:ascii="Arial" w:hAnsi="Arial" w:cs="Arial"/>
+                              </w:rPr>
+                            </w:pPr>
+                            <w:r>
+                              <w:rPr>
+                                <w:rFonts w:ascii="Arial" w:hAnsi="Arial" w:cs="Arial"/>
+                              </w:rPr>
+                              <w:t xml:space="preserve">- </w:t>
+                            </w:r>
+                            <w:r>
+                              <w:rPr>
+                                <w:rFonts w:ascii="Arial" w:hAnsi="Arial" w:cs="Arial"/>
+                              </w:rPr>
+                              <w:t>T</w:t>
+                            </w:r>
+                            <w:r>
+                              <w:rPr>
+                                <w:rFonts w:ascii="Arial" w:hAnsi="Arial" w:cs="Arial"/>
+                              </w:rPr>
+                              <w:t>esting</w:t>
+                            </w:r>
+                          </w:p>
+                          <w:p>
+                            <w:pPr>
+                              <w:rPr>
+                                <w:rFonts w:ascii="Arial" w:hAnsi="Arial" w:cs="Arial"/>
+                              </w:rPr>
+                            </w:pPr>
+                            <w:r>
+                              <w:rPr>
+                                <w:rFonts w:ascii="Arial" w:hAnsi="Arial" w:cs="Arial"/>
+                              </w:rPr>
+                              <w:t xml:space="preserve">- </w:t>
+                            </w:r>
+                            <w:r>
+                              <w:rPr>
+                                <w:rFonts w:ascii="Arial" w:hAnsi="Arial" w:cs="Arial"/>
+                              </w:rPr>
+                              <w:t>B</w:t>
+                            </w:r>
+                            <w:r>
+                              <w:rPr>
+                                <w:rFonts w:ascii="Arial" w:hAnsi="Arial" w:cs="Arial"/>
+                              </w:rPr>
+                              <w:t>ug fixing</w:t>
+                            </w:r>
+                          </w:p>
+                          <w:p>
+                            <w:pPr>
+                              <w:rPr>
+                                <w:rFonts w:ascii="Arial" w:hAnsi="Arial" w:cs="Arial"/>
+                              </w:rPr>
+                            </w:pPr>
+                            <w:r>
+                              <w:rPr>
+                                <w:rFonts w:ascii="Arial" w:hAnsi="Arial" w:cs="Arial"/>
+                              </w:rPr>
+                              <w:t>- F</w:t>
+                            </w:r>
+                            <w:r>
+                              <w:rPr>
+                                <w:rFonts w:ascii="Arial" w:hAnsi="Arial" w:cs="Arial"/>
+                              </w:rPr>
+                              <w:t>inalization</w:t>
+                            </w:r>
+                          </w:p>
+                        </w:txbxContent>
+                      </wps:txbx>
+                      <wps:bodyPr rot="0" vert="horz" wrap="square" lIns="91440" tIns="45720" rIns="91440" bIns="45720" anchor="t" anchorCtr="0">
+                        <a:noAutofit/>
+                      </wps:bodyPr>
+                    </wps:wsp>
+                  </a:graphicData>
+                </a:graphic>
+                <wp14:sizeRelV relativeFrom="margin">
+                  <wp14:pctHeight>0</wp14:pctHeight>
+                </wp14:sizeRelV>
+              </wp:anchor>
+            </w:drawing>
+          </mc:Choice>
+          <mc:Fallback>
+            <w:pict>
+              <v:shape w14:anchorId="76AC04FD" id="_x0000_s1027" type="#_x0000_t202" style="position:absolute;left:0;text-align:left;margin-left:153.1pt;margin-top:1.2pt;width:118.5pt;height:328.5pt;z-index:-251656192;visibility:visible;mso-wrap-style:square;mso-height-percent:0;mso-wrap-distance-left:9pt;mso-wrap-distance-top:3.6pt;mso-wrap-distance-right:9pt;mso-wrap-distance-bottom:3.6pt;mso-position-horizontal:absolute;mso-position-horizontal-relative:margin;mso-position-vertical:absolute;mso-position-vertical-relative:text;mso-height-percent:0;mso-height-relative:margin;v-text-anchor:top" o:gfxdata="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" fillcolor="white [3201]" strokecolor="black [3200]" strokeweight="1pt">
+                <v:textbox>
+                  <w:txbxContent>
+                    <w:p>
+                      <w:pPr>
+                        <w:jc w:val="center"/>
+                        <w:rPr>
+                          <w:rFonts w:ascii="Arial" w:hAnsi="Arial" w:cs="Arial"/>
+                        </w:rPr>
+                      </w:pPr>
+                      <w:r>
+                        <w:rPr>
+                          <w:rFonts w:ascii="Arial" w:hAnsi="Arial" w:cs="Arial"/>
+                          <w:b/>
+                        </w:rPr>
+                        <w:t>PROCESS</w:t>
+                      </w:r>
+                    </w:p>
+                    <w:p>
+                      <w:pPr>
+                        <w:rPr>
+                          <w:rFonts w:ascii="Arial" w:hAnsi="Arial" w:cs="Arial"/>
+                        </w:rPr>
+                      </w:pPr>
+                      <w:r>
+                        <w:rPr>
+                          <w:rFonts w:ascii="Arial" w:hAnsi="Arial" w:cs="Arial"/>
+                        </w:rPr>
+                        <w:t xml:space="preserve">- </w:t>
+                      </w:r>
+                      <w:r>
+                        <w:rPr>
+                          <w:rFonts w:ascii="Arial" w:hAnsi="Arial" w:cs="Arial"/>
+                        </w:rPr>
+                        <w:t>C</w:t>
+                      </w:r>
+                      <w:r>
+                        <w:rPr>
+                          <w:rFonts w:ascii="Arial" w:hAnsi="Arial" w:cs="Arial"/>
+                        </w:rPr>
+                        <w:t>onceptualization</w:t>
+                      </w:r>
+                    </w:p>
+                    <w:p>
+                      <w:pPr>
+                        <w:rPr>
+                          <w:rFonts w:ascii="Arial" w:hAnsi="Arial" w:cs="Arial"/>
+                        </w:rPr>
+                      </w:pPr>
+                      <w:r>
+                        <w:rPr>
+                          <w:rFonts w:ascii="Arial" w:hAnsi="Arial" w:cs="Arial"/>
+                        </w:rPr>
+                        <w:t xml:space="preserve">- </w:t>
+                      </w:r>
+                      <w:r>
+                        <w:rPr>
+                          <w:rFonts w:ascii="Arial" w:hAnsi="Arial" w:cs="Arial"/>
+                        </w:rPr>
+                        <w:t>D</w:t>
+                      </w:r>
+                      <w:r>
+                        <w:rPr>
+                          <w:rFonts w:ascii="Arial" w:hAnsi="Arial" w:cs="Arial"/>
+                        </w:rPr>
+                        <w:t>evelopment and</w:t>
+                      </w:r>
+                      <w:r>
+                        <w:rPr>
+                          <w:rFonts w:ascii="Arial" w:hAnsi="Arial" w:cs="Arial"/>
+                        </w:rPr>
+                        <w:br/>
+                        <w:t xml:space="preserve">  </w:t>
+                      </w:r>
+                      <w:r>
+                        <w:rPr>
+                          <w:rFonts w:ascii="Arial" w:hAnsi="Arial" w:cs="Arial"/>
+                        </w:rPr>
+                        <w:t>d</w:t>
+                      </w:r>
+                      <w:r>
+                        <w:rPr>
+                          <w:rFonts w:ascii="Arial" w:hAnsi="Arial" w:cs="Arial"/>
+                        </w:rPr>
+                        <w:t>esigning</w:t>
+                      </w:r>
+                    </w:p>
+                    <w:p>
+                      <w:pPr>
+                        <w:rPr>
+                          <w:rFonts w:ascii="Arial" w:hAnsi="Arial" w:cs="Arial"/>
+                        </w:rPr>
+                      </w:pPr>
+                      <w:r>
+                        <w:rPr>
+                          <w:rFonts w:ascii="Arial" w:hAnsi="Arial" w:cs="Arial"/>
+                        </w:rPr>
+                        <w:t xml:space="preserve">- </w:t>
+                      </w:r>
+                      <w:r>
+                        <w:rPr>
+                          <w:rFonts w:ascii="Arial" w:hAnsi="Arial" w:cs="Arial"/>
+                        </w:rPr>
+                        <w:t>T</w:t>
+                      </w:r>
+                      <w:r>
+                        <w:rPr>
+                          <w:rFonts w:ascii="Arial" w:hAnsi="Arial" w:cs="Arial"/>
+                        </w:rPr>
+                        <w:t>esting</w:t>
+                      </w:r>
+                    </w:p>
+                    <w:p>
+                      <w:pPr>
+                        <w:rPr>
+                          <w:rFonts w:ascii="Arial" w:hAnsi="Arial" w:cs="Arial"/>
+                        </w:rPr>
+                      </w:pPr>
+                      <w:r>
+                        <w:rPr>
+                          <w:rFonts w:ascii="Arial" w:hAnsi="Arial" w:cs="Arial"/>
+                        </w:rPr>
+                        <w:t xml:space="preserve">- </w:t>
+                      </w:r>
+                      <w:r>
+                        <w:rPr>
+                          <w:rFonts w:ascii="Arial" w:hAnsi="Arial" w:cs="Arial"/>
+                        </w:rPr>
+                        <w:t>B</w:t>
+                      </w:r>
+                      <w:r>
+                        <w:rPr>
+                          <w:rFonts w:ascii="Arial" w:hAnsi="Arial" w:cs="Arial"/>
+                        </w:rPr>
+                        <w:t>ug fixing</w:t>
+                      </w:r>
+                    </w:p>
+                    <w:p>
+                      <w:pPr>
+                        <w:rPr>
+                          <w:rFonts w:ascii="Arial" w:hAnsi="Arial" w:cs="Arial"/>
+                        </w:rPr>
+                      </w:pPr>
+                      <w:r>
+                        <w:rPr>
+                          <w:rFonts w:ascii="Arial" w:hAnsi="Arial" w:cs="Arial"/>
+                        </w:rPr>
+                        <w:t>- F</w:t>
+                      </w:r>
+                      <w:r>
+                        <w:rPr>
+                          <w:rFonts w:ascii="Arial" w:hAnsi="Arial" w:cs="Arial"/>
+                        </w:rPr>
+                        <w:t>inalization</w:t>
+                      </w:r>
+                    </w:p>
+                  </w:txbxContent>
+                </v:textbox>
+                <w10:wrap anchorx="margin"/>
+              </v:shape>
+            </w:pict>
+          </mc:Fallback>
+        </mc:AlternateContent>
+      </w:r>
       <w:r>
         <w:rPr>
           <w:rFonts w:ascii="Arial" w:hAnsi="Arial" w:cs="Arial"/>
@@ -2125,7 +3043,14 @@
                               <w:rPr>
                                 <w:rFonts w:ascii="Arial" w:hAnsi="Arial" w:cs="Arial"/>
                               </w:rPr>
-                              <w:t xml:space="preserve"> for </w:t>
+                              <w:br/>
+                              <w:t xml:space="preserve">  </w:t>
+                            </w:r>
+                            <w:r>
+                              <w:rPr>
+                                <w:rFonts w:ascii="Arial" w:hAnsi="Arial" w:cs="Arial"/>
+                              </w:rPr>
+                              <w:t xml:space="preserve">for </w:t>
                             </w:r>
                             <w:r>
                               <w:rPr>
@@ -2253,11 +3178,7 @@
           </mc:Choice>
           <mc:Fallback>
             <w:pict>
-              <v:shapetype w14:anchorId="0D58208D" id="_x0000_t202" coordsize="21600,21600" o:spt="202" path="m,l,21600r21600,l21600,xe">
-                <v:stroke joinstyle="miter"/>
-                <v:path gradientshapeok="t" o:connecttype="rect"/>
-              </v:shapetype>
-              <v:shape id="Text Box 2" o:spid="_x0000_s1026" type="#_x0000_t202" style="position:absolute;left:0;text-align:left;margin-left:1pt;margin-top:.9pt;width:118.5pt;height:328.5pt;z-index:-251657216;visibility:visible;mso-wrap-style:square;mso-height-percent:0;mso-wrap-distance-left:9pt;mso-wrap-distance-top:3.6pt;mso-wrap-distance-right:9pt;mso-wrap-distance-bottom:3.6pt;mso-position-horizontal:absolute;mso-position-horizontal-relative:margin;mso-position-vertical:absolute;mso-position-vertical-relative:text;mso-height-percent:0;mso-height-relative:margin;v-text-anchor:top" o:gfxdata="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" fillcolor="white [3201]" strokecolor="black [3200]" strokeweight="1pt">
+              <v:shape w14:anchorId="0D58208D" id="_x0000_s1028" type="#_x0000_t202" style="position:absolute;left:0;text-align:left;margin-left:1pt;margin-top:.9pt;width:118.5pt;height:328.5pt;z-index:-251657216;visibility:visible;mso-wrap-style:square;mso-height-percent:0;mso-wrap-distance-left:9pt;mso-wrap-distance-top:3.6pt;mso-wrap-distance-right:9pt;mso-wrap-distance-bottom:3.6pt;mso-position-horizontal:absolute;mso-position-horizontal-relative:margin;mso-position-vertical:absolute;mso-position-vertical-relative:text;mso-height-percent:0;mso-height-relative:margin;v-text-anchor:top" o:gfxdata="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" fillcolor="white [3201]" strokecolor="black [3200]" strokeweight="1pt">
                 <v:textbox>
                   <w:txbxContent>
                     <w:p>
@@ -2485,7 +3406,14 @@
                         <w:rPr>
                           <w:rFonts w:ascii="Arial" w:hAnsi="Arial" w:cs="Arial"/>
                         </w:rPr>
-                        <w:t xml:space="preserve"> for </w:t>
+                        <w:br/>
+                        <w:t xml:space="preserve">  </w:t>
+                      </w:r>
+                      <w:r>
+                        <w:rPr>
+                          <w:rFonts w:ascii="Arial" w:hAnsi="Arial" w:cs="Arial"/>
+                        </w:rPr>
+                        <w:t xml:space="preserve">for </w:t>
                       </w:r>
                       <w:r>
                         <w:rPr>
@@ -2631,606 +3559,58 @@
       <w:r>
         <w:rPr>
           <w:rFonts w:ascii="Arial" w:hAnsi="Arial" w:cs="Arial"/>
+          <w:b/>
+        </w:rPr>
+        <w:tab/>
+      </w:r>
+    </w:p>
+    <w:p>
+      <w:pPr>
+        <w:spacing w:after="0" w:line="480" w:lineRule="auto"/>
+        <w:jc w:val="both"/>
+        <w:rPr>
+          <w:rFonts w:ascii="Arial" w:hAnsi="Arial" w:cs="Arial"/>
+          <w:b/>
+        </w:rPr>
+      </w:pPr>
+    </w:p>
+    <w:p>
+      <w:pPr>
+        <w:spacing w:after="0" w:line="480" w:lineRule="auto"/>
+        <w:jc w:val="both"/>
+        <w:rPr>
+          <w:rFonts w:ascii="Arial" w:hAnsi="Arial" w:cs="Arial"/>
+        </w:rPr>
+      </w:pPr>
+    </w:p>
+    <w:p>
+      <w:pPr>
+        <w:spacing w:after="0" w:line="480" w:lineRule="auto"/>
+        <w:jc w:val="both"/>
+        <w:rPr>
+          <w:rFonts w:ascii="Arial" w:hAnsi="Arial" w:cs="Arial"/>
+          <w:b/>
+          <w:bCs/>
+          <w:lang w:val="en-US"/>
+        </w:rPr>
+      </w:pPr>
+      <w:r>
+        <w:rPr>
+          <w:rFonts w:ascii="Arial" w:hAnsi="Arial" w:cs="Arial"/>
+          <w:b/>
           <w:noProof/>
           <w:lang w:eastAsia="en-PH"/>
         </w:rPr>
         <mc:AlternateContent>
           <mc:Choice Requires="wps">
             <w:drawing>
-              <wp:anchor distT="45720" distB="45720" distL="114300" distR="114300" simplePos="0" relativeHeight="251660288" behindDoc="1" locked="0" layoutInCell="1" allowOverlap="1" wp14:anchorId="76AC04FD" wp14:editId="43076698">
+              <wp:anchor distT="0" distB="0" distL="114300" distR="114300" simplePos="0" relativeHeight="251670528" behindDoc="1" locked="0" layoutInCell="1" allowOverlap="1" wp14:anchorId="1C92D50A" wp14:editId="255C5682">
                 <wp:simplePos x="0" y="0"/>
-                <wp:positionH relativeFrom="margin">
-                  <wp:posOffset>1941195</wp:posOffset>
+                <wp:positionH relativeFrom="column">
+                  <wp:posOffset>3531965</wp:posOffset>
                 </wp:positionH>
                 <wp:positionV relativeFrom="paragraph">
-                  <wp:posOffset>256491</wp:posOffset>
-                </wp:positionV>
-                <wp:extent cx="1504950" cy="2046605"/>
-                <wp:effectExtent l="0" t="0" r="19050" b="10795"/>
-                <wp:wrapNone/>
-                <wp:docPr id="1" name="Text Box 2"/>
-                <wp:cNvGraphicFramePr>
-                  <a:graphicFrameLocks xmlns:a="http://schemas.openxmlformats.org/drawingml/2006/main"/>
-                </wp:cNvGraphicFramePr>
-                <a:graphic xmlns:a="http://schemas.openxmlformats.org/drawingml/2006/main">
-                  <a:graphicData uri="http://schemas.microsoft.com/office/word/2010/wordprocessingShape">
-                    <wps:wsp>
-                      <wps:cNvSpPr txBox="1">
-                        <a:spLocks noChangeArrowheads="1"/>
-                      </wps:cNvSpPr>
-                      <wps:spPr bwMode="auto">
-                        <a:xfrm>
-                          <a:off x="0" y="0"/>
-                          <a:ext cx="1504950" cy="2046605"/>
-                        </a:xfrm>
-                        <a:prstGeom prst="rect">
-                          <a:avLst/>
-                        </a:prstGeom>
-                      </wps:spPr>
-                      <wps:style>
-                        <a:lnRef idx="2">
-                          <a:schemeClr val="dk1"/>
-                        </a:lnRef>
-                        <a:fillRef idx="1">
-                          <a:schemeClr val="lt1"/>
-                        </a:fillRef>
-                        <a:effectRef idx="0">
-                          <a:schemeClr val="dk1"/>
-                        </a:effectRef>
-                        <a:fontRef idx="minor">
-                          <a:schemeClr val="dk1"/>
-                        </a:fontRef>
-                      </wps:style>
-                      <wps:txbx>
-                        <w:txbxContent>
-                          <w:p>
-                            <w:pPr>
-                              <w:jc w:val="center"/>
-                              <w:rPr>
-                                <w:rFonts w:ascii="Arial" w:hAnsi="Arial" w:cs="Arial"/>
-                              </w:rPr>
-                            </w:pPr>
-                            <w:r>
-                              <w:rPr>
-                                <w:rFonts w:ascii="Arial" w:hAnsi="Arial" w:cs="Arial"/>
-                                <w:b/>
-                              </w:rPr>
-                              <w:t>PROCESS</w:t>
-                            </w:r>
-                          </w:p>
-                          <w:p>
-                            <w:pPr>
-                              <w:rPr>
-                                <w:rFonts w:ascii="Arial" w:hAnsi="Arial" w:cs="Arial"/>
-                              </w:rPr>
-                            </w:pPr>
-                            <w:r>
-                              <w:rPr>
-                                <w:rFonts w:ascii="Arial" w:hAnsi="Arial" w:cs="Arial"/>
-                              </w:rPr>
-                              <w:t xml:space="preserve">- </w:t>
-                            </w:r>
-                            <w:r>
-                              <w:rPr>
-                                <w:rFonts w:ascii="Arial" w:hAnsi="Arial" w:cs="Arial"/>
-                              </w:rPr>
-                              <w:t>C</w:t>
-                            </w:r>
-                            <w:r>
-                              <w:rPr>
-                                <w:rFonts w:ascii="Arial" w:hAnsi="Arial" w:cs="Arial"/>
-                              </w:rPr>
-                              <w:t>onceptualization</w:t>
-                            </w:r>
-                          </w:p>
-                          <w:p>
-                            <w:pPr>
-                              <w:rPr>
-                                <w:rFonts w:ascii="Arial" w:hAnsi="Arial" w:cs="Arial"/>
-                              </w:rPr>
-                            </w:pPr>
-                            <w:r>
-                              <w:rPr>
-                                <w:rFonts w:ascii="Arial" w:hAnsi="Arial" w:cs="Arial"/>
-                              </w:rPr>
-                              <w:t xml:space="preserve">- </w:t>
-                            </w:r>
-                            <w:r>
-                              <w:rPr>
-                                <w:rFonts w:ascii="Arial" w:hAnsi="Arial" w:cs="Arial"/>
-                              </w:rPr>
-                              <w:t>D</w:t>
-                            </w:r>
-                            <w:r>
-                              <w:rPr>
-                                <w:rFonts w:ascii="Arial" w:hAnsi="Arial" w:cs="Arial"/>
-                              </w:rPr>
-                              <w:t xml:space="preserve">evelopment and </w:t>
-                            </w:r>
-                            <w:r>
-                              <w:rPr>
-                                <w:rFonts w:ascii="Arial" w:hAnsi="Arial" w:cs="Arial"/>
-                              </w:rPr>
-                              <w:t>d</w:t>
-                            </w:r>
-                            <w:r>
-                              <w:rPr>
-                                <w:rFonts w:ascii="Arial" w:hAnsi="Arial" w:cs="Arial"/>
-                              </w:rPr>
-                              <w:t>esigning</w:t>
-                            </w:r>
-                          </w:p>
-                          <w:p>
-                            <w:pPr>
-                              <w:rPr>
-                                <w:rFonts w:ascii="Arial" w:hAnsi="Arial" w:cs="Arial"/>
-                              </w:rPr>
-                            </w:pPr>
-                            <w:r>
-                              <w:rPr>
-                                <w:rFonts w:ascii="Arial" w:hAnsi="Arial" w:cs="Arial"/>
-                              </w:rPr>
-                              <w:t xml:space="preserve">- </w:t>
-                            </w:r>
-                            <w:r>
-                              <w:rPr>
-                                <w:rFonts w:ascii="Arial" w:hAnsi="Arial" w:cs="Arial"/>
-                              </w:rPr>
-                              <w:t>T</w:t>
-                            </w:r>
-                            <w:r>
-                              <w:rPr>
-                                <w:rFonts w:ascii="Arial" w:hAnsi="Arial" w:cs="Arial"/>
-                              </w:rPr>
-                              <w:t>esting</w:t>
-                            </w:r>
-                          </w:p>
-                          <w:p>
-                            <w:pPr>
-                              <w:rPr>
-                                <w:rFonts w:ascii="Arial" w:hAnsi="Arial" w:cs="Arial"/>
-                              </w:rPr>
-                            </w:pPr>
-                            <w:r>
-                              <w:rPr>
-                                <w:rFonts w:ascii="Arial" w:hAnsi="Arial" w:cs="Arial"/>
-                              </w:rPr>
-                              <w:t xml:space="preserve">- </w:t>
-                            </w:r>
-                            <w:r>
-                              <w:rPr>
-                                <w:rFonts w:ascii="Arial" w:hAnsi="Arial" w:cs="Arial"/>
-                              </w:rPr>
-                              <w:t>B</w:t>
-                            </w:r>
-                            <w:r>
-                              <w:rPr>
-                                <w:rFonts w:ascii="Arial" w:hAnsi="Arial" w:cs="Arial"/>
-                              </w:rPr>
-                              <w:t>ug fixing</w:t>
-                            </w:r>
-                          </w:p>
-                          <w:p>
-                            <w:pPr>
-                              <w:rPr>
-                                <w:rFonts w:ascii="Arial" w:hAnsi="Arial" w:cs="Arial"/>
-                              </w:rPr>
-                            </w:pPr>
-                            <w:r>
-                              <w:rPr>
-                                <w:rFonts w:ascii="Arial" w:hAnsi="Arial" w:cs="Arial"/>
-                              </w:rPr>
-                              <w:t>- F</w:t>
-                            </w:r>
-                            <w:r>
-                              <w:rPr>
-                                <w:rFonts w:ascii="Arial" w:hAnsi="Arial" w:cs="Arial"/>
-                              </w:rPr>
-                              <w:t>inalization</w:t>
-                            </w:r>
-                          </w:p>
-                        </w:txbxContent>
-                      </wps:txbx>
-                      <wps:bodyPr rot="0" vert="horz" wrap="square" lIns="91440" tIns="45720" rIns="91440" bIns="45720" anchor="t" anchorCtr="0">
-                        <a:noAutofit/>
-                      </wps:bodyPr>
-                    </wps:wsp>
-                  </a:graphicData>
-                </a:graphic>
-                <wp14:sizeRelV relativeFrom="margin">
-                  <wp14:pctHeight>0</wp14:pctHeight>
-                </wp14:sizeRelV>
-              </wp:anchor>
-            </w:drawing>
-          </mc:Choice>
-          <mc:Fallback>
-            <w:pict>
-              <v:shape w14:anchorId="76AC04FD" id="_x0000_s1027" type="#_x0000_t202" style="position:absolute;left:0;text-align:left;margin-left:152.85pt;margin-top:20.2pt;width:118.5pt;height:161.15pt;z-index:-251656192;visibility:visible;mso-wrap-style:square;mso-height-percent:0;mso-wrap-distance-left:9pt;mso-wrap-distance-top:3.6pt;mso-wrap-distance-right:9pt;mso-wrap-distance-bottom:3.6pt;mso-position-horizontal:absolute;mso-position-horizontal-relative:margin;mso-position-vertical:absolute;mso-position-vertical-relative:text;mso-height-percent:0;mso-height-relative:margin;v-text-anchor:top" o:gfxdata="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" fillcolor="white [3201]" strokecolor="black [3200]" strokeweight="1pt">
-                <v:textbox>
-                  <w:txbxContent>
-                    <w:p>
-                      <w:pPr>
-                        <w:jc w:val="center"/>
-                        <w:rPr>
-                          <w:rFonts w:ascii="Arial" w:hAnsi="Arial" w:cs="Arial"/>
-                        </w:rPr>
-                      </w:pPr>
-                      <w:r>
-                        <w:rPr>
-                          <w:rFonts w:ascii="Arial" w:hAnsi="Arial" w:cs="Arial"/>
-                          <w:b/>
-                        </w:rPr>
-                        <w:t>PROCESS</w:t>
-                      </w:r>
-                    </w:p>
-                    <w:p>
-                      <w:pPr>
-                        <w:rPr>
-                          <w:rFonts w:ascii="Arial" w:hAnsi="Arial" w:cs="Arial"/>
-                        </w:rPr>
-                      </w:pPr>
-                      <w:r>
-                        <w:rPr>
-                          <w:rFonts w:ascii="Arial" w:hAnsi="Arial" w:cs="Arial"/>
-                        </w:rPr>
-                        <w:t xml:space="preserve">- </w:t>
-                      </w:r>
-                      <w:r>
-                        <w:rPr>
-                          <w:rFonts w:ascii="Arial" w:hAnsi="Arial" w:cs="Arial"/>
-                        </w:rPr>
-                        <w:t>C</w:t>
-                      </w:r>
-                      <w:r>
-                        <w:rPr>
-                          <w:rFonts w:ascii="Arial" w:hAnsi="Arial" w:cs="Arial"/>
-                        </w:rPr>
-                        <w:t>onceptualization</w:t>
-                      </w:r>
-                    </w:p>
-                    <w:p>
-                      <w:pPr>
-                        <w:rPr>
-                          <w:rFonts w:ascii="Arial" w:hAnsi="Arial" w:cs="Arial"/>
-                        </w:rPr>
-                      </w:pPr>
-                      <w:r>
-                        <w:rPr>
-                          <w:rFonts w:ascii="Arial" w:hAnsi="Arial" w:cs="Arial"/>
-                        </w:rPr>
-                        <w:t xml:space="preserve">- </w:t>
-                      </w:r>
-                      <w:r>
-                        <w:rPr>
-                          <w:rFonts w:ascii="Arial" w:hAnsi="Arial" w:cs="Arial"/>
-                        </w:rPr>
-                        <w:t>D</w:t>
-                      </w:r>
-                      <w:r>
-                        <w:rPr>
-                          <w:rFonts w:ascii="Arial" w:hAnsi="Arial" w:cs="Arial"/>
-                        </w:rPr>
-                        <w:t xml:space="preserve">evelopment and </w:t>
-                      </w:r>
-                      <w:r>
-                        <w:rPr>
-                          <w:rFonts w:ascii="Arial" w:hAnsi="Arial" w:cs="Arial"/>
-                        </w:rPr>
-                        <w:t>d</w:t>
-                      </w:r>
-                      <w:r>
-                        <w:rPr>
-                          <w:rFonts w:ascii="Arial" w:hAnsi="Arial" w:cs="Arial"/>
-                        </w:rPr>
-                        <w:t>esigning</w:t>
-                      </w:r>
-                    </w:p>
-                    <w:p>
-                      <w:pPr>
-                        <w:rPr>
-                          <w:rFonts w:ascii="Arial" w:hAnsi="Arial" w:cs="Arial"/>
-                        </w:rPr>
-                      </w:pPr>
-                      <w:r>
-                        <w:rPr>
-                          <w:rFonts w:ascii="Arial" w:hAnsi="Arial" w:cs="Arial"/>
-                        </w:rPr>
-                        <w:t xml:space="preserve">- </w:t>
-                      </w:r>
-                      <w:r>
-                        <w:rPr>
-                          <w:rFonts w:ascii="Arial" w:hAnsi="Arial" w:cs="Arial"/>
-                        </w:rPr>
-                        <w:t>T</w:t>
-                      </w:r>
-                      <w:r>
-                        <w:rPr>
-                          <w:rFonts w:ascii="Arial" w:hAnsi="Arial" w:cs="Arial"/>
-                        </w:rPr>
-                        <w:t>esting</w:t>
-                      </w:r>
-                    </w:p>
-                    <w:p>
-                      <w:pPr>
-                        <w:rPr>
-                          <w:rFonts w:ascii="Arial" w:hAnsi="Arial" w:cs="Arial"/>
-                        </w:rPr>
-                      </w:pPr>
-                      <w:r>
-                        <w:rPr>
-                          <w:rFonts w:ascii="Arial" w:hAnsi="Arial" w:cs="Arial"/>
-                        </w:rPr>
-                        <w:t xml:space="preserve">- </w:t>
-                      </w:r>
-                      <w:r>
-                        <w:rPr>
-                          <w:rFonts w:ascii="Arial" w:hAnsi="Arial" w:cs="Arial"/>
-                        </w:rPr>
-                        <w:t>B</w:t>
-                      </w:r>
-                      <w:r>
-                        <w:rPr>
-                          <w:rFonts w:ascii="Arial" w:hAnsi="Arial" w:cs="Arial"/>
-                        </w:rPr>
-                        <w:t>ug fixing</w:t>
-                      </w:r>
-                    </w:p>
-                    <w:p>
-                      <w:pPr>
-                        <w:rPr>
-                          <w:rFonts w:ascii="Arial" w:hAnsi="Arial" w:cs="Arial"/>
-                        </w:rPr>
-                      </w:pPr>
-                      <w:r>
-                        <w:rPr>
-                          <w:rFonts w:ascii="Arial" w:hAnsi="Arial" w:cs="Arial"/>
-                        </w:rPr>
-                        <w:t>- F</w:t>
-                      </w:r>
-                      <w:r>
-                        <w:rPr>
-                          <w:rFonts w:ascii="Arial" w:hAnsi="Arial" w:cs="Arial"/>
-                        </w:rPr>
-                        <w:t>inalization</w:t>
-                      </w:r>
-                    </w:p>
-                  </w:txbxContent>
-                </v:textbox>
-                <w10:wrap anchorx="margin"/>
-              </v:shape>
-            </w:pict>
-          </mc:Fallback>
-        </mc:AlternateContent>
-      </w:r>
-      <w:r>
-        <w:rPr>
-          <w:rFonts w:ascii="Arial" w:hAnsi="Arial" w:cs="Arial"/>
-          <w:b/>
-        </w:rPr>
-        <w:tab/>
-      </w:r>
-    </w:p>
-    <w:p>
-      <w:pPr>
-        <w:spacing w:after="0" w:line="480" w:lineRule="auto"/>
-        <w:jc w:val="both"/>
-        <w:rPr>
-          <w:rFonts w:ascii="Arial" w:hAnsi="Arial" w:cs="Arial"/>
-          <w:b/>
-        </w:rPr>
-      </w:pPr>
-      <w:r>
-        <w:rPr>
-          <w:rFonts w:ascii="Arial" w:hAnsi="Arial" w:cs="Arial"/>
-          <w:noProof/>
-          <w:lang w:eastAsia="en-PH"/>
-        </w:rPr>
-        <mc:AlternateContent>
-          <mc:Choice Requires="wps">
-            <w:drawing>
-              <wp:anchor distT="45720" distB="45720" distL="114300" distR="114300" simplePos="0" relativeHeight="251661312" behindDoc="1" locked="0" layoutInCell="1" allowOverlap="1" wp14:anchorId="31AE831C" wp14:editId="4B374E22">
-                <wp:simplePos x="0" y="0"/>
-                <wp:positionH relativeFrom="margin">
-                  <wp:posOffset>3910330</wp:posOffset>
-                </wp:positionH>
-                <wp:positionV relativeFrom="paragraph">
-                  <wp:posOffset>340995</wp:posOffset>
-                </wp:positionV>
-                <wp:extent cx="1504950" cy="940435"/>
-                <wp:effectExtent l="0" t="0" r="19050" b="12065"/>
-                <wp:wrapNone/>
-                <wp:docPr id="2" name="Text Box 2"/>
-                <wp:cNvGraphicFramePr>
-                  <a:graphicFrameLocks xmlns:a="http://schemas.openxmlformats.org/drawingml/2006/main"/>
-                </wp:cNvGraphicFramePr>
-                <a:graphic xmlns:a="http://schemas.openxmlformats.org/drawingml/2006/main">
-                  <a:graphicData uri="http://schemas.microsoft.com/office/word/2010/wordprocessingShape">
-                    <wps:wsp>
-                      <wps:cNvSpPr txBox="1">
-                        <a:spLocks noChangeArrowheads="1"/>
-                      </wps:cNvSpPr>
-                      <wps:spPr bwMode="auto">
-                        <a:xfrm>
-                          <a:off x="0" y="0"/>
-                          <a:ext cx="1504950" cy="940435"/>
-                        </a:xfrm>
-                        <a:prstGeom prst="rect">
-                          <a:avLst/>
-                        </a:prstGeom>
-                      </wps:spPr>
-                      <wps:style>
-                        <a:lnRef idx="2">
-                          <a:schemeClr val="dk1"/>
-                        </a:lnRef>
-                        <a:fillRef idx="1">
-                          <a:schemeClr val="lt1"/>
-                        </a:fillRef>
-                        <a:effectRef idx="0">
-                          <a:schemeClr val="dk1"/>
-                        </a:effectRef>
-                        <a:fontRef idx="minor">
-                          <a:schemeClr val="dk1"/>
-                        </a:fontRef>
-                      </wps:style>
-                      <wps:txbx>
-                        <w:txbxContent>
-                          <w:p>
-                            <w:pPr>
-                              <w:jc w:val="center"/>
-                              <w:rPr>
-                                <w:rFonts w:ascii="Arial" w:hAnsi="Arial" w:cs="Arial"/>
-                              </w:rPr>
-                            </w:pPr>
-                            <w:r>
-                              <w:rPr>
-                                <w:rFonts w:ascii="Arial" w:hAnsi="Arial" w:cs="Arial"/>
-                                <w:b/>
-                              </w:rPr>
-                              <w:t>OUTPUT</w:t>
-                            </w:r>
-                          </w:p>
-                          <w:p>
-                            <w:pPr>
-                              <w:rPr>
-                                <w:rFonts w:ascii="Arial" w:hAnsi="Arial" w:cs="Arial"/>
-                              </w:rPr>
-                            </w:pPr>
-                            <w:r>
-                              <w:rPr>
-                                <w:rFonts w:ascii="Arial" w:hAnsi="Arial" w:cs="Arial"/>
-                              </w:rPr>
-                              <w:t xml:space="preserve">- </w:t>
-                            </w:r>
-                            <w:r>
-                              <w:rPr>
-                                <w:rFonts w:ascii="Arial" w:hAnsi="Arial" w:cs="Arial"/>
-                              </w:rPr>
-                              <w:t>Q</w:t>
-                            </w:r>
-                            <w:r>
-                              <w:rPr>
-                                <w:rFonts w:ascii="Arial" w:hAnsi="Arial" w:cs="Arial"/>
-                              </w:rPr>
-                              <w:t>uieazy</w:t>
-                            </w:r>
-                            <w:r>
-                              <w:rPr>
-                                <w:rFonts w:ascii="Arial" w:hAnsi="Arial" w:cs="Arial"/>
-                              </w:rPr>
-                              <w:t xml:space="preserve"> (Application)</w:t>
-                            </w:r>
-                          </w:p>
-                        </w:txbxContent>
-                      </wps:txbx>
-                      <wps:bodyPr rot="0" vert="horz" wrap="square" lIns="91440" tIns="45720" rIns="91440" bIns="45720" anchor="t" anchorCtr="0">
-                        <a:noAutofit/>
-                      </wps:bodyPr>
-                    </wps:wsp>
-                  </a:graphicData>
-                </a:graphic>
-                <wp14:sizeRelV relativeFrom="margin">
-                  <wp14:pctHeight>0</wp14:pctHeight>
-                </wp14:sizeRelV>
-              </wp:anchor>
-            </w:drawing>
-          </mc:Choice>
-          <mc:Fallback>
-            <w:pict>
-              <v:shape w14:anchorId="31AE831C" id="_x0000_s1028" type="#_x0000_t202" style="position:absolute;left:0;text-align:left;margin-left:307.9pt;margin-top:26.85pt;width:118.5pt;height:74.05pt;z-index:-251655168;visibility:visible;mso-wrap-style:square;mso-height-percent:0;mso-wrap-distance-left:9pt;mso-wrap-distance-top:3.6pt;mso-wrap-distance-right:9pt;mso-wrap-distance-bottom:3.6pt;mso-position-horizontal:absolute;mso-position-horizontal-relative:margin;mso-position-vertical:absolute;mso-position-vertical-relative:text;mso-height-percent:0;mso-height-relative:margin;v-text-anchor:top" o:gfxdata="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" fillcolor="white [3201]" strokecolor="black [3200]" strokeweight="1pt">
-                <v:textbox>
-                  <w:txbxContent>
-                    <w:p>
-                      <w:pPr>
-                        <w:jc w:val="center"/>
-                        <w:rPr>
-                          <w:rFonts w:ascii="Arial" w:hAnsi="Arial" w:cs="Arial"/>
-                        </w:rPr>
-                      </w:pPr>
-                      <w:r>
-                        <w:rPr>
-                          <w:rFonts w:ascii="Arial" w:hAnsi="Arial" w:cs="Arial"/>
-                          <w:b/>
-                        </w:rPr>
-                        <w:t>OUTPUT</w:t>
-                      </w:r>
-                    </w:p>
-                    <w:p>
-                      <w:pPr>
-                        <w:rPr>
-                          <w:rFonts w:ascii="Arial" w:hAnsi="Arial" w:cs="Arial"/>
-                        </w:rPr>
-                      </w:pPr>
-                      <w:r>
-                        <w:rPr>
-                          <w:rFonts w:ascii="Arial" w:hAnsi="Arial" w:cs="Arial"/>
-                        </w:rPr>
-                        <w:t xml:space="preserve">- </w:t>
-                      </w:r>
-                      <w:r>
-                        <w:rPr>
-                          <w:rFonts w:ascii="Arial" w:hAnsi="Arial" w:cs="Arial"/>
-                        </w:rPr>
-                        <w:t>Q</w:t>
-                      </w:r>
-                      <w:r>
-                        <w:rPr>
-                          <w:rFonts w:ascii="Arial" w:hAnsi="Arial" w:cs="Arial"/>
-                        </w:rPr>
-                        <w:t>uieazy</w:t>
-                      </w:r>
-                      <w:r>
-                        <w:rPr>
-                          <w:rFonts w:ascii="Arial" w:hAnsi="Arial" w:cs="Arial"/>
-                        </w:rPr>
-                        <w:t xml:space="preserve"> (Application)</w:t>
-                      </w:r>
-                    </w:p>
-                  </w:txbxContent>
-                </v:textbox>
-                <w10:wrap anchorx="margin"/>
-              </v:shape>
-            </w:pict>
-          </mc:Fallback>
-        </mc:AlternateContent>
-      </w:r>
-    </w:p>
-    <w:p>
-      <w:pPr>
-        <w:spacing w:after="0" w:line="480" w:lineRule="auto"/>
-        <w:jc w:val="both"/>
-        <w:rPr>
-          <w:rFonts w:ascii="Arial" w:hAnsi="Arial" w:cs="Arial"/>
-        </w:rPr>
-      </w:pPr>
-    </w:p>
-    <w:p>
-      <w:pPr>
-        <w:spacing w:after="0" w:line="480" w:lineRule="auto"/>
-        <w:jc w:val="both"/>
-        <w:rPr>
-          <w:rFonts w:ascii="Arial" w:hAnsi="Arial" w:cs="Arial"/>
-          <w:b/>
-          <w:bCs/>
-          <w:lang w:val="en-US"/>
-        </w:rPr>
-      </w:pPr>
-      <w:r>
-        <w:rPr>
-          <w:rFonts w:ascii="Arial" w:hAnsi="Arial" w:cs="Arial"/>
-          <w:b/>
-          <w:noProof/>
-          <w:lang w:eastAsia="en-PH"/>
-        </w:rPr>
-        <mc:AlternateContent>
-          <mc:Choice Requires="wps">
-            <w:drawing>
-              <wp:anchor distT="0" distB="0" distL="114300" distR="114300" simplePos="0" relativeHeight="251670528" behindDoc="1" locked="0" layoutInCell="1" allowOverlap="1" wp14:anchorId="1C92D50A" wp14:editId="5831D717">
-                <wp:simplePos x="0" y="0"/>
-                <wp:positionH relativeFrom="column">
-                  <wp:posOffset>3536315</wp:posOffset>
-                </wp:positionH>
-                <wp:positionV relativeFrom="paragraph">
-                  <wp:posOffset>44450</wp:posOffset>
+                  <wp:posOffset>242570</wp:posOffset>
                 </wp:positionV>
                 <wp:extent cx="305435" cy="221615"/>
                 <wp:effectExtent l="0" t="19050" r="37465" b="45085"/>
@@ -3308,7 +3688,7 @@
                   <v:h position="#0,#1" xrange="0,21600" yrange="0,10800"/>
                 </v:handles>
               </v:shapetype>
-              <v:shape id="Arrow: Right 1866553782" o:spid="_x0000_s1029" type="#_x0000_t13" style="position:absolute;left:0;text-align:left;margin-left:278.45pt;margin-top:3.5pt;width:24.05pt;height:17.45pt;z-index:-251645952;visibility:visible;mso-wrap-style:square;mso-width-percent:0;mso-height-percent:0;mso-wrap-distance-left:9pt;mso-wrap-distance-top:0;mso-wrap-distance-right:9pt;mso-wrap-distance-bottom:0;mso-position-horizontal:absolute;mso-position-horizontal-relative:text;mso-position-vertical:absolute;mso-position-vertical-relative:text;mso-width-percent:0;mso-height-percent:0;mso-width-relative:margin;mso-height-relative:margin;v-text-anchor:middle" o:gfxdata="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" adj="13764" fillcolor="black [3200]" strokecolor="black [1600]" strokeweight="1pt">
+              <v:shape id="Arrow: Right 1866553782" o:spid="_x0000_s1029" type="#_x0000_t13" style="position:absolute;left:0;text-align:left;margin-left:278.1pt;margin-top:19.1pt;width:24.05pt;height:17.45pt;z-index:-251645952;visibility:visible;mso-wrap-style:square;mso-width-percent:0;mso-height-percent:0;mso-wrap-distance-left:9pt;mso-wrap-distance-top:0;mso-wrap-distance-right:9pt;mso-wrap-distance-bottom:0;mso-position-horizontal:absolute;mso-position-horizontal-relative:text;mso-position-vertical:absolute;mso-position-vertical-relative:text;mso-width-percent:0;mso-height-percent:0;mso-width-relative:margin;mso-height-relative:margin;v-text-anchor:middle" o:gfxdata="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" adj="13764" fillcolor="black [3200]" strokecolor="black [1600]" strokeweight="1pt">
                 <v:textbox>
                   <w:txbxContent>
                     <w:p>
@@ -3333,13 +3713,13 @@
         <mc:AlternateContent>
           <mc:Choice Requires="wps">
             <w:drawing>
-              <wp:anchor distT="0" distB="0" distL="114300" distR="114300" simplePos="0" relativeHeight="251662336" behindDoc="1" locked="0" layoutInCell="1" allowOverlap="1" wp14:anchorId="1AB3673F" wp14:editId="1232B61A">
+              <wp:anchor distT="0" distB="0" distL="114300" distR="114300" simplePos="0" relativeHeight="251662336" behindDoc="1" locked="0" layoutInCell="1" allowOverlap="1" wp14:anchorId="1AB3673F" wp14:editId="2F7F148E">
                 <wp:simplePos x="0" y="0"/>
                 <wp:positionH relativeFrom="column">
                   <wp:posOffset>1573530</wp:posOffset>
                 </wp:positionH>
                 <wp:positionV relativeFrom="paragraph">
-                  <wp:posOffset>44499</wp:posOffset>
+                  <wp:posOffset>244806</wp:posOffset>
                 </wp:positionV>
                 <wp:extent cx="305435" cy="221615"/>
                 <wp:effectExtent l="0" t="19050" r="37465" b="45085"/>
@@ -3401,7 +3781,7 @@
           </mc:Choice>
           <mc:Fallback>
             <w:pict>
-              <v:shape w14:anchorId="1AB3673F" id="Arrow: Right 3" o:spid="_x0000_s1030" type="#_x0000_t13" style="position:absolute;left:0;text-align:left;margin-left:123.9pt;margin-top:3.5pt;width:24.05pt;height:17.45pt;z-index:-251654144;visibility:visible;mso-wrap-style:square;mso-width-percent:0;mso-height-percent:0;mso-wrap-distance-left:9pt;mso-wrap-distance-top:0;mso-wrap-distance-right:9pt;mso-wrap-distance-bottom:0;mso-position-horizontal:absolute;mso-position-horizontal-relative:text;mso-position-vertical:absolute;mso-position-vertical-relative:text;mso-width-percent:0;mso-height-percent:0;mso-width-relative:margin;mso-height-relative:margin;v-text-anchor:middle" o:gfxdata="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" adj="13764" fillcolor="black [3200]" strokecolor="black [1600]" strokeweight="1pt">
+              <v:shape w14:anchorId="1AB3673F" id="Arrow: Right 3" o:spid="_x0000_s1030" type="#_x0000_t13" style="position:absolute;left:0;text-align:left;margin-left:123.9pt;margin-top:19.3pt;width:24.05pt;height:17.45pt;z-index:-251654144;visibility:visible;mso-wrap-style:square;mso-width-percent:0;mso-height-percent:0;mso-wrap-distance-left:9pt;mso-wrap-distance-top:0;mso-wrap-distance-right:9pt;mso-wrap-distance-bottom:0;mso-position-horizontal:absolute;mso-position-horizontal-relative:text;mso-position-vertical:absolute;mso-position-vertical-relative:text;mso-width-percent:0;mso-height-percent:0;mso-width-relative:margin;mso-height-relative:margin;v-text-anchor:middle" o:gfxdata="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" adj="13764" fillcolor="black [3200]" strokecolor="black [1600]" strokeweight="1pt">
                 <v:textbox>
                   <w:txbxContent>
                     <w:p>
@@ -3715,6 +4095,7 @@
     <w:p>
       <w:pPr>
         <w:spacing w:after="0" w:line="480" w:lineRule="auto"/>
+        <w:ind w:firstLine="360"/>
         <w:jc w:val="both"/>
         <w:rPr>
           <w:rFonts w:ascii="Arial" w:eastAsiaTheme="minorEastAsia" w:hAnsi="Arial" w:cs="Arial"/>
@@ -3794,7 +4175,16 @@
           <w:lang w:val="en-US" w:eastAsia="zh-CN"/>
           <w14:ligatures w14:val="none"/>
         </w:rPr>
-        <w:t>Is the application accessible to learners and educators with respect to:</w:t>
+        <w:t xml:space="preserve">What is the level of acceptability of the </w:t>
+      </w:r>
+      <w:r>
+        <w:rPr>
+          <w:rFonts w:ascii="Arial" w:eastAsiaTheme="minorEastAsia" w:hAnsi="Arial" w:cs="Arial"/>
+          <w:kern w:val="0"/>
+          <w:lang w:val="en-US" w:eastAsia="zh-CN"/>
+          <w14:ligatures w14:val="none"/>
+        </w:rPr>
+        <w:t>application to learners and educators with respect to:</w:t>
       </w:r>
     </w:p>
     <w:p>
@@ -3813,6 +4203,7 @@
           <w14:ligatures w14:val="none"/>
         </w:rPr>
       </w:pPr>
+      <w:proofErr w:type="gramStart"/>
       <w:r>
         <w:rPr>
           <w:rFonts w:ascii="Arial" w:eastAsiaTheme="minorEastAsia" w:hAnsi="Arial" w:cs="Arial"/>
@@ -3820,7 +4211,7 @@
           <w:lang w:val="en-US" w:eastAsia="zh-CN"/>
           <w14:ligatures w14:val="none"/>
         </w:rPr>
-        <w:t>a</w:t>
+        <w:t>usability</w:t>
       </w:r>
       <w:r>
         <w:rPr>
@@ -3829,16 +4220,43 @@
           <w:lang w:val="en-US" w:eastAsia="zh-CN"/>
           <w14:ligatures w14:val="none"/>
         </w:rPr>
-        <w:t>vailability</w:t>
-      </w:r>
-      <w:r>
+        <w:t>;</w:t>
+      </w:r>
+      <w:proofErr w:type="gramEnd"/>
+    </w:p>
+    <w:p>
+      <w:pPr>
+        <w:numPr>
+          <w:ilvl w:val="1"/>
+          <w:numId w:val="2"/>
+        </w:numPr>
+        <w:spacing w:after="0" w:line="480" w:lineRule="auto"/>
+        <w:contextualSpacing/>
+        <w:jc w:val="both"/>
         <w:rPr>
           <w:rFonts w:ascii="Arial" w:eastAsiaTheme="minorEastAsia" w:hAnsi="Arial" w:cs="Arial"/>
           <w:kern w:val="0"/>
           <w:lang w:val="en-US" w:eastAsia="zh-CN"/>
           <w14:ligatures w14:val="none"/>
         </w:rPr>
-        <w:t>;</w:t>
+      </w:pPr>
+      <w:r>
+        <w:rPr>
+          <w:rFonts w:ascii="Arial" w:eastAsiaTheme="minorEastAsia" w:hAnsi="Arial" w:cs="Arial"/>
+          <w:kern w:val="0"/>
+          <w:lang w:val="en-US" w:eastAsia="zh-CN"/>
+          <w14:ligatures w14:val="none"/>
+        </w:rPr>
+        <w:t>design</w:t>
+      </w:r>
+      <w:r>
+        <w:rPr>
+          <w:rFonts w:ascii="Arial" w:eastAsiaTheme="minorEastAsia" w:hAnsi="Arial" w:cs="Arial"/>
+          <w:kern w:val="0"/>
+          <w:lang w:val="en-US" w:eastAsia="zh-CN"/>
+          <w14:ligatures w14:val="none"/>
+        </w:rPr>
+        <w:t>; and</w:t>
       </w:r>
     </w:p>
     <w:p>
@@ -3864,7 +4282,7 @@
           <w:lang w:val="en-US" w:eastAsia="zh-CN"/>
           <w14:ligatures w14:val="none"/>
         </w:rPr>
-        <w:t>i</w:t>
+        <w:t>security</w:t>
       </w:r>
       <w:r>
         <w:rPr>
@@ -3873,16 +4291,69 @@
           <w:lang w:val="en-US" w:eastAsia="zh-CN"/>
           <w14:ligatures w14:val="none"/>
         </w:rPr>
-        <w:t>nstructional accessibility</w:t>
-      </w:r>
-      <w:r>
+        <w:t>?</w:t>
+      </w:r>
+    </w:p>
+    <w:p>
+      <w:pPr>
+        <w:numPr>
+          <w:ilvl w:val="0"/>
+          <w:numId w:val="2"/>
+        </w:numPr>
+        <w:spacing w:after="0" w:line="480" w:lineRule="auto"/>
+        <w:contextualSpacing/>
+        <w:jc w:val="both"/>
         <w:rPr>
           <w:rFonts w:ascii="Arial" w:eastAsiaTheme="minorEastAsia" w:hAnsi="Arial" w:cs="Arial"/>
           <w:kern w:val="0"/>
           <w:lang w:val="en-US" w:eastAsia="zh-CN"/>
           <w14:ligatures w14:val="none"/>
         </w:rPr>
-        <w:t>; and</w:t>
+      </w:pPr>
+      <w:r>
+        <w:rPr>
+          <w:rFonts w:ascii="Arial" w:eastAsiaTheme="minorEastAsia" w:hAnsi="Arial" w:cs="Arial"/>
+          <w:kern w:val="0"/>
+          <w:lang w:val="en-US" w:eastAsia="zh-CN"/>
+          <w14:ligatures w14:val="none"/>
+        </w:rPr>
+        <w:t xml:space="preserve">How </w:t>
+      </w:r>
+      <w:r>
+        <w:rPr>
+          <w:rFonts w:ascii="Arial" w:eastAsiaTheme="minorEastAsia" w:hAnsi="Arial" w:cs="Arial"/>
+          <w:kern w:val="0"/>
+          <w:lang w:val="en-US" w:eastAsia="zh-CN"/>
+          <w14:ligatures w14:val="none"/>
+        </w:rPr>
+        <w:t xml:space="preserve">performant </w:t>
+      </w:r>
+      <w:r>
+        <w:rPr>
+          <w:rFonts w:ascii="Arial" w:eastAsiaTheme="minorEastAsia" w:hAnsi="Arial" w:cs="Arial"/>
+          <w:kern w:val="0"/>
+          <w:lang w:val="en-US" w:eastAsia="zh-CN"/>
+          <w14:ligatures w14:val="none"/>
+        </w:rPr>
+        <w:t>is the application</w:t>
+      </w:r>
+      <w:r>
+        <w:rPr>
+          <w:rFonts w:ascii="Arial" w:eastAsiaTheme="minorEastAsia" w:hAnsi="Arial" w:cs="Arial"/>
+          <w:kern w:val="0"/>
+          <w:lang w:val="en-US" w:eastAsia="zh-CN"/>
+          <w14:ligatures w14:val="none"/>
+        </w:rPr>
+        <w:t xml:space="preserve"> with respect to</w:t>
+      </w:r>
+      <w:r>
+        <w:rPr>
+          <w:rFonts w:ascii="Arial" w:eastAsiaTheme="minorEastAsia" w:hAnsi="Arial" w:cs="Arial"/>
+          <w:kern w:val="0"/>
+          <w:lang w:val="en-US" w:eastAsia="zh-CN"/>
+          <w14:ligatures w14:val="none"/>
+        </w:rPr>
+        <w:t>:</w:t>
       </w:r>
     </w:p>
     <w:p>
@@ -3908,7 +4379,7 @@
           <w:lang w:val="en-US" w:eastAsia="zh-CN"/>
           <w14:ligatures w14:val="none"/>
         </w:rPr>
-        <w:t>g</w:t>
+        <w:t>graphical performance</w:t>
       </w:r>
       <w:r>
         <w:rPr>
@@ -3917,15 +4388,50 @@
           <w:lang w:val="en-US" w:eastAsia="zh-CN"/>
           <w14:ligatures w14:val="none"/>
         </w:rPr>
-        <w:t>raphical performance</w:t>
-      </w:r>
-      <w:r>
+        <w:t>; and</w:t>
+      </w:r>
+    </w:p>
+    <w:p>
+      <w:pPr>
+        <w:numPr>
+          <w:ilvl w:val="1"/>
+          <w:numId w:val="2"/>
+        </w:numPr>
+        <w:spacing w:after="0" w:line="480" w:lineRule="auto"/>
+        <w:contextualSpacing/>
+        <w:jc w:val="both"/>
         <w:rPr>
           <w:rFonts w:ascii="Arial" w:eastAsiaTheme="minorEastAsia" w:hAnsi="Arial" w:cs="Arial"/>
           <w:kern w:val="0"/>
           <w:lang w:val="en-US" w:eastAsia="zh-CN"/>
           <w14:ligatures w14:val="none"/>
         </w:rPr>
+      </w:pPr>
+      <w:r>
+        <w:rPr>
+          <w:rFonts w:ascii="Arial" w:eastAsiaTheme="minorEastAsia" w:hAnsi="Arial" w:cs="Arial"/>
+          <w:kern w:val="0"/>
+          <w:lang w:val="en-US" w:eastAsia="zh-CN"/>
+          <w14:ligatures w14:val="none"/>
+        </w:rPr>
+        <w:t>transmission</w:t>
+      </w:r>
+      <w:r>
+        <w:rPr>
+          <w:rFonts w:ascii="Arial" w:eastAsiaTheme="minorEastAsia" w:hAnsi="Arial" w:cs="Arial"/>
+          <w:kern w:val="0"/>
+          <w:lang w:val="en-US" w:eastAsia="zh-CN"/>
+          <w14:ligatures w14:val="none"/>
+        </w:rPr>
+        <w:t xml:space="preserve"> continuity</w:t>
+      </w:r>
+      <w:r>
+        <w:rPr>
+          <w:rFonts w:ascii="Arial" w:eastAsiaTheme="minorEastAsia" w:hAnsi="Arial" w:cs="Arial"/>
+          <w:kern w:val="0"/>
+          <w:lang w:val="en-US" w:eastAsia="zh-CN"/>
+          <w14:ligatures w14:val="none"/>
+        </w:rPr>
         <w:t>?</w:t>
       </w:r>
     </w:p>
@@ -3952,8 +4458,9 @@
           <w:lang w:val="en-US" w:eastAsia="zh-CN"/>
           <w14:ligatures w14:val="none"/>
         </w:rPr>
-        <w:t>How usable is the application</w:t>
-      </w:r>
+        <w:t xml:space="preserve">Is there any </w:t>
+      </w:r>
+      <w:proofErr w:type="gramStart"/>
       <w:r>
         <w:rPr>
           <w:rFonts w:ascii="Arial" w:eastAsiaTheme="minorEastAsia" w:hAnsi="Arial" w:cs="Arial"/>
@@ -3961,8 +4468,9 @@
           <w:lang w:val="en-US" w:eastAsia="zh-CN"/>
           <w14:ligatures w14:val="none"/>
         </w:rPr>
-        <w:t xml:space="preserve"> with respect to</w:t>
-      </w:r>
+        <w:t>significant relationship</w:t>
+      </w:r>
+      <w:proofErr w:type="gramEnd"/>
       <w:r>
         <w:rPr>
           <w:rFonts w:ascii="Arial" w:eastAsiaTheme="minorEastAsia" w:hAnsi="Arial" w:cs="Arial"/>
@@ -3970,25 +4478,17 @@
           <w:lang w:val="en-US" w:eastAsia="zh-CN"/>
           <w14:ligatures w14:val="none"/>
         </w:rPr>
-        <w:t>:</w:t>
-      </w:r>
-    </w:p>
-    <w:p>
-      <w:pPr>
-        <w:numPr>
-          <w:ilvl w:val="1"/>
-          <w:numId w:val="2"/>
-        </w:numPr>
-        <w:spacing w:after="0" w:line="480" w:lineRule="auto"/>
-        <w:contextualSpacing/>
-        <w:jc w:val="both"/>
+        <w:t xml:space="preserve"> between the </w:t>
+      </w:r>
+      <w:r>
         <w:rPr>
           <w:rFonts w:ascii="Arial" w:eastAsiaTheme="minorEastAsia" w:hAnsi="Arial" w:cs="Arial"/>
           <w:kern w:val="0"/>
           <w:lang w:val="en-US" w:eastAsia="zh-CN"/>
           <w14:ligatures w14:val="none"/>
         </w:rPr>
-      </w:pPr>
+        <w:t>acceptability</w:t>
+      </w:r>
       <w:r>
         <w:rPr>
           <w:rFonts w:ascii="Arial" w:eastAsiaTheme="minorEastAsia" w:hAnsi="Arial" w:cs="Arial"/>
@@ -3996,7 +4496,7 @@
           <w:lang w:val="en-US" w:eastAsia="zh-CN"/>
           <w14:ligatures w14:val="none"/>
         </w:rPr>
-        <w:t>u</w:t>
+        <w:t xml:space="preserve"> and </w:t>
       </w:r>
       <w:r>
         <w:rPr>
@@ -4005,7 +4505,7 @@
           <w:lang w:val="en-US" w:eastAsia="zh-CN"/>
           <w14:ligatures w14:val="none"/>
         </w:rPr>
-        <w:t>sage predictability</w:t>
+        <w:t>performance</w:t>
       </w:r>
       <w:r>
         <w:rPr>
@@ -4014,90 +4514,20 @@
           <w:lang w:val="en-US" w:eastAsia="zh-CN"/>
           <w14:ligatures w14:val="none"/>
         </w:rPr>
-        <w:t>; and</w:t>
-      </w:r>
-    </w:p>
-    <w:p>
-      <w:pPr>
-        <w:numPr>
-          <w:ilvl w:val="1"/>
-          <w:numId w:val="2"/>
-        </w:numPr>
-        <w:spacing w:after="0" w:line="480" w:lineRule="auto"/>
-        <w:contextualSpacing/>
-        <w:jc w:val="both"/>
+        <w:t xml:space="preserve"> of the application</w:t>
+      </w:r>
+      <w:r>
         <w:rPr>
           <w:rFonts w:ascii="Arial" w:eastAsiaTheme="minorEastAsia" w:hAnsi="Arial" w:cs="Arial"/>
           <w:kern w:val="0"/>
           <w:lang w:val="en-US" w:eastAsia="zh-CN"/>
           <w14:ligatures w14:val="none"/>
         </w:rPr>
-      </w:pPr>
-      <w:r>
-        <w:rPr>
-          <w:rFonts w:ascii="Arial" w:eastAsiaTheme="minorEastAsia" w:hAnsi="Arial" w:cs="Arial"/>
-          <w:kern w:val="0"/>
-          <w:lang w:val="en-US" w:eastAsia="zh-CN"/>
-          <w14:ligatures w14:val="none"/>
-        </w:rPr>
-        <w:t>n</w:t>
-      </w:r>
-      <w:r>
-        <w:rPr>
-          <w:rFonts w:ascii="Arial" w:eastAsiaTheme="minorEastAsia" w:hAnsi="Arial" w:cs="Arial"/>
-          <w:kern w:val="0"/>
-          <w:lang w:val="en-US" w:eastAsia="zh-CN"/>
-          <w14:ligatures w14:val="none"/>
-        </w:rPr>
-        <w:t>etwork continuity</w:t>
-      </w:r>
-      <w:r>
-        <w:rPr>
-          <w:rFonts w:ascii="Arial" w:eastAsiaTheme="minorEastAsia" w:hAnsi="Arial" w:cs="Arial"/>
-          <w:kern w:val="0"/>
-          <w:lang w:val="en-US" w:eastAsia="zh-CN"/>
-          <w14:ligatures w14:val="none"/>
-        </w:rPr>
         <w:t>?</w:t>
       </w:r>
     </w:p>
     <w:p>
       <w:pPr>
-        <w:numPr>
-          <w:ilvl w:val="0"/>
-          <w:numId w:val="2"/>
-        </w:numPr>
-        <w:spacing w:after="0" w:line="480" w:lineRule="auto"/>
-        <w:contextualSpacing/>
-        <w:jc w:val="both"/>
-        <w:rPr>
-          <w:rFonts w:ascii="Arial" w:eastAsiaTheme="minorEastAsia" w:hAnsi="Arial" w:cs="Arial"/>
-          <w:kern w:val="0"/>
-          <w:lang w:val="en-US" w:eastAsia="zh-CN"/>
-          <w14:ligatures w14:val="none"/>
-        </w:rPr>
-      </w:pPr>
-      <w:r>
-        <w:rPr>
-          <w:rFonts w:ascii="Arial" w:eastAsiaTheme="minorEastAsia" w:hAnsi="Arial" w:cs="Arial"/>
-          <w:kern w:val="0"/>
-          <w:lang w:val="en-US" w:eastAsia="zh-CN"/>
-          <w14:ligatures w14:val="none"/>
-        </w:rPr>
-        <w:t>Is there any significant relationship between the accessibility and usability of the application</w:t>
-      </w:r>
-      <w:r>
-        <w:rPr>
-          <w:rFonts w:ascii="Arial" w:eastAsiaTheme="minorEastAsia" w:hAnsi="Arial" w:cs="Arial"/>
-          <w:kern w:val="0"/>
-          <w:lang w:val="en-US" w:eastAsia="zh-CN"/>
-          <w14:ligatures w14:val="none"/>
-        </w:rPr>
-        <w:t>?</w:t>
-      </w:r>
-    </w:p>
-    <w:p>
-      <w:pPr>
         <w:spacing w:after="0" w:line="480" w:lineRule="auto"/>
         <w:jc w:val="both"/>
         <w:rPr>
@@ -4239,6 +4669,7 @@
     <w:p>
       <w:pPr>
         <w:spacing w:after="0" w:line="480" w:lineRule="auto"/>
+        <w:ind w:firstLine="720"/>
         <w:jc w:val="both"/>
         <w:rPr>
           <w:rFonts w:ascii="Arial" w:hAnsi="Arial" w:cs="Arial"/>
@@ -4349,8 +4780,9 @@
           <w:lang w:val="en-US" w:eastAsia="zh-CN"/>
           <w14:ligatures w14:val="none"/>
         </w:rPr>
-        <w:t xml:space="preserve"> significant relationship between the accessibility and usability of the application</w:t>
-      </w:r>
+        <w:t xml:space="preserve"> </w:t>
+      </w:r>
+      <w:proofErr w:type="gramStart"/>
       <w:r>
         <w:rPr>
           <w:rFonts w:ascii="Arial" w:eastAsiaTheme="minorEastAsia" w:hAnsi="Arial" w:cs="Arial"/>
@@ -4358,8 +4790,9 @@
           <w:lang w:val="en-US" w:eastAsia="zh-CN"/>
           <w14:ligatures w14:val="none"/>
         </w:rPr>
-        <w:t xml:space="preserve"> Quieazy</w:t>
-      </w:r>
+        <w:t>significant relationship</w:t>
+      </w:r>
+      <w:proofErr w:type="gramEnd"/>
       <w:r>
         <w:rPr>
           <w:rFonts w:ascii="Arial" w:eastAsiaTheme="minorEastAsia" w:hAnsi="Arial" w:cs="Arial"/>
@@ -4367,6 +4800,51 @@
           <w:lang w:val="en-US" w:eastAsia="zh-CN"/>
           <w14:ligatures w14:val="none"/>
         </w:rPr>
+        <w:t xml:space="preserve"> between the accessibility and usability of the </w:t>
+      </w:r>
+      <w:r>
+        <w:rPr>
+          <w:rFonts w:ascii="Arial" w:eastAsiaTheme="minorEastAsia" w:hAnsi="Arial" w:cs="Arial"/>
+          <w:kern w:val="0"/>
+          <w:lang w:val="en-US" w:eastAsia="zh-CN"/>
+          <w14:ligatures w14:val="none"/>
+        </w:rPr>
+        <w:t>Quieazy</w:t>
+      </w:r>
+      <w:r>
+        <w:rPr>
+          <w:rFonts w:ascii="Arial" w:eastAsiaTheme="minorEastAsia" w:hAnsi="Arial" w:cs="Arial"/>
+          <w:kern w:val="0"/>
+          <w:lang w:val="en-US" w:eastAsia="zh-CN"/>
+          <w14:ligatures w14:val="none"/>
+        </w:rPr>
+        <w:t xml:space="preserve"> </w:t>
+      </w:r>
+      <w:r>
+        <w:rPr>
+          <w:rFonts w:ascii="Arial" w:eastAsiaTheme="minorEastAsia" w:hAnsi="Arial" w:cs="Arial"/>
+          <w:kern w:val="0"/>
+          <w:lang w:val="en-US" w:eastAsia="zh-CN"/>
+          <w14:ligatures w14:val="none"/>
+        </w:rPr>
+        <w:t>applicatio</w:t>
+      </w:r>
+      <w:r>
+        <w:rPr>
+          <w:rFonts w:ascii="Arial" w:eastAsiaTheme="minorEastAsia" w:hAnsi="Arial" w:cs="Arial"/>
+          <w:kern w:val="0"/>
+          <w:lang w:val="en-US" w:eastAsia="zh-CN"/>
+          <w14:ligatures w14:val="none"/>
+        </w:rPr>
+        <w:t>n</w:t>
+      </w:r>
+      <w:r>
+        <w:rPr>
+          <w:rFonts w:ascii="Arial" w:eastAsiaTheme="minorEastAsia" w:hAnsi="Arial" w:cs="Arial"/>
+          <w:kern w:val="0"/>
+          <w:lang w:val="en-US" w:eastAsia="zh-CN"/>
+          <w14:ligatures w14:val="none"/>
+        </w:rPr>
         <w:t>.</w:t>
       </w:r>
     </w:p>
@@ -4786,7 +5264,19 @@
         <w:rPr>
           <w:rFonts w:ascii="Arial" w:hAnsi="Arial" w:cs="Arial"/>
         </w:rPr>
-        <w:t>With the lessen usage of paper, we could also reduce the cutting of trees.</w:t>
+        <w:t xml:space="preserve">With the lessen usage of paper, </w:t>
+      </w:r>
+      <w:r>
+        <w:rPr>
+          <w:rFonts w:ascii="Arial" w:hAnsi="Arial" w:cs="Arial"/>
+        </w:rPr>
+        <w:t xml:space="preserve">it </w:t>
+      </w:r>
+      <w:r>
+        <w:rPr>
+          <w:rFonts w:ascii="Arial" w:hAnsi="Arial" w:cs="Arial"/>
+        </w:rPr>
+        <w:t>could also reduce the cutting of trees.</w:t>
       </w:r>
     </w:p>
     <w:p>
@@ -4990,7 +5480,13 @@
         <w:rPr>
           <w:rFonts w:ascii="Arial" w:hAnsi="Arial" w:cs="Arial"/>
         </w:rPr>
-        <w:t xml:space="preserve"> We can distribute the </w:t>
+        <w:t>T</w:t>
+      </w:r>
+      <w:r>
+        <w:rPr>
+          <w:rFonts w:ascii="Arial" w:hAnsi="Arial" w:cs="Arial"/>
+        </w:rPr>
+        <w:t xml:space="preserve">he </w:t>
       </w:r>
       <w:r>
         <w:rPr>
@@ -5002,6 +5498,36 @@
         <w:rPr>
           <w:rFonts w:ascii="Arial" w:hAnsi="Arial" w:cs="Arial"/>
         </w:rPr>
+        <w:t xml:space="preserve"> </w:t>
+      </w:r>
+      <w:r>
+        <w:rPr>
+          <w:rFonts w:ascii="Arial" w:hAnsi="Arial" w:cs="Arial"/>
+        </w:rPr>
+        <w:t>can</w:t>
+      </w:r>
+      <w:r>
+        <w:rPr>
+          <w:rFonts w:ascii="Arial" w:hAnsi="Arial" w:cs="Arial"/>
+        </w:rPr>
+        <w:t xml:space="preserve"> be </w:t>
+      </w:r>
+      <w:r>
+        <w:rPr>
+          <w:rFonts w:ascii="Arial" w:hAnsi="Arial" w:cs="Arial"/>
+        </w:rPr>
+        <w:t>distribute</w:t>
+      </w:r>
+      <w:r>
+        <w:rPr>
+          <w:rFonts w:ascii="Arial" w:hAnsi="Arial" w:cs="Arial"/>
+        </w:rPr>
+        <w:t>d</w:t>
+      </w:r>
+      <w:r>
+        <w:rPr>
+          <w:rFonts w:ascii="Arial" w:hAnsi="Arial" w:cs="Arial"/>
+        </w:rPr>
         <w:t xml:space="preserve"> on a self-hosted website or on free app markets like itch.io.</w:t>
       </w:r>
       <w:r>
@@ -5110,8 +5636,16 @@
         <w:rPr>
           <w:rFonts w:ascii="Arial" w:hAnsi="Arial" w:cs="Arial"/>
         </w:rPr>
-        <w:t xml:space="preserve"> such as the Google PlayStore</w:t>
-      </w:r>
+        <w:t xml:space="preserve"> such as the Google </w:t>
+      </w:r>
+      <w:proofErr w:type="spellStart"/>
+      <w:r>
+        <w:rPr>
+          <w:rFonts w:ascii="Arial" w:hAnsi="Arial" w:cs="Arial"/>
+        </w:rPr>
+        <w:t>PlayStore</w:t>
+      </w:r>
+      <w:proofErr w:type="spellEnd"/>
       <w:r>
         <w:rPr>
           <w:rFonts w:ascii="Arial" w:hAnsi="Arial" w:cs="Arial"/>
@@ -6134,6 +6668,96 @@
     <w:p>
       <w:pPr>
         <w:spacing w:line="480" w:lineRule="auto"/>
+        <w:ind w:firstLine="720"/>
+        <w:jc w:val="both"/>
+        <w:rPr>
+          <w:rFonts w:ascii="Arial" w:hAnsi="Arial" w:cs="Arial"/>
+          <w:b/>
+          <w:bCs/>
+          <w:color w:val="000000" w:themeColor="text1"/>
+        </w:rPr>
+      </w:pPr>
+      <w:r>
+        <w:rPr>
+          <w:rFonts w:ascii="Arial" w:hAnsi="Arial" w:cs="Arial"/>
+          <w:bCs/>
+        </w:rPr>
+        <w:t>This study will be conducted in S</w:t>
+      </w:r>
+      <w:r>
+        <w:rPr>
+          <w:rFonts w:ascii="Arial" w:hAnsi="Arial" w:cs="Arial"/>
+          <w:bCs/>
+        </w:rPr>
+        <w:t>ta.</w:t>
+      </w:r>
+      <w:r>
+        <w:rPr>
+          <w:rFonts w:ascii="Arial" w:hAnsi="Arial" w:cs="Arial"/>
+          <w:bCs/>
+        </w:rPr>
+        <w:t xml:space="preserve"> Maria Integrated High School during the first semester of the academic year 2025-2026.</w:t>
+      </w:r>
+      <w:r>
+        <w:rPr>
+          <w:rFonts w:ascii="Arial" w:hAnsi="Arial" w:cs="Arial"/>
+          <w:bCs/>
+        </w:rPr>
+        <w:t xml:space="preserve">  </w:t>
+      </w:r>
+      <w:r>
+        <w:rPr>
+          <w:rFonts w:ascii="Arial" w:hAnsi="Arial" w:cs="Arial"/>
+          <w:bCs/>
+        </w:rPr>
+        <w:t>The re</w:t>
+      </w:r>
+      <w:r>
+        <w:rPr>
+          <w:rFonts w:ascii="Arial" w:hAnsi="Arial" w:cs="Arial"/>
+          <w:bCs/>
+        </w:rPr>
+        <w:t>spondents</w:t>
+      </w:r>
+      <w:r>
+        <w:rPr>
+          <w:rFonts w:ascii="Arial" w:hAnsi="Arial" w:cs="Arial"/>
+          <w:bCs/>
+        </w:rPr>
+        <w:t xml:space="preserve"> will be chosen from junior high school students</w:t>
+      </w:r>
+      <w:r>
+        <w:rPr>
+          <w:rFonts w:ascii="Arial" w:hAnsi="Arial" w:cs="Arial"/>
+          <w:bCs/>
+        </w:rPr>
+        <w:t>.</w:t>
+      </w:r>
+    </w:p>
+    <w:p>
+      <w:pPr>
+        <w:spacing w:after="0" w:line="480" w:lineRule="auto"/>
+        <w:jc w:val="both"/>
+        <w:rPr>
+          <w:rFonts w:ascii="Arial" w:hAnsi="Arial" w:cs="Arial"/>
+          <w:b/>
+          <w:bCs/>
+          <w:color w:val="000000" w:themeColor="text1"/>
+        </w:rPr>
+      </w:pPr>
+      <w:r>
+        <w:rPr>
+          <w:rFonts w:ascii="Arial" w:hAnsi="Arial" w:cs="Arial"/>
+          <w:b/>
+          <w:bCs/>
+          <w:color w:val="000000" w:themeColor="text1"/>
+        </w:rPr>
+        <w:t>Research Design</w:t>
+      </w:r>
+    </w:p>
+    <w:p>
+      <w:pPr>
+        <w:spacing w:line="480" w:lineRule="auto"/>
         <w:jc w:val="both"/>
         <w:rPr>
           <w:rFonts w:ascii="Arial" w:hAnsi="Arial" w:cs="Arial"/>
@@ -6147,26 +6771,90 @@
         </w:rPr>
         <w:tab/>
       </w:r>
-    </w:p>
-    <w:p>
-      <w:pPr>
-        <w:spacing w:after="0" w:line="480" w:lineRule="auto"/>
-        <w:jc w:val="both"/>
-        <w:rPr>
-          <w:rFonts w:ascii="Arial" w:hAnsi="Arial" w:cs="Arial"/>
-          <w:b/>
-          <w:bCs/>
-          <w:color w:val="000000" w:themeColor="text1"/>
-        </w:rPr>
-      </w:pPr>
-      <w:r>
-        <w:rPr>
-          <w:rFonts w:ascii="Arial" w:hAnsi="Arial" w:cs="Arial"/>
-          <w:b/>
-          <w:bCs/>
-          <w:color w:val="000000" w:themeColor="text1"/>
-        </w:rPr>
-        <w:t>Research Design</w:t>
+      <w:bookmarkStart w:id="9" w:name="_Hlk190004400"/>
+      <w:r>
+        <w:rPr>
+          <w:rFonts w:ascii="Arial" w:hAnsi="Arial" w:cs="Arial"/>
+        </w:rPr>
+        <w:t xml:space="preserve"> </w:t>
+      </w:r>
+      <w:r>
+        <w:rPr>
+          <w:rFonts w:ascii="Arial" w:hAnsi="Arial" w:cs="Arial"/>
+        </w:rPr>
+        <w:t>To</w:t>
+      </w:r>
+      <w:r>
+        <w:rPr>
+          <w:rFonts w:ascii="Arial" w:hAnsi="Arial" w:cs="Arial"/>
+        </w:rPr>
+        <w:t xml:space="preserve"> retrieve the level of accessibility and usability</w:t>
+      </w:r>
+      <w:r>
+        <w:rPr>
+          <w:rFonts w:ascii="Arial" w:hAnsi="Arial" w:cs="Arial"/>
+        </w:rPr>
+        <w:t xml:space="preserve"> of the</w:t>
+      </w:r>
+      <w:r>
+        <w:rPr>
+          <w:rFonts w:ascii="Arial" w:hAnsi="Arial" w:cs="Arial"/>
+        </w:rPr>
+        <w:t xml:space="preserve"> </w:t>
+      </w:r>
+      <w:r>
+        <w:rPr>
+          <w:rFonts w:ascii="Arial" w:hAnsi="Arial" w:cs="Arial"/>
+        </w:rPr>
+        <w:t>quiz application</w:t>
+      </w:r>
+      <w:r>
+        <w:rPr>
+          <w:rFonts w:ascii="Arial" w:hAnsi="Arial" w:cs="Arial"/>
+        </w:rPr>
+        <w:t xml:space="preserve"> Quieazy</w:t>
+      </w:r>
+      <w:r>
+        <w:rPr>
+          <w:rFonts w:ascii="Arial" w:hAnsi="Arial" w:cs="Arial"/>
+        </w:rPr>
+        <w:t>, t</w:t>
+      </w:r>
+      <w:r>
+        <w:rPr>
+          <w:rFonts w:ascii="Arial" w:hAnsi="Arial" w:cs="Arial"/>
+        </w:rPr>
+        <w:t>his research</w:t>
+      </w:r>
+      <w:r>
+        <w:rPr>
+          <w:rFonts w:ascii="Arial" w:hAnsi="Arial" w:cs="Arial"/>
+        </w:rPr>
+        <w:t xml:space="preserve"> </w:t>
+      </w:r>
+      <w:r>
+        <w:rPr>
+          <w:rFonts w:ascii="Arial" w:hAnsi="Arial" w:cs="Arial"/>
+        </w:rPr>
+        <w:t xml:space="preserve">study </w:t>
+      </w:r>
+      <w:r>
+        <w:rPr>
+          <w:rFonts w:ascii="Arial" w:hAnsi="Arial" w:cs="Arial"/>
+        </w:rPr>
+        <w:t>will use a</w:t>
+      </w:r>
+      <w:r>
+        <w:rPr>
+          <w:rFonts w:ascii="Arial" w:hAnsi="Arial" w:cs="Arial"/>
+        </w:rPr>
+        <w:t xml:space="preserve"> quasi-experimental research design</w:t>
+      </w:r>
+      <w:r>
+        <w:rPr>
+          <w:rFonts w:ascii="Arial" w:hAnsi="Arial" w:cs="Arial"/>
+        </w:rPr>
+        <w:t>.</w:t>
       </w:r>
     </w:p>
     <w:p>
@@ -6180,12 +6868,17 @@
       <w:r>
         <w:rPr>
           <w:rFonts w:ascii="Arial" w:hAnsi="Arial" w:cs="Arial"/>
-          <w:b/>
-          <w:bCs/>
-        </w:rPr>
+        </w:rPr>
+        <w:lastRenderedPageBreak/>
         <w:tab/>
-      </w:r>
-      <w:bookmarkStart w:id="9" w:name="_Hlk190004400"/>
+        <w:t xml:space="preserve">Quasi-experimental </w:t>
+      </w:r>
+      <w:r>
+        <w:rPr>
+          <w:rFonts w:ascii="Arial" w:hAnsi="Arial" w:cs="Arial"/>
+        </w:rPr>
+        <w:t>performs</w:t>
+      </w:r>
       <w:r>
         <w:rPr>
           <w:rFonts w:ascii="Arial" w:hAnsi="Arial" w:cs="Arial"/>
@@ -6196,19 +6889,31 @@
         <w:rPr>
           <w:rFonts w:ascii="Arial" w:hAnsi="Arial" w:cs="Arial"/>
         </w:rPr>
-        <w:t>To</w:t>
-      </w:r>
-      <w:r>
-        <w:rPr>
-          <w:rFonts w:ascii="Arial" w:hAnsi="Arial" w:cs="Arial"/>
-        </w:rPr>
-        <w:t xml:space="preserve"> retrieve the level of accessibility and usability</w:t>
-      </w:r>
-      <w:r>
-        <w:rPr>
-          <w:rFonts w:ascii="Arial" w:hAnsi="Arial" w:cs="Arial"/>
-        </w:rPr>
-        <w:t xml:space="preserve"> of the</w:t>
+        <w:t>experimentation</w:t>
+      </w:r>
+      <w:r>
+        <w:rPr>
+          <w:rFonts w:ascii="Arial" w:hAnsi="Arial" w:cs="Arial"/>
+        </w:rPr>
+        <w:t>-like-</w:t>
+      </w:r>
+      <w:r>
+        <w:rPr>
+          <w:rFonts w:ascii="Arial" w:hAnsi="Arial" w:cs="Arial"/>
+        </w:rPr>
+        <w:t>investigation, but not truly an experiment.</w:t>
+      </w:r>
+      <w:r>
+        <w:rPr>
+          <w:rFonts w:ascii="Arial" w:hAnsi="Arial" w:cs="Arial"/>
+        </w:rPr>
+        <w:t xml:space="preserve">  </w:t>
+      </w:r>
+      <w:r>
+        <w:rPr>
+          <w:rFonts w:ascii="Arial" w:hAnsi="Arial" w:cs="Arial"/>
+        </w:rPr>
+        <w:t>It builds and analyzes the causal relationship between</w:t>
       </w:r>
       <w:r>
         <w:rPr>
@@ -6220,147 +6925,202 @@
         <w:rPr>
           <w:rFonts w:ascii="Arial" w:hAnsi="Arial" w:cs="Arial"/>
         </w:rPr>
-        <w:t>quiz application</w:t>
-      </w:r>
-      <w:r>
-        <w:rPr>
-          <w:rFonts w:ascii="Arial" w:hAnsi="Arial" w:cs="Arial"/>
-        </w:rPr>
-        <w:t xml:space="preserve"> Quieazy</w:t>
-      </w:r>
-      <w:r>
-        <w:rPr>
-          <w:rFonts w:ascii="Arial" w:hAnsi="Arial" w:cs="Arial"/>
-        </w:rPr>
-        <w:t>, t</w:t>
-      </w:r>
-      <w:r>
-        <w:rPr>
-          <w:rFonts w:ascii="Arial" w:hAnsi="Arial" w:cs="Arial"/>
-        </w:rPr>
-        <w:t>his research</w:t>
-      </w:r>
-      <w:r>
-        <w:rPr>
-          <w:rFonts w:ascii="Arial" w:hAnsi="Arial" w:cs="Arial"/>
+        <w:t>independent and dependent variables.</w:t>
+      </w:r>
+      <w:r>
+        <w:rPr>
+          <w:rFonts w:ascii="Arial" w:hAnsi="Arial" w:cs="Arial"/>
+        </w:rPr>
+        <w:t xml:space="preserve">  It also does not require randomly selected respondent groups</w:t>
+      </w:r>
+      <w:r>
+        <w:rPr>
+          <w:rFonts w:ascii="Arial" w:hAnsi="Arial" w:cs="Arial"/>
+        </w:rPr>
+        <w:t>.</w:t>
+      </w:r>
+    </w:p>
+    <w:bookmarkEnd w:id="9"/>
+    <w:p>
+      <w:pPr>
+        <w:spacing w:after="0" w:line="480" w:lineRule="auto"/>
+        <w:jc w:val="both"/>
+        <w:rPr>
+          <w:rFonts w:ascii="Arial" w:hAnsi="Arial" w:cs="Arial"/>
+          <w:b/>
+          <w:bCs/>
+        </w:rPr>
+      </w:pPr>
+      <w:r>
+        <w:rPr>
+          <w:rFonts w:ascii="Arial" w:hAnsi="Arial" w:cs="Arial"/>
+          <w:b/>
+          <w:bCs/>
+        </w:rPr>
+        <w:t>Subject of the Study</w:t>
+      </w:r>
+    </w:p>
+    <w:p>
+      <w:pPr>
+        <w:spacing w:after="0" w:line="480" w:lineRule="auto"/>
+        <w:ind w:firstLine="720"/>
+        <w:jc w:val="both"/>
+        <w:rPr>
+          <w:rFonts w:ascii="Arial" w:hAnsi="Arial" w:cs="Arial"/>
+          <w:bCs/>
+        </w:rPr>
+      </w:pPr>
+      <w:r>
+        <w:rPr>
+          <w:rFonts w:ascii="Arial" w:hAnsi="Arial" w:cs="Arial"/>
+          <w:bCs/>
+        </w:rPr>
+        <w:t xml:space="preserve">The respondents in this study will be </w:t>
+      </w:r>
+      <w:r>
+        <w:rPr>
+          <w:rFonts w:ascii="Arial" w:hAnsi="Arial" w:cs="Arial"/>
+          <w:bCs/>
+        </w:rPr>
+        <w:t>g</w:t>
+      </w:r>
+      <w:r>
+        <w:rPr>
+          <w:rFonts w:ascii="Arial" w:hAnsi="Arial" w:cs="Arial"/>
+          <w:bCs/>
+        </w:rPr>
+        <w:t xml:space="preserve">rade 10 students enrolled in Sta. Maria Integrated High School for the academic year </w:t>
+      </w:r>
+      <w:r>
+        <w:rPr>
+          <w:rFonts w:ascii="Arial" w:hAnsi="Arial" w:cs="Arial"/>
+          <w:bCs/>
+        </w:rPr>
+        <w:t xml:space="preserve">of </w:t>
+      </w:r>
+      <w:r>
+        <w:rPr>
+          <w:rFonts w:ascii="Arial" w:hAnsi="Arial" w:cs="Arial"/>
+          <w:bCs/>
+        </w:rPr>
+        <w:t>2025-2026.</w:t>
+      </w:r>
+      <w:r>
+        <w:rPr>
+          <w:rFonts w:ascii="Arial" w:hAnsi="Arial" w:cs="Arial"/>
+          <w:bCs/>
+        </w:rPr>
+        <w:t xml:space="preserve">  </w:t>
+      </w:r>
+      <w:r>
+        <w:rPr>
+          <w:rFonts w:ascii="Arial" w:hAnsi="Arial" w:cs="Arial"/>
+          <w:bCs/>
+        </w:rPr>
+        <w:t>They will be the subject of the trial of the application.</w:t>
+      </w:r>
+    </w:p>
+    <w:p>
+      <w:pPr>
+        <w:spacing w:after="0" w:line="480" w:lineRule="auto"/>
+        <w:jc w:val="both"/>
+        <w:rPr>
+          <w:rFonts w:ascii="Arial" w:hAnsi="Arial" w:cs="Arial"/>
+          <w:b/>
+          <w:bCs/>
+        </w:rPr>
+      </w:pPr>
+      <w:r>
+        <w:rPr>
+          <w:rFonts w:ascii="Arial" w:hAnsi="Arial" w:cs="Arial"/>
+          <w:b/>
+          <w:bCs/>
+        </w:rPr>
+        <w:t>Sampling Technique</w:t>
+      </w:r>
+    </w:p>
+    <w:p>
+      <w:pPr>
+        <w:spacing w:after="0" w:line="480" w:lineRule="auto"/>
+        <w:ind w:firstLine="720"/>
+        <w:jc w:val="both"/>
+        <w:rPr>
+          <w:rFonts w:ascii="Arial" w:hAnsi="Arial" w:cs="Arial"/>
+          <w:b/>
+          <w:bCs/>
+        </w:rPr>
+      </w:pPr>
+      <w:r>
+        <w:rPr>
+          <w:rFonts w:ascii="Arial" w:hAnsi="Arial" w:cs="Arial"/>
+          <w:bCs/>
+        </w:rPr>
+        <w:t>Th</w:t>
+      </w:r>
+      <w:r>
+        <w:rPr>
+          <w:rFonts w:ascii="Arial" w:hAnsi="Arial" w:cs="Arial"/>
+          <w:bCs/>
+        </w:rPr>
+        <w:t>is study</w:t>
+      </w:r>
+      <w:r>
+        <w:rPr>
+          <w:rFonts w:ascii="Arial" w:hAnsi="Arial" w:cs="Arial"/>
+          <w:bCs/>
+        </w:rPr>
+        <w:t xml:space="preserve"> will</w:t>
+      </w:r>
+      <w:r>
+        <w:rPr>
+          <w:rFonts w:ascii="Arial" w:hAnsi="Arial" w:cs="Arial"/>
+          <w:bCs/>
+          <w:lang w:val="en-US"/>
         </w:rPr>
         <w:t xml:space="preserve"> </w:t>
       </w:r>
       <w:r>
         <w:rPr>
           <w:rFonts w:ascii="Arial" w:hAnsi="Arial" w:cs="Arial"/>
-        </w:rPr>
-        <w:t xml:space="preserve">study </w:t>
-      </w:r>
-      <w:r>
-        <w:rPr>
-          <w:rFonts w:ascii="Arial" w:hAnsi="Arial" w:cs="Arial"/>
-        </w:rPr>
-        <w:t>will use a</w:t>
-      </w:r>
-      <w:r>
-        <w:rPr>
-          <w:rFonts w:ascii="Arial" w:hAnsi="Arial" w:cs="Arial"/>
-        </w:rPr>
-        <w:t xml:space="preserve"> quasi-experimental research design</w:t>
-      </w:r>
-      <w:r>
-        <w:rPr>
-          <w:rFonts w:ascii="Arial" w:hAnsi="Arial" w:cs="Arial"/>
-        </w:rPr>
-        <w:t>.</w:t>
-      </w:r>
-    </w:p>
-    <w:p>
-      <w:pPr>
-        <w:spacing w:line="480" w:lineRule="auto"/>
-        <w:jc w:val="both"/>
-        <w:rPr>
-          <w:rFonts w:ascii="Arial" w:hAnsi="Arial" w:cs="Arial"/>
-        </w:rPr>
-      </w:pPr>
-      <w:r>
-        <w:rPr>
-          <w:rFonts w:ascii="Arial" w:hAnsi="Arial" w:cs="Arial"/>
-        </w:rPr>
-        <w:tab/>
-        <w:t>Quasi-experimental does investigation</w:t>
-      </w:r>
-      <w:r>
-        <w:rPr>
-          <w:rFonts w:ascii="Arial" w:hAnsi="Arial" w:cs="Arial"/>
-        </w:rPr>
-        <w:t>-</w:t>
-      </w:r>
-      <w:r>
-        <w:rPr>
-          <w:rFonts w:ascii="Arial" w:hAnsi="Arial" w:cs="Arial"/>
-        </w:rPr>
-        <w:t>like</w:t>
-      </w:r>
-      <w:r>
-        <w:rPr>
-          <w:rFonts w:ascii="Arial" w:hAnsi="Arial" w:cs="Arial"/>
-        </w:rPr>
-        <w:t>-</w:t>
-      </w:r>
-      <w:r>
-        <w:rPr>
-          <w:rFonts w:ascii="Arial" w:hAnsi="Arial" w:cs="Arial"/>
-        </w:rPr>
-        <w:t>experimentation, but not truly an experiment.</w:t>
-      </w:r>
-      <w:r>
-        <w:rPr>
-          <w:rFonts w:ascii="Arial" w:hAnsi="Arial" w:cs="Arial"/>
-        </w:rPr>
-        <w:t xml:space="preserve">  </w:t>
-      </w:r>
-      <w:r>
-        <w:rPr>
-          <w:rFonts w:ascii="Arial" w:hAnsi="Arial" w:cs="Arial"/>
-        </w:rPr>
-        <w:t xml:space="preserve">It builds and analyzes the causal relationship between the </w:t>
-      </w:r>
-      <w:r>
-        <w:rPr>
-          <w:rFonts w:ascii="Arial" w:hAnsi="Arial" w:cs="Arial"/>
-        </w:rPr>
-        <w:lastRenderedPageBreak/>
-        <w:t>independent and dependent variables.</w:t>
-      </w:r>
-      <w:r>
-        <w:rPr>
-          <w:rFonts w:ascii="Arial" w:hAnsi="Arial" w:cs="Arial"/>
-        </w:rPr>
-        <w:t xml:space="preserve">  It also does not require randomly selected respondent groups</w:t>
-      </w:r>
-      <w:r>
-        <w:rPr>
-          <w:rFonts w:ascii="Arial" w:hAnsi="Arial" w:cs="Arial"/>
-        </w:rPr>
-        <w:t>.</w:t>
-      </w:r>
-    </w:p>
-    <w:bookmarkEnd w:id="9"/>
-    <w:p>
-      <w:pPr>
-        <w:spacing w:after="0" w:line="480" w:lineRule="auto"/>
-        <w:jc w:val="both"/>
-        <w:rPr>
-          <w:rFonts w:ascii="Arial" w:hAnsi="Arial" w:cs="Arial"/>
-          <w:b/>
-          <w:bCs/>
-        </w:rPr>
-      </w:pPr>
-    </w:p>
-    <w:p>
-      <w:pPr>
-        <w:spacing w:after="0" w:line="480" w:lineRule="auto"/>
-        <w:jc w:val="both"/>
-        <w:rPr>
-          <w:rFonts w:ascii="Arial" w:hAnsi="Arial" w:cs="Arial"/>
-          <w:b/>
+          <w:bCs/>
+        </w:rPr>
+        <w:t>emplo</w:t>
+      </w:r>
+      <w:r>
+        <w:rPr>
+          <w:rFonts w:ascii="Arial" w:hAnsi="Arial" w:cs="Arial"/>
+          <w:bCs/>
+        </w:rPr>
+        <w:t>y</w:t>
+      </w:r>
+      <w:r>
+        <w:rPr>
+          <w:rFonts w:ascii="Arial" w:hAnsi="Arial" w:cs="Arial"/>
+          <w:bCs/>
+        </w:rPr>
+        <w:t xml:space="preserve"> a purposive sampling technique, which </w:t>
+      </w:r>
+      <w:r>
+        <w:rPr>
+          <w:rFonts w:ascii="Arial" w:hAnsi="Arial" w:cs="Arial"/>
+          <w:bCs/>
+        </w:rPr>
+        <w:t>is</w:t>
+      </w:r>
+      <w:r>
+        <w:rPr>
+          <w:rFonts w:ascii="Arial" w:hAnsi="Arial" w:cs="Arial"/>
+          <w:bCs/>
+        </w:rPr>
+        <w:t xml:space="preserve"> deemed to be most appropriate for this study.  This technique is applied when the sample must have qualities, thus only individuals that realize the criteria are choose. Additionally, the researchers will focus on Grade 10 students in Sta. Maria Integrated High School. This focuses on ensuring that the sample aligns closely with the research objectives, as these students are having a cellphone to use the benefits from using our product.</w:t>
+      </w:r>
+    </w:p>
+    <w:p>
+      <w:pPr>
+        <w:spacing w:after="0" w:line="480" w:lineRule="auto"/>
+        <w:jc w:val="both"/>
+        <w:rPr>
+          <w:rFonts w:ascii="Arial" w:hAnsi="Arial" w:cs="Arial"/>
           <w:bCs/>
         </w:rPr>
       </w:pPr>
@@ -6376,59 +7136,80 @@
     <w:p>
       <w:pPr>
         <w:spacing w:after="0" w:line="480" w:lineRule="auto"/>
-        <w:jc w:val="both"/>
-        <w:rPr>
-          <w:rFonts w:ascii="Arial" w:hAnsi="Arial" w:cs="Arial"/>
-        </w:rPr>
-      </w:pPr>
-      <w:r>
-        <w:rPr>
-          <w:rFonts w:ascii="Arial" w:hAnsi="Arial" w:cs="Arial"/>
-          <w:b/>
-          <w:bCs/>
-        </w:rPr>
-        <w:tab/>
-      </w:r>
-      <w:r>
-        <w:rPr>
-          <w:rFonts w:ascii="Arial" w:hAnsi="Arial" w:cs="Arial"/>
-        </w:rPr>
-        <w:t xml:space="preserve">The following materials used to create the Automated Watering System </w:t>
-      </w:r>
-      <w:r>
-        <w:rPr>
-          <w:rFonts w:ascii="Arial" w:hAnsi="Arial" w:cs="Arial"/>
-        </w:rPr>
-        <w:t xml:space="preserve">were </w:t>
-      </w:r>
-      <w:r>
-        <w:rPr>
-          <w:rFonts w:ascii="Arial" w:hAnsi="Arial" w:cs="Arial"/>
-        </w:rPr>
-        <w:t>listed below:</w:t>
-      </w:r>
-    </w:p>
-    <w:p>
-      <w:pPr>
-        <w:spacing w:after="0" w:line="480" w:lineRule="auto"/>
-        <w:jc w:val="both"/>
-        <w:rPr>
-          <w:rFonts w:ascii="Arial" w:hAnsi="Arial" w:cs="Arial"/>
-        </w:rPr>
-      </w:pPr>
-      <w:r>
-        <w:rPr>
-          <w:rFonts w:ascii="Arial" w:hAnsi="Arial" w:cs="Arial"/>
-          <w:b/>
-          <w:bCs/>
-        </w:rPr>
-        <w:t>Production of Automated Watering System</w:t>
+        <w:ind w:firstLine="720"/>
+        <w:jc w:val="both"/>
+        <w:rPr>
+          <w:rFonts w:ascii="Arial" w:hAnsi="Arial" w:cs="Arial"/>
+        </w:rPr>
+      </w:pPr>
+      <w:r>
+        <w:rPr>
+          <w:rFonts w:ascii="Arial" w:hAnsi="Arial" w:cs="Arial"/>
+        </w:rPr>
+        <w:t>The tools and equipment</w:t>
+      </w:r>
+      <w:r>
+        <w:rPr>
+          <w:rFonts w:ascii="Arial" w:hAnsi="Arial" w:cs="Arial"/>
+        </w:rPr>
+        <w:t xml:space="preserve"> to be</w:t>
+      </w:r>
+      <w:r>
+        <w:rPr>
+          <w:rFonts w:ascii="Arial" w:hAnsi="Arial" w:cs="Arial"/>
+        </w:rPr>
+        <w:t xml:space="preserve"> used </w:t>
+      </w:r>
+      <w:r>
+        <w:rPr>
+          <w:rFonts w:ascii="Arial" w:hAnsi="Arial" w:cs="Arial"/>
+        </w:rPr>
+        <w:t>in</w:t>
+      </w:r>
+      <w:r>
+        <w:rPr>
+          <w:rFonts w:ascii="Arial" w:hAnsi="Arial" w:cs="Arial"/>
+        </w:rPr>
+        <w:t xml:space="preserve"> the development of Quieazy are given below:</w:t>
+      </w:r>
+    </w:p>
+    <w:p>
+      <w:pPr>
+        <w:spacing w:after="0" w:line="480" w:lineRule="auto"/>
+        <w:jc w:val="both"/>
+        <w:rPr>
+          <w:rFonts w:ascii="Arial" w:hAnsi="Arial" w:cs="Arial"/>
+        </w:rPr>
+      </w:pPr>
+      <w:r>
+        <w:rPr>
+          <w:rFonts w:ascii="Arial" w:hAnsi="Arial" w:cs="Arial"/>
+          <w:b/>
+          <w:bCs/>
+        </w:rPr>
+        <w:t>Development</w:t>
+      </w:r>
+      <w:r>
+        <w:rPr>
+          <w:rFonts w:ascii="Arial" w:hAnsi="Arial" w:cs="Arial"/>
+          <w:b/>
+          <w:bCs/>
+        </w:rPr>
+        <w:t xml:space="preserve"> of </w:t>
+      </w:r>
+      <w:r>
+        <w:rPr>
+          <w:rFonts w:ascii="Arial" w:hAnsi="Arial" w:cs="Arial"/>
+          <w:b/>
+          <w:bCs/>
+        </w:rPr>
+        <w:t>the Quieazy Application</w:t>
       </w:r>
     </w:p>
     <w:tbl>
       <w:tblPr>
         <w:tblStyle w:val="TableGrid"/>
-        <w:tblW w:w="0" w:type="auto"/>
+        <w:tblW w:w="5000" w:type="pct"/>
         <w:tblBorders>
           <w:top w:val="none" w:sz="0" w:space="0" w:color="auto"/>
           <w:left w:val="none" w:sz="0" w:space="0" w:color="auto"/>
@@ -6440,14 +7221,14 @@
         <w:tblLook w:val="04A0" w:firstRow="1" w:lastRow="0" w:firstColumn="1" w:lastColumn="0" w:noHBand="0" w:noVBand="1"/>
       </w:tblPr>
       <w:tblGrid>
-        <w:gridCol w:w="2876"/>
-        <w:gridCol w:w="2877"/>
-        <w:gridCol w:w="2877"/>
+        <w:gridCol w:w="2878"/>
+        <w:gridCol w:w="2881"/>
+        <w:gridCol w:w="2881"/>
       </w:tblGrid>
       <w:tr>
         <w:tc>
           <w:tcPr>
-            <w:tcW w:w="2876" w:type="dxa"/>
+            <w:tcW w:w="1666" w:type="pct"/>
           </w:tcPr>
           <w:p>
             <w:pPr>
@@ -6471,7 +7252,7 @@
         </w:tc>
         <w:tc>
           <w:tcPr>
-            <w:tcW w:w="2877" w:type="dxa"/>
+            <w:tcW w:w="1667" w:type="pct"/>
           </w:tcPr>
           <w:p>
             <w:pPr>
@@ -6495,7 +7276,7 @@
         </w:tc>
         <w:tc>
           <w:tcPr>
-            <w:tcW w:w="2877" w:type="dxa"/>
+            <w:tcW w:w="1667" w:type="pct"/>
           </w:tcPr>
           <w:p>
             <w:pPr>
@@ -6519,13 +7300,9 @@
         </w:tc>
       </w:tr>
       <w:tr>
-        <w:trPr>
-          <w:gridAfter w:val="1"/>
-          <w:wAfter w:w="2877" w:type="dxa"/>
-        </w:trPr>
         <w:tc>
           <w:tcPr>
-            <w:tcW w:w="2876" w:type="dxa"/>
+            <w:tcW w:w="1666" w:type="pct"/>
           </w:tcPr>
           <w:p>
             <w:pPr>
@@ -6540,13 +7317,13 @@
               <w:rPr>
                 <w:rFonts w:ascii="Arial" w:hAnsi="Arial" w:cs="Arial"/>
               </w:rPr>
-              <w:t>1</w:t>
+              <w:t>5</w:t>
             </w:r>
           </w:p>
         </w:tc>
         <w:tc>
           <w:tcPr>
-            <w:tcW w:w="2877" w:type="dxa"/>
+            <w:tcW w:w="1667" w:type="pct"/>
           </w:tcPr>
           <w:p>
             <w:pPr>
@@ -6564,15 +7341,30 @@
             </w:r>
           </w:p>
         </w:tc>
+        <w:tc>
+          <w:tcPr>
+            <w:tcW w:w="1667" w:type="pct"/>
+          </w:tcPr>
+          <w:p>
+            <w:pPr>
+              <w:spacing w:before="100" w:beforeAutospacing="1" w:after="100" w:afterAutospacing="1" w:line="240" w:lineRule="auto"/>
+              <w:rPr>
+                <w:rFonts w:ascii="Arial" w:hAnsi="Arial" w:cs="Arial"/>
+              </w:rPr>
+            </w:pPr>
+            <w:r>
+              <w:rPr>
+                <w:rFonts w:ascii="Arial" w:hAnsi="Arial" w:cs="Arial"/>
+              </w:rPr>
+              <w:t>Mobile Phone</w:t>
+            </w:r>
+          </w:p>
+        </w:tc>
       </w:tr>
       <w:tr>
-        <w:trPr>
-          <w:gridAfter w:val="1"/>
-          <w:wAfter w:w="2877" w:type="dxa"/>
-        </w:trPr>
         <w:tc>
           <w:tcPr>
-            <w:tcW w:w="2876" w:type="dxa"/>
+            <w:tcW w:w="1666" w:type="pct"/>
           </w:tcPr>
           <w:p>
             <w:pPr>
@@ -6586,13 +7378,13 @@
               <w:rPr>
                 <w:rFonts w:ascii="Arial" w:hAnsi="Arial" w:cs="Arial"/>
               </w:rPr>
-              <w:t>1</w:t>
+              <w:t>3</w:t>
             </w:r>
           </w:p>
         </w:tc>
         <w:tc>
           <w:tcPr>
-            <w:tcW w:w="2877" w:type="dxa"/>
+            <w:tcW w:w="1667" w:type="pct"/>
           </w:tcPr>
           <w:p>
             <w:pPr>
@@ -6610,15 +7402,30 @@
             </w:r>
           </w:p>
         </w:tc>
+        <w:tc>
+          <w:tcPr>
+            <w:tcW w:w="1667" w:type="pct"/>
+          </w:tcPr>
+          <w:p>
+            <w:pPr>
+              <w:spacing w:before="100" w:beforeAutospacing="1" w:after="100" w:afterAutospacing="1" w:line="240" w:lineRule="auto"/>
+              <w:rPr>
+                <w:rFonts w:ascii="Arial" w:hAnsi="Arial" w:cs="Arial"/>
+              </w:rPr>
+            </w:pPr>
+            <w:r>
+              <w:rPr>
+                <w:rFonts w:ascii="Arial" w:hAnsi="Arial" w:cs="Arial"/>
+              </w:rPr>
+              <w:t>Laptop with the required tools to build and edit the app</w:t>
+            </w:r>
+          </w:p>
+        </w:tc>
       </w:tr>
       <w:tr>
-        <w:trPr>
-          <w:gridAfter w:val="1"/>
-          <w:wAfter w:w="2877" w:type="dxa"/>
-        </w:trPr>
         <w:tc>
           <w:tcPr>
-            <w:tcW w:w="2876" w:type="dxa"/>
+            <w:tcW w:w="1666" w:type="pct"/>
           </w:tcPr>
           <w:p>
             <w:pPr>
@@ -6628,17 +7435,11 @@
                 <w:rFonts w:ascii="Arial" w:hAnsi="Arial" w:cs="Arial"/>
               </w:rPr>
             </w:pPr>
-            <w:r>
-              <w:rPr>
-                <w:rFonts w:ascii="Arial" w:hAnsi="Arial" w:cs="Arial"/>
-              </w:rPr>
-              <w:t>1</w:t>
-            </w:r>
           </w:p>
         </w:tc>
         <w:tc>
           <w:tcPr>
-            <w:tcW w:w="2877" w:type="dxa"/>
+            <w:tcW w:w="1667" w:type="pct"/>
           </w:tcPr>
           <w:p>
             <w:pPr>
@@ -6648,28 +7449,15 @@
                 <w:rFonts w:ascii="Arial" w:hAnsi="Arial" w:cs="Arial"/>
               </w:rPr>
             </w:pPr>
-            <w:r>
-              <w:rPr>
-                <w:rFonts w:ascii="Arial" w:hAnsi="Arial" w:cs="Arial"/>
-              </w:rPr>
-              <w:t>Piece</w:t>
-            </w:r>
           </w:p>
         </w:tc>
-      </w:tr>
-      <w:tr>
-        <w:trPr>
-          <w:gridAfter w:val="1"/>
-          <w:wAfter w:w="2877" w:type="dxa"/>
-        </w:trPr>
         <w:tc>
           <w:tcPr>
-            <w:tcW w:w="2876" w:type="dxa"/>
+            <w:tcW w:w="1667" w:type="pct"/>
           </w:tcPr>
           <w:p>
             <w:pPr>
               <w:spacing w:before="100" w:beforeAutospacing="1" w:after="100" w:afterAutospacing="1" w:line="240" w:lineRule="auto"/>
-              <w:jc w:val="center"/>
               <w:rPr>
                 <w:rFonts w:ascii="Arial" w:hAnsi="Arial" w:cs="Arial"/>
               </w:rPr>
@@ -6678,349 +7466,7 @@
               <w:rPr>
                 <w:rFonts w:ascii="Arial" w:hAnsi="Arial" w:cs="Arial"/>
               </w:rPr>
-              <w:t>1</w:t>
-            </w:r>
-          </w:p>
-        </w:tc>
-        <w:tc>
-          <w:tcPr>
-            <w:tcW w:w="2877" w:type="dxa"/>
-          </w:tcPr>
-          <w:p>
-            <w:pPr>
-              <w:spacing w:before="100" w:beforeAutospacing="1" w:after="100" w:afterAutospacing="1" w:line="240" w:lineRule="auto"/>
-              <w:jc w:val="center"/>
-              <w:rPr>
-                <w:rFonts w:ascii="Arial" w:hAnsi="Arial" w:cs="Arial"/>
-              </w:rPr>
-            </w:pPr>
-            <w:r>
-              <w:rPr>
-                <w:rFonts w:ascii="Arial" w:hAnsi="Arial" w:cs="Arial"/>
-              </w:rPr>
-              <w:t>Piece</w:t>
-            </w:r>
-          </w:p>
-        </w:tc>
-      </w:tr>
-      <w:tr>
-        <w:trPr>
-          <w:gridAfter w:val="1"/>
-          <w:wAfter w:w="2877" w:type="dxa"/>
-        </w:trPr>
-        <w:tc>
-          <w:tcPr>
-            <w:tcW w:w="2876" w:type="dxa"/>
-          </w:tcPr>
-          <w:p>
-            <w:pPr>
-              <w:spacing w:before="100" w:beforeAutospacing="1" w:after="100" w:afterAutospacing="1" w:line="240" w:lineRule="auto"/>
-              <w:jc w:val="center"/>
-              <w:rPr>
-                <w:rFonts w:ascii="Arial" w:hAnsi="Arial" w:cs="Arial"/>
-              </w:rPr>
-            </w:pPr>
-            <w:r>
-              <w:rPr>
-                <w:rFonts w:ascii="Arial" w:hAnsi="Arial" w:cs="Arial"/>
-              </w:rPr>
-              <w:t>1</w:t>
-            </w:r>
-          </w:p>
-        </w:tc>
-        <w:tc>
-          <w:tcPr>
-            <w:tcW w:w="2877" w:type="dxa"/>
-          </w:tcPr>
-          <w:p>
-            <w:pPr>
-              <w:spacing w:before="100" w:beforeAutospacing="1" w:after="100" w:afterAutospacing="1" w:line="240" w:lineRule="auto"/>
-              <w:jc w:val="center"/>
-              <w:rPr>
-                <w:rFonts w:ascii="Arial" w:hAnsi="Arial" w:cs="Arial"/>
-              </w:rPr>
-            </w:pPr>
-            <w:r>
-              <w:rPr>
-                <w:rFonts w:ascii="Arial" w:hAnsi="Arial" w:cs="Arial"/>
-              </w:rPr>
-              <w:t>Piece</w:t>
-            </w:r>
-          </w:p>
-        </w:tc>
-      </w:tr>
-      <w:tr>
-        <w:trPr>
-          <w:gridAfter w:val="1"/>
-          <w:wAfter w:w="2877" w:type="dxa"/>
-        </w:trPr>
-        <w:tc>
-          <w:tcPr>
-            <w:tcW w:w="2876" w:type="dxa"/>
-          </w:tcPr>
-          <w:p>
-            <w:pPr>
-              <w:spacing w:before="100" w:beforeAutospacing="1" w:after="100" w:afterAutospacing="1" w:line="240" w:lineRule="auto"/>
-              <w:jc w:val="center"/>
-              <w:rPr>
-                <w:rFonts w:ascii="Arial" w:hAnsi="Arial" w:cs="Arial"/>
-              </w:rPr>
-            </w:pPr>
-            <w:r>
-              <w:rPr>
-                <w:rFonts w:ascii="Arial" w:hAnsi="Arial" w:cs="Arial"/>
-              </w:rPr>
-              <w:t>15</w:t>
-            </w:r>
-          </w:p>
-        </w:tc>
-        <w:tc>
-          <w:tcPr>
-            <w:tcW w:w="2877" w:type="dxa"/>
-          </w:tcPr>
-          <w:p>
-            <w:pPr>
-              <w:spacing w:before="100" w:beforeAutospacing="1" w:after="100" w:afterAutospacing="1" w:line="240" w:lineRule="auto"/>
-              <w:jc w:val="center"/>
-              <w:rPr>
-                <w:rFonts w:ascii="Arial" w:hAnsi="Arial" w:cs="Arial"/>
-              </w:rPr>
-            </w:pPr>
-            <w:r>
-              <w:rPr>
-                <w:rFonts w:ascii="Arial" w:hAnsi="Arial" w:cs="Arial"/>
-              </w:rPr>
-              <w:t>Pieces</w:t>
-            </w:r>
-          </w:p>
-        </w:tc>
-      </w:tr>
-      <w:tr>
-        <w:trPr>
-          <w:gridAfter w:val="1"/>
-          <w:wAfter w:w="2877" w:type="dxa"/>
-        </w:trPr>
-        <w:tc>
-          <w:tcPr>
-            <w:tcW w:w="2876" w:type="dxa"/>
-          </w:tcPr>
-          <w:p>
-            <w:pPr>
-              <w:spacing w:before="100" w:beforeAutospacing="1" w:after="100" w:afterAutospacing="1" w:line="240" w:lineRule="auto"/>
-              <w:jc w:val="center"/>
-              <w:rPr>
-                <w:rFonts w:ascii="Arial" w:hAnsi="Arial" w:cs="Arial"/>
-              </w:rPr>
-            </w:pPr>
-            <w:r>
-              <w:rPr>
-                <w:rFonts w:ascii="Arial" w:hAnsi="Arial" w:cs="Arial"/>
-              </w:rPr>
-              <w:t>4</w:t>
-            </w:r>
-          </w:p>
-        </w:tc>
-        <w:tc>
-          <w:tcPr>
-            <w:tcW w:w="2877" w:type="dxa"/>
-          </w:tcPr>
-          <w:p>
-            <w:pPr>
-              <w:spacing w:before="100" w:beforeAutospacing="1" w:after="100" w:afterAutospacing="1" w:line="240" w:lineRule="auto"/>
-              <w:jc w:val="center"/>
-              <w:rPr>
-                <w:rFonts w:ascii="Arial" w:hAnsi="Arial" w:cs="Arial"/>
-              </w:rPr>
-            </w:pPr>
-            <w:r>
-              <w:rPr>
-                <w:rFonts w:ascii="Arial" w:hAnsi="Arial" w:cs="Arial"/>
-              </w:rPr>
-              <w:t>Meter</w:t>
-            </w:r>
-          </w:p>
-        </w:tc>
-      </w:tr>
-      <w:tr>
-        <w:trPr>
-          <w:gridAfter w:val="1"/>
-          <w:wAfter w:w="2877" w:type="dxa"/>
-        </w:trPr>
-        <w:tc>
-          <w:tcPr>
-            <w:tcW w:w="2876" w:type="dxa"/>
-          </w:tcPr>
-          <w:p>
-            <w:pPr>
-              <w:spacing w:before="100" w:beforeAutospacing="1" w:after="100" w:afterAutospacing="1" w:line="240" w:lineRule="auto"/>
-              <w:jc w:val="center"/>
-              <w:rPr>
-                <w:rFonts w:ascii="Arial" w:hAnsi="Arial" w:cs="Arial"/>
-              </w:rPr>
-            </w:pPr>
-            <w:r>
-              <w:rPr>
-                <w:rFonts w:ascii="Arial" w:hAnsi="Arial" w:cs="Arial"/>
-              </w:rPr>
-              <w:t>30</w:t>
-            </w:r>
-          </w:p>
-        </w:tc>
-        <w:tc>
-          <w:tcPr>
-            <w:tcW w:w="2877" w:type="dxa"/>
-          </w:tcPr>
-          <w:p>
-            <w:pPr>
-              <w:spacing w:before="100" w:beforeAutospacing="1" w:after="100" w:afterAutospacing="1" w:line="240" w:lineRule="auto"/>
-              <w:jc w:val="center"/>
-              <w:rPr>
-                <w:rFonts w:ascii="Arial" w:hAnsi="Arial" w:cs="Arial"/>
-              </w:rPr>
-            </w:pPr>
-            <w:r>
-              <w:rPr>
-                <w:rFonts w:ascii="Arial" w:hAnsi="Arial" w:cs="Arial"/>
-              </w:rPr>
-              <w:t>Pieces</w:t>
-            </w:r>
-          </w:p>
-        </w:tc>
-      </w:tr>
-      <w:tr>
-        <w:trPr>
-          <w:gridAfter w:val="1"/>
-          <w:wAfter w:w="2877" w:type="dxa"/>
-        </w:trPr>
-        <w:tc>
-          <w:tcPr>
-            <w:tcW w:w="2876" w:type="dxa"/>
-          </w:tcPr>
-          <w:p>
-            <w:pPr>
-              <w:spacing w:before="100" w:beforeAutospacing="1" w:after="100" w:afterAutospacing="1" w:line="240" w:lineRule="auto"/>
-              <w:jc w:val="center"/>
-              <w:rPr>
-                <w:rFonts w:ascii="Arial" w:hAnsi="Arial" w:cs="Arial"/>
-              </w:rPr>
-            </w:pPr>
-            <w:r>
-              <w:rPr>
-                <w:rFonts w:ascii="Arial" w:hAnsi="Arial" w:cs="Arial"/>
-              </w:rPr>
-              <w:t>2</w:t>
-            </w:r>
-          </w:p>
-        </w:tc>
-        <w:tc>
-          <w:tcPr>
-            <w:tcW w:w="2877" w:type="dxa"/>
-          </w:tcPr>
-          <w:p>
-            <w:pPr>
-              <w:spacing w:before="100" w:beforeAutospacing="1" w:after="100" w:afterAutospacing="1" w:line="240" w:lineRule="auto"/>
-              <w:jc w:val="center"/>
-              <w:rPr>
-                <w:rFonts w:ascii="Arial" w:hAnsi="Arial" w:cs="Arial"/>
-              </w:rPr>
-            </w:pPr>
-            <w:r>
-              <w:rPr>
-                <w:rFonts w:ascii="Arial" w:hAnsi="Arial" w:cs="Arial"/>
-              </w:rPr>
-              <w:t>Pieces</w:t>
-            </w:r>
-          </w:p>
-        </w:tc>
-      </w:tr>
-      <w:tr>
-        <w:trPr>
-          <w:gridAfter w:val="1"/>
-          <w:wAfter w:w="2877" w:type="dxa"/>
-        </w:trPr>
-        <w:tc>
-          <w:tcPr>
-            <w:tcW w:w="2876" w:type="dxa"/>
-          </w:tcPr>
-          <w:p>
-            <w:pPr>
-              <w:spacing w:before="100" w:beforeAutospacing="1" w:after="100" w:afterAutospacing="1" w:line="240" w:lineRule="auto"/>
-              <w:jc w:val="center"/>
-              <w:rPr>
-                <w:rFonts w:ascii="Arial" w:hAnsi="Arial" w:cs="Arial"/>
-              </w:rPr>
-            </w:pPr>
-            <w:r>
-              <w:rPr>
-                <w:rFonts w:ascii="Arial" w:hAnsi="Arial" w:cs="Arial"/>
-              </w:rPr>
-              <w:t>1</w:t>
-            </w:r>
-          </w:p>
-        </w:tc>
-        <w:tc>
-          <w:tcPr>
-            <w:tcW w:w="2877" w:type="dxa"/>
-          </w:tcPr>
-          <w:p>
-            <w:pPr>
-              <w:spacing w:before="100" w:beforeAutospacing="1" w:after="100" w:afterAutospacing="1" w:line="240" w:lineRule="auto"/>
-              <w:jc w:val="center"/>
-              <w:rPr>
-                <w:rFonts w:ascii="Arial" w:hAnsi="Arial" w:cs="Arial"/>
-              </w:rPr>
-            </w:pPr>
-            <w:r>
-              <w:rPr>
-                <w:rFonts w:ascii="Arial" w:hAnsi="Arial" w:cs="Arial"/>
-              </w:rPr>
-              <w:t>Piece</w:t>
-            </w:r>
-          </w:p>
-        </w:tc>
-      </w:tr>
-      <w:tr>
-        <w:trPr>
-          <w:gridAfter w:val="1"/>
-          <w:wAfter w:w="2877" w:type="dxa"/>
-        </w:trPr>
-        <w:tc>
-          <w:tcPr>
-            <w:tcW w:w="2876" w:type="dxa"/>
-          </w:tcPr>
-          <w:p>
-            <w:pPr>
-              <w:spacing w:before="100" w:beforeAutospacing="1" w:after="100" w:afterAutospacing="1" w:line="240" w:lineRule="auto"/>
-              <w:jc w:val="center"/>
-              <w:rPr>
-                <w:rFonts w:ascii="Arial" w:hAnsi="Arial" w:cs="Arial"/>
-              </w:rPr>
-            </w:pPr>
-            <w:r>
-              <w:rPr>
-                <w:rFonts w:ascii="Arial" w:hAnsi="Arial" w:cs="Arial"/>
-              </w:rPr>
-              <w:t>50</w:t>
-            </w:r>
-          </w:p>
-        </w:tc>
-        <w:tc>
-          <w:tcPr>
-            <w:tcW w:w="2877" w:type="dxa"/>
-          </w:tcPr>
-          <w:p>
-            <w:pPr>
-              <w:spacing w:before="100" w:beforeAutospacing="1" w:after="100" w:afterAutospacing="1" w:line="240" w:lineRule="auto"/>
-              <w:jc w:val="center"/>
-              <w:rPr>
-                <w:rFonts w:ascii="Arial" w:hAnsi="Arial" w:cs="Arial"/>
-              </w:rPr>
-            </w:pPr>
-            <w:r>
-              <w:rPr>
-                <w:rFonts w:ascii="Arial" w:hAnsi="Arial" w:cs="Arial"/>
-              </w:rPr>
-              <w:t>Grams</w:t>
+              <w:t>Internet</w:t>
             </w:r>
           </w:p>
         </w:tc>
@@ -7078,13 +7524,29 @@
           <w:rFonts w:ascii="Arial" w:hAnsi="Arial" w:cs="Arial"/>
           <w:lang w:val="en-US"/>
         </w:rPr>
-        <w:t>The information below includes costs as well as requirements needed for creating an Automated Watering System.</w:t>
+        <w:t xml:space="preserve">In this section, the cost and material amount </w:t>
+      </w:r>
+      <w:proofErr w:type="gramStart"/>
+      <w:r>
+        <w:rPr>
+          <w:rFonts w:ascii="Arial" w:hAnsi="Arial" w:cs="Arial"/>
+          <w:lang w:val="en-US"/>
+        </w:rPr>
+        <w:t>are listed</w:t>
+      </w:r>
+      <w:proofErr w:type="gramEnd"/>
+      <w:r>
+        <w:rPr>
+          <w:rFonts w:ascii="Arial" w:hAnsi="Arial" w:cs="Arial"/>
+          <w:lang w:val="en-US"/>
+        </w:rPr>
+        <w:t>.</w:t>
       </w:r>
     </w:p>
     <w:tbl>
       <w:tblPr>
         <w:tblStyle w:val="TableGrid"/>
-        <w:tblW w:w="0" w:type="auto"/>
+        <w:tblW w:w="5000" w:type="pct"/>
         <w:tblBorders>
           <w:top w:val="none" w:sz="0" w:space="0" w:color="auto"/>
           <w:left w:val="none" w:sz="0" w:space="0" w:color="auto"/>
@@ -7096,15 +7558,13 @@
         <w:tblLook w:val="04A0" w:firstRow="1" w:lastRow="0" w:firstColumn="1" w:lastColumn="0" w:noHBand="0" w:noVBand="1"/>
       </w:tblPr>
       <w:tblGrid>
-        <w:gridCol w:w="2157"/>
-        <w:gridCol w:w="2157"/>
-        <w:gridCol w:w="2158"/>
-        <w:gridCol w:w="2158"/>
+        <w:gridCol w:w="4318"/>
+        <w:gridCol w:w="4322"/>
       </w:tblGrid>
       <w:tr>
         <w:tc>
           <w:tcPr>
-            <w:tcW w:w="2157" w:type="dxa"/>
+            <w:tcW w:w="2499" w:type="pct"/>
           </w:tcPr>
           <w:p>
             <w:pPr>
@@ -7128,7 +7588,7 @@
         </w:tc>
         <w:tc>
           <w:tcPr>
-            <w:tcW w:w="2157" w:type="dxa"/>
+            <w:tcW w:w="2501" w:type="pct"/>
           </w:tcPr>
           <w:p>
             <w:pPr>
@@ -7146,17 +7606,1339 @@
                 <w:b/>
                 <w:bCs/>
               </w:rPr>
-              <w:t>Quantity</w:t>
+              <w:t>Amount (</w:t>
+            </w:r>
+            <w:proofErr w:type="spellStart"/>
+            <w:r>
+              <w:rPr>
+                <w:rFonts w:ascii="Arial" w:hAnsi="Arial" w:cs="Arial"/>
+                <w:b/>
+                <w:bCs/>
+              </w:rPr>
+              <w:t>Php</w:t>
+            </w:r>
+            <w:proofErr w:type="spellEnd"/>
+            <w:r>
+              <w:rPr>
+                <w:rFonts w:ascii="Arial" w:hAnsi="Arial" w:cs="Arial"/>
+                <w:b/>
+                <w:bCs/>
+              </w:rPr>
+              <w:t>)</w:t>
+            </w:r>
+          </w:p>
+        </w:tc>
+      </w:tr>
+      <w:tr>
+        <w:tc>
+          <w:tcPr>
+            <w:tcW w:w="2499" w:type="pct"/>
+          </w:tcPr>
+          <w:p>
+            <w:pPr>
+              <w:spacing w:before="100" w:beforeAutospacing="1" w:after="100" w:afterAutospacing="1" w:line="240" w:lineRule="auto"/>
+              <w:rPr>
+                <w:rFonts w:ascii="Arial" w:hAnsi="Arial" w:cs="Arial"/>
+              </w:rPr>
+            </w:pPr>
+            <w:r>
+              <w:rPr>
+                <w:rFonts w:ascii="Arial" w:hAnsi="Arial" w:cs="Arial"/>
+              </w:rPr>
+              <w:t>Electricity</w:t>
             </w:r>
           </w:p>
         </w:tc>
         <w:tc>
           <w:tcPr>
-            <w:tcW w:w="2158" w:type="dxa"/>
+            <w:tcW w:w="2501" w:type="pct"/>
           </w:tcPr>
           <w:p>
             <w:pPr>
               <w:spacing w:before="100" w:beforeAutospacing="1" w:after="100" w:afterAutospacing="1" w:line="240" w:lineRule="auto"/>
+              <w:jc w:val="center"/>
+              <w:rPr>
+                <w:rFonts w:ascii="Arial" w:hAnsi="Arial" w:cs="Arial"/>
+              </w:rPr>
+            </w:pPr>
+            <w:r>
+              <w:rPr>
+                <w:rFonts w:ascii="Arial" w:hAnsi="Arial" w:cs="Arial"/>
+              </w:rPr>
+              <w:t>0</w:t>
+            </w:r>
+          </w:p>
+        </w:tc>
+      </w:tr>
+      <w:tr>
+        <w:tc>
+          <w:tcPr>
+            <w:tcW w:w="2499" w:type="pct"/>
+          </w:tcPr>
+          <w:p>
+            <w:pPr>
+              <w:spacing w:before="100" w:beforeAutospacing="1" w:after="100" w:afterAutospacing="1" w:line="240" w:lineRule="auto"/>
+              <w:rPr>
+                <w:rFonts w:ascii="Arial" w:hAnsi="Arial" w:cs="Arial"/>
+              </w:rPr>
+            </w:pPr>
+            <w:r>
+              <w:rPr>
+                <w:rFonts w:ascii="Arial" w:hAnsi="Arial" w:cs="Arial"/>
+              </w:rPr>
+              <w:t>Internet connection</w:t>
+            </w:r>
+          </w:p>
+        </w:tc>
+        <w:tc>
+          <w:tcPr>
+            <w:tcW w:w="2501" w:type="pct"/>
+          </w:tcPr>
+          <w:p>
+            <w:pPr>
+              <w:spacing w:before="100" w:beforeAutospacing="1" w:after="100" w:afterAutospacing="1" w:line="240" w:lineRule="auto"/>
+              <w:jc w:val="center"/>
+              <w:rPr>
+                <w:rFonts w:ascii="Arial" w:hAnsi="Arial" w:cs="Arial"/>
+              </w:rPr>
+            </w:pPr>
+            <w:r>
+              <w:rPr>
+                <w:rFonts w:ascii="Arial" w:hAnsi="Arial" w:cs="Arial"/>
+              </w:rPr>
+              <w:t>0</w:t>
+            </w:r>
+          </w:p>
+        </w:tc>
+      </w:tr>
+    </w:tbl>
+    <w:p>
+      <w:pPr>
+        <w:tabs>
+          <w:tab w:val="left" w:pos="720"/>
+          <w:tab w:val="left" w:pos="1440"/>
+          <w:tab w:val="left" w:pos="2160"/>
+          <w:tab w:val="left" w:pos="2880"/>
+          <w:tab w:val="left" w:pos="3600"/>
+          <w:tab w:val="left" w:pos="5383"/>
+        </w:tabs>
+        <w:spacing w:after="0" w:line="480" w:lineRule="auto"/>
+        <w:jc w:val="both"/>
+        <w:rPr>
+          <w:rFonts w:ascii="Arial" w:hAnsi="Arial" w:cs="Arial"/>
+          <w:b/>
+          <w:bCs/>
+          <w:lang w:val="en-US"/>
+        </w:rPr>
+      </w:pPr>
+    </w:p>
+    <w:p>
+      <w:pPr>
+        <w:tabs>
+          <w:tab w:val="left" w:pos="720"/>
+          <w:tab w:val="left" w:pos="1440"/>
+          <w:tab w:val="left" w:pos="2160"/>
+          <w:tab w:val="left" w:pos="2880"/>
+          <w:tab w:val="left" w:pos="3600"/>
+          <w:tab w:val="left" w:pos="5383"/>
+        </w:tabs>
+        <w:spacing w:after="0" w:line="480" w:lineRule="auto"/>
+        <w:jc w:val="both"/>
+        <w:rPr>
+          <w:rFonts w:ascii="Arial" w:hAnsi="Arial" w:cs="Arial"/>
+          <w:b/>
+          <w:bCs/>
+          <w:lang w:val="en-US"/>
+        </w:rPr>
+      </w:pPr>
+      <w:r>
+        <w:rPr>
+          <w:rFonts w:ascii="Arial" w:hAnsi="Arial" w:cs="Arial"/>
+          <w:b/>
+          <w:bCs/>
+          <w:lang w:val="en-US"/>
+        </w:rPr>
+        <w:t>Special Techniques and Procedure</w:t>
+      </w:r>
+    </w:p>
+    <w:p>
+      <w:pPr>
+        <w:tabs>
+          <w:tab w:val="left" w:pos="720"/>
+          <w:tab w:val="left" w:pos="1440"/>
+          <w:tab w:val="left" w:pos="2160"/>
+          <w:tab w:val="left" w:pos="2880"/>
+          <w:tab w:val="left" w:pos="3600"/>
+          <w:tab w:val="left" w:pos="5383"/>
+        </w:tabs>
+        <w:spacing w:after="0" w:line="480" w:lineRule="auto"/>
+        <w:jc w:val="both"/>
+        <w:rPr>
+          <w:rFonts w:ascii="Arial" w:hAnsi="Arial" w:cs="Arial"/>
+          <w:lang w:val="en-US"/>
+        </w:rPr>
+      </w:pPr>
+      <w:r>
+        <w:rPr>
+          <w:rFonts w:ascii="Arial" w:hAnsi="Arial" w:cs="Arial"/>
+          <w:b/>
+          <w:bCs/>
+          <w:lang w:val="en-US"/>
+        </w:rPr>
+        <w:tab/>
+      </w:r>
+      <w:r>
+        <w:rPr>
+          <w:rFonts w:ascii="Arial" w:hAnsi="Arial" w:cs="Arial"/>
+          <w:lang w:val="en-US"/>
+        </w:rPr>
+        <w:t>In</w:t>
+      </w:r>
+      <w:r>
+        <w:rPr>
+          <w:rFonts w:ascii="Arial" w:hAnsi="Arial" w:cs="Arial"/>
+          <w:lang w:val="en-US"/>
+        </w:rPr>
+        <w:t xml:space="preserve"> creat</w:t>
+      </w:r>
+      <w:r>
+        <w:rPr>
+          <w:rFonts w:ascii="Arial" w:hAnsi="Arial" w:cs="Arial"/>
+          <w:lang w:val="en-US"/>
+        </w:rPr>
+        <w:t>ing</w:t>
+      </w:r>
+      <w:r>
+        <w:rPr>
+          <w:rFonts w:ascii="Arial" w:hAnsi="Arial" w:cs="Arial"/>
+          <w:lang w:val="en-US"/>
+        </w:rPr>
+        <w:t xml:space="preserve"> </w:t>
+      </w:r>
+      <w:r>
+        <w:rPr>
+          <w:rFonts w:ascii="Arial" w:hAnsi="Arial" w:cs="Arial"/>
+          <w:lang w:val="en-US"/>
+        </w:rPr>
+        <w:t>the Quieazy application</w:t>
+      </w:r>
+      <w:r>
+        <w:rPr>
+          <w:rFonts w:ascii="Arial" w:hAnsi="Arial" w:cs="Arial"/>
+          <w:lang w:val="en-US"/>
+        </w:rPr>
+        <w:t xml:space="preserve">, these are the procedures that the researchers </w:t>
+      </w:r>
+      <w:r>
+        <w:rPr>
+          <w:rFonts w:ascii="Arial" w:hAnsi="Arial" w:cs="Arial"/>
+          <w:lang w:val="en-US"/>
+        </w:rPr>
+        <w:t>are following</w:t>
+      </w:r>
+      <w:r>
+        <w:rPr>
+          <w:rFonts w:ascii="Arial" w:hAnsi="Arial" w:cs="Arial"/>
+          <w:lang w:val="en-US"/>
+        </w:rPr>
+        <w:t>.</w:t>
+      </w:r>
+    </w:p>
+    <w:p>
+      <w:pPr>
+        <w:pStyle w:val="ListParagraph"/>
+        <w:numPr>
+          <w:ilvl w:val="0"/>
+          <w:numId w:val="8"/>
+        </w:numPr>
+        <w:tabs>
+          <w:tab w:val="left" w:pos="720"/>
+          <w:tab w:val="left" w:pos="1440"/>
+          <w:tab w:val="left" w:pos="2160"/>
+          <w:tab w:val="left" w:pos="2880"/>
+          <w:tab w:val="left" w:pos="3600"/>
+          <w:tab w:val="left" w:pos="5383"/>
+        </w:tabs>
+        <w:spacing w:after="0" w:line="480" w:lineRule="auto"/>
+        <w:jc w:val="both"/>
+        <w:rPr>
+          <w:rFonts w:ascii="Arial" w:hAnsi="Arial" w:cs="Arial"/>
+          <w:b/>
+          <w:bCs/>
+          <w:lang w:val="en-US"/>
+        </w:rPr>
+      </w:pPr>
+      <w:r>
+        <w:rPr>
+          <w:rFonts w:ascii="Arial" w:hAnsi="Arial" w:cs="Arial"/>
+          <w:b/>
+          <w:bCs/>
+          <w:lang w:val="en-US"/>
+        </w:rPr>
+        <w:t>Conceptualization</w:t>
+      </w:r>
+    </w:p>
+    <w:p>
+      <w:pPr>
+        <w:pStyle w:val="ListParagraph"/>
+        <w:tabs>
+          <w:tab w:val="left" w:pos="720"/>
+          <w:tab w:val="left" w:pos="1440"/>
+          <w:tab w:val="left" w:pos="2160"/>
+          <w:tab w:val="left" w:pos="2880"/>
+          <w:tab w:val="left" w:pos="3600"/>
+          <w:tab w:val="left" w:pos="5383"/>
+        </w:tabs>
+        <w:spacing w:after="0" w:line="480" w:lineRule="auto"/>
+        <w:jc w:val="both"/>
+        <w:rPr>
+          <w:rFonts w:ascii="Arial" w:hAnsi="Arial" w:cs="Arial"/>
+          <w:b/>
+          <w:bCs/>
+          <w:lang w:val="en-US"/>
+        </w:rPr>
+      </w:pPr>
+      <w:r>
+        <w:rPr>
+          <w:rFonts w:ascii="Arial" w:hAnsi="Arial" w:cs="Arial"/>
+          <w:b/>
+          <w:bCs/>
+          <w:lang w:val="en-US"/>
+        </w:rPr>
+        <w:tab/>
+      </w:r>
+      <w:r>
+        <w:rPr>
+          <w:rFonts w:ascii="Arial" w:hAnsi="Arial" w:cs="Arial"/>
+          <w:lang w:val="en-US"/>
+        </w:rPr>
+        <w:t>The researchers planned out the design of the application by looking</w:t>
+      </w:r>
+      <w:r>
+        <w:rPr>
+          <w:rFonts w:ascii="Arial" w:hAnsi="Arial" w:cs="Arial"/>
+          <w:lang w:val="en-US"/>
+        </w:rPr>
+        <w:t xml:space="preserve"> at existing well-known user interface layout</w:t>
+      </w:r>
+      <w:r>
+        <w:rPr>
+          <w:rFonts w:ascii="Arial" w:hAnsi="Arial" w:cs="Arial"/>
+          <w:lang w:val="en-US"/>
+        </w:rPr>
+        <w:t>s</w:t>
+      </w:r>
+      <w:r>
+        <w:rPr>
+          <w:rFonts w:ascii="Arial" w:hAnsi="Arial" w:cs="Arial"/>
+          <w:lang w:val="en-US"/>
+        </w:rPr>
+        <w:t xml:space="preserve"> as reference and by drawing the </w:t>
+      </w:r>
+      <w:r>
+        <w:rPr>
+          <w:rFonts w:ascii="Arial" w:hAnsi="Arial" w:cs="Arial"/>
+          <w:lang w:val="en-US"/>
+        </w:rPr>
+        <w:t>target</w:t>
+      </w:r>
+      <w:r>
+        <w:rPr>
+          <w:rFonts w:ascii="Arial" w:hAnsi="Arial" w:cs="Arial"/>
+          <w:lang w:val="en-US"/>
+        </w:rPr>
+        <w:t xml:space="preserve"> layout by hand</w:t>
+      </w:r>
+      <w:proofErr w:type="gramStart"/>
+      <w:r>
+        <w:rPr>
+          <w:rFonts w:ascii="Arial" w:hAnsi="Arial" w:cs="Arial"/>
+          <w:lang w:val="en-US"/>
+        </w:rPr>
+        <w:t>.</w:t>
+      </w:r>
+      <w:r>
+        <w:rPr>
+          <w:rFonts w:ascii="Arial" w:hAnsi="Arial" w:cs="Arial"/>
+          <w:lang w:val="en-US"/>
+        </w:rPr>
+        <w:t xml:space="preserve">  </w:t>
+      </w:r>
+      <w:proofErr w:type="gramEnd"/>
+      <w:r>
+        <w:rPr>
+          <w:rFonts w:ascii="Arial" w:hAnsi="Arial" w:cs="Arial"/>
+          <w:lang w:val="en-US"/>
+        </w:rPr>
+        <w:t>This will help in making the application look familiar</w:t>
+      </w:r>
+      <w:r>
+        <w:rPr>
+          <w:rFonts w:ascii="Arial" w:hAnsi="Arial" w:cs="Arial"/>
+          <w:lang w:val="en-US"/>
+        </w:rPr>
+        <w:t xml:space="preserve"> </w:t>
+      </w:r>
+      <w:r>
+        <w:rPr>
+          <w:rFonts w:ascii="Arial" w:hAnsi="Arial" w:cs="Arial"/>
+          <w:lang w:val="en-US"/>
+        </w:rPr>
+        <w:t>to users</w:t>
+      </w:r>
+      <w:proofErr w:type="gramStart"/>
+      <w:r>
+        <w:rPr>
+          <w:rFonts w:ascii="Arial" w:hAnsi="Arial" w:cs="Arial"/>
+          <w:lang w:val="en-US"/>
+        </w:rPr>
+        <w:t>.</w:t>
+      </w:r>
+      <w:r>
+        <w:rPr>
+          <w:rFonts w:ascii="Arial" w:hAnsi="Arial" w:cs="Arial"/>
+          <w:lang w:val="en-US"/>
+        </w:rPr>
+        <w:t xml:space="preserve"> </w:t>
+      </w:r>
+      <w:r>
+        <w:rPr>
+          <w:rFonts w:ascii="Arial" w:hAnsi="Arial" w:cs="Arial"/>
+          <w:lang w:val="en-US"/>
+        </w:rPr>
+        <w:t xml:space="preserve"> </w:t>
+      </w:r>
+      <w:proofErr w:type="gramEnd"/>
+      <w:r>
+        <w:rPr>
+          <w:rFonts w:ascii="Arial" w:hAnsi="Arial" w:cs="Arial"/>
+          <w:lang w:val="en-US"/>
+        </w:rPr>
+        <w:t xml:space="preserve">For the functionality of the </w:t>
+      </w:r>
+      <w:r>
+        <w:rPr>
+          <w:rFonts w:ascii="Arial" w:hAnsi="Arial" w:cs="Arial"/>
+          <w:lang w:val="en-US"/>
+        </w:rPr>
+        <w:t>app</w:t>
+      </w:r>
+      <w:r>
+        <w:rPr>
+          <w:rFonts w:ascii="Arial" w:hAnsi="Arial" w:cs="Arial"/>
+          <w:lang w:val="en-US"/>
+        </w:rPr>
+        <w:t xml:space="preserve">, the researchers </w:t>
+      </w:r>
+      <w:r>
+        <w:rPr>
+          <w:rFonts w:ascii="Arial" w:hAnsi="Arial" w:cs="Arial"/>
+          <w:lang w:val="en-US"/>
+        </w:rPr>
+        <w:t>made concept maps and flowcharts.</w:t>
+      </w:r>
+    </w:p>
+    <w:p>
+      <w:pPr>
+        <w:pStyle w:val="ListParagraph"/>
+        <w:numPr>
+          <w:ilvl w:val="0"/>
+          <w:numId w:val="8"/>
+        </w:numPr>
+        <w:tabs>
+          <w:tab w:val="left" w:pos="720"/>
+          <w:tab w:val="left" w:pos="1440"/>
+          <w:tab w:val="left" w:pos="2160"/>
+          <w:tab w:val="left" w:pos="2880"/>
+          <w:tab w:val="left" w:pos="3600"/>
+          <w:tab w:val="left" w:pos="5383"/>
+        </w:tabs>
+        <w:spacing w:after="0" w:line="480" w:lineRule="auto"/>
+        <w:jc w:val="both"/>
+        <w:rPr>
+          <w:rFonts w:ascii="Arial" w:hAnsi="Arial" w:cs="Arial"/>
+          <w:b/>
+          <w:bCs/>
+          <w:lang w:val="en-US"/>
+        </w:rPr>
+      </w:pPr>
+      <w:r>
+        <w:rPr>
+          <w:rFonts w:ascii="Arial" w:hAnsi="Arial" w:cs="Arial"/>
+          <w:b/>
+          <w:bCs/>
+          <w:lang w:val="en-US"/>
+        </w:rPr>
+        <w:t>Development and Design</w:t>
+      </w:r>
+    </w:p>
+    <w:p>
+      <w:pPr>
+        <w:tabs>
+          <w:tab w:val="left" w:pos="720"/>
+          <w:tab w:val="left" w:pos="1440"/>
+          <w:tab w:val="left" w:pos="2160"/>
+          <w:tab w:val="left" w:pos="2880"/>
+          <w:tab w:val="left" w:pos="3600"/>
+          <w:tab w:val="left" w:pos="5383"/>
+        </w:tabs>
+        <w:spacing w:after="0" w:line="480" w:lineRule="auto"/>
+        <w:ind w:left="720"/>
+        <w:jc w:val="both"/>
+        <w:rPr>
+          <w:rFonts w:ascii="Arial" w:hAnsi="Arial" w:cs="Arial"/>
+          <w:lang w:val="en-US"/>
+        </w:rPr>
+      </w:pPr>
+      <w:r>
+        <w:rPr>
+          <w:rFonts w:ascii="Arial" w:hAnsi="Arial" w:cs="Arial"/>
+          <w:lang w:val="en-US"/>
+        </w:rPr>
+        <w:tab/>
+      </w:r>
+      <w:r>
+        <w:rPr>
+          <w:rFonts w:ascii="Arial" w:hAnsi="Arial" w:cs="Arial"/>
+          <w:lang w:val="en-US"/>
+        </w:rPr>
+        <w:t>The primary progra</w:t>
+      </w:r>
+      <w:r>
+        <w:rPr>
+          <w:rFonts w:ascii="Arial" w:hAnsi="Arial" w:cs="Arial"/>
+          <w:lang w:val="en-US"/>
+        </w:rPr>
+        <w:t>m</w:t>
+      </w:r>
+      <w:r>
+        <w:rPr>
+          <w:rFonts w:ascii="Arial" w:hAnsi="Arial" w:cs="Arial"/>
+          <w:lang w:val="en-US"/>
+        </w:rPr>
+        <w:t xml:space="preserve">ming language </w:t>
+      </w:r>
+      <w:proofErr w:type="gramStart"/>
+      <w:r>
+        <w:rPr>
+          <w:rFonts w:ascii="Arial" w:hAnsi="Arial" w:cs="Arial"/>
+          <w:lang w:val="en-US"/>
+        </w:rPr>
+        <w:t>being used</w:t>
+      </w:r>
+      <w:proofErr w:type="gramEnd"/>
+      <w:r>
+        <w:rPr>
+          <w:rFonts w:ascii="Arial" w:hAnsi="Arial" w:cs="Arial"/>
+          <w:lang w:val="en-US"/>
+        </w:rPr>
+        <w:t xml:space="preserve"> in developing the app</w:t>
+      </w:r>
+      <w:r>
+        <w:rPr>
+          <w:rFonts w:ascii="Arial" w:hAnsi="Arial" w:cs="Arial"/>
+          <w:lang w:val="en-US"/>
+        </w:rPr>
+        <w:t xml:space="preserve"> is JavaScript</w:t>
+      </w:r>
+      <w:r>
+        <w:rPr>
+          <w:rFonts w:ascii="Arial" w:hAnsi="Arial" w:cs="Arial"/>
+          <w:lang w:val="en-US"/>
+        </w:rPr>
+        <w:t>, as it is easy</w:t>
+      </w:r>
+      <w:r>
+        <w:rPr>
+          <w:rFonts w:ascii="Arial" w:hAnsi="Arial" w:cs="Arial"/>
+          <w:lang w:val="en-US"/>
+        </w:rPr>
+        <w:t xml:space="preserve"> to learn and work with</w:t>
+      </w:r>
+      <w:proofErr w:type="gramStart"/>
+      <w:r>
+        <w:rPr>
+          <w:rFonts w:ascii="Arial" w:hAnsi="Arial" w:cs="Arial"/>
+          <w:lang w:val="en-US"/>
+        </w:rPr>
+        <w:t>.</w:t>
+      </w:r>
+      <w:r>
+        <w:rPr>
+          <w:rFonts w:ascii="Arial" w:hAnsi="Arial" w:cs="Arial"/>
+          <w:lang w:val="en-US"/>
+        </w:rPr>
+        <w:t xml:space="preserve"> </w:t>
+      </w:r>
+      <w:r>
+        <w:rPr>
+          <w:rFonts w:ascii="Arial" w:hAnsi="Arial" w:cs="Arial"/>
+          <w:lang w:val="en-US"/>
+        </w:rPr>
+        <w:t xml:space="preserve"> </w:t>
+      </w:r>
+      <w:proofErr w:type="gramEnd"/>
+      <w:r>
+        <w:rPr>
+          <w:rFonts w:ascii="Arial" w:hAnsi="Arial" w:cs="Arial"/>
+          <w:lang w:val="en-US"/>
+        </w:rPr>
+        <w:t xml:space="preserve">The application has </w:t>
+      </w:r>
+      <w:proofErr w:type="gramStart"/>
+      <w:r>
+        <w:rPr>
+          <w:rFonts w:ascii="Arial" w:hAnsi="Arial" w:cs="Arial"/>
+          <w:lang w:val="en-US"/>
+        </w:rPr>
+        <w:t>2</w:t>
+      </w:r>
+      <w:proofErr w:type="gramEnd"/>
+      <w:r>
+        <w:rPr>
+          <w:rFonts w:ascii="Arial" w:hAnsi="Arial" w:cs="Arial"/>
+          <w:lang w:val="en-US"/>
+        </w:rPr>
+        <w:t xml:space="preserve"> separate </w:t>
+      </w:r>
+      <w:r>
+        <w:rPr>
+          <w:rFonts w:ascii="Arial" w:hAnsi="Arial" w:cs="Arial"/>
+          <w:lang w:val="en-US"/>
+        </w:rPr>
+        <w:t>workspaces</w:t>
+      </w:r>
+      <w:r>
+        <w:rPr>
+          <w:rFonts w:ascii="Arial" w:hAnsi="Arial" w:cs="Arial"/>
+          <w:lang w:val="en-US"/>
+        </w:rPr>
+        <w:t>, one for mobile development and the other for desktops</w:t>
+      </w:r>
+      <w:proofErr w:type="gramStart"/>
+      <w:r>
+        <w:rPr>
+          <w:rFonts w:ascii="Arial" w:hAnsi="Arial" w:cs="Arial"/>
+          <w:lang w:val="en-US"/>
+        </w:rPr>
+        <w:t>.</w:t>
+      </w:r>
+      <w:r>
+        <w:rPr>
+          <w:rFonts w:ascii="Arial" w:hAnsi="Arial" w:cs="Arial"/>
+          <w:lang w:val="en-US"/>
+        </w:rPr>
+        <w:t xml:space="preserve"> </w:t>
+      </w:r>
+      <w:r>
+        <w:rPr>
+          <w:rFonts w:ascii="Arial" w:hAnsi="Arial" w:cs="Arial"/>
+          <w:lang w:val="en-US"/>
+        </w:rPr>
+        <w:t xml:space="preserve"> </w:t>
+      </w:r>
+      <w:proofErr w:type="gramEnd"/>
+      <w:r>
+        <w:rPr>
+          <w:rFonts w:ascii="Arial" w:hAnsi="Arial" w:cs="Arial"/>
+          <w:lang w:val="en-US"/>
+        </w:rPr>
+        <w:t xml:space="preserve">The </w:t>
+      </w:r>
+      <w:proofErr w:type="gramStart"/>
+      <w:r>
+        <w:rPr>
+          <w:rFonts w:ascii="Arial" w:hAnsi="Arial" w:cs="Arial"/>
+          <w:lang w:val="en-US"/>
+        </w:rPr>
+        <w:t>2</w:t>
+      </w:r>
+      <w:proofErr w:type="gramEnd"/>
+      <w:r>
+        <w:rPr>
+          <w:rFonts w:ascii="Arial" w:hAnsi="Arial" w:cs="Arial"/>
+          <w:lang w:val="en-US"/>
+        </w:rPr>
+        <w:t xml:space="preserve"> platforms will use different executable frameworks to achieve better device compatibility while maintaining the use of JavaScript</w:t>
+      </w:r>
+      <w:proofErr w:type="gramStart"/>
+      <w:r>
+        <w:rPr>
+          <w:rFonts w:ascii="Arial" w:hAnsi="Arial" w:cs="Arial"/>
+          <w:lang w:val="en-US"/>
+        </w:rPr>
+        <w:t>.</w:t>
+      </w:r>
+      <w:r>
+        <w:rPr>
+          <w:rFonts w:ascii="Arial" w:hAnsi="Arial" w:cs="Arial"/>
+          <w:lang w:val="en-US"/>
+        </w:rPr>
+        <w:t xml:space="preserve">  </w:t>
+      </w:r>
+      <w:proofErr w:type="gramEnd"/>
+      <w:r>
+        <w:rPr>
+          <w:rFonts w:ascii="Arial" w:hAnsi="Arial" w:cs="Arial"/>
+          <w:lang w:val="en-US"/>
+        </w:rPr>
+        <w:t xml:space="preserve">Where the mobile executables will </w:t>
+      </w:r>
+      <w:proofErr w:type="gramStart"/>
+      <w:r>
+        <w:rPr>
+          <w:rFonts w:ascii="Arial" w:hAnsi="Arial" w:cs="Arial"/>
+          <w:lang w:val="en-US"/>
+        </w:rPr>
+        <w:t>be made</w:t>
+      </w:r>
+      <w:proofErr w:type="gramEnd"/>
+      <w:r>
+        <w:rPr>
+          <w:rFonts w:ascii="Arial" w:hAnsi="Arial" w:cs="Arial"/>
+          <w:lang w:val="en-US"/>
+        </w:rPr>
+        <w:t xml:space="preserve"> with Apache Cordova, and Electron for desktops</w:t>
+      </w:r>
+      <w:proofErr w:type="gramStart"/>
+      <w:r>
+        <w:rPr>
+          <w:rFonts w:ascii="Arial" w:hAnsi="Arial" w:cs="Arial"/>
+          <w:lang w:val="en-US"/>
+        </w:rPr>
+        <w:t>.</w:t>
+      </w:r>
+      <w:r>
+        <w:rPr>
+          <w:rFonts w:ascii="Arial" w:hAnsi="Arial" w:cs="Arial"/>
+          <w:lang w:val="en-US"/>
+        </w:rPr>
+        <w:t xml:space="preserve">  </w:t>
+      </w:r>
+      <w:proofErr w:type="gramEnd"/>
+      <w:r>
+        <w:rPr>
+          <w:rFonts w:ascii="Arial" w:hAnsi="Arial" w:cs="Arial"/>
+          <w:lang w:val="en-US"/>
+        </w:rPr>
+        <w:t xml:space="preserve">For creating </w:t>
+      </w:r>
+      <w:r>
+        <w:rPr>
+          <w:rFonts w:ascii="Arial" w:hAnsi="Arial" w:cs="Arial"/>
+          <w:lang w:val="en-US"/>
+        </w:rPr>
+        <w:t>educational</w:t>
+      </w:r>
+      <w:r>
+        <w:rPr>
+          <w:rFonts w:ascii="Arial" w:hAnsi="Arial" w:cs="Arial"/>
+          <w:lang w:val="en-US"/>
+        </w:rPr>
+        <w:t xml:space="preserve"> games</w:t>
+      </w:r>
+      <w:r>
+        <w:rPr>
+          <w:rFonts w:ascii="Arial" w:hAnsi="Arial" w:cs="Arial"/>
+          <w:lang w:val="en-US"/>
+        </w:rPr>
+        <w:t>,</w:t>
+      </w:r>
+      <w:r>
+        <w:rPr>
+          <w:rFonts w:ascii="Arial" w:hAnsi="Arial" w:cs="Arial"/>
+          <w:lang w:val="en-US"/>
+        </w:rPr>
+        <w:t xml:space="preserve"> Crystal will </w:t>
+      </w:r>
+      <w:proofErr w:type="gramStart"/>
+      <w:r>
+        <w:rPr>
+          <w:rFonts w:ascii="Arial" w:hAnsi="Arial" w:cs="Arial"/>
+          <w:lang w:val="en-US"/>
+        </w:rPr>
+        <w:t>be used</w:t>
+      </w:r>
+      <w:proofErr w:type="gramEnd"/>
+      <w:r>
+        <w:rPr>
+          <w:rFonts w:ascii="Arial" w:hAnsi="Arial" w:cs="Arial"/>
+          <w:lang w:val="en-US"/>
+        </w:rPr>
+        <w:t xml:space="preserve"> </w:t>
+      </w:r>
+      <w:r>
+        <w:rPr>
+          <w:rFonts w:ascii="Arial" w:hAnsi="Arial" w:cs="Arial"/>
+          <w:lang w:val="en-US"/>
+        </w:rPr>
+        <w:lastRenderedPageBreak/>
+        <w:t xml:space="preserve">as the </w:t>
+      </w:r>
+      <w:r>
+        <w:rPr>
+          <w:rFonts w:ascii="Arial" w:hAnsi="Arial" w:cs="Arial"/>
+          <w:lang w:val="en-US"/>
+        </w:rPr>
+        <w:t xml:space="preserve">main </w:t>
+      </w:r>
+      <w:r>
+        <w:rPr>
+          <w:rFonts w:ascii="Arial" w:hAnsi="Arial" w:cs="Arial"/>
+          <w:lang w:val="en-US"/>
+        </w:rPr>
+        <w:t>game engine</w:t>
+      </w:r>
+      <w:r>
+        <w:rPr>
+          <w:rFonts w:ascii="Arial" w:hAnsi="Arial" w:cs="Arial"/>
+          <w:lang w:val="en-US"/>
+        </w:rPr>
+        <w:t xml:space="preserve">, as it is a simple and performant 2D game engine that </w:t>
+      </w:r>
+      <w:r>
+        <w:rPr>
+          <w:rFonts w:ascii="Arial" w:hAnsi="Arial" w:cs="Arial"/>
+          <w:lang w:val="en-US"/>
+        </w:rPr>
+        <w:t>primarily</w:t>
+      </w:r>
+      <w:r>
+        <w:rPr>
+          <w:rFonts w:ascii="Arial" w:hAnsi="Arial" w:cs="Arial"/>
+          <w:lang w:val="en-US"/>
+        </w:rPr>
+        <w:t xml:space="preserve"> </w:t>
+      </w:r>
+      <w:r>
+        <w:rPr>
+          <w:rFonts w:ascii="Arial" w:hAnsi="Arial" w:cs="Arial"/>
+          <w:lang w:val="en-US"/>
+        </w:rPr>
+        <w:t>uses</w:t>
+      </w:r>
+      <w:r>
+        <w:rPr>
+          <w:rFonts w:ascii="Arial" w:hAnsi="Arial" w:cs="Arial"/>
+          <w:lang w:val="en-US"/>
+        </w:rPr>
+        <w:t xml:space="preserve"> JavaScript.</w:t>
+      </w:r>
+    </w:p>
+    <w:p>
+      <w:pPr>
+        <w:pStyle w:val="ListParagraph"/>
+        <w:numPr>
+          <w:ilvl w:val="0"/>
+          <w:numId w:val="8"/>
+        </w:numPr>
+        <w:tabs>
+          <w:tab w:val="left" w:pos="720"/>
+          <w:tab w:val="left" w:pos="1440"/>
+          <w:tab w:val="left" w:pos="2160"/>
+          <w:tab w:val="left" w:pos="2880"/>
+          <w:tab w:val="left" w:pos="3600"/>
+          <w:tab w:val="left" w:pos="5383"/>
+        </w:tabs>
+        <w:spacing w:after="0" w:line="480" w:lineRule="auto"/>
+        <w:jc w:val="both"/>
+        <w:rPr>
+          <w:rFonts w:ascii="Arial" w:hAnsi="Arial" w:cs="Arial"/>
+          <w:b/>
+          <w:bCs/>
+          <w:lang w:val="en-US"/>
+        </w:rPr>
+      </w:pPr>
+      <w:r>
+        <w:rPr>
+          <w:rFonts w:ascii="Arial" w:hAnsi="Arial" w:cs="Arial"/>
+          <w:b/>
+          <w:bCs/>
+          <w:lang w:val="en-US"/>
+        </w:rPr>
+        <w:t>Testing and Deployment</w:t>
+      </w:r>
+    </w:p>
+    <w:p>
+      <w:pPr>
+        <w:pStyle w:val="ListParagraph"/>
+        <w:tabs>
+          <w:tab w:val="left" w:pos="720"/>
+          <w:tab w:val="left" w:pos="1440"/>
+          <w:tab w:val="left" w:pos="2160"/>
+          <w:tab w:val="left" w:pos="2880"/>
+          <w:tab w:val="left" w:pos="3600"/>
+          <w:tab w:val="left" w:pos="5383"/>
+        </w:tabs>
+        <w:spacing w:after="0" w:line="480" w:lineRule="auto"/>
+        <w:jc w:val="both"/>
+        <w:rPr>
+          <w:rFonts w:ascii="Arial" w:hAnsi="Arial" w:cs="Arial"/>
+          <w:lang w:val="en-US"/>
+        </w:rPr>
+      </w:pPr>
+      <w:r>
+        <w:rPr>
+          <w:rFonts w:ascii="Arial" w:hAnsi="Arial" w:cs="Arial"/>
+          <w:lang w:val="en-US"/>
+        </w:rPr>
+        <w:tab/>
+      </w:r>
+      <w:r>
+        <w:rPr>
+          <w:rFonts w:ascii="Arial" w:hAnsi="Arial" w:cs="Arial"/>
+          <w:lang w:val="en-US"/>
+        </w:rPr>
+        <w:t>Before</w:t>
+      </w:r>
+      <w:r>
+        <w:rPr>
+          <w:rFonts w:ascii="Arial" w:hAnsi="Arial" w:cs="Arial"/>
+          <w:lang w:val="en-US"/>
+        </w:rPr>
+        <w:t xml:space="preserve"> </w:t>
+      </w:r>
+      <w:r>
+        <w:rPr>
+          <w:rFonts w:ascii="Arial" w:hAnsi="Arial" w:cs="Arial"/>
+          <w:lang w:val="en-US"/>
+        </w:rPr>
+        <w:t>deplo</w:t>
+      </w:r>
+      <w:r>
+        <w:rPr>
+          <w:rFonts w:ascii="Arial" w:hAnsi="Arial" w:cs="Arial"/>
+          <w:lang w:val="en-US"/>
+        </w:rPr>
+        <w:t>y</w:t>
+      </w:r>
+      <w:r>
+        <w:rPr>
+          <w:rFonts w:ascii="Arial" w:hAnsi="Arial" w:cs="Arial"/>
+          <w:lang w:val="en-US"/>
+        </w:rPr>
+        <w:t xml:space="preserve">ing the </w:t>
+      </w:r>
+      <w:r>
+        <w:rPr>
+          <w:rFonts w:ascii="Arial" w:hAnsi="Arial" w:cs="Arial"/>
+          <w:lang w:val="en-US"/>
+        </w:rPr>
+        <w:t>prototype</w:t>
+      </w:r>
+      <w:r>
+        <w:rPr>
+          <w:rFonts w:ascii="Arial" w:hAnsi="Arial" w:cs="Arial"/>
+          <w:lang w:val="en-US"/>
+        </w:rPr>
+        <w:t xml:space="preserve">, </w:t>
+      </w:r>
+      <w:r>
+        <w:rPr>
+          <w:rFonts w:ascii="Arial" w:hAnsi="Arial" w:cs="Arial"/>
+          <w:lang w:val="en-US"/>
+        </w:rPr>
+        <w:t xml:space="preserve">the researchers will thoroughly </w:t>
+      </w:r>
+      <w:proofErr w:type="gramStart"/>
+      <w:r>
+        <w:rPr>
+          <w:rFonts w:ascii="Arial" w:hAnsi="Arial" w:cs="Arial"/>
+          <w:lang w:val="en-US"/>
+        </w:rPr>
+        <w:t>test</w:t>
+      </w:r>
+      <w:proofErr w:type="gramEnd"/>
+      <w:r>
+        <w:rPr>
+          <w:rFonts w:ascii="Arial" w:hAnsi="Arial" w:cs="Arial"/>
+          <w:lang w:val="en-US"/>
+        </w:rPr>
+        <w:t xml:space="preserve"> the application to maintain its stability and to reduce programming bug</w:t>
+      </w:r>
+      <w:r>
+        <w:rPr>
+          <w:rFonts w:ascii="Arial" w:hAnsi="Arial" w:cs="Arial"/>
+          <w:lang w:val="en-US"/>
+        </w:rPr>
+        <w:t xml:space="preserve">s, flaws, and </w:t>
+      </w:r>
+      <w:r>
+        <w:rPr>
+          <w:rFonts w:ascii="Arial" w:hAnsi="Arial" w:cs="Arial"/>
+          <w:lang w:val="en-US"/>
+        </w:rPr>
+        <w:t>errors</w:t>
+      </w:r>
+      <w:proofErr w:type="gramStart"/>
+      <w:r>
+        <w:rPr>
+          <w:rFonts w:ascii="Arial" w:hAnsi="Arial" w:cs="Arial"/>
+          <w:lang w:val="en-US"/>
+        </w:rPr>
+        <w:t xml:space="preserve">.  </w:t>
+      </w:r>
+      <w:proofErr w:type="gramEnd"/>
+      <w:r>
+        <w:rPr>
+          <w:rFonts w:ascii="Arial" w:hAnsi="Arial" w:cs="Arial"/>
+          <w:lang w:val="en-US"/>
+        </w:rPr>
+        <w:t xml:space="preserve">Once the researchers </w:t>
+      </w:r>
+      <w:proofErr w:type="gramStart"/>
+      <w:r>
+        <w:rPr>
+          <w:rFonts w:ascii="Arial" w:hAnsi="Arial" w:cs="Arial"/>
+          <w:lang w:val="en-US"/>
+        </w:rPr>
+        <w:t>are sufficed</w:t>
+      </w:r>
+      <w:proofErr w:type="gramEnd"/>
+      <w:r>
+        <w:rPr>
+          <w:rFonts w:ascii="Arial" w:hAnsi="Arial" w:cs="Arial"/>
+          <w:lang w:val="en-US"/>
+        </w:rPr>
+        <w:t xml:space="preserve"> with the state of the application, it will </w:t>
+      </w:r>
+      <w:proofErr w:type="gramStart"/>
+      <w:r>
+        <w:rPr>
+          <w:rFonts w:ascii="Arial" w:hAnsi="Arial" w:cs="Arial"/>
+          <w:lang w:val="en-US"/>
+        </w:rPr>
+        <w:t>be distributed</w:t>
+      </w:r>
+      <w:proofErr w:type="gramEnd"/>
+      <w:r>
+        <w:rPr>
+          <w:rFonts w:ascii="Arial" w:hAnsi="Arial" w:cs="Arial"/>
+          <w:lang w:val="en-US"/>
+        </w:rPr>
+        <w:t xml:space="preserve"> </w:t>
+      </w:r>
+      <w:proofErr w:type="gramStart"/>
+      <w:r>
+        <w:rPr>
+          <w:rFonts w:ascii="Arial" w:hAnsi="Arial" w:cs="Arial"/>
+          <w:lang w:val="en-US"/>
+        </w:rPr>
+        <w:t>on</w:t>
+      </w:r>
+      <w:proofErr w:type="gramEnd"/>
+      <w:r>
+        <w:rPr>
+          <w:rFonts w:ascii="Arial" w:hAnsi="Arial" w:cs="Arial"/>
+          <w:lang w:val="en-US"/>
+        </w:rPr>
+        <w:t xml:space="preserve"> </w:t>
+      </w:r>
+      <w:proofErr w:type="gramStart"/>
+      <w:r>
+        <w:rPr>
+          <w:rFonts w:ascii="Arial" w:hAnsi="Arial" w:cs="Arial"/>
+          <w:lang w:val="en-US"/>
+        </w:rPr>
+        <w:t>several</w:t>
+      </w:r>
+      <w:proofErr w:type="gramEnd"/>
+      <w:r>
+        <w:rPr>
+          <w:rFonts w:ascii="Arial" w:hAnsi="Arial" w:cs="Arial"/>
+          <w:lang w:val="en-US"/>
+        </w:rPr>
+        <w:t xml:space="preserve"> ways</w:t>
+      </w:r>
+      <w:proofErr w:type="gramStart"/>
+      <w:r>
+        <w:rPr>
+          <w:rFonts w:ascii="Arial" w:hAnsi="Arial" w:cs="Arial"/>
+          <w:lang w:val="en-US"/>
+        </w:rPr>
+        <w:t xml:space="preserve">.  </w:t>
+      </w:r>
+      <w:proofErr w:type="gramEnd"/>
+      <w:r>
+        <w:rPr>
+          <w:rFonts w:ascii="Arial" w:hAnsi="Arial" w:cs="Arial"/>
+          <w:lang w:val="en-US"/>
+        </w:rPr>
+        <w:t xml:space="preserve">It can </w:t>
+      </w:r>
+      <w:proofErr w:type="gramStart"/>
+      <w:r>
+        <w:rPr>
+          <w:rFonts w:ascii="Arial" w:hAnsi="Arial" w:cs="Arial"/>
+          <w:lang w:val="en-US"/>
+        </w:rPr>
+        <w:t>be distributed</w:t>
+      </w:r>
+      <w:proofErr w:type="gramEnd"/>
+      <w:r>
+        <w:rPr>
+          <w:rFonts w:ascii="Arial" w:hAnsi="Arial" w:cs="Arial"/>
+          <w:lang w:val="en-US"/>
+        </w:rPr>
+        <w:t xml:space="preserve"> by</w:t>
+      </w:r>
+      <w:r>
+        <w:rPr>
+          <w:rFonts w:ascii="Arial" w:hAnsi="Arial" w:cs="Arial"/>
+          <w:lang w:val="en-US"/>
+        </w:rPr>
+        <w:t xml:space="preserve"> </w:t>
+      </w:r>
+      <w:r>
+        <w:rPr>
+          <w:rFonts w:ascii="Arial" w:hAnsi="Arial" w:cs="Arial"/>
+          <w:lang w:val="en-US"/>
+        </w:rPr>
+        <w:t>link, Bluetooth, and other common sharing methods.</w:t>
+      </w:r>
+    </w:p>
+    <w:p>
+      <w:pPr>
+        <w:tabs>
+          <w:tab w:val="left" w:pos="720"/>
+          <w:tab w:val="left" w:pos="1440"/>
+          <w:tab w:val="left" w:pos="2160"/>
+          <w:tab w:val="left" w:pos="2880"/>
+          <w:tab w:val="left" w:pos="3600"/>
+          <w:tab w:val="left" w:pos="5383"/>
+        </w:tabs>
+        <w:spacing w:before="240" w:after="0" w:line="480" w:lineRule="auto"/>
+        <w:jc w:val="both"/>
+        <w:rPr>
+          <w:rFonts w:ascii="Arial" w:hAnsi="Arial" w:cs="Arial"/>
+          <w:b/>
+          <w:bCs/>
+        </w:rPr>
+      </w:pPr>
+      <w:r>
+        <w:rPr>
+          <w:rFonts w:ascii="Arial" w:hAnsi="Arial" w:cs="Arial"/>
+          <w:b/>
+          <w:bCs/>
+        </w:rPr>
+        <w:t>Research Instrumentation</w:t>
+      </w:r>
+    </w:p>
+    <w:p>
+      <w:pPr>
+        <w:tabs>
+          <w:tab w:val="left" w:pos="720"/>
+          <w:tab w:val="left" w:pos="1440"/>
+          <w:tab w:val="left" w:pos="2160"/>
+          <w:tab w:val="left" w:pos="2880"/>
+          <w:tab w:val="left" w:pos="3600"/>
+          <w:tab w:val="left" w:pos="5383"/>
+        </w:tabs>
+        <w:spacing w:before="240" w:after="0" w:line="480" w:lineRule="auto"/>
+        <w:jc w:val="both"/>
+        <w:rPr>
+          <w:rFonts w:ascii="Arial" w:hAnsi="Arial" w:cs="Arial"/>
+          <w:b/>
+          <w:bCs/>
+        </w:rPr>
+      </w:pPr>
+      <w:r>
+        <w:rPr>
+          <w:rFonts w:ascii="Arial" w:hAnsi="Arial" w:cs="Arial"/>
+          <w:bCs/>
+        </w:rPr>
+        <w:tab/>
+      </w:r>
+      <w:r>
+        <w:rPr>
+          <w:rFonts w:ascii="Arial" w:hAnsi="Arial" w:cs="Arial"/>
+          <w:bCs/>
+        </w:rPr>
+        <w:t>In this research study, the researchers wil</w:t>
+      </w:r>
+      <w:r>
+        <w:rPr>
+          <w:rFonts w:ascii="Arial" w:hAnsi="Arial" w:cs="Arial"/>
+          <w:bCs/>
+        </w:rPr>
+        <w:t>l</w:t>
+      </w:r>
+      <w:r>
+        <w:rPr>
+          <w:rFonts w:ascii="Arial" w:hAnsi="Arial" w:cs="Arial"/>
+          <w:bCs/>
+        </w:rPr>
+        <w:t xml:space="preserve"> use a survey questionnaire to ‎collect, analyze, and measure data regarding the Quieazy application to determine</w:t>
+      </w:r>
+      <w:r>
+        <w:rPr>
+          <w:rFonts w:ascii="Arial" w:hAnsi="Arial" w:cs="Arial"/>
+          <w:bCs/>
+        </w:rPr>
+        <w:t xml:space="preserve"> its </w:t>
+      </w:r>
+      <w:r>
+        <w:rPr>
+          <w:rFonts w:ascii="Arial" w:hAnsi="Arial" w:cs="Arial"/>
+          <w:bCs/>
+        </w:rPr>
+        <w:t>acceptability and performance.</w:t>
+      </w:r>
+      <w:r>
+        <w:rPr>
+          <w:rFonts w:ascii="Arial" w:hAnsi="Arial" w:cs="Arial"/>
+          <w:bCs/>
+        </w:rPr>
+        <w:t xml:space="preserve">  </w:t>
+      </w:r>
+      <w:r>
+        <w:rPr>
+          <w:rFonts w:ascii="Arial" w:hAnsi="Arial" w:cs="Arial"/>
+          <w:bCs/>
+        </w:rPr>
+        <w:t>The instrument of the study w</w:t>
+      </w:r>
+      <w:r>
+        <w:rPr>
+          <w:rFonts w:ascii="Arial" w:hAnsi="Arial" w:cs="Arial"/>
+          <w:bCs/>
+        </w:rPr>
+        <w:t xml:space="preserve">ill be </w:t>
+      </w:r>
+      <w:r>
+        <w:rPr>
+          <w:rFonts w:ascii="Arial" w:hAnsi="Arial" w:cs="Arial"/>
+          <w:bCs/>
+        </w:rPr>
+        <w:t>inspected and assessed by the researchers to make sure it w</w:t>
+      </w:r>
+      <w:r>
+        <w:rPr>
+          <w:rFonts w:ascii="Arial" w:hAnsi="Arial" w:cs="Arial"/>
+          <w:bCs/>
+        </w:rPr>
+        <w:t>ill be</w:t>
+      </w:r>
+      <w:r>
+        <w:rPr>
+          <w:rFonts w:ascii="Arial" w:hAnsi="Arial" w:cs="Arial"/>
+          <w:bCs/>
+        </w:rPr>
+        <w:t xml:space="preserve"> accurate and effective before it is distributed.</w:t>
+      </w:r>
+      <w:r>
+        <w:rPr>
+          <w:rFonts w:ascii="Arial" w:hAnsi="Arial" w:cs="Arial"/>
+          <w:bCs/>
+        </w:rPr>
+        <w:t xml:space="preserve"> </w:t>
+      </w:r>
+      <w:r>
+        <w:rPr>
+          <w:rFonts w:ascii="Arial" w:hAnsi="Arial" w:cs="Arial"/>
+          <w:bCs/>
+        </w:rPr>
+        <w:t xml:space="preserve"> The questionnaire consisted of questions about the usability, design, security, graphical performance, and transmission continuity.</w:t>
+      </w:r>
+    </w:p>
+    <w:p>
+      <w:pPr>
+        <w:tabs>
+          <w:tab w:val="left" w:pos="720"/>
+          <w:tab w:val="left" w:pos="1440"/>
+          <w:tab w:val="left" w:pos="2160"/>
+          <w:tab w:val="left" w:pos="2880"/>
+          <w:tab w:val="left" w:pos="3600"/>
+          <w:tab w:val="left" w:pos="5383"/>
+        </w:tabs>
+        <w:spacing w:before="240" w:after="0" w:line="480" w:lineRule="auto"/>
+        <w:jc w:val="both"/>
+        <w:rPr>
+          <w:rFonts w:ascii="Arial" w:hAnsi="Arial" w:cs="Arial"/>
+          <w:bCs/>
+        </w:rPr>
+      </w:pPr>
+      <w:r>
+        <w:rPr>
+          <w:rFonts w:ascii="Arial" w:hAnsi="Arial" w:cs="Arial"/>
+          <w:bCs/>
+        </w:rPr>
+        <w:tab/>
+        <w:t xml:space="preserve">The statement in the questionnaire </w:t>
+      </w:r>
+      <w:r>
+        <w:rPr>
+          <w:rFonts w:ascii="Arial" w:hAnsi="Arial" w:cs="Arial"/>
+          <w:bCs/>
+        </w:rPr>
+        <w:t>will be</w:t>
+      </w:r>
+      <w:r>
+        <w:rPr>
+          <w:rFonts w:ascii="Arial" w:hAnsi="Arial" w:cs="Arial"/>
+          <w:bCs/>
+        </w:rPr>
+        <w:t xml:space="preserve"> evaluated based on the numeric weight corresponding with its verbal interpretation as described below:</w:t>
+      </w:r>
+    </w:p>
+    <w:p>
+      <w:pPr>
+        <w:pStyle w:val="ListParagraph"/>
+        <w:numPr>
+          <w:ilvl w:val="0"/>
+          <w:numId w:val="6"/>
+        </w:numPr>
+        <w:tabs>
+          <w:tab w:val="left" w:pos="720"/>
+          <w:tab w:val="left" w:pos="1440"/>
+          <w:tab w:val="left" w:pos="2160"/>
+          <w:tab w:val="left" w:pos="2880"/>
+          <w:tab w:val="left" w:pos="3600"/>
+          <w:tab w:val="left" w:pos="5383"/>
+        </w:tabs>
+        <w:spacing w:before="240" w:after="0" w:line="480" w:lineRule="auto"/>
+        <w:jc w:val="both"/>
+        <w:rPr>
+          <w:rFonts w:ascii="Arial" w:hAnsi="Arial" w:cs="Arial"/>
+          <w:b/>
+          <w:bCs/>
+        </w:rPr>
+      </w:pPr>
+      <w:r>
+        <w:rPr>
+          <w:rFonts w:ascii="Arial" w:hAnsi="Arial" w:cs="Arial"/>
+          <w:b/>
+          <w:bCs/>
+        </w:rPr>
+        <w:t>Level of acceptability with respect to Usability, Design, and Security</w:t>
+      </w:r>
+    </w:p>
+    <w:tbl>
+      <w:tblPr>
+        <w:tblStyle w:val="TableGrid"/>
+        <w:tblW w:w="5000" w:type="pct"/>
+        <w:tblBorders>
+          <w:top w:val="none" w:sz="0" w:space="0" w:color="auto"/>
+          <w:left w:val="none" w:sz="0" w:space="0" w:color="auto"/>
+          <w:bottom w:val="none" w:sz="0" w:space="0" w:color="auto"/>
+          <w:right w:val="none" w:sz="0" w:space="0" w:color="auto"/>
+          <w:insideH w:val="none" w:sz="0" w:space="0" w:color="auto"/>
+          <w:insideV w:val="none" w:sz="0" w:space="0" w:color="auto"/>
+        </w:tblBorders>
+        <w:tblLook w:val="04A0" w:firstRow="1" w:lastRow="0" w:firstColumn="1" w:lastColumn="0" w:noHBand="0" w:noVBand="1"/>
+      </w:tblPr>
+      <w:tblGrid>
+        <w:gridCol w:w="4318"/>
+        <w:gridCol w:w="4322"/>
+      </w:tblGrid>
+      <w:tr>
+        <w:tc>
+          <w:tcPr>
+            <w:tcW w:w="2499" w:type="pct"/>
+          </w:tcPr>
+          <w:p>
+            <w:pPr>
+              <w:spacing w:before="100" w:beforeAutospacing="1" w:after="100" w:afterAutospacing="1" w:line="360" w:lineRule="auto"/>
               <w:jc w:val="center"/>
               <w:rPr>
                 <w:rFonts w:ascii="Arial" w:hAnsi="Arial" w:cs="Arial"/>
@@ -7170,17 +8952,17 @@
                 <w:b/>
                 <w:bCs/>
               </w:rPr>
-              <w:t>Amount (Php)</w:t>
+              <w:t>Numeric Weight</w:t>
             </w:r>
           </w:p>
         </w:tc>
         <w:tc>
           <w:tcPr>
-            <w:tcW w:w="2158" w:type="dxa"/>
+            <w:tcW w:w="2501" w:type="pct"/>
           </w:tcPr>
           <w:p>
             <w:pPr>
-              <w:spacing w:before="100" w:beforeAutospacing="1" w:after="100" w:afterAutospacing="1" w:line="240" w:lineRule="auto"/>
+              <w:spacing w:before="100" w:beforeAutospacing="1" w:after="100" w:afterAutospacing="1" w:line="360" w:lineRule="auto"/>
               <w:jc w:val="center"/>
               <w:rPr>
                 <w:rFonts w:ascii="Arial" w:hAnsi="Arial" w:cs="Arial"/>
@@ -7194,7 +8976,194 @@
                 <w:b/>
                 <w:bCs/>
               </w:rPr>
-              <w:t>Total Amount (Php)</w:t>
+              <w:t>Verbal Interpretation</w:t>
+            </w:r>
+          </w:p>
+        </w:tc>
+      </w:tr>
+      <w:tr>
+        <w:tc>
+          <w:tcPr>
+            <w:tcW w:w="2499" w:type="pct"/>
+          </w:tcPr>
+          <w:p>
+            <w:pPr>
+              <w:spacing w:before="100" w:beforeAutospacing="1" w:after="100" w:afterAutospacing="1" w:line="360" w:lineRule="auto"/>
+              <w:jc w:val="center"/>
+              <w:rPr>
+                <w:rFonts w:ascii="Arial" w:hAnsi="Arial" w:cs="Arial"/>
+              </w:rPr>
+            </w:pPr>
+            <w:r>
+              <w:rPr>
+                <w:rFonts w:ascii="Arial" w:hAnsi="Arial" w:cs="Arial"/>
+              </w:rPr>
+              <w:t>3.26 - 4.00</w:t>
+            </w:r>
+          </w:p>
+        </w:tc>
+        <w:tc>
+          <w:tcPr>
+            <w:tcW w:w="2501" w:type="pct"/>
+          </w:tcPr>
+          <w:p>
+            <w:pPr>
+              <w:spacing w:before="100" w:beforeAutospacing="1" w:after="100" w:afterAutospacing="1" w:line="360" w:lineRule="auto"/>
+              <w:jc w:val="center"/>
+              <w:rPr>
+                <w:rFonts w:ascii="Arial" w:hAnsi="Arial" w:cs="Arial"/>
+              </w:rPr>
+            </w:pPr>
+            <w:r>
+              <w:rPr>
+                <w:rFonts w:ascii="Arial" w:hAnsi="Arial" w:cs="Arial"/>
+              </w:rPr>
+              <w:t>Highly Acceptable</w:t>
+            </w:r>
+          </w:p>
+        </w:tc>
+      </w:tr>
+      <w:tr>
+        <w:tc>
+          <w:tcPr>
+            <w:tcW w:w="2499" w:type="pct"/>
+          </w:tcPr>
+          <w:p>
+            <w:pPr>
+              <w:spacing w:before="100" w:beforeAutospacing="1" w:after="100" w:afterAutospacing="1" w:line="360" w:lineRule="auto"/>
+              <w:jc w:val="center"/>
+              <w:rPr>
+                <w:rFonts w:ascii="Arial" w:hAnsi="Arial" w:cs="Arial"/>
+              </w:rPr>
+            </w:pPr>
+            <w:r>
+              <w:rPr>
+                <w:rFonts w:ascii="Arial" w:hAnsi="Arial" w:cs="Arial"/>
+              </w:rPr>
+              <w:t>2.51 - 3.25</w:t>
+            </w:r>
+          </w:p>
+        </w:tc>
+        <w:tc>
+          <w:tcPr>
+            <w:tcW w:w="2501" w:type="pct"/>
+          </w:tcPr>
+          <w:p>
+            <w:pPr>
+              <w:spacing w:before="100" w:beforeAutospacing="1" w:after="100" w:afterAutospacing="1" w:line="360" w:lineRule="auto"/>
+              <w:jc w:val="center"/>
+              <w:rPr>
+                <w:rFonts w:ascii="Arial" w:hAnsi="Arial" w:cs="Arial"/>
+              </w:rPr>
+            </w:pPr>
+            <w:r>
+              <w:rPr>
+                <w:rFonts w:ascii="Arial" w:hAnsi="Arial" w:cs="Arial"/>
+              </w:rPr>
+              <w:t>Acceptable</w:t>
+            </w:r>
+          </w:p>
+        </w:tc>
+      </w:tr>
+      <w:tr>
+        <w:tc>
+          <w:tcPr>
+            <w:tcW w:w="2499" w:type="pct"/>
+          </w:tcPr>
+          <w:p>
+            <w:pPr>
+              <w:spacing w:before="100" w:beforeAutospacing="1" w:after="100" w:afterAutospacing="1" w:line="360" w:lineRule="auto"/>
+              <w:jc w:val="center"/>
+              <w:rPr>
+                <w:rFonts w:ascii="Arial" w:hAnsi="Arial" w:cs="Arial"/>
+              </w:rPr>
+            </w:pPr>
+            <w:r>
+              <w:rPr>
+                <w:rFonts w:ascii="Arial" w:hAnsi="Arial" w:cs="Arial"/>
+              </w:rPr>
+              <w:t>1.76 - 2.50</w:t>
+            </w:r>
+          </w:p>
+        </w:tc>
+        <w:tc>
+          <w:tcPr>
+            <w:tcW w:w="2501" w:type="pct"/>
+          </w:tcPr>
+          <w:p>
+            <w:pPr>
+              <w:spacing w:before="100" w:beforeAutospacing="1" w:after="100" w:afterAutospacing="1" w:line="360" w:lineRule="auto"/>
+              <w:jc w:val="center"/>
+              <w:rPr>
+                <w:rFonts w:ascii="Arial" w:hAnsi="Arial" w:cs="Arial"/>
+              </w:rPr>
+            </w:pPr>
+            <w:r>
+              <w:rPr>
+                <w:rFonts w:ascii="Arial" w:hAnsi="Arial" w:cs="Arial"/>
+              </w:rPr>
+              <w:t xml:space="preserve">Fairly </w:t>
+            </w:r>
+            <w:r>
+              <w:rPr>
+                <w:rFonts w:ascii="Arial" w:hAnsi="Arial" w:cs="Arial"/>
+              </w:rPr>
+              <w:t>Acceptable</w:t>
+            </w:r>
+          </w:p>
+        </w:tc>
+      </w:tr>
+      <w:tr>
+        <w:tc>
+          <w:tcPr>
+            <w:tcW w:w="2499" w:type="pct"/>
+          </w:tcPr>
+          <w:p>
+            <w:pPr>
+              <w:spacing w:before="100" w:beforeAutospacing="1" w:after="100" w:afterAutospacing="1" w:line="360" w:lineRule="auto"/>
+              <w:jc w:val="center"/>
+              <w:rPr>
+                <w:rFonts w:ascii="Arial" w:hAnsi="Arial" w:cs="Arial"/>
+              </w:rPr>
+            </w:pPr>
+            <w:r>
+              <w:rPr>
+                <w:rFonts w:ascii="Arial" w:hAnsi="Arial" w:cs="Arial"/>
+              </w:rPr>
+              <w:lastRenderedPageBreak/>
+              <w:t>1.00</w:t>
+            </w:r>
+            <w:r>
+              <w:rPr>
+                <w:rFonts w:ascii="Arial" w:hAnsi="Arial" w:cs="Arial"/>
+              </w:rPr>
+              <w:t xml:space="preserve"> </w:t>
+            </w:r>
+            <w:r>
+              <w:rPr>
+                <w:rFonts w:ascii="Arial" w:hAnsi="Arial" w:cs="Arial"/>
+              </w:rPr>
+              <w:t>- 1.75</w:t>
+            </w:r>
+          </w:p>
+        </w:tc>
+        <w:tc>
+          <w:tcPr>
+            <w:tcW w:w="2501" w:type="pct"/>
+          </w:tcPr>
+          <w:p>
+            <w:pPr>
+              <w:spacing w:before="100" w:beforeAutospacing="1" w:after="100" w:afterAutospacing="1" w:line="360" w:lineRule="auto"/>
+              <w:jc w:val="center"/>
+              <w:rPr>
+                <w:rFonts w:ascii="Arial" w:hAnsi="Arial" w:cs="Arial"/>
+              </w:rPr>
+            </w:pPr>
+            <w:r>
+              <w:rPr>
+                <w:rFonts w:ascii="Arial" w:hAnsi="Arial" w:cs="Arial"/>
+              </w:rPr>
+              <w:t>Not Acceptable</w:t>
             </w:r>
           </w:p>
         </w:tc>
@@ -7202,164 +9171,11 @@
     </w:tbl>
     <w:p>
       <w:pPr>
-        <w:tabs>
-          <w:tab w:val="left" w:pos="720"/>
-          <w:tab w:val="left" w:pos="1440"/>
-          <w:tab w:val="left" w:pos="2160"/>
-          <w:tab w:val="left" w:pos="2880"/>
-          <w:tab w:val="left" w:pos="3600"/>
-          <w:tab w:val="left" w:pos="5383"/>
-        </w:tabs>
-        <w:spacing w:after="0" w:line="480" w:lineRule="auto"/>
-        <w:jc w:val="both"/>
-        <w:rPr>
-          <w:rFonts w:ascii="Arial" w:hAnsi="Arial" w:cs="Arial"/>
-          <w:b/>
-          <w:bCs/>
-          <w:lang w:val="en-US"/>
-        </w:rPr>
-      </w:pPr>
-    </w:p>
-    <w:p>
-      <w:pPr>
-        <w:tabs>
-          <w:tab w:val="left" w:pos="720"/>
-          <w:tab w:val="left" w:pos="1440"/>
-          <w:tab w:val="left" w:pos="2160"/>
-          <w:tab w:val="left" w:pos="2880"/>
-          <w:tab w:val="left" w:pos="3600"/>
-          <w:tab w:val="left" w:pos="5383"/>
-        </w:tabs>
-        <w:spacing w:after="0" w:line="480" w:lineRule="auto"/>
-        <w:jc w:val="both"/>
-        <w:rPr>
-          <w:rFonts w:ascii="Arial" w:hAnsi="Arial" w:cs="Arial"/>
-          <w:b/>
-          <w:bCs/>
-          <w:lang w:val="en-US"/>
-        </w:rPr>
-      </w:pPr>
-    </w:p>
-    <w:p>
-      <w:pPr>
-        <w:tabs>
-          <w:tab w:val="left" w:pos="720"/>
-          <w:tab w:val="left" w:pos="1440"/>
-          <w:tab w:val="left" w:pos="2160"/>
-          <w:tab w:val="left" w:pos="2880"/>
-          <w:tab w:val="left" w:pos="3600"/>
-          <w:tab w:val="left" w:pos="5383"/>
-        </w:tabs>
-        <w:spacing w:after="0" w:line="480" w:lineRule="auto"/>
-        <w:jc w:val="both"/>
-        <w:rPr>
-          <w:rFonts w:ascii="Arial" w:hAnsi="Arial" w:cs="Arial"/>
-          <w:b/>
-          <w:bCs/>
-          <w:lang w:val="en-US"/>
-        </w:rPr>
-      </w:pPr>
-    </w:p>
-    <w:p>
-      <w:pPr>
-        <w:tabs>
-          <w:tab w:val="left" w:pos="720"/>
-          <w:tab w:val="left" w:pos="1440"/>
-          <w:tab w:val="left" w:pos="2160"/>
-          <w:tab w:val="left" w:pos="2880"/>
-          <w:tab w:val="left" w:pos="3600"/>
-          <w:tab w:val="left" w:pos="5383"/>
-        </w:tabs>
-        <w:spacing w:after="0" w:line="480" w:lineRule="auto"/>
-        <w:jc w:val="both"/>
-        <w:rPr>
-          <w:rFonts w:ascii="Arial" w:hAnsi="Arial" w:cs="Arial"/>
-          <w:b/>
-          <w:bCs/>
-          <w:lang w:val="en-US"/>
-        </w:rPr>
-      </w:pPr>
-    </w:p>
-    <w:p>
-      <w:pPr>
-        <w:tabs>
-          <w:tab w:val="left" w:pos="720"/>
-          <w:tab w:val="left" w:pos="1440"/>
-          <w:tab w:val="left" w:pos="2160"/>
-          <w:tab w:val="left" w:pos="2880"/>
-          <w:tab w:val="left" w:pos="3600"/>
-          <w:tab w:val="left" w:pos="5383"/>
-        </w:tabs>
-        <w:spacing w:after="0" w:line="480" w:lineRule="auto"/>
-        <w:jc w:val="both"/>
-        <w:rPr>
-          <w:rFonts w:ascii="Arial" w:hAnsi="Arial" w:cs="Arial"/>
-          <w:b/>
-          <w:bCs/>
-          <w:lang w:val="en-US"/>
-        </w:rPr>
-      </w:pPr>
-      <w:r>
-        <w:rPr>
-          <w:rFonts w:ascii="Arial" w:hAnsi="Arial" w:cs="Arial"/>
-          <w:b/>
-          <w:bCs/>
-          <w:lang w:val="en-US"/>
-        </w:rPr>
-        <w:t>Special Techniques and Procedure</w:t>
-      </w:r>
-    </w:p>
-    <w:p>
-      <w:pPr>
-        <w:tabs>
-          <w:tab w:val="left" w:pos="720"/>
-          <w:tab w:val="left" w:pos="1440"/>
-          <w:tab w:val="left" w:pos="2160"/>
-          <w:tab w:val="left" w:pos="2880"/>
-          <w:tab w:val="left" w:pos="3600"/>
-          <w:tab w:val="left" w:pos="5383"/>
-        </w:tabs>
-        <w:spacing w:after="0" w:line="480" w:lineRule="auto"/>
-        <w:jc w:val="both"/>
-        <w:rPr>
-          <w:rFonts w:ascii="Arial" w:hAnsi="Arial" w:cs="Arial"/>
-          <w:lang w:val="en-US"/>
-        </w:rPr>
-      </w:pPr>
-      <w:r>
-        <w:rPr>
-          <w:rFonts w:ascii="Arial" w:hAnsi="Arial" w:cs="Arial"/>
-          <w:b/>
-          <w:bCs/>
-          <w:lang w:val="en-US"/>
-        </w:rPr>
-        <w:lastRenderedPageBreak/>
-        <w:tab/>
-      </w:r>
-      <w:r>
-        <w:rPr>
-          <w:rFonts w:ascii="Arial" w:hAnsi="Arial" w:cs="Arial"/>
-          <w:lang w:val="en-US"/>
-        </w:rPr>
-        <w:t xml:space="preserve">To create </w:t>
-      </w:r>
-      <w:r>
-        <w:rPr>
-          <w:rFonts w:ascii="Arial" w:hAnsi="Arial" w:cs="Arial"/>
-          <w:lang w:val="en-US"/>
-        </w:rPr>
-        <w:t xml:space="preserve">an </w:t>
-      </w:r>
-      <w:r>
-        <w:rPr>
-          <w:rFonts w:ascii="Arial" w:hAnsi="Arial" w:cs="Arial"/>
-          <w:lang w:val="en-US"/>
-        </w:rPr>
-        <w:t>Automated Watering System, these are the procedures that the researchers followed.</w:t>
-      </w:r>
-    </w:p>
-    <w:p>
-      <w:pPr>
+        <w:pStyle w:val="ListParagraph"/>
+        <w:numPr>
+          <w:ilvl w:val="0"/>
+          <w:numId w:val="6"/>
+        </w:numPr>
         <w:tabs>
           <w:tab w:val="left" w:pos="720"/>
           <w:tab w:val="left" w:pos="1440"/>
@@ -7382,247 +9198,61 @@
           <w:b/>
           <w:bCs/>
         </w:rPr>
-        <w:t>Research Instrumentation</w:t>
-      </w:r>
-    </w:p>
-    <w:p>
-      <w:pPr>
-        <w:tabs>
-          <w:tab w:val="left" w:pos="720"/>
-          <w:tab w:val="left" w:pos="1440"/>
-          <w:tab w:val="left" w:pos="2160"/>
-          <w:tab w:val="left" w:pos="2880"/>
-          <w:tab w:val="left" w:pos="3600"/>
-          <w:tab w:val="left" w:pos="5383"/>
-        </w:tabs>
-        <w:spacing w:line="480" w:lineRule="auto"/>
-        <w:jc w:val="both"/>
-        <w:rPr>
-          <w:rFonts w:ascii="Arial" w:hAnsi="Arial" w:cs="Arial"/>
-        </w:rPr>
-      </w:pPr>
-      <w:r>
-        <w:rPr>
-          <w:rFonts w:ascii="Arial" w:hAnsi="Arial" w:cs="Arial"/>
-          <w:b/>
-          <w:bCs/>
-        </w:rPr>
-        <w:tab/>
-      </w:r>
-    </w:p>
-    <w:p>
-      <w:pPr>
-        <w:tabs>
-          <w:tab w:val="left" w:pos="720"/>
-          <w:tab w:val="left" w:pos="1440"/>
-          <w:tab w:val="left" w:pos="2160"/>
-          <w:tab w:val="left" w:pos="2880"/>
-          <w:tab w:val="left" w:pos="3600"/>
-          <w:tab w:val="left" w:pos="5383"/>
-        </w:tabs>
-        <w:spacing w:line="480" w:lineRule="auto"/>
-        <w:jc w:val="both"/>
-        <w:rPr>
-          <w:rFonts w:ascii="Arial" w:hAnsi="Arial" w:cs="Arial"/>
-        </w:rPr>
-      </w:pPr>
-    </w:p>
-    <w:p>
-      <w:pPr>
-        <w:tabs>
-          <w:tab w:val="left" w:pos="720"/>
-          <w:tab w:val="left" w:pos="1440"/>
-          <w:tab w:val="left" w:pos="2160"/>
-          <w:tab w:val="left" w:pos="2880"/>
-          <w:tab w:val="left" w:pos="3600"/>
-          <w:tab w:val="left" w:pos="5383"/>
-        </w:tabs>
-        <w:spacing w:line="480" w:lineRule="auto"/>
-        <w:jc w:val="both"/>
-        <w:rPr>
-          <w:rFonts w:ascii="Arial" w:hAnsi="Arial" w:cs="Arial"/>
-          <w:b/>
-          <w:bCs/>
-          <w:i/>
-          <w:iCs/>
-        </w:rPr>
-      </w:pPr>
-    </w:p>
-    <w:p>
-      <w:pPr>
-        <w:tabs>
-          <w:tab w:val="left" w:pos="720"/>
-          <w:tab w:val="left" w:pos="1440"/>
-          <w:tab w:val="left" w:pos="2160"/>
-          <w:tab w:val="left" w:pos="2880"/>
-          <w:tab w:val="left" w:pos="3600"/>
-          <w:tab w:val="left" w:pos="5383"/>
-        </w:tabs>
-        <w:spacing w:after="0" w:line="480" w:lineRule="auto"/>
-        <w:jc w:val="both"/>
-        <w:rPr>
-          <w:rFonts w:ascii="Arial" w:hAnsi="Arial" w:cs="Arial"/>
-          <w:b/>
-          <w:bCs/>
-        </w:rPr>
-      </w:pPr>
-      <w:r>
-        <w:rPr>
-          <w:rFonts w:ascii="Arial" w:hAnsi="Arial" w:cs="Arial"/>
-          <w:b/>
-          <w:bCs/>
-        </w:rPr>
-        <w:t>Data Gathering Procedure</w:t>
-      </w:r>
-    </w:p>
-    <w:p>
-      <w:pPr>
-        <w:tabs>
-          <w:tab w:val="left" w:pos="720"/>
-          <w:tab w:val="left" w:pos="1440"/>
-          <w:tab w:val="left" w:pos="2160"/>
-          <w:tab w:val="left" w:pos="2880"/>
-          <w:tab w:val="left" w:pos="3600"/>
-          <w:tab w:val="left" w:pos="5383"/>
-        </w:tabs>
-        <w:spacing w:line="480" w:lineRule="auto"/>
-        <w:jc w:val="both"/>
-        <w:rPr>
-          <w:rFonts w:ascii="Arial" w:hAnsi="Arial" w:cs="Arial"/>
-        </w:rPr>
-      </w:pPr>
-      <w:r>
-        <w:rPr>
-          <w:rFonts w:ascii="Arial" w:hAnsi="Arial" w:cs="Arial"/>
-        </w:rPr>
-        <w:tab/>
-      </w:r>
-    </w:p>
-    <w:p>
-      <w:pPr>
-        <w:tabs>
-          <w:tab w:val="left" w:pos="720"/>
-          <w:tab w:val="left" w:pos="1440"/>
-          <w:tab w:val="left" w:pos="2160"/>
-          <w:tab w:val="left" w:pos="2880"/>
-          <w:tab w:val="left" w:pos="3600"/>
-          <w:tab w:val="left" w:pos="5383"/>
-        </w:tabs>
-        <w:spacing w:line="480" w:lineRule="auto"/>
-        <w:jc w:val="both"/>
-        <w:rPr>
-          <w:rFonts w:ascii="Arial" w:hAnsi="Arial" w:cs="Arial"/>
-        </w:rPr>
-      </w:pPr>
-    </w:p>
-    <w:p>
-      <w:pPr>
-        <w:tabs>
-          <w:tab w:val="left" w:pos="720"/>
-          <w:tab w:val="left" w:pos="1440"/>
-          <w:tab w:val="left" w:pos="2160"/>
-          <w:tab w:val="left" w:pos="2880"/>
-          <w:tab w:val="left" w:pos="3600"/>
-          <w:tab w:val="left" w:pos="5383"/>
-        </w:tabs>
-        <w:spacing w:line="480" w:lineRule="auto"/>
-        <w:jc w:val="both"/>
-        <w:rPr>
-          <w:rFonts w:ascii="Arial" w:hAnsi="Arial" w:cs="Arial"/>
-        </w:rPr>
-      </w:pPr>
-    </w:p>
-    <w:p>
-      <w:pPr>
-        <w:tabs>
-          <w:tab w:val="left" w:pos="720"/>
-          <w:tab w:val="left" w:pos="1440"/>
-          <w:tab w:val="left" w:pos="2160"/>
-          <w:tab w:val="left" w:pos="2880"/>
-          <w:tab w:val="left" w:pos="3600"/>
-          <w:tab w:val="left" w:pos="5383"/>
-        </w:tabs>
-        <w:spacing w:line="480" w:lineRule="auto"/>
-        <w:jc w:val="both"/>
-        <w:rPr>
-          <w:rFonts w:ascii="Arial" w:hAnsi="Arial" w:cs="Arial"/>
-        </w:rPr>
-      </w:pPr>
-    </w:p>
-    <w:p>
-      <w:pPr>
-        <w:tabs>
-          <w:tab w:val="left" w:pos="720"/>
-          <w:tab w:val="left" w:pos="1440"/>
-          <w:tab w:val="left" w:pos="2160"/>
-          <w:tab w:val="left" w:pos="2880"/>
-          <w:tab w:val="left" w:pos="3600"/>
-          <w:tab w:val="left" w:pos="5383"/>
-        </w:tabs>
-        <w:spacing w:after="0" w:line="480" w:lineRule="auto"/>
-        <w:jc w:val="both"/>
-        <w:rPr>
-          <w:rFonts w:ascii="Arial" w:hAnsi="Arial" w:cs="Arial"/>
-          <w:b/>
-          <w:bCs/>
-        </w:rPr>
-      </w:pPr>
-      <w:r>
-        <w:rPr>
-          <w:rFonts w:ascii="Arial" w:hAnsi="Arial" w:cs="Arial"/>
-          <w:b/>
-          <w:bCs/>
-        </w:rPr>
-        <w:t>Statistical Analysis of Data</w:t>
-      </w:r>
-    </w:p>
-    <w:p>
-      <w:pPr>
-        <w:tabs>
-          <w:tab w:val="left" w:pos="720"/>
-          <w:tab w:val="left" w:pos="1440"/>
-          <w:tab w:val="left" w:pos="2160"/>
-          <w:tab w:val="left" w:pos="2880"/>
-          <w:tab w:val="left" w:pos="3600"/>
-          <w:tab w:val="left" w:pos="5383"/>
-        </w:tabs>
-        <w:spacing w:after="0" w:line="480" w:lineRule="auto"/>
-        <w:jc w:val="both"/>
-        <w:rPr>
-          <w:rFonts w:ascii="Arial" w:hAnsi="Arial" w:cs="Arial"/>
-          <w:b/>
-          <w:bCs/>
-        </w:rPr>
-      </w:pPr>
-      <w:r>
-        <w:rPr>
-          <w:rFonts w:ascii="Arial" w:hAnsi="Arial" w:cs="Arial"/>
-        </w:rPr>
-        <w:tab/>
-      </w:r>
-      <w:r>
-        <w:rPr>
-          <w:rFonts w:ascii="Arial" w:hAnsi="Arial" w:cs="Arial"/>
-        </w:rPr>
-        <w:t>T</w:t>
-      </w:r>
-      <w:r>
-        <w:rPr>
-          <w:rFonts w:ascii="Arial" w:hAnsi="Arial" w:cs="Arial"/>
-        </w:rPr>
-        <w:t>his section contains the statistical methods that were utilized in the study.</w:t>
-      </w:r>
-      <w:r>
-        <w:rPr>
-          <w:rFonts w:ascii="Arial" w:hAnsi="Arial" w:cs="Arial"/>
-        </w:rPr>
-        <w:tab/>
+        <w:t xml:space="preserve">Level of performance with respect to Graphical </w:t>
+      </w:r>
+      <w:r>
+        <w:rPr>
+          <w:rFonts w:ascii="Arial" w:hAnsi="Arial" w:cs="Arial"/>
+          <w:b/>
+          <w:bCs/>
+        </w:rPr>
+        <w:t>P</w:t>
+      </w:r>
+      <w:r>
+        <w:rPr>
+          <w:rFonts w:ascii="Arial" w:hAnsi="Arial" w:cs="Arial"/>
+          <w:b/>
+          <w:bCs/>
+        </w:rPr>
+        <w:t>erformance and</w:t>
+      </w:r>
+      <w:r>
+        <w:rPr>
+          <w:rFonts w:ascii="Arial" w:hAnsi="Arial" w:cs="Arial"/>
+          <w:b/>
+          <w:bCs/>
+        </w:rPr>
+        <w:t xml:space="preserve"> </w:t>
+      </w:r>
+      <w:r>
+        <w:rPr>
+          <w:rFonts w:ascii="Arial" w:hAnsi="Arial" w:cs="Arial"/>
+          <w:b/>
+          <w:bCs/>
+        </w:rPr>
+        <w:t xml:space="preserve">Transmission </w:t>
+      </w:r>
+      <w:r>
+        <w:rPr>
+          <w:rFonts w:ascii="Arial" w:hAnsi="Arial" w:cs="Arial"/>
+          <w:b/>
+          <w:bCs/>
+        </w:rPr>
+        <w:t>C</w:t>
+      </w:r>
+      <w:r>
+        <w:rPr>
+          <w:rFonts w:ascii="Arial" w:hAnsi="Arial" w:cs="Arial"/>
+          <w:b/>
+          <w:bCs/>
+        </w:rPr>
+        <w:t>ontinuity</w:t>
       </w:r>
     </w:p>
     <w:tbl>
       <w:tblPr>
         <w:tblStyle w:val="TableGrid"/>
-        <w:tblW w:w="0" w:type="auto"/>
+        <w:tblW w:w="5000" w:type="pct"/>
         <w:tblBorders>
           <w:top w:val="none" w:sz="0" w:space="0" w:color="auto"/>
           <w:left w:val="none" w:sz="0" w:space="0" w:color="auto"/>
@@ -7634,13 +9264,659 @@
         <w:tblLook w:val="04A0" w:firstRow="1" w:lastRow="0" w:firstColumn="1" w:lastColumn="0" w:noHBand="0" w:noVBand="1"/>
       </w:tblPr>
       <w:tblGrid>
-        <w:gridCol w:w="4315"/>
-        <w:gridCol w:w="4315"/>
+        <w:gridCol w:w="4318"/>
+        <w:gridCol w:w="4322"/>
       </w:tblGrid>
       <w:tr>
         <w:tc>
           <w:tcPr>
-            <w:tcW w:w="4315" w:type="dxa"/>
+            <w:tcW w:w="2499" w:type="pct"/>
+          </w:tcPr>
+          <w:p>
+            <w:pPr>
+              <w:spacing w:before="100" w:beforeAutospacing="1" w:after="100" w:afterAutospacing="1" w:line="360" w:lineRule="auto"/>
+              <w:jc w:val="center"/>
+              <w:rPr>
+                <w:rFonts w:ascii="Arial" w:hAnsi="Arial" w:cs="Arial"/>
+                <w:b/>
+                <w:bCs/>
+              </w:rPr>
+            </w:pPr>
+            <w:r>
+              <w:rPr>
+                <w:rFonts w:ascii="Arial" w:hAnsi="Arial" w:cs="Arial"/>
+                <w:b/>
+                <w:bCs/>
+              </w:rPr>
+              <w:t>Numeric Weight</w:t>
+            </w:r>
+          </w:p>
+        </w:tc>
+        <w:tc>
+          <w:tcPr>
+            <w:tcW w:w="2501" w:type="pct"/>
+          </w:tcPr>
+          <w:p>
+            <w:pPr>
+              <w:spacing w:before="100" w:beforeAutospacing="1" w:after="100" w:afterAutospacing="1" w:line="360" w:lineRule="auto"/>
+              <w:jc w:val="center"/>
+              <w:rPr>
+                <w:rFonts w:ascii="Arial" w:hAnsi="Arial" w:cs="Arial"/>
+                <w:b/>
+                <w:bCs/>
+              </w:rPr>
+            </w:pPr>
+            <w:r>
+              <w:rPr>
+                <w:rFonts w:ascii="Arial" w:hAnsi="Arial" w:cs="Arial"/>
+                <w:b/>
+                <w:bCs/>
+              </w:rPr>
+              <w:t>Verbal Interpretation</w:t>
+            </w:r>
+          </w:p>
+        </w:tc>
+      </w:tr>
+      <w:tr>
+        <w:tc>
+          <w:tcPr>
+            <w:tcW w:w="2499" w:type="pct"/>
+          </w:tcPr>
+          <w:p>
+            <w:pPr>
+              <w:spacing w:before="100" w:beforeAutospacing="1" w:after="100" w:afterAutospacing="1" w:line="360" w:lineRule="auto"/>
+              <w:jc w:val="center"/>
+              <w:rPr>
+                <w:rFonts w:ascii="Arial" w:hAnsi="Arial" w:cs="Arial"/>
+              </w:rPr>
+            </w:pPr>
+            <w:r>
+              <w:rPr>
+                <w:rFonts w:ascii="Arial" w:hAnsi="Arial" w:cs="Arial"/>
+              </w:rPr>
+              <w:t>3.26 - 4.00</w:t>
+            </w:r>
+          </w:p>
+        </w:tc>
+        <w:tc>
+          <w:tcPr>
+            <w:tcW w:w="2501" w:type="pct"/>
+          </w:tcPr>
+          <w:p>
+            <w:pPr>
+              <w:spacing w:before="100" w:beforeAutospacing="1" w:after="100" w:afterAutospacing="1" w:line="360" w:lineRule="auto"/>
+              <w:jc w:val="center"/>
+              <w:rPr>
+                <w:rFonts w:ascii="Arial" w:hAnsi="Arial" w:cs="Arial"/>
+              </w:rPr>
+            </w:pPr>
+            <w:r>
+              <w:rPr>
+                <w:rFonts w:ascii="Arial" w:hAnsi="Arial" w:cs="Arial"/>
+              </w:rPr>
+              <w:t>Highly Performant</w:t>
+            </w:r>
+          </w:p>
+        </w:tc>
+      </w:tr>
+      <w:tr>
+        <w:tc>
+          <w:tcPr>
+            <w:tcW w:w="2499" w:type="pct"/>
+          </w:tcPr>
+          <w:p>
+            <w:pPr>
+              <w:spacing w:before="100" w:beforeAutospacing="1" w:after="100" w:afterAutospacing="1" w:line="360" w:lineRule="auto"/>
+              <w:jc w:val="center"/>
+              <w:rPr>
+                <w:rFonts w:ascii="Arial" w:hAnsi="Arial" w:cs="Arial"/>
+              </w:rPr>
+            </w:pPr>
+            <w:r>
+              <w:rPr>
+                <w:rFonts w:ascii="Arial" w:hAnsi="Arial" w:cs="Arial"/>
+              </w:rPr>
+              <w:t>2.51 - 3.25</w:t>
+            </w:r>
+          </w:p>
+        </w:tc>
+        <w:tc>
+          <w:tcPr>
+            <w:tcW w:w="2501" w:type="pct"/>
+          </w:tcPr>
+          <w:p>
+            <w:pPr>
+              <w:spacing w:before="100" w:beforeAutospacing="1" w:after="100" w:afterAutospacing="1" w:line="360" w:lineRule="auto"/>
+              <w:jc w:val="center"/>
+              <w:rPr>
+                <w:rFonts w:ascii="Arial" w:hAnsi="Arial" w:cs="Arial"/>
+              </w:rPr>
+            </w:pPr>
+            <w:r>
+              <w:rPr>
+                <w:rFonts w:ascii="Arial" w:hAnsi="Arial" w:cs="Arial"/>
+              </w:rPr>
+              <w:t>Performant</w:t>
+            </w:r>
+          </w:p>
+        </w:tc>
+      </w:tr>
+      <w:tr>
+        <w:tc>
+          <w:tcPr>
+            <w:tcW w:w="2499" w:type="pct"/>
+          </w:tcPr>
+          <w:p>
+            <w:pPr>
+              <w:spacing w:before="100" w:beforeAutospacing="1" w:after="100" w:afterAutospacing="1" w:line="360" w:lineRule="auto"/>
+              <w:jc w:val="center"/>
+              <w:rPr>
+                <w:rFonts w:ascii="Arial" w:hAnsi="Arial" w:cs="Arial"/>
+              </w:rPr>
+            </w:pPr>
+            <w:r>
+              <w:rPr>
+                <w:rFonts w:ascii="Arial" w:hAnsi="Arial" w:cs="Arial"/>
+              </w:rPr>
+              <w:t>1.76 - 2.50</w:t>
+            </w:r>
+          </w:p>
+        </w:tc>
+        <w:tc>
+          <w:tcPr>
+            <w:tcW w:w="2501" w:type="pct"/>
+          </w:tcPr>
+          <w:p>
+            <w:pPr>
+              <w:spacing w:before="100" w:beforeAutospacing="1" w:after="100" w:afterAutospacing="1" w:line="360" w:lineRule="auto"/>
+              <w:jc w:val="center"/>
+              <w:rPr>
+                <w:rFonts w:ascii="Arial" w:hAnsi="Arial" w:cs="Arial"/>
+              </w:rPr>
+            </w:pPr>
+            <w:r>
+              <w:rPr>
+                <w:rFonts w:ascii="Arial" w:hAnsi="Arial" w:cs="Arial"/>
+              </w:rPr>
+              <w:t>Mildly</w:t>
+            </w:r>
+            <w:r>
+              <w:rPr>
+                <w:rFonts w:ascii="Arial" w:hAnsi="Arial" w:cs="Arial"/>
+              </w:rPr>
+              <w:t xml:space="preserve"> </w:t>
+            </w:r>
+            <w:r>
+              <w:rPr>
+                <w:rFonts w:ascii="Arial" w:hAnsi="Arial" w:cs="Arial"/>
+              </w:rPr>
+              <w:t>Performant</w:t>
+            </w:r>
+          </w:p>
+        </w:tc>
+      </w:tr>
+      <w:tr>
+        <w:tc>
+          <w:tcPr>
+            <w:tcW w:w="2499" w:type="pct"/>
+          </w:tcPr>
+          <w:p>
+            <w:pPr>
+              <w:spacing w:before="100" w:beforeAutospacing="1" w:after="100" w:afterAutospacing="1" w:line="360" w:lineRule="auto"/>
+              <w:jc w:val="center"/>
+              <w:rPr>
+                <w:rFonts w:ascii="Arial" w:hAnsi="Arial" w:cs="Arial"/>
+              </w:rPr>
+            </w:pPr>
+            <w:r>
+              <w:rPr>
+                <w:rFonts w:ascii="Arial" w:hAnsi="Arial" w:cs="Arial"/>
+              </w:rPr>
+              <w:t>1.00 - 1.75</w:t>
+            </w:r>
+          </w:p>
+        </w:tc>
+        <w:tc>
+          <w:tcPr>
+            <w:tcW w:w="2501" w:type="pct"/>
+          </w:tcPr>
+          <w:p>
+            <w:pPr>
+              <w:spacing w:before="100" w:beforeAutospacing="1" w:after="100" w:afterAutospacing="1" w:line="360" w:lineRule="auto"/>
+              <w:jc w:val="center"/>
+              <w:rPr>
+                <w:rFonts w:ascii="Arial" w:hAnsi="Arial" w:cs="Arial"/>
+              </w:rPr>
+            </w:pPr>
+            <w:r>
+              <w:rPr>
+                <w:rFonts w:ascii="Arial" w:hAnsi="Arial" w:cs="Arial"/>
+              </w:rPr>
+              <w:t xml:space="preserve">Not </w:t>
+            </w:r>
+            <w:r>
+              <w:rPr>
+                <w:rFonts w:ascii="Arial" w:hAnsi="Arial" w:cs="Arial"/>
+              </w:rPr>
+              <w:t>Performant</w:t>
+            </w:r>
+          </w:p>
+        </w:tc>
+      </w:tr>
+    </w:tbl>
+    <w:p>
+      <w:pPr>
+        <w:tabs>
+          <w:tab w:val="left" w:pos="720"/>
+          <w:tab w:val="left" w:pos="1440"/>
+          <w:tab w:val="left" w:pos="2160"/>
+          <w:tab w:val="left" w:pos="2880"/>
+          <w:tab w:val="left" w:pos="3600"/>
+          <w:tab w:val="left" w:pos="5383"/>
+        </w:tabs>
+        <w:spacing w:line="480" w:lineRule="auto"/>
+        <w:jc w:val="both"/>
+        <w:rPr>
+          <w:rFonts w:ascii="Arial" w:hAnsi="Arial" w:cs="Arial"/>
+          <w:b/>
+          <w:bCs/>
+        </w:rPr>
+      </w:pPr>
+    </w:p>
+    <w:p>
+      <w:pPr>
+        <w:tabs>
+          <w:tab w:val="left" w:pos="720"/>
+          <w:tab w:val="left" w:pos="1440"/>
+          <w:tab w:val="left" w:pos="2160"/>
+          <w:tab w:val="left" w:pos="2880"/>
+          <w:tab w:val="left" w:pos="3600"/>
+          <w:tab w:val="left" w:pos="5383"/>
+        </w:tabs>
+        <w:spacing w:after="0" w:line="480" w:lineRule="auto"/>
+        <w:jc w:val="both"/>
+        <w:rPr>
+          <w:rFonts w:ascii="Arial" w:hAnsi="Arial" w:cs="Arial"/>
+          <w:b/>
+          <w:bCs/>
+        </w:rPr>
+      </w:pPr>
+      <w:r>
+        <w:rPr>
+          <w:rFonts w:ascii="Arial" w:hAnsi="Arial" w:cs="Arial"/>
+          <w:b/>
+          <w:bCs/>
+        </w:rPr>
+        <w:t>Data Gathering Procedure</w:t>
+      </w:r>
+    </w:p>
+    <w:p>
+      <w:pPr>
+        <w:tabs>
+          <w:tab w:val="left" w:pos="720"/>
+          <w:tab w:val="left" w:pos="1440"/>
+          <w:tab w:val="left" w:pos="2160"/>
+          <w:tab w:val="left" w:pos="2880"/>
+          <w:tab w:val="left" w:pos="3600"/>
+          <w:tab w:val="left" w:pos="5383"/>
+        </w:tabs>
+        <w:spacing w:after="0" w:line="480" w:lineRule="auto"/>
+        <w:jc w:val="both"/>
+        <w:rPr>
+          <w:rFonts w:ascii="Arial" w:hAnsi="Arial" w:cs="Arial"/>
+        </w:rPr>
+      </w:pPr>
+      <w:r>
+        <w:rPr>
+          <w:rFonts w:ascii="Arial" w:hAnsi="Arial" w:cs="Arial"/>
+          <w:b/>
+          <w:bCs/>
+        </w:rPr>
+        <w:tab/>
+      </w:r>
+      <w:r>
+        <w:rPr>
+          <w:rFonts w:ascii="Arial" w:hAnsi="Arial" w:cs="Arial"/>
+        </w:rPr>
+        <w:t xml:space="preserve">The researchers will request an official permission in conducting the study from the school principal and the practical research adviser.   </w:t>
+      </w:r>
+      <w:r>
+        <w:rPr>
+          <w:rFonts w:ascii="Arial" w:hAnsi="Arial" w:cs="Arial"/>
+        </w:rPr>
+        <w:t>A survey validation will be applied to the instrument after approval.</w:t>
+      </w:r>
+      <w:r>
+        <w:rPr>
+          <w:rFonts w:ascii="Arial" w:hAnsi="Arial" w:cs="Arial"/>
+        </w:rPr>
+        <w:t xml:space="preserve"> </w:t>
+      </w:r>
+      <w:r>
+        <w:rPr>
+          <w:rFonts w:ascii="Arial" w:hAnsi="Arial" w:cs="Arial"/>
+        </w:rPr>
+        <w:t xml:space="preserve"> This </w:t>
+      </w:r>
+      <w:r>
+        <w:rPr>
+          <w:rFonts w:ascii="Arial" w:hAnsi="Arial" w:cs="Arial"/>
+        </w:rPr>
+        <w:t xml:space="preserve">will </w:t>
+      </w:r>
+      <w:r>
+        <w:rPr>
+          <w:rFonts w:ascii="Arial" w:hAnsi="Arial" w:cs="Arial"/>
+        </w:rPr>
+        <w:t xml:space="preserve">start to follow up on the survey instrument, which </w:t>
+      </w:r>
+      <w:r>
+        <w:rPr>
+          <w:rFonts w:ascii="Arial" w:hAnsi="Arial" w:cs="Arial"/>
+        </w:rPr>
+        <w:t xml:space="preserve">will </w:t>
+      </w:r>
+      <w:r>
+        <w:rPr>
+          <w:rFonts w:ascii="Arial" w:hAnsi="Arial" w:cs="Arial"/>
+        </w:rPr>
+        <w:t>includ</w:t>
+      </w:r>
+      <w:r>
+        <w:rPr>
+          <w:rFonts w:ascii="Arial" w:hAnsi="Arial" w:cs="Arial"/>
+        </w:rPr>
+        <w:t>e</w:t>
+      </w:r>
+      <w:r>
+        <w:rPr>
+          <w:rFonts w:ascii="Arial" w:hAnsi="Arial" w:cs="Arial"/>
+        </w:rPr>
+        <w:t xml:space="preserve"> questions about the content</w:t>
+      </w:r>
+      <w:r>
+        <w:rPr>
+          <w:rFonts w:ascii="Arial" w:hAnsi="Arial" w:cs="Arial"/>
+        </w:rPr>
+        <w:t xml:space="preserve"> of </w:t>
+      </w:r>
+      <w:r>
+        <w:rPr>
+          <w:rFonts w:ascii="Arial" w:hAnsi="Arial" w:cs="Arial"/>
+        </w:rPr>
+        <w:t>Quieazy</w:t>
+      </w:r>
+      <w:r>
+        <w:rPr>
+          <w:rFonts w:ascii="Arial" w:hAnsi="Arial" w:cs="Arial"/>
+        </w:rPr>
+        <w:t xml:space="preserve"> and </w:t>
+      </w:r>
+      <w:r>
+        <w:rPr>
+          <w:rFonts w:ascii="Arial" w:hAnsi="Arial" w:cs="Arial"/>
+        </w:rPr>
+        <w:t xml:space="preserve">the </w:t>
+      </w:r>
+      <w:r>
+        <w:rPr>
+          <w:rFonts w:ascii="Arial" w:hAnsi="Arial" w:cs="Arial"/>
+        </w:rPr>
+        <w:t>respondents' experience using it.</w:t>
+      </w:r>
+      <w:r>
+        <w:rPr>
+          <w:rFonts w:ascii="Arial" w:hAnsi="Arial" w:cs="Arial"/>
+        </w:rPr>
+        <w:t xml:space="preserve">  </w:t>
+      </w:r>
+      <w:r>
+        <w:rPr>
+          <w:rFonts w:ascii="Arial" w:hAnsi="Arial" w:cs="Arial"/>
+        </w:rPr>
+        <w:t xml:space="preserve">After that, the participants will be given an overview of the study by the researchers, who </w:t>
+      </w:r>
+      <w:r>
+        <w:rPr>
+          <w:rFonts w:ascii="Arial" w:hAnsi="Arial" w:cs="Arial"/>
+        </w:rPr>
+        <w:t xml:space="preserve">will go </w:t>
+      </w:r>
+      <w:r>
+        <w:rPr>
+          <w:rFonts w:ascii="Arial" w:hAnsi="Arial" w:cs="Arial"/>
+        </w:rPr>
+        <w:t xml:space="preserve">over its goal and methodology, especially the survey questionnaire about </w:t>
+      </w:r>
+      <w:r>
+        <w:rPr>
+          <w:rFonts w:ascii="Arial" w:hAnsi="Arial" w:cs="Arial"/>
+        </w:rPr>
+        <w:t xml:space="preserve">Quieazy </w:t>
+      </w:r>
+      <w:r>
+        <w:rPr>
+          <w:rFonts w:ascii="Arial" w:hAnsi="Arial" w:cs="Arial"/>
+        </w:rPr>
+        <w:t>as a virtual too</w:t>
+      </w:r>
+      <w:r>
+        <w:rPr>
+          <w:rFonts w:ascii="Arial" w:hAnsi="Arial" w:cs="Arial"/>
+        </w:rPr>
+        <w:t>l, specifically an application for creating and hosting quizzes</w:t>
+      </w:r>
+      <w:r>
+        <w:rPr>
+          <w:rFonts w:ascii="Arial" w:hAnsi="Arial" w:cs="Arial"/>
+        </w:rPr>
+        <w:t>.</w:t>
+      </w:r>
+      <w:r>
+        <w:rPr>
+          <w:rFonts w:ascii="Arial" w:hAnsi="Arial" w:cs="Arial"/>
+        </w:rPr>
+        <w:t xml:space="preserve"> </w:t>
+      </w:r>
+      <w:r>
+        <w:rPr>
+          <w:rFonts w:ascii="Arial" w:hAnsi="Arial" w:cs="Arial"/>
+        </w:rPr>
+        <w:t xml:space="preserve"> Students who wil</w:t>
+      </w:r>
+      <w:r>
+        <w:rPr>
+          <w:rFonts w:ascii="Arial" w:hAnsi="Arial" w:cs="Arial"/>
+        </w:rPr>
+        <w:t xml:space="preserve">l </w:t>
+      </w:r>
+      <w:r>
+        <w:rPr>
+          <w:rFonts w:ascii="Arial" w:hAnsi="Arial" w:cs="Arial"/>
+        </w:rPr>
+        <w:t>give their consent will receive the survey questions.</w:t>
+      </w:r>
+      <w:r>
+        <w:rPr>
+          <w:rFonts w:ascii="Arial" w:hAnsi="Arial" w:cs="Arial"/>
+        </w:rPr>
+        <w:t xml:space="preserve">  </w:t>
+      </w:r>
+      <w:r>
+        <w:rPr>
+          <w:rFonts w:ascii="Arial" w:hAnsi="Arial" w:cs="Arial"/>
+        </w:rPr>
+        <w:t xml:space="preserve">Upon collecting the questionnaires, the researchers </w:t>
+      </w:r>
+      <w:r>
+        <w:rPr>
+          <w:rFonts w:ascii="Arial" w:hAnsi="Arial" w:cs="Arial"/>
+        </w:rPr>
+        <w:t xml:space="preserve">will </w:t>
+      </w:r>
+      <w:r>
+        <w:rPr>
+          <w:rFonts w:ascii="Arial" w:hAnsi="Arial" w:cs="Arial"/>
+        </w:rPr>
+        <w:t>analyze the data using appropriate methods of statistics, obeying the guidelines provided in the research plan.</w:t>
+      </w:r>
+    </w:p>
+    <w:p>
+      <w:pPr>
+        <w:tabs>
+          <w:tab w:val="left" w:pos="720"/>
+          <w:tab w:val="left" w:pos="1440"/>
+          <w:tab w:val="left" w:pos="2160"/>
+          <w:tab w:val="left" w:pos="2880"/>
+          <w:tab w:val="left" w:pos="3600"/>
+          <w:tab w:val="left" w:pos="5383"/>
+        </w:tabs>
+        <w:spacing w:line="480" w:lineRule="auto"/>
+        <w:jc w:val="both"/>
+        <w:rPr>
+          <w:rFonts w:ascii="Arial" w:hAnsi="Arial" w:cs="Arial"/>
+        </w:rPr>
+      </w:pPr>
+    </w:p>
+    <w:p>
+      <w:pPr>
+        <w:tabs>
+          <w:tab w:val="left" w:pos="720"/>
+          <w:tab w:val="left" w:pos="1440"/>
+          <w:tab w:val="left" w:pos="2160"/>
+          <w:tab w:val="left" w:pos="2880"/>
+          <w:tab w:val="left" w:pos="3600"/>
+          <w:tab w:val="left" w:pos="5383"/>
+        </w:tabs>
+        <w:spacing w:line="480" w:lineRule="auto"/>
+        <w:jc w:val="both"/>
+        <w:rPr>
+          <w:rFonts w:ascii="Arial" w:hAnsi="Arial" w:cs="Arial"/>
+        </w:rPr>
+      </w:pPr>
+    </w:p>
+    <w:p>
+      <w:pPr>
+        <w:tabs>
+          <w:tab w:val="left" w:pos="720"/>
+          <w:tab w:val="left" w:pos="1440"/>
+          <w:tab w:val="left" w:pos="2160"/>
+          <w:tab w:val="left" w:pos="2880"/>
+          <w:tab w:val="left" w:pos="3600"/>
+          <w:tab w:val="left" w:pos="5383"/>
+        </w:tabs>
+        <w:spacing w:line="480" w:lineRule="auto"/>
+        <w:jc w:val="both"/>
+        <w:rPr>
+          <w:rFonts w:ascii="Arial" w:hAnsi="Arial" w:cs="Arial"/>
+        </w:rPr>
+      </w:pPr>
+    </w:p>
+    <w:p>
+      <w:pPr>
+        <w:tabs>
+          <w:tab w:val="left" w:pos="720"/>
+          <w:tab w:val="left" w:pos="1440"/>
+          <w:tab w:val="left" w:pos="2160"/>
+          <w:tab w:val="left" w:pos="2880"/>
+          <w:tab w:val="left" w:pos="3600"/>
+          <w:tab w:val="left" w:pos="5383"/>
+        </w:tabs>
+        <w:spacing w:after="0" w:line="480" w:lineRule="auto"/>
+        <w:jc w:val="both"/>
+        <w:rPr>
+          <w:rFonts w:ascii="Arial" w:hAnsi="Arial" w:cs="Arial"/>
+          <w:b/>
+          <w:bCs/>
+        </w:rPr>
+      </w:pPr>
+      <w:r>
+        <w:rPr>
+          <w:rFonts w:ascii="Arial" w:hAnsi="Arial" w:cs="Arial"/>
+          <w:b/>
+          <w:bCs/>
+        </w:rPr>
+        <w:lastRenderedPageBreak/>
+        <w:t>Statistical Analysis of Data</w:t>
+      </w:r>
+    </w:p>
+    <w:p>
+      <w:pPr>
+        <w:tabs>
+          <w:tab w:val="left" w:pos="720"/>
+          <w:tab w:val="left" w:pos="1440"/>
+          <w:tab w:val="left" w:pos="2160"/>
+          <w:tab w:val="left" w:pos="2880"/>
+          <w:tab w:val="left" w:pos="3600"/>
+          <w:tab w:val="left" w:pos="5383"/>
+        </w:tabs>
+        <w:spacing w:after="0" w:line="480" w:lineRule="auto"/>
+        <w:jc w:val="both"/>
+        <w:rPr>
+          <w:rFonts w:ascii="Arial" w:hAnsi="Arial" w:cs="Arial"/>
+          <w:b/>
+          <w:bCs/>
+        </w:rPr>
+      </w:pPr>
+      <w:r>
+        <w:rPr>
+          <w:rFonts w:ascii="Arial" w:hAnsi="Arial" w:cs="Arial"/>
+        </w:rPr>
+        <w:tab/>
+      </w:r>
+      <w:r>
+        <w:rPr>
+          <w:rFonts w:ascii="Arial" w:hAnsi="Arial" w:cs="Arial"/>
+        </w:rPr>
+        <w:t>T</w:t>
+      </w:r>
+      <w:r>
+        <w:rPr>
+          <w:rFonts w:ascii="Arial" w:hAnsi="Arial" w:cs="Arial"/>
+        </w:rPr>
+        <w:t>his section contains the statistical methods that w</w:t>
+      </w:r>
+      <w:r>
+        <w:rPr>
+          <w:rFonts w:ascii="Arial" w:hAnsi="Arial" w:cs="Arial"/>
+        </w:rPr>
+        <w:t>ill</w:t>
+      </w:r>
+      <w:r>
+        <w:rPr>
+          <w:rFonts w:ascii="Arial" w:hAnsi="Arial" w:cs="Arial"/>
+        </w:rPr>
+        <w:t xml:space="preserve"> be</w:t>
+      </w:r>
+      <w:r>
+        <w:rPr>
+          <w:rFonts w:ascii="Arial" w:hAnsi="Arial" w:cs="Arial"/>
+        </w:rPr>
+        <w:t xml:space="preserve"> utilized in the study.</w:t>
+      </w:r>
+    </w:p>
+    <w:tbl>
+      <w:tblPr>
+        <w:tblStyle w:val="TableGrid"/>
+        <w:tblW w:w="5000" w:type="pct"/>
+        <w:tblBorders>
+          <w:top w:val="none" w:sz="0" w:space="0" w:color="auto"/>
+          <w:left w:val="none" w:sz="0" w:space="0" w:color="auto"/>
+          <w:bottom w:val="none" w:sz="0" w:space="0" w:color="auto"/>
+          <w:right w:val="none" w:sz="0" w:space="0" w:color="auto"/>
+          <w:insideH w:val="none" w:sz="0" w:space="0" w:color="auto"/>
+          <w:insideV w:val="none" w:sz="0" w:space="0" w:color="auto"/>
+        </w:tblBorders>
+        <w:tblLook w:val="04A0" w:firstRow="1" w:lastRow="0" w:firstColumn="1" w:lastColumn="0" w:noHBand="0" w:noVBand="1"/>
+      </w:tblPr>
+      <w:tblGrid>
+        <w:gridCol w:w="4320"/>
+        <w:gridCol w:w="4320"/>
+      </w:tblGrid>
+      <w:tr>
+        <w:tc>
+          <w:tcPr>
+            <w:tcW w:w="2500" w:type="pct"/>
           </w:tcPr>
           <w:p>
             <w:pPr>
@@ -7669,17 +9945,26 @@
               </w:rPr>
               <w:t>Variable (s)</w:t>
             </w:r>
+            <w:r>
+              <w:rPr>
+                <w:rFonts w:ascii="Arial" w:hAnsi="Arial" w:cs="Arial"/>
+                <w:b/>
+                <w:bCs/>
+              </w:rPr>
+              <w:br/>
+            </w:r>
           </w:p>
         </w:tc>
         <w:tc>
           <w:tcPr>
-            <w:tcW w:w="4315" w:type="dxa"/>
+            <w:tcW w:w="2500" w:type="pct"/>
           </w:tcPr>
           <w:p>
             <w:pPr>
               <w:tabs>
                 <w:tab w:val="left" w:pos="720"/>
               </w:tabs>
+              <w:spacing w:line="240" w:lineRule="auto"/>
               <w:rPr>
                 <w:rFonts w:ascii="Arial" w:hAnsi="Arial" w:cs="Arial"/>
                 <w:b/>
@@ -7706,6 +9991,317 @@
         </w:tc>
       </w:tr>
       <w:bookmarkEnd w:id="11"/>
+      <w:tr>
+        <w:tc>
+          <w:tcPr>
+            <w:tcW w:w="2500" w:type="pct"/>
+          </w:tcPr>
+          <w:p>
+            <w:pPr>
+              <w:tabs>
+                <w:tab w:val="left" w:pos="720"/>
+                <w:tab w:val="left" w:pos="1440"/>
+                <w:tab w:val="left" w:pos="2160"/>
+                <w:tab w:val="left" w:pos="2880"/>
+                <w:tab w:val="left" w:pos="3600"/>
+                <w:tab w:val="left" w:pos="5383"/>
+              </w:tabs>
+              <w:spacing w:before="100" w:beforeAutospacing="1" w:after="100" w:afterAutospacing="1" w:line="240" w:lineRule="auto"/>
+              <w:rPr>
+                <w:rFonts w:ascii="Arial" w:hAnsi="Arial" w:cs="Arial"/>
+                <w:bCs/>
+              </w:rPr>
+            </w:pPr>
+            <w:r>
+              <w:rPr>
+                <w:rFonts w:ascii="Arial" w:hAnsi="Arial" w:cs="Arial"/>
+                <w:bCs/>
+              </w:rPr>
+              <w:t>L</w:t>
+            </w:r>
+            <w:r>
+              <w:rPr>
+                <w:rFonts w:ascii="Arial" w:hAnsi="Arial" w:cs="Arial"/>
+                <w:bCs/>
+              </w:rPr>
+              <w:t>evel of acceptability of Quieazy</w:t>
+            </w:r>
+            <w:r>
+              <w:rPr>
+                <w:rFonts w:ascii="Arial" w:hAnsi="Arial" w:cs="Arial"/>
+                <w:bCs/>
+              </w:rPr>
+              <w:t xml:space="preserve"> </w:t>
+            </w:r>
+            <w:r>
+              <w:rPr>
+                <w:rFonts w:ascii="Arial" w:hAnsi="Arial" w:cs="Arial"/>
+                <w:bCs/>
+              </w:rPr>
+              <w:t xml:space="preserve">as educational </w:t>
+            </w:r>
+            <w:r>
+              <w:rPr>
+                <w:rFonts w:ascii="Arial" w:hAnsi="Arial" w:cs="Arial"/>
+                <w:bCs/>
+              </w:rPr>
+              <w:t xml:space="preserve">quiz </w:t>
+            </w:r>
+            <w:r>
+              <w:rPr>
+                <w:rFonts w:ascii="Arial" w:hAnsi="Arial" w:cs="Arial"/>
+                <w:bCs/>
+              </w:rPr>
+              <w:t>application</w:t>
+            </w:r>
+            <w:r>
+              <w:rPr>
+                <w:rFonts w:ascii="Arial" w:hAnsi="Arial" w:cs="Arial"/>
+                <w:bCs/>
+              </w:rPr>
+              <w:br/>
+            </w:r>
+          </w:p>
+        </w:tc>
+        <w:tc>
+          <w:tcPr>
+            <w:tcW w:w="2500" w:type="pct"/>
+          </w:tcPr>
+          <w:p>
+            <w:pPr>
+              <w:tabs>
+                <w:tab w:val="left" w:pos="720"/>
+              </w:tabs>
+              <w:spacing w:line="240" w:lineRule="auto"/>
+              <w:jc w:val="center"/>
+              <w:rPr>
+                <w:rFonts w:ascii="Arial" w:hAnsi="Arial" w:cs="Arial"/>
+                <w:b/>
+                <w:bCs/>
+              </w:rPr>
+            </w:pPr>
+            <w:r>
+              <w:rPr>
+                <w:rFonts w:ascii="Arial" w:hAnsi="Arial" w:cs="Arial"/>
+                <w:bCs/>
+              </w:rPr>
+              <w:t>Weighted Mean</w:t>
+            </w:r>
+          </w:p>
+        </w:tc>
+      </w:tr>
+      <w:tr>
+        <w:tc>
+          <w:tcPr>
+            <w:tcW w:w="2500" w:type="pct"/>
+          </w:tcPr>
+          <w:p>
+            <w:pPr>
+              <w:tabs>
+                <w:tab w:val="left" w:pos="720"/>
+                <w:tab w:val="left" w:pos="1440"/>
+                <w:tab w:val="left" w:pos="2160"/>
+                <w:tab w:val="left" w:pos="2880"/>
+                <w:tab w:val="left" w:pos="3600"/>
+                <w:tab w:val="left" w:pos="5383"/>
+              </w:tabs>
+              <w:spacing w:before="100" w:beforeAutospacing="1" w:after="100" w:afterAutospacing="1" w:line="240" w:lineRule="auto"/>
+              <w:rPr>
+                <w:rFonts w:ascii="Arial" w:hAnsi="Arial" w:cs="Arial"/>
+                <w:bCs/>
+              </w:rPr>
+            </w:pPr>
+            <w:r>
+              <w:rPr>
+                <w:rFonts w:ascii="Arial" w:hAnsi="Arial" w:cs="Arial"/>
+                <w:bCs/>
+              </w:rPr>
+              <w:t>L</w:t>
+            </w:r>
+            <w:r>
+              <w:rPr>
+                <w:rFonts w:ascii="Arial" w:hAnsi="Arial" w:cs="Arial"/>
+                <w:bCs/>
+              </w:rPr>
+              <w:t>evel of performance of Quieazy</w:t>
+            </w:r>
+            <w:r>
+              <w:rPr>
+                <w:rFonts w:ascii="Arial" w:hAnsi="Arial" w:cs="Arial"/>
+                <w:bCs/>
+              </w:rPr>
+              <w:t xml:space="preserve"> </w:t>
+            </w:r>
+            <w:r>
+              <w:rPr>
+                <w:rFonts w:ascii="Arial" w:hAnsi="Arial" w:cs="Arial"/>
+                <w:bCs/>
+              </w:rPr>
+              <w:t xml:space="preserve">as educational </w:t>
+            </w:r>
+            <w:r>
+              <w:rPr>
+                <w:rFonts w:ascii="Arial" w:hAnsi="Arial" w:cs="Arial"/>
+                <w:bCs/>
+              </w:rPr>
+              <w:t xml:space="preserve">quiz </w:t>
+            </w:r>
+            <w:r>
+              <w:rPr>
+                <w:rFonts w:ascii="Arial" w:hAnsi="Arial" w:cs="Arial"/>
+                <w:bCs/>
+              </w:rPr>
+              <w:t>application</w:t>
+            </w:r>
+            <w:r>
+              <w:rPr>
+                <w:rFonts w:ascii="Arial" w:hAnsi="Arial" w:cs="Arial"/>
+                <w:bCs/>
+              </w:rPr>
+              <w:br/>
+            </w:r>
+          </w:p>
+        </w:tc>
+        <w:tc>
+          <w:tcPr>
+            <w:tcW w:w="2500" w:type="pct"/>
+          </w:tcPr>
+          <w:p>
+            <w:pPr>
+              <w:tabs>
+                <w:tab w:val="left" w:pos="720"/>
+              </w:tabs>
+              <w:spacing w:line="240" w:lineRule="auto"/>
+              <w:jc w:val="center"/>
+              <w:rPr>
+                <w:rFonts w:ascii="Arial" w:hAnsi="Arial" w:cs="Arial"/>
+                <w:bCs/>
+              </w:rPr>
+            </w:pPr>
+            <w:r>
+              <w:rPr>
+                <w:rFonts w:ascii="Arial" w:hAnsi="Arial" w:cs="Arial"/>
+                <w:bCs/>
+                <w:lang w:val="en-PH"/>
+              </w:rPr>
+              <w:t>Weighted Mean</w:t>
+            </w:r>
+          </w:p>
+        </w:tc>
+      </w:tr>
+      <w:tr>
+        <w:tc>
+          <w:tcPr>
+            <w:tcW w:w="2500" w:type="pct"/>
+          </w:tcPr>
+          <w:p>
+            <w:pPr>
+              <w:tabs>
+                <w:tab w:val="left" w:pos="720"/>
+                <w:tab w:val="left" w:pos="1440"/>
+                <w:tab w:val="left" w:pos="2160"/>
+                <w:tab w:val="left" w:pos="2880"/>
+                <w:tab w:val="left" w:pos="3600"/>
+                <w:tab w:val="left" w:pos="5383"/>
+              </w:tabs>
+              <w:spacing w:before="100" w:beforeAutospacing="1" w:after="100" w:afterAutospacing="1" w:line="240" w:lineRule="auto"/>
+              <w:rPr>
+                <w:rFonts w:ascii="Arial" w:hAnsi="Arial" w:cs="Arial"/>
+                <w:bCs/>
+              </w:rPr>
+            </w:pPr>
+            <w:proofErr w:type="gramStart"/>
+            <w:r>
+              <w:rPr>
+                <w:rFonts w:ascii="Arial" w:hAnsi="Arial" w:cs="Arial"/>
+                <w:bCs/>
+              </w:rPr>
+              <w:t>Significant relationship</w:t>
+            </w:r>
+            <w:proofErr w:type="gramEnd"/>
+            <w:r>
+              <w:rPr>
+                <w:rFonts w:ascii="Arial" w:hAnsi="Arial" w:cs="Arial"/>
+                <w:bCs/>
+              </w:rPr>
+              <w:t xml:space="preserve"> between the</w:t>
+            </w:r>
+            <w:r>
+              <w:rPr>
+                <w:rFonts w:ascii="Arial" w:hAnsi="Arial" w:cs="Arial"/>
+                <w:bCs/>
+              </w:rPr>
+              <w:t xml:space="preserve"> </w:t>
+            </w:r>
+            <w:r>
+              <w:rPr>
+                <w:rFonts w:ascii="Arial" w:hAnsi="Arial" w:cs="Arial"/>
+                <w:bCs/>
+              </w:rPr>
+              <w:t>level of acceptability and performance of Quieazy as educational</w:t>
+            </w:r>
+            <w:r>
+              <w:rPr>
+                <w:rFonts w:ascii="Arial" w:hAnsi="Arial" w:cs="Arial"/>
+                <w:bCs/>
+              </w:rPr>
+              <w:t xml:space="preserve"> quiz </w:t>
+            </w:r>
+            <w:r>
+              <w:rPr>
+                <w:rFonts w:ascii="Arial" w:hAnsi="Arial" w:cs="Arial"/>
+                <w:bCs/>
+              </w:rPr>
+              <w:t>application</w:t>
+            </w:r>
+          </w:p>
+        </w:tc>
+        <w:tc>
+          <w:tcPr>
+            <w:tcW w:w="2500" w:type="pct"/>
+          </w:tcPr>
+          <w:p>
+            <w:pPr>
+              <w:tabs>
+                <w:tab w:val="left" w:pos="720"/>
+              </w:tabs>
+              <w:spacing w:line="240" w:lineRule="auto"/>
+              <w:jc w:val="center"/>
+              <w:rPr>
+                <w:rFonts w:ascii="Arial" w:hAnsi="Arial" w:cs="Arial"/>
+                <w:bCs/>
+              </w:rPr>
+            </w:pPr>
+            <w:r>
+              <w:rPr>
+                <w:rFonts w:ascii="Arial" w:hAnsi="Arial" w:cs="Arial"/>
+                <w:bCs/>
+              </w:rPr>
+              <w:t>Spearman rho</w:t>
+            </w:r>
+          </w:p>
+          <w:p>
+            <w:pPr>
+              <w:tabs>
+                <w:tab w:val="left" w:pos="720"/>
+              </w:tabs>
+              <w:spacing w:line="240" w:lineRule="auto"/>
+              <w:jc w:val="center"/>
+              <w:rPr>
+                <w:rFonts w:ascii="Arial" w:hAnsi="Arial" w:cs="Arial"/>
+                <w:bCs/>
+              </w:rPr>
+            </w:pPr>
+            <w:r>
+              <w:rPr>
+                <w:rFonts w:ascii="Arial" w:hAnsi="Arial" w:cs="Arial"/>
+                <w:bCs/>
+              </w:rPr>
+              <w:t>correlation</w:t>
+            </w:r>
+          </w:p>
+        </w:tc>
+      </w:tr>
     </w:tbl>
     <w:p>
       <w:pPr>
@@ -8623,6 +11219,7 @@
               </w:rPr>
               <w:t xml:space="preserve">Treatment </w:t>
             </w:r>
+            <w:proofErr w:type="gramStart"/>
             <w:r>
               <w:rPr>
                 <w:rFonts w:ascii="Arial" w:eastAsia="Times New Roman" w:hAnsi="Arial" w:cs="Arial"/>
@@ -8635,6 +11232,7 @@
               </w:rPr>
               <w:t>1</w:t>
             </w:r>
+            <w:proofErr w:type="gramEnd"/>
           </w:p>
         </w:tc>
         <w:tc>
@@ -8743,6 +11341,7 @@
               </w:rPr>
               <w:t xml:space="preserve">Treatment </w:t>
             </w:r>
+            <w:proofErr w:type="gramStart"/>
             <w:r>
               <w:rPr>
                 <w:rFonts w:ascii="Arial" w:eastAsia="Times New Roman" w:hAnsi="Arial" w:cs="Arial"/>
@@ -8755,6 +11354,7 @@
               </w:rPr>
               <w:t>2</w:t>
             </w:r>
+            <w:proofErr w:type="gramEnd"/>
           </w:p>
         </w:tc>
         <w:tc>
@@ -8860,6 +11460,7 @@
               </w:rPr>
               <w:t xml:space="preserve">Treatment </w:t>
             </w:r>
+            <w:proofErr w:type="gramStart"/>
             <w:r>
               <w:rPr>
                 <w:rFonts w:ascii="Arial" w:eastAsia="Times New Roman" w:hAnsi="Arial" w:cs="Arial"/>
@@ -8872,6 +11473,7 @@
               </w:rPr>
               <w:t>3</w:t>
             </w:r>
+            <w:proofErr w:type="gramEnd"/>
           </w:p>
         </w:tc>
         <w:tc>
@@ -9185,6 +11787,7 @@
         <w:tab/>
         <w:t xml:space="preserve"> </w:t>
       </w:r>
+      <w:proofErr w:type="gramStart"/>
       <w:r>
         <w:rPr>
           <w:rFonts w:ascii="Arial" w:hAnsi="Arial" w:cs="Arial"/>
@@ -9206,7 +11809,21 @@
           <w:szCs w:val="20"/>
           <w:lang w:val="en-US"/>
         </w:rPr>
-        <w:t>Treatment 3</w:t>
+        <w:t>Treatment</w:t>
+      </w:r>
+      <w:proofErr w:type="gramEnd"/>
+      <w:r>
+        <w:rPr>
+          <w:rFonts w:ascii="Arial" w:hAnsi="Arial" w:cs="Arial"/>
+          <w:b/>
+          <w:bCs/>
+          <w:i/>
+          <w:iCs/>
+          <w:sz w:val="20"/>
+          <w:szCs w:val="20"/>
+          <w:lang w:val="en-US"/>
+        </w:rPr>
+        <w:t xml:space="preserve"> 3</w:t>
       </w:r>
       <w:r>
         <w:rPr>
@@ -9735,7 +12352,23 @@
           <w:rFonts w:ascii="Arial" w:hAnsi="Arial" w:cs="Arial"/>
           <w:lang w:val="en-US"/>
         </w:rPr>
-        <w:t>This chapter summarizes the key findings of the study and discusses how they address the research objectives. It provides conclusions based on the results and explains their significance to the research problem. Practical recommendations are also presented, offering suggestions for future research, applications, or improvements in related fields. This chapter aims to conclude the findings and contributions of the study, highlighting its relevance and potential impact.</w:t>
+        <w:t xml:space="preserve">This chapter summarizes the key findings of the study and discusses how they address the research objectives. It provides conclusions based on the results and explains their significance to the research problem. Practical recommendations </w:t>
+      </w:r>
+      <w:proofErr w:type="gramStart"/>
+      <w:r>
+        <w:rPr>
+          <w:rFonts w:ascii="Arial" w:hAnsi="Arial" w:cs="Arial"/>
+          <w:lang w:val="en-US"/>
+        </w:rPr>
+        <w:t>are also presented</w:t>
+      </w:r>
+      <w:proofErr w:type="gramEnd"/>
+      <w:r>
+        <w:rPr>
+          <w:rFonts w:ascii="Arial" w:hAnsi="Arial" w:cs="Arial"/>
+          <w:lang w:val="en-US"/>
+        </w:rPr>
+        <w:t>, offering suggestions for future research, applications, or improvements in related fields. This chapter aims to conclude the findings and contributions of the study, highlighting its relevance and potential impact.</w:t>
       </w:r>
     </w:p>
     <w:p>
@@ -16762,6 +19395,184 @@
     </w:lvl>
   </w:abstractNum>
   <w:abstractNum w:abstractNumId="1" w15:restartNumberingAfterBreak="0">
+    <w:nsid w:val="022E45A3"/>
+    <w:multiLevelType w:val="hybridMultilevel"/>
+    <w:tmpl w:val="C0FC0D20"/>
+    <w:lvl w:ilvl="0" w:tplc="34090015">
+      <w:start w:val="1"/>
+      <w:numFmt w:val="upperLetter"/>
+      <w:lvlText w:val="%1."/>
+      <w:lvlJc w:val="left"/>
+      <w:pPr>
+        <w:ind w:left="720" w:hanging="360"/>
+      </w:pPr>
+      <w:rPr>
+        <w:rFonts w:hint="default"/>
+      </w:rPr>
+    </w:lvl>
+    <w:lvl w:ilvl="1" w:tplc="34090019" w:tentative="1">
+      <w:start w:val="1"/>
+      <w:numFmt w:val="lowerLetter"/>
+      <w:lvlText w:val="%2."/>
+      <w:lvlJc w:val="left"/>
+      <w:pPr>
+        <w:ind w:left="1440" w:hanging="360"/>
+      </w:pPr>
+    </w:lvl>
+    <w:lvl w:ilvl="2" w:tplc="3409001B" w:tentative="1">
+      <w:start w:val="1"/>
+      <w:numFmt w:val="lowerRoman"/>
+      <w:lvlText w:val="%3."/>
+      <w:lvlJc w:val="right"/>
+      <w:pPr>
+        <w:ind w:left="2160" w:hanging="180"/>
+      </w:pPr>
+    </w:lvl>
+    <w:lvl w:ilvl="3" w:tplc="3409000F" w:tentative="1">
+      <w:start w:val="1"/>
+      <w:numFmt w:val="decimal"/>
+      <w:lvlText w:val="%4."/>
+      <w:lvlJc w:val="left"/>
+      <w:pPr>
+        <w:ind w:left="2880" w:hanging="360"/>
+      </w:pPr>
+    </w:lvl>
+    <w:lvl w:ilvl="4" w:tplc="34090019" w:tentative="1">
+      <w:start w:val="1"/>
+      <w:numFmt w:val="lowerLetter"/>
+      <w:lvlText w:val="%5."/>
+      <w:lvlJc w:val="left"/>
+      <w:pPr>
+        <w:ind w:left="3600" w:hanging="360"/>
+      </w:pPr>
+    </w:lvl>
+    <w:lvl w:ilvl="5" w:tplc="3409001B" w:tentative="1">
+      <w:start w:val="1"/>
+      <w:numFmt w:val="lowerRoman"/>
+      <w:lvlText w:val="%6."/>
+      <w:lvlJc w:val="right"/>
+      <w:pPr>
+        <w:ind w:left="4320" w:hanging="180"/>
+      </w:pPr>
+    </w:lvl>
+    <w:lvl w:ilvl="6" w:tplc="3409000F" w:tentative="1">
+      <w:start w:val="1"/>
+      <w:numFmt w:val="decimal"/>
+      <w:lvlText w:val="%7."/>
+      <w:lvlJc w:val="left"/>
+      <w:pPr>
+        <w:ind w:left="5040" w:hanging="360"/>
+      </w:pPr>
+    </w:lvl>
+    <w:lvl w:ilvl="7" w:tplc="34090019" w:tentative="1">
+      <w:start w:val="1"/>
+      <w:numFmt w:val="lowerLetter"/>
+      <w:lvlText w:val="%8."/>
+      <w:lvlJc w:val="left"/>
+      <w:pPr>
+        <w:ind w:left="5760" w:hanging="360"/>
+      </w:pPr>
+    </w:lvl>
+    <w:lvl w:ilvl="8" w:tplc="3409001B" w:tentative="1">
+      <w:start w:val="1"/>
+      <w:numFmt w:val="lowerRoman"/>
+      <w:lvlText w:val="%9."/>
+      <w:lvlJc w:val="right"/>
+      <w:pPr>
+        <w:ind w:left="6480" w:hanging="180"/>
+      </w:pPr>
+    </w:lvl>
+  </w:abstractNum>
+  <w:abstractNum w:abstractNumId="2" w15:restartNumberingAfterBreak="0">
+    <w:nsid w:val="24B433B8"/>
+    <w:multiLevelType w:val="hybridMultilevel"/>
+    <w:tmpl w:val="A85A2AC2"/>
+    <w:lvl w:ilvl="0" w:tplc="34090015">
+      <w:start w:val="1"/>
+      <w:numFmt w:val="upperLetter"/>
+      <w:lvlText w:val="%1."/>
+      <w:lvlJc w:val="left"/>
+      <w:pPr>
+        <w:ind w:left="720" w:hanging="360"/>
+      </w:pPr>
+      <w:rPr>
+        <w:rFonts w:hint="default"/>
+      </w:rPr>
+    </w:lvl>
+    <w:lvl w:ilvl="1" w:tplc="34090019" w:tentative="1">
+      <w:start w:val="1"/>
+      <w:numFmt w:val="lowerLetter"/>
+      <w:lvlText w:val="%2."/>
+      <w:lvlJc w:val="left"/>
+      <w:pPr>
+        <w:ind w:left="1440" w:hanging="360"/>
+      </w:pPr>
+    </w:lvl>
+    <w:lvl w:ilvl="2" w:tplc="3409001B" w:tentative="1">
+      <w:start w:val="1"/>
+      <w:numFmt w:val="lowerRoman"/>
+      <w:lvlText w:val="%3."/>
+      <w:lvlJc w:val="right"/>
+      <w:pPr>
+        <w:ind w:left="2160" w:hanging="180"/>
+      </w:pPr>
+    </w:lvl>
+    <w:lvl w:ilvl="3" w:tplc="3409000F" w:tentative="1">
+      <w:start w:val="1"/>
+      <w:numFmt w:val="decimal"/>
+      <w:lvlText w:val="%4."/>
+      <w:lvlJc w:val="left"/>
+      <w:pPr>
+        <w:ind w:left="2880" w:hanging="360"/>
+      </w:pPr>
+    </w:lvl>
+    <w:lvl w:ilvl="4" w:tplc="34090019" w:tentative="1">
+      <w:start w:val="1"/>
+      <w:numFmt w:val="lowerLetter"/>
+      <w:lvlText w:val="%5."/>
+      <w:lvlJc w:val="left"/>
+      <w:pPr>
+        <w:ind w:left="3600" w:hanging="360"/>
+      </w:pPr>
+    </w:lvl>
+    <w:lvl w:ilvl="5" w:tplc="3409001B" w:tentative="1">
+      <w:start w:val="1"/>
+      <w:numFmt w:val="lowerRoman"/>
+      <w:lvlText w:val="%6."/>
+      <w:lvlJc w:val="right"/>
+      <w:pPr>
+        <w:ind w:left="4320" w:hanging="180"/>
+      </w:pPr>
+    </w:lvl>
+    <w:lvl w:ilvl="6" w:tplc="3409000F" w:tentative="1">
+      <w:start w:val="1"/>
+      <w:numFmt w:val="decimal"/>
+      <w:lvlText w:val="%7."/>
+      <w:lvlJc w:val="left"/>
+      <w:pPr>
+        <w:ind w:left="5040" w:hanging="360"/>
+      </w:pPr>
+    </w:lvl>
+    <w:lvl w:ilvl="7" w:tplc="34090019" w:tentative="1">
+      <w:start w:val="1"/>
+      <w:numFmt w:val="lowerLetter"/>
+      <w:lvlText w:val="%8."/>
+      <w:lvlJc w:val="left"/>
+      <w:pPr>
+        <w:ind w:left="5760" w:hanging="360"/>
+      </w:pPr>
+    </w:lvl>
+    <w:lvl w:ilvl="8" w:tplc="3409001B" w:tentative="1">
+      <w:start w:val="1"/>
+      <w:numFmt w:val="lowerRoman"/>
+      <w:lvlText w:val="%9."/>
+      <w:lvlJc w:val="right"/>
+      <w:pPr>
+        <w:ind w:left="6480" w:hanging="180"/>
+      </w:pPr>
+    </w:lvl>
+  </w:abstractNum>
+  <w:abstractNum w:abstractNumId="3" w15:restartNumberingAfterBreak="0">
     <w:nsid w:val="3A6B4F5D"/>
     <w:multiLevelType w:val="hybridMultilevel"/>
     <w:tmpl w:val="66A4322C"/>
@@ -16874,7 +19685,96 @@
       </w:rPr>
     </w:lvl>
   </w:abstractNum>
-  <w:abstractNum w:abstractNumId="2" w15:restartNumberingAfterBreak="0">
+  <w:abstractNum w:abstractNumId="4" w15:restartNumberingAfterBreak="0">
+    <w:nsid w:val="4F8E3D9D"/>
+    <w:multiLevelType w:val="multilevel"/>
+    <w:tmpl w:val="4F8E3D9D"/>
+    <w:lvl w:ilvl="0">
+      <w:start w:val="1"/>
+      <w:numFmt w:val="upperRoman"/>
+      <w:lvlText w:val="%1."/>
+      <w:lvlJc w:val="left"/>
+      <w:pPr>
+        <w:ind w:left="1080" w:hanging="720"/>
+      </w:pPr>
+      <w:rPr>
+        <w:rFonts w:hint="default"/>
+      </w:rPr>
+    </w:lvl>
+    <w:lvl w:ilvl="1">
+      <w:start w:val="1"/>
+      <w:numFmt w:val="lowerLetter"/>
+      <w:lvlText w:val="%2."/>
+      <w:lvlJc w:val="left"/>
+      <w:pPr>
+        <w:ind w:left="1440" w:hanging="360"/>
+      </w:pPr>
+    </w:lvl>
+    <w:lvl w:ilvl="2">
+      <w:start w:val="1"/>
+      <w:numFmt w:val="lowerRoman"/>
+      <w:lvlText w:val="%3."/>
+      <w:lvlJc w:val="right"/>
+      <w:pPr>
+        <w:ind w:left="2160" w:hanging="180"/>
+      </w:pPr>
+    </w:lvl>
+    <w:lvl w:ilvl="3">
+      <w:start w:val="1"/>
+      <w:numFmt w:val="decimal"/>
+      <w:lvlText w:val="%4."/>
+      <w:lvlJc w:val="left"/>
+      <w:pPr>
+        <w:ind w:left="2880" w:hanging="360"/>
+      </w:pPr>
+    </w:lvl>
+    <w:lvl w:ilvl="4">
+      <w:start w:val="1"/>
+      <w:numFmt w:val="lowerLetter"/>
+      <w:lvlText w:val="%5."/>
+      <w:lvlJc w:val="left"/>
+      <w:pPr>
+        <w:ind w:left="3600" w:hanging="360"/>
+      </w:pPr>
+    </w:lvl>
+    <w:lvl w:ilvl="5">
+      <w:start w:val="1"/>
+      <w:numFmt w:val="lowerRoman"/>
+      <w:lvlText w:val="%6."/>
+      <w:lvlJc w:val="right"/>
+      <w:pPr>
+        <w:ind w:left="4320" w:hanging="180"/>
+      </w:pPr>
+    </w:lvl>
+    <w:lvl w:ilvl="6">
+      <w:start w:val="1"/>
+      <w:numFmt w:val="decimal"/>
+      <w:lvlText w:val="%7."/>
+      <w:lvlJc w:val="left"/>
+      <w:pPr>
+        <w:ind w:left="5040" w:hanging="360"/>
+      </w:pPr>
+    </w:lvl>
+    <w:lvl w:ilvl="7">
+      <w:start w:val="1"/>
+      <w:numFmt w:val="lowerLetter"/>
+      <w:lvlText w:val="%8."/>
+      <w:lvlJc w:val="left"/>
+      <w:pPr>
+        <w:ind w:left="5760" w:hanging="360"/>
+      </w:pPr>
+    </w:lvl>
+    <w:lvl w:ilvl="8">
+      <w:start w:val="1"/>
+      <w:numFmt w:val="lowerRoman"/>
+      <w:lvlText w:val="%9."/>
+      <w:lvlJc w:val="right"/>
+      <w:pPr>
+        <w:ind w:left="6480" w:hanging="180"/>
+      </w:pPr>
+    </w:lvl>
+  </w:abstractNum>
+  <w:abstractNum w:abstractNumId="5" w15:restartNumberingAfterBreak="0">
     <w:nsid w:val="50EA5A34"/>
     <w:multiLevelType w:val="multilevel"/>
     <w:tmpl w:val="0CD49FEE"/>
@@ -16995,7 +19895,7 @@
       </w:rPr>
     </w:lvl>
   </w:abstractNum>
-  <w:abstractNum w:abstractNumId="3" w15:restartNumberingAfterBreak="0">
+  <w:abstractNum w:abstractNumId="6" w15:restartNumberingAfterBreak="0">
     <w:nsid w:val="621D4C62"/>
     <w:multiLevelType w:val="multilevel"/>
     <w:tmpl w:val="0CD49FEE"/>
@@ -17120,10 +20020,10 @@
     <w:abstractNumId w:val="0"/>
   </w:num>
   <w:num w:numId="2" w16cid:durableId="397048049">
-    <w:abstractNumId w:val="3"/>
+    <w:abstractNumId w:val="6"/>
   </w:num>
   <w:num w:numId="3" w16cid:durableId="2011564998">
-    <w:abstractNumId w:val="3"/>
+    <w:abstractNumId w:val="6"/>
     <w:lvlOverride w:ilvl="0">
       <w:startOverride w:val="1"/>
     </w:lvlOverride>
@@ -17153,10 +20053,19 @@
     </w:lvlOverride>
   </w:num>
   <w:num w:numId="4" w16cid:durableId="1294678263">
-    <w:abstractNumId w:val="2"/>
+    <w:abstractNumId w:val="5"/>
   </w:num>
   <w:num w:numId="5" w16cid:durableId="2086101635">
+    <w:abstractNumId w:val="3"/>
+  </w:num>
+  <w:num w:numId="6" w16cid:durableId="62484528">
+    <w:abstractNumId w:val="4"/>
+  </w:num>
+  <w:num w:numId="7" w16cid:durableId="322512630">
     <w:abstractNumId w:val="1"/>
+  </w:num>
+  <w:num w:numId="8" w16cid:durableId="1891377139">
+    <w:abstractNumId w:val="2"/>
   </w:num>
 </w:numbering>
 </file>
@@ -17561,7 +20470,7 @@
   <w:style w:type="paragraph" w:default="1" w:styleId="Normal">
     <w:name w:val="Normal"/>
     <w:qFormat/>
-    <w:rsid w:val="003210B1"/>
+    <w:rsid w:val="00EB518A"/>
     <w:pPr>
       <w:spacing w:line="278" w:lineRule="auto"/>
     </w:pPr>
@@ -17772,7 +20681,6 @@
   <w:style w:type="character" w:default="1" w:styleId="DefaultParagraphFont">
     <w:name w:val="Default Paragraph Font"/>
     <w:uiPriority w:val="1"/>
-    <w:semiHidden/>
     <w:unhideWhenUsed/>
   </w:style>
   <w:style w:type="table" w:default="1" w:styleId="TableNormal">

--- a/SHS/Group 6_Manuscript_Raw.docx
+++ b/SHS/Group 6_Manuscript_Raw.docx
@@ -677,15 +677,7 @@
           <w:rFonts w:ascii="Arial" w:hAnsi="Arial" w:cs="Arial"/>
           <w:lang w:val="en-US"/>
         </w:rPr>
-        <w:t>Despite the growing importance of the internet on our society, people nowadays are just using their gadgets mostly to entertain themselves</w:t>
-      </w:r>
-      <w:proofErr w:type="gramStart"/>
-      <w:r>
-        <w:rPr>
-          <w:rFonts w:ascii="Arial" w:hAnsi="Arial" w:cs="Arial"/>
-          <w:lang w:val="en-US"/>
-        </w:rPr>
-        <w:t>.</w:t>
+        <w:t>Despite the growing importance of the internet on our society, people nowadays are just using their gadgets mostly to entertain themselves.</w:t>
       </w:r>
       <w:r>
         <w:rPr>
@@ -699,23 +691,21 @@
           <w:rFonts w:ascii="Arial" w:hAnsi="Arial" w:cs="Arial"/>
           <w:lang w:val="en-US"/>
         </w:rPr>
+        <w:t xml:space="preserve"> There are already existing quiz applications, but they never suffice. </w:t>
+      </w:r>
+      <w:r>
+        <w:rPr>
+          <w:rFonts w:ascii="Arial" w:hAnsi="Arial" w:cs="Arial"/>
+          <w:lang w:val="en-US"/>
+        </w:rPr>
         <w:t xml:space="preserve"> </w:t>
       </w:r>
-      <w:proofErr w:type="gramEnd"/>
-      <w:r>
-        <w:rPr>
-          <w:rFonts w:ascii="Arial" w:hAnsi="Arial" w:cs="Arial"/>
-          <w:lang w:val="en-US"/>
-        </w:rPr>
-        <w:t>There are already existing quiz applications, but they never suffice</w:t>
-      </w:r>
-      <w:proofErr w:type="gramStart"/>
-      <w:r>
-        <w:rPr>
-          <w:rFonts w:ascii="Arial" w:hAnsi="Arial" w:cs="Arial"/>
-          <w:lang w:val="en-US"/>
-        </w:rPr>
-        <w:t xml:space="preserve">. </w:t>
+      <w:r>
+        <w:rPr>
+          <w:rFonts w:ascii="Arial" w:hAnsi="Arial" w:cs="Arial"/>
+          <w:lang w:val="en-US"/>
+        </w:rPr>
+        <w:t xml:space="preserve">Their features or the app itself are behind a paywall. </w:t>
       </w:r>
       <w:r>
         <w:rPr>
@@ -724,30 +714,6 @@
         </w:rPr>
         <w:t xml:space="preserve"> </w:t>
       </w:r>
-      <w:proofErr w:type="gramEnd"/>
-      <w:r>
-        <w:rPr>
-          <w:rFonts w:ascii="Arial" w:hAnsi="Arial" w:cs="Arial"/>
-          <w:lang w:val="en-US"/>
-        </w:rPr>
-        <w:t>Their features or the app itself are behind a paywall</w:t>
-      </w:r>
-      <w:proofErr w:type="gramStart"/>
-      <w:r>
-        <w:rPr>
-          <w:rFonts w:ascii="Arial" w:hAnsi="Arial" w:cs="Arial"/>
-          <w:lang w:val="en-US"/>
-        </w:rPr>
-        <w:t xml:space="preserve">. </w:t>
-      </w:r>
-      <w:r>
-        <w:rPr>
-          <w:rFonts w:ascii="Arial" w:hAnsi="Arial" w:cs="Arial"/>
-          <w:lang w:val="en-US"/>
-        </w:rPr>
-        <w:t xml:space="preserve"> </w:t>
-      </w:r>
-      <w:proofErr w:type="gramEnd"/>
       <w:r>
         <w:rPr>
           <w:rFonts w:ascii="Arial" w:hAnsi="Arial" w:cs="Arial"/>
@@ -778,15 +744,7 @@
           <w:rFonts w:ascii="Arial" w:hAnsi="Arial" w:cs="Arial"/>
           <w:lang w:val="en-US"/>
         </w:rPr>
-        <w:t xml:space="preserve"> </w:t>
-      </w:r>
-      <w:proofErr w:type="gramStart"/>
-      <w:r>
-        <w:rPr>
-          <w:rFonts w:ascii="Arial" w:hAnsi="Arial" w:cs="Arial"/>
-          <w:lang w:val="en-US"/>
-        </w:rPr>
-        <w:t>is</w:t>
+        <w:t xml:space="preserve"> is</w:t>
       </w:r>
       <w:r>
         <w:rPr>
@@ -802,7 +760,6 @@
         </w:rPr>
         <w:t>ed</w:t>
       </w:r>
-      <w:proofErr w:type="gramEnd"/>
       <w:r>
         <w:rPr>
           <w:rFonts w:ascii="Arial" w:hAnsi="Arial" w:cs="Arial"/>
@@ -815,15 +772,7 @@
           <w:rFonts w:ascii="Arial" w:hAnsi="Arial" w:cs="Arial"/>
           <w:lang w:val="en-US"/>
         </w:rPr>
-        <w:t xml:space="preserve"> </w:t>
-      </w:r>
-      <w:proofErr w:type="gramStart"/>
-      <w:r>
-        <w:rPr>
-          <w:rFonts w:ascii="Arial" w:hAnsi="Arial" w:cs="Arial"/>
-          <w:lang w:val="en-US"/>
-        </w:rPr>
-        <w:t>be</w:t>
+        <w:t xml:space="preserve"> be</w:t>
       </w:r>
       <w:r>
         <w:rPr>
@@ -839,15 +788,230 @@
         </w:rPr>
         <w:t>d</w:t>
       </w:r>
-      <w:proofErr w:type="gramEnd"/>
-      <w:r>
-        <w:rPr>
-          <w:rFonts w:ascii="Arial" w:hAnsi="Arial" w:cs="Arial"/>
-          <w:lang w:val="en-US"/>
-        </w:rPr>
-        <w:t xml:space="preserve"> is the lack of internet connection, as all existing apps require internet to host and monitor a quiz session</w:t>
-      </w:r>
-      <w:proofErr w:type="gramStart"/>
+      <w:r>
+        <w:rPr>
+          <w:rFonts w:ascii="Arial" w:hAnsi="Arial" w:cs="Arial"/>
+          <w:lang w:val="en-US"/>
+        </w:rPr>
+        <w:t xml:space="preserve"> is the lack of internet connection, as all existing apps require internet to host and monitor a quiz session.</w:t>
+      </w:r>
+      <w:r>
+        <w:rPr>
+          <w:rFonts w:ascii="Arial" w:hAnsi="Arial" w:cs="Arial"/>
+          <w:lang w:val="en-US"/>
+        </w:rPr>
+        <w:t xml:space="preserve">  </w:t>
+      </w:r>
+      <w:r>
+        <w:rPr>
+          <w:rFonts w:ascii="Arial" w:hAnsi="Arial" w:cs="Arial"/>
+          <w:lang w:val="en-US"/>
+        </w:rPr>
+        <w:t xml:space="preserve">Other than that, some places like mountains and remote locations still have slow or absence of internet connection. </w:t>
+      </w:r>
+    </w:p>
+    <w:p>
+      <w:pPr>
+        <w:spacing w:after="0" w:line="480" w:lineRule="auto"/>
+        <w:jc w:val="both"/>
+        <w:rPr>
+          <w:rFonts w:ascii="Arial" w:hAnsi="Arial" w:cs="Arial"/>
+          <w:lang w:val="en-US"/>
+        </w:rPr>
+      </w:pPr>
+      <w:r>
+        <w:rPr>
+          <w:rFonts w:ascii="Arial" w:hAnsi="Arial" w:cs="Arial"/>
+          <w:lang w:val="en-US"/>
+        </w:rPr>
+        <w:tab/>
+        <w:t>This study delves into the implementation and impact of a fun and accessible quiz application, that can host and monitor quiz sessions offline.</w:t>
+      </w:r>
+    </w:p>
+    <w:p>
+      <w:pPr>
+        <w:spacing w:after="0" w:line="480" w:lineRule="auto"/>
+        <w:jc w:val="both"/>
+        <w:rPr>
+          <w:rFonts w:ascii="Arial" w:hAnsi="Arial" w:cs="Arial"/>
+          <w:b/>
+          <w:bCs/>
+          <w:lang w:val="en-US"/>
+        </w:rPr>
+      </w:pPr>
+    </w:p>
+    <w:p>
+      <w:pPr>
+        <w:spacing w:after="0" w:line="480" w:lineRule="auto"/>
+        <w:jc w:val="both"/>
+        <w:rPr>
+          <w:rFonts w:ascii="Arial" w:hAnsi="Arial" w:cs="Arial"/>
+          <w:b/>
+          <w:bCs/>
+          <w:lang w:val="en-US"/>
+        </w:rPr>
+      </w:pPr>
+    </w:p>
+    <w:p>
+      <w:pPr>
+        <w:spacing w:after="0" w:line="480" w:lineRule="auto"/>
+        <w:jc w:val="both"/>
+        <w:rPr>
+          <w:rFonts w:ascii="Arial" w:hAnsi="Arial" w:cs="Arial"/>
+          <w:b/>
+          <w:bCs/>
+          <w:lang w:val="en-US"/>
+        </w:rPr>
+      </w:pPr>
+    </w:p>
+    <w:p>
+      <w:pPr>
+        <w:spacing w:after="0" w:line="480" w:lineRule="auto"/>
+        <w:jc w:val="both"/>
+        <w:rPr>
+          <w:rFonts w:ascii="Arial" w:hAnsi="Arial" w:cs="Arial"/>
+          <w:b/>
+          <w:bCs/>
+          <w:lang w:val="en-US"/>
+        </w:rPr>
+      </w:pPr>
+    </w:p>
+    <w:p>
+      <w:pPr>
+        <w:spacing w:after="0" w:line="480" w:lineRule="auto"/>
+        <w:jc w:val="both"/>
+        <w:rPr>
+          <w:rFonts w:ascii="Arial" w:hAnsi="Arial" w:cs="Arial"/>
+          <w:b/>
+          <w:bCs/>
+          <w:lang w:val="en-US"/>
+        </w:rPr>
+      </w:pPr>
+    </w:p>
+    <w:p>
+      <w:pPr>
+        <w:spacing w:after="0" w:line="480" w:lineRule="auto"/>
+        <w:jc w:val="both"/>
+        <w:rPr>
+          <w:rFonts w:ascii="Arial" w:hAnsi="Arial" w:cs="Arial"/>
+          <w:b/>
+          <w:bCs/>
+          <w:lang w:val="en-US"/>
+        </w:rPr>
+      </w:pPr>
+    </w:p>
+    <w:p>
+      <w:pPr>
+        <w:spacing w:after="0" w:line="480" w:lineRule="auto"/>
+        <w:jc w:val="both"/>
+        <w:rPr>
+          <w:rFonts w:ascii="Arial" w:hAnsi="Arial" w:cs="Arial"/>
+          <w:b/>
+          <w:bCs/>
+          <w:lang w:val="en-US"/>
+        </w:rPr>
+      </w:pPr>
+    </w:p>
+    <w:p>
+      <w:pPr>
+        <w:spacing w:after="0" w:line="480" w:lineRule="auto"/>
+        <w:jc w:val="both"/>
+        <w:rPr>
+          <w:rFonts w:ascii="Arial" w:hAnsi="Arial" w:cs="Arial"/>
+          <w:b/>
+          <w:bCs/>
+          <w:lang w:val="en-US"/>
+        </w:rPr>
+      </w:pPr>
+    </w:p>
+    <w:p>
+      <w:pPr>
+        <w:spacing w:after="0" w:line="480" w:lineRule="auto"/>
+        <w:jc w:val="both"/>
+        <w:rPr>
+          <w:rFonts w:ascii="Arial" w:hAnsi="Arial" w:cs="Arial"/>
+        </w:rPr>
+      </w:pPr>
+    </w:p>
+    <w:p>
+      <w:pPr>
+        <w:spacing w:after="0" w:line="480" w:lineRule="auto"/>
+        <w:jc w:val="both"/>
+        <w:rPr>
+          <w:rFonts w:ascii="Arial" w:hAnsi="Arial" w:cs="Arial"/>
+        </w:rPr>
+      </w:pPr>
+      <w:r>
+        <w:rPr>
+          <w:rFonts w:ascii="Arial" w:hAnsi="Arial" w:cs="Arial"/>
+          <w:b/>
+          <w:bCs/>
+          <w:lang w:val="en-US"/>
+        </w:rPr>
+        <w:lastRenderedPageBreak/>
+        <w:t>Background of the Study</w:t>
+      </w:r>
+    </w:p>
+    <w:p>
+      <w:pPr>
+        <w:spacing w:after="0" w:line="480" w:lineRule="auto"/>
+        <w:jc w:val="both"/>
+        <w:rPr>
+          <w:rFonts w:ascii="Arial" w:hAnsi="Arial" w:cs="Arial"/>
+          <w:lang w:val="en-US"/>
+        </w:rPr>
+      </w:pPr>
+      <w:r>
+        <w:rPr>
+          <w:rFonts w:ascii="Arial" w:hAnsi="Arial" w:cs="Arial"/>
+          <w:b/>
+          <w:bCs/>
+          <w:lang w:val="en-US"/>
+        </w:rPr>
+        <w:tab/>
+      </w:r>
+      <w:r>
+        <w:rPr>
+          <w:rFonts w:ascii="Arial" w:hAnsi="Arial" w:cs="Arial"/>
+          <w:lang w:val="en-US"/>
+        </w:rPr>
+        <w:t xml:space="preserve">The goal of this study is to develop a substitute application that offers teachers and students a quiz </w:t>
+      </w:r>
+      <w:r>
+        <w:rPr>
+          <w:rFonts w:ascii="Arial" w:hAnsi="Arial" w:cs="Arial"/>
+          <w:lang w:val="en-US"/>
+        </w:rPr>
+        <w:t xml:space="preserve">application </w:t>
+      </w:r>
+      <w:r>
+        <w:rPr>
+          <w:rFonts w:ascii="Arial" w:hAnsi="Arial" w:cs="Arial"/>
+          <w:lang w:val="en-US"/>
+        </w:rPr>
+        <w:t xml:space="preserve">without the need for the internet.  The purpose of the project is to assist educators in developing tests in a particular field even in the absence of internet access.  Some pupils are dependent on their devices and have an attachment to them.  Therefore, using gadgets will undoubtedly contribute to giving technology a purpose.  It will also be of great assistance in areas where internet connectivity is lacking.  Additionally, it will offer a paywall-free application to all users.  The development of an offline quiz </w:t>
+      </w:r>
+      <w:r>
+        <w:rPr>
+          <w:rFonts w:ascii="Arial" w:hAnsi="Arial" w:cs="Arial"/>
+          <w:lang w:val="en-US"/>
+        </w:rPr>
+        <w:t>application</w:t>
+      </w:r>
+      <w:r>
+        <w:rPr>
+          <w:rFonts w:ascii="Arial" w:hAnsi="Arial" w:cs="Arial"/>
+          <w:lang w:val="en-US"/>
+        </w:rPr>
+        <w:t xml:space="preserve"> aims to enhance security, accuracy and accessibility in various learning environments.  The intended purpose of the study is to assess the development of a different, entertaining, and user-friendly quiz creator application that can function live offline.  Additionally, it enables users to design and administer quizzes in classrooms, workplaces, or remote areas without disruptions caused by network issue</w:t>
+      </w:r>
+      <w:r>
+        <w:rPr>
+          <w:rFonts w:ascii="Arial" w:hAnsi="Arial" w:cs="Arial"/>
+          <w:lang w:val="en-US"/>
+        </w:rPr>
+        <w:t>s</w:t>
+      </w:r>
       <w:r>
         <w:rPr>
           <w:rFonts w:ascii="Arial" w:hAnsi="Arial" w:cs="Arial"/>
@@ -855,341 +1019,23 @@
         </w:rPr>
         <w:t>.</w:t>
       </w:r>
-      <w:r>
-        <w:rPr>
-          <w:rFonts w:ascii="Arial" w:hAnsi="Arial" w:cs="Arial"/>
-          <w:lang w:val="en-US"/>
-        </w:rPr>
-        <w:t xml:space="preserve">  </w:t>
-      </w:r>
-      <w:proofErr w:type="gramEnd"/>
-      <w:r>
-        <w:rPr>
-          <w:rFonts w:ascii="Arial" w:hAnsi="Arial" w:cs="Arial"/>
-          <w:lang w:val="en-US"/>
-        </w:rPr>
-        <w:t xml:space="preserve">Other than that, </w:t>
-      </w:r>
-      <w:proofErr w:type="gramStart"/>
-      <w:r>
-        <w:rPr>
-          <w:rFonts w:ascii="Arial" w:hAnsi="Arial" w:cs="Arial"/>
-          <w:lang w:val="en-US"/>
-        </w:rPr>
-        <w:t>some</w:t>
-      </w:r>
-      <w:proofErr w:type="gramEnd"/>
-      <w:r>
-        <w:rPr>
-          <w:rFonts w:ascii="Arial" w:hAnsi="Arial" w:cs="Arial"/>
-          <w:lang w:val="en-US"/>
-        </w:rPr>
-        <w:t xml:space="preserve"> places like mountains and remote locations still have slow or absence of internet connection. </w:t>
-      </w:r>
-    </w:p>
-    <w:p>
-      <w:pPr>
-        <w:spacing w:after="0" w:line="480" w:lineRule="auto"/>
-        <w:jc w:val="both"/>
-        <w:rPr>
-          <w:rFonts w:ascii="Arial" w:hAnsi="Arial" w:cs="Arial"/>
-          <w:lang w:val="en-US"/>
-        </w:rPr>
-      </w:pPr>
-      <w:r>
-        <w:rPr>
-          <w:rFonts w:ascii="Arial" w:hAnsi="Arial" w:cs="Arial"/>
-          <w:lang w:val="en-US"/>
-        </w:rPr>
-        <w:tab/>
-        <w:t xml:space="preserve">This study delves into the implementation and impact of a fun and accessible quiz application, </w:t>
-      </w:r>
-      <w:proofErr w:type="gramStart"/>
-      <w:r>
-        <w:rPr>
-          <w:rFonts w:ascii="Arial" w:hAnsi="Arial" w:cs="Arial"/>
-          <w:lang w:val="en-US"/>
-        </w:rPr>
-        <w:t>that</w:t>
-      </w:r>
-      <w:proofErr w:type="gramEnd"/>
-      <w:r>
-        <w:rPr>
-          <w:rFonts w:ascii="Arial" w:hAnsi="Arial" w:cs="Arial"/>
-          <w:lang w:val="en-US"/>
-        </w:rPr>
-        <w:t xml:space="preserve"> can host and monitor quiz sessions offline.</w:t>
-      </w:r>
-    </w:p>
-    <w:p>
-      <w:pPr>
-        <w:spacing w:after="0" w:line="480" w:lineRule="auto"/>
-        <w:jc w:val="both"/>
-        <w:rPr>
-          <w:rFonts w:ascii="Arial" w:hAnsi="Arial" w:cs="Arial"/>
-          <w:b/>
-          <w:bCs/>
-          <w:lang w:val="en-US"/>
-        </w:rPr>
-      </w:pPr>
-    </w:p>
-    <w:p>
-      <w:pPr>
-        <w:spacing w:after="0" w:line="480" w:lineRule="auto"/>
-        <w:jc w:val="both"/>
-        <w:rPr>
-          <w:rFonts w:ascii="Arial" w:hAnsi="Arial" w:cs="Arial"/>
-          <w:b/>
-          <w:bCs/>
-          <w:lang w:val="en-US"/>
-        </w:rPr>
-      </w:pPr>
-    </w:p>
-    <w:p>
-      <w:pPr>
-        <w:spacing w:after="0" w:line="480" w:lineRule="auto"/>
-        <w:jc w:val="both"/>
-        <w:rPr>
-          <w:rFonts w:ascii="Arial" w:hAnsi="Arial" w:cs="Arial"/>
-          <w:b/>
-          <w:bCs/>
-          <w:lang w:val="en-US"/>
-        </w:rPr>
-      </w:pPr>
-    </w:p>
-    <w:p>
-      <w:pPr>
-        <w:spacing w:after="0" w:line="480" w:lineRule="auto"/>
-        <w:jc w:val="both"/>
-        <w:rPr>
-          <w:rFonts w:ascii="Arial" w:hAnsi="Arial" w:cs="Arial"/>
-          <w:b/>
-          <w:bCs/>
-          <w:lang w:val="en-US"/>
-        </w:rPr>
-      </w:pPr>
-    </w:p>
-    <w:p>
-      <w:pPr>
-        <w:spacing w:after="0" w:line="480" w:lineRule="auto"/>
-        <w:jc w:val="both"/>
-        <w:rPr>
-          <w:rFonts w:ascii="Arial" w:hAnsi="Arial" w:cs="Arial"/>
-          <w:b/>
-          <w:bCs/>
-          <w:lang w:val="en-US"/>
-        </w:rPr>
-      </w:pPr>
-    </w:p>
-    <w:p>
-      <w:pPr>
-        <w:spacing w:after="0" w:line="480" w:lineRule="auto"/>
-        <w:jc w:val="both"/>
-        <w:rPr>
-          <w:rFonts w:ascii="Arial" w:hAnsi="Arial" w:cs="Arial"/>
-          <w:b/>
-          <w:bCs/>
-          <w:lang w:val="en-US"/>
-        </w:rPr>
-      </w:pPr>
-    </w:p>
-    <w:p>
-      <w:pPr>
-        <w:spacing w:after="0" w:line="480" w:lineRule="auto"/>
-        <w:jc w:val="both"/>
-        <w:rPr>
-          <w:rFonts w:ascii="Arial" w:hAnsi="Arial" w:cs="Arial"/>
-          <w:b/>
-          <w:bCs/>
-          <w:lang w:val="en-US"/>
-        </w:rPr>
-      </w:pPr>
-    </w:p>
-    <w:p>
-      <w:pPr>
-        <w:spacing w:after="0" w:line="480" w:lineRule="auto"/>
-        <w:jc w:val="both"/>
-        <w:rPr>
-          <w:rFonts w:ascii="Arial" w:hAnsi="Arial" w:cs="Arial"/>
-          <w:b/>
-          <w:bCs/>
-          <w:lang w:val="en-US"/>
-        </w:rPr>
-      </w:pPr>
-    </w:p>
-    <w:p>
-      <w:pPr>
-        <w:spacing w:after="0" w:line="480" w:lineRule="auto"/>
-        <w:jc w:val="both"/>
-        <w:rPr>
-          <w:rFonts w:ascii="Arial" w:hAnsi="Arial" w:cs="Arial"/>
-        </w:rPr>
-      </w:pPr>
-    </w:p>
-    <w:p>
-      <w:pPr>
-        <w:spacing w:after="0" w:line="480" w:lineRule="auto"/>
-        <w:jc w:val="both"/>
-        <w:rPr>
-          <w:rFonts w:ascii="Arial" w:hAnsi="Arial" w:cs="Arial"/>
-        </w:rPr>
-      </w:pPr>
-      <w:r>
-        <w:rPr>
-          <w:rFonts w:ascii="Arial" w:hAnsi="Arial" w:cs="Arial"/>
-          <w:b/>
-          <w:bCs/>
-          <w:lang w:val="en-US"/>
-        </w:rPr>
-        <w:lastRenderedPageBreak/>
-        <w:t xml:space="preserve">Background of </w:t>
-      </w:r>
-      <w:proofErr w:type="gramStart"/>
-      <w:r>
-        <w:rPr>
-          <w:rFonts w:ascii="Arial" w:hAnsi="Arial" w:cs="Arial"/>
-          <w:b/>
-          <w:bCs/>
-          <w:lang w:val="en-US"/>
-        </w:rPr>
-        <w:t>the Study</w:t>
-      </w:r>
-      <w:proofErr w:type="gramEnd"/>
-    </w:p>
-    <w:p>
-      <w:pPr>
-        <w:spacing w:after="0" w:line="480" w:lineRule="auto"/>
-        <w:jc w:val="both"/>
-        <w:rPr>
-          <w:rFonts w:ascii="Arial" w:hAnsi="Arial" w:cs="Arial"/>
-          <w:lang w:val="en-US"/>
-        </w:rPr>
-      </w:pPr>
-      <w:r>
-        <w:rPr>
-          <w:rFonts w:ascii="Arial" w:hAnsi="Arial" w:cs="Arial"/>
-          <w:b/>
-          <w:bCs/>
-          <w:lang w:val="en-US"/>
-        </w:rPr>
-        <w:tab/>
-      </w:r>
-      <w:r>
-        <w:rPr>
-          <w:rFonts w:ascii="Arial" w:hAnsi="Arial" w:cs="Arial"/>
-          <w:lang w:val="en-US"/>
-        </w:rPr>
-        <w:t xml:space="preserve">The goal of this study is to develop a substitute application that offers teachers and students a quiz </w:t>
-      </w:r>
-      <w:r>
-        <w:rPr>
-          <w:rFonts w:ascii="Arial" w:hAnsi="Arial" w:cs="Arial"/>
-          <w:lang w:val="en-US"/>
-        </w:rPr>
-        <w:t xml:space="preserve">application </w:t>
-      </w:r>
-      <w:r>
-        <w:rPr>
-          <w:rFonts w:ascii="Arial" w:hAnsi="Arial" w:cs="Arial"/>
-          <w:lang w:val="en-US"/>
-        </w:rPr>
-        <w:t>without the need for the internet</w:t>
-      </w:r>
-      <w:proofErr w:type="gramStart"/>
-      <w:r>
-        <w:rPr>
-          <w:rFonts w:ascii="Arial" w:hAnsi="Arial" w:cs="Arial"/>
-          <w:lang w:val="en-US"/>
-        </w:rPr>
-        <w:t xml:space="preserve">.  </w:t>
-      </w:r>
-      <w:proofErr w:type="gramEnd"/>
-      <w:r>
-        <w:rPr>
-          <w:rFonts w:ascii="Arial" w:hAnsi="Arial" w:cs="Arial"/>
-          <w:lang w:val="en-US"/>
-        </w:rPr>
-        <w:t>The purpose of the project is to assist educators in developing tests in a particular field even in the absence of internet access</w:t>
-      </w:r>
-      <w:proofErr w:type="gramStart"/>
-      <w:r>
-        <w:rPr>
-          <w:rFonts w:ascii="Arial" w:hAnsi="Arial" w:cs="Arial"/>
-          <w:lang w:val="en-US"/>
-        </w:rPr>
-        <w:t>.  Some</w:t>
-      </w:r>
-      <w:proofErr w:type="gramEnd"/>
-      <w:r>
-        <w:rPr>
-          <w:rFonts w:ascii="Arial" w:hAnsi="Arial" w:cs="Arial"/>
-          <w:lang w:val="en-US"/>
-        </w:rPr>
-        <w:t xml:space="preserve"> pupils are dependent on their devices and have an attachment to them</w:t>
-      </w:r>
-      <w:proofErr w:type="gramStart"/>
-      <w:r>
-        <w:rPr>
-          <w:rFonts w:ascii="Arial" w:hAnsi="Arial" w:cs="Arial"/>
-          <w:lang w:val="en-US"/>
-        </w:rPr>
-        <w:t xml:space="preserve">.  </w:t>
-      </w:r>
-      <w:proofErr w:type="gramEnd"/>
-      <w:r>
-        <w:rPr>
-          <w:rFonts w:ascii="Arial" w:hAnsi="Arial" w:cs="Arial"/>
-          <w:lang w:val="en-US"/>
-        </w:rPr>
-        <w:t>Therefore, using gadgets will undoubtedly contribute to giving technology a purpose</w:t>
-      </w:r>
-      <w:proofErr w:type="gramStart"/>
-      <w:r>
-        <w:rPr>
-          <w:rFonts w:ascii="Arial" w:hAnsi="Arial" w:cs="Arial"/>
-          <w:lang w:val="en-US"/>
-        </w:rPr>
-        <w:t xml:space="preserve">.  </w:t>
-      </w:r>
-      <w:proofErr w:type="gramEnd"/>
-      <w:r>
-        <w:rPr>
-          <w:rFonts w:ascii="Arial" w:hAnsi="Arial" w:cs="Arial"/>
-          <w:lang w:val="en-US"/>
-        </w:rPr>
-        <w:t>It will also be of great assistance in areas where internet connectivity is lacking</w:t>
-      </w:r>
-      <w:proofErr w:type="gramStart"/>
-      <w:r>
-        <w:rPr>
-          <w:rFonts w:ascii="Arial" w:hAnsi="Arial" w:cs="Arial"/>
-          <w:lang w:val="en-US"/>
-        </w:rPr>
-        <w:t xml:space="preserve">.  </w:t>
-      </w:r>
-      <w:proofErr w:type="gramEnd"/>
-      <w:r>
-        <w:rPr>
-          <w:rFonts w:ascii="Arial" w:hAnsi="Arial" w:cs="Arial"/>
-          <w:lang w:val="en-US"/>
-        </w:rPr>
-        <w:t>Additionally, it will offer a paywall-free application to all users</w:t>
-      </w:r>
-      <w:proofErr w:type="gramStart"/>
-      <w:r>
-        <w:rPr>
-          <w:rFonts w:ascii="Arial" w:hAnsi="Arial" w:cs="Arial"/>
-          <w:lang w:val="en-US"/>
-        </w:rPr>
-        <w:t xml:space="preserve">.  </w:t>
-      </w:r>
-      <w:proofErr w:type="gramEnd"/>
-      <w:r>
-        <w:rPr>
-          <w:rFonts w:ascii="Arial" w:hAnsi="Arial" w:cs="Arial"/>
-          <w:lang w:val="en-US"/>
-        </w:rPr>
-        <w:t xml:space="preserve">The development of an offline quiz </w:t>
+    </w:p>
+    <w:p>
+      <w:pPr>
+        <w:spacing w:after="0" w:line="480" w:lineRule="auto"/>
+        <w:ind w:firstLine="720"/>
+        <w:jc w:val="both"/>
+        <w:rPr>
+          <w:rFonts w:ascii="Arial" w:hAnsi="Arial" w:cs="Arial"/>
+          <w:lang w:val="en-US"/>
+        </w:rPr>
+      </w:pPr>
+      <w:r>
+        <w:rPr>
+          <w:rFonts w:ascii="Arial" w:hAnsi="Arial" w:cs="Arial"/>
+          <w:lang w:val="en-US"/>
+        </w:rPr>
+        <w:t xml:space="preserve">This study explores the feasibility, advantages, and implementation of an offline quiz </w:t>
       </w:r>
       <w:r>
         <w:rPr>
@@ -1203,117 +1049,7 @@
           <w:rFonts w:ascii="Arial" w:hAnsi="Arial" w:cs="Arial"/>
           <w:lang w:val="en-US"/>
         </w:rPr>
-        <w:t xml:space="preserve"> aims to enhance security, </w:t>
-      </w:r>
-      <w:proofErr w:type="gramStart"/>
-      <w:r>
-        <w:rPr>
-          <w:rFonts w:ascii="Arial" w:hAnsi="Arial" w:cs="Arial"/>
-          <w:lang w:val="en-US"/>
-        </w:rPr>
-        <w:t>accuracy</w:t>
-      </w:r>
-      <w:proofErr w:type="gramEnd"/>
-      <w:r>
-        <w:rPr>
-          <w:rFonts w:ascii="Arial" w:hAnsi="Arial" w:cs="Arial"/>
-          <w:lang w:val="en-US"/>
-        </w:rPr>
-        <w:t xml:space="preserve"> and accessibility in various learning environments</w:t>
-      </w:r>
-      <w:proofErr w:type="gramStart"/>
-      <w:r>
-        <w:rPr>
-          <w:rFonts w:ascii="Arial" w:hAnsi="Arial" w:cs="Arial"/>
-          <w:lang w:val="en-US"/>
-        </w:rPr>
-        <w:t xml:space="preserve">.  </w:t>
-      </w:r>
-      <w:proofErr w:type="gramEnd"/>
-      <w:r>
-        <w:rPr>
-          <w:rFonts w:ascii="Arial" w:hAnsi="Arial" w:cs="Arial"/>
-          <w:lang w:val="en-US"/>
-        </w:rPr>
-        <w:t>The intended purpose of the study is to assess the development of a different, entertaining, and user-friendly quiz creator application that can function live offline</w:t>
-      </w:r>
-      <w:proofErr w:type="gramStart"/>
-      <w:r>
-        <w:rPr>
-          <w:rFonts w:ascii="Arial" w:hAnsi="Arial" w:cs="Arial"/>
-          <w:lang w:val="en-US"/>
-        </w:rPr>
-        <w:t xml:space="preserve">.  </w:t>
-      </w:r>
-      <w:proofErr w:type="gramEnd"/>
-      <w:r>
-        <w:rPr>
-          <w:rFonts w:ascii="Arial" w:hAnsi="Arial" w:cs="Arial"/>
-          <w:lang w:val="en-US"/>
-        </w:rPr>
-        <w:t>Additionally, it enables users to design and administer quizzes in classrooms, workplaces, or remote areas without disruptions caused by network issue</w:t>
-      </w:r>
-      <w:r>
-        <w:rPr>
-          <w:rFonts w:ascii="Arial" w:hAnsi="Arial" w:cs="Arial"/>
-          <w:lang w:val="en-US"/>
-        </w:rPr>
-        <w:t>s</w:t>
-      </w:r>
-      <w:r>
-        <w:rPr>
-          <w:rFonts w:ascii="Arial" w:hAnsi="Arial" w:cs="Arial"/>
-          <w:lang w:val="en-US"/>
-        </w:rPr>
-        <w:t>.</w:t>
-      </w:r>
-    </w:p>
-    <w:p>
-      <w:pPr>
-        <w:spacing w:after="0" w:line="480" w:lineRule="auto"/>
-        <w:ind w:firstLine="720"/>
-        <w:jc w:val="both"/>
-        <w:rPr>
-          <w:rFonts w:ascii="Arial" w:hAnsi="Arial" w:cs="Arial"/>
-          <w:lang w:val="en-US"/>
-        </w:rPr>
-      </w:pPr>
-      <w:r>
-        <w:rPr>
-          <w:rFonts w:ascii="Arial" w:hAnsi="Arial" w:cs="Arial"/>
-          <w:lang w:val="en-US"/>
-        </w:rPr>
-        <w:t xml:space="preserve">This study explores the feasibility, advantages, and implementation of an offline quiz </w:t>
-      </w:r>
-      <w:r>
-        <w:rPr>
-          <w:rFonts w:ascii="Arial" w:hAnsi="Arial" w:cs="Arial"/>
-          <w:lang w:val="en-US"/>
-        </w:rPr>
-        <w:t>application</w:t>
-      </w:r>
-      <w:r>
-        <w:rPr>
-          <w:rFonts w:ascii="Arial" w:hAnsi="Arial" w:cs="Arial"/>
-          <w:lang w:val="en-US"/>
-        </w:rPr>
-        <w:t xml:space="preserve"> with live functionality, focusing on its impact on learning experiences, usability, and reliability</w:t>
-      </w:r>
-      <w:proofErr w:type="gramStart"/>
-      <w:r>
-        <w:rPr>
-          <w:rFonts w:ascii="Arial" w:hAnsi="Arial" w:cs="Arial"/>
-          <w:lang w:val="en-US"/>
-        </w:rPr>
-        <w:t xml:space="preserve">.  </w:t>
-      </w:r>
-      <w:proofErr w:type="gramEnd"/>
-      <w:r>
-        <w:rPr>
-          <w:rFonts w:ascii="Arial" w:hAnsi="Arial" w:cs="Arial"/>
-          <w:lang w:val="en-US"/>
-        </w:rPr>
-        <w:t>By leveraging local storage and real-time interaction features, the system seeks to provide an effective alternative to online quiz platforms, ensuring seamless assessment experiences in diverse educational and professional settings.</w:t>
+        <w:t xml:space="preserve"> with live functionality, focusing on its impact on learning experiences, usability, and reliability.  By leveraging local storage and real-time interaction features, the system seeks to provide an effective alternative to online quiz platforms, ensuring seamless assessment experiences in diverse educational and professional settings.</w:t>
       </w:r>
     </w:p>
     <w:p>
@@ -4203,7 +3939,6 @@
           <w14:ligatures w14:val="none"/>
         </w:rPr>
       </w:pPr>
-      <w:proofErr w:type="gramStart"/>
       <w:r>
         <w:rPr>
           <w:rFonts w:ascii="Arial" w:eastAsiaTheme="minorEastAsia" w:hAnsi="Arial" w:cs="Arial"/>
@@ -4222,7 +3957,6 @@
         </w:rPr>
         <w:t>;</w:t>
       </w:r>
-      <w:proofErr w:type="gramEnd"/>
     </w:p>
     <w:p>
       <w:pPr>
@@ -4458,27 +4192,7 @@
           <w:lang w:val="en-US" w:eastAsia="zh-CN"/>
           <w14:ligatures w14:val="none"/>
         </w:rPr>
-        <w:t xml:space="preserve">Is there any </w:t>
-      </w:r>
-      <w:proofErr w:type="gramStart"/>
-      <w:r>
-        <w:rPr>
-          <w:rFonts w:ascii="Arial" w:eastAsiaTheme="minorEastAsia" w:hAnsi="Arial" w:cs="Arial"/>
-          <w:kern w:val="0"/>
-          <w:lang w:val="en-US" w:eastAsia="zh-CN"/>
-          <w14:ligatures w14:val="none"/>
-        </w:rPr>
-        <w:t>significant relationship</w:t>
-      </w:r>
-      <w:proofErr w:type="gramEnd"/>
-      <w:r>
-        <w:rPr>
-          <w:rFonts w:ascii="Arial" w:eastAsiaTheme="minorEastAsia" w:hAnsi="Arial" w:cs="Arial"/>
-          <w:kern w:val="0"/>
-          <w:lang w:val="en-US" w:eastAsia="zh-CN"/>
-          <w14:ligatures w14:val="none"/>
-        </w:rPr>
-        <w:t xml:space="preserve"> between the </w:t>
+        <w:t xml:space="preserve">Is there any significant relationship between the </w:t>
       </w:r>
       <w:r>
         <w:rPr>
@@ -4780,27 +4494,7 @@
           <w:lang w:val="en-US" w:eastAsia="zh-CN"/>
           <w14:ligatures w14:val="none"/>
         </w:rPr>
-        <w:t xml:space="preserve"> </w:t>
-      </w:r>
-      <w:proofErr w:type="gramStart"/>
-      <w:r>
-        <w:rPr>
-          <w:rFonts w:ascii="Arial" w:eastAsiaTheme="minorEastAsia" w:hAnsi="Arial" w:cs="Arial"/>
-          <w:kern w:val="0"/>
-          <w:lang w:val="en-US" w:eastAsia="zh-CN"/>
-          <w14:ligatures w14:val="none"/>
-        </w:rPr>
-        <w:t>significant relationship</w:t>
-      </w:r>
-      <w:proofErr w:type="gramEnd"/>
-      <w:r>
-        <w:rPr>
-          <w:rFonts w:ascii="Arial" w:eastAsiaTheme="minorEastAsia" w:hAnsi="Arial" w:cs="Arial"/>
-          <w:kern w:val="0"/>
-          <w:lang w:val="en-US" w:eastAsia="zh-CN"/>
-          <w14:ligatures w14:val="none"/>
-        </w:rPr>
-        <w:t xml:space="preserve"> between the accessibility and usability of the </w:t>
+        <w:t xml:space="preserve"> significant relationship between the accessibility and usability of the </w:t>
       </w:r>
       <w:r>
         <w:rPr>
@@ -6682,35 +6376,7 @@
           <w:rFonts w:ascii="Arial" w:hAnsi="Arial" w:cs="Arial"/>
           <w:bCs/>
         </w:rPr>
-        <w:t>This study will be conducted in S</w:t>
-      </w:r>
-      <w:r>
-        <w:rPr>
-          <w:rFonts w:ascii="Arial" w:hAnsi="Arial" w:cs="Arial"/>
-          <w:bCs/>
-        </w:rPr>
-        <w:t>ta.</w:t>
-      </w:r>
-      <w:r>
-        <w:rPr>
-          <w:rFonts w:ascii="Arial" w:hAnsi="Arial" w:cs="Arial"/>
-          <w:bCs/>
-        </w:rPr>
-        <w:t xml:space="preserve"> Maria Integrated High School during the first semester of the academic year 2025-2026.</w:t>
-      </w:r>
-      <w:r>
-        <w:rPr>
-          <w:rFonts w:ascii="Arial" w:hAnsi="Arial" w:cs="Arial"/>
-          <w:bCs/>
-        </w:rPr>
-        <w:t xml:space="preserve">  </w:t>
-      </w:r>
-      <w:r>
-        <w:rPr>
-          <w:rFonts w:ascii="Arial" w:hAnsi="Arial" w:cs="Arial"/>
-          <w:bCs/>
-        </w:rPr>
-        <w:t>The re</w:t>
+        <w:t>This study will be conducted in Sta. Maria Integrated High School during the first semester of the academic year 2025-2026.  The re</w:t>
       </w:r>
       <w:r>
         <w:rPr>
@@ -6889,13 +6555,7 @@
         <w:rPr>
           <w:rFonts w:ascii="Arial" w:hAnsi="Arial" w:cs="Arial"/>
         </w:rPr>
-        <w:t>experimentation</w:t>
-      </w:r>
-      <w:r>
-        <w:rPr>
-          <w:rFonts w:ascii="Arial" w:hAnsi="Arial" w:cs="Arial"/>
-        </w:rPr>
-        <w:t>-like-</w:t>
+        <w:t>experimentation-like-</w:t>
       </w:r>
       <w:r>
         <w:rPr>
@@ -7055,21 +6715,7 @@
           <w:rFonts w:ascii="Arial" w:hAnsi="Arial" w:cs="Arial"/>
           <w:bCs/>
         </w:rPr>
-        <w:t>Th</w:t>
-      </w:r>
-      <w:r>
-        <w:rPr>
-          <w:rFonts w:ascii="Arial" w:hAnsi="Arial" w:cs="Arial"/>
-          <w:bCs/>
-        </w:rPr>
-        <w:t>is study</w:t>
-      </w:r>
-      <w:r>
-        <w:rPr>
-          <w:rFonts w:ascii="Arial" w:hAnsi="Arial" w:cs="Arial"/>
-          <w:bCs/>
-        </w:rPr>
-        <w:t xml:space="preserve"> will</w:t>
+        <w:t>This study will</w:t>
       </w:r>
       <w:r>
         <w:rPr>
@@ -7084,35 +6730,7 @@
           <w:rFonts w:ascii="Arial" w:hAnsi="Arial" w:cs="Arial"/>
           <w:bCs/>
         </w:rPr>
-        <w:t>emplo</w:t>
-      </w:r>
-      <w:r>
-        <w:rPr>
-          <w:rFonts w:ascii="Arial" w:hAnsi="Arial" w:cs="Arial"/>
-          <w:bCs/>
-        </w:rPr>
-        <w:t>y</w:t>
-      </w:r>
-      <w:r>
-        <w:rPr>
-          <w:rFonts w:ascii="Arial" w:hAnsi="Arial" w:cs="Arial"/>
-          <w:bCs/>
-        </w:rPr>
-        <w:t xml:space="preserve"> a purposive sampling technique, which </w:t>
-      </w:r>
-      <w:r>
-        <w:rPr>
-          <w:rFonts w:ascii="Arial" w:hAnsi="Arial" w:cs="Arial"/>
-          <w:bCs/>
-        </w:rPr>
-        <w:t>is</w:t>
-      </w:r>
-      <w:r>
-        <w:rPr>
-          <w:rFonts w:ascii="Arial" w:hAnsi="Arial" w:cs="Arial"/>
-          <w:bCs/>
-        </w:rPr>
-        <w:t xml:space="preserve"> deemed to be most appropriate for this study.  This technique is applied when the sample must have qualities, thus only individuals that realize the criteria are choose. Additionally, the researchers will focus on Grade 10 students in Sta. Maria Integrated High School. This focuses on ensuring that the sample aligns closely with the research objectives, as these students are having a cellphone to use the benefits from using our product.</w:t>
+        <w:t>employ a purposive sampling technique, which is deemed to be most appropriate for this study.  This technique is applied when the sample must have qualities, thus only individuals that realize the criteria are choose. Additionally, the researchers will focus on Grade 10 students in Sta. Maria Integrated High School. This focuses on ensuring that the sample aligns closely with the research objectives, as these students are having a cellphone to use the benefits from using our product.</w:t>
       </w:r>
     </w:p>
     <w:p>
@@ -7146,31 +6764,7 @@
         <w:rPr>
           <w:rFonts w:ascii="Arial" w:hAnsi="Arial" w:cs="Arial"/>
         </w:rPr>
-        <w:t>The tools and equipment</w:t>
-      </w:r>
-      <w:r>
-        <w:rPr>
-          <w:rFonts w:ascii="Arial" w:hAnsi="Arial" w:cs="Arial"/>
-        </w:rPr>
-        <w:t xml:space="preserve"> to be</w:t>
-      </w:r>
-      <w:r>
-        <w:rPr>
-          <w:rFonts w:ascii="Arial" w:hAnsi="Arial" w:cs="Arial"/>
-        </w:rPr>
-        <w:t xml:space="preserve"> used </w:t>
-      </w:r>
-      <w:r>
-        <w:rPr>
-          <w:rFonts w:ascii="Arial" w:hAnsi="Arial" w:cs="Arial"/>
-        </w:rPr>
-        <w:t>in</w:t>
-      </w:r>
-      <w:r>
-        <w:rPr>
-          <w:rFonts w:ascii="Arial" w:hAnsi="Arial" w:cs="Arial"/>
-        </w:rPr>
-        <w:t xml:space="preserve"> the development of Quieazy are given below:</w:t>
+        <w:t>The tools and equipment to be used in the development of Quieazy are given below:</w:t>
       </w:r>
     </w:p>
     <w:p>
@@ -7524,23 +7118,7 @@
           <w:rFonts w:ascii="Arial" w:hAnsi="Arial" w:cs="Arial"/>
           <w:lang w:val="en-US"/>
         </w:rPr>
-        <w:t xml:space="preserve">In this section, the cost and material amount </w:t>
-      </w:r>
-      <w:proofErr w:type="gramStart"/>
-      <w:r>
-        <w:rPr>
-          <w:rFonts w:ascii="Arial" w:hAnsi="Arial" w:cs="Arial"/>
-          <w:lang w:val="en-US"/>
-        </w:rPr>
-        <w:t>are listed</w:t>
-      </w:r>
-      <w:proofErr w:type="gramEnd"/>
-      <w:r>
-        <w:rPr>
-          <w:rFonts w:ascii="Arial" w:hAnsi="Arial" w:cs="Arial"/>
-          <w:lang w:val="en-US"/>
-        </w:rPr>
-        <w:t>.</w:t>
+        <w:t>In this section, the cost and material amount are listed.</w:t>
       </w:r>
     </w:p>
     <w:tbl>
@@ -7947,30 +7525,14 @@
           <w:rFonts w:ascii="Arial" w:hAnsi="Arial" w:cs="Arial"/>
           <w:lang w:val="en-US"/>
         </w:rPr>
-        <w:t xml:space="preserve"> layout by hand</w:t>
-      </w:r>
-      <w:proofErr w:type="gramStart"/>
-      <w:r>
-        <w:rPr>
-          <w:rFonts w:ascii="Arial" w:hAnsi="Arial" w:cs="Arial"/>
-          <w:lang w:val="en-US"/>
-        </w:rPr>
-        <w:t>.</w:t>
-      </w:r>
-      <w:r>
-        <w:rPr>
-          <w:rFonts w:ascii="Arial" w:hAnsi="Arial" w:cs="Arial"/>
-          <w:lang w:val="en-US"/>
-        </w:rPr>
-        <w:t xml:space="preserve">  </w:t>
-      </w:r>
-      <w:proofErr w:type="gramEnd"/>
-      <w:r>
-        <w:rPr>
-          <w:rFonts w:ascii="Arial" w:hAnsi="Arial" w:cs="Arial"/>
-          <w:lang w:val="en-US"/>
-        </w:rPr>
-        <w:t>This will help in making the application look familiar</w:t>
+        <w:t xml:space="preserve"> layout by hand.</w:t>
+      </w:r>
+      <w:r>
+        <w:rPr>
+          <w:rFonts w:ascii="Arial" w:hAnsi="Arial" w:cs="Arial"/>
+          <w:lang w:val="en-US"/>
+        </w:rPr>
+        <w:t xml:space="preserve">  This will help in making the application look familiar</w:t>
       </w:r>
       <w:r>
         <w:rPr>
@@ -7984,15 +7546,7 @@
           <w:rFonts w:ascii="Arial" w:hAnsi="Arial" w:cs="Arial"/>
           <w:lang w:val="en-US"/>
         </w:rPr>
-        <w:t>to users</w:t>
-      </w:r>
-      <w:proofErr w:type="gramStart"/>
-      <w:r>
-        <w:rPr>
-          <w:rFonts w:ascii="Arial" w:hAnsi="Arial" w:cs="Arial"/>
-          <w:lang w:val="en-US"/>
-        </w:rPr>
-        <w:t>.</w:t>
+        <w:t>to users.</w:t>
       </w:r>
       <w:r>
         <w:rPr>
@@ -8008,7 +7562,6 @@
         </w:rPr>
         <w:t xml:space="preserve"> </w:t>
       </w:r>
-      <w:proofErr w:type="gramEnd"/>
       <w:r>
         <w:rPr>
           <w:rFonts w:ascii="Arial" w:hAnsi="Arial" w:cs="Arial"/>
@@ -8116,17 +7669,8 @@
           <w:rFonts w:ascii="Arial" w:hAnsi="Arial" w:cs="Arial"/>
           <w:lang w:val="en-US"/>
         </w:rPr>
-        <w:t xml:space="preserve">ming language </w:t>
-      </w:r>
-      <w:proofErr w:type="gramStart"/>
-      <w:r>
-        <w:rPr>
-          <w:rFonts w:ascii="Arial" w:hAnsi="Arial" w:cs="Arial"/>
-          <w:lang w:val="en-US"/>
-        </w:rPr>
-        <w:t>being used</w:t>
-      </w:r>
-      <w:proofErr w:type="gramEnd"/>
+        <w:t>ming language being used</w:t>
+      </w:r>
       <w:r>
         <w:rPr>
           <w:rFonts w:ascii="Arial" w:hAnsi="Arial" w:cs="Arial"/>
@@ -8155,7 +7699,6 @@
         </w:rPr>
         <w:t xml:space="preserve"> to learn and work with</w:t>
       </w:r>
-      <w:proofErr w:type="gramStart"/>
       <w:r>
         <w:rPr>
           <w:rFonts w:ascii="Arial" w:hAnsi="Arial" w:cs="Arial"/>
@@ -8177,29 +7720,12 @@
         </w:rPr>
         <w:t xml:space="preserve"> </w:t>
       </w:r>
-      <w:proofErr w:type="gramEnd"/>
-      <w:r>
-        <w:rPr>
-          <w:rFonts w:ascii="Arial" w:hAnsi="Arial" w:cs="Arial"/>
-          <w:lang w:val="en-US"/>
-        </w:rPr>
-        <w:t xml:space="preserve">The application has </w:t>
-      </w:r>
-      <w:proofErr w:type="gramStart"/>
-      <w:r>
-        <w:rPr>
-          <w:rFonts w:ascii="Arial" w:hAnsi="Arial" w:cs="Arial"/>
-          <w:lang w:val="en-US"/>
-        </w:rPr>
-        <w:t>2</w:t>
-      </w:r>
-      <w:proofErr w:type="gramEnd"/>
-      <w:r>
-        <w:rPr>
-          <w:rFonts w:ascii="Arial" w:hAnsi="Arial" w:cs="Arial"/>
-          <w:lang w:val="en-US"/>
-        </w:rPr>
-        <w:t xml:space="preserve"> separate </w:t>
+      <w:r>
+        <w:rPr>
+          <w:rFonts w:ascii="Arial" w:hAnsi="Arial" w:cs="Arial"/>
+          <w:lang w:val="en-US"/>
+        </w:rPr>
+        <w:t xml:space="preserve">The application has 2 separate </w:t>
       </w:r>
       <w:r>
         <w:rPr>
@@ -8213,15 +7739,7 @@
           <w:rFonts w:ascii="Arial" w:hAnsi="Arial" w:cs="Arial"/>
           <w:lang w:val="en-US"/>
         </w:rPr>
-        <w:t>, one for mobile development and the other for desktops</w:t>
-      </w:r>
-      <w:proofErr w:type="gramStart"/>
-      <w:r>
-        <w:rPr>
-          <w:rFonts w:ascii="Arial" w:hAnsi="Arial" w:cs="Arial"/>
-          <w:lang w:val="en-US"/>
-        </w:rPr>
-        <w:t>.</w:t>
+        <w:t>, one for mobile development and the other for desktops.</w:t>
       </w:r>
       <w:r>
         <w:rPr>
@@ -8237,37 +7755,19 @@
         </w:rPr>
         <w:t xml:space="preserve"> </w:t>
       </w:r>
-      <w:proofErr w:type="gramEnd"/>
-      <w:r>
-        <w:rPr>
-          <w:rFonts w:ascii="Arial" w:hAnsi="Arial" w:cs="Arial"/>
-          <w:lang w:val="en-US"/>
-        </w:rPr>
-        <w:t xml:space="preserve">The </w:t>
-      </w:r>
-      <w:proofErr w:type="gramStart"/>
-      <w:r>
-        <w:rPr>
-          <w:rFonts w:ascii="Arial" w:hAnsi="Arial" w:cs="Arial"/>
-          <w:lang w:val="en-US"/>
-        </w:rPr>
-        <w:t>2</w:t>
-      </w:r>
-      <w:proofErr w:type="gramEnd"/>
-      <w:r>
-        <w:rPr>
-          <w:rFonts w:ascii="Arial" w:hAnsi="Arial" w:cs="Arial"/>
-          <w:lang w:val="en-US"/>
-        </w:rPr>
-        <w:t xml:space="preserve"> platforms will use different executable frameworks to achieve better device compatibility while maintaining the use of JavaScript</w:t>
-      </w:r>
-      <w:proofErr w:type="gramStart"/>
-      <w:r>
-        <w:rPr>
-          <w:rFonts w:ascii="Arial" w:hAnsi="Arial" w:cs="Arial"/>
-          <w:lang w:val="en-US"/>
-        </w:rPr>
-        <w:t>.</w:t>
+      <w:r>
+        <w:rPr>
+          <w:rFonts w:ascii="Arial" w:hAnsi="Arial" w:cs="Arial"/>
+          <w:lang w:val="en-US"/>
+        </w:rPr>
+        <w:t xml:space="preserve">The 2 platforms will use different executable frameworks to achieve better device compatibility while maintaining the use of JavaScript.  </w:t>
+      </w:r>
+      <w:r>
+        <w:rPr>
+          <w:rFonts w:ascii="Arial" w:hAnsi="Arial" w:cs="Arial"/>
+          <w:lang w:val="en-US"/>
+        </w:rPr>
+        <w:t>Where the mobile executables will be made with Apache Cordova, and Electron for desktops.</w:t>
       </w:r>
       <w:r>
         <w:rPr>
@@ -8276,46 +7776,6 @@
         </w:rPr>
         <w:t xml:space="preserve">  </w:t>
       </w:r>
-      <w:proofErr w:type="gramEnd"/>
-      <w:r>
-        <w:rPr>
-          <w:rFonts w:ascii="Arial" w:hAnsi="Arial" w:cs="Arial"/>
-          <w:lang w:val="en-US"/>
-        </w:rPr>
-        <w:t xml:space="preserve">Where the mobile executables will </w:t>
-      </w:r>
-      <w:proofErr w:type="gramStart"/>
-      <w:r>
-        <w:rPr>
-          <w:rFonts w:ascii="Arial" w:hAnsi="Arial" w:cs="Arial"/>
-          <w:lang w:val="en-US"/>
-        </w:rPr>
-        <w:t>be made</w:t>
-      </w:r>
-      <w:proofErr w:type="gramEnd"/>
-      <w:r>
-        <w:rPr>
-          <w:rFonts w:ascii="Arial" w:hAnsi="Arial" w:cs="Arial"/>
-          <w:lang w:val="en-US"/>
-        </w:rPr>
-        <w:t xml:space="preserve"> with Apache Cordova, and Electron for desktops</w:t>
-      </w:r>
-      <w:proofErr w:type="gramStart"/>
-      <w:r>
-        <w:rPr>
-          <w:rFonts w:ascii="Arial" w:hAnsi="Arial" w:cs="Arial"/>
-          <w:lang w:val="en-US"/>
-        </w:rPr>
-        <w:t>.</w:t>
-      </w:r>
-      <w:r>
-        <w:rPr>
-          <w:rFonts w:ascii="Arial" w:hAnsi="Arial" w:cs="Arial"/>
-          <w:lang w:val="en-US"/>
-        </w:rPr>
-        <w:t xml:space="preserve">  </w:t>
-      </w:r>
-      <w:proofErr w:type="gramEnd"/>
       <w:r>
         <w:rPr>
           <w:rFonts w:ascii="Arial" w:hAnsi="Arial" w:cs="Arial"/>
@@ -8349,23 +7809,7 @@
           <w:rFonts w:ascii="Arial" w:hAnsi="Arial" w:cs="Arial"/>
           <w:lang w:val="en-US"/>
         </w:rPr>
-        <w:t xml:space="preserve"> Crystal will </w:t>
-      </w:r>
-      <w:proofErr w:type="gramStart"/>
-      <w:r>
-        <w:rPr>
-          <w:rFonts w:ascii="Arial" w:hAnsi="Arial" w:cs="Arial"/>
-          <w:lang w:val="en-US"/>
-        </w:rPr>
-        <w:t>be used</w:t>
-      </w:r>
-      <w:proofErr w:type="gramEnd"/>
-      <w:r>
-        <w:rPr>
-          <w:rFonts w:ascii="Arial" w:hAnsi="Arial" w:cs="Arial"/>
-          <w:lang w:val="en-US"/>
-        </w:rPr>
-        <w:t xml:space="preserve"> </w:t>
+        <w:t xml:space="preserve"> Crystal will be used </w:t>
       </w:r>
       <w:r>
         <w:rPr>
@@ -8517,14 +7961,7 @@
           <w:rFonts w:ascii="Arial" w:hAnsi="Arial" w:cs="Arial"/>
           <w:lang w:val="en-US"/>
         </w:rPr>
-        <w:t xml:space="preserve">ing the </w:t>
-      </w:r>
-      <w:r>
-        <w:rPr>
-          <w:rFonts w:ascii="Arial" w:hAnsi="Arial" w:cs="Arial"/>
-          <w:lang w:val="en-US"/>
-        </w:rPr>
-        <w:t>prototype</w:t>
+        <w:t>ing the prototype</w:t>
       </w:r>
       <w:r>
         <w:rPr>
@@ -8538,23 +7975,7 @@
           <w:rFonts w:ascii="Arial" w:hAnsi="Arial" w:cs="Arial"/>
           <w:lang w:val="en-US"/>
         </w:rPr>
-        <w:t xml:space="preserve">the researchers will thoroughly </w:t>
-      </w:r>
-      <w:proofErr w:type="gramStart"/>
-      <w:r>
-        <w:rPr>
-          <w:rFonts w:ascii="Arial" w:hAnsi="Arial" w:cs="Arial"/>
-          <w:lang w:val="en-US"/>
-        </w:rPr>
-        <w:t>test</w:t>
-      </w:r>
-      <w:proofErr w:type="gramEnd"/>
-      <w:r>
-        <w:rPr>
-          <w:rFonts w:ascii="Arial" w:hAnsi="Arial" w:cs="Arial"/>
-          <w:lang w:val="en-US"/>
-        </w:rPr>
-        <w:t xml:space="preserve"> the application to maintain its stability and to reduce programming bug</w:t>
+        <w:t>the researchers will thoroughly test the application to maintain its stability and to reduce programming bug</w:t>
       </w:r>
       <w:r>
         <w:rPr>
@@ -8568,49 +7989,22 @@
           <w:rFonts w:ascii="Arial" w:hAnsi="Arial" w:cs="Arial"/>
           <w:lang w:val="en-US"/>
         </w:rPr>
-        <w:t>errors</w:t>
-      </w:r>
-      <w:proofErr w:type="gramStart"/>
-      <w:r>
-        <w:rPr>
-          <w:rFonts w:ascii="Arial" w:hAnsi="Arial" w:cs="Arial"/>
-          <w:lang w:val="en-US"/>
-        </w:rPr>
-        <w:t xml:space="preserve">.  </w:t>
-      </w:r>
-      <w:proofErr w:type="gramEnd"/>
-      <w:r>
-        <w:rPr>
-          <w:rFonts w:ascii="Arial" w:hAnsi="Arial" w:cs="Arial"/>
-          <w:lang w:val="en-US"/>
-        </w:rPr>
-        <w:t xml:space="preserve">Once the researchers </w:t>
-      </w:r>
-      <w:proofErr w:type="gramStart"/>
-      <w:r>
-        <w:rPr>
-          <w:rFonts w:ascii="Arial" w:hAnsi="Arial" w:cs="Arial"/>
-          <w:lang w:val="en-US"/>
-        </w:rPr>
-        <w:t>are sufficed</w:t>
-      </w:r>
-      <w:proofErr w:type="gramEnd"/>
-      <w:r>
-        <w:rPr>
-          <w:rFonts w:ascii="Arial" w:hAnsi="Arial" w:cs="Arial"/>
-          <w:lang w:val="en-US"/>
-        </w:rPr>
-        <w:t xml:space="preserve"> with the state of the application, it will </w:t>
-      </w:r>
-      <w:proofErr w:type="gramStart"/>
-      <w:r>
-        <w:rPr>
-          <w:rFonts w:ascii="Arial" w:hAnsi="Arial" w:cs="Arial"/>
-          <w:lang w:val="en-US"/>
-        </w:rPr>
-        <w:t>be distributed</w:t>
-      </w:r>
-      <w:proofErr w:type="gramEnd"/>
+        <w:t xml:space="preserve">errors.  Once the researchers are sufficed with the state of the application, it will be distributed </w:t>
+      </w:r>
+      <w:r>
+        <w:rPr>
+          <w:rFonts w:ascii="Arial" w:hAnsi="Arial" w:cs="Arial"/>
+          <w:lang w:val="en-US"/>
+        </w:rPr>
+        <w:t>in</w:t>
+      </w:r>
+      <w:r>
+        <w:rPr>
+          <w:rFonts w:ascii="Arial" w:hAnsi="Arial" w:cs="Arial"/>
+          <w:lang w:val="en-US"/>
+        </w:rPr>
+        <w:t xml:space="preserve"> several ways.  It can be distributed by</w:t>
+      </w:r>
       <w:r>
         <w:rPr>
           <w:rFonts w:ascii="Arial" w:hAnsi="Arial" w:cs="Arial"/>
@@ -8618,77 +8012,6 @@
         </w:rPr>
         <w:t xml:space="preserve"> </w:t>
       </w:r>
-      <w:proofErr w:type="gramStart"/>
-      <w:r>
-        <w:rPr>
-          <w:rFonts w:ascii="Arial" w:hAnsi="Arial" w:cs="Arial"/>
-          <w:lang w:val="en-US"/>
-        </w:rPr>
-        <w:t>on</w:t>
-      </w:r>
-      <w:proofErr w:type="gramEnd"/>
-      <w:r>
-        <w:rPr>
-          <w:rFonts w:ascii="Arial" w:hAnsi="Arial" w:cs="Arial"/>
-          <w:lang w:val="en-US"/>
-        </w:rPr>
-        <w:t xml:space="preserve"> </w:t>
-      </w:r>
-      <w:proofErr w:type="gramStart"/>
-      <w:r>
-        <w:rPr>
-          <w:rFonts w:ascii="Arial" w:hAnsi="Arial" w:cs="Arial"/>
-          <w:lang w:val="en-US"/>
-        </w:rPr>
-        <w:t>several</w:t>
-      </w:r>
-      <w:proofErr w:type="gramEnd"/>
-      <w:r>
-        <w:rPr>
-          <w:rFonts w:ascii="Arial" w:hAnsi="Arial" w:cs="Arial"/>
-          <w:lang w:val="en-US"/>
-        </w:rPr>
-        <w:t xml:space="preserve"> ways</w:t>
-      </w:r>
-      <w:proofErr w:type="gramStart"/>
-      <w:r>
-        <w:rPr>
-          <w:rFonts w:ascii="Arial" w:hAnsi="Arial" w:cs="Arial"/>
-          <w:lang w:val="en-US"/>
-        </w:rPr>
-        <w:t xml:space="preserve">.  </w:t>
-      </w:r>
-      <w:proofErr w:type="gramEnd"/>
-      <w:r>
-        <w:rPr>
-          <w:rFonts w:ascii="Arial" w:hAnsi="Arial" w:cs="Arial"/>
-          <w:lang w:val="en-US"/>
-        </w:rPr>
-        <w:t xml:space="preserve">It can </w:t>
-      </w:r>
-      <w:proofErr w:type="gramStart"/>
-      <w:r>
-        <w:rPr>
-          <w:rFonts w:ascii="Arial" w:hAnsi="Arial" w:cs="Arial"/>
-          <w:lang w:val="en-US"/>
-        </w:rPr>
-        <w:t>be distributed</w:t>
-      </w:r>
-      <w:proofErr w:type="gramEnd"/>
-      <w:r>
-        <w:rPr>
-          <w:rFonts w:ascii="Arial" w:hAnsi="Arial" w:cs="Arial"/>
-          <w:lang w:val="en-US"/>
-        </w:rPr>
-        <w:t xml:space="preserve"> by</w:t>
-      </w:r>
-      <w:r>
-        <w:rPr>
-          <w:rFonts w:ascii="Arial" w:hAnsi="Arial" w:cs="Arial"/>
-          <w:lang w:val="en-US"/>
-        </w:rPr>
-        <w:t xml:space="preserve"> </w:t>
-      </w:r>
       <w:r>
         <w:rPr>
           <w:rFonts w:ascii="Arial" w:hAnsi="Arial" w:cs="Arial"/>
@@ -8754,91 +8077,7 @@
           <w:rFonts w:ascii="Arial" w:hAnsi="Arial" w:cs="Arial"/>
           <w:bCs/>
         </w:rPr>
-        <w:t>In this research study, the researchers wil</w:t>
-      </w:r>
-      <w:r>
-        <w:rPr>
-          <w:rFonts w:ascii="Arial" w:hAnsi="Arial" w:cs="Arial"/>
-          <w:bCs/>
-        </w:rPr>
-        <w:t>l</w:t>
-      </w:r>
-      <w:r>
-        <w:rPr>
-          <w:rFonts w:ascii="Arial" w:hAnsi="Arial" w:cs="Arial"/>
-          <w:bCs/>
-        </w:rPr>
-        <w:t xml:space="preserve"> use a survey questionnaire to ‎collect, analyze, and measure data regarding the Quieazy application to determine</w:t>
-      </w:r>
-      <w:r>
-        <w:rPr>
-          <w:rFonts w:ascii="Arial" w:hAnsi="Arial" w:cs="Arial"/>
-          <w:bCs/>
-        </w:rPr>
-        <w:t xml:space="preserve"> its </w:t>
-      </w:r>
-      <w:r>
-        <w:rPr>
-          <w:rFonts w:ascii="Arial" w:hAnsi="Arial" w:cs="Arial"/>
-          <w:bCs/>
-        </w:rPr>
-        <w:t>acceptability and performance.</w:t>
-      </w:r>
-      <w:r>
-        <w:rPr>
-          <w:rFonts w:ascii="Arial" w:hAnsi="Arial" w:cs="Arial"/>
-          <w:bCs/>
-        </w:rPr>
-        <w:t xml:space="preserve">  </w:t>
-      </w:r>
-      <w:r>
-        <w:rPr>
-          <w:rFonts w:ascii="Arial" w:hAnsi="Arial" w:cs="Arial"/>
-          <w:bCs/>
-        </w:rPr>
-        <w:t>The instrument of the study w</w:t>
-      </w:r>
-      <w:r>
-        <w:rPr>
-          <w:rFonts w:ascii="Arial" w:hAnsi="Arial" w:cs="Arial"/>
-          <w:bCs/>
-        </w:rPr>
-        <w:t xml:space="preserve">ill be </w:t>
-      </w:r>
-      <w:r>
-        <w:rPr>
-          <w:rFonts w:ascii="Arial" w:hAnsi="Arial" w:cs="Arial"/>
-          <w:bCs/>
-        </w:rPr>
-        <w:t>inspected and assessed by the researchers to make sure it w</w:t>
-      </w:r>
-      <w:r>
-        <w:rPr>
-          <w:rFonts w:ascii="Arial" w:hAnsi="Arial" w:cs="Arial"/>
-          <w:bCs/>
-        </w:rPr>
-        <w:t>ill be</w:t>
-      </w:r>
-      <w:r>
-        <w:rPr>
-          <w:rFonts w:ascii="Arial" w:hAnsi="Arial" w:cs="Arial"/>
-          <w:bCs/>
-        </w:rPr>
-        <w:t xml:space="preserve"> accurate and effective before it is distributed.</w:t>
-      </w:r>
-      <w:r>
-        <w:rPr>
-          <w:rFonts w:ascii="Arial" w:hAnsi="Arial" w:cs="Arial"/>
-          <w:bCs/>
-        </w:rPr>
-        <w:t xml:space="preserve"> </w:t>
-      </w:r>
-      <w:r>
-        <w:rPr>
-          <w:rFonts w:ascii="Arial" w:hAnsi="Arial" w:cs="Arial"/>
-          <w:bCs/>
-        </w:rPr>
-        <w:t xml:space="preserve"> The questionnaire consisted of questions about the usability, design, security, graphical performance, and transmission continuity.</w:t>
+        <w:t>In this research study, the researchers will use a survey questionnaire to ‎collect, analyze, and measure data regarding the Quieazy application to determine its acceptability and performance.  The instrument of the study will be inspected and assessed by the researchers to make sure it will be accurate and effective before it is distributed.  The questionnaire consisted of questions about the usability, design, security, graphical performance, and transmission continuity.</w:t>
       </w:r>
     </w:p>
     <w:p>
@@ -8864,21 +8103,7 @@
           <w:bCs/>
         </w:rPr>
         <w:tab/>
-        <w:t xml:space="preserve">The statement in the questionnaire </w:t>
-      </w:r>
-      <w:r>
-        <w:rPr>
-          <w:rFonts w:ascii="Arial" w:hAnsi="Arial" w:cs="Arial"/>
-          <w:bCs/>
-        </w:rPr>
-        <w:t>will be</w:t>
-      </w:r>
-      <w:r>
-        <w:rPr>
-          <w:rFonts w:ascii="Arial" w:hAnsi="Arial" w:cs="Arial"/>
-          <w:bCs/>
-        </w:rPr>
-        <w:t xml:space="preserve"> evaluated based on the numeric weight corresponding with its verbal interpretation as described below:</w:t>
+        <w:t>The statement in the questionnaire will be evaluated based on the numeric weight corresponding with its verbal interpretation as described below:</w:t>
       </w:r>
     </w:p>
     <w:p>
@@ -9102,13 +8327,7 @@
               <w:rPr>
                 <w:rFonts w:ascii="Arial" w:hAnsi="Arial" w:cs="Arial"/>
               </w:rPr>
-              <w:t xml:space="preserve">Fairly </w:t>
-            </w:r>
-            <w:r>
-              <w:rPr>
-                <w:rFonts w:ascii="Arial" w:hAnsi="Arial" w:cs="Arial"/>
-              </w:rPr>
-              <w:t>Acceptable</w:t>
+              <w:t>Fairly Acceptable</w:t>
             </w:r>
           </w:p>
         </w:tc>
@@ -9131,19 +8350,7 @@
                 <w:rFonts w:ascii="Arial" w:hAnsi="Arial" w:cs="Arial"/>
               </w:rPr>
               <w:lastRenderedPageBreak/>
-              <w:t>1.00</w:t>
-            </w:r>
-            <w:r>
-              <w:rPr>
-                <w:rFonts w:ascii="Arial" w:hAnsi="Arial" w:cs="Arial"/>
-              </w:rPr>
-              <w:t xml:space="preserve"> </w:t>
-            </w:r>
-            <w:r>
-              <w:rPr>
-                <w:rFonts w:ascii="Arial" w:hAnsi="Arial" w:cs="Arial"/>
-              </w:rPr>
-              <w:t>- 1.75</w:t>
+              <w:t>1.00 - 1.75</w:t>
             </w:r>
           </w:p>
         </w:tc>
@@ -9198,55 +8405,7 @@
           <w:b/>
           <w:bCs/>
         </w:rPr>
-        <w:t xml:space="preserve">Level of performance with respect to Graphical </w:t>
-      </w:r>
-      <w:r>
-        <w:rPr>
-          <w:rFonts w:ascii="Arial" w:hAnsi="Arial" w:cs="Arial"/>
-          <w:b/>
-          <w:bCs/>
-        </w:rPr>
-        <w:t>P</w:t>
-      </w:r>
-      <w:r>
-        <w:rPr>
-          <w:rFonts w:ascii="Arial" w:hAnsi="Arial" w:cs="Arial"/>
-          <w:b/>
-          <w:bCs/>
-        </w:rPr>
-        <w:t>erformance and</w:t>
-      </w:r>
-      <w:r>
-        <w:rPr>
-          <w:rFonts w:ascii="Arial" w:hAnsi="Arial" w:cs="Arial"/>
-          <w:b/>
-          <w:bCs/>
-        </w:rPr>
-        <w:t xml:space="preserve"> </w:t>
-      </w:r>
-      <w:r>
-        <w:rPr>
-          <w:rFonts w:ascii="Arial" w:hAnsi="Arial" w:cs="Arial"/>
-          <w:b/>
-          <w:bCs/>
-        </w:rPr>
-        <w:t xml:space="preserve">Transmission </w:t>
-      </w:r>
-      <w:r>
-        <w:rPr>
-          <w:rFonts w:ascii="Arial" w:hAnsi="Arial" w:cs="Arial"/>
-          <w:b/>
-          <w:bCs/>
-        </w:rPr>
-        <w:t>C</w:t>
-      </w:r>
-      <w:r>
-        <w:rPr>
-          <w:rFonts w:ascii="Arial" w:hAnsi="Arial" w:cs="Arial"/>
-          <w:b/>
-          <w:bCs/>
-        </w:rPr>
-        <w:t>ontinuity</w:t>
+        <w:t>Level of performance with respect to Graphical Performance and Transmission Continuity</w:t>
       </w:r>
     </w:p>
     <w:tbl>
@@ -10024,35 +9183,7 @@
                 <w:rFonts w:ascii="Arial" w:hAnsi="Arial" w:cs="Arial"/>
                 <w:bCs/>
               </w:rPr>
-              <w:t>evel of acceptability of Quieazy</w:t>
-            </w:r>
-            <w:r>
-              <w:rPr>
-                <w:rFonts w:ascii="Arial" w:hAnsi="Arial" w:cs="Arial"/>
-                <w:bCs/>
-              </w:rPr>
-              <w:t xml:space="preserve"> </w:t>
-            </w:r>
-            <w:r>
-              <w:rPr>
-                <w:rFonts w:ascii="Arial" w:hAnsi="Arial" w:cs="Arial"/>
-                <w:bCs/>
-              </w:rPr>
-              <w:t xml:space="preserve">as educational </w:t>
-            </w:r>
-            <w:r>
-              <w:rPr>
-                <w:rFonts w:ascii="Arial" w:hAnsi="Arial" w:cs="Arial"/>
-                <w:bCs/>
-              </w:rPr>
-              <w:t xml:space="preserve">quiz </w:t>
-            </w:r>
-            <w:r>
-              <w:rPr>
-                <w:rFonts w:ascii="Arial" w:hAnsi="Arial" w:cs="Arial"/>
-                <w:bCs/>
-              </w:rPr>
-              <w:t>application</w:t>
+              <w:t>evel of acceptability of Quieazy as educational quiz application</w:t>
             </w:r>
             <w:r>
               <w:rPr>
@@ -10123,35 +9254,7 @@
                 <w:rFonts w:ascii="Arial" w:hAnsi="Arial" w:cs="Arial"/>
                 <w:bCs/>
               </w:rPr>
-              <w:t>evel of performance of Quieazy</w:t>
-            </w:r>
-            <w:r>
-              <w:rPr>
-                <w:rFonts w:ascii="Arial" w:hAnsi="Arial" w:cs="Arial"/>
-                <w:bCs/>
-              </w:rPr>
-              <w:t xml:space="preserve"> </w:t>
-            </w:r>
-            <w:r>
-              <w:rPr>
-                <w:rFonts w:ascii="Arial" w:hAnsi="Arial" w:cs="Arial"/>
-                <w:bCs/>
-              </w:rPr>
-              <w:t xml:space="preserve">as educational </w:t>
-            </w:r>
-            <w:r>
-              <w:rPr>
-                <w:rFonts w:ascii="Arial" w:hAnsi="Arial" w:cs="Arial"/>
-                <w:bCs/>
-              </w:rPr>
-              <w:t xml:space="preserve">quiz </w:t>
-            </w:r>
-            <w:r>
-              <w:rPr>
-                <w:rFonts w:ascii="Arial" w:hAnsi="Arial" w:cs="Arial"/>
-                <w:bCs/>
-              </w:rPr>
-              <w:t>application</w:t>
+              <w:t>evel of performance of Quieazy as educational quiz application</w:t>
             </w:r>
             <w:r>
               <w:rPr>
@@ -10210,49 +9313,12 @@
                 <w:bCs/>
               </w:rPr>
             </w:pPr>
-            <w:proofErr w:type="gramStart"/>
             <w:r>
               <w:rPr>
                 <w:rFonts w:ascii="Arial" w:hAnsi="Arial" w:cs="Arial"/>
                 <w:bCs/>
               </w:rPr>
-              <w:t>Significant relationship</w:t>
-            </w:r>
-            <w:proofErr w:type="gramEnd"/>
-            <w:r>
-              <w:rPr>
-                <w:rFonts w:ascii="Arial" w:hAnsi="Arial" w:cs="Arial"/>
-                <w:bCs/>
-              </w:rPr>
-              <w:t xml:space="preserve"> between the</w:t>
-            </w:r>
-            <w:r>
-              <w:rPr>
-                <w:rFonts w:ascii="Arial" w:hAnsi="Arial" w:cs="Arial"/>
-                <w:bCs/>
-              </w:rPr>
-              <w:t xml:space="preserve"> </w:t>
-            </w:r>
-            <w:r>
-              <w:rPr>
-                <w:rFonts w:ascii="Arial" w:hAnsi="Arial" w:cs="Arial"/>
-                <w:bCs/>
-              </w:rPr>
-              <w:t>level of acceptability and performance of Quieazy as educational</w:t>
-            </w:r>
-            <w:r>
-              <w:rPr>
-                <w:rFonts w:ascii="Arial" w:hAnsi="Arial" w:cs="Arial"/>
-                <w:bCs/>
-              </w:rPr>
-              <w:t xml:space="preserve"> quiz </w:t>
-            </w:r>
-            <w:r>
-              <w:rPr>
-                <w:rFonts w:ascii="Arial" w:hAnsi="Arial" w:cs="Arial"/>
-                <w:bCs/>
-              </w:rPr>
-              <w:t>application</w:t>
+              <w:t>Significant relationship between the level of acceptability and performance of Quieazy as educational quiz application</w:t>
             </w:r>
           </w:p>
         </w:tc>
@@ -11219,7 +10285,6 @@
               </w:rPr>
               <w:t xml:space="preserve">Treatment </w:t>
             </w:r>
-            <w:proofErr w:type="gramStart"/>
             <w:r>
               <w:rPr>
                 <w:rFonts w:ascii="Arial" w:eastAsia="Times New Roman" w:hAnsi="Arial" w:cs="Arial"/>
@@ -11232,7 +10297,6 @@
               </w:rPr>
               <w:t>1</w:t>
             </w:r>
-            <w:proofErr w:type="gramEnd"/>
           </w:p>
         </w:tc>
         <w:tc>
@@ -11341,7 +10405,6 @@
               </w:rPr>
               <w:t xml:space="preserve">Treatment </w:t>
             </w:r>
-            <w:proofErr w:type="gramStart"/>
             <w:r>
               <w:rPr>
                 <w:rFonts w:ascii="Arial" w:eastAsia="Times New Roman" w:hAnsi="Arial" w:cs="Arial"/>
@@ -11354,7 +10417,6 @@
               </w:rPr>
               <w:t>2</w:t>
             </w:r>
-            <w:proofErr w:type="gramEnd"/>
           </w:p>
         </w:tc>
         <w:tc>
@@ -11460,7 +10522,6 @@
               </w:rPr>
               <w:t xml:space="preserve">Treatment </w:t>
             </w:r>
-            <w:proofErr w:type="gramStart"/>
             <w:r>
               <w:rPr>
                 <w:rFonts w:ascii="Arial" w:eastAsia="Times New Roman" w:hAnsi="Arial" w:cs="Arial"/>
@@ -11473,7 +10534,6 @@
               </w:rPr>
               <w:t>3</w:t>
             </w:r>
-            <w:proofErr w:type="gramEnd"/>
           </w:p>
         </w:tc>
         <w:tc>
@@ -11787,7 +10847,6 @@
         <w:tab/>
         <w:t xml:space="preserve"> </w:t>
       </w:r>
-      <w:proofErr w:type="gramStart"/>
       <w:r>
         <w:rPr>
           <w:rFonts w:ascii="Arial" w:hAnsi="Arial" w:cs="Arial"/>
@@ -11809,21 +10868,7 @@
           <w:szCs w:val="20"/>
           <w:lang w:val="en-US"/>
         </w:rPr>
-        <w:t>Treatment</w:t>
-      </w:r>
-      <w:proofErr w:type="gramEnd"/>
-      <w:r>
-        <w:rPr>
-          <w:rFonts w:ascii="Arial" w:hAnsi="Arial" w:cs="Arial"/>
-          <w:b/>
-          <w:bCs/>
-          <w:i/>
-          <w:iCs/>
-          <w:sz w:val="20"/>
-          <w:szCs w:val="20"/>
-          <w:lang w:val="en-US"/>
-        </w:rPr>
-        <w:t xml:space="preserve"> 3</w:t>
+        <w:t>Treatment 3</w:t>
       </w:r>
       <w:r>
         <w:rPr>
@@ -12352,23 +11397,7 @@
           <w:rFonts w:ascii="Arial" w:hAnsi="Arial" w:cs="Arial"/>
           <w:lang w:val="en-US"/>
         </w:rPr>
-        <w:t xml:space="preserve">This chapter summarizes the key findings of the study and discusses how they address the research objectives. It provides conclusions based on the results and explains their significance to the research problem. Practical recommendations </w:t>
-      </w:r>
-      <w:proofErr w:type="gramStart"/>
-      <w:r>
-        <w:rPr>
-          <w:rFonts w:ascii="Arial" w:hAnsi="Arial" w:cs="Arial"/>
-          <w:lang w:val="en-US"/>
-        </w:rPr>
-        <w:t>are also presented</w:t>
-      </w:r>
-      <w:proofErr w:type="gramEnd"/>
-      <w:r>
-        <w:rPr>
-          <w:rFonts w:ascii="Arial" w:hAnsi="Arial" w:cs="Arial"/>
-          <w:lang w:val="en-US"/>
-        </w:rPr>
-        <w:t>, offering suggestions for future research, applications, or improvements in related fields. This chapter aims to conclude the findings and contributions of the study, highlighting its relevance and potential impact.</w:t>
+        <w:t>This chapter summarizes the key findings of the study and discusses how they address the research objectives. It provides conclusions based on the results and explains their significance to the research problem. Practical recommendations are also presented, offering suggestions for future research, applications, or improvements in related fields. This chapter aims to conclude the findings and contributions of the study, highlighting its relevance and potential impact.</w:t>
       </w:r>
     </w:p>
     <w:p>
@@ -20681,6 +19710,7 @@
   <w:style w:type="character" w:default="1" w:styleId="DefaultParagraphFont">
     <w:name w:val="Default Paragraph Font"/>
     <w:uiPriority w:val="1"/>
+    <w:semiHidden/>
     <w:unhideWhenUsed/>
   </w:style>
   <w:style w:type="table" w:default="1" w:styleId="TableNormal">

--- a/SHS/Group 6_Manuscript_Raw.docx
+++ b/SHS/Group 6_Manuscript_Raw.docx
@@ -639,8 +639,6 @@
         <w:jc w:val="both"/>
         <w:rPr>
           <w:rFonts w:ascii="Arial" w:hAnsi="Arial" w:cs="Arial"/>
-          <w:b/>
-          <w:bCs/>
           <w:lang w:val="en-US"/>
         </w:rPr>
       </w:pPr>
@@ -657,6 +655,7 @@
     <w:p>
       <w:pPr>
         <w:spacing w:after="0" w:line="480" w:lineRule="auto"/>
+        <w:ind w:firstLine="720"/>
         <w:jc w:val="both"/>
         <w:rPr>
           <w:rFonts w:ascii="Arial" w:hAnsi="Arial" w:cs="Arial"/>
@@ -666,10 +665,89 @@
       <w:r>
         <w:rPr>
           <w:rFonts w:ascii="Arial" w:hAnsi="Arial" w:cs="Arial"/>
-          <w:b/>
-          <w:bCs/>
           <w:lang w:val="en-US"/>
         </w:rPr>
+        <w:t>Despite the growing importance of the internet in our society and the increased usage of gadgets, most students use their mobile devices for entertainment and unsuitable activities. According to the study of Attia, A., et al. (2017), the use of mobile phones has caused distraction to some students, affecting their ability to learn and focus on discussion. In addition, some classes do not allow the use of gadgets because learners tend to use them for pleasure; thus, students claim that to fight boredom, they are using phones. (Jalil, J., &amp; Sabir, S. 2019)</w:t>
+      </w:r>
+    </w:p>
+    <w:p>
+      <w:pPr>
+        <w:spacing w:after="0" w:line="480" w:lineRule="auto"/>
+        <w:ind w:firstLine="720"/>
+        <w:jc w:val="both"/>
+        <w:rPr>
+          <w:rFonts w:ascii="Arial" w:hAnsi="Arial" w:cs="Arial"/>
+          <w:lang w:val="en-US"/>
+        </w:rPr>
+      </w:pPr>
+      <w:r>
+        <w:rPr>
+          <w:rFonts w:ascii="Arial" w:hAnsi="Arial" w:cs="Arial" w:hint="cs"/>
+          <w:lang w:val="en-US"/>
+        </w:rPr>
+        <w:t>‎</w:t>
+      </w:r>
+      <w:r>
+        <w:rPr>
+          <w:rFonts w:ascii="Arial" w:hAnsi="Arial" w:cs="Arial"/>
+          <w:lang w:val="en-US"/>
+        </w:rPr>
+        <w:t>In order to aid the lack of development of some students, through the use quiz application and by maximizing the usage of mobile phones in the proper way and fun way. As mentioned in the study of Roslan, R. (2021), most of the learners became more motivated when there was entertainment while learning. Furthermore, it improves the learner's encouragement to gather more knowledge. There are already existing quiz applications, but they never suffice. Their features or the app itself are behind a paywall. Moreover, many of these tools rely on continuous internet connectivity, which can pose significant challenges in regions with limited or unreliable network access. This research explores the development and impact of an offline live quiz maker, a tool designed to deliver dynamic, real-time quiz experiences without the need for an online connection.</w:t>
+      </w:r>
+    </w:p>
+    <w:p>
+      <w:pPr>
+        <w:spacing w:after="0" w:line="480" w:lineRule="auto"/>
+        <w:ind w:firstLine="720"/>
+        <w:jc w:val="both"/>
+        <w:rPr>
+          <w:rFonts w:ascii="Arial" w:hAnsi="Arial" w:cs="Arial"/>
+          <w:lang w:val="en-US"/>
+        </w:rPr>
+      </w:pPr>
+      <w:r>
+        <w:rPr>
+          <w:rFonts w:ascii="Arial" w:hAnsi="Arial" w:cs="Arial"/>
+          <w:lang w:val="en-US"/>
+        </w:rPr>
+        <w:lastRenderedPageBreak/>
+        <w:t>The motivation behind this study is the growing need for offline educational technologies and enabling live quiz sessions in offline mode. The aim is to enhance learning experiences. This research examines the design, implementation, and user engagement aspects of the application, evaluating its effectiveness in maintaining interactive and responsive quiz sessions even in the absence of internet access. The findings of this research are expected to contribute valuable insights into the integration of offline technologies within modern educational frameworks, paving the way for more resilient and adaptive learning environments.</w:t>
+      </w:r>
+    </w:p>
+    <w:p>
+      <w:pPr>
+        <w:spacing w:after="0" w:line="480" w:lineRule="auto"/>
+        <w:jc w:val="both"/>
+        <w:rPr>
+          <w:rFonts w:ascii="Arial" w:hAnsi="Arial" w:cs="Arial"/>
+        </w:rPr>
+      </w:pPr>
+      <w:r>
+        <w:rPr>
+          <w:rFonts w:ascii="Arial" w:hAnsi="Arial" w:cs="Arial"/>
+          <w:b/>
+          <w:bCs/>
+          <w:lang w:val="en-US"/>
+        </w:rPr>
+        <w:t>Background of the Study</w:t>
+      </w:r>
+    </w:p>
+    <w:p>
+      <w:pPr>
+        <w:spacing w:after="0" w:line="480" w:lineRule="auto"/>
+        <w:jc w:val="both"/>
+        <w:rPr>
+          <w:rFonts w:ascii="Arial" w:hAnsi="Arial" w:cs="Arial"/>
+          <w:lang w:val="en-US"/>
+        </w:rPr>
+      </w:pPr>
+      <w:r>
+        <w:rPr>
+          <w:rFonts w:ascii="Arial" w:hAnsi="Arial" w:cs="Arial"/>
+          <w:b/>
+          <w:bCs/>
+          <w:lang w:val="en-US"/>
+        </w:rPr>
         <w:tab/>
       </w:r>
       <w:r>
@@ -677,809 +755,408 @@
           <w:rFonts w:ascii="Arial" w:hAnsi="Arial" w:cs="Arial"/>
           <w:lang w:val="en-US"/>
         </w:rPr>
-        <w:t>Despite the growing importance of the internet on our society, people nowadays are just using their gadgets mostly to entertain themselves.</w:t>
+        <w:t xml:space="preserve">The goal of this study is to develop a substitute application that offers teachers and students a quiz </w:t>
       </w:r>
       <w:r>
         <w:rPr>
           <w:rFonts w:ascii="Arial" w:hAnsi="Arial" w:cs="Arial"/>
           <w:lang w:val="en-US"/>
         </w:rPr>
+        <w:t xml:space="preserve">application </w:t>
+      </w:r>
+      <w:r>
+        <w:rPr>
+          <w:rFonts w:ascii="Arial" w:hAnsi="Arial" w:cs="Arial"/>
+          <w:lang w:val="en-US"/>
+        </w:rPr>
+        <w:t xml:space="preserve">without the need for the internet.  The purpose of the project is to assist educators in developing tests in a particular field even in the absence of internet access.  Some pupils are dependent on their devices and have an attachment to them.  Therefore, using gadgets will undoubtedly contribute to giving technology a purpose.  It will also be of great assistance in areas where internet connectivity is lacking.  Additionally, it will offer a paywall-free application to all users.  The development of an offline quiz </w:t>
+      </w:r>
+      <w:r>
+        <w:rPr>
+          <w:rFonts w:ascii="Arial" w:hAnsi="Arial" w:cs="Arial"/>
+          <w:lang w:val="en-US"/>
+        </w:rPr>
+        <w:t>application</w:t>
+      </w:r>
+      <w:r>
+        <w:rPr>
+          <w:rFonts w:ascii="Arial" w:hAnsi="Arial" w:cs="Arial"/>
+          <w:lang w:val="en-US"/>
+        </w:rPr>
+        <w:t xml:space="preserve"> aims to enhance security, accuracy and accessibility in various learning environments.  The intended purpose of the study is to assess the development of a different, entertaining, and user-friendly quiz creator application that can function live offline.  Additionally, it enables users to design and administer quizzes in classrooms, workplaces, or remote areas without disruptions caused by network issue</w:t>
+      </w:r>
+      <w:r>
+        <w:rPr>
+          <w:rFonts w:ascii="Arial" w:hAnsi="Arial" w:cs="Arial"/>
+          <w:lang w:val="en-US"/>
+        </w:rPr>
+        <w:t>s</w:t>
+      </w:r>
+      <w:r>
+        <w:rPr>
+          <w:rFonts w:ascii="Arial" w:hAnsi="Arial" w:cs="Arial"/>
+          <w:lang w:val="en-US"/>
+        </w:rPr>
+        <w:t>.</w:t>
+      </w:r>
+    </w:p>
+    <w:p>
+      <w:pPr>
+        <w:spacing w:after="0" w:line="480" w:lineRule="auto"/>
+        <w:ind w:firstLine="720"/>
+        <w:jc w:val="both"/>
+        <w:rPr>
+          <w:rFonts w:ascii="Arial" w:hAnsi="Arial" w:cs="Arial"/>
+          <w:lang w:val="en-US"/>
+        </w:rPr>
+      </w:pPr>
+      <w:r>
+        <w:rPr>
+          <w:rFonts w:ascii="Arial" w:hAnsi="Arial" w:cs="Arial"/>
+          <w:lang w:val="en-US"/>
+        </w:rPr>
+        <w:lastRenderedPageBreak/>
+        <w:t xml:space="preserve">This study explores the feasibility, advantages, and implementation of an offline quiz </w:t>
+      </w:r>
+      <w:r>
+        <w:rPr>
+          <w:rFonts w:ascii="Arial" w:hAnsi="Arial" w:cs="Arial"/>
+          <w:lang w:val="en-US"/>
+        </w:rPr>
+        <w:t>application</w:t>
+      </w:r>
+      <w:r>
+        <w:rPr>
+          <w:rFonts w:ascii="Arial" w:hAnsi="Arial" w:cs="Arial"/>
+          <w:lang w:val="en-US"/>
+        </w:rPr>
+        <w:t xml:space="preserve"> with live functionality, focusing on its impact on learning experiences, usability, and reliability.  By leveraging local storage and real-time interaction features, the system seeks to provide an effective alternative to online quiz platforms, ensuring seamless assessment experiences in diverse educational and professional settings.</w:t>
+      </w:r>
+    </w:p>
+    <w:p>
+      <w:pPr>
+        <w:spacing w:after="0" w:line="480" w:lineRule="auto"/>
+        <w:jc w:val="both"/>
+        <w:rPr>
+          <w:rFonts w:ascii="Arial" w:hAnsi="Arial" w:cs="Arial"/>
+          <w:b/>
+          <w:bCs/>
+        </w:rPr>
+      </w:pPr>
+      <w:r>
+        <w:rPr>
+          <w:rFonts w:ascii="Arial" w:hAnsi="Arial" w:cs="Arial"/>
+          <w:b/>
+          <w:bCs/>
+        </w:rPr>
+        <w:t>Theoretical Framework</w:t>
+      </w:r>
+    </w:p>
+    <w:p>
+      <w:pPr>
+        <w:spacing w:after="0" w:line="480" w:lineRule="auto"/>
+        <w:jc w:val="both"/>
+        <w:rPr>
+          <w:rFonts w:ascii="Arial" w:hAnsi="Arial" w:cs="Arial"/>
+          <w:b/>
+          <w:bCs/>
+        </w:rPr>
+      </w:pPr>
+      <w:r>
+        <w:rPr>
+          <w:rFonts w:ascii="Arial" w:hAnsi="Arial" w:cs="Arial"/>
+          <w:b/>
+          <w:bCs/>
+        </w:rPr>
+        <w:t xml:space="preserve">A. </w:t>
+      </w:r>
+      <w:r>
+        <w:rPr>
+          <w:rFonts w:ascii="Arial" w:hAnsi="Arial" w:cs="Arial"/>
+          <w:b/>
+          <w:bCs/>
+        </w:rPr>
+        <w:t>Atwood's</w:t>
+      </w:r>
+      <w:r>
+        <w:rPr>
+          <w:rFonts w:ascii="Arial" w:hAnsi="Arial" w:cs="Arial"/>
+          <w:b/>
+          <w:bCs/>
+        </w:rPr>
         <w:t xml:space="preserve"> </w:t>
       </w:r>
       <w:r>
         <w:rPr>
           <w:rFonts w:ascii="Arial" w:hAnsi="Arial" w:cs="Arial"/>
-          <w:lang w:val="en-US"/>
-        </w:rPr>
-        <w:t xml:space="preserve"> There are already existing quiz applications, but they never suffice. </w:t>
-      </w:r>
-      <w:r>
-        <w:rPr>
-          <w:rFonts w:ascii="Arial" w:hAnsi="Arial" w:cs="Arial"/>
-          <w:lang w:val="en-US"/>
+          <w:b/>
+          <w:bCs/>
+        </w:rPr>
+        <w:t>l</w:t>
+      </w:r>
+      <w:r>
+        <w:rPr>
+          <w:rFonts w:ascii="Arial" w:hAnsi="Arial" w:cs="Arial"/>
+          <w:b/>
+          <w:bCs/>
+        </w:rPr>
+        <w:t>aw</w:t>
+      </w:r>
+    </w:p>
+    <w:p>
+      <w:pPr>
+        <w:spacing w:after="0" w:line="480" w:lineRule="auto"/>
+        <w:jc w:val="both"/>
+        <w:rPr>
+          <w:rFonts w:ascii="Arial" w:hAnsi="Arial" w:cs="Arial"/>
+        </w:rPr>
+      </w:pPr>
+      <w:r>
+        <w:rPr>
+          <w:rFonts w:ascii="Arial" w:hAnsi="Arial" w:cs="Arial"/>
+          <w:b/>
+          <w:bCs/>
+        </w:rPr>
+        <w:tab/>
+      </w:r>
+      <w:r>
+        <w:rPr>
+          <w:rFonts w:ascii="Arial" w:hAnsi="Arial" w:cs="Arial"/>
+        </w:rPr>
+        <w:t>According to Jeff Atwood that a</w:t>
+      </w:r>
+      <w:r>
+        <w:rPr>
+          <w:rFonts w:ascii="Arial" w:hAnsi="Arial" w:cs="Arial"/>
+        </w:rPr>
+        <w:t>ny application that can be written in JavaScript, will eventually be written in JavaScript</w:t>
+      </w:r>
+      <w:r>
+        <w:rPr>
+          <w:rFonts w:ascii="Arial" w:hAnsi="Arial" w:cs="Arial"/>
+        </w:rPr>
+        <w:t>.</w:t>
+      </w:r>
+    </w:p>
+    <w:p>
+      <w:pPr>
+        <w:spacing w:after="0" w:line="480" w:lineRule="auto"/>
+        <w:jc w:val="both"/>
+        <w:rPr>
+          <w:rFonts w:ascii="Arial" w:hAnsi="Arial" w:cs="Arial"/>
+        </w:rPr>
+      </w:pPr>
+      <w:r>
+        <w:rPr>
+          <w:rFonts w:ascii="Arial" w:hAnsi="Arial" w:cs="Arial"/>
+        </w:rPr>
+        <w:tab/>
+      </w:r>
+      <w:r>
+        <w:rPr>
+          <w:rFonts w:ascii="Arial" w:hAnsi="Arial" w:cs="Arial"/>
+        </w:rPr>
+        <w:t>Programmers</w:t>
+      </w:r>
+      <w:r>
+        <w:rPr>
+          <w:rFonts w:ascii="Arial" w:hAnsi="Arial" w:cs="Arial"/>
+        </w:rPr>
+        <w:t xml:space="preserve"> must appreciate the </w:t>
+      </w:r>
+      <w:r>
+        <w:rPr>
+          <w:rFonts w:ascii="Arial" w:hAnsi="Arial" w:cs="Arial"/>
+        </w:rPr>
+        <w:t>reasons</w:t>
+      </w:r>
+      <w:r>
+        <w:rPr>
+          <w:rFonts w:ascii="Arial" w:hAnsi="Arial" w:cs="Arial"/>
+        </w:rPr>
+        <w:t xml:space="preserve"> for picking not the most powerful solution but the least powerful</w:t>
+      </w:r>
+      <w:r>
+        <w:rPr>
+          <w:rFonts w:ascii="Arial" w:hAnsi="Arial" w:cs="Arial"/>
+        </w:rPr>
+        <w:t>.  The less powerful the programming language, the more you can do with the data stored in that language.</w:t>
+      </w:r>
+      <w:r>
+        <w:rPr>
+          <w:rFonts w:ascii="Arial" w:hAnsi="Arial" w:cs="Arial"/>
         </w:rPr>
         <w:t xml:space="preserve"> </w:t>
       </w:r>
       <w:r>
         <w:rPr>
           <w:rFonts w:ascii="Arial" w:hAnsi="Arial" w:cs="Arial"/>
-          <w:lang w:val="en-US"/>
-        </w:rPr>
-        <w:t xml:space="preserve">Their features or the app itself are behind a paywall. </w:t>
-      </w:r>
-      <w:r>
-        <w:rPr>
-          <w:rFonts w:ascii="Arial" w:hAnsi="Arial" w:cs="Arial"/>
-          <w:lang w:val="en-US"/>
+        </w:rPr>
+        <w:t xml:space="preserve"> (Tim Berners-Lee, 2023)</w:t>
+      </w:r>
+    </w:p>
+    <w:p>
+      <w:pPr>
+        <w:spacing w:after="0" w:line="480" w:lineRule="auto"/>
+        <w:jc w:val="both"/>
+        <w:rPr>
+          <w:rFonts w:ascii="Arial" w:hAnsi="Arial" w:cs="Arial"/>
+          <w:b/>
+          <w:bCs/>
+        </w:rPr>
+      </w:pPr>
+      <w:r>
+        <w:rPr>
+          <w:rFonts w:ascii="Arial" w:hAnsi="Arial" w:cs="Arial"/>
+          <w:b/>
+          <w:bCs/>
+        </w:rPr>
+        <w:t xml:space="preserve">B. </w:t>
+      </w:r>
+      <w:r>
+        <w:rPr>
+          <w:rFonts w:ascii="Arial" w:hAnsi="Arial" w:cs="Arial"/>
+          <w:b/>
+          <w:bCs/>
+        </w:rPr>
+        <w:t>E-learning theory</w:t>
+      </w:r>
+    </w:p>
+    <w:p>
+      <w:pPr>
+        <w:spacing w:after="0" w:line="480" w:lineRule="auto"/>
+        <w:jc w:val="both"/>
+      </w:pPr>
+      <w:r>
+        <w:rPr>
+          <w:rFonts w:ascii="Arial" w:hAnsi="Arial" w:cs="Arial"/>
+          <w:b/>
+          <w:bCs/>
+        </w:rPr>
+        <w:tab/>
+      </w:r>
+      <w:r>
+        <w:rPr>
+          <w:rFonts w:ascii="Arial" w:hAnsi="Arial" w:cs="Arial"/>
+        </w:rPr>
+        <w:t>The E-learning theory states that technology c</w:t>
+      </w:r>
+      <w:r>
+        <w:rPr>
+          <w:rFonts w:ascii="Arial" w:hAnsi="Arial" w:cs="Arial"/>
+        </w:rPr>
+        <w:t>an be used and designed to create new learning opportunities and to promote effective learning</w:t>
+      </w:r>
+      <w:r>
+        <w:rPr>
+          <w:rFonts w:ascii="Arial" w:hAnsi="Arial" w:cs="Arial"/>
+        </w:rPr>
+        <w:t>.  It is</w:t>
+      </w:r>
+      <w:r>
+        <w:rPr>
+          <w:rFonts w:ascii="Arial" w:hAnsi="Arial" w:cs="Arial"/>
+        </w:rPr>
+        <w:t xml:space="preserve"> also</w:t>
+      </w:r>
+      <w:r>
+        <w:rPr>
+          <w:rFonts w:ascii="Arial" w:hAnsi="Arial" w:cs="Arial"/>
+        </w:rPr>
+        <w:t xml:space="preserve"> observed that there is a significant increase in</w:t>
+      </w:r>
+      <w:r>
+        <w:rPr>
+          <w:rFonts w:ascii="Arial" w:hAnsi="Arial" w:cs="Arial"/>
+        </w:rPr>
+        <w:t xml:space="preserve"> the</w:t>
+      </w:r>
+      <w:r>
+        <w:rPr>
+          <w:rFonts w:ascii="Arial" w:hAnsi="Arial" w:cs="Arial"/>
+        </w:rPr>
+        <w:t xml:space="preserve"> learner’s engagement and improvement of active learning principles compared to learning with only text itself.</w:t>
+      </w:r>
+      <w:r>
+        <w:rPr>
+          <w:rFonts w:ascii="Arial" w:hAnsi="Arial" w:cs="Arial"/>
         </w:rPr>
         <w:t xml:space="preserve"> </w:t>
       </w:r>
       <w:r>
         <w:rPr>
           <w:rFonts w:ascii="Arial" w:hAnsi="Arial" w:cs="Arial"/>
-          <w:lang w:val="en-US"/>
-        </w:rPr>
-        <w:t>Also, most apps are quite difficult to use and inaccessible.</w:t>
-      </w:r>
-    </w:p>
-    <w:p>
-      <w:pPr>
-        <w:spacing w:after="0" w:line="480" w:lineRule="auto"/>
-        <w:jc w:val="both"/>
-        <w:rPr>
-          <w:rFonts w:ascii="Arial" w:hAnsi="Arial" w:cs="Arial"/>
-          <w:lang w:val="en-US"/>
-        </w:rPr>
-      </w:pPr>
-      <w:r>
-        <w:rPr>
-          <w:rFonts w:ascii="Arial" w:hAnsi="Arial" w:cs="Arial"/>
-          <w:lang w:val="en-US"/>
+        </w:rPr>
+        <w:t xml:space="preserve"> (He, 2023)</w:t>
+      </w:r>
+    </w:p>
+    <w:p>
+      <w:pPr>
+        <w:spacing w:after="0" w:line="480" w:lineRule="auto"/>
+        <w:jc w:val="both"/>
+        <w:rPr>
+          <w:rFonts w:ascii="Arial" w:hAnsi="Arial" w:cs="Arial"/>
+          <w:b/>
+          <w:bCs/>
+        </w:rPr>
+      </w:pPr>
+      <w:r>
+        <w:rPr>
+          <w:rFonts w:ascii="Arial" w:hAnsi="Arial" w:cs="Arial"/>
+          <w:b/>
+          <w:bCs/>
+        </w:rPr>
+        <w:t xml:space="preserve">C. </w:t>
+      </w:r>
+      <w:r>
+        <w:rPr>
+          <w:rFonts w:ascii="Arial" w:hAnsi="Arial" w:cs="Arial"/>
+          <w:b/>
+          <w:bCs/>
+        </w:rPr>
+        <w:t>Gamification theory</w:t>
+      </w:r>
+    </w:p>
+    <w:p>
+      <w:pPr>
+        <w:spacing w:after="0" w:line="480" w:lineRule="auto"/>
+        <w:jc w:val="both"/>
+        <w:rPr>
+          <w:rFonts w:ascii="Arial" w:hAnsi="Arial" w:cs="Arial"/>
+        </w:rPr>
+      </w:pPr>
+      <w:r>
+        <w:rPr>
+          <w:rFonts w:ascii="Arial" w:hAnsi="Arial" w:cs="Arial"/>
+          <w:b/>
+          <w:bCs/>
         </w:rPr>
         <w:tab/>
-        <w:t>The most notable dilemma that</w:t>
-      </w:r>
-      <w:r>
-        <w:rPr>
-          <w:rFonts w:ascii="Arial" w:hAnsi="Arial" w:cs="Arial"/>
-          <w:lang w:val="en-US"/>
-        </w:rPr>
-        <w:t xml:space="preserve"> is</w:t>
-      </w:r>
-      <w:r>
-        <w:rPr>
-          <w:rFonts w:ascii="Arial" w:hAnsi="Arial" w:cs="Arial"/>
-          <w:lang w:val="en-US"/>
-        </w:rPr>
-        <w:t xml:space="preserve"> aim</w:t>
-      </w:r>
-      <w:r>
-        <w:rPr>
-          <w:rFonts w:ascii="Arial" w:hAnsi="Arial" w:cs="Arial"/>
-          <w:lang w:val="en-US"/>
-        </w:rPr>
-        <w:t>ed</w:t>
-      </w:r>
-      <w:r>
-        <w:rPr>
-          <w:rFonts w:ascii="Arial" w:hAnsi="Arial" w:cs="Arial"/>
-          <w:lang w:val="en-US"/>
-        </w:rPr>
-        <w:t xml:space="preserve"> to</w:t>
-      </w:r>
-      <w:r>
-        <w:rPr>
-          <w:rFonts w:ascii="Arial" w:hAnsi="Arial" w:cs="Arial"/>
-          <w:lang w:val="en-US"/>
-        </w:rPr>
-        <w:t xml:space="preserve"> be</w:t>
-      </w:r>
-      <w:r>
-        <w:rPr>
-          <w:rFonts w:ascii="Arial" w:hAnsi="Arial" w:cs="Arial"/>
-          <w:lang w:val="en-US"/>
-        </w:rPr>
-        <w:t xml:space="preserve"> resolve</w:t>
-      </w:r>
-      <w:r>
-        <w:rPr>
-          <w:rFonts w:ascii="Arial" w:hAnsi="Arial" w:cs="Arial"/>
-          <w:lang w:val="en-US"/>
-        </w:rPr>
-        <w:t>d</w:t>
-      </w:r>
-      <w:r>
-        <w:rPr>
-          <w:rFonts w:ascii="Arial" w:hAnsi="Arial" w:cs="Arial"/>
-          <w:lang w:val="en-US"/>
-        </w:rPr>
-        <w:t xml:space="preserve"> is the lack of internet connection, as all existing apps require internet to host and monitor a quiz session.</w:t>
-      </w:r>
-      <w:r>
-        <w:rPr>
-          <w:rFonts w:ascii="Arial" w:hAnsi="Arial" w:cs="Arial"/>
-          <w:lang w:val="en-US"/>
-        </w:rPr>
-        <w:t xml:space="preserve">  </w:t>
-      </w:r>
-      <w:r>
-        <w:rPr>
-          <w:rFonts w:ascii="Arial" w:hAnsi="Arial" w:cs="Arial"/>
-          <w:lang w:val="en-US"/>
-        </w:rPr>
-        <w:t xml:space="preserve">Other than that, some places like mountains and remote locations still have slow or absence of internet connection. </w:t>
-      </w:r>
-    </w:p>
-    <w:p>
-      <w:pPr>
-        <w:spacing w:after="0" w:line="480" w:lineRule="auto"/>
-        <w:jc w:val="both"/>
-        <w:rPr>
-          <w:rFonts w:ascii="Arial" w:hAnsi="Arial" w:cs="Arial"/>
-          <w:lang w:val="en-US"/>
-        </w:rPr>
-      </w:pPr>
-      <w:r>
-        <w:rPr>
-          <w:rFonts w:ascii="Arial" w:hAnsi="Arial" w:cs="Arial"/>
-          <w:lang w:val="en-US"/>
-        </w:rPr>
-        <w:tab/>
-        <w:t>This study delves into the implementation and impact of a fun and accessible quiz application, that can host and monitor quiz sessions offline.</w:t>
-      </w:r>
-    </w:p>
-    <w:p>
-      <w:pPr>
-        <w:spacing w:after="0" w:line="480" w:lineRule="auto"/>
-        <w:jc w:val="both"/>
-        <w:rPr>
-          <w:rFonts w:ascii="Arial" w:hAnsi="Arial" w:cs="Arial"/>
-          <w:b/>
-          <w:bCs/>
-          <w:lang w:val="en-US"/>
-        </w:rPr>
-      </w:pPr>
-    </w:p>
-    <w:p>
-      <w:pPr>
-        <w:spacing w:after="0" w:line="480" w:lineRule="auto"/>
-        <w:jc w:val="both"/>
-        <w:rPr>
-          <w:rFonts w:ascii="Arial" w:hAnsi="Arial" w:cs="Arial"/>
-          <w:b/>
-          <w:bCs/>
-          <w:lang w:val="en-US"/>
-        </w:rPr>
-      </w:pPr>
-    </w:p>
-    <w:p>
-      <w:pPr>
-        <w:spacing w:after="0" w:line="480" w:lineRule="auto"/>
-        <w:jc w:val="both"/>
-        <w:rPr>
-          <w:rFonts w:ascii="Arial" w:hAnsi="Arial" w:cs="Arial"/>
-          <w:b/>
-          <w:bCs/>
-          <w:lang w:val="en-US"/>
-        </w:rPr>
-      </w:pPr>
-    </w:p>
-    <w:p>
-      <w:pPr>
-        <w:spacing w:after="0" w:line="480" w:lineRule="auto"/>
-        <w:jc w:val="both"/>
-        <w:rPr>
-          <w:rFonts w:ascii="Arial" w:hAnsi="Arial" w:cs="Arial"/>
-          <w:b/>
-          <w:bCs/>
-          <w:lang w:val="en-US"/>
-        </w:rPr>
-      </w:pPr>
-    </w:p>
-    <w:p>
-      <w:pPr>
-        <w:spacing w:after="0" w:line="480" w:lineRule="auto"/>
-        <w:jc w:val="both"/>
-        <w:rPr>
-          <w:rFonts w:ascii="Arial" w:hAnsi="Arial" w:cs="Arial"/>
-          <w:b/>
-          <w:bCs/>
-          <w:lang w:val="en-US"/>
-        </w:rPr>
-      </w:pPr>
-    </w:p>
-    <w:p>
-      <w:pPr>
-        <w:spacing w:after="0" w:line="480" w:lineRule="auto"/>
-        <w:jc w:val="both"/>
-        <w:rPr>
-          <w:rFonts w:ascii="Arial" w:hAnsi="Arial" w:cs="Arial"/>
-          <w:b/>
-          <w:bCs/>
-          <w:lang w:val="en-US"/>
-        </w:rPr>
-      </w:pPr>
-    </w:p>
-    <w:p>
-      <w:pPr>
-        <w:spacing w:after="0" w:line="480" w:lineRule="auto"/>
-        <w:jc w:val="both"/>
-        <w:rPr>
-          <w:rFonts w:ascii="Arial" w:hAnsi="Arial" w:cs="Arial"/>
-          <w:b/>
-          <w:bCs/>
-          <w:lang w:val="en-US"/>
-        </w:rPr>
-      </w:pPr>
-    </w:p>
-    <w:p>
-      <w:pPr>
-        <w:spacing w:after="0" w:line="480" w:lineRule="auto"/>
-        <w:jc w:val="both"/>
-        <w:rPr>
-          <w:rFonts w:ascii="Arial" w:hAnsi="Arial" w:cs="Arial"/>
-          <w:b/>
-          <w:bCs/>
-          <w:lang w:val="en-US"/>
-        </w:rPr>
-      </w:pPr>
-    </w:p>
-    <w:p>
-      <w:pPr>
-        <w:spacing w:after="0" w:line="480" w:lineRule="auto"/>
-        <w:jc w:val="both"/>
-        <w:rPr>
-          <w:rFonts w:ascii="Arial" w:hAnsi="Arial" w:cs="Arial"/>
-        </w:rPr>
-      </w:pPr>
-    </w:p>
-    <w:p>
-      <w:pPr>
-        <w:spacing w:after="0" w:line="480" w:lineRule="auto"/>
-        <w:jc w:val="both"/>
-        <w:rPr>
-          <w:rFonts w:ascii="Arial" w:hAnsi="Arial" w:cs="Arial"/>
-        </w:rPr>
-      </w:pPr>
-      <w:r>
-        <w:rPr>
-          <w:rFonts w:ascii="Arial" w:hAnsi="Arial" w:cs="Arial"/>
-          <w:b/>
-          <w:bCs/>
-          <w:lang w:val="en-US"/>
+      </w:r>
+      <w:r>
+        <w:rPr>
+          <w:rFonts w:ascii="Arial" w:hAnsi="Arial" w:cs="Arial"/>
+        </w:rPr>
+        <w:t>Vargas-Macías</w:t>
+      </w:r>
+      <w:r>
+        <w:rPr>
+          <w:rFonts w:ascii="Arial" w:hAnsi="Arial" w:cs="Arial"/>
+        </w:rPr>
+        <w:t xml:space="preserve"> et. al. (2020) says that gamification lets adaptation of platforms and usage of tools in any area of knowledge.  Incorporating game </w:t>
+      </w:r>
+      <w:r>
+        <w:rPr>
+          <w:rFonts w:ascii="Arial" w:hAnsi="Arial" w:cs="Arial"/>
         </w:rPr>
         <w:lastRenderedPageBreak/>
-        <w:t>Background of the Study</w:t>
-      </w:r>
-    </w:p>
-    <w:p>
-      <w:pPr>
-        <w:spacing w:after="0" w:line="480" w:lineRule="auto"/>
-        <w:jc w:val="both"/>
-        <w:rPr>
-          <w:rFonts w:ascii="Arial" w:hAnsi="Arial" w:cs="Arial"/>
-          <w:lang w:val="en-US"/>
-        </w:rPr>
-      </w:pPr>
-      <w:r>
-        <w:rPr>
-          <w:rFonts w:ascii="Arial" w:hAnsi="Arial" w:cs="Arial"/>
-          <w:b/>
-          <w:bCs/>
-          <w:lang w:val="en-US"/>
-        </w:rPr>
-        <w:tab/>
-      </w:r>
-      <w:r>
-        <w:rPr>
-          <w:rFonts w:ascii="Arial" w:hAnsi="Arial" w:cs="Arial"/>
-          <w:lang w:val="en-US"/>
-        </w:rPr>
-        <w:t xml:space="preserve">The goal of this study is to develop a substitute application that offers teachers and students a quiz </w:t>
-      </w:r>
-      <w:r>
-        <w:rPr>
-          <w:rFonts w:ascii="Arial" w:hAnsi="Arial" w:cs="Arial"/>
-          <w:lang w:val="en-US"/>
-        </w:rPr>
-        <w:t xml:space="preserve">application </w:t>
-      </w:r>
-      <w:r>
-        <w:rPr>
-          <w:rFonts w:ascii="Arial" w:hAnsi="Arial" w:cs="Arial"/>
-          <w:lang w:val="en-US"/>
-        </w:rPr>
-        <w:t xml:space="preserve">without the need for the internet.  The purpose of the project is to assist educators in developing tests in a particular field even in the absence of internet access.  Some pupils are dependent on their devices and have an attachment to them.  Therefore, using gadgets will undoubtedly contribute to giving technology a purpose.  It will also be of great assistance in areas where internet connectivity is lacking.  Additionally, it will offer a paywall-free application to all users.  The development of an offline quiz </w:t>
-      </w:r>
-      <w:r>
-        <w:rPr>
-          <w:rFonts w:ascii="Arial" w:hAnsi="Arial" w:cs="Arial"/>
-          <w:lang w:val="en-US"/>
-        </w:rPr>
-        <w:t>application</w:t>
-      </w:r>
-      <w:r>
-        <w:rPr>
-          <w:rFonts w:ascii="Arial" w:hAnsi="Arial" w:cs="Arial"/>
-          <w:lang w:val="en-US"/>
-        </w:rPr>
-        <w:t xml:space="preserve"> aims to enhance security, accuracy and accessibility in various learning environments.  The intended purpose of the study is to assess the development of a different, entertaining, and user-friendly quiz creator application that can function live offline.  Additionally, it enables users to design and administer quizzes in classrooms, workplaces, or remote areas without disruptions caused by network issue</w:t>
-      </w:r>
-      <w:r>
-        <w:rPr>
-          <w:rFonts w:ascii="Arial" w:hAnsi="Arial" w:cs="Arial"/>
-          <w:lang w:val="en-US"/>
-        </w:rPr>
-        <w:t>s</w:t>
-      </w:r>
-      <w:r>
-        <w:rPr>
-          <w:rFonts w:ascii="Arial" w:hAnsi="Arial" w:cs="Arial"/>
-          <w:lang w:val="en-US"/>
-        </w:rPr>
-        <w:t>.</w:t>
-      </w:r>
-    </w:p>
-    <w:p>
-      <w:pPr>
-        <w:spacing w:after="0" w:line="480" w:lineRule="auto"/>
-        <w:ind w:firstLine="720"/>
-        <w:jc w:val="both"/>
-        <w:rPr>
-          <w:rFonts w:ascii="Arial" w:hAnsi="Arial" w:cs="Arial"/>
-          <w:lang w:val="en-US"/>
-        </w:rPr>
-      </w:pPr>
-      <w:r>
-        <w:rPr>
-          <w:rFonts w:ascii="Arial" w:hAnsi="Arial" w:cs="Arial"/>
-          <w:lang w:val="en-US"/>
-        </w:rPr>
-        <w:t xml:space="preserve">This study explores the feasibility, advantages, and implementation of an offline quiz </w:t>
-      </w:r>
-      <w:r>
-        <w:rPr>
-          <w:rFonts w:ascii="Arial" w:hAnsi="Arial" w:cs="Arial"/>
-          <w:lang w:val="en-US"/>
-        </w:rPr>
-        <w:t>application</w:t>
-      </w:r>
-      <w:r>
-        <w:rPr>
-          <w:rFonts w:ascii="Arial" w:hAnsi="Arial" w:cs="Arial"/>
-          <w:lang w:val="en-US"/>
-        </w:rPr>
-        <w:t xml:space="preserve"> with live functionality, focusing on its impact on learning experiences, usability, and reliability.  By leveraging local storage and real-time interaction features, the system seeks to provide an effective alternative to online quiz platforms, ensuring seamless assessment experiences in diverse educational and professional settings.</w:t>
-      </w:r>
-    </w:p>
-    <w:p>
-      <w:pPr>
-        <w:spacing w:after="0" w:line="480" w:lineRule="auto"/>
-        <w:jc w:val="both"/>
-        <w:rPr>
-          <w:rFonts w:ascii="Arial" w:hAnsi="Arial" w:cs="Arial"/>
-        </w:rPr>
-      </w:pPr>
-    </w:p>
-    <w:p>
-      <w:pPr>
-        <w:spacing w:after="0" w:line="480" w:lineRule="auto"/>
-        <w:jc w:val="both"/>
-        <w:rPr>
-          <w:rFonts w:ascii="Arial" w:hAnsi="Arial" w:cs="Arial"/>
-        </w:rPr>
-      </w:pPr>
-    </w:p>
-    <w:p>
-      <w:pPr>
-        <w:spacing w:after="0" w:line="480" w:lineRule="auto"/>
-        <w:jc w:val="both"/>
-        <w:rPr>
-          <w:rFonts w:ascii="Arial" w:hAnsi="Arial" w:cs="Arial"/>
-        </w:rPr>
-      </w:pPr>
-    </w:p>
-    <w:p>
-      <w:pPr>
-        <w:spacing w:after="0" w:line="480" w:lineRule="auto"/>
-        <w:jc w:val="both"/>
-        <w:rPr>
-          <w:rFonts w:ascii="Arial" w:hAnsi="Arial" w:cs="Arial"/>
-          <w:b/>
-          <w:bCs/>
-        </w:rPr>
-      </w:pPr>
-      <w:r>
-        <w:rPr>
-          <w:rFonts w:ascii="Arial" w:hAnsi="Arial" w:cs="Arial"/>
-          <w:b/>
-          <w:bCs/>
-        </w:rPr>
-        <w:t>Theoretical Framework</w:t>
-      </w:r>
-    </w:p>
-    <w:p>
-      <w:pPr>
-        <w:spacing w:after="0" w:line="480" w:lineRule="auto"/>
-        <w:jc w:val="both"/>
-        <w:rPr>
-          <w:rFonts w:ascii="Arial" w:hAnsi="Arial" w:cs="Arial"/>
-          <w:b/>
-          <w:bCs/>
-        </w:rPr>
-      </w:pPr>
-      <w:r>
-        <w:rPr>
-          <w:rFonts w:ascii="Arial" w:hAnsi="Arial" w:cs="Arial"/>
-          <w:b/>
-          <w:bCs/>
-        </w:rPr>
-        <w:t xml:space="preserve">A. </w:t>
-      </w:r>
-      <w:r>
-        <w:rPr>
-          <w:rFonts w:ascii="Arial" w:hAnsi="Arial" w:cs="Arial"/>
-          <w:b/>
-          <w:bCs/>
-        </w:rPr>
-        <w:t>Atwood's</w:t>
-      </w:r>
-      <w:r>
-        <w:rPr>
-          <w:rFonts w:ascii="Arial" w:hAnsi="Arial" w:cs="Arial"/>
-          <w:b/>
-          <w:bCs/>
-        </w:rPr>
-        <w:t xml:space="preserve"> </w:t>
-      </w:r>
-      <w:r>
-        <w:rPr>
-          <w:rFonts w:ascii="Arial" w:hAnsi="Arial" w:cs="Arial"/>
-          <w:b/>
-          <w:bCs/>
-        </w:rPr>
-        <w:t>l</w:t>
-      </w:r>
-      <w:r>
-        <w:rPr>
-          <w:rFonts w:ascii="Arial" w:hAnsi="Arial" w:cs="Arial"/>
-          <w:b/>
-          <w:bCs/>
-        </w:rPr>
-        <w:t>aw</w:t>
-      </w:r>
-    </w:p>
-    <w:p>
-      <w:pPr>
-        <w:spacing w:after="0" w:line="480" w:lineRule="auto"/>
-        <w:jc w:val="both"/>
-        <w:rPr>
-          <w:rFonts w:ascii="Arial" w:hAnsi="Arial" w:cs="Arial"/>
-        </w:rPr>
-      </w:pPr>
-      <w:r>
-        <w:rPr>
-          <w:rFonts w:ascii="Arial" w:hAnsi="Arial" w:cs="Arial"/>
-          <w:b/>
-          <w:bCs/>
-        </w:rPr>
-        <w:tab/>
-      </w:r>
-      <w:r>
-        <w:rPr>
-          <w:rFonts w:ascii="Arial" w:hAnsi="Arial" w:cs="Arial"/>
-        </w:rPr>
-        <w:t>According to Jeff Atwood that a</w:t>
-      </w:r>
-      <w:r>
-        <w:rPr>
-          <w:rFonts w:ascii="Arial" w:hAnsi="Arial" w:cs="Arial"/>
-        </w:rPr>
-        <w:t>ny application that can be written in JavaScript, will eventually be written in JavaScript</w:t>
-      </w:r>
-      <w:r>
-        <w:rPr>
-          <w:rFonts w:ascii="Arial" w:hAnsi="Arial" w:cs="Arial"/>
-        </w:rPr>
-        <w:t>.</w:t>
-      </w:r>
-    </w:p>
-    <w:p>
-      <w:pPr>
-        <w:spacing w:after="0" w:line="480" w:lineRule="auto"/>
-        <w:jc w:val="both"/>
-        <w:rPr>
-          <w:rFonts w:ascii="Arial" w:hAnsi="Arial" w:cs="Arial"/>
-        </w:rPr>
-      </w:pPr>
-      <w:r>
-        <w:rPr>
-          <w:rFonts w:ascii="Arial" w:hAnsi="Arial" w:cs="Arial"/>
-        </w:rPr>
-        <w:tab/>
-      </w:r>
-      <w:r>
-        <w:rPr>
-          <w:rFonts w:ascii="Arial" w:hAnsi="Arial" w:cs="Arial"/>
-        </w:rPr>
-        <w:t>Programmers</w:t>
-      </w:r>
-      <w:r>
-        <w:rPr>
-          <w:rFonts w:ascii="Arial" w:hAnsi="Arial" w:cs="Arial"/>
-        </w:rPr>
-        <w:t xml:space="preserve"> must appreciate the </w:t>
-      </w:r>
-      <w:r>
-        <w:rPr>
-          <w:rFonts w:ascii="Arial" w:hAnsi="Arial" w:cs="Arial"/>
-        </w:rPr>
-        <w:t>reasons</w:t>
-      </w:r>
-      <w:r>
-        <w:rPr>
-          <w:rFonts w:ascii="Arial" w:hAnsi="Arial" w:cs="Arial"/>
-        </w:rPr>
-        <w:t xml:space="preserve"> for picking not the most powerful solution but the least powerful</w:t>
-      </w:r>
-      <w:r>
-        <w:rPr>
-          <w:rFonts w:ascii="Arial" w:hAnsi="Arial" w:cs="Arial"/>
-        </w:rPr>
-        <w:t>.  The less powerful the programming language, the more you can do with the data stored in that language.</w:t>
-      </w:r>
-      <w:r>
-        <w:rPr>
-          <w:rFonts w:ascii="Arial" w:hAnsi="Arial" w:cs="Arial"/>
-        </w:rPr>
-        <w:t xml:space="preserve"> </w:t>
-      </w:r>
-      <w:r>
-        <w:rPr>
-          <w:rFonts w:ascii="Arial" w:hAnsi="Arial" w:cs="Arial"/>
-        </w:rPr>
-        <w:t xml:space="preserve"> (Tim Berners-Lee, 2023)</w:t>
-      </w:r>
-    </w:p>
-    <w:p>
-      <w:pPr>
-        <w:spacing w:after="0" w:line="480" w:lineRule="auto"/>
-        <w:jc w:val="both"/>
-        <w:rPr>
-          <w:rFonts w:ascii="Arial" w:hAnsi="Arial" w:cs="Arial"/>
-          <w:b/>
-          <w:bCs/>
-        </w:rPr>
-      </w:pPr>
-      <w:r>
-        <w:rPr>
-          <w:rFonts w:ascii="Arial" w:hAnsi="Arial" w:cs="Arial"/>
-          <w:b/>
-          <w:bCs/>
-        </w:rPr>
-        <w:t xml:space="preserve">B. </w:t>
-      </w:r>
-      <w:r>
-        <w:rPr>
-          <w:rFonts w:ascii="Arial" w:hAnsi="Arial" w:cs="Arial"/>
-          <w:b/>
-          <w:bCs/>
-        </w:rPr>
-        <w:t>E-learning theory</w:t>
-      </w:r>
-    </w:p>
-    <w:p>
-      <w:pPr>
-        <w:spacing w:after="0" w:line="480" w:lineRule="auto"/>
-        <w:jc w:val="both"/>
-      </w:pPr>
-      <w:r>
-        <w:rPr>
-          <w:rFonts w:ascii="Arial" w:hAnsi="Arial" w:cs="Arial"/>
-          <w:b/>
-          <w:bCs/>
-        </w:rPr>
-        <w:tab/>
-      </w:r>
-      <w:r>
-        <w:rPr>
-          <w:rFonts w:ascii="Arial" w:hAnsi="Arial" w:cs="Arial"/>
-        </w:rPr>
-        <w:t>The E-learning theory states that technology c</w:t>
-      </w:r>
-      <w:r>
-        <w:rPr>
-          <w:rFonts w:ascii="Arial" w:hAnsi="Arial" w:cs="Arial"/>
-        </w:rPr>
-        <w:t>an be used and designed to create new learning opportunities and to promote effective learning</w:t>
-      </w:r>
-      <w:r>
-        <w:rPr>
-          <w:rFonts w:ascii="Arial" w:hAnsi="Arial" w:cs="Arial"/>
-        </w:rPr>
-        <w:t>.  It is</w:t>
-      </w:r>
-      <w:r>
-        <w:rPr>
-          <w:rFonts w:ascii="Arial" w:hAnsi="Arial" w:cs="Arial"/>
-        </w:rPr>
-        <w:t xml:space="preserve"> also</w:t>
-      </w:r>
-      <w:r>
-        <w:rPr>
-          <w:rFonts w:ascii="Arial" w:hAnsi="Arial" w:cs="Arial"/>
-        </w:rPr>
-        <w:t xml:space="preserve"> observed that there is a significant increase in</w:t>
-      </w:r>
-      <w:r>
-        <w:rPr>
-          <w:rFonts w:ascii="Arial" w:hAnsi="Arial" w:cs="Arial"/>
-        </w:rPr>
-        <w:t xml:space="preserve"> the</w:t>
-      </w:r>
-      <w:r>
-        <w:rPr>
-          <w:rFonts w:ascii="Arial" w:hAnsi="Arial" w:cs="Arial"/>
-        </w:rPr>
-        <w:t xml:space="preserve"> learner’s engagement and improvement of active learning principles compared to learning with only text itself.</w:t>
-      </w:r>
-      <w:r>
-        <w:rPr>
-          <w:rFonts w:ascii="Arial" w:hAnsi="Arial" w:cs="Arial"/>
-        </w:rPr>
-        <w:t xml:space="preserve"> </w:t>
-      </w:r>
-      <w:r>
-        <w:rPr>
-          <w:rFonts w:ascii="Arial" w:hAnsi="Arial" w:cs="Arial"/>
-        </w:rPr>
-        <w:t xml:space="preserve"> (He, 2023)</w:t>
-      </w:r>
-    </w:p>
-    <w:p>
-      <w:pPr>
-        <w:spacing w:after="0" w:line="480" w:lineRule="auto"/>
-        <w:jc w:val="both"/>
-        <w:rPr>
-          <w:rFonts w:ascii="Arial" w:hAnsi="Arial" w:cs="Arial"/>
-          <w:b/>
-          <w:bCs/>
-        </w:rPr>
-      </w:pPr>
-      <w:r>
-        <w:rPr>
-          <w:rFonts w:ascii="Arial" w:hAnsi="Arial" w:cs="Arial"/>
-          <w:b/>
-          <w:bCs/>
-        </w:rPr>
-        <w:t xml:space="preserve">C. </w:t>
-      </w:r>
-      <w:r>
-        <w:rPr>
-          <w:rFonts w:ascii="Arial" w:hAnsi="Arial" w:cs="Arial"/>
-          <w:b/>
-          <w:bCs/>
-        </w:rPr>
-        <w:t>Gamification theory</w:t>
-      </w:r>
-    </w:p>
-    <w:p>
-      <w:pPr>
-        <w:spacing w:after="0" w:line="480" w:lineRule="auto"/>
-        <w:jc w:val="both"/>
-        <w:rPr>
-          <w:rFonts w:ascii="Arial" w:hAnsi="Arial" w:cs="Arial"/>
-        </w:rPr>
-      </w:pPr>
-      <w:r>
-        <w:rPr>
-          <w:rFonts w:ascii="Arial" w:hAnsi="Arial" w:cs="Arial"/>
-          <w:b/>
-          <w:bCs/>
-        </w:rPr>
-        <w:tab/>
-      </w:r>
-      <w:r>
-        <w:rPr>
-          <w:rFonts w:ascii="Arial" w:hAnsi="Arial" w:cs="Arial"/>
-        </w:rPr>
-        <w:t>Vargas-Macías</w:t>
-      </w:r>
-      <w:r>
-        <w:rPr>
-          <w:rFonts w:ascii="Arial" w:hAnsi="Arial" w:cs="Arial"/>
-        </w:rPr>
-        <w:t xml:space="preserve"> et. al. (2020) says that gamification lets adaptation of platforms and usage of tools in any area of knowledge.  Incorporating game elements in learning and motivating learners</w:t>
+        <w:t>elements in learning and motivating learners</w:t>
       </w:r>
       <w:r>
         <w:rPr>
           <w:rFonts w:ascii="Arial" w:hAnsi="Arial" w:cs="Arial"/>
         </w:rPr>
         <w:t>.  This promotes active learning and an innovative educational environment.</w:t>
-      </w:r>
-    </w:p>
-    <w:p>
-      <w:pPr>
-        <w:spacing w:line="480" w:lineRule="auto"/>
-        <w:jc w:val="both"/>
-        <w:rPr>
-          <w:rFonts w:ascii="Arial" w:hAnsi="Arial" w:cs="Arial"/>
-          <w:lang w:val="en-US"/>
-        </w:rPr>
-      </w:pPr>
-      <w:r>
-        <w:rPr>
-          <w:rFonts w:ascii="Arial" w:hAnsi="Arial" w:cs="Arial"/>
-          <w:b/>
-          <w:bCs/>
-        </w:rPr>
-        <w:tab/>
-      </w:r>
-    </w:p>
-    <w:p>
-      <w:pPr>
-        <w:spacing w:line="480" w:lineRule="auto"/>
-        <w:jc w:val="both"/>
-        <w:rPr>
-          <w:rFonts w:ascii="Arial" w:hAnsi="Arial" w:cs="Arial"/>
-          <w:lang w:val="en-US"/>
-        </w:rPr>
-      </w:pPr>
-    </w:p>
-    <w:p>
-      <w:pPr>
-        <w:spacing w:line="480" w:lineRule="auto"/>
-        <w:jc w:val="both"/>
-        <w:rPr>
-          <w:rFonts w:ascii="Arial" w:hAnsi="Arial" w:cs="Arial"/>
-          <w:lang w:val="en-US"/>
-        </w:rPr>
-      </w:pPr>
-    </w:p>
-    <w:p>
-      <w:pPr>
-        <w:spacing w:line="480" w:lineRule="auto"/>
-        <w:jc w:val="both"/>
-        <w:rPr>
-          <w:rFonts w:ascii="Arial" w:hAnsi="Arial" w:cs="Arial"/>
-          <w:lang w:val="en-US"/>
-        </w:rPr>
-      </w:pPr>
-    </w:p>
-    <w:p>
-      <w:pPr>
-        <w:spacing w:line="480" w:lineRule="auto"/>
-        <w:jc w:val="both"/>
-        <w:rPr>
-          <w:rFonts w:ascii="Arial" w:hAnsi="Arial" w:cs="Arial"/>
-          <w:lang w:val="en-US"/>
-        </w:rPr>
-      </w:pPr>
-    </w:p>
-    <w:p>
-      <w:pPr>
-        <w:spacing w:line="480" w:lineRule="auto"/>
-        <w:jc w:val="both"/>
-        <w:rPr>
-          <w:rFonts w:ascii="Arial" w:hAnsi="Arial" w:cs="Arial"/>
-          <w:lang w:val="en-US"/>
-        </w:rPr>
-      </w:pPr>
-    </w:p>
-    <w:p>
-      <w:pPr>
-        <w:spacing w:line="480" w:lineRule="auto"/>
-        <w:jc w:val="both"/>
-        <w:rPr>
-          <w:rFonts w:ascii="Arial" w:hAnsi="Arial" w:cs="Arial"/>
-          <w:lang w:val="en-US"/>
-        </w:rPr>
-      </w:pPr>
-      <w:r>
-        <w:rPr>
-          <w:rFonts w:ascii="Arial" w:hAnsi="Arial" w:cs="Arial"/>
-        </w:rPr>
-        <w:t xml:space="preserve"> </w:t>
       </w:r>
     </w:p>
     <w:p>
@@ -5330,16 +5007,8 @@
         <w:rPr>
           <w:rFonts w:ascii="Arial" w:hAnsi="Arial" w:cs="Arial"/>
         </w:rPr>
-        <w:t xml:space="preserve"> such as the Google </w:t>
-      </w:r>
-      <w:proofErr w:type="spellStart"/>
-      <w:r>
-        <w:rPr>
-          <w:rFonts w:ascii="Arial" w:hAnsi="Arial" w:cs="Arial"/>
-        </w:rPr>
-        <w:t>PlayStore</w:t>
-      </w:r>
-      <w:proofErr w:type="spellEnd"/>
+        <w:t xml:space="preserve"> such as the Google PlayStore</w:t>
+      </w:r>
       <w:r>
         <w:rPr>
           <w:rFonts w:ascii="Arial" w:hAnsi="Arial" w:cs="Arial"/>
@@ -7184,25 +6853,7 @@
                 <w:b/>
                 <w:bCs/>
               </w:rPr>
-              <w:t>Amount (</w:t>
-            </w:r>
-            <w:proofErr w:type="spellStart"/>
-            <w:r>
-              <w:rPr>
-                <w:rFonts w:ascii="Arial" w:hAnsi="Arial" w:cs="Arial"/>
-                <w:b/>
-                <w:bCs/>
-              </w:rPr>
-              <w:t>Php</w:t>
-            </w:r>
-            <w:proofErr w:type="spellEnd"/>
-            <w:r>
-              <w:rPr>
-                <w:rFonts w:ascii="Arial" w:hAnsi="Arial" w:cs="Arial"/>
-                <w:b/>
-                <w:bCs/>
-              </w:rPr>
-              <w:t>)</w:t>
+              <w:t>Amount (Php)</w:t>
             </w:r>
           </w:p>
         </w:tc>

--- a/SHS/Group 6_Manuscript_Raw.docx
+++ b/SHS/Group 6_Manuscript_Raw.docx
@@ -692,7 +692,35 @@
           <w:rFonts w:ascii="Arial" w:hAnsi="Arial" w:cs="Arial"/>
           <w:lang w:val="en-US"/>
         </w:rPr>
-        <w:t>In order to aid the lack of development of some students, through the use quiz application and by maximizing the usage of mobile phones in the proper way and fun way. As mentioned in the study of Roslan, R. (2021), most of the learners became more motivated when there was entertainment while learning. Furthermore, it improves the learner's encouragement to gather more knowledge. There are already existing quiz applications, but they never suffice. Their features or the app itself are behind a paywall. Moreover, many of these tools rely on continuous internet connectivity, which can pose significant challenges in regions with limited or unreliable network access. This research explores the development and impact of an offline live quiz maker, a tool designed to deliver dynamic, real-time quiz experiences without the need for an online connection.</w:t>
+        <w:t xml:space="preserve">In order to aid the lack of development of some students, through the use </w:t>
+      </w:r>
+      <w:r>
+        <w:rPr>
+          <w:rFonts w:ascii="Arial" w:hAnsi="Arial" w:cs="Arial"/>
+          <w:lang w:val="en-US"/>
+        </w:rPr>
+        <w:t xml:space="preserve">of a </w:t>
+      </w:r>
+      <w:r>
+        <w:rPr>
+          <w:rFonts w:ascii="Arial" w:hAnsi="Arial" w:cs="Arial"/>
+          <w:lang w:val="en-US"/>
+        </w:rPr>
+        <w:t>quiz application and by maximizing the usage of mobile phones in the proper</w:t>
+      </w:r>
+      <w:r>
+        <w:rPr>
+          <w:rFonts w:ascii="Arial" w:hAnsi="Arial" w:cs="Arial"/>
+          <w:lang w:val="en-US"/>
+        </w:rPr>
+        <w:t xml:space="preserve"> </w:t>
+      </w:r>
+      <w:r>
+        <w:rPr>
+          <w:rFonts w:ascii="Arial" w:hAnsi="Arial" w:cs="Arial"/>
+          <w:lang w:val="en-US"/>
+        </w:rPr>
+        <w:t>and fun way. As mentioned in the study of Roslan, R. (2021), most of the learners became more motivated when there was entertainment while learning. Furthermore, it improves the learner's encouragement to gather more knowledge. There are already existing quiz applications, but they never suffice. Their features or the app itself are behind a paywall. Moreover, many of these tools rely on continuous internet connectivity, which can pose significant challenges in regions with limited or unreliable network access. This research explores the development and impact of an offline live quiz maker, a tool designed to deliver dynamic, real-time quiz experiences without the need for an online connection.</w:t>
       </w:r>
     </w:p>
     <w:p>

--- a/SHS/Group 6_Manuscript_Raw.docx
+++ b/SHS/Group 6_Manuscript_Raw.docx
@@ -667,7 +667,77 @@
           <w:rFonts w:ascii="Arial" w:hAnsi="Arial" w:cs="Arial"/>
           <w:lang w:val="en-US"/>
         </w:rPr>
-        <w:t>Despite the growing importance of the internet in our society and the increased usage of gadgets, most students use their mobile devices for entertainment and unsuitable activities. According to the study of Attia, A., et al. (2017), the use of mobile phones has caused distraction to some students, affecting their ability to learn and focus on discussion. In addition, some classes do not allow the use of gadgets because learners tend to use them for pleasure; thus, students claim that to fight boredom, they are using phones. (Jalil, J., &amp; Sabir, S. 2019)</w:t>
+        <w:t>Despite the growing importance of the internet in our society and the increased usage of gadgets, most students use their mobile devices for entertainment and unsuitable activities.</w:t>
+      </w:r>
+      <w:r>
+        <w:rPr>
+          <w:rFonts w:ascii="Arial" w:hAnsi="Arial" w:cs="Arial"/>
+          <w:lang w:val="en-US"/>
+        </w:rPr>
+        <w:t xml:space="preserve"> </w:t>
+      </w:r>
+      <w:r>
+        <w:rPr>
+          <w:rFonts w:ascii="Arial" w:hAnsi="Arial" w:cs="Arial"/>
+          <w:lang w:val="en-US"/>
+        </w:rPr>
+        <w:t xml:space="preserve"> According to the study of Attia, A., et al. (2017), the use of mobile phones has caused distraction</w:t>
+      </w:r>
+      <w:r>
+        <w:rPr>
+          <w:rFonts w:ascii="Arial" w:hAnsi="Arial" w:cs="Arial"/>
+          <w:lang w:val="en-US"/>
+        </w:rPr>
+        <w:t>s</w:t>
+      </w:r>
+      <w:r>
+        <w:rPr>
+          <w:rFonts w:ascii="Arial" w:hAnsi="Arial" w:cs="Arial"/>
+          <w:lang w:val="en-US"/>
+        </w:rPr>
+        <w:t xml:space="preserve"> </w:t>
+      </w:r>
+      <w:r>
+        <w:rPr>
+          <w:rFonts w:ascii="Arial" w:hAnsi="Arial" w:cs="Arial"/>
+          <w:lang w:val="en-US"/>
+        </w:rPr>
+        <w:t>for</w:t>
+      </w:r>
+      <w:r>
+        <w:rPr>
+          <w:rFonts w:ascii="Arial" w:hAnsi="Arial" w:cs="Arial"/>
+          <w:lang w:val="en-US"/>
+        </w:rPr>
+        <w:t xml:space="preserve"> some students, affecting their ability to learn and focus on discussion</w:t>
+      </w:r>
+      <w:r>
+        <w:rPr>
+          <w:rFonts w:ascii="Arial" w:hAnsi="Arial" w:cs="Arial"/>
+          <w:lang w:val="en-US"/>
+        </w:rPr>
+        <w:t>s</w:t>
+      </w:r>
+      <w:r>
+        <w:rPr>
+          <w:rFonts w:ascii="Arial" w:hAnsi="Arial" w:cs="Arial"/>
+          <w:lang w:val="en-US"/>
+        </w:rPr>
+        <w:t>.</w:t>
+      </w:r>
+      <w:r>
+        <w:rPr>
+          <w:rFonts w:ascii="Arial" w:hAnsi="Arial" w:cs="Arial"/>
+          <w:lang w:val="en-US"/>
+        </w:rPr>
+        <w:t xml:space="preserve"> </w:t>
+      </w:r>
+      <w:r>
+        <w:rPr>
+          <w:rFonts w:ascii="Arial" w:hAnsi="Arial" w:cs="Arial"/>
+          <w:lang w:val="en-US"/>
+        </w:rPr>
+        <w:t xml:space="preserve"> In addition, some classes do not allow the use of gadgets because learners tend to use them to fight boredom. (Jalil, J., &amp; Sabir, S. 2019)</w:t>
       </w:r>
     </w:p>
     <w:p>
@@ -692,7 +762,14 @@
           <w:rFonts w:ascii="Arial" w:hAnsi="Arial" w:cs="Arial"/>
           <w:lang w:val="en-US"/>
         </w:rPr>
-        <w:t xml:space="preserve">In order to aid the lack of development of some students, through the use </w:t>
+        <w:t>T</w:t>
+      </w:r>
+      <w:r>
+        <w:rPr>
+          <w:rFonts w:ascii="Arial" w:hAnsi="Arial" w:cs="Arial"/>
+          <w:lang w:val="en-US"/>
+        </w:rPr>
+        <w:t xml:space="preserve">hrough the use </w:t>
       </w:r>
       <w:r>
         <w:rPr>
@@ -706,7 +783,21 @@
           <w:rFonts w:ascii="Arial" w:hAnsi="Arial" w:cs="Arial"/>
           <w:lang w:val="en-US"/>
         </w:rPr>
-        <w:t>quiz application and by maximizing the usage of mobile phones in the proper</w:t>
+        <w:t xml:space="preserve">quiz application and </w:t>
+      </w:r>
+      <w:r>
+        <w:rPr>
+          <w:rFonts w:ascii="Arial" w:hAnsi="Arial" w:cs="Arial"/>
+          <w:lang w:val="en-US"/>
+        </w:rPr>
+        <w:t xml:space="preserve">by </w:t>
+      </w:r>
+      <w:r>
+        <w:rPr>
+          <w:rFonts w:ascii="Arial" w:hAnsi="Arial" w:cs="Arial"/>
+          <w:lang w:val="en-US"/>
+        </w:rPr>
+        <w:t>maximizing the usage of mobile phones in the proper</w:t>
       </w:r>
       <w:r>
         <w:rPr>
@@ -720,7 +811,175 @@
           <w:rFonts w:ascii="Arial" w:hAnsi="Arial" w:cs="Arial"/>
           <w:lang w:val="en-US"/>
         </w:rPr>
-        <w:t>and fun way. As mentioned in the study of Roslan, R. (2021), most of the learners became more motivated when there was entertainment while learning. Furthermore, it improves the learner's encouragement to gather more knowledge. There are already existing quiz applications, but they never suffice. Their features or the app itself are behind a paywall. Moreover, many of these tools rely on continuous internet connectivity, which can pose significant challenges in regions with limited or unreliable network access. This research explores the development and impact of an offline live quiz maker, a tool designed to deliver dynamic, real-time quiz experiences without the need for an online connection.</w:t>
+        <w:t>and fun way</w:t>
+      </w:r>
+      <w:r>
+        <w:rPr>
+          <w:rFonts w:ascii="Arial" w:hAnsi="Arial" w:cs="Arial"/>
+          <w:lang w:val="en-US"/>
+        </w:rPr>
+        <w:t>, learning engagement</w:t>
+      </w:r>
+      <w:r>
+        <w:rPr>
+          <w:rFonts w:ascii="Arial" w:hAnsi="Arial" w:cs="Arial"/>
+          <w:lang w:val="en-US"/>
+        </w:rPr>
+        <w:t xml:space="preserve"> of students</w:t>
+      </w:r>
+      <w:r>
+        <w:rPr>
+          <w:rFonts w:ascii="Arial" w:hAnsi="Arial" w:cs="Arial"/>
+          <w:lang w:val="en-US"/>
+        </w:rPr>
+        <w:t xml:space="preserve"> can be improved.</w:t>
+      </w:r>
+      <w:r>
+        <w:rPr>
+          <w:rFonts w:ascii="Arial" w:hAnsi="Arial" w:cs="Arial"/>
+          <w:lang w:val="en-US"/>
+        </w:rPr>
+        <w:t xml:space="preserve"> As mentioned in the study of Roslan, R. (2021), </w:t>
+      </w:r>
+      <w:r>
+        <w:rPr>
+          <w:rFonts w:ascii="Arial" w:hAnsi="Arial" w:cs="Arial"/>
+          <w:lang w:val="en-US"/>
+        </w:rPr>
+        <w:t>most</w:t>
+      </w:r>
+      <w:r>
+        <w:rPr>
+          <w:rFonts w:ascii="Arial" w:hAnsi="Arial" w:cs="Arial"/>
+          <w:lang w:val="en-US"/>
+        </w:rPr>
+        <w:t xml:space="preserve"> learners became more motivated when there was entertainment while learning. Furthermore, it improves the learner's encouragement to gather more knowledge. There are already existing quiz applications, but they </w:t>
+      </w:r>
+      <w:r>
+        <w:rPr>
+          <w:rFonts w:ascii="Arial" w:hAnsi="Arial" w:cs="Arial"/>
+          <w:lang w:val="en-US"/>
+        </w:rPr>
+        <w:t>don’t</w:t>
+      </w:r>
+      <w:r>
+        <w:rPr>
+          <w:rFonts w:ascii="Arial" w:hAnsi="Arial" w:cs="Arial"/>
+          <w:lang w:val="en-US"/>
+        </w:rPr>
+        <w:t xml:space="preserve"> suffice. </w:t>
+      </w:r>
+      <w:r>
+        <w:rPr>
+          <w:rFonts w:ascii="Arial" w:hAnsi="Arial" w:cs="Arial"/>
+          <w:lang w:val="en-US"/>
+        </w:rPr>
+        <w:t>F</w:t>
+      </w:r>
+      <w:r>
+        <w:rPr>
+          <w:rFonts w:ascii="Arial" w:hAnsi="Arial" w:cs="Arial"/>
+          <w:lang w:val="en-US"/>
+        </w:rPr>
+        <w:t>eatures</w:t>
+      </w:r>
+      <w:r>
+        <w:rPr>
+          <w:rFonts w:ascii="Arial" w:hAnsi="Arial" w:cs="Arial"/>
+          <w:lang w:val="en-US"/>
+        </w:rPr>
+        <w:t>,</w:t>
+      </w:r>
+      <w:r>
+        <w:rPr>
+          <w:rFonts w:ascii="Arial" w:hAnsi="Arial" w:cs="Arial"/>
+          <w:lang w:val="en-US"/>
+        </w:rPr>
+        <w:t xml:space="preserve"> or </w:t>
+      </w:r>
+      <w:r>
+        <w:rPr>
+          <w:rFonts w:ascii="Arial" w:hAnsi="Arial" w:cs="Arial"/>
+          <w:lang w:val="en-US"/>
+        </w:rPr>
+        <w:t xml:space="preserve">sometimes </w:t>
+      </w:r>
+      <w:r>
+        <w:rPr>
+          <w:rFonts w:ascii="Arial" w:hAnsi="Arial" w:cs="Arial"/>
+          <w:lang w:val="en-US"/>
+        </w:rPr>
+        <w:t>the app itself</w:t>
+      </w:r>
+      <w:r>
+        <w:rPr>
+          <w:rFonts w:ascii="Arial" w:hAnsi="Arial" w:cs="Arial"/>
+          <w:lang w:val="en-US"/>
+        </w:rPr>
+        <w:t>,</w:t>
+      </w:r>
+      <w:r>
+        <w:rPr>
+          <w:rFonts w:ascii="Arial" w:hAnsi="Arial" w:cs="Arial"/>
+          <w:lang w:val="en-US"/>
+        </w:rPr>
+        <w:t xml:space="preserve"> </w:t>
+      </w:r>
+      <w:r>
+        <w:rPr>
+          <w:rFonts w:ascii="Arial" w:hAnsi="Arial" w:cs="Arial"/>
+          <w:lang w:val="en-US"/>
+        </w:rPr>
+        <w:t>are</w:t>
+      </w:r>
+      <w:r>
+        <w:rPr>
+          <w:rFonts w:ascii="Arial" w:hAnsi="Arial" w:cs="Arial"/>
+          <w:lang w:val="en-US"/>
+        </w:rPr>
+        <w:t xml:space="preserve"> behind a paywall. Moreover, many of these tools rely </w:t>
+      </w:r>
+      <w:r>
+        <w:rPr>
+          <w:rFonts w:ascii="Arial" w:hAnsi="Arial" w:cs="Arial"/>
+          <w:lang w:val="en-US"/>
+        </w:rPr>
+        <w:t>on an</w:t>
+      </w:r>
+      <w:r>
+        <w:rPr>
+          <w:rFonts w:ascii="Arial" w:hAnsi="Arial" w:cs="Arial"/>
+          <w:lang w:val="en-US"/>
+        </w:rPr>
+        <w:t xml:space="preserve"> internet connec</w:t>
+      </w:r>
+      <w:r>
+        <w:rPr>
+          <w:rFonts w:ascii="Arial" w:hAnsi="Arial" w:cs="Arial"/>
+          <w:lang w:val="en-US"/>
+        </w:rPr>
+        <w:t>tion</w:t>
+      </w:r>
+      <w:r>
+        <w:rPr>
+          <w:rFonts w:ascii="Arial" w:hAnsi="Arial" w:cs="Arial"/>
+          <w:lang w:val="en-US"/>
+        </w:rPr>
+        <w:t xml:space="preserve">, which can </w:t>
+      </w:r>
+      <w:r>
+        <w:rPr>
+          <w:rFonts w:ascii="Arial" w:hAnsi="Arial" w:cs="Arial"/>
+          <w:lang w:val="en-US"/>
+        </w:rPr>
+        <w:t>cause</w:t>
+      </w:r>
+      <w:r>
+        <w:rPr>
+          <w:rFonts w:ascii="Arial" w:hAnsi="Arial" w:cs="Arial"/>
+          <w:lang w:val="en-US"/>
+        </w:rPr>
+        <w:t xml:space="preserve"> challenges in regions with limited or unreliable network access. This research explores the development and impact of an offline live quiz maker, a tool designed to deliver dynamic, real-time quiz experiences without the need for an online connection.</w:t>
       </w:r>
     </w:p>
     <w:p>
@@ -738,8 +997,15 @@
           <w:rFonts w:ascii="Arial" w:hAnsi="Arial" w:cs="Arial"/>
           <w:lang w:val="en-US"/>
         </w:rPr>
+        <w:t xml:space="preserve">The motivation behind this study is the growing need for offline educational technologies and enabling live quiz sessions in offline mode. The aim is to enhance </w:t>
+      </w:r>
+      <w:r>
+        <w:rPr>
+          <w:rFonts w:ascii="Arial" w:hAnsi="Arial" w:cs="Arial"/>
+          <w:lang w:val="en-US"/>
+        </w:rPr>
         <w:lastRenderedPageBreak/>
-        <w:t>The motivation behind this study is the growing need for offline educational technologies and enabling live quiz sessions in offline mode. The aim is to enhance learning experiences. This research examines the design, implementation, and user engagement aspects of the application, evaluating its effectiveness in maintaining interactive and responsive quiz sessions even in the absence of internet access. The findings of this research are expected to contribute valuable insights into the integration of offline technologies within modern educational frameworks, paving the way for more resilient and adaptive learning environments.</w:t>
+        <w:t>learning experiences. This research examines the design, implementation, and user engagement aspects of the application, evaluating its effectiveness in maintaining interactive and responsive quiz sessions even in the absence of internet access. The findings of this research are expected to contribute valuable insights into the integration of offline technologies within modern educational frameworks, paving the way for more resilient and adaptive learning environments.</w:t>
       </w:r>
     </w:p>
     <w:p>
@@ -797,7 +1063,21 @@
           <w:rFonts w:ascii="Arial" w:hAnsi="Arial" w:cs="Arial"/>
           <w:lang w:val="en-US"/>
         </w:rPr>
-        <w:t xml:space="preserve">without the need for the internet.  The purpose of the project is to assist educators in developing tests in a particular field even in the absence of internet access.  Some pupils are dependent on their devices and have an attachment to them.  Therefore, using gadgets will undoubtedly contribute to giving technology a purpose.  It will also be of great assistance in areas where internet connectivity is lacking.  Additionally, it will offer a paywall-free application to all users.  The development of an offline quiz </w:t>
+        <w:t>without the need for</w:t>
+      </w:r>
+      <w:r>
+        <w:rPr>
+          <w:rFonts w:ascii="Arial" w:hAnsi="Arial" w:cs="Arial"/>
+          <w:lang w:val="en-US"/>
+        </w:rPr>
+        <w:t xml:space="preserve"> </w:t>
+      </w:r>
+      <w:r>
+        <w:rPr>
+          <w:rFonts w:ascii="Arial" w:hAnsi="Arial" w:cs="Arial"/>
+          <w:lang w:val="en-US"/>
+        </w:rPr>
+        <w:t xml:space="preserve">internet.  The purpose of the project is to assist educators in developing tests in a particular field even in the absence of internet access.  Some pupils are dependent on their devices and have an attachment to them.  Therefore, using gadgets will undoubtedly contribute to giving technology a purpose.  It will also be of great assistance in areas where internet connectivity is lacking.  Additionally, it will offer a paywall-free application to all users.  The development of an offline quiz </w:t>
       </w:r>
       <w:r>
         <w:rPr>
@@ -811,7 +1091,49 @@
           <w:rFonts w:ascii="Arial" w:hAnsi="Arial" w:cs="Arial"/>
           <w:lang w:val="en-US"/>
         </w:rPr>
-        <w:t xml:space="preserve"> aims to enhance security, accuracy and accessibility in various learning environments.  The intended purpose of the study is to assess the development of a different, entertaining, and user-friendly quiz creator application that can function live offline.  Additionally, it enables users to design and administer quizzes in classrooms, workplaces, or remote areas without disruptions caused by network issue</w:t>
+        <w:t xml:space="preserve"> aims to enhance security, accuracy and accessibility in various learning environments.  The intended purpose of the study is to assess the development of a different, entertaining, and user-friendly quiz creator application that can function live offline.  Additionally, it </w:t>
+      </w:r>
+      <w:r>
+        <w:rPr>
+          <w:rFonts w:ascii="Arial" w:hAnsi="Arial" w:cs="Arial"/>
+          <w:lang w:val="en-US"/>
+        </w:rPr>
+        <w:t>will let</w:t>
+      </w:r>
+      <w:r>
+        <w:rPr>
+          <w:rFonts w:ascii="Arial" w:hAnsi="Arial" w:cs="Arial"/>
+          <w:lang w:val="en-US"/>
+        </w:rPr>
+        <w:t xml:space="preserve"> users </w:t>
+      </w:r>
+      <w:r>
+        <w:rPr>
+          <w:rFonts w:ascii="Arial" w:hAnsi="Arial" w:cs="Arial"/>
+          <w:lang w:val="en-US"/>
+        </w:rPr>
+        <w:t xml:space="preserve">edit </w:t>
+      </w:r>
+      <w:r>
+        <w:rPr>
+          <w:rFonts w:ascii="Arial" w:hAnsi="Arial" w:cs="Arial"/>
+          <w:lang w:val="en-US"/>
+        </w:rPr>
+        <w:t xml:space="preserve">and </w:t>
+      </w:r>
+      <w:r>
+        <w:rPr>
+          <w:rFonts w:ascii="Arial" w:hAnsi="Arial" w:cs="Arial"/>
+          <w:lang w:val="en-US"/>
+        </w:rPr>
+        <w:t>host</w:t>
+      </w:r>
+      <w:r>
+        <w:rPr>
+          <w:rFonts w:ascii="Arial" w:hAnsi="Arial" w:cs="Arial"/>
+          <w:lang w:val="en-US"/>
+        </w:rPr>
+        <w:t xml:space="preserve"> quizzes in classrooms, workplaces, or remote areas without disruptions caused by network issue</w:t>
       </w:r>
       <w:r>
         <w:rPr>
@@ -843,22 +1165,106 @@
           <w:rFonts w:ascii="Arial" w:hAnsi="Arial" w:cs="Arial"/>
           <w:lang w:val="en-US"/>
         </w:rPr>
+        <w:t xml:space="preserve">This study explores the feasibility, advantages, and implementation of an offline quiz </w:t>
+      </w:r>
+      <w:r>
+        <w:rPr>
+          <w:rFonts w:ascii="Arial" w:hAnsi="Arial" w:cs="Arial"/>
+          <w:lang w:val="en-US"/>
+        </w:rPr>
+        <w:t>application</w:t>
+      </w:r>
+      <w:r>
+        <w:rPr>
+          <w:rFonts w:ascii="Arial" w:hAnsi="Arial" w:cs="Arial"/>
+          <w:lang w:val="en-US"/>
+        </w:rPr>
+        <w:t xml:space="preserve"> with live functionality, focusing on its impact on learning experiences</w:t>
+      </w:r>
+      <w:r>
+        <w:rPr>
+          <w:rFonts w:ascii="Arial" w:hAnsi="Arial" w:cs="Arial"/>
+          <w:lang w:val="en-US"/>
+        </w:rPr>
+        <w:t xml:space="preserve"> and</w:t>
+      </w:r>
+      <w:r>
+        <w:rPr>
+          <w:rFonts w:ascii="Arial" w:hAnsi="Arial" w:cs="Arial"/>
+          <w:lang w:val="en-US"/>
+        </w:rPr>
+        <w:t xml:space="preserve"> usability.  By </w:t>
+      </w:r>
+      <w:r>
+        <w:rPr>
+          <w:rFonts w:ascii="Arial" w:hAnsi="Arial" w:cs="Arial"/>
+          <w:lang w:val="en-US"/>
+        </w:rPr>
+        <w:t>using</w:t>
+      </w:r>
+      <w:r>
+        <w:rPr>
+          <w:rFonts w:ascii="Arial" w:hAnsi="Arial" w:cs="Arial"/>
+          <w:lang w:val="en-US"/>
+        </w:rPr>
+        <w:t xml:space="preserve"> local storage and </w:t>
+      </w:r>
+      <w:r>
+        <w:rPr>
+          <w:rFonts w:ascii="Arial" w:hAnsi="Arial" w:cs="Arial"/>
+          <w:lang w:val="en-US"/>
+        </w:rPr>
+        <w:t xml:space="preserve">wireless connection </w:t>
+      </w:r>
+      <w:r>
+        <w:rPr>
+          <w:rFonts w:ascii="Arial" w:hAnsi="Arial" w:cs="Arial"/>
+          <w:lang w:val="en-US"/>
+        </w:rPr>
         <w:lastRenderedPageBreak/>
-        <w:t xml:space="preserve">This study explores the feasibility, advantages, and implementation of an offline quiz </w:t>
-      </w:r>
-      <w:r>
-        <w:rPr>
-          <w:rFonts w:ascii="Arial" w:hAnsi="Arial" w:cs="Arial"/>
-          <w:lang w:val="en-US"/>
-        </w:rPr>
-        <w:t>application</w:t>
-      </w:r>
-      <w:r>
-        <w:rPr>
-          <w:rFonts w:ascii="Arial" w:hAnsi="Arial" w:cs="Arial"/>
-          <w:lang w:val="en-US"/>
-        </w:rPr>
-        <w:t xml:space="preserve"> with live functionality, focusing on its impact on learning experiences, usability, and reliability.  By leveraging local storage and real-time interaction features, the system seeks to provide an effective alternative to online quiz platforms, ensuring seamless assessment experiences in diverse educational and professional settings.</w:t>
+        <w:t xml:space="preserve">features, </w:t>
+      </w:r>
+      <w:r>
+        <w:rPr>
+          <w:rFonts w:ascii="Arial" w:hAnsi="Arial" w:cs="Arial"/>
+          <w:lang w:val="en-US"/>
+        </w:rPr>
+        <w:t xml:space="preserve">this study </w:t>
+      </w:r>
+      <w:r>
+        <w:rPr>
+          <w:rFonts w:ascii="Arial" w:hAnsi="Arial" w:cs="Arial"/>
+          <w:lang w:val="en-US"/>
+        </w:rPr>
+        <w:t>seeks to provide an effective alternative to online quiz platforms, ensuring s</w:t>
+      </w:r>
+      <w:r>
+        <w:rPr>
+          <w:rFonts w:ascii="Arial" w:hAnsi="Arial" w:cs="Arial"/>
+          <w:lang w:val="en-US"/>
+        </w:rPr>
+        <w:t>mooth</w:t>
+      </w:r>
+      <w:r>
+        <w:rPr>
+          <w:rFonts w:ascii="Arial" w:hAnsi="Arial" w:cs="Arial"/>
+          <w:lang w:val="en-US"/>
+        </w:rPr>
+        <w:t xml:space="preserve"> experiences in di</w:t>
+      </w:r>
+      <w:r>
+        <w:rPr>
+          <w:rFonts w:ascii="Arial" w:hAnsi="Arial" w:cs="Arial"/>
+          <w:lang w:val="en-US"/>
+        </w:rPr>
+        <w:t>fferent</w:t>
+      </w:r>
+      <w:r>
+        <w:rPr>
+          <w:rFonts w:ascii="Arial" w:hAnsi="Arial" w:cs="Arial"/>
+          <w:lang w:val="en-US"/>
+        </w:rPr>
+        <w:t xml:space="preserve"> settings.</w:t>
       </w:r>
     </w:p>
     <w:p>
@@ -951,13 +1357,43 @@
         <w:rPr>
           <w:rFonts w:ascii="Arial" w:hAnsi="Arial" w:cs="Arial"/>
         </w:rPr>
-        <w:t>According to Jeff Atwood that a</w:t>
-      </w:r>
-      <w:r>
-        <w:rPr>
-          <w:rFonts w:ascii="Arial" w:hAnsi="Arial" w:cs="Arial"/>
-        </w:rPr>
-        <w:t>ny application that can be written in JavaScript, will eventually be written in JavaScript</w:t>
+        <w:t>According to Jeff Atwood</w:t>
+      </w:r>
+      <w:r>
+        <w:rPr>
+          <w:rFonts w:ascii="Arial" w:hAnsi="Arial" w:cs="Arial"/>
+        </w:rPr>
+        <w:t xml:space="preserve">, </w:t>
+      </w:r>
+      <w:r>
+        <w:rPr>
+          <w:rFonts w:ascii="Arial" w:hAnsi="Arial" w:cs="Arial"/>
+        </w:rPr>
+        <w:t>a</w:t>
+      </w:r>
+      <w:r>
+        <w:rPr>
+          <w:rFonts w:ascii="Arial" w:hAnsi="Arial" w:cs="Arial"/>
+        </w:rPr>
+        <w:t>ny application that can be written in JavaScrip</w:t>
+      </w:r>
+      <w:r>
+        <w:rPr>
+          <w:rFonts w:ascii="Arial" w:hAnsi="Arial" w:cs="Arial"/>
+        </w:rPr>
+        <w:t>t</w:t>
+      </w:r>
+      <w:r>
+        <w:rPr>
+          <w:rFonts w:ascii="Arial" w:hAnsi="Arial" w:cs="Arial"/>
+        </w:rPr>
+        <w:t xml:space="preserve"> </w:t>
+      </w:r>
+      <w:r>
+        <w:rPr>
+          <w:rFonts w:ascii="Arial" w:hAnsi="Arial" w:cs="Arial"/>
+        </w:rPr>
+        <w:t>will eventually be written in JavaScript</w:t>
       </w:r>
       <w:r>
         <w:rPr>
@@ -1002,13 +1438,31 @@
         <w:rPr>
           <w:rFonts w:ascii="Arial" w:hAnsi="Arial" w:cs="Arial"/>
         </w:rPr>
-        <w:t xml:space="preserve"> for picking not the most powerful solution but the least powerful</w:t>
-      </w:r>
-      <w:r>
-        <w:rPr>
-          <w:rFonts w:ascii="Arial" w:hAnsi="Arial" w:cs="Arial"/>
-        </w:rPr>
-        <w:t>.  The less powerful the programming language, the more you can do with the data stored in that language.</w:t>
+        <w:t xml:space="preserve"> for picki</w:t>
+      </w:r>
+      <w:r>
+        <w:rPr>
+          <w:rFonts w:ascii="Arial" w:hAnsi="Arial" w:cs="Arial"/>
+        </w:rPr>
+        <w:t xml:space="preserve">ng </w:t>
+      </w:r>
+      <w:r>
+        <w:rPr>
+          <w:rFonts w:ascii="Arial" w:hAnsi="Arial" w:cs="Arial"/>
+        </w:rPr>
+        <w:t>the least powerful</w:t>
+      </w:r>
+      <w:r>
+        <w:rPr>
+          <w:rFonts w:ascii="Arial" w:hAnsi="Arial" w:cs="Arial"/>
+        </w:rPr>
+        <w:t xml:space="preserve"> solution</w:t>
+      </w:r>
+      <w:r>
+        <w:rPr>
+          <w:rFonts w:ascii="Arial" w:hAnsi="Arial" w:cs="Arial"/>
+        </w:rPr>
+        <w:t>.  The less powerful the programming language, the more you can do with</w:t>
       </w:r>
       <w:r>
         <w:rPr>
@@ -1020,6 +1474,18 @@
         <w:rPr>
           <w:rFonts w:ascii="Arial" w:hAnsi="Arial" w:cs="Arial"/>
         </w:rPr>
+        <w:t>that language.</w:t>
+      </w:r>
+      <w:r>
+        <w:rPr>
+          <w:rFonts w:ascii="Arial" w:hAnsi="Arial" w:cs="Arial"/>
+        </w:rPr>
+        <w:t xml:space="preserve"> </w:t>
+      </w:r>
+      <w:r>
+        <w:rPr>
+          <w:rFonts w:ascii="Arial" w:hAnsi="Arial" w:cs="Arial"/>
+        </w:rPr>
         <w:t xml:space="preserve"> (Tim Berners-Lee, 2023)</w:t>
       </w:r>
     </w:p>
@@ -1067,13 +1533,49 @@
         <w:rPr>
           <w:rFonts w:ascii="Arial" w:hAnsi="Arial" w:cs="Arial"/>
         </w:rPr>
-        <w:t>The E-learning theory states that technology c</w:t>
-      </w:r>
-      <w:r>
-        <w:rPr>
-          <w:rFonts w:ascii="Arial" w:hAnsi="Arial" w:cs="Arial"/>
-        </w:rPr>
-        <w:t>an be used and designed to create new learning opportunities and to promote effective learning</w:t>
+        <w:t xml:space="preserve">The </w:t>
+      </w:r>
+      <w:r>
+        <w:rPr>
+          <w:rFonts w:ascii="Arial" w:hAnsi="Arial" w:cs="Arial"/>
+        </w:rPr>
+        <w:t>e</w:t>
+      </w:r>
+      <w:r>
+        <w:rPr>
+          <w:rFonts w:ascii="Arial" w:hAnsi="Arial" w:cs="Arial"/>
+        </w:rPr>
+        <w:t>-learning theory states that technology c</w:t>
+      </w:r>
+      <w:r>
+        <w:rPr>
+          <w:rFonts w:ascii="Arial" w:hAnsi="Arial" w:cs="Arial"/>
+        </w:rPr>
+        <w:t xml:space="preserve">an be used and designed to </w:t>
+      </w:r>
+      <w:r>
+        <w:rPr>
+          <w:rFonts w:ascii="Arial" w:hAnsi="Arial" w:cs="Arial"/>
+        </w:rPr>
+        <w:t xml:space="preserve">make </w:t>
+      </w:r>
+      <w:r>
+        <w:rPr>
+          <w:rFonts w:ascii="Arial" w:hAnsi="Arial" w:cs="Arial"/>
+        </w:rPr>
+        <w:t>new learning opportunities and</w:t>
+      </w:r>
+      <w:r>
+        <w:rPr>
+          <w:rFonts w:ascii="Arial" w:hAnsi="Arial" w:cs="Arial"/>
+        </w:rPr>
+        <w:t xml:space="preserve"> </w:t>
+      </w:r>
+      <w:r>
+        <w:rPr>
+          <w:rFonts w:ascii="Arial" w:hAnsi="Arial" w:cs="Arial"/>
+        </w:rPr>
+        <w:t>promote effective learning</w:t>
       </w:r>
       <w:r>
         <w:rPr>
@@ -1091,7 +1593,19 @@
         <w:rPr>
           <w:rFonts w:ascii="Arial" w:hAnsi="Arial" w:cs="Arial"/>
         </w:rPr>
-        <w:t xml:space="preserve"> observed that there is a significant increase in</w:t>
+        <w:t xml:space="preserve"> </w:t>
+      </w:r>
+      <w:r>
+        <w:rPr>
+          <w:rFonts w:ascii="Arial" w:hAnsi="Arial" w:cs="Arial"/>
+        </w:rPr>
+        <w:t>seen</w:t>
+      </w:r>
+      <w:r>
+        <w:rPr>
+          <w:rFonts w:ascii="Arial" w:hAnsi="Arial" w:cs="Arial"/>
+        </w:rPr>
+        <w:t xml:space="preserve"> that there is a significant increase in</w:t>
       </w:r>
       <w:r>
         <w:rPr>
@@ -1171,57 +1685,244 @@
         <w:rPr>
           <w:rFonts w:ascii="Arial" w:hAnsi="Arial" w:cs="Arial"/>
         </w:rPr>
-        <w:t xml:space="preserve"> et. al. (2020) says that gamification lets adaptation of platforms and usage of tools in any area of knowledge.  Incorporating game </w:t>
+        <w:t xml:space="preserve"> et al. (2020) says that gamification lets adaptation of platforms and usage of tools in any area of knowledge.  Incorporating game elements in learning and motivating learners</w:t>
+      </w:r>
+      <w:r>
+        <w:rPr>
+          <w:rFonts w:ascii="Arial" w:hAnsi="Arial" w:cs="Arial"/>
+        </w:rPr>
+        <w:t>.  This promotes active learning and an innovative educational environment.</w:t>
+      </w:r>
+    </w:p>
+    <w:p>
+      <w:pPr>
+        <w:spacing w:after="0" w:line="480" w:lineRule="auto"/>
+        <w:jc w:val="both"/>
+        <w:rPr>
+          <w:rFonts w:ascii="Arial" w:hAnsi="Arial" w:cs="Arial"/>
+          <w:b/>
+          <w:bCs/>
+        </w:rPr>
+      </w:pPr>
+      <w:bookmarkStart w:id="3" w:name="_Hlk190003980"/>
+      <w:r>
+        <w:rPr>
+          <w:rFonts w:ascii="Arial" w:hAnsi="Arial" w:cs="Arial"/>
+          <w:b/>
+          <w:bCs/>
+        </w:rPr>
+        <w:t>Conceptual Framework</w:t>
+      </w:r>
+    </w:p>
+    <w:p>
+      <w:pPr>
+        <w:spacing w:line="480" w:lineRule="auto"/>
+        <w:jc w:val="both"/>
+        <w:rPr>
+          <w:rFonts w:ascii="Arial" w:hAnsi="Arial" w:cs="Arial"/>
+        </w:rPr>
+      </w:pPr>
+      <w:r>
+        <w:rPr>
+          <w:rFonts w:ascii="Arial" w:hAnsi="Arial" w:cs="Arial"/>
+          <w:b/>
+          <w:bCs/>
+        </w:rPr>
+        <w:tab/>
+      </w:r>
+      <w:r>
+        <w:rPr>
+          <w:rFonts w:ascii="Arial" w:hAnsi="Arial" w:cs="Arial"/>
+        </w:rPr>
+        <w:t xml:space="preserve"> </w:t>
+      </w:r>
+      <w:bookmarkEnd w:id="3"/>
+      <w:r>
+        <w:rPr>
+          <w:rFonts w:ascii="Arial" w:hAnsi="Arial" w:cs="Arial"/>
+        </w:rPr>
+        <w:t>Th</w:t>
+      </w:r>
+      <w:r>
+        <w:rPr>
+          <w:rFonts w:ascii="Arial" w:hAnsi="Arial" w:cs="Arial"/>
+        </w:rPr>
+        <w:t>e</w:t>
+      </w:r>
+      <w:r>
+        <w:rPr>
+          <w:rFonts w:ascii="Arial" w:hAnsi="Arial" w:cs="Arial"/>
+        </w:rPr>
+        <w:t xml:space="preserve"> d</w:t>
+      </w:r>
+      <w:r>
+        <w:rPr>
+          <w:rFonts w:ascii="Arial" w:hAnsi="Arial" w:cs="Arial"/>
+        </w:rPr>
+        <w:t>iagram</w:t>
+      </w:r>
+      <w:r>
+        <w:rPr>
+          <w:rFonts w:ascii="Arial" w:hAnsi="Arial" w:cs="Arial"/>
+        </w:rPr>
+        <w:t xml:space="preserve"> shows the conceptual framework of the variables in this study</w:t>
+      </w:r>
+      <w:r>
+        <w:rPr>
+          <w:rFonts w:ascii="Arial" w:hAnsi="Arial" w:cs="Arial"/>
+        </w:rPr>
+        <w:t>.</w:t>
+      </w:r>
+      <w:r>
+        <w:rPr>
+          <w:rFonts w:ascii="Arial" w:hAnsi="Arial" w:cs="Arial"/>
+        </w:rPr>
+        <w:t xml:space="preserve">  This shows the input, process</w:t>
+      </w:r>
+      <w:r>
+        <w:rPr>
+          <w:rFonts w:ascii="Arial" w:hAnsi="Arial" w:cs="Arial"/>
+        </w:rPr>
+        <w:t>,</w:t>
+      </w:r>
+      <w:r>
+        <w:rPr>
+          <w:rFonts w:ascii="Arial" w:hAnsi="Arial" w:cs="Arial"/>
+        </w:rPr>
+        <w:t xml:space="preserve"> and output shown as a quick flow.  </w:t>
+      </w:r>
+      <w:r>
+        <w:rPr>
+          <w:rFonts w:ascii="Arial" w:hAnsi="Arial" w:cs="Arial"/>
+        </w:rPr>
+        <w:t xml:space="preserve">First, the </w:t>
+      </w:r>
+      <w:r>
+        <w:rPr>
+          <w:rFonts w:ascii="Arial" w:hAnsi="Arial" w:cs="Arial"/>
+        </w:rPr>
+        <w:t>i</w:t>
+      </w:r>
+      <w:r>
+        <w:rPr>
+          <w:rFonts w:ascii="Arial" w:hAnsi="Arial" w:cs="Arial"/>
+        </w:rPr>
+        <w:t>nput</w:t>
+      </w:r>
+      <w:r>
+        <w:rPr>
+          <w:rFonts w:ascii="Arial" w:hAnsi="Arial" w:cs="Arial"/>
+        </w:rPr>
+        <w:t>,</w:t>
+      </w:r>
+      <w:r>
+        <w:rPr>
+          <w:rFonts w:ascii="Arial" w:hAnsi="Arial" w:cs="Arial"/>
+        </w:rPr>
+        <w:t xml:space="preserve"> </w:t>
+      </w:r>
+      <w:r>
+        <w:rPr>
+          <w:rFonts w:ascii="Arial" w:hAnsi="Arial" w:cs="Arial"/>
+        </w:rPr>
+        <w:t xml:space="preserve">which </w:t>
+      </w:r>
+      <w:r>
+        <w:rPr>
+          <w:rFonts w:ascii="Arial" w:hAnsi="Arial" w:cs="Arial"/>
+        </w:rPr>
+        <w:t xml:space="preserve">includes digital tools, </w:t>
+      </w:r>
+      <w:r>
+        <w:rPr>
+          <w:rFonts w:ascii="Arial" w:hAnsi="Arial" w:cs="Arial"/>
+        </w:rPr>
+        <w:t>mainly</w:t>
+      </w:r>
+      <w:r>
+        <w:rPr>
+          <w:rFonts w:ascii="Arial" w:hAnsi="Arial" w:cs="Arial"/>
+        </w:rPr>
+        <w:t xml:space="preserve"> HTML, CSS, JavaScript, Node.js, </w:t>
+      </w:r>
+      <w:r>
+        <w:rPr>
+          <w:rFonts w:ascii="Arial" w:hAnsi="Arial" w:cs="Arial"/>
+        </w:rPr>
+        <w:t xml:space="preserve">NPM, and </w:t>
       </w:r>
       <w:r>
         <w:rPr>
           <w:rFonts w:ascii="Arial" w:hAnsi="Arial" w:cs="Arial"/>
         </w:rPr>
         <w:lastRenderedPageBreak/>
-        <w:t>elements in learning and motivating learners</w:t>
-      </w:r>
-      <w:r>
-        <w:rPr>
-          <w:rFonts w:ascii="Arial" w:hAnsi="Arial" w:cs="Arial"/>
-        </w:rPr>
-        <w:t>.  This promotes active learning and an innovative educational environment.</w:t>
-      </w:r>
-    </w:p>
-    <w:p>
-      <w:pPr>
-        <w:spacing w:after="0" w:line="480" w:lineRule="auto"/>
-        <w:jc w:val="both"/>
-        <w:rPr>
-          <w:rFonts w:ascii="Arial" w:hAnsi="Arial" w:cs="Arial"/>
-          <w:b/>
-          <w:bCs/>
-        </w:rPr>
-      </w:pPr>
-      <w:bookmarkStart w:id="3" w:name="_Hlk190003980"/>
-      <w:r>
-        <w:rPr>
-          <w:rFonts w:ascii="Arial" w:hAnsi="Arial" w:cs="Arial"/>
-          <w:b/>
-          <w:bCs/>
-        </w:rPr>
-        <w:t>Conceptual Framework</w:t>
-      </w:r>
-    </w:p>
-    <w:p>
-      <w:pPr>
-        <w:spacing w:line="480" w:lineRule="auto"/>
-        <w:jc w:val="both"/>
-        <w:rPr>
-          <w:rFonts w:ascii="Arial" w:hAnsi="Arial" w:cs="Arial"/>
-        </w:rPr>
-      </w:pPr>
-      <w:r>
-        <w:rPr>
-          <w:rFonts w:ascii="Arial" w:hAnsi="Arial" w:cs="Arial"/>
-          <w:b/>
-          <w:bCs/>
-        </w:rPr>
-        <w:tab/>
+        <w:t>Crystal.</w:t>
+      </w:r>
+      <w:r>
+        <w:rPr>
+          <w:rFonts w:ascii="Arial" w:hAnsi="Arial" w:cs="Arial"/>
+        </w:rPr>
+        <w:t xml:space="preserve">  HTML, CSS</w:t>
+      </w:r>
+      <w:r>
+        <w:rPr>
+          <w:rFonts w:ascii="Arial" w:hAnsi="Arial" w:cs="Arial"/>
+        </w:rPr>
+        <w:t>,</w:t>
+      </w:r>
+      <w:r>
+        <w:rPr>
+          <w:rFonts w:ascii="Arial" w:hAnsi="Arial" w:cs="Arial"/>
+        </w:rPr>
+        <w:t xml:space="preserve"> and JavaScript will be used to make the structure, UI, and main functionality of the application.</w:t>
+      </w:r>
+      <w:r>
+        <w:rPr>
+          <w:rFonts w:ascii="Arial" w:hAnsi="Arial" w:cs="Arial"/>
+        </w:rPr>
+        <w:t xml:space="preserve">  Node.js and NPM will be used for importing and running modules.  Crystal will be used as a default game engine for running and creating quiz games easily and smoothly.</w:t>
+      </w:r>
+      <w:r>
+        <w:rPr>
+          <w:rFonts w:ascii="Arial" w:hAnsi="Arial" w:cs="Arial"/>
+        </w:rPr>
+        <w:t xml:space="preserve">  </w:t>
+      </w:r>
+      <w:r>
+        <w:rPr>
+          <w:rFonts w:ascii="Arial" w:hAnsi="Arial" w:cs="Arial"/>
+        </w:rPr>
+        <w:t xml:space="preserve">For </w:t>
+      </w:r>
+      <w:r>
+        <w:rPr>
+          <w:rFonts w:ascii="Arial" w:hAnsi="Arial" w:cs="Arial"/>
+        </w:rPr>
+        <w:t xml:space="preserve">building </w:t>
+      </w:r>
+      <w:r>
+        <w:rPr>
+          <w:rFonts w:ascii="Arial" w:hAnsi="Arial" w:cs="Arial"/>
+        </w:rPr>
+        <w:t xml:space="preserve">desktop </w:t>
+      </w:r>
+      <w:r>
+        <w:rPr>
+          <w:rFonts w:ascii="Arial" w:hAnsi="Arial" w:cs="Arial"/>
+        </w:rPr>
+        <w:t>executables</w:t>
+      </w:r>
+      <w:r>
+        <w:rPr>
+          <w:rFonts w:ascii="Arial" w:hAnsi="Arial" w:cs="Arial"/>
+        </w:rPr>
+        <w:t xml:space="preserve">, it </w:t>
+      </w:r>
+      <w:r>
+        <w:rPr>
+          <w:rFonts w:ascii="Arial" w:hAnsi="Arial" w:cs="Arial"/>
+        </w:rPr>
+        <w:t>will include</w:t>
       </w:r>
       <w:r>
         <w:rPr>
@@ -1229,36 +1930,17 @@
         </w:rPr>
         <w:t xml:space="preserve"> </w:t>
       </w:r>
-      <w:bookmarkEnd w:id="3"/>
-      <w:r>
-        <w:rPr>
-          <w:rFonts w:ascii="Arial" w:hAnsi="Arial" w:cs="Arial"/>
-        </w:rPr>
-        <w:t>Th</w:t>
-      </w:r>
-      <w:r>
-        <w:rPr>
-          <w:rFonts w:ascii="Arial" w:hAnsi="Arial" w:cs="Arial"/>
-        </w:rPr>
-        <w:t>e</w:t>
-      </w:r>
-      <w:r>
-        <w:rPr>
-          <w:rFonts w:ascii="Arial" w:hAnsi="Arial" w:cs="Arial"/>
-        </w:rPr>
-        <w:t xml:space="preserve"> d</w:t>
-      </w:r>
-      <w:r>
-        <w:rPr>
-          <w:rFonts w:ascii="Arial" w:hAnsi="Arial" w:cs="Arial"/>
-        </w:rPr>
-        <w:t>iagram</w:t>
-      </w:r>
-      <w:r>
-        <w:rPr>
-          <w:rFonts w:ascii="Arial" w:hAnsi="Arial" w:cs="Arial"/>
-        </w:rPr>
-        <w:t xml:space="preserve"> shows the conceptual framework of the variables in this study</w:t>
+      <w:r>
+        <w:rPr>
+          <w:rFonts w:ascii="Arial" w:hAnsi="Arial" w:cs="Arial"/>
+        </w:rPr>
+        <w:t>Electro</w:t>
+      </w:r>
+      <w:r>
+        <w:rPr>
+          <w:rFonts w:ascii="Arial" w:hAnsi="Arial" w:cs="Arial"/>
+        </w:rPr>
+        <w:t>n</w:t>
       </w:r>
       <w:r>
         <w:rPr>
@@ -1270,73 +1952,169 @@
         <w:rPr>
           <w:rFonts w:ascii="Arial" w:hAnsi="Arial" w:cs="Arial"/>
         </w:rPr>
-        <w:t xml:space="preserve">  This shows the input, process and output shown as a quick flow.  </w:t>
-      </w:r>
-      <w:r>
-        <w:rPr>
-          <w:rFonts w:ascii="Arial" w:hAnsi="Arial" w:cs="Arial"/>
-        </w:rPr>
-        <w:t xml:space="preserve">First, the </w:t>
-      </w:r>
-      <w:r>
-        <w:rPr>
-          <w:rFonts w:ascii="Arial" w:hAnsi="Arial" w:cs="Arial"/>
-        </w:rPr>
-        <w:t>i</w:t>
-      </w:r>
-      <w:r>
-        <w:rPr>
-          <w:rFonts w:ascii="Arial" w:hAnsi="Arial" w:cs="Arial"/>
-        </w:rPr>
-        <w:t>nput</w:t>
-      </w:r>
-      <w:r>
-        <w:rPr>
-          <w:rFonts w:ascii="Arial" w:hAnsi="Arial" w:cs="Arial"/>
-        </w:rPr>
         <w:t xml:space="preserve"> </w:t>
       </w:r>
       <w:r>
         <w:rPr>
           <w:rFonts w:ascii="Arial" w:hAnsi="Arial" w:cs="Arial"/>
         </w:rPr>
-        <w:t xml:space="preserve">which </w:t>
-      </w:r>
-      <w:r>
-        <w:rPr>
-          <w:rFonts w:ascii="Arial" w:hAnsi="Arial" w:cs="Arial"/>
-        </w:rPr>
-        <w:t xml:space="preserve">includes digital tools, </w:t>
-      </w:r>
-      <w:r>
-        <w:rPr>
-          <w:rFonts w:ascii="Arial" w:hAnsi="Arial" w:cs="Arial"/>
-        </w:rPr>
-        <w:t>mainly</w:t>
-      </w:r>
-      <w:r>
-        <w:rPr>
-          <w:rFonts w:ascii="Arial" w:hAnsi="Arial" w:cs="Arial"/>
-        </w:rPr>
-        <w:t xml:space="preserve"> HTML, CSS, JavaScript, Node.js, </w:t>
-      </w:r>
-      <w:r>
-        <w:rPr>
-          <w:rFonts w:ascii="Arial" w:hAnsi="Arial" w:cs="Arial"/>
-        </w:rPr>
-        <w:t>NPM, and Crystal.</w:t>
-      </w:r>
-      <w:r>
-        <w:rPr>
-          <w:rFonts w:ascii="Arial" w:hAnsi="Arial" w:cs="Arial"/>
-        </w:rPr>
-        <w:t xml:space="preserve">  HTML, CSS and JavaScript will be used to make the structure, UI, and main functionality of the application.</w:t>
-      </w:r>
-      <w:r>
-        <w:rPr>
-          <w:rFonts w:ascii="Arial" w:hAnsi="Arial" w:cs="Arial"/>
-        </w:rPr>
-        <w:t xml:space="preserve">  Node.js and NPM will be used for importing and running modules.  Crystal will be used as a default game engine for running and creating quiz games easily and smoothly.</w:t>
+        <w:t xml:space="preserve"> For </w:t>
+      </w:r>
+      <w:r>
+        <w:rPr>
+          <w:rFonts w:ascii="Arial" w:hAnsi="Arial" w:cs="Arial"/>
+        </w:rPr>
+        <w:t xml:space="preserve">compiling </w:t>
+      </w:r>
+      <w:r>
+        <w:rPr>
+          <w:rFonts w:ascii="Arial" w:hAnsi="Arial" w:cs="Arial"/>
+        </w:rPr>
+        <w:t>mobile</w:t>
+      </w:r>
+      <w:r>
+        <w:rPr>
+          <w:rFonts w:ascii="Arial" w:hAnsi="Arial" w:cs="Arial"/>
+        </w:rPr>
+        <w:t xml:space="preserve"> executables</w:t>
+      </w:r>
+      <w:r>
+        <w:rPr>
+          <w:rFonts w:ascii="Arial" w:hAnsi="Arial" w:cs="Arial"/>
+        </w:rPr>
+        <w:t>,</w:t>
+      </w:r>
+      <w:r>
+        <w:rPr>
+          <w:rFonts w:ascii="Arial" w:hAnsi="Arial" w:cs="Arial"/>
+        </w:rPr>
+        <w:t xml:space="preserve"> </w:t>
+      </w:r>
+      <w:r>
+        <w:rPr>
+          <w:rFonts w:ascii="Arial" w:hAnsi="Arial" w:cs="Arial"/>
+        </w:rPr>
+        <w:t>Apache Cordova, Ionic WebView for Cordova, JDK 17, Android SDK</w:t>
+      </w:r>
+      <w:r>
+        <w:rPr>
+          <w:rFonts w:ascii="Arial" w:hAnsi="Arial" w:cs="Arial"/>
+        </w:rPr>
+        <w:t>,</w:t>
+      </w:r>
+      <w:r>
+        <w:rPr>
+          <w:rFonts w:ascii="Arial" w:hAnsi="Arial" w:cs="Arial"/>
+        </w:rPr>
+        <w:t xml:space="preserve"> and Gradle</w:t>
+      </w:r>
+      <w:r>
+        <w:rPr>
+          <w:rFonts w:ascii="Arial" w:hAnsi="Arial" w:cs="Arial"/>
+        </w:rPr>
+        <w:t xml:space="preserve"> will be used</w:t>
+      </w:r>
+      <w:r>
+        <w:rPr>
+          <w:rFonts w:ascii="Arial" w:hAnsi="Arial" w:cs="Arial"/>
+        </w:rPr>
+        <w:t xml:space="preserve">. </w:t>
+      </w:r>
+      <w:r>
+        <w:rPr>
+          <w:rFonts w:ascii="Arial" w:hAnsi="Arial" w:cs="Arial"/>
+        </w:rPr>
+        <w:t xml:space="preserve"> </w:t>
+      </w:r>
+      <w:r>
+        <w:rPr>
+          <w:rFonts w:ascii="Arial" w:hAnsi="Arial" w:cs="Arial"/>
+        </w:rPr>
+        <w:t>T</w:t>
+      </w:r>
+      <w:r>
+        <w:rPr>
+          <w:rFonts w:ascii="Arial" w:hAnsi="Arial" w:cs="Arial"/>
+        </w:rPr>
+        <w:t>hen the</w:t>
+      </w:r>
+      <w:r>
+        <w:rPr>
+          <w:rFonts w:ascii="Arial" w:hAnsi="Arial" w:cs="Arial"/>
+        </w:rPr>
+        <w:t xml:space="preserve"> process to be done to create the application involves conceptualization, d</w:t>
+      </w:r>
+      <w:r>
+        <w:rPr>
+          <w:rFonts w:ascii="Arial" w:hAnsi="Arial" w:cs="Arial"/>
+        </w:rPr>
+        <w:t>evelopment and</w:t>
+      </w:r>
+      <w:r>
+        <w:rPr>
+          <w:rFonts w:ascii="Arial" w:hAnsi="Arial" w:cs="Arial"/>
+        </w:rPr>
+        <w:t xml:space="preserve"> </w:t>
+      </w:r>
+      <w:r>
+        <w:rPr>
+          <w:rFonts w:ascii="Arial" w:hAnsi="Arial" w:cs="Arial"/>
+        </w:rPr>
+        <w:t>designing</w:t>
+      </w:r>
+      <w:r>
+        <w:rPr>
+          <w:rFonts w:ascii="Arial" w:hAnsi="Arial" w:cs="Arial"/>
+        </w:rPr>
+        <w:t>, t</w:t>
+      </w:r>
+      <w:r>
+        <w:rPr>
+          <w:rFonts w:ascii="Arial" w:hAnsi="Arial" w:cs="Arial"/>
+        </w:rPr>
+        <w:t>esting</w:t>
+      </w:r>
+      <w:r>
+        <w:rPr>
+          <w:rFonts w:ascii="Arial" w:hAnsi="Arial" w:cs="Arial"/>
+        </w:rPr>
+        <w:t>, b</w:t>
+      </w:r>
+      <w:r>
+        <w:rPr>
+          <w:rFonts w:ascii="Arial" w:hAnsi="Arial" w:cs="Arial"/>
+        </w:rPr>
+        <w:t>ug fixing</w:t>
+      </w:r>
+      <w:r>
+        <w:rPr>
+          <w:rFonts w:ascii="Arial" w:hAnsi="Arial" w:cs="Arial"/>
+        </w:rPr>
+        <w:t>,</w:t>
+      </w:r>
+      <w:r>
+        <w:rPr>
+          <w:rFonts w:ascii="Arial" w:hAnsi="Arial" w:cs="Arial"/>
+        </w:rPr>
+        <w:t xml:space="preserve"> and finalization</w:t>
+      </w:r>
+      <w:r>
+        <w:rPr>
+          <w:rFonts w:ascii="Arial" w:hAnsi="Arial" w:cs="Arial"/>
+        </w:rPr>
+        <w:t xml:space="preserve">. </w:t>
+      </w:r>
+      <w:r>
+        <w:rPr>
+          <w:rFonts w:ascii="Arial" w:hAnsi="Arial" w:cs="Arial"/>
+        </w:rPr>
+        <w:t xml:space="preserve"> </w:t>
+      </w:r>
+      <w:r>
+        <w:rPr>
+          <w:rFonts w:ascii="Arial" w:hAnsi="Arial" w:cs="Arial"/>
+        </w:rPr>
+        <w:t>At last, the product of this study, Quieazy.</w:t>
       </w:r>
       <w:r>
         <w:rPr>
@@ -1348,210 +2126,6 @@
         <w:rPr>
           <w:rFonts w:ascii="Arial" w:hAnsi="Arial" w:cs="Arial"/>
         </w:rPr>
-        <w:t xml:space="preserve">For </w:t>
-      </w:r>
-      <w:r>
-        <w:rPr>
-          <w:rFonts w:ascii="Arial" w:hAnsi="Arial" w:cs="Arial"/>
-        </w:rPr>
-        <w:t xml:space="preserve">building </w:t>
-      </w:r>
-      <w:r>
-        <w:rPr>
-          <w:rFonts w:ascii="Arial" w:hAnsi="Arial" w:cs="Arial"/>
-        </w:rPr>
-        <w:t xml:space="preserve">desktop </w:t>
-      </w:r>
-      <w:r>
-        <w:rPr>
-          <w:rFonts w:ascii="Arial" w:hAnsi="Arial" w:cs="Arial"/>
-        </w:rPr>
-        <w:t>executables</w:t>
-      </w:r>
-      <w:r>
-        <w:rPr>
-          <w:rFonts w:ascii="Arial" w:hAnsi="Arial" w:cs="Arial"/>
-        </w:rPr>
-        <w:t xml:space="preserve">, it </w:t>
-      </w:r>
-      <w:r>
-        <w:rPr>
-          <w:rFonts w:ascii="Arial" w:hAnsi="Arial" w:cs="Arial"/>
-        </w:rPr>
-        <w:t>will include</w:t>
-      </w:r>
-      <w:r>
-        <w:rPr>
-          <w:rFonts w:ascii="Arial" w:hAnsi="Arial" w:cs="Arial"/>
-        </w:rPr>
-        <w:t xml:space="preserve"> </w:t>
-      </w:r>
-      <w:r>
-        <w:rPr>
-          <w:rFonts w:ascii="Arial" w:hAnsi="Arial" w:cs="Arial"/>
-        </w:rPr>
-        <w:t>Electro</w:t>
-      </w:r>
-      <w:r>
-        <w:rPr>
-          <w:rFonts w:ascii="Arial" w:hAnsi="Arial" w:cs="Arial"/>
-        </w:rPr>
-        <w:t>n</w:t>
-      </w:r>
-      <w:r>
-        <w:rPr>
-          <w:rFonts w:ascii="Arial" w:hAnsi="Arial" w:cs="Arial"/>
-        </w:rPr>
-        <w:t>.</w:t>
-      </w:r>
-      <w:r>
-        <w:rPr>
-          <w:rFonts w:ascii="Arial" w:hAnsi="Arial" w:cs="Arial"/>
-        </w:rPr>
-        <w:t xml:space="preserve"> </w:t>
-      </w:r>
-      <w:r>
-        <w:rPr>
-          <w:rFonts w:ascii="Arial" w:hAnsi="Arial" w:cs="Arial"/>
-        </w:rPr>
-        <w:t xml:space="preserve"> For </w:t>
-      </w:r>
-      <w:r>
-        <w:rPr>
-          <w:rFonts w:ascii="Arial" w:hAnsi="Arial" w:cs="Arial"/>
-        </w:rPr>
-        <w:t xml:space="preserve">compiling </w:t>
-      </w:r>
-      <w:r>
-        <w:rPr>
-          <w:rFonts w:ascii="Arial" w:hAnsi="Arial" w:cs="Arial"/>
-        </w:rPr>
-        <w:t>mobile</w:t>
-      </w:r>
-      <w:r>
-        <w:rPr>
-          <w:rFonts w:ascii="Arial" w:hAnsi="Arial" w:cs="Arial"/>
-        </w:rPr>
-        <w:t xml:space="preserve"> executables</w:t>
-      </w:r>
-      <w:r>
-        <w:rPr>
-          <w:rFonts w:ascii="Arial" w:hAnsi="Arial" w:cs="Arial"/>
-        </w:rPr>
-        <w:t xml:space="preserve"> </w:t>
-      </w:r>
-      <w:r>
-        <w:rPr>
-          <w:rFonts w:ascii="Arial" w:hAnsi="Arial" w:cs="Arial"/>
-        </w:rPr>
-        <w:t>Apache Cordova, Ionic WebView for Cordova, JDK 17, Android SDK and Gradle</w:t>
-      </w:r>
-      <w:r>
-        <w:rPr>
-          <w:rFonts w:ascii="Arial" w:hAnsi="Arial" w:cs="Arial"/>
-        </w:rPr>
-        <w:t xml:space="preserve"> will be used</w:t>
-      </w:r>
-      <w:r>
-        <w:rPr>
-          <w:rFonts w:ascii="Arial" w:hAnsi="Arial" w:cs="Arial"/>
-        </w:rPr>
-        <w:t xml:space="preserve">. </w:t>
-      </w:r>
-      <w:r>
-        <w:rPr>
-          <w:rFonts w:ascii="Arial" w:hAnsi="Arial" w:cs="Arial"/>
-        </w:rPr>
-        <w:t xml:space="preserve"> </w:t>
-      </w:r>
-      <w:r>
-        <w:rPr>
-          <w:rFonts w:ascii="Arial" w:hAnsi="Arial" w:cs="Arial"/>
-        </w:rPr>
-        <w:t>T</w:t>
-      </w:r>
-      <w:r>
-        <w:rPr>
-          <w:rFonts w:ascii="Arial" w:hAnsi="Arial" w:cs="Arial"/>
-        </w:rPr>
-        <w:t>hen the</w:t>
-      </w:r>
-      <w:r>
-        <w:rPr>
-          <w:rFonts w:ascii="Arial" w:hAnsi="Arial" w:cs="Arial"/>
-        </w:rPr>
-        <w:t xml:space="preserve"> process to be done to create the application involves conceptualization, d</w:t>
-      </w:r>
-      <w:r>
-        <w:rPr>
-          <w:rFonts w:ascii="Arial" w:hAnsi="Arial" w:cs="Arial"/>
-        </w:rPr>
-        <w:t>evelopment and</w:t>
-      </w:r>
-      <w:r>
-        <w:rPr>
-          <w:rFonts w:ascii="Arial" w:hAnsi="Arial" w:cs="Arial"/>
-        </w:rPr>
-        <w:t xml:space="preserve"> </w:t>
-      </w:r>
-      <w:r>
-        <w:rPr>
-          <w:rFonts w:ascii="Arial" w:hAnsi="Arial" w:cs="Arial"/>
-        </w:rPr>
-        <w:t>designing</w:t>
-      </w:r>
-      <w:r>
-        <w:rPr>
-          <w:rFonts w:ascii="Arial" w:hAnsi="Arial" w:cs="Arial"/>
-        </w:rPr>
-        <w:t>, t</w:t>
-      </w:r>
-      <w:r>
-        <w:rPr>
-          <w:rFonts w:ascii="Arial" w:hAnsi="Arial" w:cs="Arial"/>
-        </w:rPr>
-        <w:t>esting</w:t>
-      </w:r>
-      <w:r>
-        <w:rPr>
-          <w:rFonts w:ascii="Arial" w:hAnsi="Arial" w:cs="Arial"/>
-        </w:rPr>
-        <w:t>, b</w:t>
-      </w:r>
-      <w:r>
-        <w:rPr>
-          <w:rFonts w:ascii="Arial" w:hAnsi="Arial" w:cs="Arial"/>
-        </w:rPr>
-        <w:t>ug fixing and finalization</w:t>
-      </w:r>
-      <w:r>
-        <w:rPr>
-          <w:rFonts w:ascii="Arial" w:hAnsi="Arial" w:cs="Arial"/>
-        </w:rPr>
-        <w:t xml:space="preserve">. </w:t>
-      </w:r>
-      <w:r>
-        <w:rPr>
-          <w:rFonts w:ascii="Arial" w:hAnsi="Arial" w:cs="Arial"/>
-        </w:rPr>
-        <w:t xml:space="preserve"> </w:t>
-      </w:r>
-      <w:r>
-        <w:rPr>
-          <w:rFonts w:ascii="Arial" w:hAnsi="Arial" w:cs="Arial"/>
-        </w:rPr>
-        <w:t>At last, the product of this study, Quieazy.</w:t>
-      </w:r>
-      <w:r>
-        <w:rPr>
-          <w:rFonts w:ascii="Arial" w:hAnsi="Arial" w:cs="Arial"/>
-        </w:rPr>
-        <w:t xml:space="preserve">  </w:t>
-      </w:r>
-      <w:r>
-        <w:rPr>
-          <w:rFonts w:ascii="Arial" w:hAnsi="Arial" w:cs="Arial"/>
-        </w:rPr>
         <w:t>This application makes</w:t>
       </w:r>
       <w:r>
@@ -1576,7 +2150,19 @@
         <w:rPr>
           <w:rFonts w:ascii="Arial" w:hAnsi="Arial" w:cs="Arial"/>
         </w:rPr>
-        <w:t>easier, fun and functional even on offline.</w:t>
+        <w:t>easier, fun</w:t>
+      </w:r>
+      <w:r>
+        <w:rPr>
+          <w:rFonts w:ascii="Arial" w:hAnsi="Arial" w:cs="Arial"/>
+        </w:rPr>
+        <w:t>,</w:t>
+      </w:r>
+      <w:r>
+        <w:rPr>
+          <w:rFonts w:ascii="Arial" w:hAnsi="Arial" w:cs="Arial"/>
+        </w:rPr>
+        <w:t xml:space="preserve"> and functional even offline.</w:t>
       </w:r>
     </w:p>
     <w:p>
@@ -3487,49 +4073,14 @@
           <w:lang w:val="en-US"/>
         </w:rPr>
       </w:pPr>
-    </w:p>
-    <w:p>
-      <w:pPr>
-        <w:spacing w:after="0" w:line="480" w:lineRule="auto"/>
-        <w:jc w:val="both"/>
-        <w:rPr>
-          <w:rFonts w:ascii="Arial" w:hAnsi="Arial" w:cs="Arial"/>
-          <w:b/>
-          <w:bCs/>
-          <w:lang w:val="en-US"/>
-        </w:rPr>
-      </w:pPr>
-    </w:p>
-    <w:p>
-      <w:pPr>
-        <w:spacing w:after="0" w:line="480" w:lineRule="auto"/>
-        <w:jc w:val="both"/>
-        <w:rPr>
-          <w:rFonts w:ascii="Arial" w:hAnsi="Arial" w:cs="Arial"/>
-          <w:b/>
-          <w:bCs/>
-          <w:lang w:val="en-US"/>
-        </w:rPr>
-      </w:pPr>
-    </w:p>
-    <w:p>
-      <w:pPr>
-        <w:spacing w:after="0" w:line="480" w:lineRule="auto"/>
-        <w:jc w:val="both"/>
-        <w:rPr>
-          <w:rFonts w:ascii="Arial" w:hAnsi="Arial" w:cs="Arial"/>
-          <w:b/>
-          <w:bCs/>
-          <w:lang w:val="en-US"/>
-        </w:rPr>
-      </w:pPr>
-      <w:r>
-        <w:rPr>
-          <w:rFonts w:ascii="Arial" w:hAnsi="Arial" w:cs="Arial"/>
-          <w:b/>
-          <w:bCs/>
-          <w:lang w:val="en-US"/>
-        </w:rPr>
+      <w:r>
+        <w:rPr>
+          <w:rFonts w:ascii="Arial" w:hAnsi="Arial" w:cs="Arial"/>
+          <w:b/>
+          <w:bCs/>
+          <w:lang w:val="en-US"/>
+        </w:rPr>
+        <w:lastRenderedPageBreak/>
         <w:t>Statement of the Problem</w:t>
       </w:r>
     </w:p>
@@ -3944,127 +4495,6 @@
         </w:rPr>
         <w:t>?</w:t>
       </w:r>
-    </w:p>
-    <w:p>
-      <w:pPr>
-        <w:spacing w:after="0" w:line="480" w:lineRule="auto"/>
-        <w:jc w:val="both"/>
-        <w:rPr>
-          <w:rFonts w:ascii="Arial" w:hAnsi="Arial" w:cs="Arial"/>
-          <w:b/>
-          <w:bCs/>
-        </w:rPr>
-      </w:pPr>
-    </w:p>
-    <w:p>
-      <w:pPr>
-        <w:spacing w:after="0" w:line="480" w:lineRule="auto"/>
-        <w:jc w:val="both"/>
-        <w:rPr>
-          <w:rFonts w:ascii="Arial" w:hAnsi="Arial" w:cs="Arial"/>
-          <w:b/>
-          <w:bCs/>
-        </w:rPr>
-      </w:pPr>
-    </w:p>
-    <w:p>
-      <w:pPr>
-        <w:spacing w:after="0" w:line="480" w:lineRule="auto"/>
-        <w:jc w:val="both"/>
-        <w:rPr>
-          <w:rFonts w:ascii="Arial" w:hAnsi="Arial" w:cs="Arial"/>
-          <w:b/>
-          <w:bCs/>
-        </w:rPr>
-      </w:pPr>
-    </w:p>
-    <w:p>
-      <w:pPr>
-        <w:spacing w:after="0" w:line="480" w:lineRule="auto"/>
-        <w:jc w:val="both"/>
-        <w:rPr>
-          <w:rFonts w:ascii="Arial" w:hAnsi="Arial" w:cs="Arial"/>
-          <w:b/>
-          <w:bCs/>
-        </w:rPr>
-      </w:pPr>
-    </w:p>
-    <w:p>
-      <w:pPr>
-        <w:spacing w:after="0" w:line="480" w:lineRule="auto"/>
-        <w:jc w:val="both"/>
-        <w:rPr>
-          <w:rFonts w:ascii="Arial" w:hAnsi="Arial" w:cs="Arial"/>
-          <w:b/>
-          <w:bCs/>
-        </w:rPr>
-      </w:pPr>
-    </w:p>
-    <w:p>
-      <w:pPr>
-        <w:spacing w:after="0" w:line="480" w:lineRule="auto"/>
-        <w:jc w:val="both"/>
-        <w:rPr>
-          <w:rFonts w:ascii="Arial" w:hAnsi="Arial" w:cs="Arial"/>
-          <w:b/>
-          <w:bCs/>
-        </w:rPr>
-      </w:pPr>
-    </w:p>
-    <w:p>
-      <w:pPr>
-        <w:spacing w:after="0" w:line="480" w:lineRule="auto"/>
-        <w:jc w:val="both"/>
-        <w:rPr>
-          <w:rFonts w:ascii="Arial" w:hAnsi="Arial" w:cs="Arial"/>
-          <w:b/>
-          <w:bCs/>
-        </w:rPr>
-      </w:pPr>
-    </w:p>
-    <w:p>
-      <w:pPr>
-        <w:spacing w:after="0" w:line="480" w:lineRule="auto"/>
-        <w:jc w:val="both"/>
-        <w:rPr>
-          <w:rFonts w:ascii="Arial" w:hAnsi="Arial" w:cs="Arial"/>
-          <w:b/>
-          <w:bCs/>
-        </w:rPr>
-      </w:pPr>
-    </w:p>
-    <w:p>
-      <w:pPr>
-        <w:spacing w:after="0" w:line="480" w:lineRule="auto"/>
-        <w:jc w:val="both"/>
-        <w:rPr>
-          <w:rFonts w:ascii="Arial" w:hAnsi="Arial" w:cs="Arial"/>
-          <w:b/>
-          <w:bCs/>
-        </w:rPr>
-      </w:pPr>
-    </w:p>
-    <w:p>
-      <w:pPr>
-        <w:spacing w:after="0" w:line="480" w:lineRule="auto"/>
-        <w:jc w:val="both"/>
-        <w:rPr>
-          <w:rFonts w:ascii="Arial" w:hAnsi="Arial" w:cs="Arial"/>
-          <w:b/>
-          <w:bCs/>
-        </w:rPr>
-      </w:pPr>
-    </w:p>
-    <w:p>
-      <w:pPr>
-        <w:spacing w:after="0" w:line="480" w:lineRule="auto"/>
-        <w:jc w:val="both"/>
-        <w:rPr>
-          <w:rFonts w:ascii="Arial" w:hAnsi="Arial" w:cs="Arial"/>
-          <w:b/>
-          <w:bCs/>
-        </w:rPr>
-      </w:pPr>
     </w:p>
     <w:p>
       <w:pPr>
@@ -4257,204 +4687,6 @@
           <w:bCs/>
         </w:rPr>
       </w:pPr>
-    </w:p>
-    <w:p>
-      <w:pPr>
-        <w:spacing w:after="0" w:line="480" w:lineRule="auto"/>
-        <w:jc w:val="both"/>
-        <w:rPr>
-          <w:rFonts w:ascii="Arial" w:hAnsi="Arial" w:cs="Arial"/>
-          <w:b/>
-          <w:bCs/>
-        </w:rPr>
-      </w:pPr>
-    </w:p>
-    <w:p>
-      <w:pPr>
-        <w:spacing w:after="0" w:line="480" w:lineRule="auto"/>
-        <w:jc w:val="both"/>
-        <w:rPr>
-          <w:rFonts w:ascii="Arial" w:hAnsi="Arial" w:cs="Arial"/>
-          <w:b/>
-          <w:bCs/>
-        </w:rPr>
-      </w:pPr>
-    </w:p>
-    <w:p>
-      <w:pPr>
-        <w:spacing w:after="0" w:line="480" w:lineRule="auto"/>
-        <w:jc w:val="both"/>
-        <w:rPr>
-          <w:rFonts w:ascii="Arial" w:hAnsi="Arial" w:cs="Arial"/>
-          <w:b/>
-          <w:bCs/>
-        </w:rPr>
-      </w:pPr>
-    </w:p>
-    <w:p>
-      <w:pPr>
-        <w:spacing w:after="0" w:line="480" w:lineRule="auto"/>
-        <w:jc w:val="both"/>
-        <w:rPr>
-          <w:rFonts w:ascii="Arial" w:hAnsi="Arial" w:cs="Arial"/>
-          <w:b/>
-          <w:bCs/>
-        </w:rPr>
-      </w:pPr>
-    </w:p>
-    <w:p>
-      <w:pPr>
-        <w:spacing w:after="0" w:line="480" w:lineRule="auto"/>
-        <w:jc w:val="both"/>
-        <w:rPr>
-          <w:rFonts w:ascii="Arial" w:hAnsi="Arial" w:cs="Arial"/>
-          <w:b/>
-          <w:bCs/>
-        </w:rPr>
-      </w:pPr>
-    </w:p>
-    <w:p>
-      <w:pPr>
-        <w:spacing w:after="0" w:line="480" w:lineRule="auto"/>
-        <w:jc w:val="both"/>
-        <w:rPr>
-          <w:rFonts w:ascii="Arial" w:hAnsi="Arial" w:cs="Arial"/>
-          <w:b/>
-          <w:bCs/>
-        </w:rPr>
-      </w:pPr>
-    </w:p>
-    <w:p>
-      <w:pPr>
-        <w:spacing w:after="0" w:line="480" w:lineRule="auto"/>
-        <w:jc w:val="both"/>
-        <w:rPr>
-          <w:rFonts w:ascii="Arial" w:hAnsi="Arial" w:cs="Arial"/>
-          <w:b/>
-          <w:bCs/>
-        </w:rPr>
-      </w:pPr>
-    </w:p>
-    <w:p>
-      <w:pPr>
-        <w:spacing w:after="0" w:line="480" w:lineRule="auto"/>
-        <w:jc w:val="both"/>
-        <w:rPr>
-          <w:rFonts w:ascii="Arial" w:hAnsi="Arial" w:cs="Arial"/>
-          <w:b/>
-          <w:bCs/>
-        </w:rPr>
-      </w:pPr>
-    </w:p>
-    <w:p>
-      <w:pPr>
-        <w:spacing w:after="0" w:line="480" w:lineRule="auto"/>
-        <w:jc w:val="both"/>
-        <w:rPr>
-          <w:rFonts w:ascii="Arial" w:hAnsi="Arial" w:cs="Arial"/>
-          <w:b/>
-          <w:bCs/>
-        </w:rPr>
-      </w:pPr>
-    </w:p>
-    <w:p>
-      <w:pPr>
-        <w:spacing w:after="0" w:line="480" w:lineRule="auto"/>
-        <w:jc w:val="both"/>
-        <w:rPr>
-          <w:rFonts w:ascii="Arial" w:hAnsi="Arial" w:cs="Arial"/>
-          <w:b/>
-          <w:bCs/>
-        </w:rPr>
-      </w:pPr>
-    </w:p>
-    <w:p>
-      <w:pPr>
-        <w:spacing w:after="0" w:line="480" w:lineRule="auto"/>
-        <w:jc w:val="both"/>
-        <w:rPr>
-          <w:rFonts w:ascii="Arial" w:hAnsi="Arial" w:cs="Arial"/>
-          <w:b/>
-          <w:bCs/>
-        </w:rPr>
-      </w:pPr>
-    </w:p>
-    <w:p>
-      <w:pPr>
-        <w:spacing w:after="0" w:line="480" w:lineRule="auto"/>
-        <w:jc w:val="both"/>
-        <w:rPr>
-          <w:rFonts w:ascii="Arial" w:hAnsi="Arial" w:cs="Arial"/>
-          <w:b/>
-          <w:bCs/>
-        </w:rPr>
-      </w:pPr>
-    </w:p>
-    <w:p>
-      <w:pPr>
-        <w:spacing w:after="0" w:line="480" w:lineRule="auto"/>
-        <w:jc w:val="both"/>
-        <w:rPr>
-          <w:rFonts w:ascii="Arial" w:hAnsi="Arial" w:cs="Arial"/>
-          <w:b/>
-          <w:bCs/>
-        </w:rPr>
-      </w:pPr>
-    </w:p>
-    <w:p>
-      <w:pPr>
-        <w:spacing w:after="0" w:line="480" w:lineRule="auto"/>
-        <w:jc w:val="both"/>
-        <w:rPr>
-          <w:rFonts w:ascii="Arial" w:hAnsi="Arial" w:cs="Arial"/>
-          <w:b/>
-          <w:bCs/>
-        </w:rPr>
-      </w:pPr>
-    </w:p>
-    <w:p>
-      <w:pPr>
-        <w:spacing w:after="0" w:line="480" w:lineRule="auto"/>
-        <w:jc w:val="both"/>
-        <w:rPr>
-          <w:rFonts w:ascii="Arial" w:hAnsi="Arial" w:cs="Arial"/>
-          <w:b/>
-          <w:bCs/>
-        </w:rPr>
-      </w:pPr>
-    </w:p>
-    <w:p>
-      <w:pPr>
-        <w:spacing w:after="0" w:line="480" w:lineRule="auto"/>
-        <w:jc w:val="both"/>
-        <w:rPr>
-          <w:rFonts w:ascii="Arial" w:hAnsi="Arial" w:cs="Arial"/>
-          <w:b/>
-          <w:bCs/>
-        </w:rPr>
-      </w:pPr>
-    </w:p>
-    <w:p>
-      <w:pPr>
-        <w:spacing w:after="0" w:line="480" w:lineRule="auto"/>
-        <w:jc w:val="both"/>
-        <w:rPr>
-          <w:rFonts w:ascii="Arial" w:hAnsi="Arial" w:cs="Arial"/>
-          <w:b/>
-          <w:bCs/>
-        </w:rPr>
-      </w:pPr>
-    </w:p>
-    <w:p>
-      <w:pPr>
-        <w:spacing w:after="0" w:line="480" w:lineRule="auto"/>
-        <w:jc w:val="both"/>
-        <w:rPr>
-          <w:rFonts w:ascii="Arial" w:hAnsi="Arial" w:cs="Arial"/>
-          <w:b/>
-          <w:bCs/>
-        </w:rPr>
-      </w:pPr>
       <w:r>
         <w:rPr>
           <w:rFonts w:ascii="Arial" w:hAnsi="Arial" w:cs="Arial"/>
@@ -4563,6 +4795,7 @@
           <w:b/>
           <w:bCs/>
         </w:rPr>
+        <w:lastRenderedPageBreak/>
         <w:t>Educators</w:t>
       </w:r>
       <w:r>
@@ -4621,7 +4854,19 @@
         <w:rPr>
           <w:rFonts w:ascii="Arial" w:hAnsi="Arial" w:cs="Arial"/>
         </w:rPr>
-        <w:t xml:space="preserve">  This can also decrease the use of paper, or even printing.  The app can also provide security and integrity of the learners to the educators, lessening the occurrences of cheating.</w:t>
+        <w:t xml:space="preserve">  This can also decrease the use of paper</w:t>
+      </w:r>
+      <w:r>
+        <w:rPr>
+          <w:rFonts w:ascii="Arial" w:hAnsi="Arial" w:cs="Arial"/>
+        </w:rPr>
+        <w:t xml:space="preserve"> </w:t>
+      </w:r>
+      <w:r>
+        <w:rPr>
+          <w:rFonts w:ascii="Arial" w:hAnsi="Arial" w:cs="Arial"/>
+        </w:rPr>
+        <w:t>or even printing.  The app can also provide security and integrity of the learners to the educators, lessening the occurrences of cheating.</w:t>
       </w:r>
     </w:p>
     <w:p>
@@ -4663,7 +4908,19 @@
         <w:rPr>
           <w:rFonts w:ascii="Arial" w:hAnsi="Arial" w:cs="Arial"/>
         </w:rPr>
-        <w:t xml:space="preserve">With the lessen usage of paper, </w:t>
+        <w:t>With the lessen</w:t>
+      </w:r>
+      <w:r>
+        <w:rPr>
+          <w:rFonts w:ascii="Arial" w:hAnsi="Arial" w:cs="Arial"/>
+        </w:rPr>
+        <w:t>ed</w:t>
+      </w:r>
+      <w:r>
+        <w:rPr>
+          <w:rFonts w:ascii="Arial" w:hAnsi="Arial" w:cs="Arial"/>
+        </w:rPr>
+        <w:t xml:space="preserve"> usage of paper, </w:t>
       </w:r>
       <w:r>
         <w:rPr>
@@ -4723,116 +4980,20 @@
         <w:rPr>
           <w:rFonts w:ascii="Arial" w:hAnsi="Arial" w:cs="Arial"/>
         </w:rPr>
-        <w:t>can use this study’s findings as reference to future studies involving education with technology.  This can also provide or create new ideas in working with applications.</w:t>
-      </w:r>
-    </w:p>
-    <w:p>
-      <w:pPr>
-        <w:spacing w:after="0" w:line="480" w:lineRule="auto"/>
-        <w:jc w:val="both"/>
-        <w:rPr>
-          <w:rFonts w:ascii="Arial" w:hAnsi="Arial" w:cs="Arial"/>
-          <w:b/>
-          <w:bCs/>
-        </w:rPr>
-      </w:pPr>
-    </w:p>
-    <w:p>
-      <w:pPr>
-        <w:spacing w:after="0" w:line="480" w:lineRule="auto"/>
-        <w:jc w:val="both"/>
-        <w:rPr>
-          <w:rFonts w:ascii="Arial" w:hAnsi="Arial" w:cs="Arial"/>
-          <w:b/>
-          <w:bCs/>
-        </w:rPr>
-      </w:pPr>
-    </w:p>
-    <w:p>
-      <w:pPr>
-        <w:spacing w:after="0" w:line="480" w:lineRule="auto"/>
-        <w:jc w:val="both"/>
-        <w:rPr>
-          <w:rFonts w:ascii="Arial" w:hAnsi="Arial" w:cs="Arial"/>
-          <w:b/>
-          <w:bCs/>
-        </w:rPr>
-      </w:pPr>
-    </w:p>
-    <w:p>
-      <w:pPr>
-        <w:spacing w:after="0" w:line="480" w:lineRule="auto"/>
-        <w:jc w:val="both"/>
-        <w:rPr>
-          <w:rFonts w:ascii="Arial" w:hAnsi="Arial" w:cs="Arial"/>
-          <w:b/>
-          <w:bCs/>
-        </w:rPr>
-      </w:pPr>
-    </w:p>
-    <w:p>
-      <w:pPr>
-        <w:spacing w:after="0" w:line="480" w:lineRule="auto"/>
-        <w:jc w:val="both"/>
-        <w:rPr>
-          <w:rFonts w:ascii="Arial" w:hAnsi="Arial" w:cs="Arial"/>
-          <w:b/>
-          <w:bCs/>
-        </w:rPr>
-      </w:pPr>
-    </w:p>
-    <w:p>
-      <w:pPr>
-        <w:spacing w:after="0" w:line="480" w:lineRule="auto"/>
-        <w:jc w:val="both"/>
-        <w:rPr>
-          <w:rFonts w:ascii="Arial" w:hAnsi="Arial" w:cs="Arial"/>
-          <w:b/>
-          <w:bCs/>
-        </w:rPr>
-      </w:pPr>
-    </w:p>
-    <w:p>
-      <w:pPr>
-        <w:spacing w:after="0" w:line="480" w:lineRule="auto"/>
-        <w:jc w:val="both"/>
-        <w:rPr>
-          <w:rFonts w:ascii="Arial" w:hAnsi="Arial" w:cs="Arial"/>
-          <w:b/>
-          <w:bCs/>
-        </w:rPr>
-      </w:pPr>
-    </w:p>
-    <w:p>
-      <w:pPr>
-        <w:spacing w:after="0" w:line="480" w:lineRule="auto"/>
-        <w:jc w:val="both"/>
-        <w:rPr>
-          <w:rFonts w:ascii="Arial" w:hAnsi="Arial" w:cs="Arial"/>
-          <w:b/>
-          <w:bCs/>
-        </w:rPr>
-      </w:pPr>
-    </w:p>
-    <w:p>
-      <w:pPr>
-        <w:spacing w:after="0" w:line="480" w:lineRule="auto"/>
-        <w:jc w:val="both"/>
-        <w:rPr>
-          <w:rFonts w:ascii="Arial" w:hAnsi="Arial" w:cs="Arial"/>
-          <w:b/>
-          <w:bCs/>
-        </w:rPr>
-      </w:pPr>
-    </w:p>
-    <w:p>
-      <w:pPr>
-        <w:spacing w:after="0" w:line="480" w:lineRule="auto"/>
-        <w:jc w:val="both"/>
-        <w:rPr>
-          <w:rFonts w:ascii="Arial" w:hAnsi="Arial" w:cs="Arial"/>
-        </w:rPr>
-      </w:pPr>
+        <w:t xml:space="preserve">can use this study’s findings as reference </w:t>
+      </w:r>
+      <w:r>
+        <w:rPr>
+          <w:rFonts w:ascii="Arial" w:hAnsi="Arial" w:cs="Arial"/>
+        </w:rPr>
+        <w:t>for</w:t>
+      </w:r>
+      <w:r>
+        <w:rPr>
+          <w:rFonts w:ascii="Arial" w:hAnsi="Arial" w:cs="Arial"/>
+        </w:rPr>
+        <w:t xml:space="preserve"> future studies involving education with technology.  This can also provide or create new ideas in working with applications.</w:t>
+      </w:r>
     </w:p>
     <w:bookmarkEnd w:id="7"/>
     <w:p>
@@ -4999,7 +5160,19 @@
         <w:rPr>
           <w:rFonts w:ascii="Arial" w:hAnsi="Arial" w:cs="Arial"/>
         </w:rPr>
-        <w:t xml:space="preserve"> iOS and MacOS systems, may access the </w:t>
+        <w:t xml:space="preserve"> iOS and </w:t>
+      </w:r>
+      <w:r>
+        <w:rPr>
+          <w:rFonts w:ascii="Arial" w:hAnsi="Arial" w:cs="Arial"/>
+        </w:rPr>
+        <w:t>m</w:t>
+      </w:r>
+      <w:r>
+        <w:rPr>
+          <w:rFonts w:ascii="Arial" w:hAnsi="Arial" w:cs="Arial"/>
+        </w:rPr>
+        <w:t xml:space="preserve">acOS systems, may access the </w:t>
       </w:r>
       <w:r>
         <w:rPr>
@@ -5035,13 +5208,37 @@
         <w:rPr>
           <w:rFonts w:ascii="Arial" w:hAnsi="Arial" w:cs="Arial"/>
         </w:rPr>
-        <w:t xml:space="preserve"> such as the Google PlayStore</w:t>
-      </w:r>
-      <w:r>
-        <w:rPr>
-          <w:rFonts w:ascii="Arial" w:hAnsi="Arial" w:cs="Arial"/>
-        </w:rPr>
-        <w:t xml:space="preserve"> and the Apple AppStore</w:t>
+        <w:t xml:space="preserve"> such as the Google Play</w:t>
+      </w:r>
+      <w:r>
+        <w:rPr>
+          <w:rFonts w:ascii="Arial" w:hAnsi="Arial" w:cs="Arial"/>
+        </w:rPr>
+        <w:t xml:space="preserve"> </w:t>
+      </w:r>
+      <w:r>
+        <w:rPr>
+          <w:rFonts w:ascii="Arial" w:hAnsi="Arial" w:cs="Arial"/>
+        </w:rPr>
+        <w:t>Store</w:t>
+      </w:r>
+      <w:r>
+        <w:rPr>
+          <w:rFonts w:ascii="Arial" w:hAnsi="Arial" w:cs="Arial"/>
+        </w:rPr>
+        <w:t xml:space="preserve"> and the Apple App</w:t>
+      </w:r>
+      <w:r>
+        <w:rPr>
+          <w:rFonts w:ascii="Arial" w:hAnsi="Arial" w:cs="Arial"/>
+        </w:rPr>
+        <w:t xml:space="preserve"> </w:t>
+      </w:r>
+      <w:r>
+        <w:rPr>
+          <w:rFonts w:ascii="Arial" w:hAnsi="Arial" w:cs="Arial"/>
+        </w:rPr>
+        <w:t>Store</w:t>
       </w:r>
       <w:r>
         <w:rPr>
@@ -5202,387 +5399,6 @@
           <w:bCs/>
         </w:rPr>
       </w:pPr>
-    </w:p>
-    <w:p>
-      <w:pPr>
-        <w:spacing w:after="0" w:line="480" w:lineRule="auto"/>
-        <w:jc w:val="both"/>
-        <w:rPr>
-          <w:rFonts w:ascii="Arial" w:hAnsi="Arial" w:cs="Arial"/>
-          <w:b/>
-          <w:bCs/>
-        </w:rPr>
-      </w:pPr>
-    </w:p>
-    <w:p>
-      <w:pPr>
-        <w:spacing w:after="0" w:line="480" w:lineRule="auto"/>
-        <w:jc w:val="both"/>
-        <w:rPr>
-          <w:rFonts w:ascii="Arial" w:hAnsi="Arial" w:cs="Arial"/>
-          <w:b/>
-          <w:bCs/>
-        </w:rPr>
-      </w:pPr>
-    </w:p>
-    <w:p>
-      <w:pPr>
-        <w:spacing w:after="0" w:line="480" w:lineRule="auto"/>
-        <w:jc w:val="both"/>
-        <w:rPr>
-          <w:rFonts w:ascii="Arial" w:hAnsi="Arial" w:cs="Arial"/>
-          <w:b/>
-          <w:bCs/>
-        </w:rPr>
-      </w:pPr>
-    </w:p>
-    <w:p>
-      <w:pPr>
-        <w:spacing w:after="0" w:line="480" w:lineRule="auto"/>
-        <w:jc w:val="both"/>
-        <w:rPr>
-          <w:rFonts w:ascii="Arial" w:hAnsi="Arial" w:cs="Arial"/>
-          <w:b/>
-          <w:bCs/>
-        </w:rPr>
-      </w:pPr>
-    </w:p>
-    <w:p>
-      <w:pPr>
-        <w:spacing w:after="0" w:line="480" w:lineRule="auto"/>
-        <w:jc w:val="both"/>
-        <w:rPr>
-          <w:rFonts w:ascii="Arial" w:hAnsi="Arial" w:cs="Arial"/>
-          <w:b/>
-          <w:bCs/>
-        </w:rPr>
-      </w:pPr>
-    </w:p>
-    <w:p>
-      <w:pPr>
-        <w:spacing w:after="0" w:line="480" w:lineRule="auto"/>
-        <w:jc w:val="both"/>
-        <w:rPr>
-          <w:rFonts w:ascii="Arial" w:hAnsi="Arial" w:cs="Arial"/>
-          <w:b/>
-          <w:bCs/>
-        </w:rPr>
-      </w:pPr>
-    </w:p>
-    <w:p>
-      <w:pPr>
-        <w:spacing w:after="0" w:line="480" w:lineRule="auto"/>
-        <w:jc w:val="both"/>
-        <w:rPr>
-          <w:rFonts w:ascii="Arial" w:hAnsi="Arial" w:cs="Arial"/>
-          <w:b/>
-          <w:bCs/>
-        </w:rPr>
-      </w:pPr>
-    </w:p>
-    <w:p>
-      <w:pPr>
-        <w:spacing w:after="0" w:line="480" w:lineRule="auto"/>
-        <w:jc w:val="both"/>
-        <w:rPr>
-          <w:rFonts w:ascii="Arial" w:hAnsi="Arial" w:cs="Arial"/>
-          <w:b/>
-          <w:bCs/>
-        </w:rPr>
-      </w:pPr>
-    </w:p>
-    <w:p>
-      <w:pPr>
-        <w:spacing w:after="0" w:line="480" w:lineRule="auto"/>
-        <w:jc w:val="both"/>
-        <w:rPr>
-          <w:rFonts w:ascii="Arial" w:hAnsi="Arial" w:cs="Arial"/>
-          <w:b/>
-          <w:bCs/>
-        </w:rPr>
-      </w:pPr>
-    </w:p>
-    <w:p>
-      <w:pPr>
-        <w:spacing w:after="0" w:line="480" w:lineRule="auto"/>
-        <w:jc w:val="both"/>
-        <w:rPr>
-          <w:rFonts w:ascii="Arial" w:hAnsi="Arial" w:cs="Arial"/>
-          <w:b/>
-          <w:bCs/>
-        </w:rPr>
-      </w:pPr>
-    </w:p>
-    <w:p>
-      <w:pPr>
-        <w:spacing w:after="0" w:line="480" w:lineRule="auto"/>
-        <w:jc w:val="both"/>
-        <w:rPr>
-          <w:rFonts w:ascii="Arial" w:hAnsi="Arial" w:cs="Arial"/>
-          <w:b/>
-          <w:bCs/>
-        </w:rPr>
-      </w:pPr>
-    </w:p>
-    <w:p>
-      <w:pPr>
-        <w:spacing w:after="0" w:line="480" w:lineRule="auto"/>
-        <w:jc w:val="both"/>
-        <w:rPr>
-          <w:rFonts w:ascii="Arial" w:hAnsi="Arial" w:cs="Arial"/>
-          <w:b/>
-          <w:bCs/>
-        </w:rPr>
-      </w:pPr>
-    </w:p>
-    <w:p>
-      <w:pPr>
-        <w:spacing w:after="0" w:line="480" w:lineRule="auto"/>
-        <w:jc w:val="both"/>
-        <w:rPr>
-          <w:rFonts w:ascii="Arial" w:hAnsi="Arial" w:cs="Arial"/>
-          <w:b/>
-          <w:bCs/>
-        </w:rPr>
-      </w:pPr>
-    </w:p>
-    <w:p>
-      <w:pPr>
-        <w:spacing w:after="0" w:line="480" w:lineRule="auto"/>
-        <w:jc w:val="both"/>
-        <w:rPr>
-          <w:rFonts w:ascii="Arial" w:hAnsi="Arial" w:cs="Arial"/>
-          <w:b/>
-          <w:bCs/>
-        </w:rPr>
-      </w:pPr>
-    </w:p>
-    <w:p>
-      <w:pPr>
-        <w:spacing w:after="0" w:line="480" w:lineRule="auto"/>
-        <w:jc w:val="both"/>
-        <w:rPr>
-          <w:rFonts w:ascii="Arial" w:hAnsi="Arial" w:cs="Arial"/>
-          <w:b/>
-          <w:bCs/>
-        </w:rPr>
-      </w:pPr>
-    </w:p>
-    <w:p>
-      <w:pPr>
-        <w:spacing w:after="0" w:line="480" w:lineRule="auto"/>
-        <w:jc w:val="both"/>
-        <w:rPr>
-          <w:rFonts w:ascii="Arial" w:hAnsi="Arial" w:cs="Arial"/>
-          <w:b/>
-          <w:bCs/>
-        </w:rPr>
-      </w:pPr>
-    </w:p>
-    <w:p>
-      <w:pPr>
-        <w:spacing w:after="0" w:line="480" w:lineRule="auto"/>
-        <w:jc w:val="both"/>
-        <w:rPr>
-          <w:rFonts w:ascii="Arial" w:hAnsi="Arial" w:cs="Arial"/>
-          <w:b/>
-          <w:bCs/>
-        </w:rPr>
-      </w:pPr>
-    </w:p>
-    <w:p>
-      <w:pPr>
-        <w:spacing w:after="0" w:line="480" w:lineRule="auto"/>
-        <w:jc w:val="both"/>
-        <w:rPr>
-          <w:rFonts w:ascii="Arial" w:hAnsi="Arial" w:cs="Arial"/>
-          <w:b/>
-          <w:bCs/>
-        </w:rPr>
-      </w:pPr>
-    </w:p>
-    <w:p>
-      <w:pPr>
-        <w:spacing w:after="0" w:line="480" w:lineRule="auto"/>
-        <w:jc w:val="both"/>
-        <w:rPr>
-          <w:rFonts w:ascii="Arial" w:hAnsi="Arial" w:cs="Arial"/>
-        </w:rPr>
-      </w:pPr>
-    </w:p>
-    <w:p>
-      <w:pPr>
-        <w:spacing w:after="0" w:line="480" w:lineRule="auto"/>
-        <w:jc w:val="both"/>
-        <w:rPr>
-          <w:rFonts w:ascii="Arial" w:hAnsi="Arial" w:cs="Arial"/>
-        </w:rPr>
-      </w:pPr>
-    </w:p>
-    <w:p>
-      <w:pPr>
-        <w:spacing w:after="0" w:line="480" w:lineRule="auto"/>
-        <w:jc w:val="both"/>
-        <w:rPr>
-          <w:rFonts w:ascii="Arial" w:hAnsi="Arial" w:cs="Arial"/>
-        </w:rPr>
-      </w:pPr>
-    </w:p>
-    <w:p>
-      <w:pPr>
-        <w:spacing w:after="0" w:line="480" w:lineRule="auto"/>
-        <w:jc w:val="both"/>
-        <w:rPr>
-          <w:rFonts w:ascii="Arial" w:hAnsi="Arial" w:cs="Arial"/>
-        </w:rPr>
-      </w:pPr>
-    </w:p>
-    <w:p>
-      <w:pPr>
-        <w:spacing w:after="0" w:line="480" w:lineRule="auto"/>
-        <w:jc w:val="both"/>
-        <w:rPr>
-          <w:rFonts w:ascii="Arial" w:hAnsi="Arial" w:cs="Arial"/>
-        </w:rPr>
-      </w:pPr>
-    </w:p>
-    <w:p>
-      <w:pPr>
-        <w:spacing w:after="0" w:line="480" w:lineRule="auto"/>
-        <w:jc w:val="both"/>
-        <w:rPr>
-          <w:rFonts w:ascii="Arial" w:hAnsi="Arial" w:cs="Arial"/>
-        </w:rPr>
-      </w:pPr>
-    </w:p>
-    <w:p>
-      <w:pPr>
-        <w:spacing w:after="0" w:line="480" w:lineRule="auto"/>
-        <w:jc w:val="both"/>
-        <w:rPr>
-          <w:rFonts w:ascii="Arial" w:hAnsi="Arial" w:cs="Arial"/>
-        </w:rPr>
-      </w:pPr>
-    </w:p>
-    <w:p>
-      <w:pPr>
-        <w:spacing w:after="0" w:line="480" w:lineRule="auto"/>
-        <w:jc w:val="both"/>
-        <w:rPr>
-          <w:rFonts w:ascii="Arial" w:hAnsi="Arial" w:cs="Arial"/>
-        </w:rPr>
-      </w:pPr>
-    </w:p>
-    <w:p>
-      <w:pPr>
-        <w:spacing w:after="0" w:line="480" w:lineRule="auto"/>
-        <w:jc w:val="both"/>
-        <w:rPr>
-          <w:rFonts w:ascii="Arial" w:hAnsi="Arial" w:cs="Arial"/>
-        </w:rPr>
-      </w:pPr>
-    </w:p>
-    <w:p>
-      <w:pPr>
-        <w:spacing w:after="0" w:line="480" w:lineRule="auto"/>
-        <w:jc w:val="both"/>
-        <w:rPr>
-          <w:rFonts w:ascii="Arial" w:hAnsi="Arial" w:cs="Arial"/>
-        </w:rPr>
-      </w:pPr>
-    </w:p>
-    <w:p>
-      <w:pPr>
-        <w:spacing w:after="0" w:line="480" w:lineRule="auto"/>
-        <w:jc w:val="both"/>
-        <w:rPr>
-          <w:rFonts w:ascii="Arial" w:hAnsi="Arial" w:cs="Arial"/>
-        </w:rPr>
-      </w:pPr>
-    </w:p>
-    <w:p>
-      <w:pPr>
-        <w:spacing w:after="0" w:line="480" w:lineRule="auto"/>
-        <w:jc w:val="both"/>
-        <w:rPr>
-          <w:rFonts w:ascii="Arial" w:hAnsi="Arial" w:cs="Arial"/>
-        </w:rPr>
-      </w:pPr>
-    </w:p>
-    <w:p>
-      <w:pPr>
-        <w:spacing w:after="0" w:line="480" w:lineRule="auto"/>
-        <w:jc w:val="both"/>
-        <w:rPr>
-          <w:rFonts w:ascii="Arial" w:hAnsi="Arial" w:cs="Arial"/>
-        </w:rPr>
-      </w:pPr>
-    </w:p>
-    <w:p>
-      <w:pPr>
-        <w:spacing w:after="0" w:line="480" w:lineRule="auto"/>
-        <w:jc w:val="both"/>
-        <w:rPr>
-          <w:rFonts w:ascii="Arial" w:hAnsi="Arial" w:cs="Arial"/>
-        </w:rPr>
-      </w:pPr>
-    </w:p>
-    <w:p>
-      <w:pPr>
-        <w:spacing w:after="0" w:line="480" w:lineRule="auto"/>
-        <w:jc w:val="both"/>
-        <w:rPr>
-          <w:rFonts w:ascii="Arial" w:hAnsi="Arial" w:cs="Arial"/>
-        </w:rPr>
-      </w:pPr>
-    </w:p>
-    <w:p>
-      <w:pPr>
-        <w:spacing w:after="0" w:line="480" w:lineRule="auto"/>
-        <w:jc w:val="both"/>
-        <w:rPr>
-          <w:rFonts w:ascii="Arial" w:hAnsi="Arial" w:cs="Arial"/>
-        </w:rPr>
-      </w:pPr>
-    </w:p>
-    <w:p>
-      <w:pPr>
-        <w:spacing w:after="0" w:line="480" w:lineRule="auto"/>
-        <w:jc w:val="both"/>
-        <w:rPr>
-          <w:rFonts w:ascii="Arial" w:hAnsi="Arial" w:cs="Arial"/>
-        </w:rPr>
-      </w:pPr>
-    </w:p>
-    <w:p>
-      <w:pPr>
-        <w:spacing w:after="0" w:line="480" w:lineRule="auto"/>
-        <w:jc w:val="both"/>
-        <w:rPr>
-          <w:rFonts w:ascii="Arial" w:hAnsi="Arial" w:cs="Arial"/>
-          <w:b/>
-          <w:bCs/>
-        </w:rPr>
-      </w:pPr>
-    </w:p>
-    <w:p>
-      <w:pPr>
-        <w:spacing w:after="0" w:line="480" w:lineRule="auto"/>
-        <w:jc w:val="both"/>
-        <w:rPr>
-          <w:rFonts w:ascii="Arial" w:hAnsi="Arial" w:cs="Arial"/>
-          <w:b/>
-          <w:bCs/>
-        </w:rPr>
-      </w:pPr>
-      <w:r>
-        <w:rPr>
-          <w:rFonts w:ascii="Arial" w:hAnsi="Arial" w:cs="Arial"/>
-          <w:b/>
-          <w:bCs/>
-        </w:rPr>
-        <w:tab/>
-      </w:r>
     </w:p>
     <w:p>
       <w:pPr>
@@ -5600,6 +5416,7 @@
           <w:noProof/>
           <w14:ligatures w14:val="none"/>
         </w:rPr>
+        <w:lastRenderedPageBreak/>
         <mc:AlternateContent>
           <mc:Choice Requires="wps">
             <w:drawing>
@@ -5925,6 +5742,7 @@
           <w:noProof/>
           <w14:ligatures w14:val="none"/>
         </w:rPr>
+        <w:lastRenderedPageBreak/>
         <mc:AlternateContent>
           <mc:Choice Requires="wps">
             <w:drawing>
@@ -6073,53 +5891,134 @@
           <w:rFonts w:ascii="Arial" w:hAnsi="Arial" w:cs="Arial"/>
           <w:bCs/>
         </w:rPr>
-        <w:t>This study will be conducted in Sta. Maria Integrated High School during the first semester of the academic year 2025-2026.  The re</w:t>
-      </w:r>
-      <w:r>
-        <w:rPr>
-          <w:rFonts w:ascii="Arial" w:hAnsi="Arial" w:cs="Arial"/>
-          <w:bCs/>
-        </w:rPr>
-        <w:t>spondents</w:t>
-      </w:r>
-      <w:r>
-        <w:rPr>
-          <w:rFonts w:ascii="Arial" w:hAnsi="Arial" w:cs="Arial"/>
-          <w:bCs/>
-        </w:rPr>
-        <w:t xml:space="preserve"> will be chosen from junior high school students</w:t>
-      </w:r>
-      <w:r>
-        <w:rPr>
-          <w:rFonts w:ascii="Arial" w:hAnsi="Arial" w:cs="Arial"/>
-          <w:bCs/>
+        <w:t>This study will be conducted in Sta. Maria Integrated High School during the first semester of the academic year 2025-2026.  The respondents will be chosen from grade 10 students.</w:t>
+      </w:r>
+    </w:p>
+    <w:p>
+      <w:pPr>
+        <w:spacing w:after="0" w:line="480" w:lineRule="auto"/>
+        <w:jc w:val="both"/>
+        <w:rPr>
+          <w:rFonts w:ascii="Arial" w:hAnsi="Arial" w:cs="Arial"/>
+          <w:b/>
+          <w:bCs/>
+          <w:color w:val="000000" w:themeColor="text1"/>
+        </w:rPr>
+      </w:pPr>
+      <w:r>
+        <w:rPr>
+          <w:rFonts w:ascii="Arial" w:hAnsi="Arial" w:cs="Arial"/>
+          <w:b/>
+          <w:bCs/>
+          <w:color w:val="000000" w:themeColor="text1"/>
+        </w:rPr>
+        <w:t>Research Design</w:t>
+      </w:r>
+    </w:p>
+    <w:p>
+      <w:pPr>
+        <w:spacing w:line="480" w:lineRule="auto"/>
+        <w:jc w:val="both"/>
+        <w:rPr>
+          <w:rFonts w:ascii="Arial" w:hAnsi="Arial" w:cs="Arial"/>
+        </w:rPr>
+      </w:pPr>
+      <w:r>
+        <w:rPr>
+          <w:rFonts w:ascii="Arial" w:hAnsi="Arial" w:cs="Arial"/>
+          <w:b/>
+          <w:bCs/>
+        </w:rPr>
+        <w:tab/>
+      </w:r>
+      <w:bookmarkStart w:id="9" w:name="_Hlk190004400"/>
+      <w:r>
+        <w:rPr>
+          <w:rFonts w:ascii="Arial" w:hAnsi="Arial" w:cs="Arial"/>
+        </w:rPr>
+        <w:t xml:space="preserve"> </w:t>
+      </w:r>
+      <w:r>
+        <w:rPr>
+          <w:rFonts w:ascii="Arial" w:hAnsi="Arial" w:cs="Arial"/>
+        </w:rPr>
+        <w:t>To</w:t>
+      </w:r>
+      <w:r>
+        <w:rPr>
+          <w:rFonts w:ascii="Arial" w:hAnsi="Arial" w:cs="Arial"/>
+        </w:rPr>
+        <w:t xml:space="preserve"> retrieve the level of accessibility and usability</w:t>
+      </w:r>
+      <w:r>
+        <w:rPr>
+          <w:rFonts w:ascii="Arial" w:hAnsi="Arial" w:cs="Arial"/>
+        </w:rPr>
+        <w:t xml:space="preserve"> of the</w:t>
+      </w:r>
+      <w:r>
+        <w:rPr>
+          <w:rFonts w:ascii="Arial" w:hAnsi="Arial" w:cs="Arial"/>
+        </w:rPr>
+        <w:t xml:space="preserve"> </w:t>
+      </w:r>
+      <w:r>
+        <w:rPr>
+          <w:rFonts w:ascii="Arial" w:hAnsi="Arial" w:cs="Arial"/>
+        </w:rPr>
+        <w:t>quiz application</w:t>
+      </w:r>
+      <w:r>
+        <w:rPr>
+          <w:rFonts w:ascii="Arial" w:hAnsi="Arial" w:cs="Arial"/>
+        </w:rPr>
+        <w:t xml:space="preserve"> Quieazy</w:t>
+      </w:r>
+      <w:r>
+        <w:rPr>
+          <w:rFonts w:ascii="Arial" w:hAnsi="Arial" w:cs="Arial"/>
+        </w:rPr>
+        <w:t>, t</w:t>
+      </w:r>
+      <w:r>
+        <w:rPr>
+          <w:rFonts w:ascii="Arial" w:hAnsi="Arial" w:cs="Arial"/>
+        </w:rPr>
+        <w:t>his research</w:t>
+      </w:r>
+      <w:r>
+        <w:rPr>
+          <w:rFonts w:ascii="Arial" w:hAnsi="Arial" w:cs="Arial"/>
+        </w:rPr>
+        <w:t xml:space="preserve"> </w:t>
+      </w:r>
+      <w:r>
+        <w:rPr>
+          <w:rFonts w:ascii="Arial" w:hAnsi="Arial" w:cs="Arial"/>
+        </w:rPr>
+        <w:t xml:space="preserve">study </w:t>
+      </w:r>
+      <w:r>
+        <w:rPr>
+          <w:rFonts w:ascii="Arial" w:hAnsi="Arial" w:cs="Arial"/>
+        </w:rPr>
+        <w:t>will use a</w:t>
+      </w:r>
+      <w:r>
+        <w:rPr>
+          <w:rFonts w:ascii="Arial" w:hAnsi="Arial" w:cs="Arial"/>
+        </w:rPr>
+        <w:t xml:space="preserve"> quasi-experimental research design</w:t>
+      </w:r>
+      <w:r>
+        <w:rPr>
+          <w:rFonts w:ascii="Arial" w:hAnsi="Arial" w:cs="Arial"/>
         </w:rPr>
         <w:t>.</w:t>
       </w:r>
     </w:p>
     <w:p>
       <w:pPr>
-        <w:spacing w:after="0" w:line="480" w:lineRule="auto"/>
-        <w:jc w:val="both"/>
-        <w:rPr>
-          <w:rFonts w:ascii="Arial" w:hAnsi="Arial" w:cs="Arial"/>
-          <w:b/>
-          <w:bCs/>
-          <w:color w:val="000000" w:themeColor="text1"/>
-        </w:rPr>
-      </w:pPr>
-      <w:r>
-        <w:rPr>
-          <w:rFonts w:ascii="Arial" w:hAnsi="Arial" w:cs="Arial"/>
-          <w:b/>
-          <w:bCs/>
-          <w:color w:val="000000" w:themeColor="text1"/>
-        </w:rPr>
-        <w:t>Research Design</w:t>
-      </w:r>
-    </w:p>
-    <w:p>
-      <w:pPr>
         <w:spacing w:line="480" w:lineRule="auto"/>
         <w:jc w:val="both"/>
         <w:rPr>
@@ -6129,12 +6028,16 @@
       <w:r>
         <w:rPr>
           <w:rFonts w:ascii="Arial" w:hAnsi="Arial" w:cs="Arial"/>
-          <w:b/>
-          <w:bCs/>
         </w:rPr>
         <w:tab/>
-      </w:r>
-      <w:bookmarkStart w:id="9" w:name="_Hlk190004400"/>
+        <w:t xml:space="preserve">Quasi-experimental </w:t>
+      </w:r>
+      <w:r>
+        <w:rPr>
+          <w:rFonts w:ascii="Arial" w:hAnsi="Arial" w:cs="Arial"/>
+        </w:rPr>
+        <w:t>performs</w:t>
+      </w:r>
       <w:r>
         <w:rPr>
           <w:rFonts w:ascii="Arial" w:hAnsi="Arial" w:cs="Arial"/>
@@ -6145,19 +6048,37 @@
         <w:rPr>
           <w:rFonts w:ascii="Arial" w:hAnsi="Arial" w:cs="Arial"/>
         </w:rPr>
-        <w:t>To</w:t>
-      </w:r>
-      <w:r>
-        <w:rPr>
-          <w:rFonts w:ascii="Arial" w:hAnsi="Arial" w:cs="Arial"/>
-        </w:rPr>
-        <w:t xml:space="preserve"> retrieve the level of accessibility and usability</w:t>
-      </w:r>
-      <w:r>
-        <w:rPr>
-          <w:rFonts w:ascii="Arial" w:hAnsi="Arial" w:cs="Arial"/>
-        </w:rPr>
-        <w:t xml:space="preserve"> of the</w:t>
+        <w:t>experimentation-like-</w:t>
+      </w:r>
+      <w:r>
+        <w:rPr>
+          <w:rFonts w:ascii="Arial" w:hAnsi="Arial" w:cs="Arial"/>
+        </w:rPr>
+        <w:t xml:space="preserve">investigation, but </w:t>
+      </w:r>
+      <w:r>
+        <w:rPr>
+          <w:rFonts w:ascii="Arial" w:hAnsi="Arial" w:cs="Arial"/>
+        </w:rPr>
+        <w:t xml:space="preserve">it is </w:t>
+      </w:r>
+      <w:r>
+        <w:rPr>
+          <w:rFonts w:ascii="Arial" w:hAnsi="Arial" w:cs="Arial"/>
+        </w:rPr>
+        <w:t>not truly an experiment.</w:t>
+      </w:r>
+      <w:r>
+        <w:rPr>
+          <w:rFonts w:ascii="Arial" w:hAnsi="Arial" w:cs="Arial"/>
+        </w:rPr>
+        <w:t xml:space="preserve">  </w:t>
+      </w:r>
+      <w:r>
+        <w:rPr>
+          <w:rFonts w:ascii="Arial" w:hAnsi="Arial" w:cs="Arial"/>
+        </w:rPr>
+        <w:t>It builds and analyzes the causal relationship between</w:t>
       </w:r>
       <w:r>
         <w:rPr>
@@ -6169,49 +6090,13 @@
         <w:rPr>
           <w:rFonts w:ascii="Arial" w:hAnsi="Arial" w:cs="Arial"/>
         </w:rPr>
-        <w:t>quiz application</w:t>
-      </w:r>
-      <w:r>
-        <w:rPr>
-          <w:rFonts w:ascii="Arial" w:hAnsi="Arial" w:cs="Arial"/>
-        </w:rPr>
-        <w:t xml:space="preserve"> Quieazy</w:t>
-      </w:r>
-      <w:r>
-        <w:rPr>
-          <w:rFonts w:ascii="Arial" w:hAnsi="Arial" w:cs="Arial"/>
-        </w:rPr>
-        <w:t>, t</w:t>
-      </w:r>
-      <w:r>
-        <w:rPr>
-          <w:rFonts w:ascii="Arial" w:hAnsi="Arial" w:cs="Arial"/>
-        </w:rPr>
-        <w:t>his research</w:t>
-      </w:r>
-      <w:r>
-        <w:rPr>
-          <w:rFonts w:ascii="Arial" w:hAnsi="Arial" w:cs="Arial"/>
-        </w:rPr>
-        <w:t xml:space="preserve"> </w:t>
-      </w:r>
-      <w:r>
-        <w:rPr>
-          <w:rFonts w:ascii="Arial" w:hAnsi="Arial" w:cs="Arial"/>
-        </w:rPr>
-        <w:t xml:space="preserve">study </w:t>
-      </w:r>
-      <w:r>
-        <w:rPr>
-          <w:rFonts w:ascii="Arial" w:hAnsi="Arial" w:cs="Arial"/>
-        </w:rPr>
-        <w:t>will use a</w:t>
-      </w:r>
-      <w:r>
-        <w:rPr>
-          <w:rFonts w:ascii="Arial" w:hAnsi="Arial" w:cs="Arial"/>
-        </w:rPr>
-        <w:t xml:space="preserve"> quasi-experimental research design</w:t>
+        <w:t>independent and dependent variables.</w:t>
+      </w:r>
+      <w:r>
+        <w:rPr>
+          <w:rFonts w:ascii="Arial" w:hAnsi="Arial" w:cs="Arial"/>
+        </w:rPr>
+        <w:t xml:space="preserve">  It also does not require randomly selected respondent groups</w:t>
       </w:r>
       <w:r>
         <w:rPr>
@@ -6220,119 +6105,199 @@
         <w:t>.</w:t>
       </w:r>
     </w:p>
-    <w:p>
-      <w:pPr>
-        <w:spacing w:line="480" w:lineRule="auto"/>
-        <w:jc w:val="both"/>
-        <w:rPr>
-          <w:rFonts w:ascii="Arial" w:hAnsi="Arial" w:cs="Arial"/>
-        </w:rPr>
-      </w:pPr>
-      <w:r>
-        <w:rPr>
-          <w:rFonts w:ascii="Arial" w:hAnsi="Arial" w:cs="Arial"/>
+    <w:bookmarkEnd w:id="9"/>
+    <w:p>
+      <w:pPr>
+        <w:spacing w:after="0" w:line="480" w:lineRule="auto"/>
+        <w:jc w:val="both"/>
+        <w:rPr>
+          <w:rFonts w:ascii="Arial" w:hAnsi="Arial" w:cs="Arial"/>
+          <w:b/>
+          <w:bCs/>
+        </w:rPr>
+      </w:pPr>
+      <w:r>
+        <w:rPr>
+          <w:rFonts w:ascii="Arial" w:hAnsi="Arial" w:cs="Arial"/>
+          <w:b/>
+          <w:bCs/>
+        </w:rPr>
+        <w:t>Subject of the Study</w:t>
+      </w:r>
+    </w:p>
+    <w:p>
+      <w:pPr>
+        <w:spacing w:after="0" w:line="480" w:lineRule="auto"/>
+        <w:ind w:firstLine="720"/>
+        <w:jc w:val="both"/>
+        <w:rPr>
+          <w:rFonts w:ascii="Arial" w:hAnsi="Arial" w:cs="Arial"/>
+          <w:bCs/>
+        </w:rPr>
+      </w:pPr>
+      <w:r>
+        <w:rPr>
+          <w:rFonts w:ascii="Arial" w:hAnsi="Arial" w:cs="Arial"/>
+          <w:bCs/>
+        </w:rPr>
+        <w:t xml:space="preserve">The respondents in this study will be </w:t>
+      </w:r>
+      <w:r>
+        <w:rPr>
+          <w:rFonts w:ascii="Arial" w:hAnsi="Arial" w:cs="Arial"/>
+          <w:bCs/>
+        </w:rPr>
+        <w:t>g</w:t>
+      </w:r>
+      <w:r>
+        <w:rPr>
+          <w:rFonts w:ascii="Arial" w:hAnsi="Arial" w:cs="Arial"/>
+          <w:bCs/>
+        </w:rPr>
+        <w:t xml:space="preserve">rade 10 students enrolled in Sta. Maria Integrated High School for the academic year </w:t>
+      </w:r>
+      <w:r>
+        <w:rPr>
+          <w:rFonts w:ascii="Arial" w:hAnsi="Arial" w:cs="Arial"/>
+          <w:bCs/>
+        </w:rPr>
+        <w:t xml:space="preserve">of </w:t>
+      </w:r>
+      <w:r>
+        <w:rPr>
+          <w:rFonts w:ascii="Arial" w:hAnsi="Arial" w:cs="Arial"/>
+          <w:bCs/>
+        </w:rPr>
+        <w:t>2025-2026.</w:t>
+      </w:r>
+      <w:r>
+        <w:rPr>
+          <w:rFonts w:ascii="Arial" w:hAnsi="Arial" w:cs="Arial"/>
+          <w:bCs/>
+        </w:rPr>
+        <w:t xml:space="preserve">  </w:t>
+      </w:r>
+      <w:r>
+        <w:rPr>
+          <w:rFonts w:ascii="Arial" w:hAnsi="Arial" w:cs="Arial"/>
+          <w:bCs/>
+        </w:rPr>
+        <w:t>They will be the subject of the trial of the application.</w:t>
+      </w:r>
+    </w:p>
+    <w:p>
+      <w:pPr>
+        <w:spacing w:after="0" w:line="480" w:lineRule="auto"/>
+        <w:jc w:val="both"/>
+        <w:rPr>
+          <w:rFonts w:ascii="Arial" w:hAnsi="Arial" w:cs="Arial"/>
+          <w:bCs/>
+        </w:rPr>
+      </w:pPr>
+      <w:r>
+        <w:rPr>
+          <w:rFonts w:ascii="Arial" w:hAnsi="Arial" w:cs="Arial"/>
+          <w:b/>
+          <w:bCs/>
+        </w:rPr>
+        <w:t>Sampling Technique</w:t>
+      </w:r>
+    </w:p>
+    <w:p>
+      <w:pPr>
+        <w:spacing w:after="0" w:line="480" w:lineRule="auto"/>
+        <w:jc w:val="both"/>
+        <w:rPr>
+          <w:rFonts w:ascii="Arial" w:hAnsi="Arial" w:cs="Arial"/>
+          <w:b/>
+          <w:bCs/>
+        </w:rPr>
+      </w:pPr>
+      <w:r>
+        <w:rPr>
+          <w:rFonts w:ascii="Arial" w:hAnsi="Arial" w:cs="Arial"/>
+          <w:bCs/>
         </w:rPr>
         <w:lastRenderedPageBreak/>
         <w:tab/>
-        <w:t xml:space="preserve">Quasi-experimental </w:t>
-      </w:r>
-      <w:r>
-        <w:rPr>
-          <w:rFonts w:ascii="Arial" w:hAnsi="Arial" w:cs="Arial"/>
-        </w:rPr>
-        <w:t>performs</w:t>
-      </w:r>
-      <w:r>
-        <w:rPr>
-          <w:rFonts w:ascii="Arial" w:hAnsi="Arial" w:cs="Arial"/>
+        <w:t>This study will employ</w:t>
+      </w:r>
+      <w:r>
+        <w:rPr>
+          <w:rFonts w:ascii="Arial" w:hAnsi="Arial" w:cs="Arial"/>
+          <w:bCs/>
+        </w:rPr>
+        <w:t xml:space="preserve"> a stratified sampling technique with purposive elements.  </w:t>
+      </w:r>
+      <w:r>
+        <w:rPr>
+          <w:rFonts w:ascii="Arial" w:hAnsi="Arial" w:cs="Arial"/>
+          <w:bCs/>
+        </w:rPr>
+        <w:t>The sample will be randomly selected while only selecting those who have gadgets.</w:t>
+      </w:r>
+      <w:r>
+        <w:rPr>
+          <w:rFonts w:ascii="Arial" w:hAnsi="Arial" w:cs="Arial"/>
+          <w:bCs/>
         </w:rPr>
         <w:t xml:space="preserve"> </w:t>
       </w:r>
       <w:r>
         <w:rPr>
           <w:rFonts w:ascii="Arial" w:hAnsi="Arial" w:cs="Arial"/>
-        </w:rPr>
-        <w:t>experimentation-like-</w:t>
-      </w:r>
-      <w:r>
-        <w:rPr>
-          <w:rFonts w:ascii="Arial" w:hAnsi="Arial" w:cs="Arial"/>
-        </w:rPr>
-        <w:t>investigation, but not truly an experiment.</w:t>
-      </w:r>
-      <w:r>
-        <w:rPr>
-          <w:rFonts w:ascii="Arial" w:hAnsi="Arial" w:cs="Arial"/>
-        </w:rPr>
-        <w:t xml:space="preserve">  </w:t>
-      </w:r>
-      <w:r>
-        <w:rPr>
-          <w:rFonts w:ascii="Arial" w:hAnsi="Arial" w:cs="Arial"/>
-        </w:rPr>
-        <w:t>It builds and analyzes the causal relationship between</w:t>
-      </w:r>
-      <w:r>
-        <w:rPr>
-          <w:rFonts w:ascii="Arial" w:hAnsi="Arial" w:cs="Arial"/>
+          <w:bCs/>
         </w:rPr>
         <w:t xml:space="preserve"> </w:t>
       </w:r>
       <w:r>
         <w:rPr>
           <w:rFonts w:ascii="Arial" w:hAnsi="Arial" w:cs="Arial"/>
-        </w:rPr>
-        <w:t>independent and dependent variables.</w:t>
-      </w:r>
-      <w:r>
-        <w:rPr>
-          <w:rFonts w:ascii="Arial" w:hAnsi="Arial" w:cs="Arial"/>
-        </w:rPr>
-        <w:t xml:space="preserve">  It also does not require randomly selected respondent groups</w:t>
-      </w:r>
-      <w:r>
-        <w:rPr>
-          <w:rFonts w:ascii="Arial" w:hAnsi="Arial" w:cs="Arial"/>
+          <w:bCs/>
+        </w:rPr>
+        <w:t xml:space="preserve">This seems </w:t>
+      </w:r>
+      <w:r>
+        <w:rPr>
+          <w:rFonts w:ascii="Arial" w:hAnsi="Arial" w:cs="Arial"/>
+          <w:bCs/>
+        </w:rPr>
+        <w:t>to be most appropriate for this study</w:t>
+      </w:r>
+      <w:r>
+        <w:rPr>
+          <w:rFonts w:ascii="Arial" w:hAnsi="Arial" w:cs="Arial"/>
+          <w:bCs/>
         </w:rPr>
         <w:t>.</w:t>
       </w:r>
-    </w:p>
-    <w:bookmarkEnd w:id="9"/>
-    <w:p>
-      <w:pPr>
-        <w:spacing w:after="0" w:line="480" w:lineRule="auto"/>
-        <w:jc w:val="both"/>
-        <w:rPr>
-          <w:rFonts w:ascii="Arial" w:hAnsi="Arial" w:cs="Arial"/>
-          <w:b/>
-          <w:bCs/>
-        </w:rPr>
-      </w:pPr>
-      <w:r>
-        <w:rPr>
-          <w:rFonts w:ascii="Arial" w:hAnsi="Arial" w:cs="Arial"/>
-          <w:b/>
-          <w:bCs/>
-        </w:rPr>
-        <w:t>Subject of the Study</w:t>
-      </w:r>
-    </w:p>
-    <w:p>
-      <w:pPr>
-        <w:spacing w:after="0" w:line="480" w:lineRule="auto"/>
-        <w:ind w:firstLine="720"/>
-        <w:jc w:val="both"/>
-        <w:rPr>
-          <w:rFonts w:ascii="Arial" w:hAnsi="Arial" w:cs="Arial"/>
-          <w:bCs/>
-        </w:rPr>
-      </w:pPr>
-      <w:r>
-        <w:rPr>
-          <w:rFonts w:ascii="Arial" w:hAnsi="Arial" w:cs="Arial"/>
-          <w:bCs/>
-        </w:rPr>
-        <w:t xml:space="preserve">The respondents in this study will be </w:t>
+      <w:r>
+        <w:rPr>
+          <w:rFonts w:ascii="Arial" w:hAnsi="Arial" w:cs="Arial"/>
+          <w:bCs/>
+        </w:rPr>
+        <w:t xml:space="preserve"> </w:t>
+      </w:r>
+      <w:r>
+        <w:rPr>
+          <w:rFonts w:ascii="Arial" w:hAnsi="Arial" w:cs="Arial"/>
+          <w:bCs/>
+        </w:rPr>
+        <w:t xml:space="preserve"> </w:t>
+      </w:r>
+      <w:r>
+        <w:rPr>
+          <w:rFonts w:ascii="Arial" w:hAnsi="Arial" w:cs="Arial"/>
+          <w:bCs/>
+        </w:rPr>
+        <w:t>T</w:t>
+      </w:r>
+      <w:r>
+        <w:rPr>
+          <w:rFonts w:ascii="Arial" w:hAnsi="Arial" w:cs="Arial"/>
+          <w:bCs/>
+        </w:rPr>
+        <w:t xml:space="preserve">he researchers will focus on </w:t>
       </w:r>
       <w:r>
         <w:rPr>
@@ -6346,88 +6311,7 @@
           <w:rFonts w:ascii="Arial" w:hAnsi="Arial" w:cs="Arial"/>
           <w:bCs/>
         </w:rPr>
-        <w:t xml:space="preserve">rade 10 students enrolled in Sta. Maria Integrated High School for the academic year </w:t>
-      </w:r>
-      <w:r>
-        <w:rPr>
-          <w:rFonts w:ascii="Arial" w:hAnsi="Arial" w:cs="Arial"/>
-          <w:bCs/>
-        </w:rPr>
-        <w:t xml:space="preserve">of </w:t>
-      </w:r>
-      <w:r>
-        <w:rPr>
-          <w:rFonts w:ascii="Arial" w:hAnsi="Arial" w:cs="Arial"/>
-          <w:bCs/>
-        </w:rPr>
-        <w:t>2025-2026.</w:t>
-      </w:r>
-      <w:r>
-        <w:rPr>
-          <w:rFonts w:ascii="Arial" w:hAnsi="Arial" w:cs="Arial"/>
-          <w:bCs/>
-        </w:rPr>
-        <w:t xml:space="preserve">  </w:t>
-      </w:r>
-      <w:r>
-        <w:rPr>
-          <w:rFonts w:ascii="Arial" w:hAnsi="Arial" w:cs="Arial"/>
-          <w:bCs/>
-        </w:rPr>
-        <w:t>They will be the subject of the trial of the application.</w:t>
-      </w:r>
-    </w:p>
-    <w:p>
-      <w:pPr>
-        <w:spacing w:after="0" w:line="480" w:lineRule="auto"/>
-        <w:jc w:val="both"/>
-        <w:rPr>
-          <w:rFonts w:ascii="Arial" w:hAnsi="Arial" w:cs="Arial"/>
-          <w:b/>
-          <w:bCs/>
-        </w:rPr>
-      </w:pPr>
-      <w:r>
-        <w:rPr>
-          <w:rFonts w:ascii="Arial" w:hAnsi="Arial" w:cs="Arial"/>
-          <w:b/>
-          <w:bCs/>
-        </w:rPr>
-        <w:t>Sampling Technique</w:t>
-      </w:r>
-    </w:p>
-    <w:p>
-      <w:pPr>
-        <w:spacing w:after="0" w:line="480" w:lineRule="auto"/>
-        <w:ind w:firstLine="720"/>
-        <w:jc w:val="both"/>
-        <w:rPr>
-          <w:rFonts w:ascii="Arial" w:hAnsi="Arial" w:cs="Arial"/>
-          <w:b/>
-          <w:bCs/>
-        </w:rPr>
-      </w:pPr>
-      <w:r>
-        <w:rPr>
-          <w:rFonts w:ascii="Arial" w:hAnsi="Arial" w:cs="Arial"/>
-          <w:bCs/>
-        </w:rPr>
-        <w:t>This study will</w:t>
-      </w:r>
-      <w:r>
-        <w:rPr>
-          <w:rFonts w:ascii="Arial" w:hAnsi="Arial" w:cs="Arial"/>
-          <w:bCs/>
-          <w:lang w:val="en-US"/>
-        </w:rPr>
-        <w:t xml:space="preserve"> </w:t>
-      </w:r>
-      <w:r>
-        <w:rPr>
-          <w:rFonts w:ascii="Arial" w:hAnsi="Arial" w:cs="Arial"/>
-          <w:bCs/>
-        </w:rPr>
-        <w:t>employ a purposive sampling technique, which is deemed to be most appropriate for this study.  This technique is applied when the sample must have qualities, thus only individuals that realize the criteria are choose. Additionally, the researchers will focus on Grade 10 students in Sta. Maria Integrated High School. This focuses on ensuring that the sample aligns closely with the research objectives, as these students are having a cellphone to use the benefits from using our product.</w:t>
+        <w:t>rade 10 students in Sta. Maria Integrated High School.</w:t>
       </w:r>
     </w:p>
     <w:p>
@@ -7211,7 +7095,15 @@
           <w:rFonts w:ascii="Arial" w:hAnsi="Arial" w:cs="Arial"/>
           <w:lang w:val="en-US"/>
         </w:rPr>
-        <w:t xml:space="preserve">  This will help in making the application look familiar</w:t>
+        <w:t xml:space="preserve">  This will help in making the application look </w:t>
+      </w:r>
+      <w:r>
+        <w:rPr>
+          <w:rFonts w:ascii="Arial" w:hAnsi="Arial" w:cs="Arial"/>
+          <w:lang w:val="en-US"/>
+        </w:rPr>
+        <w:lastRenderedPageBreak/>
+        <w:t>familiar</w:t>
       </w:r>
       <w:r>
         <w:rPr>
@@ -7446,7 +7338,14 @@
           <w:rFonts w:ascii="Arial" w:hAnsi="Arial" w:cs="Arial"/>
           <w:lang w:val="en-US"/>
         </w:rPr>
-        <w:t>Where the mobile executables will be made with Apache Cordova, and Electron for desktops.</w:t>
+        <w:t>T</w:t>
+      </w:r>
+      <w:r>
+        <w:rPr>
+          <w:rFonts w:ascii="Arial" w:hAnsi="Arial" w:cs="Arial"/>
+          <w:lang w:val="en-US"/>
+        </w:rPr>
+        <w:t>he mobile executables will be made with Apache Cordova and Electron for desktops.</w:t>
       </w:r>
       <w:r>
         <w:rPr>
@@ -7488,15 +7387,7 @@
           <w:rFonts w:ascii="Arial" w:hAnsi="Arial" w:cs="Arial"/>
           <w:lang w:val="en-US"/>
         </w:rPr>
-        <w:t xml:space="preserve"> Crystal will be used </w:t>
-      </w:r>
-      <w:r>
-        <w:rPr>
-          <w:rFonts w:ascii="Arial" w:hAnsi="Arial" w:cs="Arial"/>
-          <w:lang w:val="en-US"/>
-        </w:rPr>
-        <w:lastRenderedPageBreak/>
-        <w:t xml:space="preserve">as the </w:t>
+        <w:t xml:space="preserve"> Crystal will be used as the </w:t>
       </w:r>
       <w:r>
         <w:rPr>
@@ -7668,7 +7559,21 @@
           <w:rFonts w:ascii="Arial" w:hAnsi="Arial" w:cs="Arial"/>
           <w:lang w:val="en-US"/>
         </w:rPr>
-        <w:t xml:space="preserve">errors.  Once the researchers are sufficed with the state of the application, it will be distributed </w:t>
+        <w:t xml:space="preserve">errors.  Once the researchers are </w:t>
+      </w:r>
+      <w:r>
+        <w:rPr>
+          <w:rFonts w:ascii="Arial" w:hAnsi="Arial" w:cs="Arial"/>
+          <w:lang w:val="en-US"/>
+        </w:rPr>
+        <w:t>satisfied</w:t>
+      </w:r>
+      <w:r>
+        <w:rPr>
+          <w:rFonts w:ascii="Arial" w:hAnsi="Arial" w:cs="Arial"/>
+          <w:lang w:val="en-US"/>
+        </w:rPr>
+        <w:t xml:space="preserve"> with the state of the application, it will be distributed </w:t>
       </w:r>
       <w:r>
         <w:rPr>
@@ -7756,7 +7661,15 @@
           <w:rFonts w:ascii="Arial" w:hAnsi="Arial" w:cs="Arial"/>
           <w:bCs/>
         </w:rPr>
-        <w:t>In this research study, the researchers will use a survey questionnaire to ‎collect, analyze, and measure data regarding the Quieazy application to determine its acceptability and performance.  The instrument of the study will be inspected and assessed by the researchers to make sure it will be accurate and effective before it is distributed.  The questionnaire consisted of questions about the usability, design, security, graphical performance, and transmission continuity.</w:t>
+        <w:t xml:space="preserve">In this research study, the researchers will use a survey questionnaire to ‎collect, analyze, and measure data regarding the Quieazy application to determine its acceptability and performance.  The instrument of the study will be inspected and assessed by the researchers to make sure it will be accurate and effective </w:t>
+      </w:r>
+      <w:r>
+        <w:rPr>
+          <w:rFonts w:ascii="Arial" w:hAnsi="Arial" w:cs="Arial"/>
+          <w:bCs/>
+        </w:rPr>
+        <w:lastRenderedPageBreak/>
+        <w:t>before it is distributed.  The questionnaire consisted of questions about the usability, design, security, graphical performance, and transmission continuity.</w:t>
       </w:r>
     </w:p>
     <w:p>
@@ -8028,7 +7941,6 @@
               <w:rPr>
                 <w:rFonts w:ascii="Arial" w:hAnsi="Arial" w:cs="Arial"/>
               </w:rPr>
-              <w:lastRenderedPageBreak/>
               <w:t>1.00 - 1.75</w:t>
             </w:r>
           </w:p>
@@ -8416,7 +8328,19 @@
         <w:rPr>
           <w:rFonts w:ascii="Arial" w:hAnsi="Arial" w:cs="Arial"/>
         </w:rPr>
-        <w:t xml:space="preserve">The researchers will request an official permission in conducting the study from the school principal and the practical research adviser.   </w:t>
+        <w:t xml:space="preserve">The researchers will request an official permission </w:t>
+      </w:r>
+      <w:r>
+        <w:rPr>
+          <w:rFonts w:ascii="Arial" w:hAnsi="Arial" w:cs="Arial"/>
+        </w:rPr>
+        <w:t>to</w:t>
+      </w:r>
+      <w:r>
+        <w:rPr>
+          <w:rFonts w:ascii="Arial" w:hAnsi="Arial" w:cs="Arial"/>
+        </w:rPr>
+        <w:t xml:space="preserve"> conducting the study from the school principal and the practical research adviser.   </w:t>
       </w:r>
       <w:r>
         <w:rPr>
@@ -8512,7 +8436,14 @@
         <w:rPr>
           <w:rFonts w:ascii="Arial" w:hAnsi="Arial" w:cs="Arial"/>
         </w:rPr>
-        <w:t xml:space="preserve">After that, the participants will be given an overview of the study by the researchers, who </w:t>
+        <w:t xml:space="preserve">After that, the participants will be given an </w:t>
+      </w:r>
+      <w:r>
+        <w:rPr>
+          <w:rFonts w:ascii="Arial" w:hAnsi="Arial" w:cs="Arial"/>
+        </w:rPr>
+        <w:lastRenderedPageBreak/>
+        <w:t xml:space="preserve">overview of the study by the researchers, who </w:t>
       </w:r>
       <w:r>
         <w:rPr>
@@ -8674,7 +8605,6 @@
           <w:b/>
           <w:bCs/>
         </w:rPr>
-        <w:lastRenderedPageBreak/>
         <w:t>Statistical Analysis of Data</w:t>
       </w:r>
     </w:p>

--- a/SHS/Group 6_Manuscript_Raw.docx
+++ b/SHS/Group 6_Manuscript_Raw.docx
@@ -1023,8 +1023,19 @@
           <w:bCs/>
           <w:lang w:val="en-US"/>
         </w:rPr>
-        <w:t>Background of the Study</w:t>
-      </w:r>
+        <w:t xml:space="preserve">Background of </w:t>
+      </w:r>
+      <w:proofErr w:type="gramStart"/>
+      <w:r>
+        <w:rPr>
+          <w:rFonts w:ascii="Arial" w:hAnsi="Arial" w:cs="Arial"/>
+          <w:b/>
+          <w:bCs/>
+          <w:lang w:val="en-US"/>
+        </w:rPr>
+        <w:t>the Study</w:t>
+      </w:r>
+      <w:proofErr w:type="gramEnd"/>
     </w:p>
     <w:p>
       <w:pPr>
@@ -4195,6 +4206,7 @@
           <w14:ligatures w14:val="none"/>
         </w:rPr>
       </w:pPr>
+      <w:proofErr w:type="gramStart"/>
       <w:r>
         <w:rPr>
           <w:rFonts w:ascii="Arial" w:eastAsiaTheme="minorEastAsia" w:hAnsi="Arial" w:cs="Arial"/>
@@ -4213,6 +4225,7 @@
         </w:rPr>
         <w:t>;</w:t>
       </w:r>
+      <w:proofErr w:type="gramEnd"/>
     </w:p>
     <w:p>
       <w:pPr>
@@ -4309,6 +4322,7 @@
         </w:rPr>
         <w:t xml:space="preserve">How </w:t>
       </w:r>
+      <w:proofErr w:type="gramStart"/>
       <w:r>
         <w:rPr>
           <w:rFonts w:ascii="Arial" w:eastAsiaTheme="minorEastAsia" w:hAnsi="Arial" w:cs="Arial"/>
@@ -4327,6 +4341,7 @@
         </w:rPr>
         <w:t>is the application</w:t>
       </w:r>
+      <w:proofErr w:type="gramEnd"/>
       <w:r>
         <w:rPr>
           <w:rFonts w:ascii="Arial" w:eastAsiaTheme="minorEastAsia" w:hAnsi="Arial" w:cs="Arial"/>
@@ -5948,7 +5963,25 @@
         <w:rPr>
           <w:rFonts w:ascii="Arial" w:hAnsi="Arial" w:cs="Arial"/>
         </w:rPr>
-        <w:t xml:space="preserve"> retrieve the level of accessibility and usability</w:t>
+        <w:t xml:space="preserve"> retrieve the level of </w:t>
+      </w:r>
+      <w:r>
+        <w:rPr>
+          <w:rFonts w:ascii="Arial" w:hAnsi="Arial" w:cs="Arial"/>
+        </w:rPr>
+        <w:t>acceptability</w:t>
+      </w:r>
+      <w:r>
+        <w:rPr>
+          <w:rFonts w:ascii="Arial" w:hAnsi="Arial" w:cs="Arial"/>
+        </w:rPr>
+        <w:t xml:space="preserve"> and </w:t>
+      </w:r>
+      <w:r>
+        <w:rPr>
+          <w:rFonts w:ascii="Arial" w:hAnsi="Arial" w:cs="Arial"/>
+        </w:rPr>
+        <w:t>performance</w:t>
       </w:r>
       <w:r>
         <w:rPr>
@@ -6765,7 +6798,25 @@
                 <w:b/>
                 <w:bCs/>
               </w:rPr>
-              <w:t>Amount (Php)</w:t>
+              <w:t>Amount (</w:t>
+            </w:r>
+            <w:proofErr w:type="spellStart"/>
+            <w:r>
+              <w:rPr>
+                <w:rFonts w:ascii="Arial" w:hAnsi="Arial" w:cs="Arial"/>
+                <w:b/>
+                <w:bCs/>
+              </w:rPr>
+              <w:t>Php</w:t>
+            </w:r>
+            <w:proofErr w:type="spellEnd"/>
+            <w:r>
+              <w:rPr>
+                <w:rFonts w:ascii="Arial" w:hAnsi="Arial" w:cs="Arial"/>
+                <w:b/>
+                <w:bCs/>
+              </w:rPr>
+              <w:t>)</w:t>
             </w:r>
           </w:p>
         </w:tc>
@@ -8104,7 +8155,7 @@
               <w:rPr>
                 <w:rFonts w:ascii="Arial" w:hAnsi="Arial" w:cs="Arial"/>
               </w:rPr>
-              <w:t>Highly Performant</w:t>
+              <w:t>Always Observed</w:t>
             </w:r>
           </w:p>
         </w:tc>
@@ -8146,7 +8197,7 @@
               <w:rPr>
                 <w:rFonts w:ascii="Arial" w:hAnsi="Arial" w:cs="Arial"/>
               </w:rPr>
-              <w:t>Performant</w:t>
+              <w:t>Observed</w:t>
             </w:r>
           </w:p>
         </w:tc>
@@ -8188,7 +8239,7 @@
               <w:rPr>
                 <w:rFonts w:ascii="Arial" w:hAnsi="Arial" w:cs="Arial"/>
               </w:rPr>
-              <w:t>Mildly</w:t>
+              <w:t>Sometimes</w:t>
             </w:r>
             <w:r>
               <w:rPr>
@@ -8200,7 +8251,7 @@
               <w:rPr>
                 <w:rFonts w:ascii="Arial" w:hAnsi="Arial" w:cs="Arial"/>
               </w:rPr>
-              <w:t>Performant</w:t>
+              <w:t>Observed</w:t>
             </w:r>
           </w:p>
         </w:tc>
@@ -8248,7 +8299,7 @@
               <w:rPr>
                 <w:rFonts w:ascii="Arial" w:hAnsi="Arial" w:cs="Arial"/>
               </w:rPr>
-              <w:t>Performant</w:t>
+              <w:t>Observed</w:t>
             </w:r>
           </w:p>
         </w:tc>
@@ -10456,6 +10507,7 @@
         <w:tab/>
         <w:t xml:space="preserve"> </w:t>
       </w:r>
+      <w:proofErr w:type="gramStart"/>
       <w:r>
         <w:rPr>
           <w:rFonts w:ascii="Arial" w:hAnsi="Arial" w:cs="Arial"/>
@@ -10477,7 +10529,21 @@
           <w:szCs w:val="20"/>
           <w:lang w:val="en-US"/>
         </w:rPr>
-        <w:t>Treatment 3</w:t>
+        <w:t>Treatment</w:t>
+      </w:r>
+      <w:proofErr w:type="gramEnd"/>
+      <w:r>
+        <w:rPr>
+          <w:rFonts w:ascii="Arial" w:hAnsi="Arial" w:cs="Arial"/>
+          <w:b/>
+          <w:bCs/>
+          <w:i/>
+          <w:iCs/>
+          <w:sz w:val="20"/>
+          <w:szCs w:val="20"/>
+          <w:lang w:val="en-US"/>
+        </w:rPr>
+        <w:t xml:space="preserve"> 3</w:t>
       </w:r>
       <w:r>
         <w:rPr>

--- a/SHS/Group 6_Manuscript_Raw.docx
+++ b/SHS/Group 6_Manuscript_Raw.docx
@@ -1023,19 +1023,8 @@
           <w:bCs/>
           <w:lang w:val="en-US"/>
         </w:rPr>
-        <w:t xml:space="preserve">Background of </w:t>
-      </w:r>
-      <w:proofErr w:type="gramStart"/>
-      <w:r>
-        <w:rPr>
-          <w:rFonts w:ascii="Arial" w:hAnsi="Arial" w:cs="Arial"/>
-          <w:b/>
-          <w:bCs/>
-          <w:lang w:val="en-US"/>
-        </w:rPr>
-        <w:t>the Study</w:t>
-      </w:r>
-      <w:proofErr w:type="gramEnd"/>
+        <w:t>Background of the Study</w:t>
+      </w:r>
     </w:p>
     <w:p>
       <w:pPr>
@@ -4206,7 +4195,6 @@
           <w14:ligatures w14:val="none"/>
         </w:rPr>
       </w:pPr>
-      <w:proofErr w:type="gramStart"/>
       <w:r>
         <w:rPr>
           <w:rFonts w:ascii="Arial" w:eastAsiaTheme="minorEastAsia" w:hAnsi="Arial" w:cs="Arial"/>
@@ -4225,7 +4213,6 @@
         </w:rPr>
         <w:t>;</w:t>
       </w:r>
-      <w:proofErr w:type="gramEnd"/>
     </w:p>
     <w:p>
       <w:pPr>
@@ -4322,7 +4309,6 @@
         </w:rPr>
         <w:t xml:space="preserve">How </w:t>
       </w:r>
-      <w:proofErr w:type="gramStart"/>
       <w:r>
         <w:rPr>
           <w:rFonts w:ascii="Arial" w:eastAsiaTheme="minorEastAsia" w:hAnsi="Arial" w:cs="Arial"/>
@@ -4341,7 +4327,6 @@
         </w:rPr>
         <w:t>is the application</w:t>
       </w:r>
-      <w:proofErr w:type="gramEnd"/>
       <w:r>
         <w:rPr>
           <w:rFonts w:ascii="Arial" w:eastAsiaTheme="minorEastAsia" w:hAnsi="Arial" w:cs="Arial"/>
@@ -6798,25 +6783,7 @@
                 <w:b/>
                 <w:bCs/>
               </w:rPr>
-              <w:t>Amount (</w:t>
-            </w:r>
-            <w:proofErr w:type="spellStart"/>
-            <w:r>
-              <w:rPr>
-                <w:rFonts w:ascii="Arial" w:hAnsi="Arial" w:cs="Arial"/>
-                <w:b/>
-                <w:bCs/>
-              </w:rPr>
-              <w:t>Php</w:t>
-            </w:r>
-            <w:proofErr w:type="spellEnd"/>
-            <w:r>
-              <w:rPr>
-                <w:rFonts w:ascii="Arial" w:hAnsi="Arial" w:cs="Arial"/>
-                <w:b/>
-                <w:bCs/>
-              </w:rPr>
-              <w:t>)</w:t>
+              <w:t>Amount (Php)</w:t>
             </w:r>
           </w:p>
         </w:tc>
@@ -7778,7 +7745,23 @@
           <w:b/>
           <w:bCs/>
         </w:rPr>
-        <w:t>Level of acceptability with respect to Usability, Design, and Security</w:t>
+        <w:t xml:space="preserve">Level of </w:t>
+      </w:r>
+      <w:r>
+        <w:rPr>
+          <w:rFonts w:ascii="Arial" w:hAnsi="Arial" w:cs="Arial"/>
+          <w:b/>
+          <w:bCs/>
+        </w:rPr>
+        <w:t>A</w:t>
+      </w:r>
+      <w:r>
+        <w:rPr>
+          <w:rFonts w:ascii="Arial" w:hAnsi="Arial" w:cs="Arial"/>
+          <w:b/>
+          <w:bCs/>
+        </w:rPr>
+        <w:t>cceptability with respect to Usability, Design, and Security</w:t>
       </w:r>
     </w:p>
     <w:tbl>
@@ -8047,7 +8030,23 @@
           <w:b/>
           <w:bCs/>
         </w:rPr>
-        <w:t>Level of performance with respect to Graphical Performance and Transmission Continuity</w:t>
+        <w:t xml:space="preserve">Level of </w:t>
+      </w:r>
+      <w:r>
+        <w:rPr>
+          <w:rFonts w:ascii="Arial" w:hAnsi="Arial" w:cs="Arial"/>
+          <w:b/>
+          <w:bCs/>
+        </w:rPr>
+        <w:t>P</w:t>
+      </w:r>
+      <w:r>
+        <w:rPr>
+          <w:rFonts w:ascii="Arial" w:hAnsi="Arial" w:cs="Arial"/>
+          <w:b/>
+          <w:bCs/>
+        </w:rPr>
+        <w:t>erformance with respect to Graphical Performance and Transmission Continuity</w:t>
       </w:r>
     </w:p>
     <w:tbl>
@@ -10507,7 +10506,6 @@
         <w:tab/>
         <w:t xml:space="preserve"> </w:t>
       </w:r>
-      <w:proofErr w:type="gramStart"/>
       <w:r>
         <w:rPr>
           <w:rFonts w:ascii="Arial" w:hAnsi="Arial" w:cs="Arial"/>
@@ -10529,21 +10527,7 @@
           <w:szCs w:val="20"/>
           <w:lang w:val="en-US"/>
         </w:rPr>
-        <w:t>Treatment</w:t>
-      </w:r>
-      <w:proofErr w:type="gramEnd"/>
-      <w:r>
-        <w:rPr>
-          <w:rFonts w:ascii="Arial" w:hAnsi="Arial" w:cs="Arial"/>
-          <w:b/>
-          <w:bCs/>
-          <w:i/>
-          <w:iCs/>
-          <w:sz w:val="20"/>
-          <w:szCs w:val="20"/>
-          <w:lang w:val="en-US"/>
-        </w:rPr>
-        <w:t xml:space="preserve"> 3</w:t>
+        <w:t>Treatment 3</w:t>
       </w:r>
       <w:r>
         <w:rPr>

--- a/SHS/Group 6_Manuscript_Raw.docx
+++ b/SHS/Group 6_Manuscript_Raw.docx
@@ -23,13 +23,13 @@
         <mc:AlternateContent>
           <mc:Choice Requires="wps">
             <w:drawing>
-              <wp:anchor distT="0" distB="0" distL="114300" distR="114300" simplePos="0" relativeHeight="251667456" behindDoc="0" locked="0" layoutInCell="1" allowOverlap="1" wp14:anchorId="296CE1B3" wp14:editId="77BF94E9">
+              <wp:anchor distT="0" distB="0" distL="114300" distR="114300" simplePos="0" relativeHeight="251667456" behindDoc="0" locked="0" layoutInCell="1" allowOverlap="1" wp14:anchorId="296CE1B3" wp14:editId="3E20AF0B">
                 <wp:simplePos x="0" y="0"/>
                 <wp:positionH relativeFrom="column">
-                  <wp:posOffset>5267325</wp:posOffset>
+                  <wp:posOffset>5266745</wp:posOffset>
                 </wp:positionH>
                 <wp:positionV relativeFrom="paragraph">
-                  <wp:posOffset>-510553</wp:posOffset>
+                  <wp:posOffset>-526277</wp:posOffset>
                 </wp:positionV>
                 <wp:extent cx="397565" cy="286247"/>
                 <wp:effectExtent l="0" t="0" r="21590" b="19050"/>
@@ -85,7 +85,7 @@
           </mc:Choice>
           <mc:Fallback>
             <w:pict>
-              <v:rect w14:anchorId="1DFB2E78" id="Rectangle 35" o:spid="_x0000_s1026" style="position:absolute;margin-left:414.75pt;margin-top:-40.2pt;width:31.3pt;height:22.55pt;z-index:251667456;visibility:visible;mso-wrap-style:square;mso-wrap-distance-left:9pt;mso-wrap-distance-top:0;mso-wrap-distance-right:9pt;mso-wrap-distance-bottom:0;mso-position-horizontal:absolute;mso-position-horizontal-relative:text;mso-position-vertical:absolute;mso-position-vertical-relative:text;v-text-anchor:middle" o:gfxdata="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" fillcolor="white [3212]" strokecolor="white [3212]" strokeweight="1pt"/>
+              <v:rect w14:anchorId="3704AD25" id="Rectangle 35" o:spid="_x0000_s1026" style="position:absolute;margin-left:414.7pt;margin-top:-41.45pt;width:31.3pt;height:22.55pt;z-index:251667456;visibility:visible;mso-wrap-style:square;mso-wrap-distance-left:9pt;mso-wrap-distance-top:0;mso-wrap-distance-right:9pt;mso-wrap-distance-bottom:0;mso-position-horizontal:absolute;mso-position-horizontal-relative:text;mso-position-vertical:absolute;mso-position-vertical-relative:text;v-text-anchor:middle" o:gfxdata="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" fillcolor="white [3212]" strokecolor="white [3212]" strokeweight="1pt"/>
             </w:pict>
           </mc:Fallback>
         </mc:AlternateContent>
@@ -501,7 +501,7 @@
           <w:headerReference w:type="first" r:id="rId9"/>
           <w:pgSz w:w="12240" w:h="15840"/>
           <w:pgMar w:top="1440" w:right="1440" w:bottom="1440" w:left="2160" w:header="709" w:footer="709" w:gutter="0"/>
-          <w:pgNumType w:start="1" w:chapStyle="4"/>
+          <w:pgNumType w:start="0" w:chapStyle="4"/>
           <w:cols w:space="708"/>
           <w:docGrid w:linePitch="360"/>
         </w:sectPr>
@@ -681,7 +681,21 @@
           <w:rFonts w:ascii="Arial" w:hAnsi="Arial" w:cs="Arial"/>
           <w:lang w:val="en-US"/>
         </w:rPr>
-        <w:t xml:space="preserve"> According to the study of Attia, A., et al. (2017), the use of mobile phones has caused distraction</w:t>
+        <w:t>According to the study of Attia</w:t>
+      </w:r>
+      <w:r>
+        <w:rPr>
+          <w:rFonts w:ascii="Arial" w:hAnsi="Arial" w:cs="Arial"/>
+          <w:lang w:val="en-US"/>
+        </w:rPr>
+        <w:t xml:space="preserve"> </w:t>
+      </w:r>
+      <w:r>
+        <w:rPr>
+          <w:rFonts w:ascii="Arial" w:hAnsi="Arial" w:cs="Arial"/>
+          <w:lang w:val="en-US"/>
+        </w:rPr>
+        <w:t>et al. (2017), the use of mobile phones has caused distraction</w:t>
       </w:r>
       <w:r>
         <w:rPr>
@@ -723,7 +737,81 @@
           <w:rFonts w:ascii="Arial" w:hAnsi="Arial" w:cs="Arial"/>
           <w:lang w:val="en-US"/>
         </w:rPr>
-        <w:t>.</w:t>
+        <w:t>. In addition, some classes do not allow the use of gadgets because learners tend to use them to fight boredom. (Jalil &amp; Sabir</w:t>
+      </w:r>
+      <w:r>
+        <w:rPr>
+          <w:rFonts w:ascii="Arial" w:hAnsi="Arial" w:cs="Arial"/>
+          <w:lang w:val="en-US"/>
+        </w:rPr>
+        <w:t>,</w:t>
+      </w:r>
+      <w:r>
+        <w:rPr>
+          <w:rFonts w:ascii="Arial" w:hAnsi="Arial" w:cs="Arial"/>
+          <w:lang w:val="en-US"/>
+        </w:rPr>
+        <w:t xml:space="preserve"> 2019)</w:t>
+      </w:r>
+    </w:p>
+    <w:p>
+      <w:pPr>
+        <w:spacing w:after="0" w:line="480" w:lineRule="auto"/>
+        <w:ind w:firstLine="720"/>
+        <w:jc w:val="both"/>
+        <w:rPr>
+          <w:rFonts w:ascii="Arial" w:hAnsi="Arial" w:cs="Arial"/>
+          <w:lang w:val="en-US"/>
+        </w:rPr>
+      </w:pPr>
+      <w:r>
+        <w:rPr>
+          <w:rFonts w:ascii="Arial" w:hAnsi="Arial" w:cs="Arial" w:hint="cs"/>
+          <w:lang w:val="en-US"/>
+        </w:rPr>
+        <w:t>‎</w:t>
+      </w:r>
+      <w:r>
+        <w:rPr>
+          <w:rFonts w:ascii="Arial" w:hAnsi="Arial" w:cs="Arial"/>
+          <w:lang w:val="en-US"/>
+        </w:rPr>
+        <w:t>T</w:t>
+      </w:r>
+      <w:r>
+        <w:rPr>
+          <w:rFonts w:ascii="Arial" w:hAnsi="Arial" w:cs="Arial"/>
+          <w:lang w:val="en-US"/>
+        </w:rPr>
+        <w:t xml:space="preserve">hrough the use </w:t>
+      </w:r>
+      <w:r>
+        <w:rPr>
+          <w:rFonts w:ascii="Arial" w:hAnsi="Arial" w:cs="Arial"/>
+          <w:lang w:val="en-US"/>
+        </w:rPr>
+        <w:t xml:space="preserve">of a </w:t>
+      </w:r>
+      <w:r>
+        <w:rPr>
+          <w:rFonts w:ascii="Arial" w:hAnsi="Arial" w:cs="Arial"/>
+          <w:lang w:val="en-US"/>
+        </w:rPr>
+        <w:t xml:space="preserve">quiz application and </w:t>
+      </w:r>
+      <w:r>
+        <w:rPr>
+          <w:rFonts w:ascii="Arial" w:hAnsi="Arial" w:cs="Arial"/>
+          <w:lang w:val="en-US"/>
+        </w:rPr>
+        <w:t xml:space="preserve">by </w:t>
+      </w:r>
+      <w:r>
+        <w:rPr>
+          <w:rFonts w:ascii="Arial" w:hAnsi="Arial" w:cs="Arial"/>
+          <w:lang w:val="en-US"/>
+        </w:rPr>
+        <w:t>maximizing the usage of mobile phones in the proper</w:t>
       </w:r>
       <w:r>
         <w:rPr>
@@ -737,80 +825,6 @@
           <w:rFonts w:ascii="Arial" w:hAnsi="Arial" w:cs="Arial"/>
           <w:lang w:val="en-US"/>
         </w:rPr>
-        <w:t xml:space="preserve"> In addition, some classes do not allow the use of gadgets because learners tend to use them to fight boredom. (Jalil, J., &amp; Sabir, S. 2019)</w:t>
-      </w:r>
-    </w:p>
-    <w:p>
-      <w:pPr>
-        <w:spacing w:after="0" w:line="480" w:lineRule="auto"/>
-        <w:ind w:firstLine="720"/>
-        <w:jc w:val="both"/>
-        <w:rPr>
-          <w:rFonts w:ascii="Arial" w:hAnsi="Arial" w:cs="Arial"/>
-          <w:lang w:val="en-US"/>
-        </w:rPr>
-      </w:pPr>
-      <w:r>
-        <w:rPr>
-          <w:rFonts w:ascii="Arial" w:hAnsi="Arial" w:cs="Arial" w:hint="cs"/>
-          <w:lang w:val="en-US"/>
-        </w:rPr>
-        <w:t>‎</w:t>
-      </w:r>
-      <w:r>
-        <w:rPr>
-          <w:rFonts w:ascii="Arial" w:hAnsi="Arial" w:cs="Arial"/>
-          <w:lang w:val="en-US"/>
-        </w:rPr>
-        <w:t>T</w:t>
-      </w:r>
-      <w:r>
-        <w:rPr>
-          <w:rFonts w:ascii="Arial" w:hAnsi="Arial" w:cs="Arial"/>
-          <w:lang w:val="en-US"/>
-        </w:rPr>
-        <w:t xml:space="preserve">hrough the use </w:t>
-      </w:r>
-      <w:r>
-        <w:rPr>
-          <w:rFonts w:ascii="Arial" w:hAnsi="Arial" w:cs="Arial"/>
-          <w:lang w:val="en-US"/>
-        </w:rPr>
-        <w:t xml:space="preserve">of a </w:t>
-      </w:r>
-      <w:r>
-        <w:rPr>
-          <w:rFonts w:ascii="Arial" w:hAnsi="Arial" w:cs="Arial"/>
-          <w:lang w:val="en-US"/>
-        </w:rPr>
-        <w:t xml:space="preserve">quiz application and </w:t>
-      </w:r>
-      <w:r>
-        <w:rPr>
-          <w:rFonts w:ascii="Arial" w:hAnsi="Arial" w:cs="Arial"/>
-          <w:lang w:val="en-US"/>
-        </w:rPr>
-        <w:t xml:space="preserve">by </w:t>
-      </w:r>
-      <w:r>
-        <w:rPr>
-          <w:rFonts w:ascii="Arial" w:hAnsi="Arial" w:cs="Arial"/>
-          <w:lang w:val="en-US"/>
-        </w:rPr>
-        <w:t>maximizing the usage of mobile phones in the proper</w:t>
-      </w:r>
-      <w:r>
-        <w:rPr>
-          <w:rFonts w:ascii="Arial" w:hAnsi="Arial" w:cs="Arial"/>
-          <w:lang w:val="en-US"/>
-        </w:rPr>
-        <w:t xml:space="preserve"> </w:t>
-      </w:r>
-      <w:r>
-        <w:rPr>
-          <w:rFonts w:ascii="Arial" w:hAnsi="Arial" w:cs="Arial"/>
-          <w:lang w:val="en-US"/>
-        </w:rPr>
         <w:t>and fun way</w:t>
       </w:r>
       <w:r>
@@ -839,7 +853,21 @@
           <w:rFonts w:ascii="Arial" w:hAnsi="Arial" w:cs="Arial"/>
           <w:lang w:val="en-US"/>
         </w:rPr>
-        <w:t xml:space="preserve"> As mentioned in the study of Roslan, R. (2021), </w:t>
+        <w:t xml:space="preserve"> As mentioned in the study of Roslan</w:t>
+      </w:r>
+      <w:r>
+        <w:rPr>
+          <w:rFonts w:ascii="Arial" w:hAnsi="Arial" w:cs="Arial"/>
+          <w:lang w:val="en-US"/>
+        </w:rPr>
+        <w:t xml:space="preserve"> et al.</w:t>
+      </w:r>
+      <w:r>
+        <w:rPr>
+          <w:rFonts w:ascii="Arial" w:hAnsi="Arial" w:cs="Arial"/>
+          <w:lang w:val="en-US"/>
+        </w:rPr>
+        <w:t xml:space="preserve"> (2021), </w:t>
       </w:r>
       <w:r>
         <w:rPr>
@@ -860,7 +888,7 @@
           <w:rFonts w:ascii="Arial" w:hAnsi="Arial" w:cs="Arial"/>
           <w:lang w:val="en-US"/>
         </w:rPr>
-        <w:t>don’t</w:t>
+        <w:t>do not</w:t>
       </w:r>
       <w:r>
         <w:rPr>
@@ -1077,7 +1105,7 @@
           <w:rFonts w:ascii="Arial" w:hAnsi="Arial" w:cs="Arial"/>
           <w:lang w:val="en-US"/>
         </w:rPr>
-        <w:t xml:space="preserve">internet.  The purpose of the project is to assist educators in developing tests in a particular field even in the absence of internet access.  Some pupils are dependent on their devices and have an attachment to them.  Therefore, using gadgets will undoubtedly contribute to giving technology a purpose.  It will also be of great assistance in areas where internet connectivity is lacking.  Additionally, it will offer a paywall-free application to all users.  The development of an offline quiz </w:t>
+        <w:t xml:space="preserve">internet. The purpose of the project is to assist educators in developing tests in a particular field even in the absence of internet access. Some pupils are dependent on their devices and have an attachment to them. Therefore, using gadgets will undoubtedly contribute to giving technology a purpose. It will also be of great assistance in areas where internet connectivity is lacking. Additionally, it will offer a paywall-free application to all users. The development of an offline quiz </w:t>
       </w:r>
       <w:r>
         <w:rPr>
@@ -1091,7 +1119,21 @@
           <w:rFonts w:ascii="Arial" w:hAnsi="Arial" w:cs="Arial"/>
           <w:lang w:val="en-US"/>
         </w:rPr>
-        <w:t xml:space="preserve"> aims to enhance security, accuracy and accessibility in various learning environments.  The intended purpose of the study is to assess the development of a different, entertaining, and user-friendly quiz creator application that can function live offline.  Additionally, it </w:t>
+        <w:t xml:space="preserve"> aims to enhance security, </w:t>
+      </w:r>
+      <w:r>
+        <w:rPr>
+          <w:rFonts w:ascii="Arial" w:hAnsi="Arial" w:cs="Arial"/>
+          <w:lang w:val="en-US"/>
+        </w:rPr>
+        <w:t>accuracy,</w:t>
+      </w:r>
+      <w:r>
+        <w:rPr>
+          <w:rFonts w:ascii="Arial" w:hAnsi="Arial" w:cs="Arial"/>
+          <w:lang w:val="en-US"/>
+        </w:rPr>
+        <w:t xml:space="preserve"> and accessibility in various learning environments. The intended purpose of the study is to assess the development of a different, entertaining, and user-friendly quiz creator application that can function live offline. Additionally, it </w:t>
       </w:r>
       <w:r>
         <w:rPr>
@@ -1193,7 +1235,7 @@
           <w:rFonts w:ascii="Arial" w:hAnsi="Arial" w:cs="Arial"/>
           <w:lang w:val="en-US"/>
         </w:rPr>
-        <w:t xml:space="preserve"> usability.  By </w:t>
+        <w:t xml:space="preserve"> usability. By </w:t>
       </w:r>
       <w:r>
         <w:rPr>
@@ -1221,14 +1263,14 @@
           <w:rFonts w:ascii="Arial" w:hAnsi="Arial" w:cs="Arial"/>
           <w:lang w:val="en-US"/>
         </w:rPr>
+        <w:t xml:space="preserve">features, </w:t>
+      </w:r>
+      <w:r>
+        <w:rPr>
+          <w:rFonts w:ascii="Arial" w:hAnsi="Arial" w:cs="Arial"/>
+          <w:lang w:val="en-US"/>
+        </w:rPr>
         <w:lastRenderedPageBreak/>
-        <w:t xml:space="preserve">features, </w:t>
-      </w:r>
-      <w:r>
-        <w:rPr>
-          <w:rFonts w:ascii="Arial" w:hAnsi="Arial" w:cs="Arial"/>
-          <w:lang w:val="en-US"/>
-        </w:rPr>
         <w:t xml:space="preserve">this study </w:t>
       </w:r>
       <w:r>
@@ -1462,7 +1504,7 @@
         <w:rPr>
           <w:rFonts w:ascii="Arial" w:hAnsi="Arial" w:cs="Arial"/>
         </w:rPr>
-        <w:t>.  The less powerful the programming language, the more you can do with</w:t>
+        <w:t>. The less powerful the programming language, the more you can do with</w:t>
       </w:r>
       <w:r>
         <w:rPr>
@@ -1480,46 +1522,186 @@
         <w:rPr>
           <w:rFonts w:ascii="Arial" w:hAnsi="Arial" w:cs="Arial"/>
         </w:rPr>
+        <w:t xml:space="preserve"> (Tim Berners-Lee, 2023)</w:t>
+      </w:r>
+    </w:p>
+    <w:p>
+      <w:pPr>
+        <w:spacing w:after="0" w:line="480" w:lineRule="auto"/>
+        <w:jc w:val="both"/>
+        <w:rPr>
+          <w:rFonts w:ascii="Arial" w:hAnsi="Arial" w:cs="Arial"/>
+          <w:b/>
+          <w:bCs/>
+        </w:rPr>
+      </w:pPr>
+      <w:r>
+        <w:rPr>
+          <w:rFonts w:ascii="Arial" w:hAnsi="Arial" w:cs="Arial"/>
+          <w:b/>
+          <w:bCs/>
+        </w:rPr>
+        <w:t xml:space="preserve">B. </w:t>
+      </w:r>
+      <w:r>
+        <w:rPr>
+          <w:rFonts w:ascii="Arial" w:hAnsi="Arial" w:cs="Arial"/>
+          <w:b/>
+          <w:bCs/>
+        </w:rPr>
+        <w:t>E-learning theory</w:t>
+      </w:r>
+    </w:p>
+    <w:p>
+      <w:pPr>
+        <w:spacing w:after="0" w:line="480" w:lineRule="auto"/>
+        <w:jc w:val="both"/>
+      </w:pPr>
+      <w:r>
+        <w:rPr>
+          <w:rFonts w:ascii="Arial" w:hAnsi="Arial" w:cs="Arial"/>
+          <w:b/>
+          <w:bCs/>
+        </w:rPr>
+        <w:tab/>
+      </w:r>
+      <w:r>
+        <w:rPr>
+          <w:rFonts w:ascii="Arial" w:hAnsi="Arial" w:cs="Arial"/>
+        </w:rPr>
+        <w:t xml:space="preserve">The </w:t>
+      </w:r>
+      <w:r>
+        <w:rPr>
+          <w:rFonts w:ascii="Arial" w:hAnsi="Arial" w:cs="Arial"/>
+        </w:rPr>
+        <w:t>e</w:t>
+      </w:r>
+      <w:r>
+        <w:rPr>
+          <w:rFonts w:ascii="Arial" w:hAnsi="Arial" w:cs="Arial"/>
+        </w:rPr>
+        <w:t>-learning theory states that technology c</w:t>
+      </w:r>
+      <w:r>
+        <w:rPr>
+          <w:rFonts w:ascii="Arial" w:hAnsi="Arial" w:cs="Arial"/>
+        </w:rPr>
+        <w:t xml:space="preserve">an be used and designed to </w:t>
+      </w:r>
+      <w:r>
+        <w:rPr>
+          <w:rFonts w:ascii="Arial" w:hAnsi="Arial" w:cs="Arial"/>
+        </w:rPr>
+        <w:t xml:space="preserve">make </w:t>
+      </w:r>
+      <w:r>
+        <w:rPr>
+          <w:rFonts w:ascii="Arial" w:hAnsi="Arial" w:cs="Arial"/>
+        </w:rPr>
+        <w:t>new learning opportunities and</w:t>
+      </w:r>
+      <w:r>
+        <w:rPr>
+          <w:rFonts w:ascii="Arial" w:hAnsi="Arial" w:cs="Arial"/>
+        </w:rPr>
         <w:t xml:space="preserve"> </w:t>
       </w:r>
       <w:r>
         <w:rPr>
           <w:rFonts w:ascii="Arial" w:hAnsi="Arial" w:cs="Arial"/>
         </w:rPr>
-        <w:t xml:space="preserve"> (Tim Berners-Lee, 2023)</w:t>
-      </w:r>
-    </w:p>
-    <w:p>
-      <w:pPr>
-        <w:spacing w:after="0" w:line="480" w:lineRule="auto"/>
-        <w:jc w:val="both"/>
-        <w:rPr>
-          <w:rFonts w:ascii="Arial" w:hAnsi="Arial" w:cs="Arial"/>
-          <w:b/>
-          <w:bCs/>
-        </w:rPr>
-      </w:pPr>
-      <w:r>
-        <w:rPr>
-          <w:rFonts w:ascii="Arial" w:hAnsi="Arial" w:cs="Arial"/>
-          <w:b/>
-          <w:bCs/>
-        </w:rPr>
-        <w:t xml:space="preserve">B. </w:t>
-      </w:r>
-      <w:r>
-        <w:rPr>
-          <w:rFonts w:ascii="Arial" w:hAnsi="Arial" w:cs="Arial"/>
-          <w:b/>
-          <w:bCs/>
-        </w:rPr>
-        <w:t>E-learning theory</w:t>
-      </w:r>
-    </w:p>
-    <w:p>
-      <w:pPr>
-        <w:spacing w:after="0" w:line="480" w:lineRule="auto"/>
-        <w:jc w:val="both"/>
+        <w:t>promote effective learning</w:t>
+      </w:r>
+      <w:r>
+        <w:rPr>
+          <w:rFonts w:ascii="Arial" w:hAnsi="Arial" w:cs="Arial"/>
+        </w:rPr>
+        <w:t>. It is</w:t>
+      </w:r>
+      <w:r>
+        <w:rPr>
+          <w:rFonts w:ascii="Arial" w:hAnsi="Arial" w:cs="Arial"/>
+        </w:rPr>
+        <w:t xml:space="preserve"> also</w:t>
+      </w:r>
+      <w:r>
+        <w:rPr>
+          <w:rFonts w:ascii="Arial" w:hAnsi="Arial" w:cs="Arial"/>
+        </w:rPr>
+        <w:t xml:space="preserve"> </w:t>
+      </w:r>
+      <w:r>
+        <w:rPr>
+          <w:rFonts w:ascii="Arial" w:hAnsi="Arial" w:cs="Arial"/>
+        </w:rPr>
+        <w:t>seen</w:t>
+      </w:r>
+      <w:r>
+        <w:rPr>
+          <w:rFonts w:ascii="Arial" w:hAnsi="Arial" w:cs="Arial"/>
+        </w:rPr>
+        <w:t xml:space="preserve"> that there is a significant increase in</w:t>
+      </w:r>
+      <w:r>
+        <w:rPr>
+          <w:rFonts w:ascii="Arial" w:hAnsi="Arial" w:cs="Arial"/>
+        </w:rPr>
+        <w:t xml:space="preserve"> the</w:t>
+      </w:r>
+      <w:r>
+        <w:rPr>
+          <w:rFonts w:ascii="Arial" w:hAnsi="Arial" w:cs="Arial"/>
+        </w:rPr>
+        <w:t xml:space="preserve"> learner’s engagement and improvement of active learning principles compared to learning with only text itself.</w:t>
+      </w:r>
+      <w:r>
+        <w:rPr>
+          <w:rFonts w:ascii="Arial" w:hAnsi="Arial" w:cs="Arial"/>
+        </w:rPr>
+        <w:t xml:space="preserve"> </w:t>
+      </w:r>
+      <w:r>
+        <w:rPr>
+          <w:rFonts w:ascii="Arial" w:hAnsi="Arial" w:cs="Arial"/>
+        </w:rPr>
+        <w:t>(He, 2023)</w:t>
+      </w:r>
+    </w:p>
+    <w:p>
+      <w:pPr>
+        <w:spacing w:after="0" w:line="480" w:lineRule="auto"/>
+        <w:jc w:val="both"/>
+        <w:rPr>
+          <w:rFonts w:ascii="Arial" w:hAnsi="Arial" w:cs="Arial"/>
+          <w:b/>
+          <w:bCs/>
+        </w:rPr>
+      </w:pPr>
+      <w:r>
+        <w:rPr>
+          <w:rFonts w:ascii="Arial" w:hAnsi="Arial" w:cs="Arial"/>
+          <w:b/>
+          <w:bCs/>
+        </w:rPr>
+        <w:t xml:space="preserve">C. </w:t>
+      </w:r>
+      <w:r>
+        <w:rPr>
+          <w:rFonts w:ascii="Arial" w:hAnsi="Arial" w:cs="Arial"/>
+          <w:b/>
+          <w:bCs/>
+        </w:rPr>
+        <w:t>Gamification theory</w:t>
+      </w:r>
+    </w:p>
+    <w:p>
+      <w:pPr>
+        <w:spacing w:after="0" w:line="480" w:lineRule="auto"/>
+        <w:jc w:val="both"/>
+        <w:rPr>
+          <w:rFonts w:ascii="Arial" w:hAnsi="Arial" w:cs="Arial"/>
+        </w:rPr>
       </w:pPr>
       <w:r>
         <w:rPr>
@@ -1533,7 +1715,69 @@
         <w:rPr>
           <w:rFonts w:ascii="Arial" w:hAnsi="Arial" w:cs="Arial"/>
         </w:rPr>
-        <w:t xml:space="preserve">The </w:t>
+        <w:t>Vargas-Macías</w:t>
+      </w:r>
+      <w:r>
+        <w:rPr>
+          <w:rFonts w:ascii="Arial" w:hAnsi="Arial" w:cs="Arial"/>
+        </w:rPr>
+        <w:t xml:space="preserve"> et al. (2020) says that gamification lets adaptation of platforms and usage of tools in any area of knowledge. Incorporating game elements in learning and motivating learners</w:t>
+      </w:r>
+      <w:r>
+        <w:rPr>
+          <w:rFonts w:ascii="Arial" w:hAnsi="Arial" w:cs="Arial"/>
+        </w:rPr>
+        <w:t>. This promotes active learning and an innovative educational environment.</w:t>
+      </w:r>
+    </w:p>
+    <w:p>
+      <w:pPr>
+        <w:spacing w:after="0" w:line="480" w:lineRule="auto"/>
+        <w:jc w:val="both"/>
+        <w:rPr>
+          <w:rFonts w:ascii="Arial" w:hAnsi="Arial" w:cs="Arial"/>
+          <w:b/>
+          <w:bCs/>
+        </w:rPr>
+      </w:pPr>
+      <w:bookmarkStart w:id="3" w:name="_Hlk190003980"/>
+      <w:r>
+        <w:rPr>
+          <w:rFonts w:ascii="Arial" w:hAnsi="Arial" w:cs="Arial"/>
+          <w:b/>
+          <w:bCs/>
+        </w:rPr>
+        <w:t>Conceptual Framework</w:t>
+      </w:r>
+    </w:p>
+    <w:p>
+      <w:pPr>
+        <w:spacing w:line="480" w:lineRule="auto"/>
+        <w:jc w:val="both"/>
+        <w:rPr>
+          <w:rFonts w:ascii="Arial" w:hAnsi="Arial" w:cs="Arial"/>
+        </w:rPr>
+      </w:pPr>
+      <w:r>
+        <w:rPr>
+          <w:rFonts w:ascii="Arial" w:hAnsi="Arial" w:cs="Arial"/>
+          <w:b/>
+          <w:bCs/>
+        </w:rPr>
+        <w:tab/>
+      </w:r>
+      <w:r>
+        <w:rPr>
+          <w:rFonts w:ascii="Arial" w:hAnsi="Arial" w:cs="Arial"/>
+        </w:rPr>
+        <w:t xml:space="preserve"> </w:t>
+      </w:r>
+      <w:bookmarkEnd w:id="3"/>
+      <w:r>
+        <w:rPr>
+          <w:rFonts w:ascii="Arial" w:hAnsi="Arial" w:cs="Arial"/>
+        </w:rPr>
+        <w:t>Th</w:t>
       </w:r>
       <w:r>
         <w:rPr>
@@ -1545,214 +1789,6 @@
         <w:rPr>
           <w:rFonts w:ascii="Arial" w:hAnsi="Arial" w:cs="Arial"/>
         </w:rPr>
-        <w:t>-learning theory states that technology c</w:t>
-      </w:r>
-      <w:r>
-        <w:rPr>
-          <w:rFonts w:ascii="Arial" w:hAnsi="Arial" w:cs="Arial"/>
-        </w:rPr>
-        <w:t xml:space="preserve">an be used and designed to </w:t>
-      </w:r>
-      <w:r>
-        <w:rPr>
-          <w:rFonts w:ascii="Arial" w:hAnsi="Arial" w:cs="Arial"/>
-        </w:rPr>
-        <w:t xml:space="preserve">make </w:t>
-      </w:r>
-      <w:r>
-        <w:rPr>
-          <w:rFonts w:ascii="Arial" w:hAnsi="Arial" w:cs="Arial"/>
-        </w:rPr>
-        <w:t>new learning opportunities and</w:t>
-      </w:r>
-      <w:r>
-        <w:rPr>
-          <w:rFonts w:ascii="Arial" w:hAnsi="Arial" w:cs="Arial"/>
-        </w:rPr>
-        <w:t xml:space="preserve"> </w:t>
-      </w:r>
-      <w:r>
-        <w:rPr>
-          <w:rFonts w:ascii="Arial" w:hAnsi="Arial" w:cs="Arial"/>
-        </w:rPr>
-        <w:t>promote effective learning</w:t>
-      </w:r>
-      <w:r>
-        <w:rPr>
-          <w:rFonts w:ascii="Arial" w:hAnsi="Arial" w:cs="Arial"/>
-        </w:rPr>
-        <w:t>.  It is</w:t>
-      </w:r>
-      <w:r>
-        <w:rPr>
-          <w:rFonts w:ascii="Arial" w:hAnsi="Arial" w:cs="Arial"/>
-        </w:rPr>
-        <w:t xml:space="preserve"> also</w:t>
-      </w:r>
-      <w:r>
-        <w:rPr>
-          <w:rFonts w:ascii="Arial" w:hAnsi="Arial" w:cs="Arial"/>
-        </w:rPr>
-        <w:t xml:space="preserve"> </w:t>
-      </w:r>
-      <w:r>
-        <w:rPr>
-          <w:rFonts w:ascii="Arial" w:hAnsi="Arial" w:cs="Arial"/>
-        </w:rPr>
-        <w:t>seen</w:t>
-      </w:r>
-      <w:r>
-        <w:rPr>
-          <w:rFonts w:ascii="Arial" w:hAnsi="Arial" w:cs="Arial"/>
-        </w:rPr>
-        <w:t xml:space="preserve"> that there is a significant increase in</w:t>
-      </w:r>
-      <w:r>
-        <w:rPr>
-          <w:rFonts w:ascii="Arial" w:hAnsi="Arial" w:cs="Arial"/>
-        </w:rPr>
-        <w:t xml:space="preserve"> the</w:t>
-      </w:r>
-      <w:r>
-        <w:rPr>
-          <w:rFonts w:ascii="Arial" w:hAnsi="Arial" w:cs="Arial"/>
-        </w:rPr>
-        <w:t xml:space="preserve"> learner’s engagement and improvement of active learning principles compared to learning with only text itself.</w:t>
-      </w:r>
-      <w:r>
-        <w:rPr>
-          <w:rFonts w:ascii="Arial" w:hAnsi="Arial" w:cs="Arial"/>
-        </w:rPr>
-        <w:t xml:space="preserve"> </w:t>
-      </w:r>
-      <w:r>
-        <w:rPr>
-          <w:rFonts w:ascii="Arial" w:hAnsi="Arial" w:cs="Arial"/>
-        </w:rPr>
-        <w:t xml:space="preserve"> (He, 2023)</w:t>
-      </w:r>
-    </w:p>
-    <w:p>
-      <w:pPr>
-        <w:spacing w:after="0" w:line="480" w:lineRule="auto"/>
-        <w:jc w:val="both"/>
-        <w:rPr>
-          <w:rFonts w:ascii="Arial" w:hAnsi="Arial" w:cs="Arial"/>
-          <w:b/>
-          <w:bCs/>
-        </w:rPr>
-      </w:pPr>
-      <w:r>
-        <w:rPr>
-          <w:rFonts w:ascii="Arial" w:hAnsi="Arial" w:cs="Arial"/>
-          <w:b/>
-          <w:bCs/>
-        </w:rPr>
-        <w:t xml:space="preserve">C. </w:t>
-      </w:r>
-      <w:r>
-        <w:rPr>
-          <w:rFonts w:ascii="Arial" w:hAnsi="Arial" w:cs="Arial"/>
-          <w:b/>
-          <w:bCs/>
-        </w:rPr>
-        <w:t>Gamification theory</w:t>
-      </w:r>
-    </w:p>
-    <w:p>
-      <w:pPr>
-        <w:spacing w:after="0" w:line="480" w:lineRule="auto"/>
-        <w:jc w:val="both"/>
-        <w:rPr>
-          <w:rFonts w:ascii="Arial" w:hAnsi="Arial" w:cs="Arial"/>
-        </w:rPr>
-      </w:pPr>
-      <w:r>
-        <w:rPr>
-          <w:rFonts w:ascii="Arial" w:hAnsi="Arial" w:cs="Arial"/>
-          <w:b/>
-          <w:bCs/>
-        </w:rPr>
-        <w:tab/>
-      </w:r>
-      <w:r>
-        <w:rPr>
-          <w:rFonts w:ascii="Arial" w:hAnsi="Arial" w:cs="Arial"/>
-        </w:rPr>
-        <w:t>Vargas-Macías</w:t>
-      </w:r>
-      <w:r>
-        <w:rPr>
-          <w:rFonts w:ascii="Arial" w:hAnsi="Arial" w:cs="Arial"/>
-        </w:rPr>
-        <w:t xml:space="preserve"> et al. (2020) says that gamification lets adaptation of platforms and usage of tools in any area of knowledge.  Incorporating game elements in learning and motivating learners</w:t>
-      </w:r>
-      <w:r>
-        <w:rPr>
-          <w:rFonts w:ascii="Arial" w:hAnsi="Arial" w:cs="Arial"/>
-        </w:rPr>
-        <w:t>.  This promotes active learning and an innovative educational environment.</w:t>
-      </w:r>
-    </w:p>
-    <w:p>
-      <w:pPr>
-        <w:spacing w:after="0" w:line="480" w:lineRule="auto"/>
-        <w:jc w:val="both"/>
-        <w:rPr>
-          <w:rFonts w:ascii="Arial" w:hAnsi="Arial" w:cs="Arial"/>
-          <w:b/>
-          <w:bCs/>
-        </w:rPr>
-      </w:pPr>
-      <w:bookmarkStart w:id="3" w:name="_Hlk190003980"/>
-      <w:r>
-        <w:rPr>
-          <w:rFonts w:ascii="Arial" w:hAnsi="Arial" w:cs="Arial"/>
-          <w:b/>
-          <w:bCs/>
-        </w:rPr>
-        <w:t>Conceptual Framework</w:t>
-      </w:r>
-    </w:p>
-    <w:p>
-      <w:pPr>
-        <w:spacing w:line="480" w:lineRule="auto"/>
-        <w:jc w:val="both"/>
-        <w:rPr>
-          <w:rFonts w:ascii="Arial" w:hAnsi="Arial" w:cs="Arial"/>
-        </w:rPr>
-      </w:pPr>
-      <w:r>
-        <w:rPr>
-          <w:rFonts w:ascii="Arial" w:hAnsi="Arial" w:cs="Arial"/>
-          <w:b/>
-          <w:bCs/>
-        </w:rPr>
-        <w:tab/>
-      </w:r>
-      <w:r>
-        <w:rPr>
-          <w:rFonts w:ascii="Arial" w:hAnsi="Arial" w:cs="Arial"/>
-        </w:rPr>
-        <w:t xml:space="preserve"> </w:t>
-      </w:r>
-      <w:bookmarkEnd w:id="3"/>
-      <w:r>
-        <w:rPr>
-          <w:rFonts w:ascii="Arial" w:hAnsi="Arial" w:cs="Arial"/>
-        </w:rPr>
-        <w:t>Th</w:t>
-      </w:r>
-      <w:r>
-        <w:rPr>
-          <w:rFonts w:ascii="Arial" w:hAnsi="Arial" w:cs="Arial"/>
-        </w:rPr>
-        <w:t>e</w:t>
-      </w:r>
-      <w:r>
-        <w:rPr>
-          <w:rFonts w:ascii="Arial" w:hAnsi="Arial" w:cs="Arial"/>
-        </w:rPr>
         <w:t xml:space="preserve"> d</w:t>
       </w:r>
       <w:r>
@@ -1777,7 +1813,7 @@
         <w:rPr>
           <w:rFonts w:ascii="Arial" w:hAnsi="Arial" w:cs="Arial"/>
         </w:rPr>
-        <w:t xml:space="preserve">  This shows the input, process</w:t>
+        <w:t xml:space="preserve"> This shows the input, process</w:t>
       </w:r>
       <w:r>
         <w:rPr>
@@ -1789,7 +1825,7 @@
         <w:rPr>
           <w:rFonts w:ascii="Arial" w:hAnsi="Arial" w:cs="Arial"/>
         </w:rPr>
-        <w:t xml:space="preserve"> and output shown as a quick flow.  </w:t>
+        <w:t xml:space="preserve"> and output shown as a quick flow. </w:t>
       </w:r>
       <w:r>
         <w:rPr>
@@ -1862,7 +1898,7 @@
         <w:rPr>
           <w:rFonts w:ascii="Arial" w:hAnsi="Arial" w:cs="Arial"/>
         </w:rPr>
-        <w:t xml:space="preserve">  HTML, CSS</w:t>
+        <w:t xml:space="preserve"> HTML, CSS</w:t>
       </w:r>
       <w:r>
         <w:rPr>
@@ -1880,13 +1916,13 @@
         <w:rPr>
           <w:rFonts w:ascii="Arial" w:hAnsi="Arial" w:cs="Arial"/>
         </w:rPr>
-        <w:t xml:space="preserve">  Node.js and NPM will be used for importing and running modules.  Crystal will be used as a default game engine for running and creating quiz games easily and smoothly.</w:t>
-      </w:r>
-      <w:r>
-        <w:rPr>
-          <w:rFonts w:ascii="Arial" w:hAnsi="Arial" w:cs="Arial"/>
-        </w:rPr>
-        <w:t xml:space="preserve">  </w:t>
+        <w:t xml:space="preserve"> Node.js and NPM will be used for importing and running modules. Crystal will be used as a default game engine for running and creating quiz games easily and smoothly.</w:t>
+      </w:r>
+      <w:r>
+        <w:rPr>
+          <w:rFonts w:ascii="Arial" w:hAnsi="Arial" w:cs="Arial"/>
+        </w:rPr>
+        <w:t xml:space="preserve"> </w:t>
       </w:r>
       <w:r>
         <w:rPr>
@@ -1952,31 +1988,43 @@
         <w:rPr>
           <w:rFonts w:ascii="Arial" w:hAnsi="Arial" w:cs="Arial"/>
         </w:rPr>
+        <w:t xml:space="preserve"> For </w:t>
+      </w:r>
+      <w:r>
+        <w:rPr>
+          <w:rFonts w:ascii="Arial" w:hAnsi="Arial" w:cs="Arial"/>
+        </w:rPr>
+        <w:t xml:space="preserve">compiling </w:t>
+      </w:r>
+      <w:r>
+        <w:rPr>
+          <w:rFonts w:ascii="Arial" w:hAnsi="Arial" w:cs="Arial"/>
+        </w:rPr>
+        <w:t>mobile</w:t>
+      </w:r>
+      <w:r>
+        <w:rPr>
+          <w:rFonts w:ascii="Arial" w:hAnsi="Arial" w:cs="Arial"/>
+        </w:rPr>
+        <w:t xml:space="preserve"> executables</w:t>
+      </w:r>
+      <w:r>
+        <w:rPr>
+          <w:rFonts w:ascii="Arial" w:hAnsi="Arial" w:cs="Arial"/>
+        </w:rPr>
+        <w:t>,</w:t>
+      </w:r>
+      <w:r>
+        <w:rPr>
+          <w:rFonts w:ascii="Arial" w:hAnsi="Arial" w:cs="Arial"/>
+        </w:rPr>
         <w:t xml:space="preserve"> </w:t>
       </w:r>
       <w:r>
         <w:rPr>
           <w:rFonts w:ascii="Arial" w:hAnsi="Arial" w:cs="Arial"/>
         </w:rPr>
-        <w:t xml:space="preserve"> For </w:t>
-      </w:r>
-      <w:r>
-        <w:rPr>
-          <w:rFonts w:ascii="Arial" w:hAnsi="Arial" w:cs="Arial"/>
-        </w:rPr>
-        <w:t xml:space="preserve">compiling </w:t>
-      </w:r>
-      <w:r>
-        <w:rPr>
-          <w:rFonts w:ascii="Arial" w:hAnsi="Arial" w:cs="Arial"/>
-        </w:rPr>
-        <w:t>mobile</w:t>
-      </w:r>
-      <w:r>
-        <w:rPr>
-          <w:rFonts w:ascii="Arial" w:hAnsi="Arial" w:cs="Arial"/>
-        </w:rPr>
-        <w:t xml:space="preserve"> executables</w:t>
+        <w:t>Apache Cordova, Ionic WebView for Cordova, JDK 17, Android SDK</w:t>
       </w:r>
       <w:r>
         <w:rPr>
@@ -1988,13 +2036,79 @@
         <w:rPr>
           <w:rFonts w:ascii="Arial" w:hAnsi="Arial" w:cs="Arial"/>
         </w:rPr>
+        <w:t xml:space="preserve"> and Gradle</w:t>
+      </w:r>
+      <w:r>
+        <w:rPr>
+          <w:rFonts w:ascii="Arial" w:hAnsi="Arial" w:cs="Arial"/>
+        </w:rPr>
+        <w:t xml:space="preserve"> will be used</w:t>
+      </w:r>
+      <w:r>
+        <w:rPr>
+          <w:rFonts w:ascii="Arial" w:hAnsi="Arial" w:cs="Arial"/>
+        </w:rPr>
+        <w:t xml:space="preserve">. </w:t>
+      </w:r>
+      <w:r>
+        <w:rPr>
+          <w:rFonts w:ascii="Arial" w:hAnsi="Arial" w:cs="Arial"/>
+        </w:rPr>
+        <w:t>T</w:t>
+      </w:r>
+      <w:r>
+        <w:rPr>
+          <w:rFonts w:ascii="Arial" w:hAnsi="Arial" w:cs="Arial"/>
+        </w:rPr>
+        <w:t>hen the</w:t>
+      </w:r>
+      <w:r>
+        <w:rPr>
+          <w:rFonts w:ascii="Arial" w:hAnsi="Arial" w:cs="Arial"/>
+        </w:rPr>
+        <w:t xml:space="preserve"> process to be done to create the application involves conceptualization, d</w:t>
+      </w:r>
+      <w:r>
+        <w:rPr>
+          <w:rFonts w:ascii="Arial" w:hAnsi="Arial" w:cs="Arial"/>
+        </w:rPr>
+        <w:t>evelopment and</w:t>
+      </w:r>
+      <w:r>
+        <w:rPr>
+          <w:rFonts w:ascii="Arial" w:hAnsi="Arial" w:cs="Arial"/>
+        </w:rPr>
         <w:t xml:space="preserve"> </w:t>
       </w:r>
       <w:r>
         <w:rPr>
           <w:rFonts w:ascii="Arial" w:hAnsi="Arial" w:cs="Arial"/>
         </w:rPr>
-        <w:t>Apache Cordova, Ionic WebView for Cordova, JDK 17, Android SDK</w:t>
+        <w:t>designing</w:t>
+      </w:r>
+      <w:r>
+        <w:rPr>
+          <w:rFonts w:ascii="Arial" w:hAnsi="Arial" w:cs="Arial"/>
+        </w:rPr>
+        <w:t>, t</w:t>
+      </w:r>
+      <w:r>
+        <w:rPr>
+          <w:rFonts w:ascii="Arial" w:hAnsi="Arial" w:cs="Arial"/>
+        </w:rPr>
+        <w:t>esting</w:t>
+      </w:r>
+      <w:r>
+        <w:rPr>
+          <w:rFonts w:ascii="Arial" w:hAnsi="Arial" w:cs="Arial"/>
+        </w:rPr>
+        <w:t>, b</w:t>
+      </w:r>
+      <w:r>
+        <w:rPr>
+          <w:rFonts w:ascii="Arial" w:hAnsi="Arial" w:cs="Arial"/>
+        </w:rPr>
+        <w:t>ug fixing</w:t>
       </w:r>
       <w:r>
         <w:rPr>
@@ -2006,19 +2120,13 @@
         <w:rPr>
           <w:rFonts w:ascii="Arial" w:hAnsi="Arial" w:cs="Arial"/>
         </w:rPr>
-        <w:t xml:space="preserve"> and Gradle</w:t>
-      </w:r>
-      <w:r>
-        <w:rPr>
-          <w:rFonts w:ascii="Arial" w:hAnsi="Arial" w:cs="Arial"/>
-        </w:rPr>
-        <w:t xml:space="preserve"> will be used</w:t>
-      </w:r>
-      <w:r>
-        <w:rPr>
-          <w:rFonts w:ascii="Arial" w:hAnsi="Arial" w:cs="Arial"/>
-        </w:rPr>
-        <w:t xml:space="preserve">. </w:t>
+        <w:t xml:space="preserve"> and finalization</w:t>
+      </w:r>
+      <w:r>
+        <w:rPr>
+          <w:rFonts w:ascii="Arial" w:hAnsi="Arial" w:cs="Arial"/>
+        </w:rPr>
+        <w:t>.</w:t>
       </w:r>
       <w:r>
         <w:rPr>
@@ -2030,25 +2138,7 @@
         <w:rPr>
           <w:rFonts w:ascii="Arial" w:hAnsi="Arial" w:cs="Arial"/>
         </w:rPr>
-        <w:t>T</w:t>
-      </w:r>
-      <w:r>
-        <w:rPr>
-          <w:rFonts w:ascii="Arial" w:hAnsi="Arial" w:cs="Arial"/>
-        </w:rPr>
-        <w:t>hen the</w:t>
-      </w:r>
-      <w:r>
-        <w:rPr>
-          <w:rFonts w:ascii="Arial" w:hAnsi="Arial" w:cs="Arial"/>
-        </w:rPr>
-        <w:t xml:space="preserve"> process to be done to create the application involves conceptualization, d</w:t>
-      </w:r>
-      <w:r>
-        <w:rPr>
-          <w:rFonts w:ascii="Arial" w:hAnsi="Arial" w:cs="Arial"/>
-        </w:rPr>
-        <w:t>evelopment and</w:t>
+        <w:t>At last, the product of this study, Quieazy.</w:t>
       </w:r>
       <w:r>
         <w:rPr>
@@ -2060,31 +2150,31 @@
         <w:rPr>
           <w:rFonts w:ascii="Arial" w:hAnsi="Arial" w:cs="Arial"/>
         </w:rPr>
-        <w:t>designing</w:t>
-      </w:r>
-      <w:r>
-        <w:rPr>
-          <w:rFonts w:ascii="Arial" w:hAnsi="Arial" w:cs="Arial"/>
-        </w:rPr>
-        <w:t>, t</w:t>
-      </w:r>
-      <w:r>
-        <w:rPr>
-          <w:rFonts w:ascii="Arial" w:hAnsi="Arial" w:cs="Arial"/>
-        </w:rPr>
-        <w:t>esting</w:t>
-      </w:r>
-      <w:r>
-        <w:rPr>
-          <w:rFonts w:ascii="Arial" w:hAnsi="Arial" w:cs="Arial"/>
-        </w:rPr>
-        <w:t>, b</w:t>
-      </w:r>
-      <w:r>
-        <w:rPr>
-          <w:rFonts w:ascii="Arial" w:hAnsi="Arial" w:cs="Arial"/>
-        </w:rPr>
-        <w:t>ug fixing</w:t>
+        <w:t>This application makes</w:t>
+      </w:r>
+      <w:r>
+        <w:rPr>
+          <w:rFonts w:ascii="Arial" w:hAnsi="Arial" w:cs="Arial"/>
+        </w:rPr>
+        <w:t xml:space="preserve"> digitally</w:t>
+      </w:r>
+      <w:r>
+        <w:rPr>
+          <w:rFonts w:ascii="Arial" w:hAnsi="Arial" w:cs="Arial"/>
+        </w:rPr>
+        <w:t xml:space="preserve"> hosting and creating quiz</w:t>
+      </w:r>
+      <w:r>
+        <w:rPr>
+          <w:rFonts w:ascii="Arial" w:hAnsi="Arial" w:cs="Arial"/>
+        </w:rPr>
+        <w:t xml:space="preserve">zes </w:t>
+      </w:r>
+      <w:r>
+        <w:rPr>
+          <w:rFonts w:ascii="Arial" w:hAnsi="Arial" w:cs="Arial"/>
+        </w:rPr>
+        <w:t>easier, fun</w:t>
       </w:r>
       <w:r>
         <w:rPr>
@@ -2096,84 +2186,8 @@
         <w:rPr>
           <w:rFonts w:ascii="Arial" w:hAnsi="Arial" w:cs="Arial"/>
         </w:rPr>
-        <w:t xml:space="preserve"> and finalization</w:t>
-      </w:r>
-      <w:r>
-        <w:rPr>
-          <w:rFonts w:ascii="Arial" w:hAnsi="Arial" w:cs="Arial"/>
-        </w:rPr>
-        <w:t xml:space="preserve">. </w:t>
-      </w:r>
-      <w:r>
-        <w:rPr>
-          <w:rFonts w:ascii="Arial" w:hAnsi="Arial" w:cs="Arial"/>
-        </w:rPr>
-        <w:t xml:space="preserve"> </w:t>
-      </w:r>
-      <w:r>
-        <w:rPr>
-          <w:rFonts w:ascii="Arial" w:hAnsi="Arial" w:cs="Arial"/>
-        </w:rPr>
-        <w:t>At last, the product of this study, Quieazy.</w:t>
-      </w:r>
-      <w:r>
-        <w:rPr>
-          <w:rFonts w:ascii="Arial" w:hAnsi="Arial" w:cs="Arial"/>
-        </w:rPr>
-        <w:t xml:space="preserve">  </w:t>
-      </w:r>
-      <w:r>
-        <w:rPr>
-          <w:rFonts w:ascii="Arial" w:hAnsi="Arial" w:cs="Arial"/>
-        </w:rPr>
-        <w:t>This application makes</w:t>
-      </w:r>
-      <w:r>
-        <w:rPr>
-          <w:rFonts w:ascii="Arial" w:hAnsi="Arial" w:cs="Arial"/>
-        </w:rPr>
-        <w:t xml:space="preserve"> digitally</w:t>
-      </w:r>
-      <w:r>
-        <w:rPr>
-          <w:rFonts w:ascii="Arial" w:hAnsi="Arial" w:cs="Arial"/>
-        </w:rPr>
-        <w:t xml:space="preserve"> hosting and creating quiz</w:t>
-      </w:r>
-      <w:r>
-        <w:rPr>
-          <w:rFonts w:ascii="Arial" w:hAnsi="Arial" w:cs="Arial"/>
-        </w:rPr>
-        <w:t xml:space="preserve">zes </w:t>
-      </w:r>
-      <w:r>
-        <w:rPr>
-          <w:rFonts w:ascii="Arial" w:hAnsi="Arial" w:cs="Arial"/>
-        </w:rPr>
-        <w:t>easier, fun</w:t>
-      </w:r>
-      <w:r>
-        <w:rPr>
-          <w:rFonts w:ascii="Arial" w:hAnsi="Arial" w:cs="Arial"/>
-        </w:rPr>
-        <w:t>,</w:t>
-      </w:r>
-      <w:r>
-        <w:rPr>
-          <w:rFonts w:ascii="Arial" w:hAnsi="Arial" w:cs="Arial"/>
-        </w:rPr>
         <w:t xml:space="preserve"> and functional even offline.</w:t>
       </w:r>
-    </w:p>
-    <w:p>
-      <w:pPr>
-        <w:spacing w:after="0" w:line="240" w:lineRule="auto"/>
-        <w:rPr>
-          <w:rFonts w:ascii="Arial" w:hAnsi="Arial" w:cs="Arial"/>
-          <w:b/>
-          <w:bCs/>
-        </w:rPr>
-      </w:pPr>
       <w:r>
         <w:rPr>
           <w:rFonts w:ascii="Arial" w:hAnsi="Arial" w:cs="Arial"/>
@@ -2199,7 +2213,7 @@
           <w:b/>
         </w:rPr>
         <w:lastRenderedPageBreak/>
-        <w:t xml:space="preserve">Research Paradigm                                            </w:t>
+        <w:t>Research Paradigm</w:t>
       </w:r>
     </w:p>
     <w:p>
@@ -4741,7 +4755,7 @@
         <w:rPr>
           <w:rFonts w:ascii="Arial" w:hAnsi="Arial" w:cs="Arial"/>
         </w:rPr>
-        <w:t xml:space="preserve">  Th</w:t>
+        <w:t xml:space="preserve"> Th</w:t>
       </w:r>
       <w:r>
         <w:rPr>
@@ -4759,7 +4773,13 @@
         <w:rPr>
           <w:rFonts w:ascii="Arial" w:hAnsi="Arial" w:cs="Arial"/>
         </w:rPr>
-        <w:t xml:space="preserve">  It can also help learners to </w:t>
+        <w:t xml:space="preserve"> </w:t>
+      </w:r>
+      <w:r>
+        <w:rPr>
+          <w:rFonts w:ascii="Arial" w:hAnsi="Arial" w:cs="Arial"/>
+        </w:rPr>
+        <w:t xml:space="preserve">It can also help learners to </w:t>
       </w:r>
       <w:r>
         <w:rPr>
@@ -4854,7 +4874,7 @@
         <w:rPr>
           <w:rFonts w:ascii="Arial" w:hAnsi="Arial" w:cs="Arial"/>
         </w:rPr>
-        <w:t xml:space="preserve">  This can also decrease the use of paper</w:t>
+        <w:t xml:space="preserve"> This can also decrease the use of paper</w:t>
       </w:r>
       <w:r>
         <w:rPr>
@@ -4866,7 +4886,19 @@
         <w:rPr>
           <w:rFonts w:ascii="Arial" w:hAnsi="Arial" w:cs="Arial"/>
         </w:rPr>
-        <w:t>or even printing.  The app can also provide security and integrity of the learners to the educators, lessening the occurrences of cheating.</w:t>
+        <w:t>or even printing.</w:t>
+      </w:r>
+      <w:r>
+        <w:rPr>
+          <w:rFonts w:ascii="Arial" w:hAnsi="Arial" w:cs="Arial"/>
+        </w:rPr>
+        <w:t xml:space="preserve"> </w:t>
+      </w:r>
+      <w:r>
+        <w:rPr>
+          <w:rFonts w:ascii="Arial" w:hAnsi="Arial" w:cs="Arial"/>
+        </w:rPr>
+        <w:t>The app can also provide security and integrity of the learners to the educators, lessening the occurrences of cheating.</w:t>
       </w:r>
     </w:p>
     <w:p>
@@ -4992,7 +5024,7 @@
         <w:rPr>
           <w:rFonts w:ascii="Arial" w:hAnsi="Arial" w:cs="Arial"/>
         </w:rPr>
-        <w:t xml:space="preserve"> future studies involving education with technology.  This can also provide or create new ideas in working with applications.</w:t>
+        <w:t xml:space="preserve"> future studies involving education with technology. This can also provide or create new ideas in working with applications.</w:t>
       </w:r>
     </w:p>
     <w:bookmarkEnd w:id="7"/>
@@ -5088,7 +5120,115 @@
         <w:rPr>
           <w:rFonts w:ascii="Arial" w:hAnsi="Arial" w:cs="Arial"/>
         </w:rPr>
-        <w:t xml:space="preserve"> on a self-hosted website or on free app markets like itch.io.</w:t>
+        <w:t xml:space="preserve"> on a self-hosted website or on free app markets like itch.io. </w:t>
+      </w:r>
+      <w:r>
+        <w:rPr>
+          <w:rFonts w:ascii="Arial" w:hAnsi="Arial" w:cs="Arial"/>
+        </w:rPr>
+        <w:t xml:space="preserve">The </w:t>
+      </w:r>
+      <w:r>
+        <w:rPr>
+          <w:rFonts w:ascii="Arial" w:hAnsi="Arial" w:cs="Arial"/>
+        </w:rPr>
+        <w:t>application's usability and accessibility as an educational tool for</w:t>
+      </w:r>
+      <w:r>
+        <w:rPr>
+          <w:rFonts w:ascii="Arial" w:hAnsi="Arial" w:cs="Arial"/>
+        </w:rPr>
+        <w:t xml:space="preserve"> learners</w:t>
+      </w:r>
+      <w:r>
+        <w:rPr>
+          <w:rFonts w:ascii="Arial" w:hAnsi="Arial" w:cs="Arial"/>
+        </w:rPr>
+        <w:t xml:space="preserve"> and </w:t>
+      </w:r>
+      <w:r>
+        <w:rPr>
+          <w:rFonts w:ascii="Arial" w:hAnsi="Arial" w:cs="Arial"/>
+        </w:rPr>
+        <w:t>educators</w:t>
+      </w:r>
+      <w:r>
+        <w:rPr>
+          <w:rFonts w:ascii="Arial" w:hAnsi="Arial" w:cs="Arial"/>
+        </w:rPr>
+        <w:t xml:space="preserve"> will be evaluated by the researchers using survey questionnaire</w:t>
+      </w:r>
+      <w:r>
+        <w:rPr>
+          <w:rFonts w:ascii="Arial" w:hAnsi="Arial" w:cs="Arial"/>
+        </w:rPr>
+        <w:t>s</w:t>
+      </w:r>
+      <w:r>
+        <w:rPr>
+          <w:rFonts w:ascii="Arial" w:hAnsi="Arial" w:cs="Arial"/>
+        </w:rPr>
+        <w:t xml:space="preserve">. All devices, </w:t>
+      </w:r>
+      <w:r>
+        <w:rPr>
+          <w:rFonts w:ascii="Arial" w:hAnsi="Arial" w:cs="Arial"/>
+        </w:rPr>
+        <w:t>apart from</w:t>
+      </w:r>
+      <w:r>
+        <w:rPr>
+          <w:rFonts w:ascii="Arial" w:hAnsi="Arial" w:cs="Arial"/>
+        </w:rPr>
+        <w:t xml:space="preserve"> iOS and </w:t>
+      </w:r>
+      <w:r>
+        <w:rPr>
+          <w:rFonts w:ascii="Arial" w:hAnsi="Arial" w:cs="Arial"/>
+        </w:rPr>
+        <w:t>m</w:t>
+      </w:r>
+      <w:r>
+        <w:rPr>
+          <w:rFonts w:ascii="Arial" w:hAnsi="Arial" w:cs="Arial"/>
+        </w:rPr>
+        <w:t xml:space="preserve">acOS systems, may access the </w:t>
+      </w:r>
+      <w:r>
+        <w:rPr>
+          <w:rFonts w:ascii="Arial" w:hAnsi="Arial" w:cs="Arial"/>
+        </w:rPr>
+        <w:t>software</w:t>
+      </w:r>
+      <w:r>
+        <w:rPr>
+          <w:rFonts w:ascii="Arial" w:hAnsi="Arial" w:cs="Arial"/>
+        </w:rPr>
+        <w:t xml:space="preserve">. This study will not, however, </w:t>
+      </w:r>
+      <w:r>
+        <w:rPr>
+          <w:rFonts w:ascii="Arial" w:hAnsi="Arial" w:cs="Arial"/>
+        </w:rPr>
+        <w:t xml:space="preserve">currently </w:t>
+      </w:r>
+      <w:r>
+        <w:rPr>
+          <w:rFonts w:ascii="Arial" w:hAnsi="Arial" w:cs="Arial"/>
+        </w:rPr>
+        <w:t xml:space="preserve">attempt to distribute the software on paid </w:t>
+      </w:r>
+      <w:r>
+        <w:rPr>
+          <w:rFonts w:ascii="Arial" w:hAnsi="Arial" w:cs="Arial"/>
+        </w:rPr>
+        <w:t>app markets</w:t>
+      </w:r>
+      <w:r>
+        <w:rPr>
+          <w:rFonts w:ascii="Arial" w:hAnsi="Arial" w:cs="Arial"/>
+        </w:rPr>
+        <w:t xml:space="preserve"> such as the Google Play</w:t>
       </w:r>
       <w:r>
         <w:rPr>
@@ -5100,115 +5240,43 @@
         <w:rPr>
           <w:rFonts w:ascii="Arial" w:hAnsi="Arial" w:cs="Arial"/>
         </w:rPr>
+        <w:t>Store</w:t>
+      </w:r>
+      <w:r>
+        <w:rPr>
+          <w:rFonts w:ascii="Arial" w:hAnsi="Arial" w:cs="Arial"/>
+        </w:rPr>
+        <w:t xml:space="preserve"> and the Apple App</w:t>
+      </w:r>
+      <w:r>
+        <w:rPr>
+          <w:rFonts w:ascii="Arial" w:hAnsi="Arial" w:cs="Arial"/>
+        </w:rPr>
         <w:t xml:space="preserve"> </w:t>
       </w:r>
       <w:r>
         <w:rPr>
           <w:rFonts w:ascii="Arial" w:hAnsi="Arial" w:cs="Arial"/>
         </w:rPr>
-        <w:t xml:space="preserve">The </w:t>
-      </w:r>
-      <w:r>
-        <w:rPr>
-          <w:rFonts w:ascii="Arial" w:hAnsi="Arial" w:cs="Arial"/>
-        </w:rPr>
-        <w:t>application's usability and accessibility as an educational tool for</w:t>
-      </w:r>
-      <w:r>
-        <w:rPr>
-          <w:rFonts w:ascii="Arial" w:hAnsi="Arial" w:cs="Arial"/>
-        </w:rPr>
-        <w:t xml:space="preserve"> learners</w:t>
-      </w:r>
-      <w:r>
-        <w:rPr>
-          <w:rFonts w:ascii="Arial" w:hAnsi="Arial" w:cs="Arial"/>
-        </w:rPr>
-        <w:t xml:space="preserve"> and </w:t>
-      </w:r>
-      <w:r>
-        <w:rPr>
-          <w:rFonts w:ascii="Arial" w:hAnsi="Arial" w:cs="Arial"/>
-        </w:rPr>
-        <w:t>educators</w:t>
-      </w:r>
-      <w:r>
-        <w:rPr>
-          <w:rFonts w:ascii="Arial" w:hAnsi="Arial" w:cs="Arial"/>
-        </w:rPr>
-        <w:t xml:space="preserve"> will be evaluated by the researchers using survey questionnaire</w:t>
-      </w:r>
-      <w:r>
-        <w:rPr>
-          <w:rFonts w:ascii="Arial" w:hAnsi="Arial" w:cs="Arial"/>
-        </w:rPr>
-        <w:t>s</w:t>
-      </w:r>
-      <w:r>
-        <w:rPr>
-          <w:rFonts w:ascii="Arial" w:hAnsi="Arial" w:cs="Arial"/>
-        </w:rPr>
-        <w:t xml:space="preserve">.  All devices, </w:t>
-      </w:r>
-      <w:r>
-        <w:rPr>
-          <w:rFonts w:ascii="Arial" w:hAnsi="Arial" w:cs="Arial"/>
-        </w:rPr>
-        <w:t>apart from</w:t>
-      </w:r>
-      <w:r>
-        <w:rPr>
-          <w:rFonts w:ascii="Arial" w:hAnsi="Arial" w:cs="Arial"/>
-        </w:rPr>
-        <w:t xml:space="preserve"> iOS and </w:t>
-      </w:r>
-      <w:r>
-        <w:rPr>
-          <w:rFonts w:ascii="Arial" w:hAnsi="Arial" w:cs="Arial"/>
-        </w:rPr>
-        <w:t>m</w:t>
-      </w:r>
-      <w:r>
-        <w:rPr>
-          <w:rFonts w:ascii="Arial" w:hAnsi="Arial" w:cs="Arial"/>
-        </w:rPr>
-        <w:t xml:space="preserve">acOS systems, may access the </w:t>
-      </w:r>
-      <w:r>
-        <w:rPr>
-          <w:rFonts w:ascii="Arial" w:hAnsi="Arial" w:cs="Arial"/>
-        </w:rPr>
-        <w:t>software</w:t>
-      </w:r>
-      <w:r>
-        <w:rPr>
-          <w:rFonts w:ascii="Arial" w:hAnsi="Arial" w:cs="Arial"/>
-        </w:rPr>
-        <w:t xml:space="preserve">.  This study will not, however, </w:t>
-      </w:r>
-      <w:r>
-        <w:rPr>
-          <w:rFonts w:ascii="Arial" w:hAnsi="Arial" w:cs="Arial"/>
-        </w:rPr>
-        <w:t xml:space="preserve">currently </w:t>
-      </w:r>
-      <w:r>
-        <w:rPr>
-          <w:rFonts w:ascii="Arial" w:hAnsi="Arial" w:cs="Arial"/>
-        </w:rPr>
-        <w:t xml:space="preserve">attempt to distribute the software on paid </w:t>
-      </w:r>
-      <w:r>
-        <w:rPr>
-          <w:rFonts w:ascii="Arial" w:hAnsi="Arial" w:cs="Arial"/>
-        </w:rPr>
-        <w:t>app markets</w:t>
-      </w:r>
-      <w:r>
-        <w:rPr>
-          <w:rFonts w:ascii="Arial" w:hAnsi="Arial" w:cs="Arial"/>
-        </w:rPr>
-        <w:t xml:space="preserve"> such as the Google Play</w:t>
+        <w:t>Store</w:t>
+      </w:r>
+      <w:r>
+        <w:rPr>
+          <w:rFonts w:ascii="Arial" w:hAnsi="Arial" w:cs="Arial"/>
+        </w:rPr>
+        <w:t>.</w:t>
+      </w:r>
+      <w:r>
+        <w:rPr>
+          <w:rFonts w:ascii="Arial" w:hAnsi="Arial" w:cs="Arial"/>
+        </w:rPr>
+        <w:t xml:space="preserve"> This study will not be focusing on the market and will mainly focus on the actual application.</w:t>
+      </w:r>
+      <w:r>
+        <w:rPr>
+          <w:rFonts w:ascii="Arial" w:hAnsi="Arial" w:cs="Arial"/>
+        </w:rPr>
+        <w:t xml:space="preserve"> The</w:t>
       </w:r>
       <w:r>
         <w:rPr>
@@ -5220,13 +5288,13 @@
         <w:rPr>
           <w:rFonts w:ascii="Arial" w:hAnsi="Arial" w:cs="Arial"/>
         </w:rPr>
-        <w:t>Store</w:t>
-      </w:r>
-      <w:r>
-        <w:rPr>
-          <w:rFonts w:ascii="Arial" w:hAnsi="Arial" w:cs="Arial"/>
-        </w:rPr>
-        <w:t xml:space="preserve"> and the Apple App</w:t>
+        <w:t xml:space="preserve">subject </w:t>
+      </w:r>
+      <w:r>
+        <w:rPr>
+          <w:rFonts w:ascii="Arial" w:hAnsi="Arial" w:cs="Arial"/>
+        </w:rPr>
+        <w:t>of</w:t>
       </w:r>
       <w:r>
         <w:rPr>
@@ -5238,7 +5306,67 @@
         <w:rPr>
           <w:rFonts w:ascii="Arial" w:hAnsi="Arial" w:cs="Arial"/>
         </w:rPr>
-        <w:t>Store</w:t>
+        <w:t xml:space="preserve">the </w:t>
+      </w:r>
+      <w:r>
+        <w:rPr>
+          <w:rFonts w:ascii="Arial" w:hAnsi="Arial" w:cs="Arial"/>
+        </w:rPr>
+        <w:t>conduct</w:t>
+      </w:r>
+      <w:r>
+        <w:rPr>
+          <w:rFonts w:ascii="Arial" w:hAnsi="Arial" w:cs="Arial"/>
+        </w:rPr>
+        <w:t xml:space="preserve"> of this study will be the</w:t>
+      </w:r>
+      <w:r>
+        <w:rPr>
+          <w:rFonts w:ascii="Arial" w:hAnsi="Arial" w:cs="Arial"/>
+        </w:rPr>
+        <w:t xml:space="preserve"> students </w:t>
+      </w:r>
+      <w:r>
+        <w:rPr>
+          <w:rFonts w:ascii="Arial" w:hAnsi="Arial" w:cs="Arial"/>
+        </w:rPr>
+        <w:t>of</w:t>
+      </w:r>
+      <w:r>
+        <w:rPr>
+          <w:rFonts w:ascii="Arial" w:hAnsi="Arial" w:cs="Arial"/>
+        </w:rPr>
+        <w:t xml:space="preserve"> Sta. Maria Integrated High School</w:t>
+      </w:r>
+      <w:r>
+        <w:rPr>
+          <w:rFonts w:ascii="Arial" w:hAnsi="Arial" w:cs="Arial"/>
+        </w:rPr>
+        <w:t xml:space="preserve">, </w:t>
+      </w:r>
+      <w:r>
+        <w:rPr>
+          <w:rFonts w:ascii="Arial" w:hAnsi="Arial" w:cs="Arial"/>
+        </w:rPr>
+        <w:t>Academic Year 202</w:t>
+      </w:r>
+      <w:r>
+        <w:rPr>
+          <w:rFonts w:ascii="Arial" w:hAnsi="Arial" w:cs="Arial"/>
+        </w:rPr>
+        <w:t>5</w:t>
+      </w:r>
+      <w:r>
+        <w:rPr>
+          <w:rFonts w:ascii="Arial" w:hAnsi="Arial" w:cs="Arial"/>
+        </w:rPr>
+        <w:t>-202</w:t>
+      </w:r>
+      <w:r>
+        <w:rPr>
+          <w:rFonts w:ascii="Arial" w:hAnsi="Arial" w:cs="Arial"/>
+        </w:rPr>
+        <w:t>6</w:t>
       </w:r>
       <w:r>
         <w:rPr>
@@ -5246,159 +5374,20 @@
         </w:rPr>
         <w:t>.</w:t>
       </w:r>
-      <w:r>
-        <w:rPr>
-          <w:rFonts w:ascii="Arial" w:hAnsi="Arial" w:cs="Arial"/>
-        </w:rPr>
-        <w:t xml:space="preserve">  This study will not be focusing on the market and will mainly focus on the actual application.</w:t>
-      </w:r>
-      <w:r>
-        <w:rPr>
-          <w:rFonts w:ascii="Arial" w:hAnsi="Arial" w:cs="Arial"/>
-        </w:rPr>
-        <w:t xml:space="preserve"> </w:t>
-      </w:r>
-      <w:r>
-        <w:rPr>
-          <w:rFonts w:ascii="Arial" w:hAnsi="Arial" w:cs="Arial"/>
-        </w:rPr>
-        <w:t xml:space="preserve"> </w:t>
-      </w:r>
-      <w:r>
-        <w:rPr>
-          <w:rFonts w:ascii="Arial" w:hAnsi="Arial" w:cs="Arial"/>
-        </w:rPr>
-        <w:t>The</w:t>
-      </w:r>
-      <w:r>
-        <w:rPr>
-          <w:rFonts w:ascii="Arial" w:hAnsi="Arial" w:cs="Arial"/>
-        </w:rPr>
-        <w:t xml:space="preserve"> </w:t>
-      </w:r>
-      <w:r>
-        <w:rPr>
-          <w:rFonts w:ascii="Arial" w:hAnsi="Arial" w:cs="Arial"/>
-        </w:rPr>
-        <w:t xml:space="preserve">subject </w:t>
-      </w:r>
-      <w:r>
-        <w:rPr>
-          <w:rFonts w:ascii="Arial" w:hAnsi="Arial" w:cs="Arial"/>
-        </w:rPr>
-        <w:t>of</w:t>
-      </w:r>
-      <w:r>
-        <w:rPr>
-          <w:rFonts w:ascii="Arial" w:hAnsi="Arial" w:cs="Arial"/>
-        </w:rPr>
-        <w:t xml:space="preserve"> </w:t>
-      </w:r>
-      <w:r>
-        <w:rPr>
-          <w:rFonts w:ascii="Arial" w:hAnsi="Arial" w:cs="Arial"/>
-        </w:rPr>
-        <w:t xml:space="preserve">the </w:t>
-      </w:r>
-      <w:r>
-        <w:rPr>
-          <w:rFonts w:ascii="Arial" w:hAnsi="Arial" w:cs="Arial"/>
-        </w:rPr>
-        <w:t>conduct</w:t>
-      </w:r>
-      <w:r>
-        <w:rPr>
-          <w:rFonts w:ascii="Arial" w:hAnsi="Arial" w:cs="Arial"/>
-        </w:rPr>
-        <w:t xml:space="preserve"> of this study will be the</w:t>
-      </w:r>
-      <w:r>
-        <w:rPr>
-          <w:rFonts w:ascii="Arial" w:hAnsi="Arial" w:cs="Arial"/>
-        </w:rPr>
-        <w:t xml:space="preserve"> students </w:t>
-      </w:r>
-      <w:r>
-        <w:rPr>
-          <w:rFonts w:ascii="Arial" w:hAnsi="Arial" w:cs="Arial"/>
-        </w:rPr>
-        <w:t>of</w:t>
-      </w:r>
-      <w:r>
-        <w:rPr>
-          <w:rFonts w:ascii="Arial" w:hAnsi="Arial" w:cs="Arial"/>
-        </w:rPr>
-        <w:t xml:space="preserve"> Sta. Maria Integrated High School</w:t>
-      </w:r>
-      <w:r>
-        <w:rPr>
-          <w:rFonts w:ascii="Arial" w:hAnsi="Arial" w:cs="Arial"/>
-        </w:rPr>
-        <w:t xml:space="preserve">, </w:t>
-      </w:r>
-      <w:r>
-        <w:rPr>
-          <w:rFonts w:ascii="Arial" w:hAnsi="Arial" w:cs="Arial"/>
-        </w:rPr>
-        <w:t>Academic Year 202</w:t>
-      </w:r>
-      <w:r>
-        <w:rPr>
-          <w:rFonts w:ascii="Arial" w:hAnsi="Arial" w:cs="Arial"/>
-        </w:rPr>
-        <w:t>5</w:t>
-      </w:r>
-      <w:r>
-        <w:rPr>
-          <w:rFonts w:ascii="Arial" w:hAnsi="Arial" w:cs="Arial"/>
-        </w:rPr>
-        <w:t>-202</w:t>
-      </w:r>
-      <w:r>
-        <w:rPr>
-          <w:rFonts w:ascii="Arial" w:hAnsi="Arial" w:cs="Arial"/>
-        </w:rPr>
-        <w:t>6</w:t>
-      </w:r>
-      <w:r>
-        <w:rPr>
-          <w:rFonts w:ascii="Arial" w:hAnsi="Arial" w:cs="Arial"/>
-        </w:rPr>
-        <w:t>.</w:t>
-      </w:r>
-    </w:p>
-    <w:p>
-      <w:pPr>
-        <w:spacing w:after="0" w:line="480" w:lineRule="auto"/>
-        <w:jc w:val="both"/>
-        <w:rPr>
-          <w:rFonts w:ascii="Arial" w:hAnsi="Arial" w:cs="Arial"/>
-          <w:b/>
-          <w:bCs/>
-        </w:rPr>
-      </w:pPr>
-    </w:p>
-    <w:p>
-      <w:pPr>
-        <w:spacing w:after="0" w:line="480" w:lineRule="auto"/>
-        <w:jc w:val="both"/>
-        <w:rPr>
-          <w:rFonts w:ascii="Arial" w:hAnsi="Arial" w:cs="Arial"/>
-          <w:b/>
-          <w:bCs/>
-        </w:rPr>
-      </w:pPr>
-    </w:p>
-    <w:p>
-      <w:pPr>
-        <w:spacing w:after="0" w:line="480" w:lineRule="auto"/>
-        <w:jc w:val="both"/>
-        <w:rPr>
-          <w:rFonts w:ascii="Arial" w:hAnsi="Arial" w:cs="Arial"/>
-          <w:b/>
-          <w:bCs/>
-        </w:rPr>
-      </w:pPr>
+    </w:p>
+    <w:p>
+      <w:pPr>
+        <w:spacing w:line="259" w:lineRule="auto"/>
+        <w:rPr>
+          <w:rFonts w:ascii="Arial" w:hAnsi="Arial" w:cs="Arial"/>
+        </w:rPr>
+      </w:pPr>
+      <w:r>
+        <w:rPr>
+          <w:rFonts w:ascii="Arial" w:hAnsi="Arial" w:cs="Arial"/>
+        </w:rPr>
+        <w:br w:type="page"/>
+      </w:r>
     </w:p>
     <w:p>
       <w:pPr>
@@ -5537,7 +5526,7 @@
         <w:rPr>
           <w:rFonts w:ascii="Arial" w:hAnsi="Arial" w:cs="Arial"/>
         </w:rPr>
-        <w:t>This chapter presents a comprehensive review of the related literature and studies which are presented in the following paragraphs. The review includes local and international studies, ensuring a balanced exploration of the subject matter while demonstrating its relevance to the research.</w:t>
+        <w:t>This chapter shows a comprehensive review of the related literature and studies which are presented in the following paragraphs. The review includes local and international studies, ensuring a balanced exploration of the subject matter while demonstrating its relevance to the research.</w:t>
       </w:r>
     </w:p>
     <w:p>
@@ -5567,112 +5556,413 @@
     <w:p>
       <w:pPr>
         <w:spacing w:after="0" w:line="480" w:lineRule="auto"/>
-        <w:jc w:val="both"/>
-        <w:rPr>
-          <w:rFonts w:ascii="Arial" w:hAnsi="Arial" w:cs="Arial"/>
-          <w:b/>
-          <w:bCs/>
-        </w:rPr>
-      </w:pPr>
-    </w:p>
-    <w:p>
-      <w:pPr>
-        <w:spacing w:after="0" w:line="480" w:lineRule="auto"/>
-        <w:jc w:val="both"/>
-        <w:rPr>
-          <w:rFonts w:ascii="Arial" w:hAnsi="Arial" w:cs="Arial"/>
-          <w:b/>
-          <w:bCs/>
-        </w:rPr>
-      </w:pPr>
-    </w:p>
-    <w:p>
-      <w:pPr>
-        <w:spacing w:after="0" w:line="480" w:lineRule="auto"/>
-        <w:jc w:val="both"/>
-        <w:rPr>
-          <w:rFonts w:ascii="Arial" w:hAnsi="Arial" w:cs="Arial"/>
-          <w:b/>
-          <w:bCs/>
-        </w:rPr>
-      </w:pPr>
-    </w:p>
-    <w:p>
-      <w:pPr>
-        <w:spacing w:after="0" w:line="480" w:lineRule="auto"/>
-        <w:jc w:val="both"/>
-        <w:rPr>
-          <w:rFonts w:ascii="Arial" w:hAnsi="Arial" w:cs="Arial"/>
-          <w:b/>
-          <w:bCs/>
-        </w:rPr>
-      </w:pPr>
-    </w:p>
-    <w:p>
-      <w:pPr>
-        <w:spacing w:after="0" w:line="480" w:lineRule="auto"/>
-        <w:jc w:val="both"/>
-        <w:rPr>
-          <w:rFonts w:ascii="Arial" w:hAnsi="Arial" w:cs="Arial"/>
-          <w:b/>
-          <w:bCs/>
-        </w:rPr>
-      </w:pPr>
-    </w:p>
-    <w:p>
-      <w:pPr>
-        <w:spacing w:after="0" w:line="480" w:lineRule="auto"/>
-        <w:jc w:val="both"/>
-        <w:rPr>
-          <w:rFonts w:ascii="Arial" w:hAnsi="Arial" w:cs="Arial"/>
-          <w:b/>
-          <w:bCs/>
-        </w:rPr>
-      </w:pPr>
-    </w:p>
-    <w:p>
-      <w:pPr>
-        <w:spacing w:after="0" w:line="480" w:lineRule="auto"/>
-        <w:jc w:val="both"/>
-        <w:rPr>
-          <w:rFonts w:ascii="Arial" w:hAnsi="Arial" w:cs="Arial"/>
-          <w:b/>
-          <w:bCs/>
-        </w:rPr>
-      </w:pPr>
-    </w:p>
-    <w:p>
-      <w:pPr>
-        <w:spacing w:after="0" w:line="480" w:lineRule="auto"/>
-        <w:jc w:val="both"/>
-        <w:rPr>
-          <w:rFonts w:ascii="Arial" w:hAnsi="Arial" w:cs="Arial"/>
-          <w:b/>
-          <w:bCs/>
-        </w:rPr>
-      </w:pPr>
-    </w:p>
-    <w:p>
-      <w:pPr>
-        <w:spacing w:after="0" w:line="480" w:lineRule="auto"/>
-        <w:jc w:val="both"/>
-        <w:rPr>
-          <w:rFonts w:ascii="Arial" w:hAnsi="Arial" w:cs="Arial"/>
-          <w:b/>
-          <w:bCs/>
-        </w:rPr>
-      </w:pPr>
-    </w:p>
-    <w:p>
-      <w:pPr>
-        <w:spacing w:after="0" w:line="480" w:lineRule="auto"/>
-        <w:jc w:val="both"/>
-        <w:rPr>
-          <w:rFonts w:ascii="Arial" w:hAnsi="Arial" w:cs="Arial"/>
-          <w:b/>
-          <w:bCs/>
-        </w:rPr>
-      </w:pPr>
+        <w:ind w:firstLine="720"/>
+        <w:jc w:val="both"/>
+        <w:rPr>
+          <w:rFonts w:ascii="Arial" w:hAnsi="Arial" w:cs="Arial"/>
+        </w:rPr>
+      </w:pPr>
+      <w:r>
+        <w:rPr>
+          <w:rFonts w:ascii="Arial" w:hAnsi="Arial" w:cs="Arial"/>
+        </w:rPr>
+        <w:t xml:space="preserve">Gulshan (2023) stated that the internet is like a big web that connects people, making the exchange of information easier. The use of the internet has several advantages, such as getting information right away, learning resources, easy communication, entertainment, profit, and especially staying informed. However, there are also disadvantages, like online security risks, less face-to-face interaction, identity theft, addiction to the internet, and shorter attention spans. The internet is powerful, but discipline is important. </w:t>
+      </w:r>
+    </w:p>
+    <w:p>
+      <w:pPr>
+        <w:spacing w:after="0" w:line="480" w:lineRule="auto"/>
+        <w:ind w:firstLine="720"/>
+        <w:jc w:val="both"/>
+        <w:rPr>
+          <w:rFonts w:ascii="Arial" w:hAnsi="Arial" w:cs="Arial"/>
+        </w:rPr>
+      </w:pPr>
+      <w:r>
+        <w:rPr>
+          <w:rFonts w:ascii="Arial" w:hAnsi="Arial" w:cs="Arial"/>
+        </w:rPr>
+        <w:t xml:space="preserve">The WebSocket API allows interaction between a user's browser and a server. With this API, devices can send messages and receive responses without checking the server for a reply. (MDN Web Docs, n.d.) </w:t>
+      </w:r>
+    </w:p>
+    <w:p>
+      <w:pPr>
+        <w:spacing w:after="0" w:line="480" w:lineRule="auto"/>
+        <w:ind w:firstLine="720"/>
+        <w:jc w:val="both"/>
+        <w:rPr>
+          <w:rFonts w:ascii="Arial" w:hAnsi="Arial" w:cs="Arial"/>
+        </w:rPr>
+      </w:pPr>
+      <w:r>
+        <w:rPr>
+          <w:rFonts w:ascii="Arial" w:hAnsi="Arial" w:cs="Arial"/>
+        </w:rPr>
+        <w:t xml:space="preserve">Electron is a framework for building apps for desktops using both web technologies and Node.js. It is reliable, secure, and stable. It is the leading choice for most companies when building their most important product. Chat apps like Slack, Discord, and Signal are built with Electron. AI applications also use Electron, including both OpenAI’s ChatGPT and </w:t>
+      </w:r>
+      <w:proofErr w:type="spellStart"/>
+      <w:r>
+        <w:rPr>
+          <w:rFonts w:ascii="Arial" w:hAnsi="Arial" w:cs="Arial"/>
+        </w:rPr>
+        <w:t>Anthropic’s</w:t>
+      </w:r>
+      <w:proofErr w:type="spellEnd"/>
+      <w:r>
+        <w:rPr>
+          <w:rFonts w:ascii="Arial" w:hAnsi="Arial" w:cs="Arial"/>
+        </w:rPr>
+        <w:t xml:space="preserve"> Claude. Canva, Visual Studio </w:t>
+      </w:r>
+      <w:r>
+        <w:rPr>
+          <w:rFonts w:ascii="Arial" w:hAnsi="Arial" w:cs="Arial"/>
+        </w:rPr>
+        <w:lastRenderedPageBreak/>
+        <w:t xml:space="preserve">Code, Loom, Notion, Docker, and other leading developers chose Electron. It is open-source and free for both commercial and personal use. (Electron, n.d.) </w:t>
+      </w:r>
+    </w:p>
+    <w:p>
+      <w:pPr>
+        <w:spacing w:after="0" w:line="480" w:lineRule="auto"/>
+        <w:ind w:firstLine="720"/>
+        <w:jc w:val="both"/>
+        <w:rPr>
+          <w:rFonts w:ascii="Arial" w:hAnsi="Arial" w:cs="Arial"/>
+        </w:rPr>
+      </w:pPr>
+      <w:r>
+        <w:rPr>
+          <w:rFonts w:ascii="Arial" w:hAnsi="Arial" w:cs="Arial"/>
+        </w:rPr>
+        <w:t xml:space="preserve">Apache Cordova is a framework used in building mobile apps with the use of web technology. It can be used to extend an app cross-platform, without re-implementing it with different languages and tool sets. It can also be used to easily deploy web apps in different app stores. (Apache Cordova, n.d.) </w:t>
+      </w:r>
+    </w:p>
+    <w:p>
+      <w:pPr>
+        <w:spacing w:after="0" w:line="480" w:lineRule="auto"/>
+        <w:ind w:firstLine="720"/>
+        <w:jc w:val="both"/>
+        <w:rPr>
+          <w:rFonts w:ascii="Arial" w:hAnsi="Arial" w:cs="Arial"/>
+        </w:rPr>
+      </w:pPr>
+      <w:r>
+        <w:rPr>
+          <w:rFonts w:ascii="Arial" w:hAnsi="Arial" w:cs="Arial"/>
+        </w:rPr>
+        <w:t xml:space="preserve">Ahmed (2022) asserts that educational learning applications aim to provide students with a pleasant and fascinating experience. E-learning platform benefits include comprehension expansion, individualized learning experiences, and intensified engagement. Any educational bureau can easily notify students about school programs by giving them school management apps and other mobile applications for their range of uses. With the mobile applications, learners have embraced cutting-edge instructional strategies. Learners can control barriers and boost their learning strategy with the aid of these smartphone apps. </w:t>
+      </w:r>
+    </w:p>
+    <w:p>
+      <w:pPr>
+        <w:spacing w:after="0" w:line="480" w:lineRule="auto"/>
+        <w:ind w:firstLine="720"/>
+        <w:jc w:val="both"/>
+        <w:rPr>
+          <w:rFonts w:ascii="Arial" w:hAnsi="Arial" w:cs="Arial"/>
+        </w:rPr>
+      </w:pPr>
+      <w:r>
+        <w:rPr>
+          <w:rFonts w:ascii="Arial" w:hAnsi="Arial" w:cs="Arial"/>
+        </w:rPr>
+        <w:t xml:space="preserve">Rathi (n.d.) said, "Teaching learning materials" (TLM) are used to improve learners' educational experiences. These resources assist learners in better comprehension of abstract ideas by acting as tactile, visual, or auditory learning aids. They meet several learning requirements and styles and are essential to personalized learning. For education to be effective, teaching materials must be introduced. They are used to enhance learner comprehension and speed up the learning process. Teaching and learning materials are crucial for the following reasons: to promote creativity, improve retention, facilitate learning, accommodate various learning styles, and save time. </w:t>
+      </w:r>
+    </w:p>
+    <w:p>
+      <w:pPr>
+        <w:spacing w:after="0" w:line="480" w:lineRule="auto"/>
+        <w:ind w:firstLine="720"/>
+        <w:jc w:val="both"/>
+        <w:rPr>
+          <w:rFonts w:ascii="Arial" w:hAnsi="Arial" w:cs="Arial"/>
+        </w:rPr>
+      </w:pPr>
+      <w:r>
+        <w:rPr>
+          <w:rFonts w:ascii="Arial" w:hAnsi="Arial" w:cs="Arial"/>
+        </w:rPr>
+        <w:lastRenderedPageBreak/>
+        <w:t xml:space="preserve">When making educational applications, it is better to follow common steps to have a smooth development. It starts with defining a target audience, identifying the learning objectives, choosing the appropriate platform, and planning the content and structure. After planning, the actual creation of the app comes next, which mainly includes the layout and functionality. It is important to implement gamification to achieve a fun app. Next comes the inclusion of feedback and assessment elements. Then the app must be tested and debugged to avoid bugs and errors. And the last step is to publish the app. (Dukes, 2023) </w:t>
+      </w:r>
+    </w:p>
+    <w:p>
+      <w:pPr>
+        <w:spacing w:after="0" w:line="480" w:lineRule="auto"/>
+        <w:ind w:firstLine="720"/>
+        <w:jc w:val="both"/>
+        <w:rPr>
+          <w:rFonts w:ascii="Arial" w:hAnsi="Arial" w:cs="Arial"/>
+        </w:rPr>
+      </w:pPr>
+      <w:r>
+        <w:rPr>
+          <w:rFonts w:ascii="Arial" w:hAnsi="Arial" w:cs="Arial"/>
+        </w:rPr>
+        <w:t xml:space="preserve">According to </w:t>
+      </w:r>
+      <w:proofErr w:type="spellStart"/>
+      <w:r>
+        <w:rPr>
+          <w:rFonts w:ascii="Arial" w:hAnsi="Arial" w:cs="Arial"/>
+        </w:rPr>
+        <w:t>Khomyn</w:t>
+      </w:r>
+      <w:proofErr w:type="spellEnd"/>
+      <w:r>
+        <w:rPr>
+          <w:rFonts w:ascii="Arial" w:hAnsi="Arial" w:cs="Arial"/>
+        </w:rPr>
+        <w:t xml:space="preserve"> (2023), interaction, flexibility, and anytime/anywhere accessibility are the three principal benefits for the development of learning applications. There are specific abilities and knowledge needed to create educational mobile apps. The process of creating educational applications comprises the discovery phase, app design, app development, app testing &amp; optimization, and app release &amp; promotion. Every phase of development has unique characteristics that call for careful preparation, management, and coordination. Numerous educational mobile apps are available on the Apple App Store and Google Play Store. Examples include Coursera, Duolingo, Khan Academy, and Quizlet. </w:t>
+      </w:r>
+    </w:p>
+    <w:p>
+      <w:pPr>
+        <w:spacing w:after="0" w:line="480" w:lineRule="auto"/>
+        <w:ind w:firstLine="720"/>
+        <w:jc w:val="both"/>
+        <w:rPr>
+          <w:rFonts w:ascii="Arial" w:hAnsi="Arial" w:cs="Arial"/>
+        </w:rPr>
+      </w:pPr>
+      <w:r>
+        <w:rPr>
+          <w:rFonts w:ascii="Arial" w:hAnsi="Arial" w:cs="Arial"/>
+        </w:rPr>
+        <w:t xml:space="preserve">Wijekoon (2023) stated that the user interface (UI) and user experience (UX) show how software looks, feels, and behaves. It ensures the users can have a consistent and predictable experience. Some of the most common UI/UX standards are consistency, usability, accessibility, responsive design, navigation and information architecture, and feedback. Following these standards has many </w:t>
+      </w:r>
+      <w:r>
+        <w:rPr>
+          <w:rFonts w:ascii="Arial" w:hAnsi="Arial" w:cs="Arial"/>
+        </w:rPr>
+        <w:lastRenderedPageBreak/>
+        <w:t xml:space="preserve">benefits, such as better user experience, a lessened learning curve, improved efficiency, and reduced maintenance costs. </w:t>
+      </w:r>
+    </w:p>
+    <w:p>
+      <w:pPr>
+        <w:spacing w:after="0" w:line="480" w:lineRule="auto"/>
+        <w:ind w:firstLine="720"/>
+        <w:jc w:val="both"/>
+        <w:rPr>
+          <w:rFonts w:ascii="Arial" w:hAnsi="Arial" w:cs="Arial"/>
+        </w:rPr>
+      </w:pPr>
+      <w:r>
+        <w:rPr>
+          <w:rFonts w:ascii="Arial" w:hAnsi="Arial" w:cs="Arial"/>
+        </w:rPr>
+        <w:t>The Transmission Control Protocol (TCP) stands out as a foundation of the internet protocol suite. Designed for robust communication over networks, TCP is one of the most crucial protocols allowing for the seamless exchange of data across the globe. It ensures that data packets sent from one computer to another arrive intact and in the correct order. It reliably works due to its design, which includes connection-oriented protocol, three-way handshake, reliable data transfer, flow control, congestion control, data segmentation, and error detection and correction. TCP offers various advantages that are crucial for successful data transmission over the internet. Advantages include reliability, order preservation, error recovery, standardization, and flexible data flow. TCP is used in web browsing, email services, file transfers, remote access, and streaming services. (</w:t>
+      </w:r>
+      <w:proofErr w:type="spellStart"/>
+      <w:r>
+        <w:rPr>
+          <w:rFonts w:ascii="Arial" w:hAnsi="Arial" w:cs="Arial"/>
+        </w:rPr>
+        <w:t>UMATechnology</w:t>
+      </w:r>
+      <w:proofErr w:type="spellEnd"/>
+      <w:r>
+        <w:rPr>
+          <w:rFonts w:ascii="Arial" w:hAnsi="Arial" w:cs="Arial"/>
+        </w:rPr>
+        <w:t>, 2023)</w:t>
+      </w:r>
+    </w:p>
+    <w:p>
+      <w:pPr>
+        <w:spacing w:after="0" w:line="480" w:lineRule="auto"/>
+        <w:ind w:firstLine="720"/>
+        <w:jc w:val="both"/>
+        <w:rPr>
+          <w:rFonts w:ascii="Arial" w:hAnsi="Arial" w:cs="Arial"/>
+        </w:rPr>
+      </w:pPr>
+      <w:r>
+        <w:rPr>
+          <w:rFonts w:ascii="Arial" w:hAnsi="Arial" w:cs="Arial"/>
+        </w:rPr>
+        <w:t xml:space="preserve">Patro (2023) stated that debugging is crucial because it ensures the smooth operations of software product development. It identifies, analyzes, and fixes defects or bugs found in the application's code. It aims to remove the errors and unexpected behaviors, making sure that the application's functionality is at its best. Some examples of bugs include logical errors, code errors, race conditions, memory leaks, and compatibility issues. </w:t>
+      </w:r>
+    </w:p>
+    <w:p>
+      <w:pPr>
+        <w:spacing w:after="0" w:line="480" w:lineRule="auto"/>
+        <w:ind w:firstLine="720"/>
+        <w:jc w:val="both"/>
+        <w:rPr>
+          <w:rFonts w:ascii="Arial" w:hAnsi="Arial" w:cs="Arial"/>
+        </w:rPr>
+      </w:pPr>
+      <w:r>
+        <w:rPr>
+          <w:rFonts w:ascii="Arial" w:hAnsi="Arial" w:cs="Arial"/>
+        </w:rPr>
+        <w:t xml:space="preserve">Ortega (2023) stated that one of the key functions of </w:t>
+      </w:r>
+      <w:proofErr w:type="spellStart"/>
+      <w:r>
+        <w:rPr>
+          <w:rFonts w:ascii="Arial" w:hAnsi="Arial" w:cs="Arial"/>
+        </w:rPr>
+        <w:t>DevTools</w:t>
+      </w:r>
+      <w:proofErr w:type="spellEnd"/>
+      <w:r>
+        <w:rPr>
+          <w:rFonts w:ascii="Arial" w:hAnsi="Arial" w:cs="Arial"/>
+        </w:rPr>
+        <w:t xml:space="preserve"> is to inspect, debug errors, and optimize a site. It saves time and effort in the development process, allowing for an efficient identification and resolution of issues. In addition, </w:t>
+      </w:r>
+      <w:r>
+        <w:rPr>
+          <w:rFonts w:ascii="Arial" w:hAnsi="Arial" w:cs="Arial"/>
+        </w:rPr>
+        <w:lastRenderedPageBreak/>
+        <w:t xml:space="preserve">the console in </w:t>
+      </w:r>
+      <w:proofErr w:type="spellStart"/>
+      <w:r>
+        <w:rPr>
+          <w:rFonts w:ascii="Arial" w:hAnsi="Arial" w:cs="Arial"/>
+        </w:rPr>
+        <w:t>DevTools</w:t>
+      </w:r>
+      <w:proofErr w:type="spellEnd"/>
+      <w:r>
+        <w:rPr>
+          <w:rFonts w:ascii="Arial" w:hAnsi="Arial" w:cs="Arial"/>
+        </w:rPr>
+        <w:t xml:space="preserve"> is an important tool that enables JavaScript testing, printing debugging messages, executing commands, and evaluating expressions. Another valuable tool in </w:t>
+      </w:r>
+      <w:proofErr w:type="spellStart"/>
+      <w:r>
+        <w:rPr>
+          <w:rFonts w:ascii="Arial" w:hAnsi="Arial" w:cs="Arial"/>
+        </w:rPr>
+        <w:t>DevTools</w:t>
+      </w:r>
+      <w:proofErr w:type="spellEnd"/>
+      <w:r>
+        <w:rPr>
+          <w:rFonts w:ascii="Arial" w:hAnsi="Arial" w:cs="Arial"/>
+        </w:rPr>
+        <w:t xml:space="preserve"> is network functionality. It helps to understand how the page communicates with the server, and it identifies the performance issues. Also, it facilitates data transfer optimization. </w:t>
+      </w:r>
+    </w:p>
+    <w:p>
+      <w:pPr>
+        <w:spacing w:after="0" w:line="480" w:lineRule="auto"/>
+        <w:ind w:firstLine="720"/>
+        <w:jc w:val="both"/>
+        <w:rPr>
+          <w:rFonts w:ascii="Arial" w:hAnsi="Arial" w:cs="Arial"/>
+        </w:rPr>
+      </w:pPr>
+      <w:r>
+        <w:rPr>
+          <w:rFonts w:ascii="Arial" w:hAnsi="Arial" w:cs="Arial"/>
+        </w:rPr>
+        <w:t xml:space="preserve">According to the </w:t>
+      </w:r>
+      <w:proofErr w:type="spellStart"/>
+      <w:r>
+        <w:rPr>
+          <w:rFonts w:ascii="Arial" w:hAnsi="Arial" w:cs="Arial"/>
+        </w:rPr>
+        <w:t>npm</w:t>
+      </w:r>
+      <w:proofErr w:type="spellEnd"/>
+      <w:r>
+        <w:rPr>
+          <w:rFonts w:ascii="Arial" w:hAnsi="Arial" w:cs="Arial"/>
+        </w:rPr>
+        <w:t xml:space="preserve"> Docs (n.d.), the largest software registry in the world is Node Package Manager (</w:t>
+      </w:r>
+      <w:proofErr w:type="spellStart"/>
+      <w:r>
+        <w:rPr>
+          <w:rFonts w:ascii="Arial" w:hAnsi="Arial" w:cs="Arial"/>
+        </w:rPr>
+        <w:t>npm</w:t>
+      </w:r>
+      <w:proofErr w:type="spellEnd"/>
+      <w:r>
+        <w:rPr>
+          <w:rFonts w:ascii="Arial" w:hAnsi="Arial" w:cs="Arial"/>
+        </w:rPr>
+        <w:t>). It is used to distribute software packages to open-source developers on many continents and by many organizations to oversee private work. It is also used to modify packages for apps, download standalone tools, run packages, and share code anywhere. NPM and Node.js are used together to create website APIs, automation, real-time, and single-page applications. There are many companies that use this, such as Netflix, Discord, LinkedIn, NASA, and PayPal. (</w:t>
+      </w:r>
+      <w:proofErr w:type="spellStart"/>
+      <w:r>
+        <w:rPr>
+          <w:rFonts w:ascii="Arial" w:hAnsi="Arial" w:cs="Arial"/>
+        </w:rPr>
+        <w:t>Harężlak</w:t>
+      </w:r>
+      <w:proofErr w:type="spellEnd"/>
+      <w:r>
+        <w:rPr>
+          <w:rFonts w:ascii="Arial" w:hAnsi="Arial" w:cs="Arial"/>
+        </w:rPr>
+        <w:t xml:space="preserve">, 2024) </w:t>
+      </w:r>
+    </w:p>
+    <w:p>
+      <w:pPr>
+        <w:spacing w:after="0" w:line="480" w:lineRule="auto"/>
+        <w:ind w:firstLine="720"/>
+        <w:jc w:val="both"/>
+        <w:rPr>
+          <w:rFonts w:ascii="Arial" w:hAnsi="Arial" w:cs="Arial"/>
+        </w:rPr>
+      </w:pPr>
+      <w:proofErr w:type="spellStart"/>
+      <w:r>
+        <w:rPr>
+          <w:rFonts w:ascii="Arial" w:hAnsi="Arial" w:cs="Arial"/>
+        </w:rPr>
+        <w:t>Devopedia</w:t>
+      </w:r>
+      <w:proofErr w:type="spellEnd"/>
+      <w:r>
+        <w:rPr>
+          <w:rFonts w:ascii="Arial" w:hAnsi="Arial" w:cs="Arial"/>
+        </w:rPr>
+        <w:t xml:space="preserve"> (2020) notes that package managers streamline software management by automating tasks such as installation, updates, configuration, and removal. A package typically consists of compressed files containing the software, settings, and dependency information. In addition, according to </w:t>
+      </w:r>
+      <w:proofErr w:type="spellStart"/>
+      <w:r>
+        <w:rPr>
+          <w:rFonts w:ascii="Arial" w:hAnsi="Arial" w:cs="Arial"/>
+        </w:rPr>
+        <w:t>Nineleaps</w:t>
+      </w:r>
+      <w:proofErr w:type="spellEnd"/>
+      <w:r>
+        <w:rPr>
+          <w:rFonts w:ascii="Arial" w:hAnsi="Arial" w:cs="Arial"/>
+        </w:rPr>
+        <w:t xml:space="preserve"> (2023), package management boosts productivity and streamlines development workflows, playing a crucial role in modern software development. Its key benefits include efficient dependency management, simplified version control, and optimized resource utilization, making a reliable package manager essential for contemporary software development. </w:t>
+      </w:r>
+    </w:p>
+    <w:p>
+      <w:pPr>
+        <w:spacing w:after="0" w:line="480" w:lineRule="auto"/>
+        <w:ind w:firstLine="720"/>
+        <w:jc w:val="both"/>
+        <w:rPr>
+          <w:rFonts w:ascii="Arial" w:hAnsi="Arial" w:cs="Arial"/>
+        </w:rPr>
+      </w:pPr>
+      <w:r>
+        <w:rPr>
+          <w:rFonts w:ascii="Arial" w:hAnsi="Arial" w:cs="Arial"/>
+        </w:rPr>
+        <w:lastRenderedPageBreak/>
+        <w:t>According to Coursera (2024), JavaScript is a flexible tool. It can be used to add interactivity to web pages and create simple to complex animations. Developers can use it for back-end development together with Node.js, but it is usually used for developing interactive front-end web pages. JavaScript is a common choice for web development because of its several advantages. For instance, learning the language is simple, as there is a lot of existing documentation and tutorials. It is widely available for users because almost every web browser supports JavaScript.</w:t>
+      </w:r>
     </w:p>
     <w:p>
       <w:pPr>
@@ -5693,40 +5983,293 @@
         <w:t>Related Studies</w:t>
       </w:r>
     </w:p>
-    <w:bookmarkEnd w:id="8"/>
-    <w:p>
-      <w:pPr>
-        <w:spacing w:before="100" w:beforeAutospacing="1" w:after="100" w:afterAutospacing="1" w:line="480" w:lineRule="auto"/>
-        <w:ind w:left="2880"/>
-        <w:jc w:val="both"/>
-        <w:rPr>
-          <w:rFonts w:ascii="Arial" w:hAnsi="Arial" w:cs="Arial"/>
-        </w:rPr>
-      </w:pPr>
-      <w:r>
-        <w:rPr>
-          <w:rFonts w:ascii="Arial" w:hAnsi="Arial" w:cs="Arial"/>
-        </w:rPr>
-        <w:t xml:space="preserve">   </w:t>
-      </w:r>
-    </w:p>
-    <w:p>
-      <w:pPr>
-        <w:spacing w:before="100" w:beforeAutospacing="1" w:after="100" w:afterAutospacing="1" w:line="480" w:lineRule="auto"/>
-        <w:jc w:val="both"/>
-        <w:rPr>
-          <w:rFonts w:ascii="Arial" w:hAnsi="Arial" w:cs="Arial"/>
-        </w:rPr>
-      </w:pPr>
-    </w:p>
-    <w:p>
-      <w:pPr>
-        <w:spacing w:before="100" w:beforeAutospacing="1" w:after="100" w:afterAutospacing="1" w:line="480" w:lineRule="auto"/>
-        <w:jc w:val="both"/>
-        <w:rPr>
-          <w:rFonts w:ascii="Arial" w:hAnsi="Arial" w:cs="Arial"/>
-        </w:rPr>
-      </w:pPr>
+    <w:p>
+      <w:pPr>
+        <w:spacing w:after="0" w:line="480" w:lineRule="auto"/>
+        <w:ind w:firstLine="720"/>
+        <w:jc w:val="both"/>
+        <w:rPr>
+          <w:rFonts w:ascii="Arial" w:hAnsi="Arial" w:cs="Arial"/>
+        </w:rPr>
+      </w:pPr>
+      <w:r>
+        <w:rPr>
+          <w:rFonts w:ascii="Arial" w:hAnsi="Arial" w:cs="Arial"/>
+        </w:rPr>
+        <w:t>When the COVID-19 pandemic started, teachers and learners faced difficulties in having quizzes online. The educators made an effort to search trusted media for them to have online quizzes. And with the help of QUIZIZZ, educators were able to teach online. It also has an entertainment area, where there are games. It helped learners to be more engaged in taking quizzes. (</w:t>
+      </w:r>
+      <w:proofErr w:type="spellStart"/>
+      <w:r>
+        <w:rPr>
+          <w:rFonts w:ascii="Arial" w:hAnsi="Arial" w:cs="Arial"/>
+        </w:rPr>
+        <w:t>Octorina</w:t>
+      </w:r>
+      <w:proofErr w:type="spellEnd"/>
+      <w:r>
+        <w:rPr>
+          <w:rFonts w:ascii="Arial" w:hAnsi="Arial" w:cs="Arial"/>
+        </w:rPr>
+        <w:t xml:space="preserve">, 2021) </w:t>
+      </w:r>
+    </w:p>
+    <w:p>
+      <w:pPr>
+        <w:spacing w:after="0" w:line="480" w:lineRule="auto"/>
+        <w:ind w:firstLine="720"/>
+        <w:jc w:val="both"/>
+        <w:rPr>
+          <w:rFonts w:ascii="Arial" w:hAnsi="Arial" w:cs="Arial"/>
+        </w:rPr>
+      </w:pPr>
+      <w:r>
+        <w:rPr>
+          <w:rFonts w:ascii="Arial" w:hAnsi="Arial" w:cs="Arial"/>
+        </w:rPr>
+        <w:t xml:space="preserve">As said by </w:t>
+      </w:r>
+      <w:proofErr w:type="spellStart"/>
+      <w:r>
+        <w:rPr>
+          <w:rFonts w:ascii="Arial" w:hAnsi="Arial" w:cs="Arial"/>
+        </w:rPr>
+        <w:t>Khairka</w:t>
+      </w:r>
+      <w:proofErr w:type="spellEnd"/>
+      <w:r>
+        <w:rPr>
+          <w:rFonts w:ascii="Arial" w:hAnsi="Arial" w:cs="Arial"/>
+        </w:rPr>
+        <w:t xml:space="preserve"> et al. (2024), the normal exam creation process is slow and difficult for both educators and learners, which leads to delays in result declaration. Multiple-choice questions (MCQs) are identified as the easy way of assessing student knowledge. </w:t>
+      </w:r>
+    </w:p>
+    <w:p>
+      <w:pPr>
+        <w:spacing w:after="0" w:line="480" w:lineRule="auto"/>
+        <w:ind w:firstLine="720"/>
+        <w:jc w:val="both"/>
+        <w:rPr>
+          <w:rFonts w:ascii="Arial" w:hAnsi="Arial" w:cs="Arial"/>
+        </w:rPr>
+      </w:pPr>
+      <w:r>
+        <w:rPr>
+          <w:rFonts w:ascii="Arial" w:hAnsi="Arial" w:cs="Arial"/>
+        </w:rPr>
+        <w:t xml:space="preserve">Student Response System (SRS) is a tool used in educational settings to gather real-time feedback from students during lectures or classes. It allows instructors to receive immediate insights into student understanding and engagement with the material. It has been used to help educators to engage students in the classroom. It will be well-known, as learning management systems </w:t>
+      </w:r>
+      <w:r>
+        <w:rPr>
+          <w:rFonts w:ascii="Arial" w:hAnsi="Arial" w:cs="Arial"/>
+        </w:rPr>
+        <w:lastRenderedPageBreak/>
+        <w:t xml:space="preserve">such as Moodle have implemented such SRS. Nevertheless, the tools nowadays are too limited to effectively support blended learning, especially in maintaining students' concentration. (Xie et al. 2023) </w:t>
+      </w:r>
+    </w:p>
+    <w:p>
+      <w:pPr>
+        <w:spacing w:after="0" w:line="480" w:lineRule="auto"/>
+        <w:ind w:firstLine="720"/>
+        <w:jc w:val="both"/>
+        <w:rPr>
+          <w:rFonts w:ascii="Arial" w:hAnsi="Arial" w:cs="Arial"/>
+        </w:rPr>
+      </w:pPr>
+      <w:proofErr w:type="spellStart"/>
+      <w:r>
+        <w:rPr>
+          <w:rFonts w:ascii="Arial" w:hAnsi="Arial" w:cs="Arial"/>
+        </w:rPr>
+        <w:t>Rüth</w:t>
+      </w:r>
+      <w:proofErr w:type="spellEnd"/>
+      <w:r>
+        <w:rPr>
+          <w:rFonts w:ascii="Arial" w:hAnsi="Arial" w:cs="Arial"/>
+        </w:rPr>
+        <w:t xml:space="preserve"> et al. (2021) discussed the basis of mobile quiz apps. Quiz apps have the potential to facilitate remote and self-regulated learning. In this context, automated feedback plays a crucial role. They examined the effects of two feedback types of quiz apps on performance, namely, the standard corrective feedback and feedback that incorporates additional information related to the correct response option. </w:t>
+      </w:r>
+    </w:p>
+    <w:p>
+      <w:pPr>
+        <w:spacing w:after="0" w:line="480" w:lineRule="auto"/>
+        <w:ind w:firstLine="720"/>
+        <w:jc w:val="both"/>
+        <w:rPr>
+          <w:rFonts w:ascii="Arial" w:hAnsi="Arial" w:cs="Arial"/>
+        </w:rPr>
+      </w:pPr>
+      <w:r>
+        <w:rPr>
+          <w:rFonts w:ascii="Arial" w:hAnsi="Arial" w:cs="Arial"/>
+        </w:rPr>
+        <w:t xml:space="preserve">As stated by Wang et al. (2023), compared to 4G networks, 5G offers easier deployment, reduced transmission delay, higher reliability, greater bandwidth, and broader connectivity. These advantages address key challenges in traditional manufacturing transformation, such as complex wiring requirements and heightened sensitivity to delays and stability issues. </w:t>
+      </w:r>
+    </w:p>
+    <w:p>
+      <w:pPr>
+        <w:spacing w:after="0" w:line="480" w:lineRule="auto"/>
+        <w:ind w:firstLine="720"/>
+        <w:jc w:val="both"/>
+        <w:rPr>
+          <w:rFonts w:ascii="Arial" w:hAnsi="Arial" w:cs="Arial"/>
+        </w:rPr>
+      </w:pPr>
+      <w:r>
+        <w:rPr>
+          <w:rFonts w:ascii="Arial" w:hAnsi="Arial" w:cs="Arial"/>
+        </w:rPr>
+        <w:t>Blended learning, that is, the combination of online and offline teaching and learning, can enhance students' understanding of many concepts. Furthermore, blended learning positively affected students; for instance, many achieved higher scores with the blended method compared to the traditional method. (</w:t>
+      </w:r>
+      <w:proofErr w:type="spellStart"/>
+      <w:r>
+        <w:rPr>
+          <w:rFonts w:ascii="Arial" w:hAnsi="Arial" w:cs="Arial"/>
+        </w:rPr>
+        <w:t>Setyawan</w:t>
+      </w:r>
+      <w:proofErr w:type="spellEnd"/>
+      <w:r>
+        <w:rPr>
+          <w:rFonts w:ascii="Arial" w:hAnsi="Arial" w:cs="Arial"/>
+        </w:rPr>
+        <w:t xml:space="preserve">, 2019) </w:t>
+      </w:r>
+    </w:p>
+    <w:p>
+      <w:pPr>
+        <w:spacing w:after="0" w:line="480" w:lineRule="auto"/>
+        <w:ind w:firstLine="720"/>
+        <w:jc w:val="both"/>
+        <w:rPr>
+          <w:rFonts w:ascii="Arial" w:hAnsi="Arial" w:cs="Arial"/>
+        </w:rPr>
+      </w:pPr>
+      <w:r>
+        <w:rPr>
+          <w:rFonts w:ascii="Arial" w:hAnsi="Arial" w:cs="Arial"/>
+        </w:rPr>
+        <w:t xml:space="preserve">According to </w:t>
+      </w:r>
+      <w:proofErr w:type="spellStart"/>
+      <w:r>
+        <w:rPr>
+          <w:rFonts w:ascii="Arial" w:hAnsi="Arial" w:cs="Arial"/>
+        </w:rPr>
+        <w:t>Munoto</w:t>
+      </w:r>
+      <w:proofErr w:type="spellEnd"/>
+      <w:r>
+        <w:rPr>
+          <w:rFonts w:ascii="Arial" w:hAnsi="Arial" w:cs="Arial"/>
+        </w:rPr>
+        <w:t xml:space="preserve"> et al. (2021), by using M-learning (mobile learning), learners attain more information and enhance their interest in learning due to entertainment. It is a combination of electronic learning (e-learning) and mobile </w:t>
+      </w:r>
+      <w:r>
+        <w:rPr>
+          <w:rFonts w:ascii="Arial" w:hAnsi="Arial" w:cs="Arial"/>
+        </w:rPr>
+        <w:lastRenderedPageBreak/>
+        <w:t xml:space="preserve">computing, making the application accessible anytime and anywhere through mobile devices. </w:t>
+      </w:r>
+    </w:p>
+    <w:p>
+      <w:pPr>
+        <w:spacing w:after="0" w:line="480" w:lineRule="auto"/>
+        <w:ind w:firstLine="720"/>
+        <w:jc w:val="both"/>
+        <w:rPr>
+          <w:rFonts w:ascii="Arial" w:hAnsi="Arial" w:cs="Arial"/>
+        </w:rPr>
+      </w:pPr>
+      <w:r>
+        <w:rPr>
+          <w:rFonts w:ascii="Arial" w:hAnsi="Arial" w:cs="Arial"/>
+        </w:rPr>
+        <w:t xml:space="preserve">Based on the study of </w:t>
+      </w:r>
+      <w:proofErr w:type="spellStart"/>
+      <w:r>
+        <w:rPr>
+          <w:rFonts w:ascii="Arial" w:hAnsi="Arial" w:cs="Arial"/>
+        </w:rPr>
+        <w:t>Smiderle</w:t>
+      </w:r>
+      <w:proofErr w:type="spellEnd"/>
+      <w:r>
+        <w:rPr>
+          <w:rFonts w:ascii="Arial" w:hAnsi="Arial" w:cs="Arial"/>
+        </w:rPr>
+        <w:t xml:space="preserve"> et al. (2020), similar to how games can improve specific skills and maximize learning, gamification of education can increase student engagement levels. They have examined how gamification affects students' behavior, learning, and engagement based on their personality traits. Their findings indicated that the effect of gamification depends on the user's characteristics. </w:t>
+      </w:r>
+    </w:p>
+    <w:p>
+      <w:pPr>
+        <w:spacing w:after="0" w:line="480" w:lineRule="auto"/>
+        <w:ind w:firstLine="720"/>
+        <w:jc w:val="both"/>
+        <w:rPr>
+          <w:rFonts w:ascii="Arial" w:hAnsi="Arial" w:cs="Arial"/>
+        </w:rPr>
+      </w:pPr>
+      <w:r>
+        <w:rPr>
+          <w:rFonts w:ascii="Arial" w:hAnsi="Arial" w:cs="Arial"/>
+        </w:rPr>
+        <w:t>Quizzes are used to test the understanding of a given material. And in e-learning, quizzes are typically conducted online. Online quizzes often have a time schedule, a time limit, and a limited number of attempts to answer. If students take tests at the same time, most are extremely likely to fail, especially if the network is unstable. To address this issue, a desktop-based offline quiz application was developed. Students use the offline quiz program to view all of the available quizzes. While answering is completed offline, downloading and uploading processes still require an internet connection. (</w:t>
+      </w:r>
+      <w:proofErr w:type="spellStart"/>
+      <w:r>
+        <w:rPr>
+          <w:rFonts w:ascii="Arial" w:hAnsi="Arial" w:cs="Arial"/>
+        </w:rPr>
+        <w:t>Mutiawani</w:t>
+      </w:r>
+      <w:proofErr w:type="spellEnd"/>
+      <w:r>
+        <w:rPr>
+          <w:rFonts w:ascii="Arial" w:hAnsi="Arial" w:cs="Arial"/>
+        </w:rPr>
+        <w:t xml:space="preserve"> et al., 2020) </w:t>
+      </w:r>
+    </w:p>
+    <w:p>
+      <w:pPr>
+        <w:spacing w:after="0" w:line="480" w:lineRule="auto"/>
+        <w:ind w:firstLine="720"/>
+        <w:jc w:val="both"/>
+        <w:rPr>
+          <w:rFonts w:ascii="Arial" w:hAnsi="Arial" w:cs="Arial"/>
+        </w:rPr>
+      </w:pPr>
+      <w:r>
+        <w:rPr>
+          <w:rFonts w:ascii="Arial" w:hAnsi="Arial" w:cs="Arial"/>
+        </w:rPr>
+        <w:t xml:space="preserve">Shoesmith et al. (2020) made a game called Organic Fanatic, a free mobile game with quizzes that helps students evaluate their knowledge of organic structures and reactivity in an entertaining, arcade-style setting. Pupils said Organic Fanatic was a fun and creative way to learn organic chemistry. In organic chemistry education, such an interactive resource has proven to be a useful element in enabling a blended learning environment. Progress mechanics (points, badges, and leaderboards), narrative and characters, player control, instant </w:t>
+      </w:r>
+      <w:r>
+        <w:rPr>
+          <w:rFonts w:ascii="Arial" w:hAnsi="Arial" w:cs="Arial"/>
+        </w:rPr>
+        <w:lastRenderedPageBreak/>
+        <w:t>feedback, opportunities for cooperative problem-solving, scaffolded learning with escalating challenges, opportunities for mastery and leveling up, and social interaction are some aspects of games that can help inspire students and make learning fun and easier.</w:t>
+      </w:r>
+      <w:bookmarkEnd w:id="8"/>
+    </w:p>
+    <w:p>
+      <w:pPr>
+        <w:spacing w:line="259" w:lineRule="auto"/>
+        <w:rPr>
+          <w:rFonts w:ascii="Arial" w:hAnsi="Arial" w:cs="Arial"/>
+        </w:rPr>
+      </w:pPr>
+      <w:r>
+        <w:rPr>
+          <w:rFonts w:ascii="Arial" w:hAnsi="Arial" w:cs="Arial"/>
+        </w:rPr>
+        <w:br w:type="page"/>
+      </w:r>
     </w:p>
     <w:p>
       <w:pPr>
@@ -5891,7 +6434,7 @@
           <w:rFonts w:ascii="Arial" w:hAnsi="Arial" w:cs="Arial"/>
           <w:bCs/>
         </w:rPr>
-        <w:t>This study will be conducted in Sta. Maria Integrated High School during the first semester of the academic year 2025-2026.  The respondents will be chosen from grade 10 students.</w:t>
+        <w:t>This study will be conducted in Sta. Maria Integrated High School during the first semester of the academic year 2025-2026. The respondents will be chosen from grade 10 students.</w:t>
       </w:r>
     </w:p>
     <w:p>
@@ -6090,7 +6633,7 @@
         <w:rPr>
           <w:rFonts w:ascii="Arial" w:hAnsi="Arial" w:cs="Arial"/>
         </w:rPr>
-        <w:t xml:space="preserve">  </w:t>
+        <w:t xml:space="preserve"> </w:t>
       </w:r>
       <w:r>
         <w:rPr>
@@ -6114,7 +6657,7 @@
         <w:rPr>
           <w:rFonts w:ascii="Arial" w:hAnsi="Arial" w:cs="Arial"/>
         </w:rPr>
-        <w:t xml:space="preserve">  It also does not require randomly selected respondent groups</w:t>
+        <w:t xml:space="preserve"> It also does not require randomly selected respondent groups</w:t>
       </w:r>
       <w:r>
         <w:rPr>
@@ -6193,7 +6736,7 @@
           <w:rFonts w:ascii="Arial" w:hAnsi="Arial" w:cs="Arial"/>
           <w:bCs/>
         </w:rPr>
-        <w:t xml:space="preserve">  </w:t>
+        <w:t xml:space="preserve"> </w:t>
       </w:r>
       <w:r>
         <w:rPr>
@@ -6245,7 +6788,7 @@
           <w:rFonts w:ascii="Arial" w:hAnsi="Arial" w:cs="Arial"/>
           <w:bCs/>
         </w:rPr>
-        <w:t xml:space="preserve"> a stratified sampling technique with purposive elements.  </w:t>
+        <w:t xml:space="preserve"> a stratified sampling technique with purposive elements. </w:t>
       </w:r>
       <w:r>
         <w:rPr>
@@ -6266,13 +6809,6 @@
           <w:rFonts w:ascii="Arial" w:hAnsi="Arial" w:cs="Arial"/>
           <w:bCs/>
         </w:rPr>
-        <w:t xml:space="preserve"> </w:t>
-      </w:r>
-      <w:r>
-        <w:rPr>
-          <w:rFonts w:ascii="Arial" w:hAnsi="Arial" w:cs="Arial"/>
-          <w:bCs/>
-        </w:rPr>
         <w:t xml:space="preserve">This seems </w:t>
       </w:r>
       <w:r>
@@ -6288,13 +6824,6 @@
           <w:bCs/>
         </w:rPr>
         <w:t>.</w:t>
-      </w:r>
-      <w:r>
-        <w:rPr>
-          <w:rFonts w:ascii="Arial" w:hAnsi="Arial" w:cs="Arial"/>
-          <w:bCs/>
-        </w:rPr>
-        <w:t xml:space="preserve"> </w:t>
       </w:r>
       <w:r>
         <w:rPr>
@@ -6541,6 +7070,7 @@
           <w:p>
             <w:pPr>
               <w:spacing w:before="100" w:beforeAutospacing="1" w:after="100" w:afterAutospacing="1" w:line="240" w:lineRule="auto"/>
+              <w:jc w:val="center"/>
               <w:rPr>
                 <w:rFonts w:ascii="Arial" w:hAnsi="Arial" w:cs="Arial"/>
               </w:rPr>
@@ -6602,6 +7132,7 @@
           <w:p>
             <w:pPr>
               <w:spacing w:before="100" w:beforeAutospacing="1" w:after="100" w:afterAutospacing="1" w:line="240" w:lineRule="auto"/>
+              <w:jc w:val="center"/>
               <w:rPr>
                 <w:rFonts w:ascii="Arial" w:hAnsi="Arial" w:cs="Arial"/>
               </w:rPr>
@@ -6651,6 +7182,7 @@
           <w:p>
             <w:pPr>
               <w:spacing w:before="100" w:beforeAutospacing="1" w:after="100" w:afterAutospacing="1" w:line="240" w:lineRule="auto"/>
+              <w:jc w:val="center"/>
               <w:rPr>
                 <w:rFonts w:ascii="Arial" w:hAnsi="Arial" w:cs="Arial"/>
               </w:rPr>
@@ -6783,7 +7315,25 @@
                 <w:b/>
                 <w:bCs/>
               </w:rPr>
-              <w:t>Amount (Php)</w:t>
+              <w:t>Amount (</w:t>
+            </w:r>
+            <w:proofErr w:type="spellStart"/>
+            <w:r>
+              <w:rPr>
+                <w:rFonts w:ascii="Arial" w:hAnsi="Arial" w:cs="Arial"/>
+                <w:b/>
+                <w:bCs/>
+              </w:rPr>
+              <w:t>Php</w:t>
+            </w:r>
+            <w:proofErr w:type="spellEnd"/>
+            <w:r>
+              <w:rPr>
+                <w:rFonts w:ascii="Arial" w:hAnsi="Arial" w:cs="Arial"/>
+                <w:b/>
+                <w:bCs/>
+              </w:rPr>
+              <w:t>)</w:t>
             </w:r>
           </w:p>
         </w:tc>
@@ -7113,7 +7663,7 @@
           <w:rFonts w:ascii="Arial" w:hAnsi="Arial" w:cs="Arial"/>
           <w:lang w:val="en-US"/>
         </w:rPr>
-        <w:t xml:space="preserve">  This will help in making the application look </w:t>
+        <w:t xml:space="preserve"> This will help in making the application look </w:t>
       </w:r>
       <w:r>
         <w:rPr>
@@ -7135,21 +7685,7 @@
           <w:rFonts w:ascii="Arial" w:hAnsi="Arial" w:cs="Arial"/>
           <w:lang w:val="en-US"/>
         </w:rPr>
-        <w:t>to users.</w:t>
-      </w:r>
-      <w:r>
-        <w:rPr>
-          <w:rFonts w:ascii="Arial" w:hAnsi="Arial" w:cs="Arial"/>
-          <w:lang w:val="en-US"/>
-        </w:rPr>
-        <w:t xml:space="preserve"> </w:t>
-      </w:r>
-      <w:r>
-        <w:rPr>
-          <w:rFonts w:ascii="Arial" w:hAnsi="Arial" w:cs="Arial"/>
-          <w:lang w:val="en-US"/>
-        </w:rPr>
-        <w:t xml:space="preserve"> </w:t>
+        <w:t xml:space="preserve">to users. </w:t>
       </w:r>
       <w:r>
         <w:rPr>
@@ -7293,7 +7829,28 @@
           <w:rFonts w:ascii="Arial" w:hAnsi="Arial" w:cs="Arial"/>
           <w:lang w:val="en-US"/>
         </w:rPr>
-        <w:t>.</w:t>
+        <w:t xml:space="preserve">. </w:t>
+      </w:r>
+      <w:r>
+        <w:rPr>
+          <w:rFonts w:ascii="Arial" w:hAnsi="Arial" w:cs="Arial"/>
+          <w:lang w:val="en-US"/>
+        </w:rPr>
+        <w:t xml:space="preserve">The application has 2 separate </w:t>
+      </w:r>
+      <w:r>
+        <w:rPr>
+          <w:rFonts w:ascii="Arial" w:hAnsi="Arial" w:cs="Arial"/>
+          <w:lang w:val="en-US"/>
+        </w:rPr>
+        <w:t>workspaces</w:t>
+      </w:r>
+      <w:r>
+        <w:rPr>
+          <w:rFonts w:ascii="Arial" w:hAnsi="Arial" w:cs="Arial"/>
+          <w:lang w:val="en-US"/>
+        </w:rPr>
+        <w:t>, one for mobile development and the other for desktops</w:t>
       </w:r>
       <w:r>
         <w:rPr>
@@ -7307,6 +7864,13 @@
           <w:rFonts w:ascii="Arial" w:hAnsi="Arial" w:cs="Arial"/>
           <w:lang w:val="en-US"/>
         </w:rPr>
+        <w:t>The 2 platforms will use different executable frameworks to achieve better device compatibility while maintaining the use of JavaScript.</w:t>
+      </w:r>
+      <w:r>
+        <w:rPr>
+          <w:rFonts w:ascii="Arial" w:hAnsi="Arial" w:cs="Arial"/>
+          <w:lang w:val="en-US"/>
+        </w:rPr>
         <w:t xml:space="preserve"> </w:t>
       </w:r>
       <w:r>
@@ -7314,21 +7878,14 @@
           <w:rFonts w:ascii="Arial" w:hAnsi="Arial" w:cs="Arial"/>
           <w:lang w:val="en-US"/>
         </w:rPr>
-        <w:t xml:space="preserve">The application has 2 separate </w:t>
-      </w:r>
-      <w:r>
-        <w:rPr>
-          <w:rFonts w:ascii="Arial" w:hAnsi="Arial" w:cs="Arial"/>
-          <w:lang w:val="en-US"/>
-        </w:rPr>
-        <w:t>workspaces</w:t>
-      </w:r>
-      <w:r>
-        <w:rPr>
-          <w:rFonts w:ascii="Arial" w:hAnsi="Arial" w:cs="Arial"/>
-          <w:lang w:val="en-US"/>
-        </w:rPr>
-        <w:t>, one for mobile development and the other for desktops.</w:t>
+        <w:t>T</w:t>
+      </w:r>
+      <w:r>
+        <w:rPr>
+          <w:rFonts w:ascii="Arial" w:hAnsi="Arial" w:cs="Arial"/>
+          <w:lang w:val="en-US"/>
+        </w:rPr>
+        <w:t>he mobile executables will be made with Apache Cordova and Electron for desktops.</w:t>
       </w:r>
       <w:r>
         <w:rPr>
@@ -7336,41 +7893,6 @@
           <w:lang w:val="en-US"/>
         </w:rPr>
         <w:t xml:space="preserve"> </w:t>
-      </w:r>
-      <w:r>
-        <w:rPr>
-          <w:rFonts w:ascii="Arial" w:hAnsi="Arial" w:cs="Arial"/>
-          <w:lang w:val="en-US"/>
-        </w:rPr>
-        <w:t xml:space="preserve"> </w:t>
-      </w:r>
-      <w:r>
-        <w:rPr>
-          <w:rFonts w:ascii="Arial" w:hAnsi="Arial" w:cs="Arial"/>
-          <w:lang w:val="en-US"/>
-        </w:rPr>
-        <w:t xml:space="preserve">The 2 platforms will use different executable frameworks to achieve better device compatibility while maintaining the use of JavaScript.  </w:t>
-      </w:r>
-      <w:r>
-        <w:rPr>
-          <w:rFonts w:ascii="Arial" w:hAnsi="Arial" w:cs="Arial"/>
-          <w:lang w:val="en-US"/>
-        </w:rPr>
-        <w:t>T</w:t>
-      </w:r>
-      <w:r>
-        <w:rPr>
-          <w:rFonts w:ascii="Arial" w:hAnsi="Arial" w:cs="Arial"/>
-          <w:lang w:val="en-US"/>
-        </w:rPr>
-        <w:t>he mobile executables will be made with Apache Cordova and Electron for desktops.</w:t>
-      </w:r>
-      <w:r>
-        <w:rPr>
-          <w:rFonts w:ascii="Arial" w:hAnsi="Arial" w:cs="Arial"/>
-          <w:lang w:val="en-US"/>
-        </w:rPr>
-        <w:t xml:space="preserve">  </w:t>
       </w:r>
       <w:r>
         <w:rPr>
@@ -7577,7 +8099,7 @@
           <w:rFonts w:ascii="Arial" w:hAnsi="Arial" w:cs="Arial"/>
           <w:lang w:val="en-US"/>
         </w:rPr>
-        <w:t xml:space="preserve">errors.  Once the researchers are </w:t>
+        <w:t xml:space="preserve">errors. Once the researchers are </w:t>
       </w:r>
       <w:r>
         <w:rPr>
@@ -7605,7 +8127,7 @@
           <w:rFonts w:ascii="Arial" w:hAnsi="Arial" w:cs="Arial"/>
           <w:lang w:val="en-US"/>
         </w:rPr>
-        <w:t xml:space="preserve"> several ways.  It can be distributed by</w:t>
+        <w:t xml:space="preserve"> several ways. It can be distributed by</w:t>
       </w:r>
       <w:r>
         <w:rPr>
@@ -7679,7 +8201,7 @@
           <w:rFonts w:ascii="Arial" w:hAnsi="Arial" w:cs="Arial"/>
           <w:bCs/>
         </w:rPr>
-        <w:t xml:space="preserve">In this research study, the researchers will use a survey questionnaire to ‎collect, analyze, and measure data regarding the Quieazy application to determine its acceptability and performance.  The instrument of the study will be inspected and assessed by the researchers to make sure it will be accurate and effective </w:t>
+        <w:t xml:space="preserve">In this research study, the researchers will use a survey questionnaire to ‎collect, analyze, and measure data regarding the Quieazy application to determine its acceptability and performance. The instrument of the study will be inspected and assessed by the researchers to make sure it will be accurate and effective </w:t>
       </w:r>
       <w:r>
         <w:rPr>
@@ -7687,7 +8209,7 @@
           <w:bCs/>
         </w:rPr>
         <w:lastRenderedPageBreak/>
-        <w:t>before it is distributed.  The questionnaire consisted of questions about the usability, design, security, graphical performance, and transmission continuity.</w:t>
+        <w:t>before it is distributed. The questionnaire consisted of questions about the usability, design, security, graphical performance, and transmission continuity.</w:t>
       </w:r>
     </w:p>
     <w:p>
@@ -8390,7 +8912,7 @@
         <w:rPr>
           <w:rFonts w:ascii="Arial" w:hAnsi="Arial" w:cs="Arial"/>
         </w:rPr>
-        <w:t xml:space="preserve"> conducting the study from the school principal and the practical research adviser.   </w:t>
+        <w:t xml:space="preserve"> conducting the study from the school principal and the practical research adviser. </w:t>
       </w:r>
       <w:r>
         <w:rPr>
@@ -8408,7 +8930,7 @@
         <w:rPr>
           <w:rFonts w:ascii="Arial" w:hAnsi="Arial" w:cs="Arial"/>
         </w:rPr>
-        <w:t xml:space="preserve"> This </w:t>
+        <w:t xml:space="preserve">This </w:t>
       </w:r>
       <w:r>
         <w:rPr>
@@ -8480,7 +9002,7 @@
         <w:rPr>
           <w:rFonts w:ascii="Arial" w:hAnsi="Arial" w:cs="Arial"/>
         </w:rPr>
-        <w:t xml:space="preserve">  </w:t>
+        <w:t xml:space="preserve"> </w:t>
       </w:r>
       <w:r>
         <w:rPr>
@@ -8541,7 +9063,7 @@
         <w:rPr>
           <w:rFonts w:ascii="Arial" w:hAnsi="Arial" w:cs="Arial"/>
         </w:rPr>
-        <w:t xml:space="preserve"> Students who wil</w:t>
+        <w:t>Students who wil</w:t>
       </w:r>
       <w:r>
         <w:rPr>
@@ -8559,7 +9081,7 @@
         <w:rPr>
           <w:rFonts w:ascii="Arial" w:hAnsi="Arial" w:cs="Arial"/>
         </w:rPr>
-        <w:t xml:space="preserve">  </w:t>
+        <w:t xml:space="preserve"> </w:t>
       </w:r>
       <w:r>
         <w:rPr>
@@ -8579,57 +9101,6 @@
         </w:rPr>
         <w:t>analyze the data using appropriate methods of statistics, obeying the guidelines provided in the research plan.</w:t>
       </w:r>
-    </w:p>
-    <w:p>
-      <w:pPr>
-        <w:tabs>
-          <w:tab w:val="left" w:pos="720"/>
-          <w:tab w:val="left" w:pos="1440"/>
-          <w:tab w:val="left" w:pos="2160"/>
-          <w:tab w:val="left" w:pos="2880"/>
-          <w:tab w:val="left" w:pos="3600"/>
-          <w:tab w:val="left" w:pos="5383"/>
-        </w:tabs>
-        <w:spacing w:line="480" w:lineRule="auto"/>
-        <w:jc w:val="both"/>
-        <w:rPr>
-          <w:rFonts w:ascii="Arial" w:hAnsi="Arial" w:cs="Arial"/>
-        </w:rPr>
-      </w:pPr>
-    </w:p>
-    <w:p>
-      <w:pPr>
-        <w:tabs>
-          <w:tab w:val="left" w:pos="720"/>
-          <w:tab w:val="left" w:pos="1440"/>
-          <w:tab w:val="left" w:pos="2160"/>
-          <w:tab w:val="left" w:pos="2880"/>
-          <w:tab w:val="left" w:pos="3600"/>
-          <w:tab w:val="left" w:pos="5383"/>
-        </w:tabs>
-        <w:spacing w:line="480" w:lineRule="auto"/>
-        <w:jc w:val="both"/>
-        <w:rPr>
-          <w:rFonts w:ascii="Arial" w:hAnsi="Arial" w:cs="Arial"/>
-        </w:rPr>
-      </w:pPr>
-    </w:p>
-    <w:p>
-      <w:pPr>
-        <w:tabs>
-          <w:tab w:val="left" w:pos="720"/>
-          <w:tab w:val="left" w:pos="1440"/>
-          <w:tab w:val="left" w:pos="2160"/>
-          <w:tab w:val="left" w:pos="2880"/>
-          <w:tab w:val="left" w:pos="3600"/>
-          <w:tab w:val="left" w:pos="5383"/>
-        </w:tabs>
-        <w:spacing w:line="480" w:lineRule="auto"/>
-        <w:jc w:val="both"/>
-        <w:rPr>
-          <w:rFonts w:ascii="Arial" w:hAnsi="Arial" w:cs="Arial"/>
-        </w:rPr>
-      </w:pPr>
     </w:p>
     <w:p>
       <w:pPr>

--- a/SHS/Group 6_Manuscript_Raw.docx
+++ b/SHS/Group 6_Manuscript_Raw.docx
@@ -1020,146 +1020,119 @@
           <w:bCs/>
           <w:lang w:val="en-US"/>
         </w:rPr>
-        <w:t xml:space="preserve">Background of </w:t>
-      </w:r>
-      <w:proofErr w:type="gramStart"/>
-      <w:r>
-        <w:rPr>
-          <w:rFonts w:ascii="Arial" w:hAnsi="Arial" w:cs="Arial"/>
-          <w:b/>
-          <w:bCs/>
+        <w:t>Background of the Study</w:t>
+      </w:r>
+    </w:p>
+    <w:p>
+      <w:pPr>
+        <w:spacing w:after="0" w:line="480" w:lineRule="auto"/>
+        <w:jc w:val="both"/>
+        <w:rPr>
+          <w:rFonts w:ascii="Arial" w:hAnsi="Arial" w:cs="Arial"/>
           <w:lang w:val="en-US"/>
         </w:rPr>
-        <w:t>the Study</w:t>
-      </w:r>
-      <w:proofErr w:type="gramEnd"/>
-    </w:p>
-    <w:p>
-      <w:pPr>
-        <w:spacing w:after="0" w:line="480" w:lineRule="auto"/>
-        <w:jc w:val="both"/>
-        <w:rPr>
-          <w:rFonts w:ascii="Arial" w:hAnsi="Arial" w:cs="Arial"/>
+      </w:pPr>
+      <w:r>
+        <w:rPr>
+          <w:rFonts w:ascii="Arial" w:hAnsi="Arial" w:cs="Arial"/>
+          <w:b/>
+          <w:bCs/>
           <w:lang w:val="en-US"/>
         </w:rPr>
-      </w:pPr>
-      <w:r>
-        <w:rPr>
-          <w:rFonts w:ascii="Arial" w:hAnsi="Arial" w:cs="Arial"/>
-          <w:b/>
-          <w:bCs/>
+        <w:tab/>
+      </w:r>
+      <w:r>
+        <w:rPr>
+          <w:rFonts w:ascii="Arial" w:hAnsi="Arial" w:cs="Arial"/>
           <w:lang w:val="en-US"/>
         </w:rPr>
-        <w:tab/>
+        <w:t xml:space="preserve">The goal of this study </w:t>
       </w:r>
       <w:r>
         <w:rPr>
           <w:rFonts w:ascii="Arial" w:hAnsi="Arial" w:cs="Arial"/>
           <w:lang w:val="en-US"/>
         </w:rPr>
-        <w:t xml:space="preserve">The goal of this study </w:t>
+        <w:t>is</w:t>
       </w:r>
       <w:r>
         <w:rPr>
           <w:rFonts w:ascii="Arial" w:hAnsi="Arial" w:cs="Arial"/>
           <w:lang w:val="en-US"/>
         </w:rPr>
-        <w:t>is</w:t>
+        <w:t xml:space="preserve"> to develop an alternative offline quiz application that enables teachers and students to administer and participate in assessments without internet connectivity. According to Enez (2024), an emotional attachment to smartphones can result in "nomophobia", it became a coping strategy to some individuals because of the entertainment giving them peace of mind. Moreover, it acknowledges the increasing dependence of students on digital devices. Consequently, it will grant a clear and purposeful role </w:t>
       </w:r>
       <w:r>
         <w:rPr>
           <w:rFonts w:ascii="Arial" w:hAnsi="Arial" w:cs="Arial"/>
           <w:lang w:val="en-US"/>
         </w:rPr>
-        <w:t xml:space="preserve"> to develop an alternative offline quiz application that enables teachers and students to administer and participate in assessments without internet connectivity. According to Enez (2024), an emotional attachment to smartphones can result in "nomophobia", it became a coping strategy to some individuals because of the entertainment giving them peace of mind. Moreover, it acknowledges the increasing dependence of students on digital devices. Consequently, it will grant a clear and purposeful role </w:t>
+        <w:t>in</w:t>
       </w:r>
       <w:r>
         <w:rPr>
           <w:rFonts w:ascii="Arial" w:hAnsi="Arial" w:cs="Arial"/>
           <w:lang w:val="en-US"/>
         </w:rPr>
-        <w:t>in</w:t>
+        <w:t xml:space="preserve"> technology by promoting the practical use of devices. Also, using </w:t>
       </w:r>
       <w:r>
         <w:rPr>
           <w:rFonts w:ascii="Arial" w:hAnsi="Arial" w:cs="Arial"/>
           <w:lang w:val="en-US"/>
         </w:rPr>
-        <w:t xml:space="preserve"> technology by promoting the practical use of devices. Also, using </w:t>
+        <w:t xml:space="preserve">quiz </w:t>
       </w:r>
       <w:r>
         <w:rPr>
           <w:rFonts w:ascii="Arial" w:hAnsi="Arial" w:cs="Arial"/>
           <w:lang w:val="en-US"/>
         </w:rPr>
-        <w:t xml:space="preserve">quiz </w:t>
+        <w:t>application</w:t>
       </w:r>
       <w:r>
         <w:rPr>
           <w:rFonts w:ascii="Arial" w:hAnsi="Arial" w:cs="Arial"/>
           <w:lang w:val="en-US"/>
         </w:rPr>
-        <w:t>application</w:t>
+        <w:t>s</w:t>
       </w:r>
       <w:r>
         <w:rPr>
           <w:rFonts w:ascii="Arial" w:hAnsi="Arial" w:cs="Arial"/>
           <w:lang w:val="en-US"/>
         </w:rPr>
-        <w:t>s</w:t>
-      </w:r>
+        <w:t xml:space="preserve"> will enhance the interactivity of students to sessions in every class as according to </w:t>
+      </w:r>
+      <w:proofErr w:type="spellStart"/>
       <w:r>
         <w:rPr>
           <w:rFonts w:ascii="Arial" w:hAnsi="Arial" w:cs="Arial"/>
           <w:lang w:val="en-US"/>
         </w:rPr>
-        <w:t xml:space="preserve"> will enhance the interactivity of students to sessions in every class as according to </w:t>
-      </w:r>
-      <w:proofErr w:type="spellStart"/>
+        <w:t>Gumasing</w:t>
+      </w:r>
+      <w:proofErr w:type="spellEnd"/>
       <w:r>
         <w:rPr>
           <w:rFonts w:ascii="Arial" w:hAnsi="Arial" w:cs="Arial"/>
           <w:lang w:val="en-US"/>
         </w:rPr>
-        <w:t>Gumasing</w:t>
-      </w:r>
-      <w:proofErr w:type="spellEnd"/>
+        <w:t>, et. al. (2022)</w:t>
+      </w:r>
       <w:r>
         <w:rPr>
           <w:rFonts w:ascii="Arial" w:hAnsi="Arial" w:cs="Arial"/>
           <w:lang w:val="en-US"/>
         </w:rPr>
-        <w:t xml:space="preserve">, et. </w:t>
-      </w:r>
-      <w:proofErr w:type="gramStart"/>
+        <w:t>,</w:t>
+      </w:r>
       <w:r>
         <w:rPr>
           <w:rFonts w:ascii="Arial" w:hAnsi="Arial" w:cs="Arial"/>
           <w:lang w:val="en-US"/>
         </w:rPr>
-        <w:t>al. (2022)</w:t>
-      </w:r>
-      <w:r>
-        <w:rPr>
-          <w:rFonts w:ascii="Arial" w:hAnsi="Arial" w:cs="Arial"/>
-          <w:lang w:val="en-US"/>
-        </w:rPr>
-        <w:t>,</w:t>
-      </w:r>
-      <w:r>
-        <w:rPr>
-          <w:rFonts w:ascii="Arial" w:hAnsi="Arial" w:cs="Arial"/>
-          <w:lang w:val="en-US"/>
-        </w:rPr>
-        <w:t xml:space="preserve"> learners</w:t>
-      </w:r>
-      <w:proofErr w:type="gramEnd"/>
-      <w:r>
-        <w:rPr>
-          <w:rFonts w:ascii="Arial" w:hAnsi="Arial" w:cs="Arial"/>
-          <w:lang w:val="en-US"/>
-        </w:rPr>
-        <w:t xml:space="preserve"> feel bored in some classes because of the lack of interaction, by providing creative and helpful programs during class such as interactive games, so that the students can focus on learning while having fun. Moreover, the application is particularly beneficial in areas with limited or no internet </w:t>
+        <w:t xml:space="preserve"> learners feel bored in some classes because of the lack of interaction, by providing creative and helpful programs during class such as interactive games, so that the students can focus on learning while having fun. Moreover, the application is particularly beneficial in areas with limited or no internet </w:t>
       </w:r>
       <w:r>
         <w:rPr>
@@ -4129,7 +4102,6 @@
           <w14:ligatures w14:val="none"/>
         </w:rPr>
       </w:pPr>
-      <w:proofErr w:type="gramStart"/>
       <w:r>
         <w:rPr>
           <w:rFonts w:ascii="Arial" w:eastAsiaTheme="minorEastAsia" w:hAnsi="Arial" w:cs="Arial"/>
@@ -4148,7 +4120,6 @@
         </w:rPr>
         <w:t>;</w:t>
       </w:r>
-      <w:proofErr w:type="gramEnd"/>
     </w:p>
     <w:p>
       <w:pPr>
@@ -6051,21 +6022,7 @@
         <w:rPr>
           <w:rFonts w:ascii="Arial" w:hAnsi="Arial" w:cs="Arial"/>
         </w:rPr>
-        <w:t xml:space="preserve">When the COVID-19 pandemic started, teachers and learners faced difficulties in having quizzes online. The educators </w:t>
-      </w:r>
-      <w:proofErr w:type="gramStart"/>
-      <w:r>
-        <w:rPr>
-          <w:rFonts w:ascii="Arial" w:hAnsi="Arial" w:cs="Arial"/>
-        </w:rPr>
-        <w:t>made an effort</w:t>
-      </w:r>
-      <w:proofErr w:type="gramEnd"/>
-      <w:r>
-        <w:rPr>
-          <w:rFonts w:ascii="Arial" w:hAnsi="Arial" w:cs="Arial"/>
-        </w:rPr>
-        <w:t xml:space="preserve"> to search trusted media for them to have online quizzes. And with the help of QUIZIZZ, educators were able to teach online. It also has an entertainment area, where there are games. It helped learners to be more engaged in taking quizzes. (</w:t>
+        <w:t>When the COVID-19 pandemic started, teachers and learners faced difficulties in having quizzes online. The educators made an effort to search trusted media for them to have online quizzes. And with the help of QUIZIZZ, educators were able to teach online. It also has an entertainment area, where there are games. It helped learners to be more engaged in taking quizzes. (</w:t>
       </w:r>
       <w:proofErr w:type="spellStart"/>
       <w:r>
@@ -6269,21 +6226,7 @@
         <w:rPr>
           <w:rFonts w:ascii="Arial" w:hAnsi="Arial" w:cs="Arial"/>
         </w:rPr>
-        <w:t xml:space="preserve"> et al. (2020), </w:t>
-      </w:r>
-      <w:proofErr w:type="gramStart"/>
-      <w:r>
-        <w:rPr>
-          <w:rFonts w:ascii="Arial" w:hAnsi="Arial" w:cs="Arial"/>
-        </w:rPr>
-        <w:t>similar to</w:t>
-      </w:r>
-      <w:proofErr w:type="gramEnd"/>
-      <w:r>
-        <w:rPr>
-          <w:rFonts w:ascii="Arial" w:hAnsi="Arial" w:cs="Arial"/>
-        </w:rPr>
-        <w:t xml:space="preserve"> how games can improve specific skills and maximize learning, gamification of education can increase student engagement levels. They have examined how gamification affects students' behavior, learning, and engagement based on their personality traits. Their findings indicated that the effect of gamification depends on the user's characteristics. </w:t>
+        <w:t xml:space="preserve"> et al. (2020), similar to how games can improve specific skills and maximize learning, gamification of education can increase student engagement levels. They have examined how gamification affects students' behavior, learning, and engagement based on their personality traits. Their findings indicated that the effect of gamification depends on the user's characteristics. </w:t>
       </w:r>
     </w:p>
     <w:p>
@@ -6299,21 +6242,7 @@
         <w:rPr>
           <w:rFonts w:ascii="Arial" w:hAnsi="Arial" w:cs="Arial"/>
         </w:rPr>
-        <w:t xml:space="preserve">Quizzes are used to test the understanding of a given material. And in e-learning, quizzes are typically conducted online. Online quizzes often have a time schedule, a time limit, and a limited number of attempts to answer. If students take tests at the same time, most are extremely likely to fail, especially if the network is unstable. To address this issue, a desktop-based offline quiz application was developed. Students use the offline quiz program to view </w:t>
-      </w:r>
-      <w:proofErr w:type="gramStart"/>
-      <w:r>
-        <w:rPr>
-          <w:rFonts w:ascii="Arial" w:hAnsi="Arial" w:cs="Arial"/>
-        </w:rPr>
-        <w:t>all of</w:t>
-      </w:r>
-      <w:proofErr w:type="gramEnd"/>
-      <w:r>
-        <w:rPr>
-          <w:rFonts w:ascii="Arial" w:hAnsi="Arial" w:cs="Arial"/>
-        </w:rPr>
-        <w:t xml:space="preserve"> the available quizzes. While answering is completed offline, downloading and uploading processes still require an internet connection. (</w:t>
+        <w:t>Quizzes are used to test the understanding of a given material. And in e-learning, quizzes are typically conducted online. Online quizzes often have a time schedule, a time limit, and a limited number of attempts to answer. If students take tests at the same time, most are extremely likely to fail, especially if the network is unstable. To address this issue, a desktop-based offline quiz application was developed. Students use the offline quiz program to view all of the available quizzes. While answering is completed offline, downloading and uploading processes still require an internet connection. (</w:t>
       </w:r>
       <w:proofErr w:type="spellStart"/>
       <w:r>
@@ -22546,7 +22475,19 @@
         <w:rPr>
           <w:rFonts w:ascii="Arial" w:hAnsi="Arial" w:cs="Arial"/>
         </w:rPr>
-        <w:t>1. Quieazy can be a valuable digital tool for learners in creating, hosting and</w:t>
+        <w:t xml:space="preserve">1. Quieazy </w:t>
+      </w:r>
+      <w:r>
+        <w:rPr>
+          <w:rFonts w:ascii="Arial" w:hAnsi="Arial" w:cs="Arial"/>
+        </w:rPr>
+        <w:t xml:space="preserve">is an acceptable </w:t>
+      </w:r>
+      <w:r>
+        <w:rPr>
+          <w:rFonts w:ascii="Arial" w:hAnsi="Arial" w:cs="Arial"/>
+        </w:rPr>
+        <w:t>digital tool for learners in creating, hosting and</w:t>
       </w:r>
       <w:r>
         <w:rPr>
@@ -22593,7 +22534,31 @@
         <w:rPr>
           <w:rFonts w:ascii="Arial" w:hAnsi="Arial" w:cs="Arial"/>
         </w:rPr>
-        <w:t>Quieazy is an effective digital tool for learners, based on its graphical</w:t>
+        <w:t>Quieazy is a</w:t>
+      </w:r>
+      <w:r>
+        <w:rPr>
+          <w:rFonts w:ascii="Arial" w:hAnsi="Arial" w:cs="Arial"/>
+        </w:rPr>
+        <w:t xml:space="preserve"> </w:t>
+      </w:r>
+      <w:r>
+        <w:rPr>
+          <w:rFonts w:ascii="Arial" w:hAnsi="Arial" w:cs="Arial"/>
+        </w:rPr>
+        <w:t>performant</w:t>
+      </w:r>
+      <w:r>
+        <w:rPr>
+          <w:rFonts w:ascii="Arial" w:hAnsi="Arial" w:cs="Arial"/>
+        </w:rPr>
+        <w:t xml:space="preserve"> </w:t>
+      </w:r>
+      <w:r>
+        <w:rPr>
+          <w:rFonts w:ascii="Arial" w:hAnsi="Arial" w:cs="Arial"/>
+        </w:rPr>
+        <w:t>digital tool for learners, based on its graphical</w:t>
       </w:r>
       <w:r>
         <w:rPr>
@@ -22628,7 +22593,25 @@
         <w:rPr>
           <w:rFonts w:ascii="Arial" w:hAnsi="Arial" w:cs="Arial"/>
         </w:rPr>
-        <w:t>3. Quieazy helps its users to have another option in creating and taking quizzes.</w:t>
+        <w:t xml:space="preserve">3. </w:t>
+      </w:r>
+      <w:r>
+        <w:rPr>
+          <w:rFonts w:ascii="Arial" w:hAnsi="Arial" w:cs="Arial"/>
+        </w:rPr>
+        <w:t>There is a significant relationship between th</w:t>
+      </w:r>
+      <w:r>
+        <w:rPr>
+          <w:rFonts w:ascii="Arial" w:hAnsi="Arial" w:cs="Arial"/>
+        </w:rPr>
+        <w:t>e</w:t>
+      </w:r>
+      <w:r>
+        <w:rPr>
+          <w:rFonts w:ascii="Arial" w:hAnsi="Arial" w:cs="Arial"/>
+        </w:rPr>
+        <w:t xml:space="preserve"> acceptability and performance</w:t>
       </w:r>
       <w:r>
         <w:rPr>
@@ -22641,110 +22624,21 @@
         <w:rPr>
           <w:rFonts w:ascii="Arial" w:hAnsi="Arial" w:cs="Arial"/>
         </w:rPr>
-        <w:t>Where they can do it digitally offline. It has a clean layout, tracks results and</w:t>
-      </w:r>
-      <w:r>
-        <w:rPr>
-          <w:rFonts w:ascii="Arial" w:hAnsi="Arial" w:cs="Arial"/>
-        </w:rPr>
-        <w:br/>
-        <w:t xml:space="preserve">    </w:t>
-      </w:r>
-      <w:r>
-        <w:rPr>
-          <w:rFonts w:ascii="Arial" w:hAnsi="Arial" w:cs="Arial"/>
-        </w:rPr>
-        <w:t>progress, smooth interface, along with good security and low latency</w:t>
-      </w:r>
-      <w:r>
-        <w:rPr>
-          <w:rFonts w:ascii="Arial" w:hAnsi="Arial" w:cs="Arial"/>
-        </w:rPr>
-        <w:br/>
-        <w:t xml:space="preserve">    </w:t>
-      </w:r>
-      <w:r>
-        <w:rPr>
-          <w:rFonts w:ascii="Arial" w:hAnsi="Arial" w:cs="Arial"/>
-        </w:rPr>
-        <w:t>connection.</w:t>
-      </w:r>
-    </w:p>
-    <w:p>
-      <w:pPr>
-        <w:tabs>
-          <w:tab w:val="left" w:pos="720"/>
-          <w:tab w:val="left" w:pos="1440"/>
-          <w:tab w:val="left" w:pos="2160"/>
-          <w:tab w:val="left" w:pos="2880"/>
-          <w:tab w:val="left" w:pos="3600"/>
-          <w:tab w:val="left" w:pos="5383"/>
-        </w:tabs>
-        <w:spacing w:after="0" w:line="480" w:lineRule="auto"/>
-        <w:rPr>
-          <w:rFonts w:ascii="Arial" w:hAnsi="Arial" w:cs="Arial"/>
-        </w:rPr>
-      </w:pPr>
-    </w:p>
-    <w:p>
-      <w:pPr>
-        <w:tabs>
-          <w:tab w:val="left" w:pos="720"/>
-          <w:tab w:val="left" w:pos="1440"/>
-          <w:tab w:val="left" w:pos="2160"/>
-          <w:tab w:val="left" w:pos="2880"/>
-          <w:tab w:val="left" w:pos="3600"/>
-          <w:tab w:val="left" w:pos="5383"/>
-        </w:tabs>
-        <w:spacing w:after="0" w:line="480" w:lineRule="auto"/>
-        <w:rPr>
-          <w:rFonts w:ascii="Arial" w:hAnsi="Arial" w:cs="Arial"/>
-        </w:rPr>
-      </w:pPr>
-    </w:p>
-    <w:p>
-      <w:pPr>
-        <w:tabs>
-          <w:tab w:val="left" w:pos="720"/>
-          <w:tab w:val="left" w:pos="1440"/>
-          <w:tab w:val="left" w:pos="2160"/>
-          <w:tab w:val="left" w:pos="2880"/>
-          <w:tab w:val="left" w:pos="3600"/>
-          <w:tab w:val="left" w:pos="5383"/>
-        </w:tabs>
-        <w:spacing w:after="0" w:line="480" w:lineRule="auto"/>
-        <w:rPr>
-          <w:rFonts w:ascii="Arial" w:hAnsi="Arial" w:cs="Arial"/>
-        </w:rPr>
-      </w:pPr>
-    </w:p>
-    <w:p>
-      <w:pPr>
-        <w:tabs>
-          <w:tab w:val="left" w:pos="720"/>
-          <w:tab w:val="left" w:pos="1440"/>
-          <w:tab w:val="left" w:pos="2160"/>
-          <w:tab w:val="left" w:pos="2880"/>
-          <w:tab w:val="left" w:pos="3600"/>
-          <w:tab w:val="left" w:pos="5383"/>
-        </w:tabs>
-        <w:spacing w:after="0" w:line="480" w:lineRule="auto"/>
-        <w:rPr>
-          <w:rFonts w:ascii="Arial" w:hAnsi="Arial" w:cs="Arial"/>
-        </w:rPr>
-      </w:pPr>
-    </w:p>
-    <w:p>
-      <w:pPr>
-        <w:tabs>
-          <w:tab w:val="left" w:pos="720"/>
-          <w:tab w:val="left" w:pos="1440"/>
-          <w:tab w:val="left" w:pos="2160"/>
-          <w:tab w:val="left" w:pos="2880"/>
-          <w:tab w:val="left" w:pos="3600"/>
-          <w:tab w:val="left" w:pos="5383"/>
-        </w:tabs>
-        <w:spacing w:after="0" w:line="480" w:lineRule="auto"/>
+        <w:t>of Quieazy.</w:t>
+      </w:r>
+    </w:p>
+    <w:p>
+      <w:pPr>
+        <w:tabs>
+          <w:tab w:val="left" w:pos="720"/>
+          <w:tab w:val="left" w:pos="1440"/>
+          <w:tab w:val="left" w:pos="2160"/>
+          <w:tab w:val="left" w:pos="2880"/>
+          <w:tab w:val="left" w:pos="3600"/>
+          <w:tab w:val="left" w:pos="5383"/>
+        </w:tabs>
+        <w:spacing w:after="0" w:line="480" w:lineRule="auto"/>
+        <w:jc w:val="both"/>
         <w:rPr>
           <w:rFonts w:ascii="Arial" w:hAnsi="Arial" w:cs="Arial"/>
           <w:b/>
@@ -22752,34 +22646,13 @@
           <w:lang w:val="en-US"/>
         </w:rPr>
       </w:pPr>
-    </w:p>
-    <w:p>
-      <w:pPr>
-        <w:tabs>
-          <w:tab w:val="left" w:pos="720"/>
-          <w:tab w:val="left" w:pos="1440"/>
-          <w:tab w:val="left" w:pos="2160"/>
-          <w:tab w:val="left" w:pos="2880"/>
-          <w:tab w:val="left" w:pos="3600"/>
-          <w:tab w:val="left" w:pos="5383"/>
-        </w:tabs>
-        <w:spacing w:after="0" w:line="480" w:lineRule="auto"/>
-        <w:jc w:val="both"/>
+      <w:r>
         <w:rPr>
           <w:rFonts w:ascii="Arial" w:hAnsi="Arial" w:cs="Arial"/>
           <w:b/>
           <w:bCs/>
           <w:lang w:val="en-US"/>
         </w:rPr>
-      </w:pPr>
-      <w:r>
-        <w:rPr>
-          <w:rFonts w:ascii="Arial" w:hAnsi="Arial" w:cs="Arial"/>
-          <w:b/>
-          <w:bCs/>
-          <w:lang w:val="en-US"/>
-        </w:rPr>
-        <w:lastRenderedPageBreak/>
         <w:t>R</w:t>
       </w:r>
       <w:r>
@@ -22833,35 +22706,14 @@
           <w:rFonts w:ascii="Arial" w:hAnsi="Arial" w:cs="Arial"/>
           <w:color w:val="000000" w:themeColor="text1"/>
         </w:rPr>
-        <w:t>1. The researchers recommend publish</w:t>
+        <w:t>1.</w:t>
       </w:r>
       <w:r>
         <w:rPr>
           <w:rFonts w:ascii="Arial" w:hAnsi="Arial" w:cs="Arial"/>
           <w:color w:val="000000" w:themeColor="text1"/>
         </w:rPr>
-        <w:t>ing the application</w:t>
-      </w:r>
-      <w:r>
-        <w:rPr>
-          <w:rFonts w:ascii="Arial" w:hAnsi="Arial" w:cs="Arial"/>
-          <w:color w:val="000000" w:themeColor="text1"/>
-        </w:rPr>
-        <w:t xml:space="preserve"> on</w:t>
-      </w:r>
-      <w:r>
-        <w:rPr>
-          <w:rFonts w:ascii="Arial" w:hAnsi="Arial" w:cs="Arial"/>
-          <w:color w:val="000000" w:themeColor="text1"/>
-        </w:rPr>
-        <w:t xml:space="preserve"> the</w:t>
-      </w:r>
-      <w:r>
-        <w:rPr>
-          <w:rFonts w:ascii="Arial" w:hAnsi="Arial" w:cs="Arial"/>
-          <w:color w:val="000000" w:themeColor="text1"/>
-        </w:rPr>
-        <w:t xml:space="preserve"> Play Store.</w:t>
+        <w:t xml:space="preserve"> </w:t>
       </w:r>
     </w:p>
     <w:p>
@@ -22879,28 +22731,35 @@
           <w:rFonts w:ascii="Arial" w:hAnsi="Arial" w:cs="Arial"/>
           <w:color w:val="000000" w:themeColor="text1"/>
         </w:rPr>
-        <w:t xml:space="preserve">2. The researchers suggest </w:t>
+        <w:t>1. The researchers recommend publish</w:t>
       </w:r>
       <w:r>
         <w:rPr>
           <w:rFonts w:ascii="Arial" w:hAnsi="Arial" w:cs="Arial"/>
           <w:color w:val="000000" w:themeColor="text1"/>
         </w:rPr>
-        <w:t>making</w:t>
+        <w:t>ing the application</w:t>
       </w:r>
       <w:r>
         <w:rPr>
           <w:rFonts w:ascii="Arial" w:hAnsi="Arial" w:cs="Arial"/>
           <w:color w:val="000000" w:themeColor="text1"/>
         </w:rPr>
-        <w:t xml:space="preserve"> the application available on iOS devices</w:t>
+        <w:t xml:space="preserve"> on</w:t>
       </w:r>
       <w:r>
         <w:rPr>
           <w:rFonts w:ascii="Arial" w:hAnsi="Arial" w:cs="Arial"/>
           <w:color w:val="000000" w:themeColor="text1"/>
         </w:rPr>
-        <w:t>.</w:t>
+        <w:t xml:space="preserve"> the</w:t>
+      </w:r>
+      <w:r>
+        <w:rPr>
+          <w:rFonts w:ascii="Arial" w:hAnsi="Arial" w:cs="Arial"/>
+          <w:color w:val="000000" w:themeColor="text1"/>
+        </w:rPr>
+        <w:t xml:space="preserve"> Play Store.</w:t>
       </w:r>
     </w:p>
     <w:p>
@@ -22918,35 +22777,21 @@
           <w:rFonts w:ascii="Arial" w:hAnsi="Arial" w:cs="Arial"/>
           <w:color w:val="000000" w:themeColor="text1"/>
         </w:rPr>
-        <w:t>3. The researchers also recommend the ability to</w:t>
+        <w:t xml:space="preserve">2. The researchers suggest </w:t>
       </w:r>
       <w:r>
         <w:rPr>
           <w:rFonts w:ascii="Arial" w:hAnsi="Arial" w:cs="Arial"/>
           <w:color w:val="000000" w:themeColor="text1"/>
         </w:rPr>
-        <w:t xml:space="preserve"> </w:t>
+        <w:t>making</w:t>
       </w:r>
       <w:r>
         <w:rPr>
           <w:rFonts w:ascii="Arial" w:hAnsi="Arial" w:cs="Arial"/>
           <w:color w:val="000000" w:themeColor="text1"/>
         </w:rPr>
-        <w:t>use themes</w:t>
-      </w:r>
-      <w:r>
-        <w:rPr>
-          <w:rFonts w:ascii="Arial" w:hAnsi="Arial" w:cs="Arial"/>
-          <w:color w:val="000000" w:themeColor="text1"/>
-        </w:rPr>
-        <w:t>,</w:t>
-      </w:r>
-      <w:r>
-        <w:rPr>
-          <w:rFonts w:ascii="Arial" w:hAnsi="Arial" w:cs="Arial"/>
-          <w:color w:val="000000" w:themeColor="text1"/>
-        </w:rPr>
-        <w:t xml:space="preserve"> specifically light     mode for better visibility</w:t>
+        <w:t xml:space="preserve"> the application available on iOS devices</w:t>
       </w:r>
       <w:r>
         <w:rPr>
@@ -22971,35 +22816,36 @@
           <w:rFonts w:ascii="Arial" w:hAnsi="Arial" w:cs="Arial"/>
           <w:color w:val="000000" w:themeColor="text1"/>
         </w:rPr>
-        <w:t>4. The researchers propose to have tutorial</w:t>
+        <w:lastRenderedPageBreak/>
+        <w:t>3. The researchers also recommend the ability to</w:t>
       </w:r>
       <w:r>
         <w:rPr>
           <w:rFonts w:ascii="Arial" w:hAnsi="Arial" w:cs="Arial"/>
           <w:color w:val="000000" w:themeColor="text1"/>
         </w:rPr>
-        <w:t>s</w:t>
+        <w:t xml:space="preserve"> </w:t>
       </w:r>
       <w:r>
         <w:rPr>
           <w:rFonts w:ascii="Arial" w:hAnsi="Arial" w:cs="Arial"/>
           <w:color w:val="000000" w:themeColor="text1"/>
         </w:rPr>
-        <w:t xml:space="preserve"> </w:t>
+        <w:t>use themes</w:t>
       </w:r>
       <w:r>
         <w:rPr>
           <w:rFonts w:ascii="Arial" w:hAnsi="Arial" w:cs="Arial"/>
           <w:color w:val="000000" w:themeColor="text1"/>
         </w:rPr>
-        <w:t>in</w:t>
+        <w:t>,</w:t>
       </w:r>
       <w:r>
         <w:rPr>
           <w:rFonts w:ascii="Arial" w:hAnsi="Arial" w:cs="Arial"/>
           <w:color w:val="000000" w:themeColor="text1"/>
         </w:rPr>
-        <w:t xml:space="preserve"> using the application</w:t>
+        <w:t xml:space="preserve"> specifically light     mode for better visibility</w:t>
       </w:r>
       <w:r>
         <w:rPr>
@@ -23024,6 +22870,59 @@
           <w:rFonts w:ascii="Arial" w:hAnsi="Arial" w:cs="Arial"/>
           <w:color w:val="000000" w:themeColor="text1"/>
         </w:rPr>
+        <w:t>4. The researchers propose to have tutorial</w:t>
+      </w:r>
+      <w:r>
+        <w:rPr>
+          <w:rFonts w:ascii="Arial" w:hAnsi="Arial" w:cs="Arial"/>
+          <w:color w:val="000000" w:themeColor="text1"/>
+        </w:rPr>
+        <w:t>s</w:t>
+      </w:r>
+      <w:r>
+        <w:rPr>
+          <w:rFonts w:ascii="Arial" w:hAnsi="Arial" w:cs="Arial"/>
+          <w:color w:val="000000" w:themeColor="text1"/>
+        </w:rPr>
+        <w:t xml:space="preserve"> </w:t>
+      </w:r>
+      <w:r>
+        <w:rPr>
+          <w:rFonts w:ascii="Arial" w:hAnsi="Arial" w:cs="Arial"/>
+          <w:color w:val="000000" w:themeColor="text1"/>
+        </w:rPr>
+        <w:t>in</w:t>
+      </w:r>
+      <w:r>
+        <w:rPr>
+          <w:rFonts w:ascii="Arial" w:hAnsi="Arial" w:cs="Arial"/>
+          <w:color w:val="000000" w:themeColor="text1"/>
+        </w:rPr>
+        <w:t xml:space="preserve"> using the application</w:t>
+      </w:r>
+      <w:r>
+        <w:rPr>
+          <w:rFonts w:ascii="Arial" w:hAnsi="Arial" w:cs="Arial"/>
+          <w:color w:val="000000" w:themeColor="text1"/>
+        </w:rPr>
+        <w:t>.</w:t>
+      </w:r>
+    </w:p>
+    <w:p>
+      <w:pPr>
+        <w:spacing w:line="480" w:lineRule="auto"/>
+        <w:ind w:left="-90"/>
+        <w:jc w:val="both"/>
+        <w:rPr>
+          <w:rFonts w:ascii="Arial" w:hAnsi="Arial" w:cs="Arial"/>
+          <w:color w:val="000000" w:themeColor="text1"/>
+        </w:rPr>
+      </w:pPr>
+      <w:r>
+        <w:rPr>
+          <w:rFonts w:ascii="Arial" w:hAnsi="Arial" w:cs="Arial"/>
+          <w:color w:val="000000" w:themeColor="text1"/>
+        </w:rPr>
         <w:t>5. The researchers recommend the ability to export results as an excel spreadsheet</w:t>
       </w:r>
       <w:r>
@@ -23088,61 +22987,7 @@
           <w:bCs/>
           <w:color w:val="000000" w:themeColor="text1"/>
         </w:rPr>
-        <w:t xml:space="preserve">Ahmed, R. (2023). What Are </w:t>
-      </w:r>
-      <w:proofErr w:type="gramStart"/>
-      <w:r>
-        <w:rPr>
-          <w:rFonts w:ascii="Arial" w:hAnsi="Arial" w:cs="Arial"/>
-          <w:bCs/>
-          <w:color w:val="000000" w:themeColor="text1"/>
-        </w:rPr>
-        <w:t>The</w:t>
-      </w:r>
-      <w:proofErr w:type="gramEnd"/>
-      <w:r>
-        <w:rPr>
-          <w:rFonts w:ascii="Arial" w:hAnsi="Arial" w:cs="Arial"/>
-          <w:bCs/>
-          <w:color w:val="000000" w:themeColor="text1"/>
-        </w:rPr>
-        <w:t xml:space="preserve"> Advantages </w:t>
-      </w:r>
-      <w:proofErr w:type="gramStart"/>
-      <w:r>
-        <w:rPr>
-          <w:rFonts w:ascii="Arial" w:hAnsi="Arial" w:cs="Arial"/>
-          <w:bCs/>
-          <w:color w:val="000000" w:themeColor="text1"/>
-        </w:rPr>
-        <w:t>Of</w:t>
-      </w:r>
-      <w:proofErr w:type="gramEnd"/>
-      <w:r>
-        <w:rPr>
-          <w:rFonts w:ascii="Arial" w:hAnsi="Arial" w:cs="Arial"/>
-          <w:bCs/>
-          <w:color w:val="000000" w:themeColor="text1"/>
-        </w:rPr>
-        <w:t xml:space="preserve"> Learning Apps </w:t>
-      </w:r>
-      <w:proofErr w:type="gramStart"/>
-      <w:r>
-        <w:rPr>
-          <w:rFonts w:ascii="Arial" w:hAnsi="Arial" w:cs="Arial"/>
-          <w:bCs/>
-          <w:color w:val="000000" w:themeColor="text1"/>
-        </w:rPr>
-        <w:t>For</w:t>
-      </w:r>
-      <w:proofErr w:type="gramEnd"/>
-      <w:r>
-        <w:rPr>
-          <w:rFonts w:ascii="Arial" w:hAnsi="Arial" w:cs="Arial"/>
-          <w:bCs/>
-          <w:color w:val="000000" w:themeColor="text1"/>
-        </w:rPr>
-        <w:t xml:space="preserve"> Students Nowadays. https://elearningindustry.com/what-are-the-advantages-of-learning-apps-for-students-nowadays</w:t>
+        <w:t>Ahmed, R. (2023). What Are The Advantages Of Learning Apps For Students Nowadays. https://elearningindustry.com/what-are-the-advantages-of-learning-apps-for-students-nowadays</w:t>
       </w:r>
     </w:p>
     <w:p>
@@ -23302,43 +23147,7 @@
           <w:bCs/>
           <w:color w:val="000000" w:themeColor="text1"/>
         </w:rPr>
-        <w:t>Coursera Staff (2025</w:t>
-      </w:r>
-      <w:proofErr w:type="gramStart"/>
-      <w:r>
-        <w:rPr>
-          <w:rFonts w:ascii="Arial" w:hAnsi="Arial" w:cs="Arial"/>
-          <w:bCs/>
-          <w:color w:val="000000" w:themeColor="text1"/>
-        </w:rPr>
-        <w:t>).What</w:t>
-      </w:r>
-      <w:proofErr w:type="gramEnd"/>
-      <w:r>
-        <w:rPr>
-          <w:rFonts w:ascii="Arial" w:hAnsi="Arial" w:cs="Arial"/>
-          <w:bCs/>
-          <w:color w:val="000000" w:themeColor="text1"/>
-        </w:rPr>
-        <w:t xml:space="preserve"> Is JavaScript Used </w:t>
-      </w:r>
-      <w:proofErr w:type="gramStart"/>
-      <w:r>
-        <w:rPr>
-          <w:rFonts w:ascii="Arial" w:hAnsi="Arial" w:cs="Arial"/>
-          <w:bCs/>
-          <w:color w:val="000000" w:themeColor="text1"/>
-        </w:rPr>
-        <w:t>For?.</w:t>
-      </w:r>
-      <w:proofErr w:type="gramEnd"/>
-      <w:r>
-        <w:rPr>
-          <w:rFonts w:ascii="Arial" w:hAnsi="Arial" w:cs="Arial"/>
-          <w:bCs/>
-          <w:color w:val="000000" w:themeColor="text1"/>
-        </w:rPr>
-        <w:t xml:space="preserve"> Coursera. https://www.coursera.org/articles/what-is-javascript-used-For</w:t>
+        <w:t>Coursera Staff (2025).What Is JavaScript Used For?. Coursera. https://www.coursera.org/articles/what-is-javascript-used-For</w:t>
       </w:r>
     </w:p>
     <w:p>
@@ -23358,25 +23167,7 @@
           <w:color w:val="000000" w:themeColor="text1"/>
         </w:rPr>
         <w:lastRenderedPageBreak/>
-        <w:t xml:space="preserve">Dukes, E. (2023). How To Make </w:t>
-      </w:r>
-      <w:proofErr w:type="gramStart"/>
-      <w:r>
-        <w:rPr>
-          <w:rFonts w:ascii="Arial" w:hAnsi="Arial" w:cs="Arial"/>
-          <w:bCs/>
-          <w:color w:val="000000" w:themeColor="text1"/>
-        </w:rPr>
-        <w:t>An</w:t>
-      </w:r>
-      <w:proofErr w:type="gramEnd"/>
-      <w:r>
-        <w:rPr>
-          <w:rFonts w:ascii="Arial" w:hAnsi="Arial" w:cs="Arial"/>
-          <w:bCs/>
-          <w:color w:val="000000" w:themeColor="text1"/>
-        </w:rPr>
-        <w:t xml:space="preserve"> Educational Application. https://citizenside.com/technology/how-to-make-an-educational-application/</w:t>
+        <w:t>Dukes, E. (2023). How To Make An Educational Application. https://citizenside.com/technology/how-to-make-an-educational-application/</w:t>
       </w:r>
     </w:p>
     <w:p>
@@ -23414,7 +23205,23 @@
           <w:bCs/>
           <w:color w:val="000000" w:themeColor="text1"/>
         </w:rPr>
-        <w:t>Enez, Ö. (2024). The Effect of Mobile Phone Attachment and Extended Self on Nomophobia among University Students: The Mediating Role of Materialism. Turkish Psychological Counseling and Guidance Journal, 14(73), 153-170.https://www.researchgate.net/publication/381787520_The_Effect_of_Mobile_Phone_Attachment_and_Extended_Self_on_Nomophobia_among_University_Students_The_Mediating_Role_of_Materialism/citations</w:t>
+        <w:t>Enez, Ö. (2024). The Effect of Mobile Phone Attachment and Extended Self on Nomophobia among University Students: The Mediating Role of Materialism. Turkish Psychological Counseling and Guidance Journal, 14(73), 153-170.</w:t>
+      </w:r>
+      <w:r>
+        <w:rPr>
+          <w:rFonts w:ascii="Arial" w:hAnsi="Arial" w:cs="Arial"/>
+          <w:bCs/>
+          <w:color w:val="000000" w:themeColor="text1"/>
+        </w:rPr>
+        <w:t xml:space="preserve"> </w:t>
+      </w:r>
+      <w:r>
+        <w:rPr>
+          <w:rFonts w:ascii="Arial" w:hAnsi="Arial" w:cs="Arial"/>
+          <w:bCs/>
+          <w:color w:val="000000" w:themeColor="text1"/>
+        </w:rPr>
+        <w:t>https://www.researchgate.net/publication/381787520_The_Effect_of_Mobile_Phone_Attachment_and_Extended_Self_on_Nomophobia_among_University_Students_The_Mediating_Role_of_Materialism/citations</w:t>
       </w:r>
     </w:p>
     <w:p>
@@ -23433,7 +23240,23 @@
           <w:bCs/>
           <w:color w:val="000000" w:themeColor="text1"/>
         </w:rPr>
-        <w:t>García Fernández de Castro, E. J., García Puche, E. J., &amp; Jabba Molinares, D. (2025). Dynamic Low-Latency Load Balancing Model to Improve Quality of Experience in a Hybrid Fog and Edge Architecture for Massively Multiplayer Online (MMO) Games. Applied Sciences, 15(12), 6379.https://www.mdpi.com/2076-3417/15/12/6379</w:t>
+        <w:t>García Fernández de Castro, E. J., García Puche, E. J., &amp; Jabba Molinares, D. (2025). Dynamic Low-Latency Load Balancing Model to Improve Quality of Experience in a Hybrid Fog and Edge Architecture for Massively Multiplayer Online (MMO) Games. Applied Sciences, 15(12), 6379.</w:t>
+      </w:r>
+      <w:r>
+        <w:rPr>
+          <w:rFonts w:ascii="Arial" w:hAnsi="Arial" w:cs="Arial"/>
+          <w:bCs/>
+          <w:color w:val="000000" w:themeColor="text1"/>
+        </w:rPr>
+        <w:t xml:space="preserve"> </w:t>
+      </w:r>
+      <w:r>
+        <w:rPr>
+          <w:rFonts w:ascii="Arial" w:hAnsi="Arial" w:cs="Arial"/>
+          <w:bCs/>
+          <w:color w:val="000000" w:themeColor="text1"/>
+        </w:rPr>
+        <w:t>https://www.mdpi.com/2076-3417/15/12/6379</w:t>
       </w:r>
     </w:p>
     <w:p>
@@ -23490,25 +23313,23 @@
           <w:color w:val="000000" w:themeColor="text1"/>
         </w:rPr>
         <w:lastRenderedPageBreak/>
-        <w:t>Conference on Industrial Engineering and Operations Management, Orlando, Florida, USA (pp. 12-14</w:t>
-      </w:r>
-      <w:proofErr w:type="gramStart"/>
+        <w:t>Conference on Industrial Engineering and Operations Management, Orlando, Florida, USA (pp. 12-14).</w:t>
+      </w:r>
       <w:r>
         <w:rPr>
           <w:rFonts w:ascii="Arial" w:hAnsi="Arial" w:cs="Arial"/>
           <w:bCs/>
           <w:color w:val="000000" w:themeColor="text1"/>
         </w:rPr>
-        <w:t>).https://ieomsociety.org/proceedings/2022orlando/521.pdf</w:t>
-      </w:r>
-      <w:proofErr w:type="gramEnd"/>
+        <w:t xml:space="preserve"> </w:t>
+      </w:r>
       <w:r>
         <w:rPr>
           <w:rFonts w:ascii="Arial" w:hAnsi="Arial" w:cs="Arial"/>
           <w:bCs/>
           <w:color w:val="000000" w:themeColor="text1"/>
         </w:rPr>
-        <w:t>?</w:t>
+        <w:t>https://ieomsociety.org/proceedings/2022orlando/521.pdf</w:t>
       </w:r>
     </w:p>
     <w:p>
@@ -23830,43 +23651,7 @@
           <w:bCs/>
           <w:color w:val="000000" w:themeColor="text1"/>
         </w:rPr>
-        <w:t xml:space="preserve">Khomyn, A. (2025). The Complete Guide </w:t>
-      </w:r>
-      <w:proofErr w:type="gramStart"/>
-      <w:r>
-        <w:rPr>
-          <w:rFonts w:ascii="Arial" w:hAnsi="Arial" w:cs="Arial"/>
-          <w:bCs/>
-          <w:color w:val="000000" w:themeColor="text1"/>
-        </w:rPr>
-        <w:t>To</w:t>
-      </w:r>
-      <w:proofErr w:type="gramEnd"/>
-      <w:r>
-        <w:rPr>
-          <w:rFonts w:ascii="Arial" w:hAnsi="Arial" w:cs="Arial"/>
-          <w:bCs/>
-          <w:color w:val="000000" w:themeColor="text1"/>
-        </w:rPr>
-        <w:t xml:space="preserve"> Building Educational Apps In 2024: From Concept </w:t>
-      </w:r>
-      <w:proofErr w:type="gramStart"/>
-      <w:r>
-        <w:rPr>
-          <w:rFonts w:ascii="Arial" w:hAnsi="Arial" w:cs="Arial"/>
-          <w:bCs/>
-          <w:color w:val="000000" w:themeColor="text1"/>
-        </w:rPr>
-        <w:t>To</w:t>
-      </w:r>
-      <w:proofErr w:type="gramEnd"/>
-      <w:r>
-        <w:rPr>
-          <w:rFonts w:ascii="Arial" w:hAnsi="Arial" w:cs="Arial"/>
-          <w:bCs/>
-          <w:color w:val="000000" w:themeColor="text1"/>
-        </w:rPr>
-        <w:t xml:space="preserve"> Launch. https://soloway.tech/blog/the-complete-guide-to-building-educational-apps/</w:t>
+        <w:t>Khomyn, A. (2025). The Complete Guide To Building Educational Apps In 2024: From Concept To Launch. https://soloway.tech/blog/the-complete-guide-to-building-educational-apps/</w:t>
       </w:r>
     </w:p>
     <w:p>
@@ -23893,25 +23678,23 @@
           <w:bCs/>
           <w:color w:val="000000" w:themeColor="text1"/>
         </w:rPr>
-        <w:t>Kumar, R., &amp; Singh, P. (2022). Offline-first application design and transmission reliability. International Journal of Mobile Computing, 14(3), 112-125.https://newjaigs.com/</w:t>
-      </w:r>
-      <w:proofErr w:type="spellStart"/>
+        <w:t>Kumar, R., &amp; Singh, P. (2022). Offline-first application design and transmission reliability. International Journal of Mobile Computing, 14(3), 112-125.</w:t>
+      </w:r>
       <w:r>
         <w:rPr>
           <w:rFonts w:ascii="Arial" w:hAnsi="Arial" w:cs="Arial"/>
           <w:bCs/>
           <w:color w:val="000000" w:themeColor="text1"/>
         </w:rPr>
-        <w:t>index.php</w:t>
-      </w:r>
-      <w:proofErr w:type="spellEnd"/>
+        <w:t xml:space="preserve"> </w:t>
+      </w:r>
       <w:r>
         <w:rPr>
           <w:rFonts w:ascii="Arial" w:hAnsi="Arial" w:cs="Arial"/>
           <w:bCs/>
           <w:color w:val="000000" w:themeColor="text1"/>
         </w:rPr>
-        <w:t>/JAIGS/article/view/387</w:t>
+        <w:t>https://newjaigs.com/index.php/JAIGS/article/view/387</w:t>
       </w:r>
     </w:p>
     <w:p>
@@ -23986,7 +23769,23 @@
           <w:bCs/>
           <w:color w:val="000000" w:themeColor="text1"/>
         </w:rPr>
-        <w:t>Lee, S., &amp; Kwon, O. (2020). Effects of network quality on user satisfaction in mobile applications. Journal of Systems and Software, 168, 110655.https://doi.org/10.1016/j.jss.2020.110655</w:t>
+        <w:t>Lee, S., &amp; Kwon, O. (2020). Effects of network quality on user satisfaction in mobile applications. Journal of Systems and Software, 168, 110655.</w:t>
+      </w:r>
+      <w:r>
+        <w:rPr>
+          <w:rFonts w:ascii="Arial" w:hAnsi="Arial" w:cs="Arial"/>
+          <w:bCs/>
+          <w:color w:val="000000" w:themeColor="text1"/>
+        </w:rPr>
+        <w:t xml:space="preserve"> </w:t>
+      </w:r>
+      <w:r>
+        <w:rPr>
+          <w:rFonts w:ascii="Arial" w:hAnsi="Arial" w:cs="Arial"/>
+          <w:bCs/>
+          <w:color w:val="000000" w:themeColor="text1"/>
+        </w:rPr>
+        <w:t>https://doi.org/10.1016/j.jss.2020.110655</w:t>
       </w:r>
     </w:p>
     <w:p>
@@ -24005,54 +23804,24 @@
           <w:bCs/>
           <w:color w:val="000000" w:themeColor="text1"/>
         </w:rPr>
-        <w:t>Liu, Y., Shu, X., Sun, Y., Jang, J., &amp; Mittal, P. (2022, December). RAPID: real-time alert investigation with context-aware prioritization for efficient threat discovery. In Proceedings of the 38th annual computer security applications conference (pp. 827-840</w:t>
-      </w:r>
-      <w:proofErr w:type="gramStart"/>
+        <w:t>Liu, Y., Shu, X., Sun, Y., Jang, J., &amp; Mittal, P. (2022, December). RAPID: real-time alert investigation with context-aware prioritization for efficient threat discovery. In Proceedings of the 38th annual computer security applications conference (pp. 827-840).</w:t>
+      </w:r>
       <w:r>
         <w:rPr>
           <w:rFonts w:ascii="Arial" w:hAnsi="Arial" w:cs="Arial"/>
           <w:bCs/>
           <w:color w:val="000000" w:themeColor="text1"/>
         </w:rPr>
-        <w:t>).https://dl.acm.org/</w:t>
-      </w:r>
-      <w:proofErr w:type="spellStart"/>
+        <w:t xml:space="preserve"> </w:t>
+      </w:r>
       <w:r>
         <w:rPr>
           <w:rFonts w:ascii="Arial" w:hAnsi="Arial" w:cs="Arial"/>
           <w:bCs/>
           <w:color w:val="000000" w:themeColor="text1"/>
         </w:rPr>
-        <w:t>doi</w:t>
-      </w:r>
-      <w:proofErr w:type="spellEnd"/>
-      <w:r>
-        <w:rPr>
-          <w:rFonts w:ascii="Arial" w:hAnsi="Arial" w:cs="Arial"/>
-          <w:bCs/>
-          <w:color w:val="000000" w:themeColor="text1"/>
-        </w:rPr>
-        <w:t>/</w:t>
-      </w:r>
-      <w:proofErr w:type="spellStart"/>
-      <w:r>
-        <w:rPr>
-          <w:rFonts w:ascii="Arial" w:hAnsi="Arial" w:cs="Arial"/>
-          <w:bCs/>
-          <w:color w:val="000000" w:themeColor="text1"/>
-        </w:rPr>
-        <w:t>fullHtml</w:t>
-      </w:r>
-      <w:proofErr w:type="spellEnd"/>
-      <w:r>
-        <w:rPr>
-          <w:rFonts w:ascii="Arial" w:hAnsi="Arial" w:cs="Arial"/>
-          <w:bCs/>
-          <w:color w:val="000000" w:themeColor="text1"/>
-        </w:rPr>
-        <w:t>/10.1145/3564625.3567997</w:t>
-      </w:r>
-      <w:proofErr w:type="gramEnd"/>
+        <w:t>https://dl.acm.org/doi/fullHtml/10.1145/3564625.3567997</w:t>
+      </w:r>
     </w:p>
     <w:p>
       <w:pPr>
@@ -24509,16 +24278,15 @@
           <w:bCs/>
           <w:color w:val="000000" w:themeColor="text1"/>
         </w:rPr>
-        <w:t>Ortega, J. (2023</w:t>
-      </w:r>
-      <w:proofErr w:type="gramStart"/>
+        <w:t>Ortega, J. (2023).</w:t>
+      </w:r>
       <w:r>
         <w:rPr>
           <w:rFonts w:ascii="Arial" w:hAnsi="Arial" w:cs="Arial"/>
           <w:bCs/>
           <w:color w:val="000000" w:themeColor="text1"/>
         </w:rPr>
-        <w:t>).</w:t>
+        <w:t xml:space="preserve"> </w:t>
       </w:r>
       <w:proofErr w:type="spellStart"/>
       <w:r>
@@ -24530,7 +24298,6 @@
         <w:t>DevTools</w:t>
       </w:r>
       <w:proofErr w:type="spellEnd"/>
-      <w:proofErr w:type="gramEnd"/>
       <w:r>
         <w:rPr>
           <w:rFonts w:ascii="Arial" w:hAnsi="Arial" w:cs="Arial"/>
@@ -24556,25 +24323,23 @@
           <w:bCs/>
           <w:color w:val="000000" w:themeColor="text1"/>
         </w:rPr>
-        <w:t xml:space="preserve">Padmanabhan, </w:t>
-      </w:r>
-      <w:proofErr w:type="gramStart"/>
+        <w:t>Padmanabhan, A.</w:t>
+      </w:r>
       <w:r>
         <w:rPr>
           <w:rFonts w:ascii="Arial" w:hAnsi="Arial" w:cs="Arial"/>
           <w:bCs/>
           <w:color w:val="000000" w:themeColor="text1"/>
         </w:rPr>
-        <w:t>A.(</w:t>
-      </w:r>
-      <w:proofErr w:type="gramEnd"/>
+        <w:t xml:space="preserve"> </w:t>
+      </w:r>
       <w:r>
         <w:rPr>
           <w:rFonts w:ascii="Arial" w:hAnsi="Arial" w:cs="Arial"/>
           <w:bCs/>
           <w:color w:val="000000" w:themeColor="text1"/>
         </w:rPr>
-        <w:t xml:space="preserve">2020). Package manager. </w:t>
+        <w:t xml:space="preserve">(2020). Package manager. </w:t>
       </w:r>
       <w:proofErr w:type="spellStart"/>
       <w:r>
@@ -24611,43 +24376,7 @@
           <w:bCs/>
           <w:color w:val="000000" w:themeColor="text1"/>
         </w:rPr>
-        <w:t xml:space="preserve">Patro, R. (2023). Application Development: The Significance </w:t>
-      </w:r>
-      <w:proofErr w:type="gramStart"/>
-      <w:r>
-        <w:rPr>
-          <w:rFonts w:ascii="Arial" w:hAnsi="Arial" w:cs="Arial"/>
-          <w:bCs/>
-          <w:color w:val="000000" w:themeColor="text1"/>
-        </w:rPr>
-        <w:t>Of</w:t>
-      </w:r>
-      <w:proofErr w:type="gramEnd"/>
-      <w:r>
-        <w:rPr>
-          <w:rFonts w:ascii="Arial" w:hAnsi="Arial" w:cs="Arial"/>
-          <w:bCs/>
-          <w:color w:val="000000" w:themeColor="text1"/>
-        </w:rPr>
-        <w:t xml:space="preserve"> Testing </w:t>
-      </w:r>
-      <w:proofErr w:type="gramStart"/>
-      <w:r>
-        <w:rPr>
-          <w:rFonts w:ascii="Arial" w:hAnsi="Arial" w:cs="Arial"/>
-          <w:bCs/>
-          <w:color w:val="000000" w:themeColor="text1"/>
-        </w:rPr>
-        <w:t>And</w:t>
-      </w:r>
-      <w:proofErr w:type="gramEnd"/>
-      <w:r>
-        <w:rPr>
-          <w:rFonts w:ascii="Arial" w:hAnsi="Arial" w:cs="Arial"/>
-          <w:bCs/>
-          <w:color w:val="000000" w:themeColor="text1"/>
-        </w:rPr>
-        <w:t xml:space="preserve"> Debugging. https://5datainc.com/application-development-the-significance-of-testing-and-debugging/</w:t>
+        <w:t>Patro, R. (2023). Application Development: The Significance Of Testing And Debugging. https://5datainc.com/application-development-the-significance-of-testing-and-debugging/</w:t>
       </w:r>
     </w:p>
     <w:p>
@@ -24800,25 +24529,23 @@
           <w:bCs/>
           <w:color w:val="000000" w:themeColor="text1"/>
         </w:rPr>
-        <w:t xml:space="preserve">Solove, D. J. (2022). Understanding privacy. Harvard University </w:t>
-      </w:r>
-      <w:proofErr w:type="spellStart"/>
+        <w:t>Solove, D. J. (2022). Understanding privacy. Harvard University Press.</w:t>
+      </w:r>
       <w:r>
         <w:rPr>
           <w:rFonts w:ascii="Arial" w:hAnsi="Arial" w:cs="Arial"/>
           <w:bCs/>
           <w:color w:val="000000" w:themeColor="text1"/>
         </w:rPr>
-        <w:t>Press.https</w:t>
-      </w:r>
-      <w:proofErr w:type="spellEnd"/>
+        <w:t xml:space="preserve"> </w:t>
+      </w:r>
       <w:r>
         <w:rPr>
           <w:rFonts w:ascii="Arial" w:hAnsi="Arial" w:cs="Arial"/>
           <w:bCs/>
           <w:color w:val="000000" w:themeColor="text1"/>
         </w:rPr>
-        <w:t>://www.hup.harvard.edu</w:t>
+        <w:t>https://www.hup.harvard.edu</w:t>
       </w:r>
     </w:p>
     <w:p>
@@ -24866,25 +24593,7 @@
           <w:bCs/>
           <w:color w:val="000000" w:themeColor="text1"/>
         </w:rPr>
-        <w:t xml:space="preserve">. (2025). TCP Protocol: What It Is and Why It’s </w:t>
-      </w:r>
-      <w:proofErr w:type="gramStart"/>
-      <w:r>
-        <w:rPr>
-          <w:rFonts w:ascii="Arial" w:hAnsi="Arial" w:cs="Arial"/>
-          <w:bCs/>
-          <w:color w:val="000000" w:themeColor="text1"/>
-        </w:rPr>
-        <w:t>Important .</w:t>
-      </w:r>
-      <w:proofErr w:type="gramEnd"/>
-      <w:r>
-        <w:rPr>
-          <w:rFonts w:ascii="Arial" w:hAnsi="Arial" w:cs="Arial"/>
-          <w:bCs/>
-          <w:color w:val="000000" w:themeColor="text1"/>
-        </w:rPr>
-        <w:t xml:space="preserve"> TCP Protocol: What It Is and Why It’s Important - UMA Technology</w:t>
+        <w:t>. (2025). TCP Protocol: What It Is and Why It’s Important. TCP Protocol: What It Is and Why It’s Important - UMA Technology</w:t>
       </w:r>
     </w:p>
     <w:p>
@@ -24939,36 +24648,24 @@
           <w:bCs/>
           <w:color w:val="000000" w:themeColor="text1"/>
         </w:rPr>
-        <w:t xml:space="preserve">Wang, J., Xu, Z., Wang, X., &amp; Lu, J. (2022). </w:t>
-      </w:r>
-      <w:proofErr w:type="gramStart"/>
+        <w:t>Wang, J., Xu, Z., Wang, X., &amp; Lu, J. (2022). A comparative research on usability and user experience of user interface design software. International Journal of Advanced Computer Science and Applications, 13(8).</w:t>
+      </w:r>
       <w:r>
         <w:rPr>
           <w:rFonts w:ascii="Arial" w:hAnsi="Arial" w:cs="Arial"/>
           <w:bCs/>
           <w:color w:val="000000" w:themeColor="text1"/>
         </w:rPr>
-        <w:t>A comparative research</w:t>
-      </w:r>
-      <w:proofErr w:type="gramEnd"/>
+        <w:t xml:space="preserve"> </w:t>
+      </w:r>
       <w:r>
         <w:rPr>
           <w:rFonts w:ascii="Arial" w:hAnsi="Arial" w:cs="Arial"/>
           <w:bCs/>
           <w:color w:val="000000" w:themeColor="text1"/>
         </w:rPr>
-        <w:t xml:space="preserve"> on usability and user experience of user interface design software. International Journal of Advanced Computer Science and Applications, 13(8</w:t>
-      </w:r>
-      <w:proofErr w:type="gramStart"/>
-      <w:r>
-        <w:rPr>
-          <w:rFonts w:ascii="Arial" w:hAnsi="Arial" w:cs="Arial"/>
-          <w:bCs/>
-          <w:color w:val="000000" w:themeColor="text1"/>
-        </w:rPr>
-        <w:t>).https://thesai.org/Downloads/Volume13No8/Paper_4-A_Comparative_Research_on_Usability_and_User_Experience.pdf</w:t>
-      </w:r>
-      <w:proofErr w:type="gramEnd"/>
+        <w:t>https://thesai.org/Downloads/Volume13No8/Paper_4-A_Comparative_Research_on_Usability_and_User_Experience.pdf</w:t>
+      </w:r>
     </w:p>
     <w:p>
       <w:pPr>

--- a/SHS/Group 6_Manuscript_Raw.docx
+++ b/SHS/Group 6_Manuscript_Raw.docx
@@ -1020,8 +1020,19 @@
           <w:bCs/>
           <w:lang w:val="en-US"/>
         </w:rPr>
-        <w:t>Background of the Study</w:t>
-      </w:r>
+        <w:t xml:space="preserve">Background of </w:t>
+      </w:r>
+      <w:proofErr w:type="gramStart"/>
+      <w:r>
+        <w:rPr>
+          <w:rFonts w:ascii="Arial" w:hAnsi="Arial" w:cs="Arial"/>
+          <w:b/>
+          <w:bCs/>
+          <w:lang w:val="en-US"/>
+        </w:rPr>
+        <w:t>the Study</w:t>
+      </w:r>
+      <w:proofErr w:type="gramEnd"/>
     </w:p>
     <w:p>
       <w:pPr>
@@ -1118,13 +1129,21 @@
           <w:rFonts w:ascii="Arial" w:hAnsi="Arial" w:cs="Arial"/>
           <w:lang w:val="en-US"/>
         </w:rPr>
-        <w:t>, et. al. (2022)</w:t>
-      </w:r>
+        <w:t xml:space="preserve">, et. </w:t>
+      </w:r>
+      <w:proofErr w:type="gramStart"/>
       <w:r>
         <w:rPr>
           <w:rFonts w:ascii="Arial" w:hAnsi="Arial" w:cs="Arial"/>
           <w:lang w:val="en-US"/>
         </w:rPr>
+        <w:t>al. (2022)</w:t>
+      </w:r>
+      <w:r>
+        <w:rPr>
+          <w:rFonts w:ascii="Arial" w:hAnsi="Arial" w:cs="Arial"/>
+          <w:lang w:val="en-US"/>
+        </w:rPr>
         <w:t>,</w:t>
       </w:r>
       <w:r>
@@ -1132,7 +1151,15 @@
           <w:rFonts w:ascii="Arial" w:hAnsi="Arial" w:cs="Arial"/>
           <w:lang w:val="en-US"/>
         </w:rPr>
-        <w:t xml:space="preserve"> learners feel bored in some classes because of the lack of interaction, by providing creative and helpful programs during class such as interactive games, so that the students can focus on learning while having fun. Moreover, the application is particularly beneficial in areas with limited or no internet </w:t>
+        <w:t xml:space="preserve"> learners</w:t>
+      </w:r>
+      <w:proofErr w:type="gramEnd"/>
+      <w:r>
+        <w:rPr>
+          <w:rFonts w:ascii="Arial" w:hAnsi="Arial" w:cs="Arial"/>
+          <w:lang w:val="en-US"/>
+        </w:rPr>
+        <w:t xml:space="preserve"> feel bored in some classes because of the lack of interaction, by providing creative and helpful programs during class such as interactive games, so that the students can focus on learning while having fun. Moreover, the application is particularly beneficial in areas with limited or no internet </w:t>
       </w:r>
       <w:r>
         <w:rPr>
@@ -4102,6 +4129,7 @@
           <w14:ligatures w14:val="none"/>
         </w:rPr>
       </w:pPr>
+      <w:proofErr w:type="gramStart"/>
       <w:r>
         <w:rPr>
           <w:rFonts w:ascii="Arial" w:eastAsiaTheme="minorEastAsia" w:hAnsi="Arial" w:cs="Arial"/>
@@ -4120,6 +4148,7 @@
         </w:rPr>
         <w:t>;</w:t>
       </w:r>
+      <w:proofErr w:type="gramEnd"/>
     </w:p>
     <w:p>
       <w:pPr>
@@ -6022,7 +6051,21 @@
         <w:rPr>
           <w:rFonts w:ascii="Arial" w:hAnsi="Arial" w:cs="Arial"/>
         </w:rPr>
-        <w:t>When the COVID-19 pandemic started, teachers and learners faced difficulties in having quizzes online. The educators made an effort to search trusted media for them to have online quizzes. And with the help of QUIZIZZ, educators were able to teach online. It also has an entertainment area, where there are games. It helped learners to be more engaged in taking quizzes. (</w:t>
+        <w:t xml:space="preserve">When the COVID-19 pandemic started, teachers and learners faced difficulties in having quizzes online. The educators </w:t>
+      </w:r>
+      <w:proofErr w:type="gramStart"/>
+      <w:r>
+        <w:rPr>
+          <w:rFonts w:ascii="Arial" w:hAnsi="Arial" w:cs="Arial"/>
+        </w:rPr>
+        <w:t>made an effort</w:t>
+      </w:r>
+      <w:proofErr w:type="gramEnd"/>
+      <w:r>
+        <w:rPr>
+          <w:rFonts w:ascii="Arial" w:hAnsi="Arial" w:cs="Arial"/>
+        </w:rPr>
+        <w:t xml:space="preserve"> to search trusted media for them to have online quizzes. And with the help of QUIZIZZ, educators were able to teach online. It also has an entertainment area, where there are games. It helped learners to be more engaged in taking quizzes. (</w:t>
       </w:r>
       <w:proofErr w:type="spellStart"/>
       <w:r>
@@ -6226,7 +6269,21 @@
         <w:rPr>
           <w:rFonts w:ascii="Arial" w:hAnsi="Arial" w:cs="Arial"/>
         </w:rPr>
-        <w:t xml:space="preserve"> et al. (2020), similar to how games can improve specific skills and maximize learning, gamification of education can increase student engagement levels. They have examined how gamification affects students' behavior, learning, and engagement based on their personality traits. Their findings indicated that the effect of gamification depends on the user's characteristics. </w:t>
+        <w:t xml:space="preserve"> et al. (2020), </w:t>
+      </w:r>
+      <w:proofErr w:type="gramStart"/>
+      <w:r>
+        <w:rPr>
+          <w:rFonts w:ascii="Arial" w:hAnsi="Arial" w:cs="Arial"/>
+        </w:rPr>
+        <w:t>similar to</w:t>
+      </w:r>
+      <w:proofErr w:type="gramEnd"/>
+      <w:r>
+        <w:rPr>
+          <w:rFonts w:ascii="Arial" w:hAnsi="Arial" w:cs="Arial"/>
+        </w:rPr>
+        <w:t xml:space="preserve"> how games can improve specific skills and maximize learning, gamification of education can increase student engagement levels. They have examined how gamification affects students' behavior, learning, and engagement based on their personality traits. Their findings indicated that the effect of gamification depends on the user's characteristics. </w:t>
       </w:r>
     </w:p>
     <w:p>
@@ -6242,7 +6299,21 @@
         <w:rPr>
           <w:rFonts w:ascii="Arial" w:hAnsi="Arial" w:cs="Arial"/>
         </w:rPr>
-        <w:t>Quizzes are used to test the understanding of a given material. And in e-learning, quizzes are typically conducted online. Online quizzes often have a time schedule, a time limit, and a limited number of attempts to answer. If students take tests at the same time, most are extremely likely to fail, especially if the network is unstable. To address this issue, a desktop-based offline quiz application was developed. Students use the offline quiz program to view all of the available quizzes. While answering is completed offline, downloading and uploading processes still require an internet connection. (</w:t>
+        <w:t xml:space="preserve">Quizzes are used to test the understanding of a given material. And in e-learning, quizzes are typically conducted online. Online quizzes often have a time schedule, a time limit, and a limited number of attempts to answer. If students take tests at the same time, most are extremely likely to fail, especially if the network is unstable. To address this issue, a desktop-based offline quiz application was developed. Students use the offline quiz program to view </w:t>
+      </w:r>
+      <w:proofErr w:type="gramStart"/>
+      <w:r>
+        <w:rPr>
+          <w:rFonts w:ascii="Arial" w:hAnsi="Arial" w:cs="Arial"/>
+        </w:rPr>
+        <w:t>all of</w:t>
+      </w:r>
+      <w:proofErr w:type="gramEnd"/>
+      <w:r>
+        <w:rPr>
+          <w:rFonts w:ascii="Arial" w:hAnsi="Arial" w:cs="Arial"/>
+        </w:rPr>
+        <w:t xml:space="preserve"> the available quizzes. While answering is completed offline, downloading and uploading processes still require an internet connection. (</w:t>
       </w:r>
       <w:proofErr w:type="spellStart"/>
       <w:r>
@@ -22706,7 +22777,21 @@
           <w:rFonts w:ascii="Arial" w:hAnsi="Arial" w:cs="Arial"/>
           <w:color w:val="000000" w:themeColor="text1"/>
         </w:rPr>
-        <w:t>1.</w:t>
+        <w:t>1. The researchers recommend publish</w:t>
+      </w:r>
+      <w:r>
+        <w:rPr>
+          <w:rFonts w:ascii="Arial" w:hAnsi="Arial" w:cs="Arial"/>
+          <w:color w:val="000000" w:themeColor="text1"/>
+        </w:rPr>
+        <w:t>ing the application</w:t>
+      </w:r>
+      <w:r>
+        <w:rPr>
+          <w:rFonts w:ascii="Arial" w:hAnsi="Arial" w:cs="Arial"/>
+          <w:color w:val="000000" w:themeColor="text1"/>
+        </w:rPr>
+        <w:t xml:space="preserve"> on</w:t>
       </w:r>
       <w:r>
         <w:rPr>
@@ -22714,6 +22799,20 @@
           <w:color w:val="000000" w:themeColor="text1"/>
         </w:rPr>
         <w:t xml:space="preserve"> </w:t>
+      </w:r>
+      <w:r>
+        <w:rPr>
+          <w:rFonts w:ascii="Arial" w:hAnsi="Arial" w:cs="Arial"/>
+          <w:color w:val="000000" w:themeColor="text1"/>
+        </w:rPr>
+        <w:t xml:space="preserve">common application </w:t>
+      </w:r>
+      <w:r>
+        <w:rPr>
+          <w:rFonts w:ascii="Arial" w:hAnsi="Arial" w:cs="Arial"/>
+          <w:color w:val="000000" w:themeColor="text1"/>
+        </w:rPr>
+        <w:t>stores for easier download.</w:t>
       </w:r>
     </w:p>
     <w:p>
@@ -22731,35 +22830,43 @@
           <w:rFonts w:ascii="Arial" w:hAnsi="Arial" w:cs="Arial"/>
           <w:color w:val="000000" w:themeColor="text1"/>
         </w:rPr>
-        <w:t>1. The researchers recommend publish</w:t>
-      </w:r>
-      <w:r>
-        <w:rPr>
-          <w:rFonts w:ascii="Arial" w:hAnsi="Arial" w:cs="Arial"/>
-          <w:color w:val="000000" w:themeColor="text1"/>
-        </w:rPr>
-        <w:t>ing the application</w:t>
-      </w:r>
-      <w:r>
-        <w:rPr>
-          <w:rFonts w:ascii="Arial" w:hAnsi="Arial" w:cs="Arial"/>
-          <w:color w:val="000000" w:themeColor="text1"/>
-        </w:rPr>
-        <w:t xml:space="preserve"> on</w:t>
-      </w:r>
-      <w:r>
-        <w:rPr>
-          <w:rFonts w:ascii="Arial" w:hAnsi="Arial" w:cs="Arial"/>
-          <w:color w:val="000000" w:themeColor="text1"/>
-        </w:rPr>
-        <w:t xml:space="preserve"> the</w:t>
-      </w:r>
-      <w:r>
-        <w:rPr>
-          <w:rFonts w:ascii="Arial" w:hAnsi="Arial" w:cs="Arial"/>
-          <w:color w:val="000000" w:themeColor="text1"/>
-        </w:rPr>
-        <w:t xml:space="preserve"> Play Store.</w:t>
+        <w:lastRenderedPageBreak/>
+        <w:t xml:space="preserve">2. The researchers suggest </w:t>
+      </w:r>
+      <w:r>
+        <w:rPr>
+          <w:rFonts w:ascii="Arial" w:hAnsi="Arial" w:cs="Arial"/>
+          <w:color w:val="000000" w:themeColor="text1"/>
+        </w:rPr>
+        <w:t>making</w:t>
+      </w:r>
+      <w:r>
+        <w:rPr>
+          <w:rFonts w:ascii="Arial" w:hAnsi="Arial" w:cs="Arial"/>
+          <w:color w:val="000000" w:themeColor="text1"/>
+        </w:rPr>
+        <w:t xml:space="preserve"> the application available on iOS </w:t>
+      </w:r>
+      <w:r>
+        <w:rPr>
+          <w:rFonts w:ascii="Arial" w:hAnsi="Arial" w:cs="Arial"/>
+          <w:color w:val="000000" w:themeColor="text1"/>
+        </w:rPr>
+        <w:t xml:space="preserve">and Mac </w:t>
+      </w:r>
+      <w:r>
+        <w:rPr>
+          <w:rFonts w:ascii="Arial" w:hAnsi="Arial" w:cs="Arial"/>
+          <w:color w:val="000000" w:themeColor="text1"/>
+        </w:rPr>
+        <w:t>devices</w:t>
+      </w:r>
+      <w:r>
+        <w:rPr>
+          <w:rFonts w:ascii="Arial" w:hAnsi="Arial" w:cs="Arial"/>
+          <w:color w:val="000000" w:themeColor="text1"/>
+        </w:rPr>
+        <w:t>.</w:t>
       </w:r>
     </w:p>
     <w:p>
@@ -22777,28 +22884,14 @@
           <w:rFonts w:ascii="Arial" w:hAnsi="Arial" w:cs="Arial"/>
           <w:color w:val="000000" w:themeColor="text1"/>
         </w:rPr>
-        <w:t xml:space="preserve">2. The researchers suggest </w:t>
-      </w:r>
-      <w:r>
-        <w:rPr>
-          <w:rFonts w:ascii="Arial" w:hAnsi="Arial" w:cs="Arial"/>
-          <w:color w:val="000000" w:themeColor="text1"/>
-        </w:rPr>
-        <w:t>making</w:t>
-      </w:r>
-      <w:r>
-        <w:rPr>
-          <w:rFonts w:ascii="Arial" w:hAnsi="Arial" w:cs="Arial"/>
-          <w:color w:val="000000" w:themeColor="text1"/>
-        </w:rPr>
-        <w:t xml:space="preserve"> the application available on iOS devices</w:t>
-      </w:r>
-      <w:r>
-        <w:rPr>
-          <w:rFonts w:ascii="Arial" w:hAnsi="Arial" w:cs="Arial"/>
-          <w:color w:val="000000" w:themeColor="text1"/>
-        </w:rPr>
-        <w:t>.</w:t>
+        <w:t xml:space="preserve">3. The researchers also recommend </w:t>
+      </w:r>
+      <w:r>
+        <w:rPr>
+          <w:rFonts w:ascii="Arial" w:hAnsi="Arial" w:cs="Arial"/>
+          <w:color w:val="000000" w:themeColor="text1"/>
+        </w:rPr>
+        <w:t>implementing tokens and moderation tools to quiz sessions to increase security.</w:t>
       </w:r>
     </w:p>
     <w:p>
@@ -22816,8 +22909,14 @@
           <w:rFonts w:ascii="Arial" w:hAnsi="Arial" w:cs="Arial"/>
           <w:color w:val="000000" w:themeColor="text1"/>
         </w:rPr>
-        <w:lastRenderedPageBreak/>
-        <w:t>3. The researchers also recommend the ability to</w:t>
+        <w:t>4</w:t>
+      </w:r>
+      <w:r>
+        <w:rPr>
+          <w:rFonts w:ascii="Arial" w:hAnsi="Arial" w:cs="Arial"/>
+          <w:color w:val="000000" w:themeColor="text1"/>
+        </w:rPr>
+        <w:t>. The researchers also recommend the ability to</w:t>
       </w:r>
       <w:r>
         <w:rPr>
@@ -22870,7 +22969,14 @@
           <w:rFonts w:ascii="Arial" w:hAnsi="Arial" w:cs="Arial"/>
           <w:color w:val="000000" w:themeColor="text1"/>
         </w:rPr>
-        <w:t>4. The researchers propose to have tutorial</w:t>
+        <w:t>5</w:t>
+      </w:r>
+      <w:r>
+        <w:rPr>
+          <w:rFonts w:ascii="Arial" w:hAnsi="Arial" w:cs="Arial"/>
+          <w:color w:val="000000" w:themeColor="text1"/>
+        </w:rPr>
+        <w:t>. The researchers propose to have tutorial</w:t>
       </w:r>
       <w:r>
         <w:rPr>
@@ -22923,7 +23029,14 @@
           <w:rFonts w:ascii="Arial" w:hAnsi="Arial" w:cs="Arial"/>
           <w:color w:val="000000" w:themeColor="text1"/>
         </w:rPr>
-        <w:t>5. The researchers recommend the ability to export results as an excel spreadsheet</w:t>
+        <w:t>6</w:t>
+      </w:r>
+      <w:r>
+        <w:rPr>
+          <w:rFonts w:ascii="Arial" w:hAnsi="Arial" w:cs="Arial"/>
+          <w:color w:val="000000" w:themeColor="text1"/>
+        </w:rPr>
+        <w:t>. The researchers recommend the ability to export results as an excel spreadsheet</w:t>
       </w:r>
       <w:r>
         <w:rPr>
@@ -22987,7 +23100,61 @@
           <w:bCs/>
           <w:color w:val="000000" w:themeColor="text1"/>
         </w:rPr>
-        <w:t>Ahmed, R. (2023). What Are The Advantages Of Learning Apps For Students Nowadays. https://elearningindustry.com/what-are-the-advantages-of-learning-apps-for-students-nowadays</w:t>
+        <w:t xml:space="preserve">Ahmed, R. (2023). What Are </w:t>
+      </w:r>
+      <w:proofErr w:type="gramStart"/>
+      <w:r>
+        <w:rPr>
+          <w:rFonts w:ascii="Arial" w:hAnsi="Arial" w:cs="Arial"/>
+          <w:bCs/>
+          <w:color w:val="000000" w:themeColor="text1"/>
+        </w:rPr>
+        <w:t>The</w:t>
+      </w:r>
+      <w:proofErr w:type="gramEnd"/>
+      <w:r>
+        <w:rPr>
+          <w:rFonts w:ascii="Arial" w:hAnsi="Arial" w:cs="Arial"/>
+          <w:bCs/>
+          <w:color w:val="000000" w:themeColor="text1"/>
+        </w:rPr>
+        <w:t xml:space="preserve"> Advantages </w:t>
+      </w:r>
+      <w:proofErr w:type="gramStart"/>
+      <w:r>
+        <w:rPr>
+          <w:rFonts w:ascii="Arial" w:hAnsi="Arial" w:cs="Arial"/>
+          <w:bCs/>
+          <w:color w:val="000000" w:themeColor="text1"/>
+        </w:rPr>
+        <w:t>Of</w:t>
+      </w:r>
+      <w:proofErr w:type="gramEnd"/>
+      <w:r>
+        <w:rPr>
+          <w:rFonts w:ascii="Arial" w:hAnsi="Arial" w:cs="Arial"/>
+          <w:bCs/>
+          <w:color w:val="000000" w:themeColor="text1"/>
+        </w:rPr>
+        <w:t xml:space="preserve"> Learning Apps </w:t>
+      </w:r>
+      <w:proofErr w:type="gramStart"/>
+      <w:r>
+        <w:rPr>
+          <w:rFonts w:ascii="Arial" w:hAnsi="Arial" w:cs="Arial"/>
+          <w:bCs/>
+          <w:color w:val="000000" w:themeColor="text1"/>
+        </w:rPr>
+        <w:t>For</w:t>
+      </w:r>
+      <w:proofErr w:type="gramEnd"/>
+      <w:r>
+        <w:rPr>
+          <w:rFonts w:ascii="Arial" w:hAnsi="Arial" w:cs="Arial"/>
+          <w:bCs/>
+          <w:color w:val="000000" w:themeColor="text1"/>
+        </w:rPr>
+        <w:t xml:space="preserve"> Students Nowadays. https://elearningindustry.com/what-are-the-advantages-of-learning-apps-for-students-nowadays</w:t>
       </w:r>
     </w:p>
     <w:p>
@@ -23147,7 +23314,43 @@
           <w:bCs/>
           <w:color w:val="000000" w:themeColor="text1"/>
         </w:rPr>
-        <w:t>Coursera Staff (2025).What Is JavaScript Used For?. Coursera. https://www.coursera.org/articles/what-is-javascript-used-For</w:t>
+        <w:t>Coursera Staff (2025</w:t>
+      </w:r>
+      <w:proofErr w:type="gramStart"/>
+      <w:r>
+        <w:rPr>
+          <w:rFonts w:ascii="Arial" w:hAnsi="Arial" w:cs="Arial"/>
+          <w:bCs/>
+          <w:color w:val="000000" w:themeColor="text1"/>
+        </w:rPr>
+        <w:t>).What</w:t>
+      </w:r>
+      <w:proofErr w:type="gramEnd"/>
+      <w:r>
+        <w:rPr>
+          <w:rFonts w:ascii="Arial" w:hAnsi="Arial" w:cs="Arial"/>
+          <w:bCs/>
+          <w:color w:val="000000" w:themeColor="text1"/>
+        </w:rPr>
+        <w:t xml:space="preserve"> Is JavaScript Used </w:t>
+      </w:r>
+      <w:proofErr w:type="gramStart"/>
+      <w:r>
+        <w:rPr>
+          <w:rFonts w:ascii="Arial" w:hAnsi="Arial" w:cs="Arial"/>
+          <w:bCs/>
+          <w:color w:val="000000" w:themeColor="text1"/>
+        </w:rPr>
+        <w:t>For?.</w:t>
+      </w:r>
+      <w:proofErr w:type="gramEnd"/>
+      <w:r>
+        <w:rPr>
+          <w:rFonts w:ascii="Arial" w:hAnsi="Arial" w:cs="Arial"/>
+          <w:bCs/>
+          <w:color w:val="000000" w:themeColor="text1"/>
+        </w:rPr>
+        <w:t xml:space="preserve"> Coursera. https://www.coursera.org/articles/what-is-javascript-used-For</w:t>
       </w:r>
     </w:p>
     <w:p>
@@ -23167,7 +23370,25 @@
           <w:color w:val="000000" w:themeColor="text1"/>
         </w:rPr>
         <w:lastRenderedPageBreak/>
-        <w:t>Dukes, E. (2023). How To Make An Educational Application. https://citizenside.com/technology/how-to-make-an-educational-application/</w:t>
+        <w:t xml:space="preserve">Dukes, E. (2023). How To Make </w:t>
+      </w:r>
+      <w:proofErr w:type="gramStart"/>
+      <w:r>
+        <w:rPr>
+          <w:rFonts w:ascii="Arial" w:hAnsi="Arial" w:cs="Arial"/>
+          <w:bCs/>
+          <w:color w:val="000000" w:themeColor="text1"/>
+        </w:rPr>
+        <w:t>An</w:t>
+      </w:r>
+      <w:proofErr w:type="gramEnd"/>
+      <w:r>
+        <w:rPr>
+          <w:rFonts w:ascii="Arial" w:hAnsi="Arial" w:cs="Arial"/>
+          <w:bCs/>
+          <w:color w:val="000000" w:themeColor="text1"/>
+        </w:rPr>
+        <w:t xml:space="preserve"> Educational Application. https://citizenside.com/technology/how-to-make-an-educational-application/</w:t>
       </w:r>
     </w:p>
     <w:p>
@@ -23651,7 +23872,43 @@
           <w:bCs/>
           <w:color w:val="000000" w:themeColor="text1"/>
         </w:rPr>
-        <w:t>Khomyn, A. (2025). The Complete Guide To Building Educational Apps In 2024: From Concept To Launch. https://soloway.tech/blog/the-complete-guide-to-building-educational-apps/</w:t>
+        <w:t xml:space="preserve">Khomyn, A. (2025). The Complete Guide </w:t>
+      </w:r>
+      <w:proofErr w:type="gramStart"/>
+      <w:r>
+        <w:rPr>
+          <w:rFonts w:ascii="Arial" w:hAnsi="Arial" w:cs="Arial"/>
+          <w:bCs/>
+          <w:color w:val="000000" w:themeColor="text1"/>
+        </w:rPr>
+        <w:t>To</w:t>
+      </w:r>
+      <w:proofErr w:type="gramEnd"/>
+      <w:r>
+        <w:rPr>
+          <w:rFonts w:ascii="Arial" w:hAnsi="Arial" w:cs="Arial"/>
+          <w:bCs/>
+          <w:color w:val="000000" w:themeColor="text1"/>
+        </w:rPr>
+        <w:t xml:space="preserve"> Building Educational Apps In 2024: From Concept </w:t>
+      </w:r>
+      <w:proofErr w:type="gramStart"/>
+      <w:r>
+        <w:rPr>
+          <w:rFonts w:ascii="Arial" w:hAnsi="Arial" w:cs="Arial"/>
+          <w:bCs/>
+          <w:color w:val="000000" w:themeColor="text1"/>
+        </w:rPr>
+        <w:t>To</w:t>
+      </w:r>
+      <w:proofErr w:type="gramEnd"/>
+      <w:r>
+        <w:rPr>
+          <w:rFonts w:ascii="Arial" w:hAnsi="Arial" w:cs="Arial"/>
+          <w:bCs/>
+          <w:color w:val="000000" w:themeColor="text1"/>
+        </w:rPr>
+        <w:t xml:space="preserve"> Launch. https://soloway.tech/blog/the-complete-guide-to-building-educational-apps/</w:t>
       </w:r>
     </w:p>
     <w:p>
@@ -24376,7 +24633,43 @@
           <w:bCs/>
           <w:color w:val="000000" w:themeColor="text1"/>
         </w:rPr>
-        <w:t>Patro, R. (2023). Application Development: The Significance Of Testing And Debugging. https://5datainc.com/application-development-the-significance-of-testing-and-debugging/</w:t>
+        <w:t xml:space="preserve">Patro, R. (2023). Application Development: The Significance </w:t>
+      </w:r>
+      <w:proofErr w:type="gramStart"/>
+      <w:r>
+        <w:rPr>
+          <w:rFonts w:ascii="Arial" w:hAnsi="Arial" w:cs="Arial"/>
+          <w:bCs/>
+          <w:color w:val="000000" w:themeColor="text1"/>
+        </w:rPr>
+        <w:t>Of</w:t>
+      </w:r>
+      <w:proofErr w:type="gramEnd"/>
+      <w:r>
+        <w:rPr>
+          <w:rFonts w:ascii="Arial" w:hAnsi="Arial" w:cs="Arial"/>
+          <w:bCs/>
+          <w:color w:val="000000" w:themeColor="text1"/>
+        </w:rPr>
+        <w:t xml:space="preserve"> Testing </w:t>
+      </w:r>
+      <w:proofErr w:type="gramStart"/>
+      <w:r>
+        <w:rPr>
+          <w:rFonts w:ascii="Arial" w:hAnsi="Arial" w:cs="Arial"/>
+          <w:bCs/>
+          <w:color w:val="000000" w:themeColor="text1"/>
+        </w:rPr>
+        <w:t>And</w:t>
+      </w:r>
+      <w:proofErr w:type="gramEnd"/>
+      <w:r>
+        <w:rPr>
+          <w:rFonts w:ascii="Arial" w:hAnsi="Arial" w:cs="Arial"/>
+          <w:bCs/>
+          <w:color w:val="000000" w:themeColor="text1"/>
+        </w:rPr>
+        <w:t xml:space="preserve"> Debugging. https://5datainc.com/application-development-the-significance-of-testing-and-debugging/</w:t>
       </w:r>
     </w:p>
     <w:p>
@@ -24648,7 +24941,25 @@
           <w:bCs/>
           <w:color w:val="000000" w:themeColor="text1"/>
         </w:rPr>
-        <w:t>Wang, J., Xu, Z., Wang, X., &amp; Lu, J. (2022). A comparative research on usability and user experience of user interface design software. International Journal of Advanced Computer Science and Applications, 13(8).</w:t>
+        <w:t xml:space="preserve">Wang, J., Xu, Z., Wang, X., &amp; Lu, J. (2022). </w:t>
+      </w:r>
+      <w:proofErr w:type="gramStart"/>
+      <w:r>
+        <w:rPr>
+          <w:rFonts w:ascii="Arial" w:hAnsi="Arial" w:cs="Arial"/>
+          <w:bCs/>
+          <w:color w:val="000000" w:themeColor="text1"/>
+        </w:rPr>
+        <w:t>A comparative research</w:t>
+      </w:r>
+      <w:proofErr w:type="gramEnd"/>
+      <w:r>
+        <w:rPr>
+          <w:rFonts w:ascii="Arial" w:hAnsi="Arial" w:cs="Arial"/>
+          <w:bCs/>
+          <w:color w:val="000000" w:themeColor="text1"/>
+        </w:rPr>
+        <w:t xml:space="preserve"> on usability and user experience of user interface design software. International Journal of Advanced Computer Science and Applications, 13(8).</w:t>
       </w:r>
       <w:r>
         <w:rPr>

--- a/SHS/Group 6_Manuscript_Raw.docx
+++ b/SHS/Group 6_Manuscript_Raw.docx
@@ -442,7 +442,7 @@
           <w:rFonts w:ascii="Arial" w:eastAsia="Arial" w:hAnsi="Arial" w:cs="Arial"/>
           <w:bCs/>
         </w:rPr>
-        <w:t>5</w:t>
+        <w:t>6</w:t>
       </w:r>
     </w:p>
     <w:bookmarkEnd w:id="0"/>
@@ -706,7 +706,7 @@
           <w:rFonts w:ascii="Arial" w:hAnsi="Arial" w:cs="Arial"/>
           <w:lang w:val="en-US"/>
         </w:rPr>
-        <w:t>. In addition, some classes do not allow the use of gadgets because learners tend to use them to fight boredom. (Jalil &amp; Sabir</w:t>
+        <w:t>. In addition, some classes do not allow the use of gadgets because learners tend to use them to fight boredom (Jalil &amp; Sabir</w:t>
       </w:r>
       <w:r>
         <w:rPr>
@@ -721,6 +721,13 @@
           <w:lang w:val="en-US"/>
         </w:rPr>
         <w:t xml:space="preserve"> 2019)</w:t>
+      </w:r>
+      <w:r>
+        <w:rPr>
+          <w:rFonts w:ascii="Arial" w:hAnsi="Arial" w:cs="Arial"/>
+          <w:lang w:val="en-US"/>
+        </w:rPr>
+        <w:t>.</w:t>
       </w:r>
     </w:p>
     <w:p>
@@ -1020,146 +1027,119 @@
           <w:bCs/>
           <w:lang w:val="en-US"/>
         </w:rPr>
-        <w:t xml:space="preserve">Background of </w:t>
-      </w:r>
-      <w:proofErr w:type="gramStart"/>
-      <w:r>
-        <w:rPr>
-          <w:rFonts w:ascii="Arial" w:hAnsi="Arial" w:cs="Arial"/>
-          <w:b/>
-          <w:bCs/>
+        <w:t>Background of the Study</w:t>
+      </w:r>
+    </w:p>
+    <w:p>
+      <w:pPr>
+        <w:spacing w:after="0" w:line="480" w:lineRule="auto"/>
+        <w:jc w:val="both"/>
+        <w:rPr>
+          <w:rFonts w:ascii="Arial" w:hAnsi="Arial" w:cs="Arial"/>
           <w:lang w:val="en-US"/>
         </w:rPr>
-        <w:t>the Study</w:t>
-      </w:r>
-      <w:proofErr w:type="gramEnd"/>
-    </w:p>
-    <w:p>
-      <w:pPr>
-        <w:spacing w:after="0" w:line="480" w:lineRule="auto"/>
-        <w:jc w:val="both"/>
-        <w:rPr>
-          <w:rFonts w:ascii="Arial" w:hAnsi="Arial" w:cs="Arial"/>
+      </w:pPr>
+      <w:r>
+        <w:rPr>
+          <w:rFonts w:ascii="Arial" w:hAnsi="Arial" w:cs="Arial"/>
+          <w:b/>
+          <w:bCs/>
           <w:lang w:val="en-US"/>
         </w:rPr>
-      </w:pPr>
-      <w:r>
-        <w:rPr>
-          <w:rFonts w:ascii="Arial" w:hAnsi="Arial" w:cs="Arial"/>
-          <w:b/>
-          <w:bCs/>
+        <w:tab/>
+      </w:r>
+      <w:r>
+        <w:rPr>
+          <w:rFonts w:ascii="Arial" w:hAnsi="Arial" w:cs="Arial"/>
           <w:lang w:val="en-US"/>
         </w:rPr>
-        <w:tab/>
+        <w:t xml:space="preserve">The goal of this study </w:t>
       </w:r>
       <w:r>
         <w:rPr>
           <w:rFonts w:ascii="Arial" w:hAnsi="Arial" w:cs="Arial"/>
           <w:lang w:val="en-US"/>
         </w:rPr>
-        <w:t xml:space="preserve">The goal of this study </w:t>
+        <w:t>is</w:t>
       </w:r>
       <w:r>
         <w:rPr>
           <w:rFonts w:ascii="Arial" w:hAnsi="Arial" w:cs="Arial"/>
           <w:lang w:val="en-US"/>
         </w:rPr>
-        <w:t>is</w:t>
+        <w:t xml:space="preserve"> to develop an alternative offline quiz application that enables teachers and students to administer and participate in assessments without internet connectivity. According to Enez (2024), an emotional attachment to smartphones can result in "nomophobia", it became a coping strategy to some individuals because of the entertainment giving them peace of mind. Moreover, it acknowledges the increasing dependence of students on digital devices. Consequently, it will grant a clear and purposeful role </w:t>
       </w:r>
       <w:r>
         <w:rPr>
           <w:rFonts w:ascii="Arial" w:hAnsi="Arial" w:cs="Arial"/>
           <w:lang w:val="en-US"/>
         </w:rPr>
-        <w:t xml:space="preserve"> to develop an alternative offline quiz application that enables teachers and students to administer and participate in assessments without internet connectivity. According to Enez (2024), an emotional attachment to smartphones can result in "nomophobia", it became a coping strategy to some individuals because of the entertainment giving them peace of mind. Moreover, it acknowledges the increasing dependence of students on digital devices. Consequently, it will grant a clear and purposeful role </w:t>
+        <w:t>in</w:t>
       </w:r>
       <w:r>
         <w:rPr>
           <w:rFonts w:ascii="Arial" w:hAnsi="Arial" w:cs="Arial"/>
           <w:lang w:val="en-US"/>
         </w:rPr>
-        <w:t>in</w:t>
+        <w:t xml:space="preserve"> technology by promoting the practical use of devices. Also, using </w:t>
       </w:r>
       <w:r>
         <w:rPr>
           <w:rFonts w:ascii="Arial" w:hAnsi="Arial" w:cs="Arial"/>
           <w:lang w:val="en-US"/>
         </w:rPr>
-        <w:t xml:space="preserve"> technology by promoting the practical use of devices. Also, using </w:t>
+        <w:t xml:space="preserve">quiz </w:t>
       </w:r>
       <w:r>
         <w:rPr>
           <w:rFonts w:ascii="Arial" w:hAnsi="Arial" w:cs="Arial"/>
           <w:lang w:val="en-US"/>
         </w:rPr>
-        <w:t xml:space="preserve">quiz </w:t>
+        <w:t>application</w:t>
       </w:r>
       <w:r>
         <w:rPr>
           <w:rFonts w:ascii="Arial" w:hAnsi="Arial" w:cs="Arial"/>
           <w:lang w:val="en-US"/>
         </w:rPr>
-        <w:t>application</w:t>
+        <w:t>s</w:t>
       </w:r>
       <w:r>
         <w:rPr>
           <w:rFonts w:ascii="Arial" w:hAnsi="Arial" w:cs="Arial"/>
           <w:lang w:val="en-US"/>
         </w:rPr>
-        <w:t>s</w:t>
-      </w:r>
+        <w:t xml:space="preserve"> will enhance the interactivity of students to sessions in every class as according to </w:t>
+      </w:r>
+      <w:proofErr w:type="spellStart"/>
       <w:r>
         <w:rPr>
           <w:rFonts w:ascii="Arial" w:hAnsi="Arial" w:cs="Arial"/>
           <w:lang w:val="en-US"/>
         </w:rPr>
-        <w:t xml:space="preserve"> will enhance the interactivity of students to sessions in every class as according to </w:t>
-      </w:r>
-      <w:proofErr w:type="spellStart"/>
+        <w:t>Gumasing</w:t>
+      </w:r>
+      <w:proofErr w:type="spellEnd"/>
       <w:r>
         <w:rPr>
           <w:rFonts w:ascii="Arial" w:hAnsi="Arial" w:cs="Arial"/>
           <w:lang w:val="en-US"/>
         </w:rPr>
-        <w:t>Gumasing</w:t>
-      </w:r>
-      <w:proofErr w:type="spellEnd"/>
+        <w:t>, et. al. (2022)</w:t>
+      </w:r>
       <w:r>
         <w:rPr>
           <w:rFonts w:ascii="Arial" w:hAnsi="Arial" w:cs="Arial"/>
           <w:lang w:val="en-US"/>
         </w:rPr>
-        <w:t xml:space="preserve">, et. </w:t>
-      </w:r>
-      <w:proofErr w:type="gramStart"/>
+        <w:t>,</w:t>
+      </w:r>
       <w:r>
         <w:rPr>
           <w:rFonts w:ascii="Arial" w:hAnsi="Arial" w:cs="Arial"/>
           <w:lang w:val="en-US"/>
         </w:rPr>
-        <w:t>al. (2022)</w:t>
-      </w:r>
-      <w:r>
-        <w:rPr>
-          <w:rFonts w:ascii="Arial" w:hAnsi="Arial" w:cs="Arial"/>
-          <w:lang w:val="en-US"/>
-        </w:rPr>
-        <w:t>,</w:t>
-      </w:r>
-      <w:r>
-        <w:rPr>
-          <w:rFonts w:ascii="Arial" w:hAnsi="Arial" w:cs="Arial"/>
-          <w:lang w:val="en-US"/>
-        </w:rPr>
-        <w:t xml:space="preserve"> learners</w:t>
-      </w:r>
-      <w:proofErr w:type="gramEnd"/>
-      <w:r>
-        <w:rPr>
-          <w:rFonts w:ascii="Arial" w:hAnsi="Arial" w:cs="Arial"/>
-          <w:lang w:val="en-US"/>
-        </w:rPr>
-        <w:t xml:space="preserve"> feel bored in some classes because of the lack of interaction, by providing creative and helpful programs during class such as interactive games, so that the students can focus on learning while having fun. Moreover, the application is particularly beneficial in areas with limited or no internet </w:t>
+        <w:t xml:space="preserve"> learners feel bored in some classes because of the lack of interaction, by providing creative and helpful programs during class such as interactive games, so that the students can focus on learning while having fun. Moreover, the application is particularly beneficial in areas with limited or no internet </w:t>
       </w:r>
       <w:r>
         <w:rPr>
@@ -1422,13 +1402,25 @@
         <w:rPr>
           <w:rFonts w:ascii="Arial" w:hAnsi="Arial" w:cs="Arial"/>
         </w:rPr>
-        <w:t>that language.</w:t>
-      </w:r>
-      <w:r>
-        <w:rPr>
-          <w:rFonts w:ascii="Arial" w:hAnsi="Arial" w:cs="Arial"/>
-        </w:rPr>
-        <w:t xml:space="preserve"> (Tim Berners-Lee, 2023)</w:t>
+        <w:t>that language</w:t>
+      </w:r>
+      <w:r>
+        <w:rPr>
+          <w:rFonts w:ascii="Arial" w:hAnsi="Arial" w:cs="Arial"/>
+        </w:rPr>
+        <w:t xml:space="preserve"> </w:t>
+      </w:r>
+      <w:r>
+        <w:rPr>
+          <w:rFonts w:ascii="Arial" w:hAnsi="Arial" w:cs="Arial"/>
+        </w:rPr>
+        <w:t>(Tim Berners-Lee, 2023)</w:t>
+      </w:r>
+      <w:r>
+        <w:rPr>
+          <w:rFonts w:ascii="Arial" w:hAnsi="Arial" w:cs="Arial"/>
+        </w:rPr>
+        <w:t>.</w:t>
       </w:r>
     </w:p>
     <w:p>
@@ -1559,19 +1551,25 @@
         <w:rPr>
           <w:rFonts w:ascii="Arial" w:hAnsi="Arial" w:cs="Arial"/>
         </w:rPr>
-        <w:t xml:space="preserve"> learner’s engagement and improvement of active learning principles compared to learning with only text itself.</w:t>
-      </w:r>
-      <w:r>
-        <w:rPr>
-          <w:rFonts w:ascii="Arial" w:hAnsi="Arial" w:cs="Arial"/>
-        </w:rPr>
-        <w:t xml:space="preserve"> </w:t>
-      </w:r>
-      <w:r>
-        <w:rPr>
-          <w:rFonts w:ascii="Arial" w:hAnsi="Arial" w:cs="Arial"/>
-        </w:rPr>
-        <w:t>(He, 2023)</w:t>
+        <w:t xml:space="preserve"> learner’s engagement and improvement of active learning principles compared to learning with only text itself</w:t>
+      </w:r>
+      <w:r>
+        <w:rPr>
+          <w:rFonts w:ascii="Arial" w:hAnsi="Arial" w:cs="Arial"/>
+        </w:rPr>
+        <w:t xml:space="preserve"> (</w:t>
+      </w:r>
+      <w:r>
+        <w:rPr>
+          <w:rFonts w:ascii="Arial" w:hAnsi="Arial" w:cs="Arial"/>
+        </w:rPr>
+        <w:t>He, 2023)</w:t>
+      </w:r>
+      <w:r>
+        <w:rPr>
+          <w:rFonts w:ascii="Arial" w:hAnsi="Arial" w:cs="Arial"/>
+        </w:rPr>
+        <w:t>.</w:t>
       </w:r>
     </w:p>
     <w:p>
@@ -1584,12 +1582,24 @@
           <w:bCs/>
         </w:rPr>
       </w:pPr>
-      <w:r>
-        <w:rPr>
-          <w:rFonts w:ascii="Arial" w:hAnsi="Arial" w:cs="Arial"/>
-          <w:b/>
-          <w:bCs/>
-        </w:rPr>
+    </w:p>
+    <w:p>
+      <w:pPr>
+        <w:spacing w:after="0" w:line="480" w:lineRule="auto"/>
+        <w:jc w:val="both"/>
+        <w:rPr>
+          <w:rFonts w:ascii="Arial" w:hAnsi="Arial" w:cs="Arial"/>
+          <w:b/>
+          <w:bCs/>
+        </w:rPr>
+      </w:pPr>
+      <w:r>
+        <w:rPr>
+          <w:rFonts w:ascii="Arial" w:hAnsi="Arial" w:cs="Arial"/>
+          <w:b/>
+          <w:bCs/>
+        </w:rPr>
+        <w:lastRenderedPageBreak/>
         <w:t xml:space="preserve">C. </w:t>
       </w:r>
       <w:r>
@@ -1615,7 +1625,6 @@
           <w:b/>
           <w:bCs/>
         </w:rPr>
-        <w:lastRenderedPageBreak/>
         <w:tab/>
       </w:r>
       <w:r>
@@ -4039,7 +4048,7 @@
           <w:lang w:val="en-US" w:eastAsia="zh-CN"/>
           <w14:ligatures w14:val="none"/>
         </w:rPr>
-        <w:t xml:space="preserve">This study aims to evaluate the creation of </w:t>
+        <w:t xml:space="preserve">This study </w:t>
       </w:r>
       <w:r>
         <w:rPr>
@@ -4048,7 +4057,7 @@
           <w:lang w:val="en-US" w:eastAsia="zh-CN"/>
           <w14:ligatures w14:val="none"/>
         </w:rPr>
-        <w:t>Quieazy, an</w:t>
+        <w:t>aimed</w:t>
       </w:r>
       <w:r>
         <w:rPr>
@@ -4057,7 +4066,7 @@
           <w:lang w:val="en-US" w:eastAsia="zh-CN"/>
           <w14:ligatures w14:val="none"/>
         </w:rPr>
-        <w:t xml:space="preserve"> alternative fun and easy to use quiz</w:t>
+        <w:t xml:space="preserve"> to evaluate the creation of </w:t>
       </w:r>
       <w:r>
         <w:rPr>
@@ -4066,7 +4075,7 @@
           <w:lang w:val="en-US" w:eastAsia="zh-CN"/>
           <w14:ligatures w14:val="none"/>
         </w:rPr>
-        <w:t xml:space="preserve"> </w:t>
+        <w:t>Quieazy, an</w:t>
       </w:r>
       <w:r>
         <w:rPr>
@@ -4075,6 +4084,24 @@
           <w:lang w:val="en-US" w:eastAsia="zh-CN"/>
           <w14:ligatures w14:val="none"/>
         </w:rPr>
+        <w:t xml:space="preserve"> alternative fun and easy to use quiz</w:t>
+      </w:r>
+      <w:r>
+        <w:rPr>
+          <w:rFonts w:ascii="Arial" w:eastAsiaTheme="minorEastAsia" w:hAnsi="Arial" w:cs="Arial"/>
+          <w:kern w:val="0"/>
+          <w:lang w:val="en-US" w:eastAsia="zh-CN"/>
+          <w14:ligatures w14:val="none"/>
+        </w:rPr>
+        <w:t xml:space="preserve"> </w:t>
+      </w:r>
+      <w:r>
+        <w:rPr>
+          <w:rFonts w:ascii="Arial" w:eastAsiaTheme="minorEastAsia" w:hAnsi="Arial" w:cs="Arial"/>
+          <w:kern w:val="0"/>
+          <w:lang w:val="en-US" w:eastAsia="zh-CN"/>
+          <w14:ligatures w14:val="none"/>
+        </w:rPr>
         <w:t>application that does not require internet for live hosting and monitoring.</w:t>
       </w:r>
     </w:p>
@@ -4129,7 +4156,6 @@
           <w14:ligatures w14:val="none"/>
         </w:rPr>
       </w:pPr>
-      <w:proofErr w:type="gramStart"/>
       <w:r>
         <w:rPr>
           <w:rFonts w:ascii="Arial" w:eastAsiaTheme="minorEastAsia" w:hAnsi="Arial" w:cs="Arial"/>
@@ -4148,7 +4174,6 @@
         </w:rPr>
         <w:t>;</w:t>
       </w:r>
-      <w:proofErr w:type="gramEnd"/>
     </w:p>
     <w:p>
       <w:pPr>
@@ -4746,6 +4771,7 @@
         <w:rPr>
           <w:rFonts w:ascii="Arial" w:hAnsi="Arial" w:cs="Arial"/>
         </w:rPr>
+        <w:lastRenderedPageBreak/>
         <w:t xml:space="preserve">It can also help learners to </w:t>
       </w:r>
       <w:r>
@@ -4782,7 +4808,6 @@
           <w:b/>
           <w:bCs/>
         </w:rPr>
-        <w:lastRenderedPageBreak/>
         <w:t>Educators</w:t>
       </w:r>
       <w:r>
@@ -4817,7 +4842,19 @@
         <w:rPr>
           <w:rFonts w:ascii="Arial" w:hAnsi="Arial" w:cs="Arial"/>
         </w:rPr>
-        <w:t xml:space="preserve"> application will reduce the </w:t>
+        <w:t xml:space="preserve"> application </w:t>
+      </w:r>
+      <w:r>
+        <w:rPr>
+          <w:rFonts w:ascii="Arial" w:hAnsi="Arial" w:cs="Arial"/>
+        </w:rPr>
+        <w:t>would</w:t>
+      </w:r>
+      <w:r>
+        <w:rPr>
+          <w:rFonts w:ascii="Arial" w:hAnsi="Arial" w:cs="Arial"/>
+        </w:rPr>
+        <w:t xml:space="preserve"> reduce the </w:t>
       </w:r>
       <w:r>
         <w:rPr>
@@ -5147,7 +5184,19 @@
         <w:rPr>
           <w:rFonts w:ascii="Arial" w:hAnsi="Arial" w:cs="Arial"/>
         </w:rPr>
-        <w:t xml:space="preserve"> will be evaluated by the researchers using survey questionnaire</w:t>
+        <w:t xml:space="preserve"> </w:t>
+      </w:r>
+      <w:r>
+        <w:rPr>
+          <w:rFonts w:ascii="Arial" w:hAnsi="Arial" w:cs="Arial"/>
+        </w:rPr>
+        <w:t>would</w:t>
+      </w:r>
+      <w:r>
+        <w:rPr>
+          <w:rFonts w:ascii="Arial" w:hAnsi="Arial" w:cs="Arial"/>
+        </w:rPr>
+        <w:t xml:space="preserve"> be evaluated by the researchers using survey questionnaire</w:t>
       </w:r>
       <w:r>
         <w:rPr>
@@ -5195,7 +5244,19 @@
         <w:rPr>
           <w:rFonts w:ascii="Arial" w:hAnsi="Arial" w:cs="Arial"/>
         </w:rPr>
-        <w:t>. This study will not</w:t>
+        <w:t xml:space="preserve">. This study </w:t>
+      </w:r>
+      <w:r>
+        <w:rPr>
+          <w:rFonts w:ascii="Arial" w:hAnsi="Arial" w:cs="Arial"/>
+        </w:rPr>
+        <w:t>would</w:t>
+      </w:r>
+      <w:r>
+        <w:rPr>
+          <w:rFonts w:ascii="Arial" w:hAnsi="Arial" w:cs="Arial"/>
+        </w:rPr>
+        <w:t xml:space="preserve"> not</w:t>
       </w:r>
       <w:r>
         <w:rPr>
@@ -5261,7 +5322,31 @@
         <w:rPr>
           <w:rFonts w:ascii="Arial" w:hAnsi="Arial" w:cs="Arial"/>
         </w:rPr>
-        <w:t xml:space="preserve"> This study will not be focusing on the market and will mainly focus on the actual application.</w:t>
+        <w:t xml:space="preserve"> This study </w:t>
+      </w:r>
+      <w:r>
+        <w:rPr>
+          <w:rFonts w:ascii="Arial" w:hAnsi="Arial" w:cs="Arial"/>
+        </w:rPr>
+        <w:t>would</w:t>
+      </w:r>
+      <w:r>
+        <w:rPr>
+          <w:rFonts w:ascii="Arial" w:hAnsi="Arial" w:cs="Arial"/>
+        </w:rPr>
+        <w:t xml:space="preserve"> not be focusing on the market and </w:t>
+      </w:r>
+      <w:r>
+        <w:rPr>
+          <w:rFonts w:ascii="Arial" w:hAnsi="Arial" w:cs="Arial"/>
+        </w:rPr>
+        <w:t>would</w:t>
+      </w:r>
+      <w:r>
+        <w:rPr>
+          <w:rFonts w:ascii="Arial" w:hAnsi="Arial" w:cs="Arial"/>
+        </w:rPr>
+        <w:t xml:space="preserve"> mainly focus on the actual application.</w:t>
       </w:r>
       <w:r>
         <w:rPr>
@@ -5309,7 +5394,19 @@
         <w:rPr>
           <w:rFonts w:ascii="Arial" w:hAnsi="Arial" w:cs="Arial"/>
         </w:rPr>
-        <w:t xml:space="preserve"> of this study will be the</w:t>
+        <w:t xml:space="preserve"> of this study </w:t>
+      </w:r>
+      <w:r>
+        <w:rPr>
+          <w:rFonts w:ascii="Arial" w:hAnsi="Arial" w:cs="Arial"/>
+        </w:rPr>
+        <w:t>would</w:t>
+      </w:r>
+      <w:r>
+        <w:rPr>
+          <w:rFonts w:ascii="Arial" w:hAnsi="Arial" w:cs="Arial"/>
+        </w:rPr>
+        <w:t xml:space="preserve"> be the</w:t>
       </w:r>
       <w:r>
         <w:rPr>
@@ -5573,7 +5670,7 @@
         <w:rPr>
           <w:rFonts w:ascii="Arial" w:hAnsi="Arial" w:cs="Arial"/>
         </w:rPr>
-        <w:t>The WebSocket API allows interaction between a user's browser and a server. With this API, devices can send messages and receive responses without checking the server for a reply. (MD</w:t>
+        <w:t>The WebSocket API allows interaction between a user's browser and a server. With this API, devices can send messages and receive responses without checking the server for a reply (MD</w:t>
       </w:r>
       <w:r>
         <w:rPr>
@@ -5585,7 +5682,19 @@
         <w:rPr>
           <w:rFonts w:ascii="Arial" w:hAnsi="Arial" w:cs="Arial"/>
         </w:rPr>
-        <w:t xml:space="preserve">, n.d.) </w:t>
+        <w:t>, n.d.)</w:t>
+      </w:r>
+      <w:r>
+        <w:rPr>
+          <w:rFonts w:ascii="Arial" w:hAnsi="Arial" w:cs="Arial"/>
+        </w:rPr>
+        <w:t>.</w:t>
+      </w:r>
+      <w:r>
+        <w:rPr>
+          <w:rFonts w:ascii="Arial" w:hAnsi="Arial" w:cs="Arial"/>
+        </w:rPr>
+        <w:t xml:space="preserve"> </w:t>
       </w:r>
     </w:p>
     <w:p>
@@ -5622,7 +5731,19 @@
           <w:rFonts w:ascii="Arial" w:hAnsi="Arial" w:cs="Arial"/>
         </w:rPr>
         <w:lastRenderedPageBreak/>
-        <w:t xml:space="preserve">Code, Loom, Notion, Docker, and other leading developers chose Electron. It is open-source and free for both commercial and personal use. (Electron, n.d.) </w:t>
+        <w:t>Code, Loom, Notion, Docker, and other leading developers chose Electron. It is open-source and free for both commercial and personal use (Electron, n.d.)</w:t>
+      </w:r>
+      <w:r>
+        <w:rPr>
+          <w:rFonts w:ascii="Arial" w:hAnsi="Arial" w:cs="Arial"/>
+        </w:rPr>
+        <w:t>.</w:t>
+      </w:r>
+      <w:r>
+        <w:rPr>
+          <w:rFonts w:ascii="Arial" w:hAnsi="Arial" w:cs="Arial"/>
+        </w:rPr>
+        <w:t xml:space="preserve"> </w:t>
       </w:r>
     </w:p>
     <w:p>
@@ -5638,7 +5759,31 @@
         <w:rPr>
           <w:rFonts w:ascii="Arial" w:hAnsi="Arial" w:cs="Arial"/>
         </w:rPr>
-        <w:t xml:space="preserve">Apache Cordova is a framework used in building mobile apps with the use of web technology. It can be used to extend an app cross-platform, without re-implementing it with different languages and tool sets. It can also be used to easily deploy web apps in different app stores. (Apache Cordova, n.d.) </w:t>
+        <w:t>Apache Cordova is a framework used in building mobile apps with the use of web technology. It can be used to extend an app cross-platform, without re-implementing it with different languages and tool sets. It can also be used to easily deploy web apps in different app stores</w:t>
+      </w:r>
+      <w:r>
+        <w:rPr>
+          <w:rFonts w:ascii="Arial" w:hAnsi="Arial" w:cs="Arial"/>
+        </w:rPr>
+        <w:t xml:space="preserve"> </w:t>
+      </w:r>
+      <w:r>
+        <w:rPr>
+          <w:rFonts w:ascii="Arial" w:hAnsi="Arial" w:cs="Arial"/>
+        </w:rPr>
+        <w:t>(Apache Cordova, n.d.)</w:t>
+      </w:r>
+      <w:r>
+        <w:rPr>
+          <w:rFonts w:ascii="Arial" w:hAnsi="Arial" w:cs="Arial"/>
+        </w:rPr>
+        <w:t>.</w:t>
+      </w:r>
+      <w:r>
+        <w:rPr>
+          <w:rFonts w:ascii="Arial" w:hAnsi="Arial" w:cs="Arial"/>
+        </w:rPr>
+        <w:t xml:space="preserve"> </w:t>
       </w:r>
     </w:p>
     <w:p>
@@ -5711,7 +5856,25 @@
           <w:rFonts w:ascii="Arial" w:hAnsi="Arial" w:cs="Arial"/>
         </w:rPr>
         <w:lastRenderedPageBreak/>
-        <w:t xml:space="preserve">When making educational applications, it is better to follow common steps to have a smooth development. It starts with defining a target audience, identifying the learning objectives, choosing the appropriate platform, and planning the content and structure. After planning, the actual creation of the app comes next, which mainly includes the layout and functionality. It is important to implement gamification to achieve a fun app. Next comes the inclusion of feedback and assessment elements. Then the app must be tested and debugged to avoid bugs and errors. And the last step is to publish the app. (Dukes, 2023) </w:t>
+        <w:t>When making educational applications, it is better to follow common steps to have a smooth development. It starts with defining a target audience, identifying the learning objectives, choosing the appropriate platform, and planning the content and structure. After planning, the actual creation of the app comes next, which mainly includes the layout and functionality. It is important to implement gamification to achieve a fun app. Next comes the inclusion of feedback and assessment elements. Then the app must be tested and debugged to avoid bugs and errors. And the last step is to publish the app</w:t>
+      </w:r>
+      <w:r>
+        <w:rPr>
+          <w:rFonts w:ascii="Arial" w:hAnsi="Arial" w:cs="Arial"/>
+        </w:rPr>
+        <w:t xml:space="preserve"> </w:t>
+      </w:r>
+      <w:r>
+        <w:rPr>
+          <w:rFonts w:ascii="Arial" w:hAnsi="Arial" w:cs="Arial"/>
+        </w:rPr>
+        <w:t>(Dukes, 2023)</w:t>
+      </w:r>
+      <w:r>
+        <w:rPr>
+          <w:rFonts w:ascii="Arial" w:hAnsi="Arial" w:cs="Arial"/>
+        </w:rPr>
+        <w:t>.</w:t>
       </w:r>
     </w:p>
     <w:p>
@@ -5792,7 +5955,7 @@
         <w:rPr>
           <w:rFonts w:ascii="Arial" w:hAnsi="Arial" w:cs="Arial"/>
         </w:rPr>
-        <w:t>The Transmission Control Protocol (TCP) stands out as a foundation of the internet protocol suite. Designed for robust communication over networks, TCP is one of the most crucial protocols allowing for the seamless exchange of data across the globe. It ensures that data packets sent from one computer to another arrive intact and in the correct order. It reliably works due to its design, which includes connection-oriented protocol, three-way handshake, reliable data transfer, flow control, congestion control, data segmentation, and error detection and correction. TCP offers various advantages that are crucial for successful data transmission over the internet. Advantages include reliability, order preservation, error recovery, standardization, and flexible data flow. TCP is used in web browsing, email services, file transfers, remote access, and streaming services. (</w:t>
+        <w:t>The Transmission Control Protocol (TCP) stands out as a foundation of the internet protocol suite. Designed for robust communication over networks, TCP is one of the most crucial protocols allowing for the seamless exchange of data across the globe. It ensures that data packets sent from one computer to another arrive intact and in the correct order. It reliably works due to its design, which includes connection-oriented protocol, three-way handshake, reliable data transfer, flow control, congestion control, data segmentation, and error detection and correction. TCP offers various advantages that are crucial for successful data transmission over the internet. Advantages include reliability, order preservation, error recovery, standardization, and flexible data flow. TCP is used in web browsing, email services, file transfers, remote access, and streaming services (</w:t>
       </w:r>
       <w:proofErr w:type="spellStart"/>
       <w:r>
@@ -5819,6 +5982,12 @@
           <w:rFonts w:ascii="Arial" w:hAnsi="Arial" w:cs="Arial"/>
         </w:rPr>
         <w:t>)</w:t>
+      </w:r>
+      <w:r>
+        <w:rPr>
+          <w:rFonts w:ascii="Arial" w:hAnsi="Arial" w:cs="Arial"/>
+        </w:rPr>
+        <w:t>.</w:t>
       </w:r>
     </w:p>
     <w:p>
@@ -5943,7 +6112,19 @@
         <w:rPr>
           <w:rFonts w:ascii="Arial" w:hAnsi="Arial" w:cs="Arial"/>
         </w:rPr>
-        <w:t>). It is used to distribute software packages to open-source developers on many continents and by many organizations to oversee private work. It is also used to modify packages for apps, download standalone tools, run packages, and share code anywhere. NPM and Node.js are used together to create website APIs, automation, real-time, and single-page applications. There are many companies that use this, such as Netflix, Discord, LinkedIn, NASA, and PayPal. (</w:t>
+        <w:t>). It is used to distribute software packages to open-source developers on many continents and by many organizations to oversee private work. It is also used to modify packages for apps, download standalone tools, run packages, and share code anywhere. NPM and Node.js are used together to create website APIs, automation, real-time, and single-page applications. There are many companies that use this, such as Netflix, Discord, LinkedIn, NASA, and PayPal</w:t>
+      </w:r>
+      <w:r>
+        <w:rPr>
+          <w:rFonts w:ascii="Arial" w:hAnsi="Arial" w:cs="Arial"/>
+        </w:rPr>
+        <w:t xml:space="preserve"> </w:t>
+      </w:r>
+      <w:r>
+        <w:rPr>
+          <w:rFonts w:ascii="Arial" w:hAnsi="Arial" w:cs="Arial"/>
+        </w:rPr>
+        <w:t>(</w:t>
       </w:r>
       <w:proofErr w:type="spellStart"/>
       <w:r>
@@ -5957,7 +6138,13 @@
         <w:rPr>
           <w:rFonts w:ascii="Arial" w:hAnsi="Arial" w:cs="Arial"/>
         </w:rPr>
-        <w:t xml:space="preserve">, 2024) </w:t>
+        <w:t>, 2024)</w:t>
+      </w:r>
+      <w:r>
+        <w:rPr>
+          <w:rFonts w:ascii="Arial" w:hAnsi="Arial" w:cs="Arial"/>
+        </w:rPr>
+        <w:t>.</w:t>
       </w:r>
     </w:p>
     <w:p>
@@ -6051,21 +6238,19 @@
         <w:rPr>
           <w:rFonts w:ascii="Arial" w:hAnsi="Arial" w:cs="Arial"/>
         </w:rPr>
-        <w:t xml:space="preserve">When the COVID-19 pandemic started, teachers and learners faced difficulties in having quizzes online. The educators </w:t>
-      </w:r>
-      <w:proofErr w:type="gramStart"/>
-      <w:r>
-        <w:rPr>
-          <w:rFonts w:ascii="Arial" w:hAnsi="Arial" w:cs="Arial"/>
-        </w:rPr>
-        <w:t>made an effort</w:t>
-      </w:r>
-      <w:proofErr w:type="gramEnd"/>
-      <w:r>
-        <w:rPr>
-          <w:rFonts w:ascii="Arial" w:hAnsi="Arial" w:cs="Arial"/>
-        </w:rPr>
-        <w:t xml:space="preserve"> to search trusted media for them to have online quizzes. And with the help of QUIZIZZ, educators were able to teach online. It also has an entertainment area, where there are games. It helped learners to be more engaged in taking quizzes. (</w:t>
+        <w:t>When the COVID-19 pandemic started, teachers and learners faced difficulties in having quizzes online. The educators made an effort to search trusted media for them to have online quizzes. And with the help of QUIZIZZ, educators were able to teach online. It also has an entertainment area, where there are games. It helped learners to be more engaged in taking quizzes</w:t>
+      </w:r>
+      <w:r>
+        <w:rPr>
+          <w:rFonts w:ascii="Arial" w:hAnsi="Arial" w:cs="Arial"/>
+        </w:rPr>
+        <w:t xml:space="preserve"> </w:t>
+      </w:r>
+      <w:r>
+        <w:rPr>
+          <w:rFonts w:ascii="Arial" w:hAnsi="Arial" w:cs="Arial"/>
+        </w:rPr>
+        <w:t>(</w:t>
       </w:r>
       <w:proofErr w:type="spellStart"/>
       <w:r>
@@ -6079,7 +6264,13 @@
         <w:rPr>
           <w:rFonts w:ascii="Arial" w:hAnsi="Arial" w:cs="Arial"/>
         </w:rPr>
-        <w:t xml:space="preserve">, 2021) </w:t>
+        <w:t>, 2021)</w:t>
+      </w:r>
+      <w:r>
+        <w:rPr>
+          <w:rFonts w:ascii="Arial" w:hAnsi="Arial" w:cs="Arial"/>
+        </w:rPr>
+        <w:t>.</w:t>
       </w:r>
     </w:p>
     <w:p>
@@ -6132,7 +6323,25 @@
           <w:rFonts w:ascii="Arial" w:hAnsi="Arial" w:cs="Arial"/>
         </w:rPr>
         <w:lastRenderedPageBreak/>
-        <w:t xml:space="preserve">such as Moodle have implemented such SRS. Nevertheless, the tools nowadays are too limited to effectively support blended learning, especially in maintaining students' concentration. (Xie et al. 2023) </w:t>
+        <w:t>such as Moodle have implemented such SRS. Nevertheless, the tools nowadays are too limited to effectively support blended learning, especially in maintaining students' concentration</w:t>
+      </w:r>
+      <w:r>
+        <w:rPr>
+          <w:rFonts w:ascii="Arial" w:hAnsi="Arial" w:cs="Arial"/>
+        </w:rPr>
+        <w:t xml:space="preserve"> </w:t>
+      </w:r>
+      <w:r>
+        <w:rPr>
+          <w:rFonts w:ascii="Arial" w:hAnsi="Arial" w:cs="Arial"/>
+        </w:rPr>
+        <w:t>(Xie et al. 2023)</w:t>
+      </w:r>
+      <w:r>
+        <w:rPr>
+          <w:rFonts w:ascii="Arial" w:hAnsi="Arial" w:cs="Arial"/>
+        </w:rPr>
+        <w:t>.</w:t>
       </w:r>
     </w:p>
     <w:p>
@@ -6188,7 +6397,19 @@
         <w:rPr>
           <w:rFonts w:ascii="Arial" w:hAnsi="Arial" w:cs="Arial"/>
         </w:rPr>
-        <w:t>Blended learning, that is, the combination of online and offline teaching and learning, can enhance students' understanding of many concepts. Furthermore, blended learning positively affected students; for instance, many achieved higher scores with the blended method compared to the traditional method. (</w:t>
+        <w:t>Blended learning, that is, the combination of online and offline teaching and learning, can enhance students' understanding of many concepts. Furthermore, blended learning positively affected students; for instance, many achieved higher scores with the blended method compared to the traditional method</w:t>
+      </w:r>
+      <w:r>
+        <w:rPr>
+          <w:rFonts w:ascii="Arial" w:hAnsi="Arial" w:cs="Arial"/>
+        </w:rPr>
+        <w:t xml:space="preserve"> </w:t>
+      </w:r>
+      <w:r>
+        <w:rPr>
+          <w:rFonts w:ascii="Arial" w:hAnsi="Arial" w:cs="Arial"/>
+        </w:rPr>
+        <w:t>(</w:t>
       </w:r>
       <w:proofErr w:type="spellStart"/>
       <w:r>
@@ -6202,7 +6423,13 @@
         <w:rPr>
           <w:rFonts w:ascii="Arial" w:hAnsi="Arial" w:cs="Arial"/>
         </w:rPr>
-        <w:t xml:space="preserve">, 2019) </w:t>
+        <w:t>, 2019)</w:t>
+      </w:r>
+      <w:r>
+        <w:rPr>
+          <w:rFonts w:ascii="Arial" w:hAnsi="Arial" w:cs="Arial"/>
+        </w:rPr>
+        <w:t>.</w:t>
       </w:r>
     </w:p>
     <w:p>
@@ -6269,21 +6496,7 @@
         <w:rPr>
           <w:rFonts w:ascii="Arial" w:hAnsi="Arial" w:cs="Arial"/>
         </w:rPr>
-        <w:t xml:space="preserve"> et al. (2020), </w:t>
-      </w:r>
-      <w:proofErr w:type="gramStart"/>
-      <w:r>
-        <w:rPr>
-          <w:rFonts w:ascii="Arial" w:hAnsi="Arial" w:cs="Arial"/>
-        </w:rPr>
-        <w:t>similar to</w:t>
-      </w:r>
-      <w:proofErr w:type="gramEnd"/>
-      <w:r>
-        <w:rPr>
-          <w:rFonts w:ascii="Arial" w:hAnsi="Arial" w:cs="Arial"/>
-        </w:rPr>
-        <w:t xml:space="preserve"> how games can improve specific skills and maximize learning, gamification of education can increase student engagement levels. They have examined how gamification affects students' behavior, learning, and engagement based on their personality traits. Their findings indicated that the effect of gamification depends on the user's characteristics. </w:t>
+        <w:t xml:space="preserve"> et al. (2020), similar to how games can improve specific skills and maximize learning, gamification of education can increase student engagement levels. They have examined how gamification affects students' behavior, learning, and engagement based on their personality traits. Their findings indicated that the effect of gamification depends on the user's characteristics. </w:t>
       </w:r>
     </w:p>
     <w:p>
@@ -6299,21 +6512,19 @@
         <w:rPr>
           <w:rFonts w:ascii="Arial" w:hAnsi="Arial" w:cs="Arial"/>
         </w:rPr>
-        <w:t xml:space="preserve">Quizzes are used to test the understanding of a given material. And in e-learning, quizzes are typically conducted online. Online quizzes often have a time schedule, a time limit, and a limited number of attempts to answer. If students take tests at the same time, most are extremely likely to fail, especially if the network is unstable. To address this issue, a desktop-based offline quiz application was developed. Students use the offline quiz program to view </w:t>
-      </w:r>
-      <w:proofErr w:type="gramStart"/>
-      <w:r>
-        <w:rPr>
-          <w:rFonts w:ascii="Arial" w:hAnsi="Arial" w:cs="Arial"/>
-        </w:rPr>
-        <w:t>all of</w:t>
-      </w:r>
-      <w:proofErr w:type="gramEnd"/>
-      <w:r>
-        <w:rPr>
-          <w:rFonts w:ascii="Arial" w:hAnsi="Arial" w:cs="Arial"/>
-        </w:rPr>
-        <w:t xml:space="preserve"> the available quizzes. While answering is completed offline, downloading and uploading processes still require an internet connection. (</w:t>
+        <w:t>Quizzes are used to test the understanding of a given material. And in e-learning, quizzes are typically conducted online. Online quizzes often have a time schedule, a time limit, and a limited number of attempts to answer. If students take tests at the same time, most are extremely likely to fail, especially if the network is unstable. To address this issue, a desktop-based offline quiz application was developed. Students use the offline quiz program to view all of the available quizzes. While answering is completed offline, downloading and uploading processes still require an internet connection</w:t>
+      </w:r>
+      <w:r>
+        <w:rPr>
+          <w:rFonts w:ascii="Arial" w:hAnsi="Arial" w:cs="Arial"/>
+        </w:rPr>
+        <w:t xml:space="preserve"> </w:t>
+      </w:r>
+      <w:r>
+        <w:rPr>
+          <w:rFonts w:ascii="Arial" w:hAnsi="Arial" w:cs="Arial"/>
+        </w:rPr>
+        <w:t>(</w:t>
       </w:r>
       <w:proofErr w:type="spellStart"/>
       <w:r>
@@ -6327,7 +6538,13 @@
         <w:rPr>
           <w:rFonts w:ascii="Arial" w:hAnsi="Arial" w:cs="Arial"/>
         </w:rPr>
-        <w:t xml:space="preserve"> et al., 2020) </w:t>
+        <w:t xml:space="preserve"> et al., 2020)</w:t>
+      </w:r>
+      <w:r>
+        <w:rPr>
+          <w:rFonts w:ascii="Arial" w:hAnsi="Arial" w:cs="Arial"/>
+        </w:rPr>
+        <w:t>.</w:t>
       </w:r>
     </w:p>
     <w:p>
@@ -6753,7 +6970,21 @@
           <w:rFonts w:ascii="Arial" w:hAnsi="Arial" w:cs="Arial"/>
           <w:bCs/>
         </w:rPr>
-        <w:t>They will be the subject of the trial of the application.</w:t>
+        <w:t xml:space="preserve">They </w:t>
+      </w:r>
+      <w:r>
+        <w:rPr>
+          <w:rFonts w:ascii="Arial" w:hAnsi="Arial" w:cs="Arial"/>
+          <w:bCs/>
+        </w:rPr>
+        <w:t>would</w:t>
+      </w:r>
+      <w:r>
+        <w:rPr>
+          <w:rFonts w:ascii="Arial" w:hAnsi="Arial" w:cs="Arial"/>
+          <w:bCs/>
+        </w:rPr>
+        <w:t xml:space="preserve"> be the subject of the trial of the application.</w:t>
       </w:r>
     </w:p>
     <w:p>
@@ -17195,13 +17426,13 @@
         <w:tblLook w:val="04A0" w:firstRow="1" w:lastRow="0" w:firstColumn="1" w:lastColumn="0" w:noHBand="0" w:noVBand="1"/>
       </w:tblPr>
       <w:tblGrid>
-        <w:gridCol w:w="1288"/>
+        <w:gridCol w:w="1287"/>
         <w:gridCol w:w="1177"/>
-        <w:gridCol w:w="780"/>
+        <w:gridCol w:w="762"/>
         <w:gridCol w:w="1327"/>
-        <w:gridCol w:w="865"/>
-        <w:gridCol w:w="807"/>
-        <w:gridCol w:w="1019"/>
+        <w:gridCol w:w="976"/>
+        <w:gridCol w:w="718"/>
+        <w:gridCol w:w="1016"/>
         <w:gridCol w:w="1377"/>
       </w:tblGrid>
       <w:tr>
@@ -17210,7 +17441,7 @@
         </w:trPr>
         <w:tc>
           <w:tcPr>
-            <w:tcW w:w="1078" w:type="dxa"/>
+            <w:tcW w:w="1287" w:type="dxa"/>
             <w:tcBorders>
               <w:top w:val="double" w:sz="6" w:space="0" w:color="auto"/>
               <w:bottom w:val="single" w:sz="8" w:space="0" w:color="auto"/>
@@ -17252,7 +17483,7 @@
         </w:tc>
         <w:tc>
           <w:tcPr>
-            <w:tcW w:w="1078" w:type="dxa"/>
+            <w:tcW w:w="1177" w:type="dxa"/>
             <w:tcBorders>
               <w:top w:val="double" w:sz="6" w:space="0" w:color="auto"/>
               <w:bottom w:val="single" w:sz="8" w:space="0" w:color="auto"/>
@@ -17294,7 +17525,7 @@
         </w:tc>
         <w:tc>
           <w:tcPr>
-            <w:tcW w:w="1079" w:type="dxa"/>
+            <w:tcW w:w="762" w:type="dxa"/>
             <w:tcBorders>
               <w:top w:val="double" w:sz="6" w:space="0" w:color="auto"/>
               <w:bottom w:val="single" w:sz="8" w:space="0" w:color="auto"/>
@@ -17338,7 +17569,7 @@
         </w:tc>
         <w:tc>
           <w:tcPr>
-            <w:tcW w:w="1079" w:type="dxa"/>
+            <w:tcW w:w="1327" w:type="dxa"/>
             <w:tcBorders>
               <w:top w:val="double" w:sz="6" w:space="0" w:color="auto"/>
               <w:bottom w:val="single" w:sz="8" w:space="0" w:color="auto"/>
@@ -17400,7 +17631,7 @@
         </w:tc>
         <w:tc>
           <w:tcPr>
-            <w:tcW w:w="1079" w:type="dxa"/>
+            <w:tcW w:w="976" w:type="dxa"/>
             <w:tcBorders>
               <w:top w:val="double" w:sz="6" w:space="0" w:color="auto"/>
               <w:bottom w:val="single" w:sz="8" w:space="0" w:color="auto"/>
@@ -17442,7 +17673,7 @@
         </w:tc>
         <w:tc>
           <w:tcPr>
-            <w:tcW w:w="1079" w:type="dxa"/>
+            <w:tcW w:w="718" w:type="dxa"/>
             <w:tcBorders>
               <w:top w:val="double" w:sz="6" w:space="0" w:color="auto"/>
               <w:bottom w:val="single" w:sz="8" w:space="0" w:color="auto"/>
@@ -17484,7 +17715,7 @@
         </w:tc>
         <w:tc>
           <w:tcPr>
-            <w:tcW w:w="1079" w:type="dxa"/>
+            <w:tcW w:w="1016" w:type="dxa"/>
             <w:tcBorders>
               <w:top w:val="double" w:sz="6" w:space="0" w:color="auto"/>
               <w:bottom w:val="single" w:sz="8" w:space="0" w:color="auto"/>
@@ -17526,7 +17757,7 @@
         </w:tc>
         <w:tc>
           <w:tcPr>
-            <w:tcW w:w="1079" w:type="dxa"/>
+            <w:tcW w:w="1377" w:type="dxa"/>
             <w:tcBorders>
               <w:top w:val="double" w:sz="6" w:space="0" w:color="auto"/>
               <w:bottom w:val="single" w:sz="8" w:space="0" w:color="auto"/>
@@ -17573,7 +17804,7 @@
         </w:trPr>
         <w:tc>
           <w:tcPr>
-            <w:tcW w:w="1078" w:type="dxa"/>
+            <w:tcW w:w="1287" w:type="dxa"/>
             <w:tcBorders>
               <w:top w:val="single" w:sz="8" w:space="0" w:color="auto"/>
             </w:tcBorders>
@@ -17694,7 +17925,7 @@
         </w:tc>
         <w:tc>
           <w:tcPr>
-            <w:tcW w:w="1078" w:type="dxa"/>
+            <w:tcW w:w="1177" w:type="dxa"/>
             <w:tcBorders>
               <w:top w:val="single" w:sz="8" w:space="0" w:color="auto"/>
             </w:tcBorders>
@@ -17731,7 +17962,7 @@
         </w:tc>
         <w:tc>
           <w:tcPr>
-            <w:tcW w:w="1079" w:type="dxa"/>
+            <w:tcW w:w="762" w:type="dxa"/>
             <w:tcBorders>
               <w:top w:val="single" w:sz="8" w:space="0" w:color="auto"/>
             </w:tcBorders>
@@ -17768,7 +17999,7 @@
         </w:tc>
         <w:tc>
           <w:tcPr>
-            <w:tcW w:w="1079" w:type="dxa"/>
+            <w:tcW w:w="1327" w:type="dxa"/>
             <w:tcBorders>
               <w:top w:val="single" w:sz="8" w:space="0" w:color="auto"/>
             </w:tcBorders>
@@ -17805,7 +18036,7 @@
         </w:tc>
         <w:tc>
           <w:tcPr>
-            <w:tcW w:w="1079" w:type="dxa"/>
+            <w:tcW w:w="976" w:type="dxa"/>
             <w:tcBorders>
               <w:top w:val="single" w:sz="8" w:space="0" w:color="auto"/>
             </w:tcBorders>
@@ -17836,13 +18067,29 @@
                 <w:sz w:val="18"/>
                 <w:szCs w:val="18"/>
               </w:rPr>
+              <w:t xml:space="preserve">&lt; </w:t>
+            </w:r>
+            <w:r>
+              <w:rPr>
+                <w:rFonts w:ascii="Arial" w:hAnsi="Arial" w:cs="Arial"/>
+                <w:sz w:val="18"/>
+                <w:szCs w:val="18"/>
+              </w:rPr>
               <w:t>0.00</w:t>
+            </w:r>
+            <w:r>
+              <w:rPr>
+                <w:rFonts w:ascii="Arial" w:hAnsi="Arial" w:cs="Arial"/>
+                <w:sz w:val="18"/>
+                <w:szCs w:val="18"/>
+              </w:rPr>
+              <w:t>01</w:t>
             </w:r>
           </w:p>
         </w:tc>
         <w:tc>
           <w:tcPr>
-            <w:tcW w:w="1079" w:type="dxa"/>
+            <w:tcW w:w="718" w:type="dxa"/>
             <w:tcBorders>
               <w:top w:val="single" w:sz="8" w:space="0" w:color="auto"/>
             </w:tcBorders>
@@ -17879,7 +18126,7 @@
         </w:tc>
         <w:tc>
           <w:tcPr>
-            <w:tcW w:w="1079" w:type="dxa"/>
+            <w:tcW w:w="1016" w:type="dxa"/>
             <w:tcBorders>
               <w:top w:val="single" w:sz="8" w:space="0" w:color="auto"/>
             </w:tcBorders>
@@ -17926,7 +18173,7 @@
         </w:tc>
         <w:tc>
           <w:tcPr>
-            <w:tcW w:w="1079" w:type="dxa"/>
+            <w:tcW w:w="1377" w:type="dxa"/>
             <w:tcBorders>
               <w:top w:val="single" w:sz="8" w:space="0" w:color="auto"/>
             </w:tcBorders>
@@ -17968,7 +18215,7 @@
         </w:trPr>
         <w:tc>
           <w:tcPr>
-            <w:tcW w:w="1078" w:type="dxa"/>
+            <w:tcW w:w="1287" w:type="dxa"/>
             <w:tcBorders>
               <w:bottom w:val="double" w:sz="6" w:space="0" w:color="auto"/>
             </w:tcBorders>
@@ -18061,7 +18308,7 @@
         </w:tc>
         <w:tc>
           <w:tcPr>
-            <w:tcW w:w="1078" w:type="dxa"/>
+            <w:tcW w:w="1177" w:type="dxa"/>
             <w:tcBorders>
               <w:bottom w:val="double" w:sz="6" w:space="0" w:color="auto"/>
             </w:tcBorders>
@@ -18098,7 +18345,7 @@
         </w:tc>
         <w:tc>
           <w:tcPr>
-            <w:tcW w:w="1079" w:type="dxa"/>
+            <w:tcW w:w="762" w:type="dxa"/>
             <w:tcBorders>
               <w:bottom w:val="double" w:sz="6" w:space="0" w:color="auto"/>
             </w:tcBorders>
@@ -18135,7 +18382,7 @@
         </w:tc>
         <w:tc>
           <w:tcPr>
-            <w:tcW w:w="1079" w:type="dxa"/>
+            <w:tcW w:w="1327" w:type="dxa"/>
             <w:tcBorders>
               <w:bottom w:val="double" w:sz="6" w:space="0" w:color="auto"/>
             </w:tcBorders>
@@ -18180,7 +18427,7 @@
         </w:tc>
         <w:tc>
           <w:tcPr>
-            <w:tcW w:w="1079" w:type="dxa"/>
+            <w:tcW w:w="976" w:type="dxa"/>
             <w:tcBorders>
               <w:bottom w:val="double" w:sz="6" w:space="0" w:color="auto"/>
             </w:tcBorders>
@@ -18211,13 +18458,29 @@
                 <w:sz w:val="18"/>
                 <w:szCs w:val="18"/>
               </w:rPr>
-              <w:t>0.00</w:t>
+              <w:t>&lt; 0</w:t>
+            </w:r>
+            <w:r>
+              <w:rPr>
+                <w:rFonts w:ascii="Arial" w:hAnsi="Arial" w:cs="Arial"/>
+                <w:sz w:val="18"/>
+                <w:szCs w:val="18"/>
+              </w:rPr>
+              <w:t>.00</w:t>
+            </w:r>
+            <w:r>
+              <w:rPr>
+                <w:rFonts w:ascii="Arial" w:hAnsi="Arial" w:cs="Arial"/>
+                <w:sz w:val="18"/>
+                <w:szCs w:val="18"/>
+              </w:rPr>
+              <w:t>01</w:t>
             </w:r>
           </w:p>
         </w:tc>
         <w:tc>
           <w:tcPr>
-            <w:tcW w:w="1079" w:type="dxa"/>
+            <w:tcW w:w="718" w:type="dxa"/>
             <w:tcBorders>
               <w:bottom w:val="double" w:sz="6" w:space="0" w:color="auto"/>
             </w:tcBorders>
@@ -18254,7 +18517,7 @@
         </w:tc>
         <w:tc>
           <w:tcPr>
-            <w:tcW w:w="1079" w:type="dxa"/>
+            <w:tcW w:w="1016" w:type="dxa"/>
             <w:tcBorders>
               <w:bottom w:val="double" w:sz="6" w:space="0" w:color="auto"/>
             </w:tcBorders>
@@ -18300,7 +18563,7 @@
         </w:tc>
         <w:tc>
           <w:tcPr>
-            <w:tcW w:w="1079" w:type="dxa"/>
+            <w:tcW w:w="1377" w:type="dxa"/>
             <w:tcBorders>
               <w:bottom w:val="double" w:sz="6" w:space="0" w:color="auto"/>
             </w:tcBorders>
@@ -18522,7 +18785,7 @@
         <w:rPr>
           <w:rFonts w:ascii="Arial" w:hAnsi="Arial" w:cs="Arial"/>
         </w:rPr>
-        <w:t xml:space="preserve"> graphical delays and inconsistent visual feedback negatively impact user efficiency and perceived system usability. Users often associate slow or unstable graphics with poor overall system performance, leading to frustration and decreased productivity. Their findings emphasize that graphical performance is a critical contributor to perceived usability.</w:t>
+        <w:t xml:space="preserve"> graphical delays and inconsistent visual feedback negatively impact user efficiency and perceived system usability. Users often associate slow or unstable graphics with poor overall system performance, leading to frustration and decreased productivity. Their findings emphasize that graphical performance is a critical contributor to perceived usability</w:t>
       </w:r>
       <w:r>
         <w:rPr>
@@ -18563,6 +18826,12 @@
           <w:rFonts w:ascii="Arial" w:hAnsi="Arial" w:cs="Arial"/>
         </w:rPr>
         <w:t xml:space="preserve"> (2023)</w:t>
+      </w:r>
+      <w:r>
+        <w:rPr>
+          <w:rFonts w:ascii="Arial" w:hAnsi="Arial" w:cs="Arial"/>
+        </w:rPr>
+        <w:t>.</w:t>
       </w:r>
     </w:p>
     <w:p>
@@ -18702,13 +18971,13 @@
         <w:tblLook w:val="04A0" w:firstRow="1" w:lastRow="0" w:firstColumn="1" w:lastColumn="0" w:noHBand="0" w:noVBand="1"/>
       </w:tblPr>
       <w:tblGrid>
-        <w:gridCol w:w="1288"/>
+        <w:gridCol w:w="1287"/>
         <w:gridCol w:w="1177"/>
-        <w:gridCol w:w="780"/>
+        <w:gridCol w:w="762"/>
         <w:gridCol w:w="1327"/>
-        <w:gridCol w:w="865"/>
-        <w:gridCol w:w="807"/>
-        <w:gridCol w:w="1019"/>
+        <w:gridCol w:w="976"/>
+        <w:gridCol w:w="718"/>
+        <w:gridCol w:w="1016"/>
         <w:gridCol w:w="1377"/>
       </w:tblGrid>
       <w:tr>
@@ -18717,7 +18986,7 @@
         </w:trPr>
         <w:tc>
           <w:tcPr>
-            <w:tcW w:w="1078" w:type="dxa"/>
+            <w:tcW w:w="1287" w:type="dxa"/>
             <w:tcBorders>
               <w:top w:val="double" w:sz="6" w:space="0" w:color="auto"/>
               <w:bottom w:val="single" w:sz="8" w:space="0" w:color="auto"/>
@@ -18759,7 +19028,7 @@
         </w:tc>
         <w:tc>
           <w:tcPr>
-            <w:tcW w:w="1078" w:type="dxa"/>
+            <w:tcW w:w="1177" w:type="dxa"/>
             <w:tcBorders>
               <w:top w:val="double" w:sz="6" w:space="0" w:color="auto"/>
               <w:bottom w:val="single" w:sz="8" w:space="0" w:color="auto"/>
@@ -18801,7 +19070,7 @@
         </w:tc>
         <w:tc>
           <w:tcPr>
-            <w:tcW w:w="1079" w:type="dxa"/>
+            <w:tcW w:w="762" w:type="dxa"/>
             <w:tcBorders>
               <w:top w:val="double" w:sz="6" w:space="0" w:color="auto"/>
               <w:bottom w:val="single" w:sz="8" w:space="0" w:color="auto"/>
@@ -18845,7 +19114,7 @@
         </w:tc>
         <w:tc>
           <w:tcPr>
-            <w:tcW w:w="1079" w:type="dxa"/>
+            <w:tcW w:w="1327" w:type="dxa"/>
             <w:tcBorders>
               <w:top w:val="double" w:sz="6" w:space="0" w:color="auto"/>
               <w:bottom w:val="single" w:sz="8" w:space="0" w:color="auto"/>
@@ -18887,7 +19156,7 @@
         </w:tc>
         <w:tc>
           <w:tcPr>
-            <w:tcW w:w="1079" w:type="dxa"/>
+            <w:tcW w:w="976" w:type="dxa"/>
             <w:tcBorders>
               <w:top w:val="double" w:sz="6" w:space="0" w:color="auto"/>
               <w:bottom w:val="single" w:sz="8" w:space="0" w:color="auto"/>
@@ -18929,7 +19198,7 @@
         </w:tc>
         <w:tc>
           <w:tcPr>
-            <w:tcW w:w="1079" w:type="dxa"/>
+            <w:tcW w:w="718" w:type="dxa"/>
             <w:tcBorders>
               <w:top w:val="double" w:sz="6" w:space="0" w:color="auto"/>
               <w:bottom w:val="single" w:sz="8" w:space="0" w:color="auto"/>
@@ -18971,7 +19240,7 @@
         </w:tc>
         <w:tc>
           <w:tcPr>
-            <w:tcW w:w="1079" w:type="dxa"/>
+            <w:tcW w:w="1016" w:type="dxa"/>
             <w:tcBorders>
               <w:top w:val="double" w:sz="6" w:space="0" w:color="auto"/>
               <w:bottom w:val="single" w:sz="8" w:space="0" w:color="auto"/>
@@ -19013,7 +19282,7 @@
         </w:tc>
         <w:tc>
           <w:tcPr>
-            <w:tcW w:w="1079" w:type="dxa"/>
+            <w:tcW w:w="1377" w:type="dxa"/>
             <w:tcBorders>
               <w:top w:val="double" w:sz="6" w:space="0" w:color="auto"/>
               <w:bottom w:val="single" w:sz="8" w:space="0" w:color="auto"/>
@@ -19060,7 +19329,7 @@
         </w:trPr>
         <w:tc>
           <w:tcPr>
-            <w:tcW w:w="1078" w:type="dxa"/>
+            <w:tcW w:w="1287" w:type="dxa"/>
             <w:tcBorders>
               <w:top w:val="single" w:sz="8" w:space="0" w:color="auto"/>
             </w:tcBorders>
@@ -19181,7 +19450,7 @@
         </w:tc>
         <w:tc>
           <w:tcPr>
-            <w:tcW w:w="1078" w:type="dxa"/>
+            <w:tcW w:w="1177" w:type="dxa"/>
             <w:tcBorders>
               <w:top w:val="single" w:sz="8" w:space="0" w:color="auto"/>
             </w:tcBorders>
@@ -19218,7 +19487,7 @@
         </w:tc>
         <w:tc>
           <w:tcPr>
-            <w:tcW w:w="1079" w:type="dxa"/>
+            <w:tcW w:w="762" w:type="dxa"/>
             <w:tcBorders>
               <w:top w:val="single" w:sz="8" w:space="0" w:color="auto"/>
             </w:tcBorders>
@@ -19255,7 +19524,7 @@
         </w:tc>
         <w:tc>
           <w:tcPr>
-            <w:tcW w:w="1079" w:type="dxa"/>
+            <w:tcW w:w="1327" w:type="dxa"/>
             <w:tcBorders>
               <w:top w:val="single" w:sz="8" w:space="0" w:color="auto"/>
             </w:tcBorders>
@@ -19300,7 +19569,7 @@
         </w:tc>
         <w:tc>
           <w:tcPr>
-            <w:tcW w:w="1079" w:type="dxa"/>
+            <w:tcW w:w="976" w:type="dxa"/>
             <w:tcBorders>
               <w:top w:val="single" w:sz="8" w:space="0" w:color="auto"/>
             </w:tcBorders>
@@ -19331,13 +19600,29 @@
                 <w:sz w:val="18"/>
                 <w:szCs w:val="18"/>
               </w:rPr>
+              <w:t xml:space="preserve">&lt; </w:t>
+            </w:r>
+            <w:r>
+              <w:rPr>
+                <w:rFonts w:ascii="Arial" w:hAnsi="Arial" w:cs="Arial"/>
+                <w:sz w:val="18"/>
+                <w:szCs w:val="18"/>
+              </w:rPr>
               <w:t>0.00</w:t>
+            </w:r>
+            <w:r>
+              <w:rPr>
+                <w:rFonts w:ascii="Arial" w:hAnsi="Arial" w:cs="Arial"/>
+                <w:sz w:val="18"/>
+                <w:szCs w:val="18"/>
+              </w:rPr>
+              <w:t>01</w:t>
             </w:r>
           </w:p>
         </w:tc>
         <w:tc>
           <w:tcPr>
-            <w:tcW w:w="1079" w:type="dxa"/>
+            <w:tcW w:w="718" w:type="dxa"/>
             <w:tcBorders>
               <w:top w:val="single" w:sz="8" w:space="0" w:color="auto"/>
             </w:tcBorders>
@@ -19374,7 +19659,7 @@
         </w:tc>
         <w:tc>
           <w:tcPr>
-            <w:tcW w:w="1079" w:type="dxa"/>
+            <w:tcW w:w="1016" w:type="dxa"/>
             <w:tcBorders>
               <w:top w:val="single" w:sz="8" w:space="0" w:color="auto"/>
             </w:tcBorders>
@@ -19421,7 +19706,7 @@
         </w:tc>
         <w:tc>
           <w:tcPr>
-            <w:tcW w:w="1079" w:type="dxa"/>
+            <w:tcW w:w="1377" w:type="dxa"/>
             <w:tcBorders>
               <w:top w:val="single" w:sz="8" w:space="0" w:color="auto"/>
             </w:tcBorders>
@@ -19463,7 +19748,7 @@
         </w:trPr>
         <w:tc>
           <w:tcPr>
-            <w:tcW w:w="1078" w:type="dxa"/>
+            <w:tcW w:w="1287" w:type="dxa"/>
             <w:tcBorders>
               <w:bottom w:val="double" w:sz="6" w:space="0" w:color="auto"/>
             </w:tcBorders>
@@ -19556,7 +19841,7 @@
         </w:tc>
         <w:tc>
           <w:tcPr>
-            <w:tcW w:w="1078" w:type="dxa"/>
+            <w:tcW w:w="1177" w:type="dxa"/>
             <w:tcBorders>
               <w:bottom w:val="double" w:sz="6" w:space="0" w:color="auto"/>
             </w:tcBorders>
@@ -19593,7 +19878,7 @@
         </w:tc>
         <w:tc>
           <w:tcPr>
-            <w:tcW w:w="1079" w:type="dxa"/>
+            <w:tcW w:w="762" w:type="dxa"/>
             <w:tcBorders>
               <w:bottom w:val="double" w:sz="6" w:space="0" w:color="auto"/>
             </w:tcBorders>
@@ -19630,7 +19915,7 @@
         </w:tc>
         <w:tc>
           <w:tcPr>
-            <w:tcW w:w="1079" w:type="dxa"/>
+            <w:tcW w:w="1327" w:type="dxa"/>
             <w:tcBorders>
               <w:bottom w:val="double" w:sz="6" w:space="0" w:color="auto"/>
             </w:tcBorders>
@@ -19675,7 +19960,7 @@
         </w:tc>
         <w:tc>
           <w:tcPr>
-            <w:tcW w:w="1079" w:type="dxa"/>
+            <w:tcW w:w="976" w:type="dxa"/>
             <w:tcBorders>
               <w:bottom w:val="double" w:sz="6" w:space="0" w:color="auto"/>
             </w:tcBorders>
@@ -19706,13 +19991,29 @@
                 <w:sz w:val="18"/>
                 <w:szCs w:val="18"/>
               </w:rPr>
+              <w:t xml:space="preserve">&lt; </w:t>
+            </w:r>
+            <w:r>
+              <w:rPr>
+                <w:rFonts w:ascii="Arial" w:hAnsi="Arial" w:cs="Arial"/>
+                <w:sz w:val="18"/>
+                <w:szCs w:val="18"/>
+              </w:rPr>
               <w:t>0.00</w:t>
+            </w:r>
+            <w:r>
+              <w:rPr>
+                <w:rFonts w:ascii="Arial" w:hAnsi="Arial" w:cs="Arial"/>
+                <w:sz w:val="18"/>
+                <w:szCs w:val="18"/>
+              </w:rPr>
+              <w:t>01</w:t>
             </w:r>
           </w:p>
         </w:tc>
         <w:tc>
           <w:tcPr>
-            <w:tcW w:w="1079" w:type="dxa"/>
+            <w:tcW w:w="718" w:type="dxa"/>
             <w:tcBorders>
               <w:bottom w:val="double" w:sz="6" w:space="0" w:color="auto"/>
             </w:tcBorders>
@@ -19749,7 +20050,7 @@
         </w:tc>
         <w:tc>
           <w:tcPr>
-            <w:tcW w:w="1079" w:type="dxa"/>
+            <w:tcW w:w="1016" w:type="dxa"/>
             <w:tcBorders>
               <w:bottom w:val="double" w:sz="6" w:space="0" w:color="auto"/>
             </w:tcBorders>
@@ -19795,7 +20096,7 @@
         </w:tc>
         <w:tc>
           <w:tcPr>
-            <w:tcW w:w="1079" w:type="dxa"/>
+            <w:tcW w:w="1377" w:type="dxa"/>
             <w:tcBorders>
               <w:bottom w:val="double" w:sz="6" w:space="0" w:color="auto"/>
             </w:tcBorders>
@@ -19883,37 +20184,13 @@
         <w:rPr>
           <w:rFonts w:ascii="Arial" w:hAnsi="Arial" w:cs="Arial"/>
         </w:rPr>
-        <w:t xml:space="preserve">of </w:t>
-      </w:r>
-      <w:r>
-        <w:rPr>
-          <w:rFonts w:ascii="Arial" w:hAnsi="Arial" w:cs="Arial"/>
-        </w:rPr>
-        <w:t>0.00</w:t>
-      </w:r>
-      <w:r>
-        <w:rPr>
-          <w:rFonts w:ascii="Arial" w:hAnsi="Arial" w:cs="Arial"/>
-        </w:rPr>
-        <w:t xml:space="preserve"> and </w:t>
-      </w:r>
-      <w:r>
-        <w:rPr>
-          <w:rFonts w:ascii="Arial" w:hAnsi="Arial" w:cs="Arial"/>
-        </w:rPr>
-        <w:t>0.00</w:t>
-      </w:r>
-      <w:r>
-        <w:rPr>
-          <w:rFonts w:ascii="Arial" w:hAnsi="Arial" w:cs="Arial"/>
-        </w:rPr>
-        <w:t xml:space="preserve"> </w:t>
-      </w:r>
-      <w:r>
-        <w:rPr>
-          <w:rFonts w:ascii="Arial" w:hAnsi="Arial" w:cs="Arial"/>
-        </w:rPr>
-        <w:t xml:space="preserve">do not </w:t>
+        <w:t xml:space="preserve">does </w:t>
+      </w:r>
+      <w:r>
+        <w:rPr>
+          <w:rFonts w:ascii="Arial" w:hAnsi="Arial" w:cs="Arial"/>
+        </w:rPr>
+        <w:t xml:space="preserve">not </w:t>
       </w:r>
       <w:r>
         <w:rPr>
@@ -20180,13 +20457,13 @@
         <w:tblLook w:val="04A0" w:firstRow="1" w:lastRow="0" w:firstColumn="1" w:lastColumn="0" w:noHBand="0" w:noVBand="1"/>
       </w:tblPr>
       <w:tblGrid>
-        <w:gridCol w:w="1288"/>
+        <w:gridCol w:w="1287"/>
         <w:gridCol w:w="1177"/>
-        <w:gridCol w:w="780"/>
+        <w:gridCol w:w="762"/>
         <w:gridCol w:w="1327"/>
-        <w:gridCol w:w="865"/>
-        <w:gridCol w:w="807"/>
-        <w:gridCol w:w="1019"/>
+        <w:gridCol w:w="976"/>
+        <w:gridCol w:w="718"/>
+        <w:gridCol w:w="1016"/>
         <w:gridCol w:w="1377"/>
       </w:tblGrid>
       <w:tr>
@@ -20195,7 +20472,7 @@
         </w:trPr>
         <w:tc>
           <w:tcPr>
-            <w:tcW w:w="1078" w:type="dxa"/>
+            <w:tcW w:w="1287" w:type="dxa"/>
             <w:tcBorders>
               <w:top w:val="double" w:sz="6" w:space="0" w:color="auto"/>
               <w:bottom w:val="single" w:sz="8" w:space="0" w:color="auto"/>
@@ -20237,7 +20514,7 @@
         </w:tc>
         <w:tc>
           <w:tcPr>
-            <w:tcW w:w="1078" w:type="dxa"/>
+            <w:tcW w:w="1177" w:type="dxa"/>
             <w:tcBorders>
               <w:top w:val="double" w:sz="6" w:space="0" w:color="auto"/>
               <w:bottom w:val="single" w:sz="8" w:space="0" w:color="auto"/>
@@ -20279,7 +20556,7 @@
         </w:tc>
         <w:tc>
           <w:tcPr>
-            <w:tcW w:w="1079" w:type="dxa"/>
+            <w:tcW w:w="762" w:type="dxa"/>
             <w:tcBorders>
               <w:top w:val="double" w:sz="6" w:space="0" w:color="auto"/>
               <w:bottom w:val="single" w:sz="8" w:space="0" w:color="auto"/>
@@ -20323,7 +20600,7 @@
         </w:tc>
         <w:tc>
           <w:tcPr>
-            <w:tcW w:w="1079" w:type="dxa"/>
+            <w:tcW w:w="1327" w:type="dxa"/>
             <w:tcBorders>
               <w:top w:val="double" w:sz="6" w:space="0" w:color="auto"/>
               <w:bottom w:val="single" w:sz="8" w:space="0" w:color="auto"/>
@@ -20365,7 +20642,7 @@
         </w:tc>
         <w:tc>
           <w:tcPr>
-            <w:tcW w:w="1079" w:type="dxa"/>
+            <w:tcW w:w="976" w:type="dxa"/>
             <w:tcBorders>
               <w:top w:val="double" w:sz="6" w:space="0" w:color="auto"/>
               <w:bottom w:val="single" w:sz="8" w:space="0" w:color="auto"/>
@@ -20407,7 +20684,7 @@
         </w:tc>
         <w:tc>
           <w:tcPr>
-            <w:tcW w:w="1079" w:type="dxa"/>
+            <w:tcW w:w="718" w:type="dxa"/>
             <w:tcBorders>
               <w:top w:val="double" w:sz="6" w:space="0" w:color="auto"/>
               <w:bottom w:val="single" w:sz="8" w:space="0" w:color="auto"/>
@@ -20449,7 +20726,7 @@
         </w:tc>
         <w:tc>
           <w:tcPr>
-            <w:tcW w:w="1079" w:type="dxa"/>
+            <w:tcW w:w="1016" w:type="dxa"/>
             <w:tcBorders>
               <w:top w:val="double" w:sz="6" w:space="0" w:color="auto"/>
               <w:bottom w:val="single" w:sz="8" w:space="0" w:color="auto"/>
@@ -20491,7 +20768,7 @@
         </w:tc>
         <w:tc>
           <w:tcPr>
-            <w:tcW w:w="1079" w:type="dxa"/>
+            <w:tcW w:w="1377" w:type="dxa"/>
             <w:tcBorders>
               <w:top w:val="double" w:sz="6" w:space="0" w:color="auto"/>
               <w:bottom w:val="single" w:sz="8" w:space="0" w:color="auto"/>
@@ -20538,7 +20815,7 @@
         </w:trPr>
         <w:tc>
           <w:tcPr>
-            <w:tcW w:w="1078" w:type="dxa"/>
+            <w:tcW w:w="1287" w:type="dxa"/>
             <w:tcBorders>
               <w:top w:val="single" w:sz="8" w:space="0" w:color="auto"/>
             </w:tcBorders>
@@ -20659,7 +20936,7 @@
         </w:tc>
         <w:tc>
           <w:tcPr>
-            <w:tcW w:w="1078" w:type="dxa"/>
+            <w:tcW w:w="1177" w:type="dxa"/>
             <w:tcBorders>
               <w:top w:val="single" w:sz="8" w:space="0" w:color="auto"/>
             </w:tcBorders>
@@ -20696,7 +20973,7 @@
         </w:tc>
         <w:tc>
           <w:tcPr>
-            <w:tcW w:w="1079" w:type="dxa"/>
+            <w:tcW w:w="762" w:type="dxa"/>
             <w:tcBorders>
               <w:top w:val="single" w:sz="8" w:space="0" w:color="auto"/>
             </w:tcBorders>
@@ -20733,7 +21010,7 @@
         </w:tc>
         <w:tc>
           <w:tcPr>
-            <w:tcW w:w="1079" w:type="dxa"/>
+            <w:tcW w:w="1327" w:type="dxa"/>
             <w:tcBorders>
               <w:top w:val="single" w:sz="8" w:space="0" w:color="auto"/>
             </w:tcBorders>
@@ -20778,7 +21055,7 @@
         </w:tc>
         <w:tc>
           <w:tcPr>
-            <w:tcW w:w="1079" w:type="dxa"/>
+            <w:tcW w:w="976" w:type="dxa"/>
             <w:tcBorders>
               <w:top w:val="single" w:sz="8" w:space="0" w:color="auto"/>
             </w:tcBorders>
@@ -20809,13 +21086,29 @@
                 <w:sz w:val="18"/>
                 <w:szCs w:val="18"/>
               </w:rPr>
+              <w:t xml:space="preserve">&lt; </w:t>
+            </w:r>
+            <w:r>
+              <w:rPr>
+                <w:rFonts w:ascii="Arial" w:hAnsi="Arial" w:cs="Arial"/>
+                <w:sz w:val="18"/>
+                <w:szCs w:val="18"/>
+              </w:rPr>
               <w:t>0.00</w:t>
+            </w:r>
+            <w:r>
+              <w:rPr>
+                <w:rFonts w:ascii="Arial" w:hAnsi="Arial" w:cs="Arial"/>
+                <w:sz w:val="18"/>
+                <w:szCs w:val="18"/>
+              </w:rPr>
+              <w:t>01</w:t>
             </w:r>
           </w:p>
         </w:tc>
         <w:tc>
           <w:tcPr>
-            <w:tcW w:w="1079" w:type="dxa"/>
+            <w:tcW w:w="718" w:type="dxa"/>
             <w:tcBorders>
               <w:top w:val="single" w:sz="8" w:space="0" w:color="auto"/>
             </w:tcBorders>
@@ -20852,7 +21145,7 @@
         </w:tc>
         <w:tc>
           <w:tcPr>
-            <w:tcW w:w="1079" w:type="dxa"/>
+            <w:tcW w:w="1016" w:type="dxa"/>
             <w:tcBorders>
               <w:top w:val="single" w:sz="8" w:space="0" w:color="auto"/>
             </w:tcBorders>
@@ -20899,7 +21192,7 @@
         </w:tc>
         <w:tc>
           <w:tcPr>
-            <w:tcW w:w="1079" w:type="dxa"/>
+            <w:tcW w:w="1377" w:type="dxa"/>
             <w:tcBorders>
               <w:top w:val="single" w:sz="8" w:space="0" w:color="auto"/>
             </w:tcBorders>
@@ -20941,7 +21234,7 @@
         </w:trPr>
         <w:tc>
           <w:tcPr>
-            <w:tcW w:w="1078" w:type="dxa"/>
+            <w:tcW w:w="1287" w:type="dxa"/>
             <w:tcBorders>
               <w:bottom w:val="double" w:sz="6" w:space="0" w:color="auto"/>
             </w:tcBorders>
@@ -21034,7 +21327,7 @@
         </w:tc>
         <w:tc>
           <w:tcPr>
-            <w:tcW w:w="1078" w:type="dxa"/>
+            <w:tcW w:w="1177" w:type="dxa"/>
             <w:tcBorders>
               <w:bottom w:val="double" w:sz="6" w:space="0" w:color="auto"/>
             </w:tcBorders>
@@ -21071,7 +21364,7 @@
         </w:tc>
         <w:tc>
           <w:tcPr>
-            <w:tcW w:w="1079" w:type="dxa"/>
+            <w:tcW w:w="762" w:type="dxa"/>
             <w:tcBorders>
               <w:bottom w:val="double" w:sz="6" w:space="0" w:color="auto"/>
             </w:tcBorders>
@@ -21108,7 +21401,7 @@
         </w:tc>
         <w:tc>
           <w:tcPr>
-            <w:tcW w:w="1079" w:type="dxa"/>
+            <w:tcW w:w="1327" w:type="dxa"/>
             <w:tcBorders>
               <w:bottom w:val="double" w:sz="6" w:space="0" w:color="auto"/>
             </w:tcBorders>
@@ -21153,7 +21446,7 @@
         </w:tc>
         <w:tc>
           <w:tcPr>
-            <w:tcW w:w="1079" w:type="dxa"/>
+            <w:tcW w:w="976" w:type="dxa"/>
             <w:tcBorders>
               <w:bottom w:val="double" w:sz="6" w:space="0" w:color="auto"/>
             </w:tcBorders>
@@ -21184,13 +21477,29 @@
                 <w:sz w:val="18"/>
                 <w:szCs w:val="18"/>
               </w:rPr>
+              <w:t xml:space="preserve">&lt; </w:t>
+            </w:r>
+            <w:r>
+              <w:rPr>
+                <w:rFonts w:ascii="Arial" w:hAnsi="Arial" w:cs="Arial"/>
+                <w:sz w:val="18"/>
+                <w:szCs w:val="18"/>
+              </w:rPr>
               <w:t>0.00</w:t>
+            </w:r>
+            <w:r>
+              <w:rPr>
+                <w:rFonts w:ascii="Arial" w:hAnsi="Arial" w:cs="Arial"/>
+                <w:sz w:val="18"/>
+                <w:szCs w:val="18"/>
+              </w:rPr>
+              <w:t>01</w:t>
             </w:r>
           </w:p>
         </w:tc>
         <w:tc>
           <w:tcPr>
-            <w:tcW w:w="1079" w:type="dxa"/>
+            <w:tcW w:w="718" w:type="dxa"/>
             <w:tcBorders>
               <w:bottom w:val="double" w:sz="6" w:space="0" w:color="auto"/>
             </w:tcBorders>
@@ -21227,7 +21536,7 @@
         </w:tc>
         <w:tc>
           <w:tcPr>
-            <w:tcW w:w="1079" w:type="dxa"/>
+            <w:tcW w:w="1016" w:type="dxa"/>
             <w:tcBorders>
               <w:bottom w:val="double" w:sz="6" w:space="0" w:color="auto"/>
             </w:tcBorders>
@@ -21273,7 +21582,7 @@
         </w:tc>
         <w:tc>
           <w:tcPr>
-            <w:tcW w:w="1079" w:type="dxa"/>
+            <w:tcW w:w="1377" w:type="dxa"/>
             <w:tcBorders>
               <w:bottom w:val="double" w:sz="6" w:space="0" w:color="auto"/>
             </w:tcBorders>
@@ -21355,37 +21664,19 @@
         <w:rPr>
           <w:rFonts w:ascii="Arial" w:hAnsi="Arial" w:cs="Arial"/>
         </w:rPr>
-        <w:t xml:space="preserve">Table 8 shows the results of the statistically significant relationship between the security, graphical performance, and transmission continuity of the application. Since the p-values of </w:t>
-      </w:r>
-      <w:r>
-        <w:rPr>
-          <w:rFonts w:ascii="Arial" w:hAnsi="Arial" w:cs="Arial"/>
-        </w:rPr>
-        <w:t>0.00</w:t>
-      </w:r>
-      <w:r>
-        <w:rPr>
-          <w:rFonts w:ascii="Arial" w:hAnsi="Arial" w:cs="Arial"/>
-        </w:rPr>
-        <w:t xml:space="preserve"> and </w:t>
-      </w:r>
-      <w:r>
-        <w:rPr>
-          <w:rFonts w:ascii="Arial" w:hAnsi="Arial" w:cs="Arial"/>
-        </w:rPr>
-        <w:t>0.00</w:t>
-      </w:r>
-      <w:r>
-        <w:rPr>
-          <w:rFonts w:ascii="Arial" w:hAnsi="Arial" w:cs="Arial"/>
-        </w:rPr>
-        <w:t xml:space="preserve"> </w:t>
-      </w:r>
-      <w:r>
-        <w:rPr>
-          <w:rFonts w:ascii="Arial" w:hAnsi="Arial" w:cs="Arial"/>
-        </w:rPr>
-        <w:t xml:space="preserve">do not </w:t>
+        <w:t xml:space="preserve">Table 8 shows the results of the statistically significant relationship between the security, graphical performance, and transmission continuity of the application. Since the p-values </w:t>
+      </w:r>
+      <w:r>
+        <w:rPr>
+          <w:rFonts w:ascii="Arial" w:hAnsi="Arial" w:cs="Arial"/>
+        </w:rPr>
+        <w:t xml:space="preserve">does </w:t>
+      </w:r>
+      <w:r>
+        <w:rPr>
+          <w:rFonts w:ascii="Arial" w:hAnsi="Arial" w:cs="Arial"/>
+        </w:rPr>
+        <w:t xml:space="preserve">not </w:t>
       </w:r>
       <w:r>
         <w:rPr>
@@ -21403,14 +21694,14 @@
         <w:rPr>
           <w:rFonts w:ascii="Arial" w:hAnsi="Arial" w:cs="Arial"/>
         </w:rPr>
-        <w:t xml:space="preserve"> and 0.35 show moderately strong positive correlation. This suggests that as the level of acceptability with respect to security </w:t>
+        <w:t xml:space="preserve"> and 0.35 show moderately strong positive correlation. This suggests that as the level of acceptability with respect to security increases, the level of </w:t>
       </w:r>
       <w:r>
         <w:rPr>
           <w:rFonts w:ascii="Arial" w:hAnsi="Arial" w:cs="Arial"/>
         </w:rPr>
         <w:lastRenderedPageBreak/>
-        <w:t>increases, the level of perfor</w:t>
+        <w:t>perfor</w:t>
       </w:r>
       <w:r>
         <w:rPr>
@@ -21549,7 +21840,19 @@
         <w:rPr>
           <w:rFonts w:ascii="Arial" w:hAnsi="Arial" w:cs="Arial"/>
         </w:rPr>
-        <w:t>ecurity mechanisms, such as encryption and authentication, inherently introduce computational and communication overhead, which can affect data transmission speed and continuity. Strong encryption may delay message delivery due to processing time, while authentication protocols may add latency (MDPI, 2023). Adaptive security strategies, which adjust protection levels according to application requirements, have been proposed to balance the trade-off between security and performance, ensuring time-sensitive applications maintain transmission continuity (Nature, 2025).</w:t>
+        <w:t>ecurity mechanisms, such as encryption and authentication, inherently introduce computational and communication overhead, which can affect data transmission speed and continuity. Strong encryption may delay message delivery due to processing time, while authentication protocols may add latency (MDPI, 2023). Adaptive security strategies, which adjust protection levels according to application requirements, have been proposed to balance the trade-off between security and performance, ensuring time-sensitive applications maintain transmission continuity</w:t>
+      </w:r>
+      <w:r>
+        <w:rPr>
+          <w:rFonts w:ascii="Arial" w:hAnsi="Arial" w:cs="Arial"/>
+        </w:rPr>
+        <w:t xml:space="preserve"> </w:t>
+      </w:r>
+      <w:r>
+        <w:rPr>
+          <w:rFonts w:ascii="Arial" w:hAnsi="Arial" w:cs="Arial"/>
+        </w:rPr>
+        <w:t>(Nature, 2025).</w:t>
       </w:r>
       <w:r>
         <w:rPr>
@@ -22717,13 +23020,154 @@
           <w:lang w:val="en-US"/>
         </w:rPr>
       </w:pPr>
-      <w:r>
+    </w:p>
+    <w:p>
+      <w:pPr>
+        <w:tabs>
+          <w:tab w:val="left" w:pos="720"/>
+          <w:tab w:val="left" w:pos="1440"/>
+          <w:tab w:val="left" w:pos="2160"/>
+          <w:tab w:val="left" w:pos="2880"/>
+          <w:tab w:val="left" w:pos="3600"/>
+          <w:tab w:val="left" w:pos="5383"/>
+        </w:tabs>
+        <w:spacing w:after="0" w:line="480" w:lineRule="auto"/>
+        <w:jc w:val="both"/>
         <w:rPr>
           <w:rFonts w:ascii="Arial" w:hAnsi="Arial" w:cs="Arial"/>
           <w:b/>
           <w:bCs/>
           <w:lang w:val="en-US"/>
         </w:rPr>
+      </w:pPr>
+    </w:p>
+    <w:p>
+      <w:pPr>
+        <w:tabs>
+          <w:tab w:val="left" w:pos="720"/>
+          <w:tab w:val="left" w:pos="1440"/>
+          <w:tab w:val="left" w:pos="2160"/>
+          <w:tab w:val="left" w:pos="2880"/>
+          <w:tab w:val="left" w:pos="3600"/>
+          <w:tab w:val="left" w:pos="5383"/>
+        </w:tabs>
+        <w:spacing w:after="0" w:line="480" w:lineRule="auto"/>
+        <w:jc w:val="both"/>
+        <w:rPr>
+          <w:rFonts w:ascii="Arial" w:hAnsi="Arial" w:cs="Arial"/>
+          <w:b/>
+          <w:bCs/>
+          <w:lang w:val="en-US"/>
+        </w:rPr>
+      </w:pPr>
+    </w:p>
+    <w:p>
+      <w:pPr>
+        <w:tabs>
+          <w:tab w:val="left" w:pos="720"/>
+          <w:tab w:val="left" w:pos="1440"/>
+          <w:tab w:val="left" w:pos="2160"/>
+          <w:tab w:val="left" w:pos="2880"/>
+          <w:tab w:val="left" w:pos="3600"/>
+          <w:tab w:val="left" w:pos="5383"/>
+        </w:tabs>
+        <w:spacing w:after="0" w:line="480" w:lineRule="auto"/>
+        <w:jc w:val="both"/>
+        <w:rPr>
+          <w:rFonts w:ascii="Arial" w:hAnsi="Arial" w:cs="Arial"/>
+          <w:b/>
+          <w:bCs/>
+          <w:lang w:val="en-US"/>
+        </w:rPr>
+      </w:pPr>
+    </w:p>
+    <w:p>
+      <w:pPr>
+        <w:tabs>
+          <w:tab w:val="left" w:pos="720"/>
+          <w:tab w:val="left" w:pos="1440"/>
+          <w:tab w:val="left" w:pos="2160"/>
+          <w:tab w:val="left" w:pos="2880"/>
+          <w:tab w:val="left" w:pos="3600"/>
+          <w:tab w:val="left" w:pos="5383"/>
+        </w:tabs>
+        <w:spacing w:after="0" w:line="480" w:lineRule="auto"/>
+        <w:jc w:val="both"/>
+        <w:rPr>
+          <w:rFonts w:ascii="Arial" w:hAnsi="Arial" w:cs="Arial"/>
+          <w:b/>
+          <w:bCs/>
+          <w:lang w:val="en-US"/>
+        </w:rPr>
+      </w:pPr>
+    </w:p>
+    <w:p>
+      <w:pPr>
+        <w:tabs>
+          <w:tab w:val="left" w:pos="720"/>
+          <w:tab w:val="left" w:pos="1440"/>
+          <w:tab w:val="left" w:pos="2160"/>
+          <w:tab w:val="left" w:pos="2880"/>
+          <w:tab w:val="left" w:pos="3600"/>
+          <w:tab w:val="left" w:pos="5383"/>
+        </w:tabs>
+        <w:spacing w:after="0" w:line="480" w:lineRule="auto"/>
+        <w:jc w:val="both"/>
+        <w:rPr>
+          <w:rFonts w:ascii="Arial" w:hAnsi="Arial" w:cs="Arial"/>
+          <w:b/>
+          <w:bCs/>
+          <w:lang w:val="en-US"/>
+        </w:rPr>
+      </w:pPr>
+    </w:p>
+    <w:p>
+      <w:pPr>
+        <w:tabs>
+          <w:tab w:val="left" w:pos="720"/>
+          <w:tab w:val="left" w:pos="1440"/>
+          <w:tab w:val="left" w:pos="2160"/>
+          <w:tab w:val="left" w:pos="2880"/>
+          <w:tab w:val="left" w:pos="3600"/>
+          <w:tab w:val="left" w:pos="5383"/>
+        </w:tabs>
+        <w:spacing w:after="0" w:line="480" w:lineRule="auto"/>
+        <w:jc w:val="both"/>
+        <w:rPr>
+          <w:rFonts w:ascii="Arial" w:hAnsi="Arial" w:cs="Arial"/>
+          <w:b/>
+          <w:bCs/>
+          <w:lang w:val="en-US"/>
+        </w:rPr>
+      </w:pPr>
+    </w:p>
+    <w:p>
+      <w:pPr>
+        <w:tabs>
+          <w:tab w:val="left" w:pos="720"/>
+          <w:tab w:val="left" w:pos="1440"/>
+          <w:tab w:val="left" w:pos="2160"/>
+          <w:tab w:val="left" w:pos="2880"/>
+          <w:tab w:val="left" w:pos="3600"/>
+          <w:tab w:val="left" w:pos="5383"/>
+        </w:tabs>
+        <w:spacing w:after="0" w:line="480" w:lineRule="auto"/>
+        <w:jc w:val="both"/>
+        <w:rPr>
+          <w:rFonts w:ascii="Arial" w:hAnsi="Arial" w:cs="Arial"/>
+          <w:b/>
+          <w:bCs/>
+          <w:lang w:val="en-US"/>
+        </w:rPr>
+      </w:pPr>
+      <w:r>
+        <w:rPr>
+          <w:rFonts w:ascii="Arial" w:hAnsi="Arial" w:cs="Arial"/>
+          <w:b/>
+          <w:bCs/>
+          <w:lang w:val="en-US"/>
+        </w:rPr>
+        <w:lastRenderedPageBreak/>
         <w:t>R</w:t>
       </w:r>
       <w:r>
@@ -22764,9 +23208,7 @@
     </w:p>
     <w:p>
       <w:pPr>
-        <w:spacing w:line="480" w:lineRule="auto"/>
-        <w:ind w:left="-90"/>
-        <w:jc w:val="both"/>
+        <w:spacing w:line="259" w:lineRule="auto"/>
         <w:rPr>
           <w:rFonts w:ascii="Arial" w:hAnsi="Arial" w:cs="Arial"/>
           <w:color w:val="000000" w:themeColor="text1"/>
@@ -22777,283 +23219,88 @@
           <w:rFonts w:ascii="Arial" w:hAnsi="Arial" w:cs="Arial"/>
           <w:color w:val="000000" w:themeColor="text1"/>
         </w:rPr>
-        <w:t>1. The researchers recommend publish</w:t>
-      </w:r>
-      <w:r>
+        <w:t>1. The researchers recommend publishing the application on common application stores for easier download.</w:t>
+      </w:r>
+    </w:p>
+    <w:p>
+      <w:pPr>
+        <w:spacing w:line="259" w:lineRule="auto"/>
         <w:rPr>
           <w:rFonts w:ascii="Arial" w:hAnsi="Arial" w:cs="Arial"/>
           <w:color w:val="000000" w:themeColor="text1"/>
         </w:rPr>
-        <w:t>ing the application</w:t>
-      </w:r>
+      </w:pPr>
       <w:r>
         <w:rPr>
           <w:rFonts w:ascii="Arial" w:hAnsi="Arial" w:cs="Arial"/>
           <w:color w:val="000000" w:themeColor="text1"/>
         </w:rPr>
-        <w:t xml:space="preserve"> on</w:t>
-      </w:r>
-      <w:r>
+        <w:t>2. The researchers suggest making the application available on iOS and Mac devices.</w:t>
+      </w:r>
+    </w:p>
+    <w:p>
+      <w:pPr>
+        <w:spacing w:line="259" w:lineRule="auto"/>
         <w:rPr>
           <w:rFonts w:ascii="Arial" w:hAnsi="Arial" w:cs="Arial"/>
           <w:color w:val="000000" w:themeColor="text1"/>
         </w:rPr>
-        <w:t xml:space="preserve"> </w:t>
-      </w:r>
+      </w:pPr>
       <w:r>
         <w:rPr>
           <w:rFonts w:ascii="Arial" w:hAnsi="Arial" w:cs="Arial"/>
           <w:color w:val="000000" w:themeColor="text1"/>
         </w:rPr>
-        <w:t xml:space="preserve">common application </w:t>
-      </w:r>
-      <w:r>
+        <w:t>3. The researchers also recommend implementing tokens and moderation tools to quiz sessions to increase security.</w:t>
+      </w:r>
+    </w:p>
+    <w:p>
+      <w:pPr>
+        <w:spacing w:line="259" w:lineRule="auto"/>
         <w:rPr>
           <w:rFonts w:ascii="Arial" w:hAnsi="Arial" w:cs="Arial"/>
           <w:color w:val="000000" w:themeColor="text1"/>
         </w:rPr>
-        <w:t>stores for easier download.</w:t>
-      </w:r>
-    </w:p>
-    <w:p>
-      <w:pPr>
-        <w:spacing w:line="480" w:lineRule="auto"/>
-        <w:ind w:left="-90"/>
-        <w:jc w:val="both"/>
+      </w:pPr>
+      <w:r>
         <w:rPr>
           <w:rFonts w:ascii="Arial" w:hAnsi="Arial" w:cs="Arial"/>
           <w:color w:val="000000" w:themeColor="text1"/>
         </w:rPr>
-      </w:pPr>
-      <w:r>
+        <w:t>4. The researchers also recommend the ability to use themes, specifically light     mode for better visibility.</w:t>
+      </w:r>
+    </w:p>
+    <w:p>
+      <w:pPr>
+        <w:spacing w:line="259" w:lineRule="auto"/>
         <w:rPr>
           <w:rFonts w:ascii="Arial" w:hAnsi="Arial" w:cs="Arial"/>
           <w:color w:val="000000" w:themeColor="text1"/>
         </w:rPr>
-        <w:lastRenderedPageBreak/>
-        <w:t xml:space="preserve">2. The researchers suggest </w:t>
-      </w:r>
+      </w:pPr>
       <w:r>
         <w:rPr>
           <w:rFonts w:ascii="Arial" w:hAnsi="Arial" w:cs="Arial"/>
           <w:color w:val="000000" w:themeColor="text1"/>
         </w:rPr>
-        <w:t>making</w:t>
-      </w:r>
-      <w:r>
+        <w:t>5. The researchers propose to have tutorials in using the application.</w:t>
+      </w:r>
+    </w:p>
+    <w:p>
+      <w:pPr>
+        <w:spacing w:line="259" w:lineRule="auto"/>
         <w:rPr>
           <w:rFonts w:ascii="Arial" w:hAnsi="Arial" w:cs="Arial"/>
           <w:color w:val="000000" w:themeColor="text1"/>
         </w:rPr>
-        <w:t xml:space="preserve"> the application available on iOS </w:t>
-      </w:r>
+      </w:pPr>
       <w:r>
         <w:rPr>
           <w:rFonts w:ascii="Arial" w:hAnsi="Arial" w:cs="Arial"/>
           <w:color w:val="000000" w:themeColor="text1"/>
         </w:rPr>
-        <w:t xml:space="preserve">and Mac </w:t>
-      </w:r>
-      <w:r>
-        <w:rPr>
-          <w:rFonts w:ascii="Arial" w:hAnsi="Arial" w:cs="Arial"/>
-          <w:color w:val="000000" w:themeColor="text1"/>
-        </w:rPr>
-        <w:t>devices</w:t>
-      </w:r>
-      <w:r>
-        <w:rPr>
-          <w:rFonts w:ascii="Arial" w:hAnsi="Arial" w:cs="Arial"/>
-          <w:color w:val="000000" w:themeColor="text1"/>
-        </w:rPr>
-        <w:t>.</w:t>
-      </w:r>
-    </w:p>
-    <w:p>
-      <w:pPr>
-        <w:spacing w:line="480" w:lineRule="auto"/>
-        <w:ind w:left="-90"/>
-        <w:jc w:val="both"/>
-        <w:rPr>
-          <w:rFonts w:ascii="Arial" w:hAnsi="Arial" w:cs="Arial"/>
-          <w:color w:val="000000" w:themeColor="text1"/>
-        </w:rPr>
-      </w:pPr>
-      <w:r>
-        <w:rPr>
-          <w:rFonts w:ascii="Arial" w:hAnsi="Arial" w:cs="Arial"/>
-          <w:color w:val="000000" w:themeColor="text1"/>
-        </w:rPr>
-        <w:t xml:space="preserve">3. The researchers also recommend </w:t>
-      </w:r>
-      <w:r>
-        <w:rPr>
-          <w:rFonts w:ascii="Arial" w:hAnsi="Arial" w:cs="Arial"/>
-          <w:color w:val="000000" w:themeColor="text1"/>
-        </w:rPr>
-        <w:t>implementing tokens and moderation tools to quiz sessions to increase security.</w:t>
-      </w:r>
-    </w:p>
-    <w:p>
-      <w:pPr>
-        <w:spacing w:line="480" w:lineRule="auto"/>
-        <w:ind w:left="-90"/>
-        <w:jc w:val="both"/>
-        <w:rPr>
-          <w:rFonts w:ascii="Arial" w:hAnsi="Arial" w:cs="Arial"/>
-          <w:color w:val="000000" w:themeColor="text1"/>
-        </w:rPr>
-      </w:pPr>
-      <w:r>
-        <w:rPr>
-          <w:rFonts w:ascii="Arial" w:hAnsi="Arial" w:cs="Arial"/>
-          <w:color w:val="000000" w:themeColor="text1"/>
-        </w:rPr>
-        <w:t>4</w:t>
-      </w:r>
-      <w:r>
-        <w:rPr>
-          <w:rFonts w:ascii="Arial" w:hAnsi="Arial" w:cs="Arial"/>
-          <w:color w:val="000000" w:themeColor="text1"/>
-        </w:rPr>
-        <w:t>. The researchers also recommend the ability to</w:t>
-      </w:r>
-      <w:r>
-        <w:rPr>
-          <w:rFonts w:ascii="Arial" w:hAnsi="Arial" w:cs="Arial"/>
-          <w:color w:val="000000" w:themeColor="text1"/>
-        </w:rPr>
-        <w:t xml:space="preserve"> </w:t>
-      </w:r>
-      <w:r>
-        <w:rPr>
-          <w:rFonts w:ascii="Arial" w:hAnsi="Arial" w:cs="Arial"/>
-          <w:color w:val="000000" w:themeColor="text1"/>
-        </w:rPr>
-        <w:t>use themes</w:t>
-      </w:r>
-      <w:r>
-        <w:rPr>
-          <w:rFonts w:ascii="Arial" w:hAnsi="Arial" w:cs="Arial"/>
-          <w:color w:val="000000" w:themeColor="text1"/>
-        </w:rPr>
-        <w:t>,</w:t>
-      </w:r>
-      <w:r>
-        <w:rPr>
-          <w:rFonts w:ascii="Arial" w:hAnsi="Arial" w:cs="Arial"/>
-          <w:color w:val="000000" w:themeColor="text1"/>
-        </w:rPr>
-        <w:t xml:space="preserve"> specifically light     mode for better visibility</w:t>
-      </w:r>
-      <w:r>
-        <w:rPr>
-          <w:rFonts w:ascii="Arial" w:hAnsi="Arial" w:cs="Arial"/>
-          <w:color w:val="000000" w:themeColor="text1"/>
-        </w:rPr>
-        <w:t>.</w:t>
-      </w:r>
-    </w:p>
-    <w:p>
-      <w:pPr>
-        <w:spacing w:line="480" w:lineRule="auto"/>
-        <w:ind w:left="-90"/>
-        <w:jc w:val="both"/>
-        <w:rPr>
-          <w:rFonts w:ascii="Arial" w:hAnsi="Arial" w:cs="Arial"/>
-          <w:color w:val="000000" w:themeColor="text1"/>
-        </w:rPr>
-      </w:pPr>
-      <w:r>
-        <w:rPr>
-          <w:rFonts w:ascii="Arial" w:hAnsi="Arial" w:cs="Arial"/>
-          <w:color w:val="000000" w:themeColor="text1"/>
-        </w:rPr>
-        <w:t>5</w:t>
-      </w:r>
-      <w:r>
-        <w:rPr>
-          <w:rFonts w:ascii="Arial" w:hAnsi="Arial" w:cs="Arial"/>
-          <w:color w:val="000000" w:themeColor="text1"/>
-        </w:rPr>
-        <w:t>. The researchers propose to have tutorial</w:t>
-      </w:r>
-      <w:r>
-        <w:rPr>
-          <w:rFonts w:ascii="Arial" w:hAnsi="Arial" w:cs="Arial"/>
-          <w:color w:val="000000" w:themeColor="text1"/>
-        </w:rPr>
-        <w:t>s</w:t>
-      </w:r>
-      <w:r>
-        <w:rPr>
-          <w:rFonts w:ascii="Arial" w:hAnsi="Arial" w:cs="Arial"/>
-          <w:color w:val="000000" w:themeColor="text1"/>
-        </w:rPr>
-        <w:t xml:space="preserve"> </w:t>
-      </w:r>
-      <w:r>
-        <w:rPr>
-          <w:rFonts w:ascii="Arial" w:hAnsi="Arial" w:cs="Arial"/>
-          <w:color w:val="000000" w:themeColor="text1"/>
-        </w:rPr>
-        <w:t>in</w:t>
-      </w:r>
-      <w:r>
-        <w:rPr>
-          <w:rFonts w:ascii="Arial" w:hAnsi="Arial" w:cs="Arial"/>
-          <w:color w:val="000000" w:themeColor="text1"/>
-        </w:rPr>
-        <w:t xml:space="preserve"> using the application</w:t>
-      </w:r>
-      <w:r>
-        <w:rPr>
-          <w:rFonts w:ascii="Arial" w:hAnsi="Arial" w:cs="Arial"/>
-          <w:color w:val="000000" w:themeColor="text1"/>
-        </w:rPr>
-        <w:t>.</w:t>
-      </w:r>
-    </w:p>
-    <w:p>
-      <w:pPr>
-        <w:spacing w:line="480" w:lineRule="auto"/>
-        <w:ind w:left="-90"/>
-        <w:jc w:val="both"/>
-        <w:rPr>
-          <w:rFonts w:ascii="Arial" w:hAnsi="Arial" w:cs="Arial"/>
-          <w:color w:val="000000" w:themeColor="text1"/>
-        </w:rPr>
-      </w:pPr>
-      <w:r>
-        <w:rPr>
-          <w:rFonts w:ascii="Arial" w:hAnsi="Arial" w:cs="Arial"/>
-          <w:color w:val="000000" w:themeColor="text1"/>
-        </w:rPr>
-        <w:t>6</w:t>
-      </w:r>
-      <w:r>
-        <w:rPr>
-          <w:rFonts w:ascii="Arial" w:hAnsi="Arial" w:cs="Arial"/>
-          <w:color w:val="000000" w:themeColor="text1"/>
-        </w:rPr>
-        <w:t>. The researchers recommend the ability to export results as an excel spreadsheet</w:t>
-      </w:r>
-      <w:r>
-        <w:rPr>
-          <w:rFonts w:ascii="Arial" w:hAnsi="Arial" w:cs="Arial"/>
-          <w:color w:val="000000" w:themeColor="text1"/>
-        </w:rPr>
-        <w:t xml:space="preserve"> for efficient score collection.</w:t>
-      </w:r>
-    </w:p>
-    <w:p>
-      <w:pPr>
-        <w:spacing w:line="259" w:lineRule="auto"/>
-        <w:rPr>
-          <w:rFonts w:ascii="Arial" w:hAnsi="Arial" w:cs="Arial"/>
-          <w:color w:val="000000" w:themeColor="text1"/>
-        </w:rPr>
-      </w:pPr>
+        <w:t>6. The researchers recommend the ability to export results as an excel spreadsheet for efficient score collection.</w:t>
+      </w:r>
       <w:r>
         <w:rPr>
           <w:rFonts w:ascii="Arial" w:hAnsi="Arial" w:cs="Arial"/>
@@ -23606,7 +23853,23 @@
           <w:bCs/>
           <w:color w:val="000000" w:themeColor="text1"/>
         </w:rPr>
-        <w:t>He, H. E</w:t>
+        <w:t>He, H</w:t>
+      </w:r>
+      <w:r>
+        <w:rPr>
+          <w:rFonts w:ascii="Arial" w:hAnsi="Arial" w:cs="Arial"/>
+          <w:bCs/>
+          <w:color w:val="000000" w:themeColor="text1"/>
+        </w:rPr>
+        <w:t>. (2023)</w:t>
+      </w:r>
+      <w:r>
+        <w:rPr>
+          <w:rFonts w:ascii="Arial" w:hAnsi="Arial" w:cs="Arial"/>
+          <w:bCs/>
+          <w:color w:val="000000" w:themeColor="text1"/>
+        </w:rPr>
+        <w:t>. E</w:t>
       </w:r>
       <w:r>
         <w:rPr>
@@ -24943,16 +25206,14 @@
         </w:rPr>
         <w:t xml:space="preserve">Wang, J., Xu, Z., Wang, X., &amp; Lu, J. (2022). </w:t>
       </w:r>
-      <w:proofErr w:type="gramStart"/>
       <w:r>
         <w:rPr>
           <w:rFonts w:ascii="Arial" w:hAnsi="Arial" w:cs="Arial"/>
           <w:bCs/>
           <w:color w:val="000000" w:themeColor="text1"/>
         </w:rPr>
-        <w:t>A comparative research</w:t>
-      </w:r>
-      <w:proofErr w:type="gramEnd"/>
+        <w:t>Comparative research</w:t>
+      </w:r>
       <w:r>
         <w:rPr>
           <w:rFonts w:ascii="Arial" w:hAnsi="Arial" w:cs="Arial"/>

--- a/SHS/Group 6_Manuscript_Raw.docx
+++ b/SHS/Group 6_Manuscript_Raw.docx
@@ -1109,23 +1109,7 @@
           <w:rFonts w:ascii="Arial" w:hAnsi="Arial" w:cs="Arial"/>
           <w:lang w:val="en-US"/>
         </w:rPr>
-        <w:t xml:space="preserve"> will enhance the interactivity of students to sessions in every class as according to </w:t>
-      </w:r>
-      <w:proofErr w:type="spellStart"/>
-      <w:r>
-        <w:rPr>
-          <w:rFonts w:ascii="Arial" w:hAnsi="Arial" w:cs="Arial"/>
-          <w:lang w:val="en-US"/>
-        </w:rPr>
-        <w:t>Gumasing</w:t>
-      </w:r>
-      <w:proofErr w:type="spellEnd"/>
-      <w:r>
-        <w:rPr>
-          <w:rFonts w:ascii="Arial" w:hAnsi="Arial" w:cs="Arial"/>
-          <w:lang w:val="en-US"/>
-        </w:rPr>
-        <w:t>, et. al. (2022)</w:t>
+        <w:t xml:space="preserve"> will enhance the interactivity of students to sessions in every class as according to Gumasing, et. al. (2022)</w:t>
       </w:r>
       <w:r>
         <w:rPr>
@@ -5710,21 +5694,7 @@
         <w:rPr>
           <w:rFonts w:ascii="Arial" w:hAnsi="Arial" w:cs="Arial"/>
         </w:rPr>
-        <w:t xml:space="preserve">Electron is a framework for building apps for desktops using both web technologies and Node.js. It is reliable, secure, and stable. It is the leading choice for most companies when building their most important product. Chat apps like Slack, Discord, and Signal are built with Electron. AI applications also use Electron, including both OpenAI’s ChatGPT and </w:t>
-      </w:r>
-      <w:proofErr w:type="spellStart"/>
-      <w:r>
-        <w:rPr>
-          <w:rFonts w:ascii="Arial" w:hAnsi="Arial" w:cs="Arial"/>
-        </w:rPr>
-        <w:t>Anthropic’s</w:t>
-      </w:r>
-      <w:proofErr w:type="spellEnd"/>
-      <w:r>
-        <w:rPr>
-          <w:rFonts w:ascii="Arial" w:hAnsi="Arial" w:cs="Arial"/>
-        </w:rPr>
-        <w:t xml:space="preserve"> Claude. Canva, Visual Studio </w:t>
+        <w:t xml:space="preserve">Electron is a framework for building apps for desktops using both web technologies and Node.js. It is reliable, secure, and stable. It is the leading choice for most companies when building their most important product. Chat apps like Slack, Discord, and Signal are built with Electron. AI applications also use Electron, including both OpenAI’s ChatGPT and Anthropic’s Claude. Canva, Visual Studio </w:t>
       </w:r>
       <w:r>
         <w:rPr>
@@ -5890,21 +5860,7 @@
         <w:rPr>
           <w:rFonts w:ascii="Arial" w:hAnsi="Arial" w:cs="Arial"/>
         </w:rPr>
-        <w:t xml:space="preserve">According to </w:t>
-      </w:r>
-      <w:proofErr w:type="spellStart"/>
-      <w:r>
-        <w:rPr>
-          <w:rFonts w:ascii="Arial" w:hAnsi="Arial" w:cs="Arial"/>
-        </w:rPr>
-        <w:t>Khomyn</w:t>
-      </w:r>
-      <w:proofErr w:type="spellEnd"/>
-      <w:r>
-        <w:rPr>
-          <w:rFonts w:ascii="Arial" w:hAnsi="Arial" w:cs="Arial"/>
-        </w:rPr>
-        <w:t xml:space="preserve"> (202</w:t>
+        <w:t>According to Khomyn (202</w:t>
       </w:r>
       <w:r>
         <w:rPr>
@@ -5955,21 +5911,7 @@
         <w:rPr>
           <w:rFonts w:ascii="Arial" w:hAnsi="Arial" w:cs="Arial"/>
         </w:rPr>
-        <w:t>The Transmission Control Protocol (TCP) stands out as a foundation of the internet protocol suite. Designed for robust communication over networks, TCP is one of the most crucial protocols allowing for the seamless exchange of data across the globe. It ensures that data packets sent from one computer to another arrive intact and in the correct order. It reliably works due to its design, which includes connection-oriented protocol, three-way handshake, reliable data transfer, flow control, congestion control, data segmentation, and error detection and correction. TCP offers various advantages that are crucial for successful data transmission over the internet. Advantages include reliability, order preservation, error recovery, standardization, and flexible data flow. TCP is used in web browsing, email services, file transfers, remote access, and streaming services (</w:t>
-      </w:r>
-      <w:proofErr w:type="spellStart"/>
-      <w:r>
-        <w:rPr>
-          <w:rFonts w:ascii="Arial" w:hAnsi="Arial" w:cs="Arial"/>
-        </w:rPr>
-        <w:t>UMATechnology</w:t>
-      </w:r>
-      <w:proofErr w:type="spellEnd"/>
-      <w:r>
-        <w:rPr>
-          <w:rFonts w:ascii="Arial" w:hAnsi="Arial" w:cs="Arial"/>
-        </w:rPr>
-        <w:t>, 202</w:t>
+        <w:t>The Transmission Control Protocol (TCP) stands out as a foundation of the internet protocol suite. Designed for robust communication over networks, TCP is one of the most crucial protocols allowing for the seamless exchange of data across the globe. It ensures that data packets sent from one computer to another arrive intact and in the correct order. It reliably works due to its design, which includes connection-oriented protocol, three-way handshake, reliable data transfer, flow control, congestion control, data segmentation, and error detection and correction. TCP offers various advantages that are crucial for successful data transmission over the internet. Advantages include reliability, order preservation, error recovery, standardization, and flexible data flow. TCP is used in web browsing, email services, file transfers, remote access, and streaming services (UMATechnology, 202</w:t>
       </w:r>
       <w:r>
         <w:rPr>
@@ -6019,56 +5961,14 @@
         <w:rPr>
           <w:rFonts w:ascii="Arial" w:hAnsi="Arial" w:cs="Arial"/>
         </w:rPr>
-        <w:t xml:space="preserve">Ortega (2023) stated that one of the key functions of </w:t>
-      </w:r>
-      <w:proofErr w:type="spellStart"/>
-      <w:r>
-        <w:rPr>
-          <w:rFonts w:ascii="Arial" w:hAnsi="Arial" w:cs="Arial"/>
-        </w:rPr>
-        <w:t>DevTools</w:t>
-      </w:r>
-      <w:proofErr w:type="spellEnd"/>
-      <w:r>
-        <w:rPr>
-          <w:rFonts w:ascii="Arial" w:hAnsi="Arial" w:cs="Arial"/>
-        </w:rPr>
-        <w:t xml:space="preserve"> is to inspect, debug errors, and optimize a site. It saves time and effort in the development process, allowing for an efficient identification and resolution of issues. In addition, </w:t>
+        <w:t xml:space="preserve">Ortega (2023) stated that one of the key functions of DevTools is to inspect, debug errors, and optimize a site. It saves time and effort in the development process, allowing for an efficient identification and resolution of issues. In addition, </w:t>
       </w:r>
       <w:r>
         <w:rPr>
           <w:rFonts w:ascii="Arial" w:hAnsi="Arial" w:cs="Arial"/>
         </w:rPr>
         <w:lastRenderedPageBreak/>
-        <w:t xml:space="preserve">the console in </w:t>
-      </w:r>
-      <w:proofErr w:type="spellStart"/>
-      <w:r>
-        <w:rPr>
-          <w:rFonts w:ascii="Arial" w:hAnsi="Arial" w:cs="Arial"/>
-        </w:rPr>
-        <w:t>DevTools</w:t>
-      </w:r>
-      <w:proofErr w:type="spellEnd"/>
-      <w:r>
-        <w:rPr>
-          <w:rFonts w:ascii="Arial" w:hAnsi="Arial" w:cs="Arial"/>
-        </w:rPr>
-        <w:t xml:space="preserve"> is an important tool that enables JavaScript testing, printing debugging messages, executing commands, and evaluating expressions. Another valuable tool in </w:t>
-      </w:r>
-      <w:proofErr w:type="spellStart"/>
-      <w:r>
-        <w:rPr>
-          <w:rFonts w:ascii="Arial" w:hAnsi="Arial" w:cs="Arial"/>
-        </w:rPr>
-        <w:t>DevTools</w:t>
-      </w:r>
-      <w:proofErr w:type="spellEnd"/>
-      <w:r>
-        <w:rPr>
-          <w:rFonts w:ascii="Arial" w:hAnsi="Arial" w:cs="Arial"/>
-        </w:rPr>
-        <w:t xml:space="preserve"> is network functionality. It helps to understand how the page communicates with the server, and it identifies the performance issues. Also, it facilitates data transfer optimization. </w:t>
+        <w:t xml:space="preserve">the console in DevTools is an important tool that enables JavaScript testing, printing debugging messages, executing commands, and evaluating expressions. Another valuable tool in DevTools is network functionality. It helps to understand how the page communicates with the server, and it identifies the performance issues. Also, it facilitates data transfer optimization. </w:t>
       </w:r>
     </w:p>
     <w:p>
@@ -6084,35 +5984,7 @@
         <w:rPr>
           <w:rFonts w:ascii="Arial" w:hAnsi="Arial" w:cs="Arial"/>
         </w:rPr>
-        <w:t xml:space="preserve">According to the </w:t>
-      </w:r>
-      <w:proofErr w:type="spellStart"/>
-      <w:r>
-        <w:rPr>
-          <w:rFonts w:ascii="Arial" w:hAnsi="Arial" w:cs="Arial"/>
-        </w:rPr>
-        <w:t>npm</w:t>
-      </w:r>
-      <w:proofErr w:type="spellEnd"/>
-      <w:r>
-        <w:rPr>
-          <w:rFonts w:ascii="Arial" w:hAnsi="Arial" w:cs="Arial"/>
-        </w:rPr>
-        <w:t xml:space="preserve"> Docs (n.d.), the largest software registry in the world is Node Package Manager (</w:t>
-      </w:r>
-      <w:proofErr w:type="spellStart"/>
-      <w:r>
-        <w:rPr>
-          <w:rFonts w:ascii="Arial" w:hAnsi="Arial" w:cs="Arial"/>
-        </w:rPr>
-        <w:t>npm</w:t>
-      </w:r>
-      <w:proofErr w:type="spellEnd"/>
-      <w:r>
-        <w:rPr>
-          <w:rFonts w:ascii="Arial" w:hAnsi="Arial" w:cs="Arial"/>
-        </w:rPr>
-        <w:t>). It is used to distribute software packages to open-source developers on many continents and by many organizations to oversee private work. It is also used to modify packages for apps, download standalone tools, run packages, and share code anywhere. NPM and Node.js are used together to create website APIs, automation, real-time, and single-page applications. There are many companies that use this, such as Netflix, Discord, LinkedIn, NASA, and PayPal</w:t>
+        <w:t>According to the npm Docs (n.d.), the largest software registry in the world is Node Package Manager (npm). It is used to distribute software packages to open-source developers on many continents and by many organizations to oversee private work. It is also used to modify packages for apps, download standalone tools, run packages, and share code anywhere. NPM and Node.js are used together to create website APIs, automation, real-time, and single-page applications. There are many companies that use this, such as Netflix, Discord, LinkedIn, NASA, and PayPal</w:t>
       </w:r>
       <w:r>
         <w:rPr>
@@ -6124,21 +5996,7 @@
         <w:rPr>
           <w:rFonts w:ascii="Arial" w:hAnsi="Arial" w:cs="Arial"/>
         </w:rPr>
-        <w:t>(</w:t>
-      </w:r>
-      <w:proofErr w:type="spellStart"/>
-      <w:r>
-        <w:rPr>
-          <w:rFonts w:ascii="Arial" w:hAnsi="Arial" w:cs="Arial"/>
-        </w:rPr>
-        <w:t>Harężlak</w:t>
-      </w:r>
-      <w:proofErr w:type="spellEnd"/>
-      <w:r>
-        <w:rPr>
-          <w:rFonts w:ascii="Arial" w:hAnsi="Arial" w:cs="Arial"/>
-        </w:rPr>
-        <w:t>, 2024)</w:t>
+        <w:t>(Harężlak, 2024)</w:t>
       </w:r>
       <w:r>
         <w:rPr>
@@ -6172,21 +6030,7 @@
         <w:rPr>
           <w:rFonts w:ascii="Arial" w:hAnsi="Arial" w:cs="Arial"/>
         </w:rPr>
-        <w:t xml:space="preserve">notes that package managers streamline software management by automating tasks such as installation, updates, configuration, and removal. A package typically consists of compressed files containing the software, settings, and dependency information. In addition, according to </w:t>
-      </w:r>
-      <w:proofErr w:type="spellStart"/>
-      <w:r>
-        <w:rPr>
-          <w:rFonts w:ascii="Arial" w:hAnsi="Arial" w:cs="Arial"/>
-        </w:rPr>
-        <w:t>Nineleaps</w:t>
-      </w:r>
-      <w:proofErr w:type="spellEnd"/>
-      <w:r>
-        <w:rPr>
-          <w:rFonts w:ascii="Arial" w:hAnsi="Arial" w:cs="Arial"/>
-        </w:rPr>
-        <w:t xml:space="preserve"> (2023), package management boosts productivity and streamlines development workflows, playing a crucial role in modern software development. Its key benefits include efficient dependency management, simplified version control, and optimized resource utilization, making a reliable package manager essential for contemporary software development. </w:t>
+        <w:t xml:space="preserve">notes that package managers streamline software management by automating tasks such as installation, updates, configuration, and removal. A package typically consists of compressed files containing the software, settings, and dependency information. In addition, according to Nineleaps (2023), package management boosts productivity and streamlines development workflows, playing a crucial role in modern software development. Its key benefits include efficient dependency management, simplified version control, and optimized resource utilization, making a reliable package manager essential for contemporary software development. </w:t>
       </w:r>
     </w:p>
     <w:p>
@@ -6250,21 +6094,7 @@
         <w:rPr>
           <w:rFonts w:ascii="Arial" w:hAnsi="Arial" w:cs="Arial"/>
         </w:rPr>
-        <w:t>(</w:t>
-      </w:r>
-      <w:proofErr w:type="spellStart"/>
-      <w:r>
-        <w:rPr>
-          <w:rFonts w:ascii="Arial" w:hAnsi="Arial" w:cs="Arial"/>
-        </w:rPr>
-        <w:t>Octorina</w:t>
-      </w:r>
-      <w:proofErr w:type="spellEnd"/>
-      <w:r>
-        <w:rPr>
-          <w:rFonts w:ascii="Arial" w:hAnsi="Arial" w:cs="Arial"/>
-        </w:rPr>
-        <w:t>, 2021)</w:t>
+        <w:t>(Octorina, 2021)</w:t>
       </w:r>
       <w:r>
         <w:rPr>
@@ -6286,21 +6116,7 @@
         <w:rPr>
           <w:rFonts w:ascii="Arial" w:hAnsi="Arial" w:cs="Arial"/>
         </w:rPr>
-        <w:t xml:space="preserve">As said by </w:t>
-      </w:r>
-      <w:proofErr w:type="spellStart"/>
-      <w:r>
-        <w:rPr>
-          <w:rFonts w:ascii="Arial" w:hAnsi="Arial" w:cs="Arial"/>
-        </w:rPr>
-        <w:t>Khairka</w:t>
-      </w:r>
-      <w:proofErr w:type="spellEnd"/>
-      <w:r>
-        <w:rPr>
-          <w:rFonts w:ascii="Arial" w:hAnsi="Arial" w:cs="Arial"/>
-        </w:rPr>
-        <w:t xml:space="preserve"> et al. (2024), the normal exam creation process is slow and difficult for both educators and learners, which leads to delays in result declaration. Multiple-choice questions (MCQs) are identified as the easy way of assessing student knowledge. </w:t>
+        <w:t xml:space="preserve">As said by Khairka et al. (2024), the normal exam creation process is slow and difficult for both educators and learners, which leads to delays in result declaration. Multiple-choice questions (MCQs) are identified as the easy way of assessing student knowledge. </w:t>
       </w:r>
     </w:p>
     <w:p>
@@ -6353,19 +6169,11 @@
           <w:rFonts w:ascii="Arial" w:hAnsi="Arial" w:cs="Arial"/>
         </w:rPr>
       </w:pPr>
-      <w:proofErr w:type="spellStart"/>
-      <w:r>
-        <w:rPr>
-          <w:rFonts w:ascii="Arial" w:hAnsi="Arial" w:cs="Arial"/>
-        </w:rPr>
-        <w:t>Rüth</w:t>
-      </w:r>
-      <w:proofErr w:type="spellEnd"/>
-      <w:r>
-        <w:rPr>
-          <w:rFonts w:ascii="Arial" w:hAnsi="Arial" w:cs="Arial"/>
-        </w:rPr>
-        <w:t xml:space="preserve"> et al. (2021) discussed the basis of mobile quiz apps. Quiz apps have the potential to facilitate remote and self-regulated learning. In this context, automated feedback plays a crucial role. They examined the effects of two feedback types of quiz apps on performance, namely, the standard corrective feedback and feedback that incorporates additional information related to the correct response option. </w:t>
+      <w:r>
+        <w:rPr>
+          <w:rFonts w:ascii="Arial" w:hAnsi="Arial" w:cs="Arial"/>
+        </w:rPr>
+        <w:t xml:space="preserve">Rüth et al. (2021) discussed the basis of mobile quiz apps. Quiz apps have the potential to facilitate remote and self-regulated learning. In this context, automated feedback plays a crucial role. They examined the effects of two feedback types of quiz apps on performance, namely, the standard corrective feedback and feedback that incorporates additional information related to the correct response option. </w:t>
       </w:r>
     </w:p>
     <w:p>
@@ -6409,21 +6217,7 @@
         <w:rPr>
           <w:rFonts w:ascii="Arial" w:hAnsi="Arial" w:cs="Arial"/>
         </w:rPr>
-        <w:t>(</w:t>
-      </w:r>
-      <w:proofErr w:type="spellStart"/>
-      <w:r>
-        <w:rPr>
-          <w:rFonts w:ascii="Arial" w:hAnsi="Arial" w:cs="Arial"/>
-        </w:rPr>
-        <w:t>Setyawan</w:t>
-      </w:r>
-      <w:proofErr w:type="spellEnd"/>
-      <w:r>
-        <w:rPr>
-          <w:rFonts w:ascii="Arial" w:hAnsi="Arial" w:cs="Arial"/>
-        </w:rPr>
-        <w:t>, 2019)</w:t>
+        <w:t>(Setyawan, 2019)</w:t>
       </w:r>
       <w:r>
         <w:rPr>
@@ -6445,21 +6239,7 @@
         <w:rPr>
           <w:rFonts w:ascii="Arial" w:hAnsi="Arial" w:cs="Arial"/>
         </w:rPr>
-        <w:t xml:space="preserve">According to </w:t>
-      </w:r>
-      <w:proofErr w:type="spellStart"/>
-      <w:r>
-        <w:rPr>
-          <w:rFonts w:ascii="Arial" w:hAnsi="Arial" w:cs="Arial"/>
-        </w:rPr>
-        <w:t>Munoto</w:t>
-      </w:r>
-      <w:proofErr w:type="spellEnd"/>
-      <w:r>
-        <w:rPr>
-          <w:rFonts w:ascii="Arial" w:hAnsi="Arial" w:cs="Arial"/>
-        </w:rPr>
-        <w:t xml:space="preserve"> et al. (2021), by using M-learning (mobile learning), learners attain more information and enhance their interest in learning due to entertainment. It is a combination of electronic learning (e-learning) and mobile </w:t>
+        <w:t xml:space="preserve">According to Munoto et al. (2021), by using M-learning (mobile learning), learners attain more information and enhance their interest in learning due to entertainment. It is a combination of electronic learning (e-learning) and mobile </w:t>
       </w:r>
       <w:r>
         <w:rPr>
@@ -6482,21 +6262,7 @@
         <w:rPr>
           <w:rFonts w:ascii="Arial" w:hAnsi="Arial" w:cs="Arial"/>
         </w:rPr>
-        <w:t xml:space="preserve">Based on the study of </w:t>
-      </w:r>
-      <w:proofErr w:type="spellStart"/>
-      <w:r>
-        <w:rPr>
-          <w:rFonts w:ascii="Arial" w:hAnsi="Arial" w:cs="Arial"/>
-        </w:rPr>
-        <w:t>Smiderle</w:t>
-      </w:r>
-      <w:proofErr w:type="spellEnd"/>
-      <w:r>
-        <w:rPr>
-          <w:rFonts w:ascii="Arial" w:hAnsi="Arial" w:cs="Arial"/>
-        </w:rPr>
-        <w:t xml:space="preserve"> et al. (2020), similar to how games can improve specific skills and maximize learning, gamification of education can increase student engagement levels. They have examined how gamification affects students' behavior, learning, and engagement based on their personality traits. Their findings indicated that the effect of gamification depends on the user's characteristics. </w:t>
+        <w:t xml:space="preserve">Based on the study of Smiderle et al. (2020), similar to how games can improve specific skills and maximize learning, gamification of education can increase student engagement levels. They have examined how gamification affects students' behavior, learning, and engagement based on their personality traits. Their findings indicated that the effect of gamification depends on the user's characteristics. </w:t>
       </w:r>
     </w:p>
     <w:p>
@@ -6524,21 +6290,7 @@
         <w:rPr>
           <w:rFonts w:ascii="Arial" w:hAnsi="Arial" w:cs="Arial"/>
         </w:rPr>
-        <w:t>(</w:t>
-      </w:r>
-      <w:proofErr w:type="spellStart"/>
-      <w:r>
-        <w:rPr>
-          <w:rFonts w:ascii="Arial" w:hAnsi="Arial" w:cs="Arial"/>
-        </w:rPr>
-        <w:t>Mutiawani</w:t>
-      </w:r>
-      <w:proofErr w:type="spellEnd"/>
-      <w:r>
-        <w:rPr>
-          <w:rFonts w:ascii="Arial" w:hAnsi="Arial" w:cs="Arial"/>
-        </w:rPr>
-        <w:t xml:space="preserve"> et al., 2020)</w:t>
+        <w:t>(Mutiawani et al., 2020)</w:t>
       </w:r>
       <w:r>
         <w:rPr>
@@ -7502,25 +7254,7 @@
                 <w:b/>
                 <w:bCs/>
               </w:rPr>
-              <w:t>Amount (</w:t>
-            </w:r>
-            <w:proofErr w:type="spellStart"/>
-            <w:r>
-              <w:rPr>
-                <w:rFonts w:ascii="Arial" w:hAnsi="Arial" w:cs="Arial"/>
-                <w:b/>
-                <w:bCs/>
-              </w:rPr>
-              <w:t>Php</w:t>
-            </w:r>
-            <w:proofErr w:type="spellEnd"/>
-            <w:r>
-              <w:rPr>
-                <w:rFonts w:ascii="Arial" w:hAnsi="Arial" w:cs="Arial"/>
-                <w:b/>
-                <w:bCs/>
-              </w:rPr>
-              <w:t>)</w:t>
+              <w:t>Amount (Php)</w:t>
             </w:r>
           </w:p>
         </w:tc>
@@ -11704,19 +11438,11 @@
         </w:rPr>
         <w:t>(</w:t>
       </w:r>
-      <w:proofErr w:type="spellStart"/>
-      <w:r>
-        <w:rPr>
-          <w:rFonts w:ascii="Arial" w:hAnsi="Arial" w:cs="Arial"/>
-        </w:rPr>
-        <w:t>Ifenthaler</w:t>
-      </w:r>
-      <w:proofErr w:type="spellEnd"/>
-      <w:r>
-        <w:rPr>
-          <w:rFonts w:ascii="Arial" w:hAnsi="Arial" w:cs="Arial"/>
-        </w:rPr>
-        <w:t xml:space="preserve"> &amp; Yau, 2020). Such tools reduce manual workload and improve the accuracy of performance tracking, making the process easier and more effective.</w:t>
+      <w:r>
+        <w:rPr>
+          <w:rFonts w:ascii="Arial" w:hAnsi="Arial" w:cs="Arial"/>
+        </w:rPr>
+        <w:t>Ifenthaler &amp; Yau, 2020). Such tools reduce manual workload and improve the accuracy of performance tracking, making the process easier and more effective.</w:t>
       </w:r>
     </w:p>
     <w:p>
@@ -12983,35 +12709,7 @@
         <w:rPr>
           <w:rFonts w:ascii="Arial" w:hAnsi="Arial" w:cs="Arial"/>
         </w:rPr>
-        <w:t xml:space="preserve">, simple fonts such as sans-serif styles (e.g., Arial, Calibri) improve reading speed and comprehension, especially on screens (Kurniawan &amp; </w:t>
-      </w:r>
-      <w:proofErr w:type="spellStart"/>
-      <w:r>
-        <w:rPr>
-          <w:rFonts w:ascii="Arial" w:hAnsi="Arial" w:cs="Arial"/>
-        </w:rPr>
-        <w:t>Zaphiris</w:t>
-      </w:r>
-      <w:proofErr w:type="spellEnd"/>
-      <w:r>
-        <w:rPr>
-          <w:rFonts w:ascii="Arial" w:hAnsi="Arial" w:cs="Arial"/>
-        </w:rPr>
-        <w:t>, 2021). Additionally, larger font sizes reduce eye strain and enhance accessibility, making reading easier for users with visual impairments or older adults (Al-</w:t>
-      </w:r>
-      <w:proofErr w:type="spellStart"/>
-      <w:r>
-        <w:rPr>
-          <w:rFonts w:ascii="Arial" w:hAnsi="Arial" w:cs="Arial"/>
-        </w:rPr>
-        <w:t>Wabil</w:t>
-      </w:r>
-      <w:proofErr w:type="spellEnd"/>
-      <w:r>
-        <w:rPr>
-          <w:rFonts w:ascii="Arial" w:hAnsi="Arial" w:cs="Arial"/>
-        </w:rPr>
-        <w:t xml:space="preserve"> et al., 2021).</w:t>
+        <w:t>, simple fonts such as sans-serif styles (e.g., Arial, Calibri) improve reading speed and comprehension, especially on screens (Kurniawan &amp; Zaphiris, 2021). Additionally, larger font sizes reduce eye strain and enhance accessibility, making reading easier for users with visual impairments or older adults (Al-Wabil et al., 2021).</w:t>
       </w:r>
     </w:p>
     <w:p>
@@ -14369,21 +14067,7 @@
         <w:rPr>
           <w:rFonts w:ascii="Arial" w:hAnsi="Arial" w:cs="Arial"/>
         </w:rPr>
-        <w:t xml:space="preserve"> (Obar &amp; </w:t>
-      </w:r>
-      <w:proofErr w:type="spellStart"/>
-      <w:r>
-        <w:rPr>
-          <w:rFonts w:ascii="Arial" w:hAnsi="Arial" w:cs="Arial"/>
-        </w:rPr>
-        <w:t>Oeldorf</w:t>
-      </w:r>
-      <w:proofErr w:type="spellEnd"/>
-      <w:r>
-        <w:rPr>
-          <w:rFonts w:ascii="Arial" w:hAnsi="Arial" w:cs="Arial"/>
-        </w:rPr>
-        <w:t>-Hirsch, 2020).</w:t>
+        <w:t xml:space="preserve"> (Obar &amp; Oeldorf-Hirsch, 2020).</w:t>
       </w:r>
     </w:p>
     <w:p>
@@ -17553,7 +17237,6 @@
                 <w:szCs w:val="18"/>
               </w:rPr>
             </w:pPr>
-            <w:proofErr w:type="spellStart"/>
             <w:r>
               <w:rPr>
                 <w:rFonts w:ascii="Arial" w:hAnsi="Arial" w:cs="Arial"/>
@@ -17564,7 +17247,6 @@
               </w:rPr>
               <w:t>df</w:t>
             </w:r>
-            <w:proofErr w:type="spellEnd"/>
           </w:p>
         </w:tc>
         <w:tc>
@@ -18793,14 +18475,12 @@
         </w:rPr>
         <w:t xml:space="preserve"> </w:t>
       </w:r>
-      <w:proofErr w:type="spellStart"/>
       <w:r>
         <w:rPr>
           <w:rFonts w:ascii="Arial" w:hAnsi="Arial" w:cs="Arial"/>
         </w:rPr>
         <w:t>Alshamrani</w:t>
       </w:r>
-      <w:proofErr w:type="spellEnd"/>
       <w:r>
         <w:rPr>
           <w:rFonts w:ascii="Arial" w:hAnsi="Arial" w:cs="Arial"/>
@@ -18811,21 +18491,7 @@
         <w:rPr>
           <w:rFonts w:ascii="Arial" w:hAnsi="Arial" w:cs="Arial"/>
         </w:rPr>
-        <w:t xml:space="preserve"> </w:t>
-      </w:r>
-      <w:proofErr w:type="spellStart"/>
-      <w:r>
-        <w:rPr>
-          <w:rFonts w:ascii="Arial" w:hAnsi="Arial" w:cs="Arial"/>
-        </w:rPr>
-        <w:t>Bahattab</w:t>
-      </w:r>
-      <w:proofErr w:type="spellEnd"/>
-      <w:r>
-        <w:rPr>
-          <w:rFonts w:ascii="Arial" w:hAnsi="Arial" w:cs="Arial"/>
-        </w:rPr>
-        <w:t xml:space="preserve"> (2023)</w:t>
+        <w:t xml:space="preserve"> Bahattab (2023)</w:t>
       </w:r>
       <w:r>
         <w:rPr>
@@ -19098,7 +18764,6 @@
                 <w:szCs w:val="18"/>
               </w:rPr>
             </w:pPr>
-            <w:proofErr w:type="spellStart"/>
             <w:r>
               <w:rPr>
                 <w:rFonts w:ascii="Arial" w:hAnsi="Arial" w:cs="Arial"/>
@@ -19109,7 +18774,6 @@
               </w:rPr>
               <w:t>df</w:t>
             </w:r>
-            <w:proofErr w:type="spellEnd"/>
           </w:p>
         </w:tc>
         <w:tc>
@@ -20584,7 +20248,6 @@
                 <w:szCs w:val="18"/>
               </w:rPr>
             </w:pPr>
-            <w:proofErr w:type="spellStart"/>
             <w:r>
               <w:rPr>
                 <w:rFonts w:ascii="Arial" w:hAnsi="Arial" w:cs="Arial"/>
@@ -20595,7 +20258,6 @@
               </w:rPr>
               <w:t>df</w:t>
             </w:r>
-            <w:proofErr w:type="spellEnd"/>
           </w:p>
         </w:tc>
         <w:tc>
@@ -23203,28 +22865,27 @@
           <w:rFonts w:ascii="Arial" w:hAnsi="Arial" w:cs="Arial"/>
           <w:color w:val="000000" w:themeColor="text1"/>
         </w:rPr>
-        <w:t>Based on the conclusions drawn, the researchers recommend the following:</w:t>
-      </w:r>
-    </w:p>
-    <w:p>
-      <w:pPr>
-        <w:spacing w:line="259" w:lineRule="auto"/>
+        <w:t>Based on the conclusions drawn, the researchers recommend the</w:t>
+      </w:r>
+      <w:r>
         <w:rPr>
           <w:rFonts w:ascii="Arial" w:hAnsi="Arial" w:cs="Arial"/>
           <w:color w:val="000000" w:themeColor="text1"/>
         </w:rPr>
-      </w:pPr>
+        <w:t xml:space="preserve"> </w:t>
+      </w:r>
       <w:r>
         <w:rPr>
           <w:rFonts w:ascii="Arial" w:hAnsi="Arial" w:cs="Arial"/>
           <w:color w:val="000000" w:themeColor="text1"/>
         </w:rPr>
-        <w:t>1. The researchers recommend publishing the application on common application stores for easier download.</w:t>
-      </w:r>
-    </w:p>
-    <w:p>
-      <w:pPr>
-        <w:spacing w:line="259" w:lineRule="auto"/>
+        <w:t>following:</w:t>
+      </w:r>
+    </w:p>
+    <w:p>
+      <w:pPr>
+        <w:spacing w:line="480" w:lineRule="auto"/>
+        <w:ind w:left="-90"/>
         <w:rPr>
           <w:rFonts w:ascii="Arial" w:hAnsi="Arial" w:cs="Arial"/>
           <w:color w:val="000000" w:themeColor="text1"/>
@@ -23235,71 +22896,151 @@
           <w:rFonts w:ascii="Arial" w:hAnsi="Arial" w:cs="Arial"/>
           <w:color w:val="000000" w:themeColor="text1"/>
         </w:rPr>
-        <w:t>2. The researchers suggest making the application available on iOS and Mac devices.</w:t>
-      </w:r>
-    </w:p>
-    <w:p>
-      <w:pPr>
-        <w:spacing w:line="259" w:lineRule="auto"/>
+        <w:t xml:space="preserve">1. </w:t>
+      </w:r>
+      <w:r>
         <w:rPr>
           <w:rFonts w:ascii="Arial" w:hAnsi="Arial" w:cs="Arial"/>
           <w:color w:val="000000" w:themeColor="text1"/>
         </w:rPr>
-      </w:pPr>
+        <w:t xml:space="preserve">The researchers recommend that </w:t>
+      </w:r>
       <w:r>
         <w:rPr>
           <w:rFonts w:ascii="Arial" w:hAnsi="Arial" w:cs="Arial"/>
           <w:color w:val="000000" w:themeColor="text1"/>
         </w:rPr>
-        <w:t>3. The researchers also recommend implementing tokens and moderation tools to quiz sessions to increase security.</w:t>
-      </w:r>
-    </w:p>
-    <w:p>
-      <w:pPr>
-        <w:spacing w:line="259" w:lineRule="auto"/>
+        <w:t>the application</w:t>
+      </w:r>
+      <w:r>
         <w:rPr>
           <w:rFonts w:ascii="Arial" w:hAnsi="Arial" w:cs="Arial"/>
           <w:color w:val="000000" w:themeColor="text1"/>
         </w:rPr>
-      </w:pPr>
+        <w:t xml:space="preserve"> </w:t>
+      </w:r>
       <w:r>
         <w:rPr>
           <w:rFonts w:ascii="Arial" w:hAnsi="Arial" w:cs="Arial"/>
           <w:color w:val="000000" w:themeColor="text1"/>
         </w:rPr>
-        <w:t>4. The researchers also recommend the ability to use themes, specifically light     mode for better visibility.</w:t>
-      </w:r>
-    </w:p>
-    <w:p>
-      <w:pPr>
-        <w:spacing w:line="259" w:lineRule="auto"/>
+        <w:t xml:space="preserve">to </w:t>
+      </w:r>
+      <w:r>
         <w:rPr>
           <w:rFonts w:ascii="Arial" w:hAnsi="Arial" w:cs="Arial"/>
           <w:color w:val="000000" w:themeColor="text1"/>
         </w:rPr>
-      </w:pPr>
+        <w:t>be continuously improved</w:t>
+      </w:r>
       <w:r>
         <w:rPr>
           <w:rFonts w:ascii="Arial" w:hAnsi="Arial" w:cs="Arial"/>
           <w:color w:val="000000" w:themeColor="text1"/>
         </w:rPr>
-        <w:t>5. The researchers propose to have tutorials in using the application.</w:t>
-      </w:r>
-    </w:p>
-    <w:p>
-      <w:pPr>
-        <w:spacing w:line="259" w:lineRule="auto"/>
+        <w:br/>
+        <w:t xml:space="preserve">    </w:t>
+      </w:r>
+      <w:r>
         <w:rPr>
           <w:rFonts w:ascii="Arial" w:hAnsi="Arial" w:cs="Arial"/>
           <w:color w:val="000000" w:themeColor="text1"/>
         </w:rPr>
-      </w:pPr>
-      <w:r>
+        <w:t>to further enhance its usability, design, and security features</w:t>
+      </w:r>
+    </w:p>
+    <w:p>
+      <w:pPr>
+        <w:spacing w:line="480" w:lineRule="auto"/>
+        <w:ind w:left="-90"/>
         <w:rPr>
           <w:rFonts w:ascii="Arial" w:hAnsi="Arial" w:cs="Arial"/>
           <w:color w:val="000000" w:themeColor="text1"/>
         </w:rPr>
-        <w:t>6. The researchers recommend the ability to export results as an excel spreadsheet for efficient score collection.</w:t>
+      </w:pPr>
+      <w:r>
+        <w:rPr>
+          <w:rFonts w:ascii="Arial" w:hAnsi="Arial" w:cs="Arial"/>
+          <w:color w:val="000000" w:themeColor="text1"/>
+        </w:rPr>
+        <w:t>2.</w:t>
+      </w:r>
+      <w:r>
+        <w:t xml:space="preserve"> </w:t>
+      </w:r>
+      <w:r>
+        <w:rPr>
+          <w:rFonts w:ascii="Arial" w:hAnsi="Arial" w:cs="Arial"/>
+          <w:color w:val="000000" w:themeColor="text1"/>
+        </w:rPr>
+        <w:t>Developers must maintain stable transmission continuity and optimize graphical</w:t>
+      </w:r>
+      <w:r>
+        <w:rPr>
+          <w:rFonts w:ascii="Arial" w:hAnsi="Arial" w:cs="Arial"/>
+          <w:color w:val="000000" w:themeColor="text1"/>
+        </w:rPr>
+        <w:br/>
+        <w:t xml:space="preserve">    </w:t>
+      </w:r>
+      <w:r>
+        <w:rPr>
+          <w:rFonts w:ascii="Arial" w:hAnsi="Arial" w:cs="Arial"/>
+          <w:color w:val="000000" w:themeColor="text1"/>
+        </w:rPr>
+        <w:t>performance to ensure a smooth</w:t>
+      </w:r>
+      <w:r>
+        <w:rPr>
+          <w:rFonts w:ascii="Arial" w:hAnsi="Arial" w:cs="Arial"/>
+          <w:color w:val="000000" w:themeColor="text1"/>
+        </w:rPr>
+        <w:t>er</w:t>
+      </w:r>
+      <w:r>
+        <w:rPr>
+          <w:rFonts w:ascii="Arial" w:hAnsi="Arial" w:cs="Arial"/>
+          <w:color w:val="000000" w:themeColor="text1"/>
+        </w:rPr>
+        <w:t xml:space="preserve"> user experience.</w:t>
+      </w:r>
+    </w:p>
+    <w:p>
+      <w:pPr>
+        <w:spacing w:line="480" w:lineRule="auto"/>
+        <w:ind w:left="-90"/>
+        <w:rPr>
+          <w:rFonts w:ascii="Arial" w:hAnsi="Arial" w:cs="Arial"/>
+          <w:color w:val="000000" w:themeColor="text1"/>
+        </w:rPr>
+      </w:pPr>
+      <w:r>
+        <w:rPr>
+          <w:rFonts w:ascii="Arial" w:hAnsi="Arial" w:cs="Arial"/>
+          <w:color w:val="000000" w:themeColor="text1"/>
+        </w:rPr>
+        <w:t xml:space="preserve">3.  </w:t>
+      </w:r>
+      <w:r>
+        <w:rPr>
+          <w:rFonts w:ascii="Arial" w:hAnsi="Arial" w:cs="Arial"/>
+          <w:color w:val="000000" w:themeColor="text1"/>
+        </w:rPr>
+        <w:t xml:space="preserve">Educational institutions and educators may consider </w:t>
+      </w:r>
+      <w:r>
+        <w:rPr>
+          <w:rFonts w:ascii="Arial" w:hAnsi="Arial" w:cs="Arial"/>
+          <w:color w:val="000000" w:themeColor="text1"/>
+        </w:rPr>
+        <w:t>using</w:t>
+      </w:r>
+      <w:r>
+        <w:rPr>
+          <w:rFonts w:ascii="Arial" w:hAnsi="Arial" w:cs="Arial"/>
+          <w:color w:val="000000" w:themeColor="text1"/>
+        </w:rPr>
+        <w:t xml:space="preserve"> Quieazy.</w:t>
       </w:r>
       <w:r>
         <w:rPr>
@@ -23420,25 +23161,7 @@
           <w:bCs/>
           <w:color w:val="000000" w:themeColor="text1"/>
         </w:rPr>
-        <w:t>Al-</w:t>
-      </w:r>
-      <w:proofErr w:type="spellStart"/>
-      <w:r>
-        <w:rPr>
-          <w:rFonts w:ascii="Arial" w:hAnsi="Arial" w:cs="Arial"/>
-          <w:bCs/>
-          <w:color w:val="000000" w:themeColor="text1"/>
-        </w:rPr>
-        <w:t>Wabil</w:t>
-      </w:r>
-      <w:proofErr w:type="spellEnd"/>
-      <w:r>
-        <w:rPr>
-          <w:rFonts w:ascii="Arial" w:hAnsi="Arial" w:cs="Arial"/>
-          <w:bCs/>
-          <w:color w:val="000000" w:themeColor="text1"/>
-        </w:rPr>
-        <w:t>, A., Al-Salman, A., &amp; Alzahrani, A. (2021). Effect of font size and type on readability in digital content. Journal of Educational Computing Research, 59(2), 345–362. https://doi.org/10.1177/0735633120981234</w:t>
+        <w:t>Al-Wabil, A., Al-Salman, A., &amp; Alzahrani, A. (2021). Effect of font size and type on readability in digital content. Journal of Educational Computing Research, 59(2), 345–362. https://doi.org/10.1177/0735633120981234</w:t>
       </w:r>
     </w:p>
     <w:p>
@@ -23451,41 +23174,13 @@
           <w:color w:val="000000" w:themeColor="text1"/>
         </w:rPr>
       </w:pPr>
-      <w:proofErr w:type="spellStart"/>
       <w:r>
         <w:rPr>
           <w:rFonts w:ascii="Arial" w:hAnsi="Arial" w:cs="Arial"/>
           <w:bCs/>
           <w:color w:val="000000" w:themeColor="text1"/>
         </w:rPr>
-        <w:t>Alshamrani</w:t>
-      </w:r>
-      <w:proofErr w:type="spellEnd"/>
-      <w:r>
-        <w:rPr>
-          <w:rFonts w:ascii="Arial" w:hAnsi="Arial" w:cs="Arial"/>
-          <w:bCs/>
-          <w:color w:val="000000" w:themeColor="text1"/>
-        </w:rPr>
-        <w:t xml:space="preserve">, A., &amp; </w:t>
-      </w:r>
-      <w:proofErr w:type="spellStart"/>
-      <w:r>
-        <w:rPr>
-          <w:rFonts w:ascii="Arial" w:hAnsi="Arial" w:cs="Arial"/>
-          <w:bCs/>
-          <w:color w:val="000000" w:themeColor="text1"/>
-        </w:rPr>
-        <w:t>Bahattab</w:t>
-      </w:r>
-      <w:proofErr w:type="spellEnd"/>
-      <w:r>
-        <w:rPr>
-          <w:rFonts w:ascii="Arial" w:hAnsi="Arial" w:cs="Arial"/>
-          <w:bCs/>
-          <w:color w:val="000000" w:themeColor="text1"/>
-        </w:rPr>
-        <w:t>, A. (2023). Evaluating the impact of usability and graphical performance on user experience. Journal of Systems and Software, 198, 111345. https://doi.org/10.1016/j.jss.2023.111345</w:t>
+        <w:t>Alshamrani, A., &amp; Bahattab, A. (2023). Evaluating the impact of usability and graphical performance on user experience. Journal of Systems and Software, 198, 111345. https://doi.org/10.1016/j.jss.2023.111345</w:t>
       </w:r>
     </w:p>
     <w:p>
@@ -23561,7 +23256,15 @@
           <w:bCs/>
           <w:color w:val="000000" w:themeColor="text1"/>
         </w:rPr>
-        <w:t>Coursera Staff (2025</w:t>
+        <w:t>Coursera Staff (2025).</w:t>
+      </w:r>
+      <w:r>
+        <w:rPr>
+          <w:rFonts w:ascii="Arial" w:hAnsi="Arial" w:cs="Arial"/>
+          <w:bCs/>
+          <w:color w:val="000000" w:themeColor="text1"/>
+        </w:rPr>
+        <w:t xml:space="preserve"> </w:t>
       </w:r>
       <w:proofErr w:type="gramStart"/>
       <w:r>
@@ -23570,7 +23273,7 @@
           <w:bCs/>
           <w:color w:val="000000" w:themeColor="text1"/>
         </w:rPr>
-        <w:t>).What</w:t>
+        <w:t>What</w:t>
       </w:r>
       <w:proofErr w:type="gramEnd"/>
       <w:r>
@@ -23689,7 +23392,7 @@
           <w:bCs/>
           <w:color w:val="000000" w:themeColor="text1"/>
         </w:rPr>
-        <w:t>https://www.researchgate.net/publication/381787520_The_Effect_of_Mobile_Phone_Attachment_and_Extended_Self_on_Nomophobia_among_University_Students_The_Mediating_Role_of_Materialism/citations</w:t>
+        <w:t>https://doi.org/10.17066/tpdrd.1294345_1</w:t>
       </w:r>
     </w:p>
     <w:p>
@@ -23724,7 +23427,15 @@
           <w:bCs/>
           <w:color w:val="000000" w:themeColor="text1"/>
         </w:rPr>
-        <w:t>https://www.mdpi.com/2076-3417/15/12/6379</w:t>
+        <w:t>https://doi.org/</w:t>
+      </w:r>
+      <w:r>
+        <w:rPr>
+          <w:rFonts w:ascii="Arial" w:hAnsi="Arial" w:cs="Arial"/>
+          <w:bCs/>
+          <w:color w:val="000000" w:themeColor="text1"/>
+        </w:rPr>
+        <w:t>10.3390/app15126379</w:t>
       </w:r>
     </w:p>
     <w:p>
@@ -23756,32 +23467,13 @@
           <w:color w:val="000000" w:themeColor="text1"/>
         </w:rPr>
       </w:pPr>
-      <w:proofErr w:type="spellStart"/>
       <w:r>
         <w:rPr>
           <w:rFonts w:ascii="Arial" w:hAnsi="Arial" w:cs="Arial"/>
           <w:bCs/>
           <w:color w:val="000000" w:themeColor="text1"/>
         </w:rPr>
-        <w:t>Gumasing</w:t>
-      </w:r>
-      <w:proofErr w:type="spellEnd"/>
-      <w:r>
-        <w:rPr>
-          <w:rFonts w:ascii="Arial" w:hAnsi="Arial" w:cs="Arial"/>
-          <w:bCs/>
-          <w:color w:val="000000" w:themeColor="text1"/>
-        </w:rPr>
-        <w:t xml:space="preserve">, M. J. J., Dahilig, J. A. V., Taw, C. A. Y., &amp; Valeriano, C. (2022, June). Effects of Boredom on the Academic Engagement of Students during Online Class. In Proceeding of the 7th North American International </w:t>
-      </w:r>
-      <w:r>
-        <w:rPr>
-          <w:rFonts w:ascii="Arial" w:hAnsi="Arial" w:cs="Arial"/>
-          <w:bCs/>
-          <w:color w:val="000000" w:themeColor="text1"/>
-        </w:rPr>
-        <w:lastRenderedPageBreak/>
-        <w:t>Conference on Industrial Engineering and Operations Management, Orlando, Florida, USA (pp. 12-14).</w:t>
+        <w:t>Gumasing, M. J. J., Dahilig, J. A. V., Taw, C. A. Y., &amp; Valeriano, C. (2022, June). Effects of Boredom on the Academic Engagement of Students during Online Class. In Proceeding of the 7th North American International Conference on Industrial Engineering and Operations Management, Orlando, Florida, USA (pp. 12-14).</w:t>
       </w:r>
       <w:r>
         <w:rPr>
@@ -23816,25 +23508,8 @@
           <w:bCs/>
           <w:color w:val="000000" w:themeColor="text1"/>
         </w:rPr>
-        <w:t xml:space="preserve">Harężlak, R. (2024). 10 Successful Companies Using Node.js. </w:t>
-      </w:r>
-      <w:proofErr w:type="spellStart"/>
-      <w:r>
-        <w:rPr>
-          <w:rFonts w:ascii="Arial" w:hAnsi="Arial" w:cs="Arial"/>
-          <w:bCs/>
-          <w:color w:val="000000" w:themeColor="text1"/>
-        </w:rPr>
-        <w:t>Selleo</w:t>
-      </w:r>
-      <w:proofErr w:type="spellEnd"/>
-      <w:r>
-        <w:rPr>
-          <w:rFonts w:ascii="Arial" w:hAnsi="Arial" w:cs="Arial"/>
-          <w:bCs/>
-          <w:color w:val="000000" w:themeColor="text1"/>
-        </w:rPr>
-        <w:t>. https://selleo.com/blog/10-successful-companies-using-nodejs</w:t>
+        <w:lastRenderedPageBreak/>
+        <w:t>Harężlak, R. (2024). 10 Successful Companies Using Node.js. Selleo. https://selleo.com/blog/10-successful-companies-using-nodejs</w:t>
       </w:r>
     </w:p>
     <w:p>
@@ -23912,25 +23587,7 @@
           <w:bCs/>
           <w:color w:val="000000" w:themeColor="text1"/>
         </w:rPr>
-        <w:t xml:space="preserve">Hussain, A., </w:t>
-      </w:r>
-      <w:proofErr w:type="spellStart"/>
-      <w:r>
-        <w:rPr>
-          <w:rFonts w:ascii="Arial" w:hAnsi="Arial" w:cs="Arial"/>
-          <w:bCs/>
-          <w:color w:val="000000" w:themeColor="text1"/>
-        </w:rPr>
-        <w:t>Mkpojiogu</w:t>
-      </w:r>
-      <w:proofErr w:type="spellEnd"/>
-      <w:r>
-        <w:rPr>
-          <w:rFonts w:ascii="Arial" w:hAnsi="Arial" w:cs="Arial"/>
-          <w:bCs/>
-          <w:color w:val="000000" w:themeColor="text1"/>
-        </w:rPr>
-        <w:t>, E. O. C., &amp; Kamal, F. M. (2021). Effects of graphical interface usability on user performance in mobile applications. International Journal of Interactive Mobile Technologies, 15(7), 17–34. https://doi.org/10.3991/ijim.v15i07.20677</w:t>
+        <w:t>Hussain, A., Mkpojiogu, E. O. C., &amp; Kamal, F. M. (2021). Effects of graphical interface usability on user performance in mobile applications. International Journal of Interactive Mobile Technologies, 15(7), 17–34. https://doi.org/10.3991/ijim.v15i07.20677</w:t>
       </w:r>
     </w:p>
     <w:p>
@@ -23943,59 +23600,13 @@
           <w:color w:val="000000" w:themeColor="text1"/>
         </w:rPr>
       </w:pPr>
-      <w:proofErr w:type="spellStart"/>
       <w:r>
         <w:rPr>
           <w:rFonts w:ascii="Arial" w:hAnsi="Arial" w:cs="Arial"/>
           <w:bCs/>
           <w:color w:val="000000" w:themeColor="text1"/>
         </w:rPr>
-        <w:t>Ifenthaler</w:t>
-      </w:r>
-      <w:proofErr w:type="spellEnd"/>
-      <w:r>
-        <w:rPr>
-          <w:rFonts w:ascii="Arial" w:hAnsi="Arial" w:cs="Arial"/>
-          <w:bCs/>
-          <w:color w:val="000000" w:themeColor="text1"/>
-        </w:rPr>
-        <w:t xml:space="preserve">, D., &amp; Yau, J. Y.-K. (2020). </w:t>
-      </w:r>
-      <w:proofErr w:type="spellStart"/>
-      <w:r>
-        <w:rPr>
-          <w:rFonts w:ascii="Arial" w:hAnsi="Arial" w:cs="Arial"/>
-          <w:bCs/>
-          <w:color w:val="000000" w:themeColor="text1"/>
-        </w:rPr>
-        <w:t>Utilising</w:t>
-      </w:r>
-      <w:proofErr w:type="spellEnd"/>
-      <w:r>
-        <w:rPr>
-          <w:rFonts w:ascii="Arial" w:hAnsi="Arial" w:cs="Arial"/>
-          <w:bCs/>
-          <w:color w:val="000000" w:themeColor="text1"/>
-        </w:rPr>
-        <w:t xml:space="preserve"> learning analytics for study success: Reflections on current empirical findings. In D. </w:t>
-      </w:r>
-      <w:proofErr w:type="spellStart"/>
-      <w:r>
-        <w:rPr>
-          <w:rFonts w:ascii="Arial" w:hAnsi="Arial" w:cs="Arial"/>
-          <w:bCs/>
-          <w:color w:val="000000" w:themeColor="text1"/>
-        </w:rPr>
-        <w:t>Ifenthaler</w:t>
-      </w:r>
-      <w:proofErr w:type="spellEnd"/>
-      <w:r>
-        <w:rPr>
-          <w:rFonts w:ascii="Arial" w:hAnsi="Arial" w:cs="Arial"/>
-          <w:bCs/>
-          <w:color w:val="000000" w:themeColor="text1"/>
-        </w:rPr>
-        <w:t>, N. Bellin-Mularski, &amp; D. Mah (Eds.), Implementing learning analytics in higher education (pp. 19–36). Springer. https://doi.org/10.1007/978-3-030-50160-0_2</w:t>
+        <w:t>Ifenthaler, D., &amp; Yau, J. Y.-K. (2020). Utilising learning analytics for study success: Reflections on current empirical findings. In D. Ifenthaler, N. Bellin-Mularski, &amp; D. Mah (Eds.), Implementing learning analytics in higher education (pp. 19–36). Springer. https://doi.org/10.1007/978-3-030-50160-0_2</w:t>
       </w:r>
     </w:p>
     <w:p>
@@ -24027,96 +23638,13 @@
           <w:color w:val="000000" w:themeColor="text1"/>
         </w:rPr>
       </w:pPr>
-      <w:proofErr w:type="spellStart"/>
       <w:r>
         <w:rPr>
           <w:rFonts w:ascii="Arial" w:hAnsi="Arial" w:cs="Arial"/>
           <w:bCs/>
           <w:color w:val="000000" w:themeColor="text1"/>
         </w:rPr>
-        <w:lastRenderedPageBreak/>
-        <w:t>Khairkar</w:t>
-      </w:r>
-      <w:proofErr w:type="spellEnd"/>
-      <w:r>
-        <w:rPr>
-          <w:rFonts w:ascii="Arial" w:hAnsi="Arial" w:cs="Arial"/>
-          <w:bCs/>
-          <w:color w:val="000000" w:themeColor="text1"/>
-        </w:rPr>
-        <w:t xml:space="preserve">, A., </w:t>
-      </w:r>
-      <w:proofErr w:type="spellStart"/>
-      <w:r>
-        <w:rPr>
-          <w:rFonts w:ascii="Arial" w:hAnsi="Arial" w:cs="Arial"/>
-          <w:bCs/>
-          <w:color w:val="000000" w:themeColor="text1"/>
-        </w:rPr>
-        <w:t>Bulbule</w:t>
-      </w:r>
-      <w:proofErr w:type="spellEnd"/>
-      <w:r>
-        <w:rPr>
-          <w:rFonts w:ascii="Arial" w:hAnsi="Arial" w:cs="Arial"/>
-          <w:bCs/>
-          <w:color w:val="000000" w:themeColor="text1"/>
-        </w:rPr>
-        <w:t xml:space="preserve">, S., </w:t>
-      </w:r>
-      <w:proofErr w:type="spellStart"/>
-      <w:r>
-        <w:rPr>
-          <w:rFonts w:ascii="Arial" w:hAnsi="Arial" w:cs="Arial"/>
-          <w:bCs/>
-          <w:color w:val="000000" w:themeColor="text1"/>
-        </w:rPr>
-        <w:t>Manchalkar</w:t>
-      </w:r>
-      <w:proofErr w:type="spellEnd"/>
-      <w:r>
-        <w:rPr>
-          <w:rFonts w:ascii="Arial" w:hAnsi="Arial" w:cs="Arial"/>
-          <w:bCs/>
-          <w:color w:val="000000" w:themeColor="text1"/>
-        </w:rPr>
-        <w:t xml:space="preserve">, S., </w:t>
-      </w:r>
-      <w:proofErr w:type="spellStart"/>
-      <w:r>
-        <w:rPr>
-          <w:rFonts w:ascii="Arial" w:hAnsi="Arial" w:cs="Arial"/>
-          <w:bCs/>
-          <w:color w:val="000000" w:themeColor="text1"/>
-        </w:rPr>
-        <w:t>Phatate</w:t>
-      </w:r>
-      <w:proofErr w:type="spellEnd"/>
-      <w:r>
-        <w:rPr>
-          <w:rFonts w:ascii="Arial" w:hAnsi="Arial" w:cs="Arial"/>
-          <w:bCs/>
-          <w:color w:val="000000" w:themeColor="text1"/>
-        </w:rPr>
-        <w:t xml:space="preserve">, S., &amp; Soni, K. (2023). </w:t>
-      </w:r>
-      <w:proofErr w:type="spellStart"/>
-      <w:r>
-        <w:rPr>
-          <w:rFonts w:ascii="Arial" w:hAnsi="Arial" w:cs="Arial"/>
-          <w:bCs/>
-          <w:color w:val="000000" w:themeColor="text1"/>
-        </w:rPr>
-        <w:t>Eduassesspro</w:t>
-      </w:r>
-      <w:proofErr w:type="spellEnd"/>
-      <w:r>
-        <w:rPr>
-          <w:rFonts w:ascii="Arial" w:hAnsi="Arial" w:cs="Arial"/>
-          <w:bCs/>
-          <w:color w:val="000000" w:themeColor="text1"/>
-        </w:rPr>
-        <w:t>: An Automated Quiz Generator and Exam Creator. Journal of AI-Driven Educational Tools. https://doi.org/10.47392/IRJASH.2024.027</w:t>
+        <w:t>Khairkar, A., Bulbule, S., Manchalkar, S., Phatate, S., &amp; Soni, K. (2023). Eduassesspro: An Automated Quiz Generator and Exam Creator. Journal of AI-Driven Educational Tools. https://doi.org/10.47392/IRJASH.2024.027</w:t>
       </w:r>
     </w:p>
     <w:p>
@@ -24135,6 +23663,7 @@
           <w:bCs/>
           <w:color w:val="000000" w:themeColor="text1"/>
         </w:rPr>
+        <w:lastRenderedPageBreak/>
         <w:t xml:space="preserve">Khomyn, A. (2025). The Complete Guide </w:t>
       </w:r>
       <w:proofErr w:type="gramStart"/>
@@ -24233,25 +23762,7 @@
           <w:bCs/>
           <w:color w:val="000000" w:themeColor="text1"/>
         </w:rPr>
-        <w:t xml:space="preserve">Kurniawan, S., &amp; </w:t>
-      </w:r>
-      <w:proofErr w:type="spellStart"/>
-      <w:r>
-        <w:rPr>
-          <w:rFonts w:ascii="Arial" w:hAnsi="Arial" w:cs="Arial"/>
-          <w:bCs/>
-          <w:color w:val="000000" w:themeColor="text1"/>
-        </w:rPr>
-        <w:t>Zaphiris</w:t>
-      </w:r>
-      <w:proofErr w:type="spellEnd"/>
-      <w:r>
-        <w:rPr>
-          <w:rFonts w:ascii="Arial" w:hAnsi="Arial" w:cs="Arial"/>
-          <w:bCs/>
-          <w:color w:val="000000" w:themeColor="text1"/>
-        </w:rPr>
-        <w:t>, P. (2021). The impact of font and text size on user reading performance. International Journal of Human-Computer Studies, 147, 102563. https://doi.org/10.1016/j.ijhcs.2020.102563</w:t>
+        <w:t>Kurniawan, S., &amp; Zaphiris, P. (2021). The impact of font and text size on user reading performance. International Journal of Human-Computer Studies, 147, 102563. https://doi.org/10.1016/j.ijhcs.2020.102563</w:t>
       </w:r>
     </w:p>
     <w:p>
@@ -24359,8 +23870,16 @@
           <w:bCs/>
           <w:color w:val="000000" w:themeColor="text1"/>
         </w:rPr>
+        <w:t xml:space="preserve">Macías, Z. L. V., Hernández, A. A. R., &amp; Sáenz, C. L. S. (2020). Digital games (Gamification) in learning and training: An approach to adaptation and </w:t>
+      </w:r>
+      <w:r>
+        <w:rPr>
+          <w:rFonts w:ascii="Arial" w:hAnsi="Arial" w:cs="Arial"/>
+          <w:bCs/>
+          <w:color w:val="000000" w:themeColor="text1"/>
+        </w:rPr>
         <w:lastRenderedPageBreak/>
-        <w:t>Macías, Z. L. V., Hernández, A. A. R., &amp; Sáenz, C. L. S. (2020). Digital games (Gamification) in learning and training: An approach to adaptation and integration in the classroom. Gist: Education and Learning Research Journal, (20), 171-188. http://dx.doi.org/10.26817/16925777.765</w:t>
+        <w:t>integration in the classroom. Gist: Education and Learning Research Journal, (20), 171-188. http://dx.doi.org/10.26817/16925777.765</w:t>
       </w:r>
     </w:p>
     <w:p>
@@ -24379,25 +23898,7 @@
           <w:bCs/>
           <w:color w:val="000000" w:themeColor="text1"/>
         </w:rPr>
-        <w:t>MDN (n.d.). The WebSocket API (</w:t>
-      </w:r>
-      <w:proofErr w:type="spellStart"/>
-      <w:r>
-        <w:rPr>
-          <w:rFonts w:ascii="Arial" w:hAnsi="Arial" w:cs="Arial"/>
-          <w:bCs/>
-          <w:color w:val="000000" w:themeColor="text1"/>
-        </w:rPr>
-        <w:t>WebSockets</w:t>
-      </w:r>
-      <w:proofErr w:type="spellEnd"/>
-      <w:r>
-        <w:rPr>
-          <w:rFonts w:ascii="Arial" w:hAnsi="Arial" w:cs="Arial"/>
-          <w:bCs/>
-          <w:color w:val="000000" w:themeColor="text1"/>
-        </w:rPr>
-        <w:t>). Retrieved August 23, 2025, from https://developer.mozilla.org/docs/Web/API/WebSockets_API</w:t>
+        <w:t>MDN (n.d.). The WebSocket API (WebSockets). Retrieved August 23, 2025, from https://developer.mozilla.org/docs/Web/API/WebSockets_API</w:t>
       </w:r>
     </w:p>
     <w:p>
@@ -24429,41 +23930,13 @@
           <w:color w:val="000000" w:themeColor="text1"/>
         </w:rPr>
       </w:pPr>
-      <w:proofErr w:type="spellStart"/>
       <w:r>
         <w:rPr>
           <w:rFonts w:ascii="Arial" w:hAnsi="Arial" w:cs="Arial"/>
           <w:bCs/>
           <w:color w:val="000000" w:themeColor="text1"/>
         </w:rPr>
-        <w:t>Munoto</w:t>
-      </w:r>
-      <w:proofErr w:type="spellEnd"/>
-      <w:r>
-        <w:rPr>
-          <w:rFonts w:ascii="Arial" w:hAnsi="Arial" w:cs="Arial"/>
-          <w:bCs/>
-          <w:color w:val="000000" w:themeColor="text1"/>
-        </w:rPr>
-        <w:t xml:space="preserve">, M., </w:t>
-      </w:r>
-      <w:proofErr w:type="spellStart"/>
-      <w:r>
-        <w:rPr>
-          <w:rFonts w:ascii="Arial" w:hAnsi="Arial" w:cs="Arial"/>
-          <w:bCs/>
-          <w:color w:val="000000" w:themeColor="text1"/>
-        </w:rPr>
-        <w:t>Sumbawati</w:t>
-      </w:r>
-      <w:proofErr w:type="spellEnd"/>
-      <w:r>
-        <w:rPr>
-          <w:rFonts w:ascii="Arial" w:hAnsi="Arial" w:cs="Arial"/>
-          <w:bCs/>
-          <w:color w:val="000000" w:themeColor="text1"/>
-        </w:rPr>
-        <w:t>, M. S., &amp; Sari, S. F. M. (2021). The use of mobile technology in learning with online and offline systems. International Journal of Information and Communication Technology Education (IJICTE), 17(2), 54-67. http://doi.org/10.4018/IJICTE.2021040104</w:t>
+        <w:t>Munoto, M., Sumbawati, M. S., &amp; Sari, S. F. M. (2021). The use of mobile technology in learning with online and offline systems. International Journal of Information and Communication Technology Education (IJICTE), 17(2), 54-67. http://doi.org/10.4018/IJICTE.2021040104</w:t>
       </w:r>
     </w:p>
     <w:p>
@@ -24476,41 +23949,13 @@
           <w:color w:val="000000" w:themeColor="text1"/>
         </w:rPr>
       </w:pPr>
-      <w:proofErr w:type="spellStart"/>
       <w:r>
         <w:rPr>
           <w:rFonts w:ascii="Arial" w:hAnsi="Arial" w:cs="Arial"/>
           <w:bCs/>
           <w:color w:val="000000" w:themeColor="text1"/>
         </w:rPr>
-        <w:t>Mutiawani</w:t>
-      </w:r>
-      <w:proofErr w:type="spellEnd"/>
-      <w:r>
-        <w:rPr>
-          <w:rFonts w:ascii="Arial" w:hAnsi="Arial" w:cs="Arial"/>
-          <w:bCs/>
-          <w:color w:val="000000" w:themeColor="text1"/>
-        </w:rPr>
-        <w:t xml:space="preserve">, V., Amrin, N., Saputra, K., &amp; </w:t>
-      </w:r>
-      <w:proofErr w:type="spellStart"/>
-      <w:r>
-        <w:rPr>
-          <w:rFonts w:ascii="Arial" w:hAnsi="Arial" w:cs="Arial"/>
-          <w:bCs/>
-          <w:color w:val="000000" w:themeColor="text1"/>
-        </w:rPr>
-        <w:t>Yunardi</w:t>
-      </w:r>
-      <w:proofErr w:type="spellEnd"/>
-      <w:r>
-        <w:rPr>
-          <w:rFonts w:ascii="Arial" w:hAnsi="Arial" w:cs="Arial"/>
-          <w:bCs/>
-          <w:color w:val="000000" w:themeColor="text1"/>
-        </w:rPr>
-        <w:t>, D. H. (2020, November). Developing a Desktop-based Offline Quiz Application. In 2020 IEEE Conference on e-Learning, e-Management and e-Services (IC3e) (pp. 98-103). IEEE. http://doi.org/10.1109/IC3e50159.2020.9288376</w:t>
+        <w:t>Mutiawani, V., Amrin, N., Saputra, K., &amp; Yunardi, D. H. (2020, November). Developing a Desktop-based Offline Quiz Application. In 2020 IEEE Conference on e-Learning, e-Management and e-Services (IC3e) (pp. 98-103). IEEE. http://doi.org/10.1109/IC3e50159.2020.9288376</w:t>
       </w:r>
     </w:p>
     <w:p>
@@ -24542,23 +23987,13 @@
           <w:color w:val="000000" w:themeColor="text1"/>
         </w:rPr>
       </w:pPr>
-      <w:proofErr w:type="spellStart"/>
       <w:r>
         <w:rPr>
           <w:rFonts w:ascii="Arial" w:hAnsi="Arial" w:cs="Arial"/>
           <w:bCs/>
           <w:color w:val="000000" w:themeColor="text1"/>
         </w:rPr>
-        <w:t>Nineleaps</w:t>
-      </w:r>
-      <w:proofErr w:type="spellEnd"/>
-      <w:r>
-        <w:rPr>
-          <w:rFonts w:ascii="Arial" w:hAnsi="Arial" w:cs="Arial"/>
-          <w:bCs/>
-          <w:color w:val="000000" w:themeColor="text1"/>
-        </w:rPr>
-        <w:t xml:space="preserve"> (2025). Package management. Medium. https://medium.com/technology-nineleaps/package-management-d5059784dae4</w:t>
+        <w:t>Nineleaps (2025). Package management. Medium. https://medium.com/technology-nineleaps/package-management-d5059784dae4</w:t>
       </w:r>
     </w:p>
     <w:p>
@@ -24571,42 +24006,13 @@
           <w:color w:val="000000" w:themeColor="text1"/>
         </w:rPr>
       </w:pPr>
-      <w:proofErr w:type="spellStart"/>
       <w:r>
         <w:rPr>
           <w:rFonts w:ascii="Arial" w:hAnsi="Arial" w:cs="Arial"/>
           <w:bCs/>
           <w:color w:val="000000" w:themeColor="text1"/>
         </w:rPr>
-        <w:lastRenderedPageBreak/>
-        <w:t>npm</w:t>
-      </w:r>
-      <w:proofErr w:type="spellEnd"/>
-      <w:r>
-        <w:rPr>
-          <w:rFonts w:ascii="Arial" w:hAnsi="Arial" w:cs="Arial"/>
-          <w:bCs/>
-          <w:color w:val="000000" w:themeColor="text1"/>
-        </w:rPr>
-        <w:t xml:space="preserve"> Docs (n.d.). About </w:t>
-      </w:r>
-      <w:proofErr w:type="spellStart"/>
-      <w:r>
-        <w:rPr>
-          <w:rFonts w:ascii="Arial" w:hAnsi="Arial" w:cs="Arial"/>
-          <w:bCs/>
-          <w:color w:val="000000" w:themeColor="text1"/>
-        </w:rPr>
-        <w:t>npm</w:t>
-      </w:r>
-      <w:proofErr w:type="spellEnd"/>
-      <w:r>
-        <w:rPr>
-          <w:rFonts w:ascii="Arial" w:hAnsi="Arial" w:cs="Arial"/>
-          <w:bCs/>
-          <w:color w:val="000000" w:themeColor="text1"/>
-        </w:rPr>
-        <w:t>. Retrieved August 25, 2025, from. https://docs.npmjs.com/about-npm#learn-more</w:t>
+        <w:t>npm Docs (n.d.). About npm. Retrieved August 25, 2025, from. https://docs.npmjs.com/about-npm#learn-more</w:t>
       </w:r>
     </w:p>
     <w:p>
@@ -24619,167 +24025,14 @@
           <w:color w:val="000000" w:themeColor="text1"/>
         </w:rPr>
       </w:pPr>
-      <w:proofErr w:type="spellStart"/>
       <w:r>
         <w:rPr>
           <w:rFonts w:ascii="Arial" w:hAnsi="Arial" w:cs="Arial"/>
           <w:bCs/>
           <w:color w:val="000000" w:themeColor="text1"/>
         </w:rPr>
-        <w:t>Octorina</w:t>
-      </w:r>
-      <w:proofErr w:type="spellEnd"/>
-      <w:r>
-        <w:rPr>
-          <w:rFonts w:ascii="Arial" w:hAnsi="Arial" w:cs="Arial"/>
-          <w:bCs/>
-          <w:color w:val="000000" w:themeColor="text1"/>
-        </w:rPr>
-        <w:t xml:space="preserve">, A. (2021). </w:t>
-      </w:r>
-      <w:proofErr w:type="spellStart"/>
-      <w:r>
-        <w:rPr>
-          <w:rFonts w:ascii="Arial" w:hAnsi="Arial" w:cs="Arial"/>
-          <w:bCs/>
-          <w:color w:val="000000" w:themeColor="text1"/>
-        </w:rPr>
-        <w:t>Implementasi</w:t>
-      </w:r>
-      <w:proofErr w:type="spellEnd"/>
-      <w:r>
-        <w:rPr>
-          <w:rFonts w:ascii="Arial" w:hAnsi="Arial" w:cs="Arial"/>
-          <w:bCs/>
-          <w:color w:val="000000" w:themeColor="text1"/>
-        </w:rPr>
-        <w:t xml:space="preserve"> </w:t>
-      </w:r>
-      <w:proofErr w:type="spellStart"/>
-      <w:r>
-        <w:rPr>
-          <w:rFonts w:ascii="Arial" w:hAnsi="Arial" w:cs="Arial"/>
-          <w:bCs/>
-          <w:color w:val="000000" w:themeColor="text1"/>
-        </w:rPr>
-        <w:t>aplikasi</w:t>
-      </w:r>
-      <w:proofErr w:type="spellEnd"/>
-      <w:r>
-        <w:rPr>
-          <w:rFonts w:ascii="Arial" w:hAnsi="Arial" w:cs="Arial"/>
-          <w:bCs/>
-          <w:color w:val="000000" w:themeColor="text1"/>
-        </w:rPr>
-        <w:t xml:space="preserve"> </w:t>
-      </w:r>
-      <w:proofErr w:type="spellStart"/>
-      <w:r>
-        <w:rPr>
-          <w:rFonts w:ascii="Arial" w:hAnsi="Arial" w:cs="Arial"/>
-          <w:bCs/>
-          <w:color w:val="000000" w:themeColor="text1"/>
-        </w:rPr>
-        <w:t>quizizz</w:t>
-      </w:r>
-      <w:proofErr w:type="spellEnd"/>
-      <w:r>
-        <w:rPr>
-          <w:rFonts w:ascii="Arial" w:hAnsi="Arial" w:cs="Arial"/>
-          <w:bCs/>
-          <w:color w:val="000000" w:themeColor="text1"/>
-        </w:rPr>
-        <w:t xml:space="preserve"> </w:t>
-      </w:r>
-      <w:proofErr w:type="spellStart"/>
-      <w:r>
-        <w:rPr>
-          <w:rFonts w:ascii="Arial" w:hAnsi="Arial" w:cs="Arial"/>
-          <w:bCs/>
-          <w:color w:val="000000" w:themeColor="text1"/>
-        </w:rPr>
-        <w:t>untuk</w:t>
-      </w:r>
-      <w:proofErr w:type="spellEnd"/>
-      <w:r>
-        <w:rPr>
-          <w:rFonts w:ascii="Arial" w:hAnsi="Arial" w:cs="Arial"/>
-          <w:bCs/>
-          <w:color w:val="000000" w:themeColor="text1"/>
-        </w:rPr>
-        <w:t xml:space="preserve"> </w:t>
-      </w:r>
-      <w:proofErr w:type="spellStart"/>
-      <w:r>
-        <w:rPr>
-          <w:rFonts w:ascii="Arial" w:hAnsi="Arial" w:cs="Arial"/>
-          <w:bCs/>
-          <w:color w:val="000000" w:themeColor="text1"/>
-        </w:rPr>
-        <w:t>meningkatkan</w:t>
-      </w:r>
-      <w:proofErr w:type="spellEnd"/>
-      <w:r>
-        <w:rPr>
-          <w:rFonts w:ascii="Arial" w:hAnsi="Arial" w:cs="Arial"/>
-          <w:bCs/>
-          <w:color w:val="000000" w:themeColor="text1"/>
-        </w:rPr>
-        <w:t xml:space="preserve"> </w:t>
-      </w:r>
-      <w:proofErr w:type="spellStart"/>
-      <w:r>
-        <w:rPr>
-          <w:rFonts w:ascii="Arial" w:hAnsi="Arial" w:cs="Arial"/>
-          <w:bCs/>
-          <w:color w:val="000000" w:themeColor="text1"/>
-        </w:rPr>
-        <w:t>kehadiran</w:t>
-      </w:r>
-      <w:proofErr w:type="spellEnd"/>
-      <w:r>
-        <w:rPr>
-          <w:rFonts w:ascii="Arial" w:hAnsi="Arial" w:cs="Arial"/>
-          <w:bCs/>
-          <w:color w:val="000000" w:themeColor="text1"/>
-        </w:rPr>
-        <w:t xml:space="preserve"> dan </w:t>
-      </w:r>
-      <w:proofErr w:type="spellStart"/>
-      <w:r>
-        <w:rPr>
-          <w:rFonts w:ascii="Arial" w:hAnsi="Arial" w:cs="Arial"/>
-          <w:bCs/>
-          <w:color w:val="000000" w:themeColor="text1"/>
-        </w:rPr>
-        <w:t>hasil</w:t>
-      </w:r>
-      <w:proofErr w:type="spellEnd"/>
-      <w:r>
-        <w:rPr>
-          <w:rFonts w:ascii="Arial" w:hAnsi="Arial" w:cs="Arial"/>
-          <w:bCs/>
-          <w:color w:val="000000" w:themeColor="text1"/>
-        </w:rPr>
-        <w:t xml:space="preserve"> </w:t>
-      </w:r>
-      <w:proofErr w:type="spellStart"/>
-      <w:r>
-        <w:rPr>
-          <w:rFonts w:ascii="Arial" w:hAnsi="Arial" w:cs="Arial"/>
-          <w:bCs/>
-          <w:color w:val="000000" w:themeColor="text1"/>
-        </w:rPr>
-        <w:t>belajar</w:t>
-      </w:r>
-      <w:proofErr w:type="spellEnd"/>
-      <w:r>
-        <w:rPr>
-          <w:rFonts w:ascii="Arial" w:hAnsi="Arial" w:cs="Arial"/>
-          <w:bCs/>
-          <w:color w:val="000000" w:themeColor="text1"/>
-        </w:rPr>
-        <w:t xml:space="preserve"> IPS. SOSEARCH: Social Science Educational Research, 1(2), 68-76. https://doi.org/10.26740/sosearch.v1n2.p68-76</w:t>
+        <w:lastRenderedPageBreak/>
+        <w:t>Octorina, A. (2021). Implementasi aplikasi quizizz untuk meningkatkan kehadiran dan hasil belajar IPS. SOSEARCH: Social Science Educational Research, 1(2), 68-76. https://doi.org/10.26740/sosearch.v1n2.p68-76</w:t>
       </w:r>
     </w:p>
     <w:p>
@@ -24808,23 +24061,13 @@
         </w:rPr>
         <w:t xml:space="preserve"> </w:t>
       </w:r>
-      <w:proofErr w:type="spellStart"/>
       <w:r>
         <w:rPr>
           <w:rFonts w:ascii="Arial" w:hAnsi="Arial" w:cs="Arial"/>
           <w:bCs/>
           <w:color w:val="000000" w:themeColor="text1"/>
         </w:rPr>
-        <w:t>DevTools</w:t>
-      </w:r>
-      <w:proofErr w:type="spellEnd"/>
-      <w:r>
-        <w:rPr>
-          <w:rFonts w:ascii="Arial" w:hAnsi="Arial" w:cs="Arial"/>
-          <w:bCs/>
-          <w:color w:val="000000" w:themeColor="text1"/>
-        </w:rPr>
-        <w:t>: Essential Tricks for Web Development. https://itequia.com/en/essential-tips-to-maximize-the-potential-of-devtools/</w:t>
+        <w:t>DevTools: Essential Tricks for Web Development. https://itequia.com/en/essential-tips-to-maximize-the-potential-of-devtools/</w:t>
       </w:r>
     </w:p>
     <w:p>
@@ -24859,25 +24102,7 @@
           <w:bCs/>
           <w:color w:val="000000" w:themeColor="text1"/>
         </w:rPr>
-        <w:t xml:space="preserve">(2020). Package manager. </w:t>
-      </w:r>
-      <w:proofErr w:type="spellStart"/>
-      <w:r>
-        <w:rPr>
-          <w:rFonts w:ascii="Arial" w:hAnsi="Arial" w:cs="Arial"/>
-          <w:bCs/>
-          <w:color w:val="000000" w:themeColor="text1"/>
-        </w:rPr>
-        <w:t>Devopeida</w:t>
-      </w:r>
-      <w:proofErr w:type="spellEnd"/>
-      <w:r>
-        <w:rPr>
-          <w:rFonts w:ascii="Arial" w:hAnsi="Arial" w:cs="Arial"/>
-          <w:bCs/>
-          <w:color w:val="000000" w:themeColor="text1"/>
-        </w:rPr>
-        <w:t>. https://devopedia.org/package-manager</w:t>
+        <w:t>(2020). Package manager. Devopeida. https://devopedia.org/package-manager</w:t>
       </w:r>
     </w:p>
     <w:p>
@@ -24983,24 +24208,13 @@
           <w:color w:val="000000" w:themeColor="text1"/>
         </w:rPr>
       </w:pPr>
-      <w:proofErr w:type="spellStart"/>
       <w:r>
         <w:rPr>
           <w:rFonts w:ascii="Arial" w:hAnsi="Arial" w:cs="Arial"/>
           <w:bCs/>
           <w:color w:val="000000" w:themeColor="text1"/>
         </w:rPr>
-        <w:lastRenderedPageBreak/>
-        <w:t>Rüth</w:t>
-      </w:r>
-      <w:proofErr w:type="spellEnd"/>
-      <w:r>
-        <w:rPr>
-          <w:rFonts w:ascii="Arial" w:hAnsi="Arial" w:cs="Arial"/>
-          <w:bCs/>
-          <w:color w:val="000000" w:themeColor="text1"/>
-        </w:rPr>
-        <w:t>, M., Breuer, J., Zimmermann, D., &amp; Kaspar, K. (2021). The effects of different feedback types on learning with mobile quiz apps. Frontiers in Psychology, 12, 665144. http://dx.doi.org/10.3389/fpsyg.2021.665144</w:t>
+        <w:t>Rüth, M., Breuer, J., Zimmermann, D., &amp; Kaspar, K. (2021). The effects of different feedback types on learning with mobile quiz apps. Frontiers in Psychology, 12, 665144. http://dx.doi.org/10.3389/fpsyg.2021.665144</w:t>
       </w:r>
     </w:p>
     <w:p>
@@ -25013,41 +24227,14 @@
           <w:color w:val="000000" w:themeColor="text1"/>
         </w:rPr>
       </w:pPr>
-      <w:proofErr w:type="spellStart"/>
       <w:r>
         <w:rPr>
           <w:rFonts w:ascii="Arial" w:hAnsi="Arial" w:cs="Arial"/>
           <w:bCs/>
           <w:color w:val="000000" w:themeColor="text1"/>
         </w:rPr>
-        <w:t>Setyawan</w:t>
-      </w:r>
-      <w:proofErr w:type="spellEnd"/>
-      <w:r>
-        <w:rPr>
-          <w:rFonts w:ascii="Arial" w:hAnsi="Arial" w:cs="Arial"/>
-          <w:bCs/>
-          <w:color w:val="000000" w:themeColor="text1"/>
-        </w:rPr>
-        <w:t xml:space="preserve">, H. (2019). Blended method: Online-offline teaching and learning, on students’ reading achievement. English Education: </w:t>
-      </w:r>
-      <w:proofErr w:type="spellStart"/>
-      <w:r>
-        <w:rPr>
-          <w:rFonts w:ascii="Arial" w:hAnsi="Arial" w:cs="Arial"/>
-          <w:bCs/>
-          <w:color w:val="000000" w:themeColor="text1"/>
-        </w:rPr>
-        <w:t>Jurnal</w:t>
-      </w:r>
-      <w:proofErr w:type="spellEnd"/>
-      <w:r>
-        <w:rPr>
-          <w:rFonts w:ascii="Arial" w:hAnsi="Arial" w:cs="Arial"/>
-          <w:bCs/>
-          <w:color w:val="000000" w:themeColor="text1"/>
-        </w:rPr>
-        <w:t xml:space="preserve"> Tadris Bahasa Inggris, 12(1), 22-33. https://doi.org/10.2p4042/ee-jtbi.v12i1.4432</w:t>
+        <w:lastRenderedPageBreak/>
+        <w:t>Setyawan, H. (2019). Blended method: Online-offline teaching and learning, on students’ reading achievement. English Education: Jurnal Tadris Bahasa Inggris, 12(1), 22-33. https://doi.org/10.2p4042/ee-jtbi.v12i1.4432</w:t>
       </w:r>
     </w:p>
     <w:p>
@@ -25101,7 +24288,7 @@
           <w:bCs/>
           <w:color w:val="000000" w:themeColor="text1"/>
         </w:rPr>
-        <w:t>https://www.hup.harvard.edu</w:t>
+        <w:t>https://papers.ssrn.com/sol3/papers.cfm?abstract_id=1127888</w:t>
       </w:r>
     </w:p>
     <w:p>
@@ -25133,23 +24320,29 @@
           <w:color w:val="000000" w:themeColor="text1"/>
         </w:rPr>
       </w:pPr>
-      <w:proofErr w:type="spellStart"/>
       <w:r>
         <w:rPr>
           <w:rFonts w:ascii="Arial" w:hAnsi="Arial" w:cs="Arial"/>
           <w:bCs/>
           <w:color w:val="000000" w:themeColor="text1"/>
         </w:rPr>
-        <w:t>UMATechnology</w:t>
-      </w:r>
-      <w:proofErr w:type="spellEnd"/>
+        <w:t>UMATechnology. (2025). TCP Protocol: What It Is and Why It’s Important. TCP Protocol: What It Is and Why It’s Important - UMA Technology</w:t>
+      </w:r>
       <w:r>
         <w:rPr>
           <w:rFonts w:ascii="Arial" w:hAnsi="Arial" w:cs="Arial"/>
           <w:bCs/>
           <w:color w:val="000000" w:themeColor="text1"/>
         </w:rPr>
-        <w:t>. (2025). TCP Protocol: What It Is and Why It’s Important. TCP Protocol: What It Is and Why It’s Important - UMA Technology</w:t>
+        <w:t xml:space="preserve">. </w:t>
+      </w:r>
+      <w:r>
+        <w:rPr>
+          <w:rFonts w:ascii="Arial" w:hAnsi="Arial" w:cs="Arial"/>
+          <w:bCs/>
+          <w:color w:val="000000" w:themeColor="text1"/>
+        </w:rPr>
+        <w:t>https://www.hostinger.com/ph/tutorials/tcp-protocol</w:t>
       </w:r>
     </w:p>
     <w:p>
@@ -25168,16 +24361,7 @@
           <w:bCs/>
           <w:color w:val="000000" w:themeColor="text1"/>
         </w:rPr>
-        <w:t xml:space="preserve">Wang, F., Sun, Y., &amp; Cao, Y. (2023, February). Research on 5G LAN in Fixed Mobile Converged Network Service. In International Conference on </w:t>
-      </w:r>
-      <w:r>
-        <w:rPr>
-          <w:rFonts w:ascii="Arial" w:hAnsi="Arial" w:cs="Arial"/>
-          <w:bCs/>
-          <w:color w:val="000000" w:themeColor="text1"/>
-        </w:rPr>
-        <w:lastRenderedPageBreak/>
-        <w:t>Computing, Control and Industrial Engineering (pp. 781-791). Singapore: Springer Nature Singapore. https://doi.org/10.1007/978-981-99-2730-2_74</w:t>
+        <w:t>Wang, F., Sun, Y., &amp; Cao, Y. (2023, February). Research on 5G LAN in Fixed Mobile Converged Network Service. In International Conference on Computing, Control and Industrial Engineering (pp. 781-791). Singapore: Springer Nature Singapore. https://doi.org/10.1007/978-981-99-2730-2_74</w:t>
       </w:r>
     </w:p>
     <w:p>
@@ -25196,6 +24380,7 @@
           <w:bCs/>
           <w:color w:val="000000" w:themeColor="text1"/>
         </w:rPr>
+        <w:lastRenderedPageBreak/>
         <w:t>‎</w:t>
       </w:r>
       <w:r>
@@ -25274,25 +24459,7 @@
           <w:bCs/>
           <w:color w:val="000000" w:themeColor="text1"/>
         </w:rPr>
-        <w:t xml:space="preserve">Xie, X., Li, Y., Ning, Z., Purwanto, E., Li, N., &amp; Wong, K. H. (2023, September). </w:t>
-      </w:r>
-      <w:proofErr w:type="spellStart"/>
-      <w:r>
-        <w:rPr>
-          <w:rFonts w:ascii="Arial" w:hAnsi="Arial" w:cs="Arial"/>
-          <w:bCs/>
-          <w:color w:val="000000" w:themeColor="text1"/>
-        </w:rPr>
-        <w:t>SwiftQuiz</w:t>
-      </w:r>
-      <w:proofErr w:type="spellEnd"/>
-      <w:r>
-        <w:rPr>
-          <w:rFonts w:ascii="Arial" w:hAnsi="Arial" w:cs="Arial"/>
-          <w:bCs/>
-          <w:color w:val="000000" w:themeColor="text1"/>
-        </w:rPr>
-        <w:t>-An interactive module to help teachers swiftly create questions and get rich feedback. In 2023 3rd International Conference on Educational Technology (ICET) (pp. 76-80). IEEE. https://doi.org/10.1109/icet59358.2023.10424127</w:t>
+        <w:t>Xie, X., Li, Y., Ning, Z., Purwanto, E., Li, N., &amp; Wong, K. H. (2023, September). SwiftQuiz-An interactive module to help teachers swiftly create questions and get rich feedback. In 2023 3rd International Conference on Educational Technology (ICET) (pp. 76-80). IEEE. https://doi.org/10.1109/icet59358.2023.10424127</w:t>
       </w:r>
     </w:p>
     <w:p>
@@ -33365,7 +32532,6 @@
   <w:style w:type="character" w:default="1" w:styleId="DefaultParagraphFont">
     <w:name w:val="Default Paragraph Font"/>
     <w:uiPriority w:val="1"/>
-    <w:semiHidden/>
     <w:unhideWhenUsed/>
   </w:style>
   <w:style w:type="table" w:default="1" w:styleId="TableNormal">
@@ -33774,6 +32940,29 @@
       <w:szCs w:val="24"/>
     </w:rPr>
   </w:style>
+  <w:style w:type="character" w:styleId="Hyperlink">
+    <w:name w:val="Hyperlink"/>
+    <w:basedOn w:val="DefaultParagraphFont"/>
+    <w:uiPriority w:val="99"/>
+    <w:unhideWhenUsed/>
+    <w:rsid w:val="00820BB5"/>
+    <w:rPr>
+      <w:color w:val="467886" w:themeColor="hyperlink"/>
+      <w:u w:val="single"/>
+    </w:rPr>
+  </w:style>
+  <w:style w:type="character" w:styleId="UnresolvedMention">
+    <w:name w:val="Unresolved Mention"/>
+    <w:basedOn w:val="DefaultParagraphFont"/>
+    <w:uiPriority w:val="99"/>
+    <w:semiHidden/>
+    <w:unhideWhenUsed/>
+    <w:rsid w:val="00820BB5"/>
+    <w:rPr>
+      <w:color w:val="605E5C"/>
+      <w:shd w:val="clear" w:color="auto" w:fill="E1DFDD"/>
+    </w:rPr>
+  </w:style>
 </w:styles>
 </file>
 

--- a/SHS/Group 6_Manuscript_Raw.docx
+++ b/SHS/Group 6_Manuscript_Raw.docx
@@ -23042,6 +23042,1292 @@
         </w:rPr>
         <w:t xml:space="preserve"> Quieazy.</w:t>
       </w:r>
+    </w:p>
+    <w:p>
+      <w:pPr>
+        <w:spacing w:line="259" w:lineRule="auto"/>
+        <w:rPr>
+          <w:rFonts w:ascii="Arial" w:hAnsi="Arial" w:cs="Arial"/>
+          <w:color w:val="000000" w:themeColor="text1"/>
+        </w:rPr>
+      </w:pPr>
+      <w:r>
+        <w:rPr>
+          <w:rFonts w:ascii="Arial" w:hAnsi="Arial" w:cs="Arial"/>
+          <w:color w:val="000000" w:themeColor="text1"/>
+        </w:rPr>
+        <w:br w:type="page"/>
+      </w:r>
+    </w:p>
+    <w:p>
+      <w:pPr>
+        <w:jc w:val="center"/>
+        <w:rPr>
+          <w:rFonts w:ascii="Arial" w:hAnsi="Arial" w:cs="Arial"/>
+          <w:b/>
+          <w:bCs/>
+        </w:rPr>
+      </w:pPr>
+      <w:r>
+        <w:rPr>
+          <w:rFonts w:ascii="Arial" w:hAnsi="Arial" w:cs="Arial"/>
+          <w:b/>
+          <w:bCs/>
+        </w:rPr>
+        <w:lastRenderedPageBreak/>
+        <w:t>GLOSSARY</w:t>
+      </w:r>
+    </w:p>
+    <w:p>
+      <w:pPr>
+        <w:rPr>
+          <w:rFonts w:ascii="Arial" w:hAnsi="Arial" w:cs="Arial"/>
+        </w:rPr>
+      </w:pPr>
+      <w:r>
+        <w:rPr>
+          <w:rFonts w:ascii="Arial" w:hAnsi="Arial" w:cs="Arial"/>
+        </w:rPr>
+        <w:t>•</w:t>
+      </w:r>
+      <w:r>
+        <w:rPr>
+          <w:rFonts w:ascii="Arial" w:hAnsi="Arial" w:cs="Arial"/>
+        </w:rPr>
+        <w:t xml:space="preserve"> </w:t>
+      </w:r>
+      <w:r>
+        <w:rPr>
+          <w:rFonts w:ascii="Arial" w:hAnsi="Arial" w:cs="Arial"/>
+        </w:rPr>
+        <w:t>Apache Cordova</w:t>
+      </w:r>
+    </w:p>
+    <w:p>
+      <w:pPr>
+        <w:rPr>
+          <w:rFonts w:ascii="Arial" w:hAnsi="Arial" w:cs="Arial"/>
+        </w:rPr>
+      </w:pPr>
+      <w:r>
+        <w:rPr>
+          <w:rFonts w:ascii="Arial" w:hAnsi="Arial" w:cs="Arial"/>
+        </w:rPr>
+        <w:t xml:space="preserve">- </w:t>
+      </w:r>
+      <w:r>
+        <w:rPr>
+          <w:rFonts w:ascii="Arial" w:hAnsi="Arial" w:cs="Arial"/>
+        </w:rPr>
+        <w:t>an</w:t>
+      </w:r>
+      <w:r>
+        <w:rPr>
+          <w:rFonts w:ascii="Arial" w:hAnsi="Arial" w:cs="Arial"/>
+        </w:rPr>
+        <w:t xml:space="preserve"> open-source mobile development framework that allows developers to build mobile applications using web technologies like HTML, CSS, and JavaScript</w:t>
+      </w:r>
+    </w:p>
+    <w:p>
+      <w:pPr>
+        <w:rPr>
+          <w:rFonts w:ascii="Arial" w:hAnsi="Arial" w:cs="Arial"/>
+        </w:rPr>
+      </w:pPr>
+      <w:r>
+        <w:rPr>
+          <w:rFonts w:ascii="Arial" w:hAnsi="Arial" w:cs="Arial"/>
+        </w:rPr>
+        <w:t>•</w:t>
+      </w:r>
+      <w:r>
+        <w:rPr>
+          <w:rFonts w:ascii="Arial" w:hAnsi="Arial" w:cs="Arial"/>
+        </w:rPr>
+        <w:t xml:space="preserve"> </w:t>
+      </w:r>
+      <w:r>
+        <w:rPr>
+          <w:rFonts w:ascii="Arial" w:hAnsi="Arial" w:cs="Arial"/>
+        </w:rPr>
+        <w:t>API</w:t>
+      </w:r>
+    </w:p>
+    <w:p>
+      <w:pPr>
+        <w:rPr>
+          <w:rFonts w:ascii="Arial" w:hAnsi="Arial" w:cs="Arial"/>
+        </w:rPr>
+      </w:pPr>
+      <w:r>
+        <w:rPr>
+          <w:rFonts w:ascii="Arial" w:hAnsi="Arial" w:cs="Arial"/>
+        </w:rPr>
+        <w:t>-</w:t>
+      </w:r>
+      <w:r>
+        <w:rPr>
+          <w:rFonts w:ascii="Arial" w:hAnsi="Arial" w:cs="Arial"/>
+        </w:rPr>
+        <w:t xml:space="preserve"> </w:t>
+      </w:r>
+      <w:r>
+        <w:rPr>
+          <w:rFonts w:ascii="Arial" w:hAnsi="Arial" w:cs="Arial"/>
+        </w:rPr>
+        <w:t xml:space="preserve">API stands for Application Programming Interface. In the context of APIs, the word Application refers to any software with a distinct function. Interface can be thought of as a contract of service between two applications. </w:t>
+      </w:r>
+    </w:p>
+    <w:p>
+      <w:pPr>
+        <w:rPr>
+          <w:rFonts w:ascii="Arial" w:hAnsi="Arial" w:cs="Arial"/>
+        </w:rPr>
+      </w:pPr>
+      <w:r>
+        <w:rPr>
+          <w:rFonts w:ascii="Arial" w:hAnsi="Arial" w:cs="Arial"/>
+        </w:rPr>
+        <w:t>•</w:t>
+      </w:r>
+      <w:r>
+        <w:rPr>
+          <w:rFonts w:ascii="Arial" w:hAnsi="Arial" w:cs="Arial"/>
+        </w:rPr>
+        <w:t xml:space="preserve"> </w:t>
+      </w:r>
+      <w:r>
+        <w:rPr>
+          <w:rFonts w:ascii="Arial" w:hAnsi="Arial" w:cs="Arial"/>
+        </w:rPr>
+        <w:t>Cascading Style Sheets</w:t>
+      </w:r>
+      <w:r>
+        <w:rPr>
+          <w:rFonts w:ascii="Arial" w:hAnsi="Arial" w:cs="Arial"/>
+        </w:rPr>
+        <w:t xml:space="preserve"> </w:t>
+      </w:r>
+      <w:r>
+        <w:rPr>
+          <w:rFonts w:ascii="Arial" w:hAnsi="Arial" w:cs="Arial"/>
+        </w:rPr>
+        <w:t>(</w:t>
+      </w:r>
+      <w:r>
+        <w:rPr>
+          <w:rFonts w:ascii="Arial" w:hAnsi="Arial" w:cs="Arial"/>
+        </w:rPr>
+        <w:t>CSS</w:t>
+      </w:r>
+      <w:r>
+        <w:rPr>
+          <w:rFonts w:ascii="Arial" w:hAnsi="Arial" w:cs="Arial"/>
+        </w:rPr>
+        <w:t>)</w:t>
+      </w:r>
+    </w:p>
+    <w:p>
+      <w:pPr>
+        <w:rPr>
+          <w:rFonts w:ascii="Arial" w:hAnsi="Arial" w:cs="Arial"/>
+        </w:rPr>
+      </w:pPr>
+      <w:r>
+        <w:rPr>
+          <w:rFonts w:ascii="Arial" w:hAnsi="Arial" w:cs="Arial"/>
+        </w:rPr>
+        <w:t>- is a style sheet language used for specifying the presentation and styling of a document written in a markup language such as HTML or XML. CSS is a cornerstone technology of the World Wide Web, alongside HTML and JavaScript.</w:t>
+      </w:r>
+    </w:p>
+    <w:p>
+      <w:pPr>
+        <w:rPr>
+          <w:rFonts w:ascii="Arial" w:hAnsi="Arial" w:cs="Arial"/>
+        </w:rPr>
+      </w:pPr>
+      <w:r>
+        <w:rPr>
+          <w:rFonts w:ascii="Arial" w:hAnsi="Arial" w:cs="Arial"/>
+        </w:rPr>
+        <w:t>•</w:t>
+      </w:r>
+      <w:r>
+        <w:rPr>
+          <w:rFonts w:ascii="Arial" w:hAnsi="Arial" w:cs="Arial"/>
+        </w:rPr>
+        <w:t xml:space="preserve"> </w:t>
+      </w:r>
+      <w:r>
+        <w:rPr>
+          <w:rFonts w:ascii="Arial" w:hAnsi="Arial" w:cs="Arial"/>
+        </w:rPr>
+        <w:t>Cordova File plugin</w:t>
+      </w:r>
+    </w:p>
+    <w:p>
+      <w:pPr>
+        <w:rPr>
+          <w:rFonts w:ascii="Arial" w:hAnsi="Arial" w:cs="Arial"/>
+        </w:rPr>
+      </w:pPr>
+      <w:r>
+        <w:rPr>
+          <w:rFonts w:ascii="Arial" w:hAnsi="Arial" w:cs="Arial"/>
+        </w:rPr>
+        <w:t>-</w:t>
+      </w:r>
+      <w:r>
+        <w:rPr>
+          <w:rFonts w:ascii="Arial" w:hAnsi="Arial" w:cs="Arial"/>
+        </w:rPr>
+        <w:t xml:space="preserve"> </w:t>
+      </w:r>
+      <w:r>
+        <w:rPr>
+          <w:rFonts w:ascii="Arial" w:hAnsi="Arial" w:cs="Arial"/>
+        </w:rPr>
+        <w:t>provides JavaScript interfaces to access files on a device, allowing read/write access to files residing on the device</w:t>
+      </w:r>
+    </w:p>
+    <w:p>
+      <w:pPr>
+        <w:rPr>
+          <w:rFonts w:ascii="Arial" w:hAnsi="Arial" w:cs="Arial"/>
+        </w:rPr>
+      </w:pPr>
+      <w:r>
+        <w:rPr>
+          <w:rFonts w:ascii="Arial" w:hAnsi="Arial" w:cs="Arial"/>
+        </w:rPr>
+        <w:t>•</w:t>
+      </w:r>
+      <w:r>
+        <w:rPr>
+          <w:rFonts w:ascii="Arial" w:hAnsi="Arial" w:cs="Arial"/>
+        </w:rPr>
+        <w:t xml:space="preserve"> Chrome </w:t>
+      </w:r>
+      <w:r>
+        <w:rPr>
+          <w:rFonts w:ascii="Arial" w:hAnsi="Arial" w:cs="Arial"/>
+        </w:rPr>
+        <w:t>DevTools</w:t>
+      </w:r>
+    </w:p>
+    <w:p>
+      <w:pPr>
+        <w:rPr>
+          <w:rFonts w:ascii="Arial" w:hAnsi="Arial" w:cs="Arial"/>
+        </w:rPr>
+      </w:pPr>
+      <w:r>
+        <w:rPr>
+          <w:rFonts w:ascii="Arial" w:hAnsi="Arial" w:cs="Arial"/>
+        </w:rPr>
+        <w:t>-</w:t>
+      </w:r>
+      <w:r>
+        <w:rPr>
+          <w:rFonts w:ascii="Arial" w:hAnsi="Arial" w:cs="Arial"/>
+        </w:rPr>
+        <w:t xml:space="preserve"> </w:t>
+      </w:r>
+      <w:r>
+        <w:rPr>
+          <w:rFonts w:ascii="Arial" w:hAnsi="Arial" w:cs="Arial"/>
+        </w:rPr>
+        <w:t>short for developer tools, refers to a suite of software components or browser-based features that web developers use to inspect, debug, and test their websites and web applications.</w:t>
+      </w:r>
+    </w:p>
+    <w:p>
+      <w:pPr>
+        <w:rPr>
+          <w:rFonts w:ascii="Arial" w:hAnsi="Arial" w:cs="Arial"/>
+        </w:rPr>
+      </w:pPr>
+      <w:r>
+        <w:rPr>
+          <w:rFonts w:ascii="Arial" w:hAnsi="Arial" w:cs="Arial"/>
+        </w:rPr>
+        <w:t>•</w:t>
+      </w:r>
+      <w:r>
+        <w:rPr>
+          <w:rFonts w:ascii="Arial" w:hAnsi="Arial" w:cs="Arial"/>
+        </w:rPr>
+        <w:t xml:space="preserve"> </w:t>
+      </w:r>
+      <w:r>
+        <w:rPr>
+          <w:rFonts w:ascii="Arial" w:hAnsi="Arial" w:cs="Arial"/>
+        </w:rPr>
+        <w:t xml:space="preserve">Electron </w:t>
+      </w:r>
+    </w:p>
+    <w:p>
+      <w:pPr>
+        <w:rPr>
+          <w:rFonts w:ascii="Arial" w:hAnsi="Arial" w:cs="Arial"/>
+        </w:rPr>
+      </w:pPr>
+      <w:r>
+        <w:rPr>
+          <w:rFonts w:ascii="Arial" w:hAnsi="Arial" w:cs="Arial"/>
+        </w:rPr>
+        <w:t>-</w:t>
+      </w:r>
+      <w:r>
+        <w:rPr>
+          <w:rFonts w:ascii="Arial" w:hAnsi="Arial" w:cs="Arial"/>
+        </w:rPr>
+        <w:t xml:space="preserve"> i</w:t>
+      </w:r>
+      <w:r>
+        <w:rPr>
+          <w:rFonts w:ascii="Arial" w:hAnsi="Arial" w:cs="Arial"/>
+        </w:rPr>
+        <w:t>s a framework that enables developers to build cross-platform desktop applications using web technologies like JavaScript, HTML, and CSS.</w:t>
+      </w:r>
+    </w:p>
+    <w:p>
+      <w:pPr>
+        <w:rPr>
+          <w:rFonts w:ascii="Arial" w:hAnsi="Arial" w:cs="Arial"/>
+        </w:rPr>
+      </w:pPr>
+      <w:r>
+        <w:rPr>
+          <w:rFonts w:ascii="Arial" w:hAnsi="Arial" w:cs="Arial"/>
+        </w:rPr>
+        <w:t>•</w:t>
+      </w:r>
+      <w:r>
+        <w:rPr>
+          <w:rFonts w:ascii="Arial" w:hAnsi="Arial" w:cs="Arial"/>
+        </w:rPr>
+        <w:t xml:space="preserve"> </w:t>
+      </w:r>
+      <w:r>
+        <w:rPr>
+          <w:rFonts w:ascii="Arial" w:hAnsi="Arial" w:cs="Arial"/>
+        </w:rPr>
+        <w:t xml:space="preserve">Gradle </w:t>
+      </w:r>
+    </w:p>
+    <w:p>
+      <w:pPr>
+        <w:rPr>
+          <w:rFonts w:ascii="Arial" w:hAnsi="Arial" w:cs="Arial"/>
+        </w:rPr>
+      </w:pPr>
+      <w:r>
+        <w:rPr>
+          <w:rFonts w:ascii="Arial" w:hAnsi="Arial" w:cs="Arial"/>
+        </w:rPr>
+        <w:t>- a powerful automation tool used in software development to build, test, and deploy applications.</w:t>
+      </w:r>
+    </w:p>
+    <w:p>
+      <w:pPr>
+        <w:rPr>
+          <w:rFonts w:ascii="Arial" w:hAnsi="Arial" w:cs="Arial"/>
+        </w:rPr>
+      </w:pPr>
+      <w:r>
+        <w:rPr>
+          <w:rFonts w:ascii="Arial" w:hAnsi="Arial" w:cs="Arial"/>
+        </w:rPr>
+        <w:t>•</w:t>
+      </w:r>
+      <w:r>
+        <w:rPr>
+          <w:rFonts w:ascii="Arial" w:hAnsi="Arial" w:cs="Arial"/>
+        </w:rPr>
+        <w:t xml:space="preserve"> </w:t>
+      </w:r>
+      <w:r>
+        <w:rPr>
+          <w:rFonts w:ascii="Arial" w:hAnsi="Arial" w:cs="Arial"/>
+        </w:rPr>
+        <w:t>HTML</w:t>
+      </w:r>
+    </w:p>
+    <w:p>
+      <w:pPr>
+        <w:rPr>
+          <w:rFonts w:ascii="Arial" w:hAnsi="Arial" w:cs="Arial"/>
+        </w:rPr>
+      </w:pPr>
+      <w:r>
+        <w:rPr>
+          <w:rFonts w:ascii="Arial" w:hAnsi="Arial" w:cs="Arial"/>
+        </w:rPr>
+        <w:t>-</w:t>
+      </w:r>
+      <w:r>
+        <w:rPr>
+          <w:rFonts w:ascii="Arial" w:hAnsi="Arial" w:cs="Arial"/>
+        </w:rPr>
+        <w:t xml:space="preserve"> </w:t>
+      </w:r>
+      <w:r>
+        <w:rPr>
+          <w:rFonts w:ascii="Arial" w:hAnsi="Arial" w:cs="Arial"/>
+        </w:rPr>
+        <w:t>which stands for Hypertext Markup Language, is the standard markup language for creating web pages.</w:t>
+      </w:r>
+    </w:p>
+    <w:p>
+      <w:pPr>
+        <w:rPr>
+          <w:rFonts w:ascii="Arial" w:hAnsi="Arial" w:cs="Arial"/>
+        </w:rPr>
+      </w:pPr>
+      <w:r>
+        <w:rPr>
+          <w:rFonts w:ascii="Arial" w:hAnsi="Arial" w:cs="Arial"/>
+        </w:rPr>
+        <w:t>•</w:t>
+      </w:r>
+      <w:r>
+        <w:rPr>
+          <w:rFonts w:ascii="Arial" w:hAnsi="Arial" w:cs="Arial"/>
+        </w:rPr>
+        <w:t xml:space="preserve"> </w:t>
+      </w:r>
+      <w:r>
+        <w:rPr>
+          <w:rFonts w:ascii="Arial" w:hAnsi="Arial" w:cs="Arial"/>
+        </w:rPr>
+        <w:t xml:space="preserve">IP Address </w:t>
+      </w:r>
+    </w:p>
+    <w:p>
+      <w:pPr>
+        <w:rPr>
+          <w:rFonts w:ascii="Arial" w:hAnsi="Arial" w:cs="Arial"/>
+        </w:rPr>
+      </w:pPr>
+      <w:r>
+        <w:rPr>
+          <w:rFonts w:ascii="Arial" w:hAnsi="Arial" w:cs="Arial"/>
+        </w:rPr>
+        <w:t xml:space="preserve">- </w:t>
+      </w:r>
+      <w:r>
+        <w:rPr>
+          <w:rFonts w:ascii="Arial" w:hAnsi="Arial" w:cs="Arial"/>
+        </w:rPr>
+        <w:t>a</w:t>
+      </w:r>
+      <w:r>
+        <w:rPr>
+          <w:rFonts w:ascii="Arial" w:hAnsi="Arial" w:cs="Arial"/>
+        </w:rPr>
+        <w:t>n Internet Protocol (IP) address is the unique identifying number assigned to every device connected to the internet.</w:t>
+      </w:r>
+    </w:p>
+    <w:p>
+      <w:pPr>
+        <w:rPr>
+          <w:rFonts w:ascii="Arial" w:hAnsi="Arial" w:cs="Arial"/>
+        </w:rPr>
+      </w:pPr>
+      <w:r>
+        <w:rPr>
+          <w:rFonts w:ascii="Arial" w:hAnsi="Arial" w:cs="Arial"/>
+        </w:rPr>
+        <w:lastRenderedPageBreak/>
+        <w:t>•IP Port</w:t>
+      </w:r>
+    </w:p>
+    <w:p>
+      <w:pPr>
+        <w:rPr>
+          <w:rFonts w:ascii="Arial" w:hAnsi="Arial" w:cs="Arial"/>
+        </w:rPr>
+      </w:pPr>
+      <w:r>
+        <w:rPr>
+          <w:rFonts w:ascii="Arial" w:hAnsi="Arial" w:cs="Arial"/>
+        </w:rPr>
+        <w:t>-</w:t>
+      </w:r>
+      <w:r>
+        <w:rPr>
+          <w:rFonts w:ascii="Arial" w:hAnsi="Arial" w:cs="Arial"/>
+        </w:rPr>
+        <w:t xml:space="preserve"> </w:t>
+      </w:r>
+      <w:r>
+        <w:rPr>
+          <w:rFonts w:ascii="Arial" w:hAnsi="Arial" w:cs="Arial"/>
+        </w:rPr>
+        <w:t>port number identifies a specific application or service on that device.</w:t>
+      </w:r>
+    </w:p>
+    <w:p>
+      <w:pPr>
+        <w:rPr>
+          <w:rFonts w:ascii="Arial" w:hAnsi="Arial" w:cs="Arial"/>
+        </w:rPr>
+      </w:pPr>
+      <w:r>
+        <w:rPr>
+          <w:rFonts w:ascii="Arial" w:hAnsi="Arial" w:cs="Arial"/>
+        </w:rPr>
+        <w:t>•</w:t>
+      </w:r>
+      <w:r>
+        <w:rPr>
+          <w:rFonts w:ascii="Arial" w:hAnsi="Arial" w:cs="Arial"/>
+        </w:rPr>
+        <w:t xml:space="preserve"> </w:t>
+      </w:r>
+      <w:r>
+        <w:rPr>
+          <w:rFonts w:ascii="Arial" w:hAnsi="Arial" w:cs="Arial"/>
+        </w:rPr>
+        <w:t>Java</w:t>
+      </w:r>
+    </w:p>
+    <w:p>
+      <w:pPr>
+        <w:rPr>
+          <w:rFonts w:ascii="Arial" w:hAnsi="Arial" w:cs="Arial"/>
+        </w:rPr>
+      </w:pPr>
+      <w:r>
+        <w:rPr>
+          <w:rFonts w:ascii="Arial" w:hAnsi="Arial" w:cs="Arial"/>
+        </w:rPr>
+        <w:t>- is a widely used programming language for coding web applications. It has been a popular choice among developers for over two decades, with millions of Java applications in use today. Java is a multi-platform, object-oriented, and network-centric language that can be used as a platform. It is a fast, secure, reliable programming language for coding everything from mobile apps and enterprise software to big data applications and server-side technologies.</w:t>
+      </w:r>
+    </w:p>
+    <w:p>
+      <w:pPr>
+        <w:rPr>
+          <w:rFonts w:ascii="Arial" w:hAnsi="Arial" w:cs="Arial"/>
+        </w:rPr>
+      </w:pPr>
+      <w:r>
+        <w:rPr>
+          <w:rFonts w:ascii="Arial" w:hAnsi="Arial" w:cs="Arial"/>
+        </w:rPr>
+        <w:t>•</w:t>
+      </w:r>
+      <w:r>
+        <w:rPr>
+          <w:rFonts w:ascii="Arial" w:hAnsi="Arial" w:cs="Arial"/>
+        </w:rPr>
+        <w:t xml:space="preserve"> </w:t>
+      </w:r>
+      <w:r>
+        <w:rPr>
+          <w:rFonts w:ascii="Arial" w:hAnsi="Arial" w:cs="Arial"/>
+        </w:rPr>
+        <w:t xml:space="preserve">Java Development Kit (JDK) </w:t>
+      </w:r>
+    </w:p>
+    <w:p>
+      <w:pPr>
+        <w:rPr>
+          <w:rFonts w:ascii="Arial" w:hAnsi="Arial" w:cs="Arial"/>
+        </w:rPr>
+      </w:pPr>
+      <w:r>
+        <w:rPr>
+          <w:rFonts w:ascii="Arial" w:hAnsi="Arial" w:cs="Arial"/>
+        </w:rPr>
+        <w:t>-</w:t>
+      </w:r>
+      <w:r>
+        <w:rPr>
+          <w:rFonts w:ascii="Arial" w:hAnsi="Arial" w:cs="Arial"/>
+        </w:rPr>
+        <w:t xml:space="preserve"> </w:t>
+      </w:r>
+      <w:r>
+        <w:rPr>
+          <w:rFonts w:ascii="Arial" w:hAnsi="Arial" w:cs="Arial"/>
+        </w:rPr>
+        <w:t>is a software development kit (SDK) that provides tools and libraries for creating, compiling, and deploying Java-based applications</w:t>
+      </w:r>
+    </w:p>
+    <w:p>
+      <w:pPr>
+        <w:rPr>
+          <w:rFonts w:ascii="Arial" w:hAnsi="Arial" w:cs="Arial"/>
+        </w:rPr>
+      </w:pPr>
+      <w:r>
+        <w:rPr>
+          <w:rFonts w:ascii="Arial" w:hAnsi="Arial" w:cs="Arial"/>
+        </w:rPr>
+        <w:t>•</w:t>
+      </w:r>
+      <w:r>
+        <w:rPr>
+          <w:rFonts w:ascii="Arial" w:hAnsi="Arial" w:cs="Arial"/>
+        </w:rPr>
+        <w:t xml:space="preserve"> </w:t>
+      </w:r>
+      <w:r>
+        <w:rPr>
+          <w:rFonts w:ascii="Arial" w:hAnsi="Arial" w:cs="Arial"/>
+        </w:rPr>
+        <w:t xml:space="preserve">JavaScript </w:t>
+      </w:r>
+    </w:p>
+    <w:p>
+      <w:pPr>
+        <w:rPr>
+          <w:rFonts w:ascii="Arial" w:hAnsi="Arial" w:cs="Arial"/>
+        </w:rPr>
+      </w:pPr>
+      <w:r>
+        <w:rPr>
+          <w:rFonts w:ascii="Arial" w:hAnsi="Arial" w:cs="Arial"/>
+        </w:rPr>
+        <w:t>- a scripting or programming language that allows you to implement complex features on web pages</w:t>
+      </w:r>
+    </w:p>
+    <w:p>
+      <w:pPr>
+        <w:rPr>
+          <w:rFonts w:ascii="Arial" w:hAnsi="Arial" w:cs="Arial"/>
+        </w:rPr>
+      </w:pPr>
+      <w:r>
+        <w:rPr>
+          <w:rFonts w:ascii="Arial" w:hAnsi="Arial" w:cs="Arial"/>
+        </w:rPr>
+        <w:t>•</w:t>
+      </w:r>
+      <w:r>
+        <w:rPr>
+          <w:rFonts w:ascii="Arial" w:hAnsi="Arial" w:cs="Arial"/>
+        </w:rPr>
+        <w:t xml:space="preserve"> </w:t>
+      </w:r>
+      <w:r>
+        <w:rPr>
+          <w:rFonts w:ascii="Arial" w:hAnsi="Arial" w:cs="Arial"/>
+        </w:rPr>
+        <w:t xml:space="preserve">Node.js </w:t>
+      </w:r>
+    </w:p>
+    <w:p>
+      <w:pPr>
+        <w:rPr>
+          <w:rFonts w:ascii="Arial" w:hAnsi="Arial" w:cs="Arial"/>
+        </w:rPr>
+      </w:pPr>
+      <w:r>
+        <w:rPr>
+          <w:rFonts w:ascii="Arial" w:hAnsi="Arial" w:cs="Arial"/>
+        </w:rPr>
+        <w:t>-</w:t>
+      </w:r>
+      <w:r>
+        <w:rPr>
+          <w:rFonts w:ascii="Arial" w:hAnsi="Arial" w:cs="Arial"/>
+        </w:rPr>
+        <w:t xml:space="preserve"> </w:t>
+      </w:r>
+      <w:r>
+        <w:rPr>
+          <w:rFonts w:ascii="Arial" w:hAnsi="Arial" w:cs="Arial"/>
+        </w:rPr>
+        <w:t>is an open-source, cross-platform JavaScript runtime environment that allows JavaScript code to be executed outside of a web browser.</w:t>
+      </w:r>
+    </w:p>
+    <w:p>
+      <w:pPr>
+        <w:rPr>
+          <w:rFonts w:ascii="Arial" w:hAnsi="Arial" w:cs="Arial"/>
+        </w:rPr>
+      </w:pPr>
+      <w:r>
+        <w:rPr>
+          <w:rFonts w:ascii="Arial" w:hAnsi="Arial" w:cs="Arial"/>
+        </w:rPr>
+        <w:t>•</w:t>
+      </w:r>
+      <w:r>
+        <w:rPr>
+          <w:rFonts w:ascii="Arial" w:hAnsi="Arial" w:cs="Arial"/>
+        </w:rPr>
+        <w:t xml:space="preserve"> </w:t>
+      </w:r>
+      <w:r>
+        <w:rPr>
+          <w:rFonts w:ascii="Arial" w:hAnsi="Arial" w:cs="Arial"/>
+        </w:rPr>
+        <w:t>node.js</w:t>
+      </w:r>
+      <w:r>
+        <w:rPr>
+          <w:rFonts w:ascii="Arial" w:hAnsi="Arial" w:cs="Arial"/>
+        </w:rPr>
+        <w:t xml:space="preserve"> </w:t>
+      </w:r>
+      <w:r>
+        <w:rPr>
+          <w:rFonts w:ascii="Arial" w:hAnsi="Arial" w:cs="Arial"/>
+        </w:rPr>
+        <w:t>F</w:t>
+      </w:r>
+      <w:r>
+        <w:rPr>
+          <w:rFonts w:ascii="Arial" w:hAnsi="Arial" w:cs="Arial"/>
+        </w:rPr>
+        <w:t>S</w:t>
+      </w:r>
+    </w:p>
+    <w:p>
+      <w:pPr>
+        <w:rPr>
+          <w:rFonts w:ascii="Arial" w:hAnsi="Arial" w:cs="Arial"/>
+        </w:rPr>
+      </w:pPr>
+      <w:r>
+        <w:rPr>
+          <w:rFonts w:ascii="Arial" w:hAnsi="Arial" w:cs="Arial"/>
+        </w:rPr>
+        <w:t>-</w:t>
+      </w:r>
+      <w:r>
+        <w:rPr>
+          <w:rFonts w:ascii="Arial" w:hAnsi="Arial" w:cs="Arial"/>
+        </w:rPr>
+        <w:t xml:space="preserve"> </w:t>
+      </w:r>
+      <w:r>
+        <w:rPr>
+          <w:rFonts w:ascii="Arial" w:hAnsi="Arial" w:cs="Arial"/>
+        </w:rPr>
+        <w:t>It is a core, built-in module that provides an API for interacting with the operating system's file system.</w:t>
+      </w:r>
+    </w:p>
+    <w:p>
+      <w:pPr>
+        <w:rPr>
+          <w:rFonts w:ascii="Arial" w:hAnsi="Arial" w:cs="Arial"/>
+        </w:rPr>
+      </w:pPr>
+      <w:r>
+        <w:rPr>
+          <w:rFonts w:ascii="Arial" w:hAnsi="Arial" w:cs="Arial"/>
+        </w:rPr>
+        <w:t>•</w:t>
+      </w:r>
+      <w:r>
+        <w:rPr>
+          <w:rFonts w:ascii="Arial" w:hAnsi="Arial" w:cs="Arial"/>
+        </w:rPr>
+        <w:t xml:space="preserve"> </w:t>
+      </w:r>
+      <w:r>
+        <w:rPr>
+          <w:rFonts w:ascii="Arial" w:hAnsi="Arial" w:cs="Arial"/>
+        </w:rPr>
+        <w:t>NPM</w:t>
+      </w:r>
+    </w:p>
+    <w:p>
+      <w:pPr>
+        <w:rPr>
+          <w:rFonts w:ascii="Arial" w:hAnsi="Arial" w:cs="Arial"/>
+        </w:rPr>
+      </w:pPr>
+      <w:r>
+        <w:rPr>
+          <w:rFonts w:ascii="Arial" w:hAnsi="Arial" w:cs="Arial"/>
+        </w:rPr>
+        <w:t xml:space="preserve">- </w:t>
+      </w:r>
+      <w:r>
+        <w:rPr>
+          <w:rFonts w:ascii="Arial" w:hAnsi="Arial" w:cs="Arial"/>
+        </w:rPr>
+        <w:t>a package manager for the JavaScript programming language</w:t>
+      </w:r>
+    </w:p>
+    <w:p>
+      <w:pPr>
+        <w:rPr>
+          <w:rFonts w:ascii="Arial" w:hAnsi="Arial" w:cs="Arial"/>
+        </w:rPr>
+      </w:pPr>
+      <w:r>
+        <w:rPr>
+          <w:rFonts w:ascii="Arial" w:hAnsi="Arial" w:cs="Arial"/>
+        </w:rPr>
+        <w:t>•</w:t>
+      </w:r>
+      <w:r>
+        <w:rPr>
+          <w:rFonts w:ascii="Arial" w:hAnsi="Arial" w:cs="Arial"/>
+        </w:rPr>
+        <w:t xml:space="preserve"> </w:t>
+      </w:r>
+      <w:r>
+        <w:rPr>
+          <w:rFonts w:ascii="Arial" w:hAnsi="Arial" w:cs="Arial"/>
+        </w:rPr>
+        <w:t xml:space="preserve">web application (or web app) </w:t>
+      </w:r>
+    </w:p>
+    <w:p>
+      <w:pPr>
+        <w:rPr>
+          <w:rFonts w:ascii="Arial" w:hAnsi="Arial" w:cs="Arial"/>
+        </w:rPr>
+      </w:pPr>
+      <w:r>
+        <w:rPr>
+          <w:rFonts w:ascii="Arial" w:hAnsi="Arial" w:cs="Arial"/>
+        </w:rPr>
+        <w:t>-</w:t>
+      </w:r>
+      <w:r>
+        <w:rPr>
+          <w:rFonts w:ascii="Arial" w:hAnsi="Arial" w:cs="Arial"/>
+        </w:rPr>
+        <w:t xml:space="preserve"> </w:t>
+      </w:r>
+      <w:r>
+        <w:rPr>
+          <w:rFonts w:ascii="Arial" w:hAnsi="Arial" w:cs="Arial"/>
+        </w:rPr>
+        <w:t>is a software program stored on a remote server and accessed via a web browser over the internet</w:t>
+      </w:r>
+    </w:p>
+    <w:p>
+      <w:pPr>
+        <w:rPr>
+          <w:rFonts w:ascii="Arial" w:hAnsi="Arial" w:cs="Arial"/>
+        </w:rPr>
+      </w:pPr>
+      <w:r>
+        <w:rPr>
+          <w:rFonts w:ascii="Arial" w:hAnsi="Arial" w:cs="Arial"/>
+        </w:rPr>
+        <w:t>•</w:t>
+      </w:r>
+      <w:r>
+        <w:rPr>
+          <w:rFonts w:ascii="Arial" w:hAnsi="Arial" w:cs="Arial"/>
+        </w:rPr>
+        <w:t xml:space="preserve"> </w:t>
+      </w:r>
+      <w:r>
+        <w:rPr>
+          <w:rFonts w:ascii="Arial" w:hAnsi="Arial" w:cs="Arial"/>
+        </w:rPr>
+        <w:t>server</w:t>
+      </w:r>
+    </w:p>
+    <w:p>
+      <w:pPr>
+        <w:rPr>
+          <w:rFonts w:ascii="Arial" w:hAnsi="Arial" w:cs="Arial"/>
+        </w:rPr>
+      </w:pPr>
+      <w:r>
+        <w:rPr>
+          <w:rFonts w:ascii="Arial" w:hAnsi="Arial" w:cs="Arial"/>
+        </w:rPr>
+        <w:t>- is a computer program or device that provides a service to other computer programs (and their users), known as clients.</w:t>
+      </w:r>
+    </w:p>
+    <w:p>
+      <w:pPr>
+        <w:rPr>
+          <w:rFonts w:ascii="Arial" w:hAnsi="Arial" w:cs="Arial"/>
+        </w:rPr>
+      </w:pPr>
+    </w:p>
+    <w:p>
+      <w:pPr>
+        <w:rPr>
+          <w:rFonts w:ascii="Arial" w:hAnsi="Arial" w:cs="Arial"/>
+        </w:rPr>
+      </w:pPr>
+    </w:p>
+    <w:p>
+      <w:pPr>
+        <w:rPr>
+          <w:rFonts w:ascii="Arial" w:hAnsi="Arial" w:cs="Arial"/>
+        </w:rPr>
+      </w:pPr>
+      <w:r>
+        <w:rPr>
+          <w:rFonts w:ascii="Arial" w:hAnsi="Arial" w:cs="Arial"/>
+        </w:rPr>
+        <w:lastRenderedPageBreak/>
+        <w:t>•</w:t>
+      </w:r>
+      <w:r>
+        <w:rPr>
+          <w:rFonts w:ascii="Arial" w:hAnsi="Arial" w:cs="Arial"/>
+        </w:rPr>
+        <w:t xml:space="preserve"> </w:t>
+      </w:r>
+      <w:r>
+        <w:rPr>
+          <w:rFonts w:ascii="Arial" w:hAnsi="Arial" w:cs="Arial"/>
+        </w:rPr>
+        <w:t>Software Development Kit (SDK)</w:t>
+      </w:r>
+    </w:p>
+    <w:p>
+      <w:pPr>
+        <w:rPr>
+          <w:rFonts w:ascii="Arial" w:hAnsi="Arial" w:cs="Arial"/>
+        </w:rPr>
+      </w:pPr>
+      <w:r>
+        <w:rPr>
+          <w:rFonts w:ascii="Arial" w:hAnsi="Arial" w:cs="Arial"/>
+        </w:rPr>
+        <w:t>- is a collection of tools and resources provided by hardware and software vendors to help developers build applications for a specific platform or system.</w:t>
+      </w:r>
+    </w:p>
+    <w:p>
+      <w:pPr>
+        <w:rPr>
+          <w:rFonts w:ascii="Arial" w:hAnsi="Arial" w:cs="Arial"/>
+        </w:rPr>
+      </w:pPr>
+      <w:r>
+        <w:rPr>
+          <w:rFonts w:ascii="Arial" w:hAnsi="Arial" w:cs="Arial"/>
+        </w:rPr>
+        <w:t>•</w:t>
+      </w:r>
+      <w:r>
+        <w:rPr>
+          <w:rFonts w:ascii="Arial" w:hAnsi="Arial" w:cs="Arial"/>
+        </w:rPr>
+        <w:t xml:space="preserve"> </w:t>
+      </w:r>
+      <w:r>
+        <w:rPr>
+          <w:rFonts w:ascii="Arial" w:hAnsi="Arial" w:cs="Arial"/>
+        </w:rPr>
+        <w:t>Transmission Control Protocol (TCP)</w:t>
+      </w:r>
+    </w:p>
+    <w:p>
+      <w:pPr>
+        <w:rPr>
+          <w:rFonts w:ascii="Arial" w:hAnsi="Arial" w:cs="Arial"/>
+        </w:rPr>
+      </w:pPr>
+      <w:r>
+        <w:rPr>
+          <w:rFonts w:ascii="Arial" w:hAnsi="Arial" w:cs="Arial"/>
+        </w:rPr>
+        <w:t>- is a communications standard that enables application programs and computing devices to exchange messages over a network. It is designed to send packets across the internet and ensure the successful delivery of data and messages over networks.</w:t>
+      </w:r>
+      <w:r>
+        <w:rPr>
+          <w:rFonts w:ascii="Arial" w:hAnsi="Arial" w:cs="Arial"/>
+        </w:rPr>
+        <w:t xml:space="preserve"> </w:t>
+      </w:r>
+    </w:p>
+    <w:p>
+      <w:pPr>
+        <w:rPr>
+          <w:rFonts w:ascii="Arial" w:hAnsi="Arial" w:cs="Arial"/>
+        </w:rPr>
+      </w:pPr>
+      <w:r>
+        <w:rPr>
+          <w:rFonts w:ascii="Arial" w:hAnsi="Arial" w:cs="Arial"/>
+        </w:rPr>
+        <w:t xml:space="preserve">•UI and UX, </w:t>
+      </w:r>
+    </w:p>
+    <w:p>
+      <w:pPr>
+        <w:rPr>
+          <w:rFonts w:ascii="Arial" w:hAnsi="Arial" w:cs="Arial"/>
+        </w:rPr>
+      </w:pPr>
+      <w:r>
+        <w:rPr>
+          <w:rFonts w:ascii="Arial" w:hAnsi="Arial" w:cs="Arial"/>
+        </w:rPr>
+        <w:t>-</w:t>
+      </w:r>
+      <w:r>
+        <w:t xml:space="preserve"> </w:t>
+      </w:r>
+      <w:r>
+        <w:rPr>
+          <w:rFonts w:ascii="Arial" w:hAnsi="Arial" w:cs="Arial"/>
+        </w:rPr>
+        <w:t>which stand for User Interface and User Experience respectively are two closely related but distinct aspects of product design, particularly in the digital realm. UI design focuses on the visual elements and how users interact with them, while UX design encompasses the entire user journey and how they feel about their experience with a product</w:t>
+      </w:r>
+    </w:p>
+    <w:p>
+      <w:pPr>
+        <w:rPr>
+          <w:rFonts w:ascii="Arial" w:hAnsi="Arial" w:cs="Arial"/>
+        </w:rPr>
+      </w:pPr>
+      <w:r>
+        <w:rPr>
+          <w:rFonts w:ascii="Arial" w:hAnsi="Arial" w:cs="Arial"/>
+        </w:rPr>
+        <w:t>•</w:t>
+      </w:r>
+      <w:r>
+        <w:rPr>
+          <w:rFonts w:ascii="Arial" w:hAnsi="Arial" w:cs="Arial"/>
+        </w:rPr>
+        <w:t xml:space="preserve"> </w:t>
+      </w:r>
+      <w:r>
+        <w:rPr>
+          <w:rFonts w:ascii="Arial" w:hAnsi="Arial" w:cs="Arial"/>
+        </w:rPr>
+        <w:t>User Datagram Protocol</w:t>
+      </w:r>
+    </w:p>
+    <w:p>
+      <w:pPr>
+        <w:rPr>
+          <w:rFonts w:ascii="Arial" w:hAnsi="Arial" w:cs="Arial"/>
+        </w:rPr>
+      </w:pPr>
+      <w:r>
+        <w:rPr>
+          <w:rFonts w:ascii="Arial" w:hAnsi="Arial" w:cs="Arial"/>
+        </w:rPr>
+        <w:t>- is a communication protocol used in computer networks. It's a connectionless protocol, meaning it doesn't establish a dedicated connection before sending data, making it faster but less reliable than TCP (Transmission Control Protocol).</w:t>
+      </w:r>
+    </w:p>
+    <w:p>
+      <w:pPr>
+        <w:rPr>
+          <w:rFonts w:ascii="Arial" w:hAnsi="Arial" w:cs="Arial"/>
+        </w:rPr>
+      </w:pPr>
+      <w:r>
+        <w:rPr>
+          <w:rFonts w:ascii="Arial" w:hAnsi="Arial" w:cs="Arial"/>
+        </w:rPr>
+        <w:t>•</w:t>
+      </w:r>
+      <w:r>
+        <w:rPr>
+          <w:rFonts w:ascii="Arial" w:hAnsi="Arial" w:cs="Arial"/>
+        </w:rPr>
+        <w:t xml:space="preserve"> </w:t>
+      </w:r>
+      <w:r>
+        <w:rPr>
+          <w:rFonts w:ascii="Arial" w:hAnsi="Arial" w:cs="Arial"/>
+        </w:rPr>
+        <w:t xml:space="preserve">web server </w:t>
+      </w:r>
+    </w:p>
+    <w:p>
+      <w:pPr>
+        <w:rPr>
+          <w:rFonts w:ascii="Arial" w:hAnsi="Arial" w:cs="Arial"/>
+        </w:rPr>
+      </w:pPr>
+      <w:r>
+        <w:rPr>
+          <w:rFonts w:ascii="Arial" w:hAnsi="Arial" w:cs="Arial"/>
+        </w:rPr>
+        <w:t>-</w:t>
+      </w:r>
+      <w:r>
+        <w:rPr>
+          <w:rFonts w:ascii="Arial" w:hAnsi="Arial" w:cs="Arial"/>
+        </w:rPr>
+        <w:t xml:space="preserve"> </w:t>
+      </w:r>
+      <w:r>
+        <w:rPr>
+          <w:rFonts w:ascii="Arial" w:hAnsi="Arial" w:cs="Arial"/>
+        </w:rPr>
+        <w:t>is a computer program and/or the physical computer that hosts websites and delivers web pages to users over the internet.</w:t>
+      </w:r>
+    </w:p>
+    <w:p>
+      <w:pPr>
+        <w:rPr>
+          <w:rFonts w:ascii="Arial" w:hAnsi="Arial" w:cs="Arial"/>
+        </w:rPr>
+      </w:pPr>
+      <w:r>
+        <w:rPr>
+          <w:rFonts w:ascii="Arial" w:hAnsi="Arial" w:cs="Arial"/>
+        </w:rPr>
+        <w:t>•</w:t>
+      </w:r>
+      <w:r>
+        <w:rPr>
+          <w:rFonts w:ascii="Arial" w:hAnsi="Arial" w:cs="Arial"/>
+        </w:rPr>
+        <w:t xml:space="preserve"> </w:t>
+      </w:r>
+      <w:r>
+        <w:rPr>
+          <w:rFonts w:ascii="Arial" w:hAnsi="Arial" w:cs="Arial"/>
+        </w:rPr>
+        <w:t>Website</w:t>
+      </w:r>
+    </w:p>
+    <w:p>
+      <w:pPr>
+        <w:rPr>
+          <w:rFonts w:ascii="Arial" w:hAnsi="Arial" w:cs="Arial"/>
+        </w:rPr>
+      </w:pPr>
+      <w:r>
+        <w:rPr>
+          <w:rFonts w:ascii="Arial" w:hAnsi="Arial" w:cs="Arial"/>
+        </w:rPr>
+        <w:t>- group of World Wide Web pages usually containing hyperlinks to each other and made available online by an individual, company, educational institution, government, or organization</w:t>
+      </w:r>
+    </w:p>
+    <w:p>
+      <w:pPr>
+        <w:rPr>
+          <w:rFonts w:ascii="Arial" w:hAnsi="Arial" w:cs="Arial"/>
+        </w:rPr>
+      </w:pPr>
+      <w:r>
+        <w:rPr>
+          <w:rFonts w:ascii="Arial" w:hAnsi="Arial" w:cs="Arial"/>
+        </w:rPr>
+        <w:t>•</w:t>
+      </w:r>
+      <w:r>
+        <w:rPr>
+          <w:rFonts w:ascii="Arial" w:hAnsi="Arial" w:cs="Arial"/>
+        </w:rPr>
+        <w:t xml:space="preserve"> </w:t>
+      </w:r>
+      <w:r>
+        <w:rPr>
+          <w:rFonts w:ascii="Arial" w:hAnsi="Arial" w:cs="Arial"/>
+        </w:rPr>
+        <w:t xml:space="preserve">WebSocket </w:t>
+      </w:r>
+    </w:p>
+    <w:p>
+      <w:pPr>
+        <w:rPr>
+          <w:rFonts w:ascii="Arial" w:hAnsi="Arial" w:cs="Arial"/>
+        </w:rPr>
+      </w:pPr>
+      <w:r>
+        <w:rPr>
+          <w:rFonts w:ascii="Arial" w:hAnsi="Arial" w:cs="Arial"/>
+        </w:rPr>
+        <w:t>- a communications protocol that enables two endpoints -- typically a client and a server -to establish a persistent, bidirectional, full duplex TCP connection between them. The protocol's goal is to provide a method for browser-based applications to carry out two-way communications without needing to open multiple HTTP connections. For this reason, a WebSocket connection is typically between a web browser and a web server, although it.</w:t>
+      </w:r>
+    </w:p>
+    <w:p>
+      <w:pPr>
+        <w:rPr>
+          <w:rFonts w:ascii="Arial" w:hAnsi="Arial" w:cs="Arial"/>
+        </w:rPr>
+      </w:pPr>
+    </w:p>
+    <w:p>
+      <w:pPr>
+        <w:rPr>
+          <w:rFonts w:ascii="Arial" w:hAnsi="Arial" w:cs="Arial"/>
+        </w:rPr>
+      </w:pPr>
+      <w:r>
+        <w:rPr>
+          <w:rFonts w:ascii="Arial" w:hAnsi="Arial" w:cs="Arial"/>
+        </w:rPr>
+        <w:lastRenderedPageBreak/>
+        <w:t>•</w:t>
+      </w:r>
+      <w:r>
+        <w:rPr>
+          <w:rFonts w:ascii="Arial" w:hAnsi="Arial" w:cs="Arial"/>
+        </w:rPr>
+        <w:t xml:space="preserve"> </w:t>
+      </w:r>
+      <w:r>
+        <w:rPr>
+          <w:rFonts w:ascii="Arial" w:hAnsi="Arial" w:cs="Arial"/>
+        </w:rPr>
+        <w:t>WebView</w:t>
+      </w:r>
+    </w:p>
+    <w:p>
+      <w:pPr>
+        <w:rPr>
+          <w:rFonts w:ascii="Arial" w:hAnsi="Arial" w:cs="Arial"/>
+        </w:rPr>
+      </w:pPr>
+      <w:r>
+        <w:rPr>
+          <w:rFonts w:ascii="Arial" w:hAnsi="Arial" w:cs="Arial"/>
+        </w:rPr>
+        <w:t>- is essentially a browser engine embedded within an application, allowing developers to display web content (like HTML, CSS, and JavaScript) directly inside the app, rather than launching an external browser</w:t>
+      </w:r>
+    </w:p>
+    <w:p>
+      <w:pPr>
+        <w:rPr>
+          <w:rFonts w:ascii="Arial" w:hAnsi="Arial" w:cs="Arial"/>
+        </w:rPr>
+      </w:pPr>
+      <w:r>
+        <w:rPr>
+          <w:rFonts w:ascii="Arial" w:hAnsi="Arial" w:cs="Arial"/>
+        </w:rPr>
+        <w:t>•</w:t>
+      </w:r>
+      <w:r>
+        <w:rPr>
+          <w:rFonts w:ascii="Arial" w:hAnsi="Arial" w:cs="Arial"/>
+        </w:rPr>
+        <w:t xml:space="preserve"> </w:t>
+      </w:r>
+      <w:r>
+        <w:rPr>
+          <w:rFonts w:ascii="Arial" w:hAnsi="Arial" w:cs="Arial"/>
+        </w:rPr>
+        <w:t xml:space="preserve">windows </w:t>
+      </w:r>
+      <w:r>
+        <w:rPr>
+          <w:rFonts w:ascii="Arial" w:hAnsi="Arial" w:cs="Arial"/>
+        </w:rPr>
+        <w:br/>
+        <w:t>-</w:t>
+      </w:r>
+      <w:r>
+        <w:rPr>
+          <w:rFonts w:ascii="Arial" w:hAnsi="Arial" w:cs="Arial"/>
+        </w:rPr>
+        <w:t xml:space="preserve"> </w:t>
+      </w:r>
+      <w:r>
+        <w:rPr>
+          <w:rFonts w:ascii="Arial" w:hAnsi="Arial" w:cs="Arial"/>
+        </w:rPr>
+        <w:t>refer to rectangular areas on a computer screen that display the output of and allow input to a specific program or part of a program. They are a fundamental part of graphical user interfaces (GUIs) and are managed by a windowing system.</w:t>
+      </w:r>
       <w:r>
         <w:rPr>
           <w:rFonts w:ascii="Arial" w:hAnsi="Arial" w:cs="Arial"/>
@@ -23088,61 +24374,7 @@
           <w:bCs/>
           <w:color w:val="000000" w:themeColor="text1"/>
         </w:rPr>
-        <w:t xml:space="preserve">Ahmed, R. (2023). What Are </w:t>
-      </w:r>
-      <w:proofErr w:type="gramStart"/>
-      <w:r>
-        <w:rPr>
-          <w:rFonts w:ascii="Arial" w:hAnsi="Arial" w:cs="Arial"/>
-          <w:bCs/>
-          <w:color w:val="000000" w:themeColor="text1"/>
-        </w:rPr>
-        <w:t>The</w:t>
-      </w:r>
-      <w:proofErr w:type="gramEnd"/>
-      <w:r>
-        <w:rPr>
-          <w:rFonts w:ascii="Arial" w:hAnsi="Arial" w:cs="Arial"/>
-          <w:bCs/>
-          <w:color w:val="000000" w:themeColor="text1"/>
-        </w:rPr>
-        <w:t xml:space="preserve"> Advantages </w:t>
-      </w:r>
-      <w:proofErr w:type="gramStart"/>
-      <w:r>
-        <w:rPr>
-          <w:rFonts w:ascii="Arial" w:hAnsi="Arial" w:cs="Arial"/>
-          <w:bCs/>
-          <w:color w:val="000000" w:themeColor="text1"/>
-        </w:rPr>
-        <w:t>Of</w:t>
-      </w:r>
-      <w:proofErr w:type="gramEnd"/>
-      <w:r>
-        <w:rPr>
-          <w:rFonts w:ascii="Arial" w:hAnsi="Arial" w:cs="Arial"/>
-          <w:bCs/>
-          <w:color w:val="000000" w:themeColor="text1"/>
-        </w:rPr>
-        <w:t xml:space="preserve"> Learning Apps </w:t>
-      </w:r>
-      <w:proofErr w:type="gramStart"/>
-      <w:r>
-        <w:rPr>
-          <w:rFonts w:ascii="Arial" w:hAnsi="Arial" w:cs="Arial"/>
-          <w:bCs/>
-          <w:color w:val="000000" w:themeColor="text1"/>
-        </w:rPr>
-        <w:t>For</w:t>
-      </w:r>
-      <w:proofErr w:type="gramEnd"/>
-      <w:r>
-        <w:rPr>
-          <w:rFonts w:ascii="Arial" w:hAnsi="Arial" w:cs="Arial"/>
-          <w:bCs/>
-          <w:color w:val="000000" w:themeColor="text1"/>
-        </w:rPr>
-        <w:t xml:space="preserve"> Students Nowadays. https://elearningindustry.com/what-are-the-advantages-of-learning-apps-for-students-nowadays</w:t>
+        <w:t>Ahmed, R. (2023). What Are The Advantages Of Learning Apps For Students Nowadays. https://elearningindustry.com/what-are-the-advantages-of-learning-apps-for-students-nowadays</w:t>
       </w:r>
     </w:p>
     <w:p>
@@ -23266,41 +24498,13 @@
         </w:rPr>
         <w:t xml:space="preserve"> </w:t>
       </w:r>
-      <w:proofErr w:type="gramStart"/>
       <w:r>
         <w:rPr>
           <w:rFonts w:ascii="Arial" w:hAnsi="Arial" w:cs="Arial"/>
           <w:bCs/>
           <w:color w:val="000000" w:themeColor="text1"/>
         </w:rPr>
-        <w:t>What</w:t>
-      </w:r>
-      <w:proofErr w:type="gramEnd"/>
-      <w:r>
-        <w:rPr>
-          <w:rFonts w:ascii="Arial" w:hAnsi="Arial" w:cs="Arial"/>
-          <w:bCs/>
-          <w:color w:val="000000" w:themeColor="text1"/>
-        </w:rPr>
-        <w:t xml:space="preserve"> Is JavaScript Used </w:t>
-      </w:r>
-      <w:proofErr w:type="gramStart"/>
-      <w:r>
-        <w:rPr>
-          <w:rFonts w:ascii="Arial" w:hAnsi="Arial" w:cs="Arial"/>
-          <w:bCs/>
-          <w:color w:val="000000" w:themeColor="text1"/>
-        </w:rPr>
-        <w:t>For?.</w:t>
-      </w:r>
-      <w:proofErr w:type="gramEnd"/>
-      <w:r>
-        <w:rPr>
-          <w:rFonts w:ascii="Arial" w:hAnsi="Arial" w:cs="Arial"/>
-          <w:bCs/>
-          <w:color w:val="000000" w:themeColor="text1"/>
-        </w:rPr>
-        <w:t xml:space="preserve"> Coursera. https://www.coursera.org/articles/what-is-javascript-used-For</w:t>
+        <w:t>What Is JavaScript Used For?. Coursera. https://www.coursera.org/articles/what-is-javascript-used-For</w:t>
       </w:r>
     </w:p>
     <w:p>
@@ -23320,25 +24524,7 @@
           <w:color w:val="000000" w:themeColor="text1"/>
         </w:rPr>
         <w:lastRenderedPageBreak/>
-        <w:t xml:space="preserve">Dukes, E. (2023). How To Make </w:t>
-      </w:r>
-      <w:proofErr w:type="gramStart"/>
-      <w:r>
-        <w:rPr>
-          <w:rFonts w:ascii="Arial" w:hAnsi="Arial" w:cs="Arial"/>
-          <w:bCs/>
-          <w:color w:val="000000" w:themeColor="text1"/>
-        </w:rPr>
-        <w:t>An</w:t>
-      </w:r>
-      <w:proofErr w:type="gramEnd"/>
-      <w:r>
-        <w:rPr>
-          <w:rFonts w:ascii="Arial" w:hAnsi="Arial" w:cs="Arial"/>
-          <w:bCs/>
-          <w:color w:val="000000" w:themeColor="text1"/>
-        </w:rPr>
-        <w:t xml:space="preserve"> Educational Application. https://citizenside.com/technology/how-to-make-an-educational-application/</w:t>
+        <w:t>Dukes, E. (2023). How To Make An Educational Application. https://citizenside.com/technology/how-to-make-an-educational-application/</w:t>
       </w:r>
     </w:p>
     <w:p>
@@ -23664,43 +24850,7 @@
           <w:color w:val="000000" w:themeColor="text1"/>
         </w:rPr>
         <w:lastRenderedPageBreak/>
-        <w:t xml:space="preserve">Khomyn, A. (2025). The Complete Guide </w:t>
-      </w:r>
-      <w:proofErr w:type="gramStart"/>
-      <w:r>
-        <w:rPr>
-          <w:rFonts w:ascii="Arial" w:hAnsi="Arial" w:cs="Arial"/>
-          <w:bCs/>
-          <w:color w:val="000000" w:themeColor="text1"/>
-        </w:rPr>
-        <w:t>To</w:t>
-      </w:r>
-      <w:proofErr w:type="gramEnd"/>
-      <w:r>
-        <w:rPr>
-          <w:rFonts w:ascii="Arial" w:hAnsi="Arial" w:cs="Arial"/>
-          <w:bCs/>
-          <w:color w:val="000000" w:themeColor="text1"/>
-        </w:rPr>
-        <w:t xml:space="preserve"> Building Educational Apps In 2024: From Concept </w:t>
-      </w:r>
-      <w:proofErr w:type="gramStart"/>
-      <w:r>
-        <w:rPr>
-          <w:rFonts w:ascii="Arial" w:hAnsi="Arial" w:cs="Arial"/>
-          <w:bCs/>
-          <w:color w:val="000000" w:themeColor="text1"/>
-        </w:rPr>
-        <w:t>To</w:t>
-      </w:r>
-      <w:proofErr w:type="gramEnd"/>
-      <w:r>
-        <w:rPr>
-          <w:rFonts w:ascii="Arial" w:hAnsi="Arial" w:cs="Arial"/>
-          <w:bCs/>
-          <w:color w:val="000000" w:themeColor="text1"/>
-        </w:rPr>
-        <w:t xml:space="preserve"> Launch. https://soloway.tech/blog/the-complete-guide-to-building-educational-apps/</w:t>
+        <w:t>Khomyn, A. (2025). The Complete Guide To Building Educational Apps In 2024: From Concept To Launch. https://soloway.tech/blog/the-complete-guide-to-building-educational-apps/</w:t>
       </w:r>
     </w:p>
     <w:p>
@@ -24121,43 +25271,7 @@
           <w:bCs/>
           <w:color w:val="000000" w:themeColor="text1"/>
         </w:rPr>
-        <w:t xml:space="preserve">Patro, R. (2023). Application Development: The Significance </w:t>
-      </w:r>
-      <w:proofErr w:type="gramStart"/>
-      <w:r>
-        <w:rPr>
-          <w:rFonts w:ascii="Arial" w:hAnsi="Arial" w:cs="Arial"/>
-          <w:bCs/>
-          <w:color w:val="000000" w:themeColor="text1"/>
-        </w:rPr>
-        <w:t>Of</w:t>
-      </w:r>
-      <w:proofErr w:type="gramEnd"/>
-      <w:r>
-        <w:rPr>
-          <w:rFonts w:ascii="Arial" w:hAnsi="Arial" w:cs="Arial"/>
-          <w:bCs/>
-          <w:color w:val="000000" w:themeColor="text1"/>
-        </w:rPr>
-        <w:t xml:space="preserve"> Testing </w:t>
-      </w:r>
-      <w:proofErr w:type="gramStart"/>
-      <w:r>
-        <w:rPr>
-          <w:rFonts w:ascii="Arial" w:hAnsi="Arial" w:cs="Arial"/>
-          <w:bCs/>
-          <w:color w:val="000000" w:themeColor="text1"/>
-        </w:rPr>
-        <w:t>And</w:t>
-      </w:r>
-      <w:proofErr w:type="gramEnd"/>
-      <w:r>
-        <w:rPr>
-          <w:rFonts w:ascii="Arial" w:hAnsi="Arial" w:cs="Arial"/>
-          <w:bCs/>
-          <w:color w:val="000000" w:themeColor="text1"/>
-        </w:rPr>
-        <w:t xml:space="preserve"> Debugging. https://5datainc.com/application-development-the-significance-of-testing-and-debugging/</w:t>
+        <w:t>Patro, R. (2023). Application Development: The Significance Of Testing And Debugging. https://5datainc.com/application-development-the-significance-of-testing-and-debugging/</w:t>
       </w:r>
     </w:p>
     <w:p>
@@ -32532,6 +33646,7 @@
   <w:style w:type="character" w:default="1" w:styleId="DefaultParagraphFont">
     <w:name w:val="Default Paragraph Font"/>
     <w:uiPriority w:val="1"/>
+    <w:semiHidden/>
     <w:unhideWhenUsed/>
   </w:style>
   <w:style w:type="table" w:default="1" w:styleId="TableNormal">
